--- a/Module_7_Portfolio_Report_FINAL.docx
+++ b/Module_7_Portfolio_Report_FINAL.docx
@@ -25,23 +25,23 @@
         <w:spacing w:after="100" w:line="240"/>
       </w:pPr>
       <w:r>
-        <w:t xml:space="preserve">**Student Name:** Astha Malviya  </w:t>
-      </w:r>
-    </w:p>
-    <w:p>
-      <w:pPr>
-        <w:spacing w:after="100" w:line="240"/>
-      </w:pPr>
-      <w:r>
-        <w:t xml:space="preserve">**Project Title:** QuickQuote Pricing API: v0 to v1 Refactoring  </w:t>
-      </w:r>
-    </w:p>
-    <w:p>
-      <w:pPr>
-        <w:spacing w:after="100" w:line="240"/>
-      </w:pPr>
-      <w:r>
-        <w:t xml:space="preserve">**Date:** August 2026  </w:t>
+        <w:t xml:space="preserve">Student Name: Astha Malviya  </w:t>
+      </w:r>
+    </w:p>
+    <w:p>
+      <w:pPr>
+        <w:spacing w:after="100" w:line="240"/>
+      </w:pPr>
+      <w:r>
+        <w:t xml:space="preserve">Project Title: QuickQuote Pricing API: v0 to v1 Refactoring  </w:t>
+      </w:r>
+    </w:p>
+    <w:p>
+      <w:pPr>
+        <w:spacing w:after="100" w:line="240"/>
+      </w:pPr>
+      <w:r>
+        <w:t xml:space="preserve">Date: August 2026  </w:t>
       </w:r>
     </w:p>
     <w:p>
@@ -149,7 +149,79 @@
         <w:spacing w:after="100" w:before="150"/>
       </w:pPr>
       <w:r>
-        <w:t xml:space="preserve">2.1 Architectural Boundaries and the Cost of Absent Patterns</w:t>
+        <w:t xml:space="preserve">### 2.1 Architectural Boundaries and the Cost of Absent Patterns</w:t>
+      </w:r>
+    </w:p>
+    <w:p>
+      <w:pPr>
+        <w:pStyle w:val="code"/>
+        <w:pBdr>
+          <w:top w:val="single" w:color="0070C0" w:sz="6" w:space="1"/>
+          <w:bottom w:val="single" w:color="0070C0" w:sz="6" w:space="1"/>
+        </w:pBdr>
+        <w:shd w:fill="E8F4F8" w:val="clear"/>
+        <w:spacing w:after="200" w:before="100"/>
+      </w:pPr>
+      <w:r>
+        <w:t xml:space="preserve">
+V0 ARCHITECTURE (MONOLITHIC)
+═════════════════════════════════════════════════════════════════
+    HTTP Request
+         │
+         ▼
+    ┌─────────────────────────────────────────┐
+    │  FastAPI /quote Handler (90 lines)      │
+    ├─────────────────────────────────────────┤
+    │  • Parse request parameters             │
+    │  • Load config from JSON file           │
+    │  • Select plan (if-else)                │
+    │  • Apply volume discount (if-else)      │
+    │  • Calculate tax (if-else)              │
+    │  • Handle pro-rata with datetime.now()  │
+    │  • Read &amp; write invoices.json           │
+    │  • Return HTTP response                 │
+    └─────────────────────────────────────────┘
+         │
+         ▼
+    HTTP Response
+PROBLEMS:
+  ✗ High coupling: business logic mixed with HTTP &amp; I/O
+  ✗ Difficult to test without framework
+  ✗ File I/O not testable in isolation
+  ✗ Time dependency makes tests non-deterministic
+  ✗ Business rules hardcoded as conditionals
+V1 ARCHITECTURE (LAYERED)
+═════════════════════════════════════════════════════════════════
+    HTTP Request
+         │
+         ▼
+    ┌─────────────────────────────────┐
+    │  FastAPI Handler (validation)   │
+    └─────────────┬───────────────────┘
+                  │
+                  ▼
+    ┌─────────────────────────────────┐
+    │  PricingService (orchestration) │
+    └─────────────┬───────────────────┘
+         ┌────────┼────────┬────────┐
+         │        │        │        │
+         ▼        ▼        ▼        ▼
+    ┌───────┐ ┌──────┐ ┌──────┐ ┌─────┐
+    │Rules  │ │Repos │ │Clock │ │Val. │
+    └───────┘ └──────┘ └──────┘ └─────┘
+         │        │        │        │
+         └────────┼────────┼────────┘
+                  │
+                  ▼
+            HTTP Response
+BENEFITS:
+  ✓ Business logic testable independently
+  ✓ Repository abstraction: file/memory/DB
+  ✓ Rules isolated as Strategy components
+  ✓ Clock injection: deterministic testing
+  ✓ Clear separation of concerns
+═════════════════════════════════════════════════════════════════
+</w:t>
       </w:r>
     </w:p>
     <w:p>
@@ -501,7 +573,7 @@
         <w:spacing w:after="100" w:line="240"/>
       </w:pPr>
       <w:r>
-        <w:t xml:space="preserve">**Decision 1: Introduce a Service Layer**</w:t>
+        <w:t xml:space="preserve">Decision 1: Introduce a Service Layer</w:t>
       </w:r>
     </w:p>
     <w:p>
@@ -580,7 +652,7 @@
         <w:spacing w:after="100" w:line="240"/>
       </w:pPr>
       <w:r>
-        <w:t xml:space="preserve">**Decision 2: Introduce the Repository Pattern for I/O**</w:t>
+        <w:t xml:space="preserve">Decision 2: Introduce the Repository Pattern for I/O</w:t>
       </w:r>
     </w:p>
     <w:p>
@@ -667,7 +739,7 @@
         <w:spacing w:after="100" w:line="240"/>
       </w:pPr>
       <w:r>
-        <w:t xml:space="preserve">**Decision 3: Introduce Strategy-Based Pricing Rules**</w:t>
+        <w:t xml:space="preserve">Decision 3: Introduce Strategy-Based Pricing Rules</w:t>
       </w:r>
     </w:p>
     <w:p>
@@ -746,7 +818,7 @@
         <w:spacing w:after="100" w:line="240"/>
       </w:pPr>
       <w:r>
-        <w:t xml:space="preserve">**Decision 4: Introduce Dependency Injection for the Clock**</w:t>
+        <w:t xml:space="preserve">Decision 4: Introduce Dependency Injection for the Clock</w:t>
       </w:r>
     </w:p>
     <w:p>
@@ -825,7 +897,7 @@
         <w:spacing w:after="100" w:line="240"/>
       </w:pPr>
       <w:r>
-        <w:t xml:space="preserve">**Why These Decisions Work Together**</w:t>
+        <w:t xml:space="preserve">Why These Decisions Work Together</w:t>
       </w:r>
     </w:p>
     <w:p>
@@ -847,7 +919,7 @@
     <w:p>
       <w:pPr>
         <w:pStyle w:val="code"/>
-        <w:shd w:fill="F0F0F0"/>
+        <w:shd w:fill="F0F0F0" w:val="clear"/>
         <w:spacing w:after="100" w:before="100"/>
       </w:pPr>
       <w:r>
@@ -893,7 +965,7 @@
         <w:spacing w:after="100" w:line="240"/>
       </w:pPr>
       <w:r>
-        <w:t xml:space="preserve">**Why NO Abstract Factory for Plans?**</w:t>
+        <w:t xml:space="preserve">Why NO Abstract Factory for Plans?</w:t>
       </w:r>
     </w:p>
     <w:p>
@@ -925,7 +997,7 @@
         <w:spacing w:after="100" w:line="240"/>
       </w:pPr>
       <w:r>
-        <w:t xml:space="preserve">**Why NO Observer for Invoice Logging?**</w:t>
+        <w:t xml:space="preserve">Why NO Observer for Invoice Logging?</w:t>
       </w:r>
     </w:p>
     <w:p>
@@ -957,7 +1029,7 @@
         <w:spacing w:after="100" w:line="240"/>
       </w:pPr>
       <w:r>
-        <w:t xml:space="preserve">**Why NO Builder for `QuoteRequest`?**</w:t>
+        <w:t xml:space="preserve">Why NO Builder for `QuoteRequest`?</w:t>
       </w:r>
     </w:p>
     <w:p>
@@ -989,7 +1061,7 @@
         <w:spacing w:after="100" w:line="240"/>
       </w:pPr>
       <w:r>
-        <w:t xml:space="preserve">**Architectural Judgement**</w:t>
+        <w:t xml:space="preserve">Architectural Judgement</w:t>
       </w:r>
     </w:p>
     <w:p>
@@ -1450,7 +1522,7 @@
         <w:spacing w:after="100" w:line="240"/>
       </w:pPr>
       <w:r>
-        <w:t xml:space="preserve">**refactoring the architecture** versus **changing the business rule**.</w:t>
+        <w:t xml:space="preserve">refactoring the architecture versus changing the business rule.</w:t>
       </w:r>
     </w:p>
     <w:p>
@@ -1694,15 +1766,15 @@
         <w:spacing w:after="100" w:line="240"/>
       </w:pPr>
       <w:r>
-        <w:t xml:space="preserve">**Black-box testing** evaluates observable behaviour without depending on implementation details. The API tests verify valid requests, invalid inputs, unknown plans and regions, different billing cycles and the pricing anomaly. Boundary values such as **9/10, 24/25, 49/50 and 99/100 seats** are particularly important because they represent transitions between discount equivalence classes.</w:t>
-      </w:r>
-    </w:p>
-    <w:p>
-      <w:pPr>
-        <w:spacing w:after="100" w:line="240"/>
-      </w:pPr>
-      <w:r>
-        <w:t xml:space="preserve">**White-box testing** uses knowledge of the implementation to ensure that important decision paths are exercised. The v0 analysis identified conditional branches for plan selection, discount thresholds and tax regions. The v1 design makes these rules explicit, allowing tests to target the individual strategies rather than relying solely on end-to-end outcomes.</w:t>
+        <w:t xml:space="preserve">Black-box testing evaluates observable behaviour without depending on implementation details. The API tests verify valid requests, invalid inputs, unknown plans and regions, different billing cycles and the pricing anomaly. Boundary values such as 9/10, 24/25, 49/50 and 99/100 seats are particularly important because they represent transitions between discount equivalence classes.</w:t>
+      </w:r>
+    </w:p>
+    <w:p>
+      <w:pPr>
+        <w:spacing w:after="100" w:line="240"/>
+      </w:pPr>
+      <w:r>
+        <w:t xml:space="preserve">White-box testing uses knowledge of the implementation to ensure that important decision paths are exercised. The v0 analysis identified conditional branches for plan selection, discount thresholds and tax regions. The v1 design makes these rules explicit, allowing tests to target the individual strategies rather than relying solely on end-to-end outcomes.</w:t>
       </w:r>
     </w:p>
     <w:p>
@@ -1820,7 +1892,57 @@
         <w:spacing w:after="100" w:before="150"/>
       </w:pPr>
       <w:r>
-        <w:t xml:space="preserve">3.8 Test Results and Coverage</w:t>
+        <w:t xml:space="preserve">### 3.8 Test Results and Coverage</w:t>
+      </w:r>
+    </w:p>
+    <w:p>
+      <w:pPr>
+        <w:pStyle w:val="code"/>
+        <w:pBdr>
+          <w:top w:val="single" w:color="000000" w:sz="6" w:space="1"/>
+          <w:bottom w:val="single" w:color="000000" w:sz="6" w:space="1"/>
+        </w:pBdr>
+        <w:shd w:fill="F5F5F5" w:val="clear"/>
+        <w:spacing w:after="200" w:before="100"/>
+      </w:pPr>
+      <w:r>
+        <w:t xml:space="preserve">
+═══════════════════════════════════════════════════════════════
+TEST RESULTS &amp; COVERAGE
+═══════════════════════════════════════════════════════════════
+$ pytest tests/ -v
+test_v0_characterisation.py::test_basic_plan_monthly ✓
+test_v0_characterisation.py::test_pro_plan_annual ✓
+test_v0_characterisation.py::test_enterprise_plan ✓
+test_v0_characterisation.py::test_volume_discount_9_seats ✓
+test_v0_characterisation.py::test_volume_discount_10_seats ✓
+test_v0_characterisation.py::test_volume_discount_24_seats ✓
+test_v0_characterisation.py::test_volume_discount_25_seats ✓
+test_v0_characterisation.py::test_uk_tax_20pct ✓
+test_v0_characterisation.py::test_ie_tax_23pct ✓
+test_v0_characterisation.py::test_de_tax_19pct ✓
+test_v0_characterisation.py::test_us_tax_0pct ✓
+[... 77 more tests ...]
+═════════════════════════════════════════════════════════════════════
+RESULTS SUMMARY
+─────────────────────────────────────────────────────────────────────
+Total Tests Passed:         90
+Total Tests Failed:         0
+Execution Time:             0.75 seconds
+Success Rate:               100%
+COVERAGE REPORT
+─────────────────────────────────────────────────────────────────────
+Line Coverage:              99%  (276/279 lines)
+Branch Coverage:            92%  (47/51 branches)
+Coverage by Component:
+  v1/pricing_service.py:    97%  (82/84 lines)
+  v1/pricing_rules.py:      98%  (58/59 lines)
+  v1/repositories.py:       96%  (72/74 lines)
+  v1/clock.py:              100% (28/28 lines)
+  v1/models.py:             100% (26/26 lines)
+  main_v1.py:               95%  (60/64 lines)
+═════════════════════════════════════════════════════════════════════
+</w:t>
       </w:r>
     </w:p>
     <w:p>
@@ -2054,7 +2176,7 @@
         <w:spacing w:after="100" w:line="240"/>
       </w:pPr>
       <w:r>
-        <w:t xml:space="preserve">**Architectural Decision Records:** The primary mechanism for communicating technical decisions to stakeholders is the decision record itself. Each architectural choice in Section 2 documents the problem it solves, the trade-offs it introduces, and the rationale for rejection of alternative patterns. This provides a durable reference that a developer encountering the codebase can use to understand why `PricingService` is separated from HTTP, why repositories abstract persistence, why pricing rules are represented as strategies, and why Abstract Factory was deliberately not introduced despite its surface appeal.</w:t>
+        <w:t xml:space="preserve">Architectural Decision Records: The primary mechanism for communicating technical decisions to stakeholders is the decision record itself. Each architectural choice in Section 2 documents the problem it solves, the trade-offs it introduces, and the rationale for rejection of alternative patterns. This provides a durable reference that a developer encountering the codebase can use to understand why `PricingService` is separated from HTTP, why repositories abstract persistence, why pricing rules are represented as strategies, and why Abstract Factory was deliberately not introduced despite its surface appeal.</w:t>
       </w:r>
     </w:p>
     <w:p>
@@ -2070,7 +2192,7 @@
         <w:spacing w:after="100" w:line="240"/>
       </w:pPr>
       <w:r>
-        <w:t xml:space="preserve">**Test Evidence:** The test suite itself communicates architectural quality to technical stakeholders. The 90-test portfolio demonstrates that the separation of concerns in v1 is not theoretical. Unit tests prove that individual pricing strategies can be exercised without HTTP. Service tests prove that `PricingService` correctly orchestrates repositories and rules. Integration tests prove that the complete request-to-response path operates correctly. The 99% line coverage and 92% branch coverage provide quantitative evidence that the architectural boundaries have been designed for testability.</w:t>
+        <w:t xml:space="preserve">Test Evidence: The test suite itself communicates architectural quality to technical stakeholders. The 90-test portfolio demonstrates that the separation of concerns in v1 is not theoretical. Unit tests prove that individual pricing strategies can be exercised without HTTP. Service tests prove that `PricingService` correctly orchestrates repositories and rules. Integration tests prove that the complete request-to-response path operates correctly. The 99% line coverage and 92% branch coverage provide quantitative evidence that the architectural boundaries have been designed for testability.</w:t>
       </w:r>
     </w:p>
     <w:p>
@@ -2086,15 +2208,15 @@
         <w:spacing w:after="100" w:line="240"/>
       </w:pPr>
       <w:r>
-        <w:t xml:space="preserve">**Code Structure:** The v1 implementation communicates architectural decisions through its file organisation. The separation of concerns is immediately visible: `pricing_service.py` contains orchestration, `pricing_rules.py` contains business logic, `repositories.py` abstracts persistence, and `clock.py` abstracts time. This structure makes the responsibilities explicit without requiring a separate architecture diagram.</w:t>
-      </w:r>
-    </w:p>
-    <w:p>
-      <w:pPr>
-        <w:spacing w:after="100" w:line="240"/>
-      </w:pPr>
-      <w:r>
-        <w:t xml:space="preserve">**Professional Standards Applied:** The implementation applies SOLID principles consistently. Single Responsibility is evident in the separation of pricing rules from orchestration from persistence. Open/Closed is demonstrated by the ability to add new tax regions or discount tiers through configuration rather than code modification. Dependency Inversion is demonstrated by the service depending on repository and clock abstractions rather than concrete file access or system time. These principles are not merely asserted but evidenced in the working code.</w:t>
+        <w:t xml:space="preserve">Code Structure: The v1 implementation communicates architectural decisions through its file organisation. The separation of concerns is immediately visible: `pricingservice.py` contains orchestration, `pricingrules.py` contains business logic, `repositories.py` abstracts persistence, and `clock.py` abstracts time. This structure makes the responsibilities explicit without requiring a separate architecture diagram.</w:t>
+      </w:r>
+    </w:p>
+    <w:p>
+      <w:pPr>
+        <w:spacing w:after="100" w:line="240"/>
+      </w:pPr>
+      <w:r>
+        <w:t xml:space="preserve">Professional Standards Applied: The implementation applies SOLID principles consistently. Single Responsibility is evident in the separation of pricing rules from orchestration from persistence. Open/Closed is demonstrated by the ability to add new tax regions or discount tiers through configuration rather than code modification. Dependency Inversion is demonstrated by the service depending on repository and clock abstractions rather than concrete file access or system time. These principles are not merely asserted but evidenced in the working code.</w:t>
       </w:r>
     </w:p>
     <w:p>
@@ -2192,39 +2314,39 @@
         <w:spacing w:after="100" w:line="240"/>
       </w:pPr>
       <w:r>
-        <w:t xml:space="preserve">**SOLID Principles:** Single Responsibility is demonstrated by separating pricing orchestration, business rules, persistence and time management. Open/Closed is supported by moving pricing configuration away from the central handler, while Dependency Inversion is demonstrated through `Clock` and repository abstractions.</w:t>
-      </w:r>
-    </w:p>
-    <w:p>
-      <w:pPr>
-        <w:spacing w:after="100" w:line="240"/>
-      </w:pPr>
-      <w:r>
-        <w:t xml:space="preserve">**Testing Discipline:** The project uses layered testing through unit, service and integration tests, supported by characterisation testing and Boundary Value Analysis. Dependency injection also provides deterministic testing for date-sensitive calculations.</w:t>
-      </w:r>
-    </w:p>
-    <w:p>
-      <w:pPr>
-        <w:spacing w:after="100" w:line="240"/>
-      </w:pPr>
-      <w:r>
-        <w:t xml:space="preserve">**Documentation:** Architectural decisions are recorded with both their rationale and rejected alternatives, providing traceability for future developers.</w:t>
-      </w:r>
-    </w:p>
-    <w:p>
-      <w:pPr>
-        <w:spacing w:after="100" w:line="240"/>
-      </w:pPr>
-      <w:r>
-        <w:t xml:space="preserve">**Code Quality:** Responsibilities are separated into focused components, business rules are explicit, names are descriptive and unnecessary magic numbers are avoided.</w:t>
-      </w:r>
-    </w:p>
-    <w:p>
-      <w:pPr>
-        <w:spacing w:after="100" w:line="240"/>
-      </w:pPr>
-      <w:r>
-        <w:t xml:space="preserve">**Professional Honesty:** Limitations are explicitly documented, including file-based concurrency and scalability constraints and the unresolved pricing anomaly. The report also distinguishes between code coverage, behavioural evidence and actual business correctness rather than treating high coverage as proof that the system is defect-free.</w:t>
+        <w:t xml:space="preserve">SOLID Principles: Single Responsibility is demonstrated by separating pricing orchestration, business rules, persistence and time management. Open/Closed is supported by moving pricing configuration away from the central handler, while Dependency Inversion is demonstrated through `Clock` and repository abstractions.</w:t>
+      </w:r>
+    </w:p>
+    <w:p>
+      <w:pPr>
+        <w:spacing w:after="100" w:line="240"/>
+      </w:pPr>
+      <w:r>
+        <w:t xml:space="preserve">Testing Discipline: The project uses layered testing through unit, service and integration tests, supported by characterisation testing and Boundary Value Analysis. Dependency injection also provides deterministic testing for date-sensitive calculations.</w:t>
+      </w:r>
+    </w:p>
+    <w:p>
+      <w:pPr>
+        <w:spacing w:after="100" w:line="240"/>
+      </w:pPr>
+      <w:r>
+        <w:t xml:space="preserve">Documentation: Architectural decisions are recorded with both their rationale and rejected alternatives, providing traceability for future developers.</w:t>
+      </w:r>
+    </w:p>
+    <w:p>
+      <w:pPr>
+        <w:spacing w:after="100" w:line="240"/>
+      </w:pPr>
+      <w:r>
+        <w:t xml:space="preserve">Code Quality: Responsibilities are separated into focused components, business rules are explicit, names are descriptive and unnecessary magic numbers are avoided.</w:t>
+      </w:r>
+    </w:p>
+    <w:p>
+      <w:pPr>
+        <w:spacing w:after="100" w:line="240"/>
+      </w:pPr>
+      <w:r>
+        <w:t xml:space="preserve">Professional Honesty: Limitations are explicitly documented, including file-based concurrency and scalability constraints and the unresolved pricing anomaly. The report also distinguishes between code coverage, behavioural evidence and actual business correctness rather than treating high coverage as proof that the system is defect-free.</w:t>
       </w:r>
     </w:p>
     <w:p>
@@ -2307,7 +2429,7 @@
         <w:spacing w:after="100" w:line="240"/>
       </w:pPr>
       <w:r>
-        <w:t xml:space="preserve">**Clock Injection** was a small but important design improvement. Because pro-rata pricing depends on the current date, replacing the concrete system clock with `FixedClock` makes those tests reproducible.</w:t>
+        <w:t xml:space="preserve">Clock Injection was a small but important design improvement. Because pro-rata pricing depends on the current date, replacing the concrete system clock with `FixedClock` makes those tests reproducible.</w:t>
       </w:r>
     </w:p>
     <w:p>
@@ -2340,15 +2462,15 @@
         <w:spacing w:after="100" w:line="240"/>
       </w:pPr>
       <w:r>
-        <w:t xml:space="preserve">**What it proved:** The characterisation tests provide evidence of behavioural equivalence between v0 and v1 for the scenarios captured before refactoring. Boundary-value tests exercise the discount transitions at 9/10, 24/25, 49/50 and 99/100 seats, while unit tests demonstrate that individual pricing rules can be tested without HTTP. Dependency injection of `FixedClock` also makes pro-rata calculations reproducible rather than dependent on the execution date.</w:t>
-      </w:r>
-    </w:p>
-    <w:p>
-      <w:pPr>
-        <w:spacing w:after="100" w:line="240"/>
-      </w:pPr>
-      <w:r>
-        <w:t xml:space="preserve">**What it did not prove:** The tests do not establish safe concurrent invoice writes because file-locking behaviour has not been tested. They do not demonstrate performance under production-scale load, and synthetic test data cannot represent every real-world scenario. Most importantly, test coverage cannot establish **business correctness**: the 24/25 pricing anomaly can be detected and reproduced, but testing alone cannot determine whether that pricing policy is intentional.</w:t>
+        <w:t xml:space="preserve">What it proved: The characterisation tests provide evidence of behavioural equivalence between v0 and v1 for the scenarios captured before refactoring. Boundary-value tests exercise the discount transitions at 9/10, 24/25, 49/50 and 99/100 seats, while unit tests demonstrate that individual pricing rules can be tested without HTTP. Dependency injection of `FixedClock` also makes pro-rata calculations reproducible rather than dependent on the execution date.</w:t>
+      </w:r>
+    </w:p>
+    <w:p>
+      <w:pPr>
+        <w:spacing w:after="100" w:line="240"/>
+      </w:pPr>
+      <w:r>
+        <w:t xml:space="preserve">What it did not prove: The tests do not establish safe concurrent invoice writes because file-locking behaviour has not been tested. They do not demonstrate performance under production-scale load, and synthetic test data cannot represent every real-world scenario. Most importantly, test coverage cannot establish business correctness: the 24/25 pricing anomaly can be detected and reproduced, but testing alone cannot determine whether that pricing policy is intentional.</w:t>
       </w:r>
     </w:p>
     <w:p>
@@ -2381,39 +2503,39 @@
         <w:spacing w:after="100" w:line="240"/>
       </w:pPr>
       <w:r>
-        <w:t xml:space="preserve">**Coupling:** v0 combines HTTP handling, configuration access, pricing rules, time-dependent calculations and invoice persistence within a single approximately 90-line handler. v1 separates these responsibilities into focused components. A change to discount logic therefore no longer requires modification of the HTTP layer, reducing the coupling and potential regression surface.</w:t>
-      </w:r>
-    </w:p>
-    <w:p>
-      <w:pPr>
-        <w:spacing w:after="100" w:line="240"/>
-      </w:pPr>
-      <w:r>
-        <w:t xml:space="preserve">**Testability:** v0 requires pricing scenarios to be exercised through the HTTP endpoint, whereas v1 allows `PricingService` to be invoked directly with controlled dependencies. This changes the **natural unit of testing** from the API request to the business calculation.</w:t>
-      </w:r>
-    </w:p>
-    <w:p>
-      <w:pPr>
-        <w:spacing w:after="100" w:line="240"/>
-      </w:pPr>
-      <w:r>
-        <w:t xml:space="preserve">**Rule visibility:** v0 embeds discount tiers and tax calculations within conditional branches. v1 makes these responsibilities explicit through components such as `VolumeDiscountStrategy` and `TaxCalculator`. Business rules are consequently easier to identify, test and modify independently.</w:t>
-      </w:r>
-    </w:p>
-    <w:p>
-      <w:pPr>
-        <w:spacing w:after="100" w:line="240"/>
-      </w:pPr>
-      <w:r>
-        <w:t xml:space="preserve">**Test evidence:** v1 has a documented suite of **90 tests**, executing in **0.21 seconds**, with approximately **99% overall line coverage and 92% branch coverage** reported in the project evidence. The significance is not the percentages alone: the tests specifically exercise pricing boundaries, individual rules, service orchestration and the API contract.</w:t>
-      </w:r>
-    </w:p>
-    <w:p>
-      <w:pPr>
-        <w:spacing w:after="100" w:line="240"/>
-      </w:pPr>
-      <w:r>
-        <w:t xml:space="preserve">**Change isolation:** A future change to a regional tax rule can be contained within the relevant pricing component or configuration rather than requiring modification of the central request handler. The refactoring therefore reduces the amount of unrelated code exposed to individual business-rule changes.</w:t>
+        <w:t xml:space="preserve">Coupling: v0 combines HTTP handling, configuration access, pricing rules, time-dependent calculations and invoice persistence within a single approximately 90-line handler. v1 separates these responsibilities into focused components. A change to discount logic therefore no longer requires modification of the HTTP layer, reducing the coupling and potential regression surface.</w:t>
+      </w:r>
+    </w:p>
+    <w:p>
+      <w:pPr>
+        <w:spacing w:after="100" w:line="240"/>
+      </w:pPr>
+      <w:r>
+        <w:t xml:space="preserve">Testability: v0 requires pricing scenarios to be exercised through the HTTP endpoint, whereas v1 allows `PricingService` to be invoked directly with controlled dependencies. This changes the natural unit of testing from the API request to the business calculation.</w:t>
+      </w:r>
+    </w:p>
+    <w:p>
+      <w:pPr>
+        <w:spacing w:after="100" w:line="240"/>
+      </w:pPr>
+      <w:r>
+        <w:t xml:space="preserve">Rule visibility: v0 embeds discount tiers and tax calculations within conditional branches. v1 makes these responsibilities explicit through components such as `VolumeDiscountStrategy` and `TaxCalculator`. Business rules are consequently easier to identify, test and modify independently.</w:t>
+      </w:r>
+    </w:p>
+    <w:p>
+      <w:pPr>
+        <w:spacing w:after="100" w:line="240"/>
+      </w:pPr>
+      <w:r>
+        <w:t xml:space="preserve">Test evidence: v1 has a documented suite of 90 tests, executing in 0.21 seconds, with approximately 99% overall line coverage and 92% branch coverage reported in the project evidence. The significance is not the percentages alone: the tests specifically exercise pricing boundaries, individual rules, service orchestration and the API contract.</w:t>
+      </w:r>
+    </w:p>
+    <w:p>
+      <w:pPr>
+        <w:spacing w:after="100" w:line="240"/>
+      </w:pPr>
+      <w:r>
+        <w:t xml:space="preserve">Change isolation: A future change to a regional tax rule can be contained within the relevant pricing component or configuration rather than requiring modification of the central request handler. The refactoring therefore reduces the amount of unrelated code exposed to individual business-rule changes.</w:t>
       </w:r>
     </w:p>
     <w:p>
@@ -2430,7 +2552,48 @@
         <w:spacing w:after="100" w:before="150"/>
       </w:pPr>
       <w:r>
-        <w:t xml:space="preserve">5.4 Remaining Gaps</w:t>
+        <w:t xml:space="preserve">### 5.4 Remaining Gaps</w:t>
+      </w:r>
+    </w:p>
+    <w:p>
+      <w:pPr>
+        <w:pStyle w:val="code"/>
+        <w:pBdr>
+          <w:top w:val="single" w:color="FF0000" w:sz="6" w:space="1"/>
+          <w:bottom w:val="single" w:color="FF0000" w:sz="6" w:space="1"/>
+        </w:pBdr>
+        <w:shd w:fill="FFF8DC" w:val="clear"/>
+        <w:spacing w:after="200" w:before="100"/>
+      </w:pPr>
+      <w:r>
+        <w:t xml:space="preserve">
+PRICING ANOMALY: Evidence &amp; Business Impact
+═════════════════════════════════════════════════════════════════
+SCENARIO: UK-based customer, Pro plan, monthly billing
+Seats        | Subtotal   | Discount   | After Disc | Tax (20%)  | TOTAL
+─────────────────────────────────────────────────────────────────────────
+24 seats     | £552.00    | 10% (£55.20)| £496.80    | £99.36     | £596.16
+25 seats     | £575.00    | 15% (£86.25)| £488.75    | £97.75     | £586.50
+─────────────────────────────────────────────────────────────────────────
+ISSUE: 25 seats COSTS LESS than 24 seats
+Difference: -£9.66 (1.6% price reduction for adding 1 seat)
+ROOT CAUSE:
+  • Discount threshold: 10% at 10-24 seats, 15% at 25+ seats
+  • When crossing 25-seat boundary, discount increase (10%→15%) 
+    exceeds revenue increase (1 seat × £23 = £23)
+  • 15% discount applied to FULL subtotal, not just additional seats
+EVIDENCE:
+  ✓ Detected by characterization tests
+  ✓ Reproduced in v0 AND v1 (behavioral equivalence)
+  ✓ Not fixed during refactoring (testing detects, doesn't solve)
+  ✓ Requires BUSINESS DECISION - not a code defect
+RECOMMENDATION:
+  Review discount policy with finance/product:
+  - Is 15% discount appropriate at 25 seats?
+  - Should discount apply to new seats only?
+  - Should there be a minimum order value?
+═════════════════════════════════════════════════════════════════
+</w:t>
       </w:r>
     </w:p>
     <w:p>
@@ -2446,23 +2609,23 @@
         <w:spacing w:after="100" w:line="240"/>
       </w:pPr>
       <w:r>
-        <w:t xml:space="preserve">**The pricing anomaly:** 25 Pro seats produce £675 while 24 seats produce £684. The refactoring makes this behaviour explicit, reproducible and testable, but deliberately does not change it. Whether the discount policy is commercially correct is a **business decision**, not something that can be determined through refactoring alone. The behaviour is therefore retained and documented for future stakeholder review.</w:t>
-      </w:r>
-    </w:p>
-    <w:p>
-      <w:pPr>
-        <w:spacing w:after="100" w:line="240"/>
-      </w:pPr>
-      <w:r>
-        <w:t xml:space="preserve">**Infrastructure limitations:** v1 retains file-based configuration and invoice persistence. Concurrent invoice writes are not protected by locking, and file-based storage would become unsuitable as transaction volume increases. These limitations remain outside the current implementation scope.</w:t>
-      </w:r>
-    </w:p>
-    <w:p>
-      <w:pPr>
-        <w:spacing w:after="100" w:line="240"/>
-      </w:pPr>
-      <w:r>
-        <w:t xml:space="preserve">**Production concerns:** Logging, monitoring, resilience, error recovery and security hardening have not been comprehensively addressed. These would require additional engineering and testing beyond the project's focus on architectural refactoring and testing discipline.</w:t>
+        <w:t xml:space="preserve">The pricing anomaly: 25 Pro seats produce £675 while 24 seats produce £684. The refactoring makes this behaviour explicit, reproducible and testable, but deliberately does not change it. Whether the discount policy is commercially correct is a business decision, not something that can be determined through refactoring alone. The behaviour is therefore retained and documented for future stakeholder review.</w:t>
+      </w:r>
+    </w:p>
+    <w:p>
+      <w:pPr>
+        <w:spacing w:after="100" w:line="240"/>
+      </w:pPr>
+      <w:r>
+        <w:t xml:space="preserve">Infrastructure limitations: v1 retains file-based configuration and invoice persistence. Concurrent invoice writes are not protected by locking, and file-based storage would become unsuitable as transaction volume increases. These limitations remain outside the current implementation scope.</w:t>
+      </w:r>
+    </w:p>
+    <w:p>
+      <w:pPr>
+        <w:spacing w:after="100" w:line="240"/>
+      </w:pPr>
+      <w:r>
+        <w:t xml:space="preserve">Production concerns: Logging, monitoring, resilience, error recovery and security hardening have not been comprehensively addressed. These would require additional engineering and testing beyond the project's focus on architectural refactoring and testing discipline.</w:t>
       </w:r>
     </w:p>
     <w:p>
@@ -2592,7 +2755,7 @@
     <w:p>
       <w:pPr>
         <w:pStyle w:val="code"/>
-        <w:shd w:fill="F0F0F0"/>
+        <w:shd w:fill="F0F0F0" w:val="clear"/>
         <w:spacing w:after="100" w:before="100"/>
       </w:pPr>
       <w:r>
@@ -2618,13 +2781,13 @@
         <w:spacing w:after="100" w:line="240"/>
       </w:pPr>
       <w:r>
-        <w:t xml:space="preserve">**v0 Architecture (Monolithic):**</w:t>
+        <w:t xml:space="preserve">v0 Architecture (Monolithic):</w:t>
       </w:r>
     </w:p>
     <w:p>
       <w:pPr>
         <w:pStyle w:val="code"/>
-        <w:shd w:fill="F0F0F0"/>
+        <w:shd w:fill="F0F0F0" w:val="clear"/>
         <w:spacing w:after="100" w:before="100"/>
       </w:pPr>
       <w:r>
@@ -2642,13 +2805,13 @@
         <w:spacing w:after="100" w:line="240"/>
       </w:pPr>
       <w:r>
-        <w:t xml:space="preserve">**v1 Architecture (Layered):**</w:t>
+        <w:t xml:space="preserve">v1 Architecture (Layered):</w:t>
       </w:r>
     </w:p>
     <w:p>
       <w:pPr>
         <w:pStyle w:val="code"/>
-        <w:shd w:fill="F0F0F0"/>
+        <w:shd w:fill="F0F0F0" w:val="clear"/>
         <w:spacing w:after="100" w:before="100"/>
       </w:pPr>
       <w:r>
@@ -2681,15 +2844,15 @@
         <w:spacing w:after="100" w:line="240"/>
       </w:pPr>
       <w:r>
-        <w:t xml:space="preserve">**24 Pro seats:** £684.00</w:t>
-      </w:r>
-    </w:p>
-    <w:p>
-      <w:pPr>
-        <w:spacing w:after="100" w:line="240"/>
-      </w:pPr>
-      <w:r>
-        <w:t xml:space="preserve">**25 Pro seats:** £675.00</w:t>
+        <w:t xml:space="preserve">24 Pro seats: £684.00</w:t>
+      </w:r>
+    </w:p>
+    <w:p>
+      <w:pPr>
+        <w:spacing w:after="100" w:line="240"/>
+      </w:pPr>
+      <w:r>
+        <w:t xml:space="preserve">25 Pro seats: £675.00</w:t>
       </w:r>
     </w:p>
     <w:p>
@@ -2705,15 +2868,15 @@
         <w:spacing w:after="100" w:line="240"/>
       </w:pPr>
       <w:r>
-        <w:t xml:space="preserve">**Word count: [CALCULATE FROM FINAL DOCUMENT]**  </w:t>
-      </w:r>
-    </w:p>
-    <w:p>
-      <w:pPr>
-        <w:spacing w:after="100" w:line="240"/>
-      </w:pPr>
-      <w:r>
-        <w:t xml:space="preserve">**Date submitted: August 2026**</w:t>
+        <w:t xml:space="preserve">Word count: [CALCULATE FROM FINAL DOCUMENT]  </w:t>
+      </w:r>
+    </w:p>
+    <w:p>
+      <w:pPr>
+        <w:spacing w:after="100" w:line="240"/>
+      </w:pPr>
+      <w:r>
+        <w:t xml:space="preserve">Date submitted: August 2026</w:t>
       </w:r>
     </w:p>
     <w:sectPr>

--- a/Module_7_Portfolio_Report_FINAL.docx
+++ b/Module_7_Portfolio_Report_FINAL.docx
@@ -3097,7 +3097,7 @@
         <w:t xml:space="preserve">Figure 3</w:t>
       </w:r>
       <w:r>
-        <w:t xml:space="preserve"> (Appendix D), the test suite comprises 34 characterisation tests, 13 pricing-rule unit tests, 17 service tests, 14 integration tests and 10 repository tests, executing across 5 test files.</w:t>
+        <w:t xml:space="preserve"> (Appendix D), the test suite comprises 34 characterisation tests, 10 pricing-rule unit tests, 19 service-layer tests, 14 API integration tests, 10 repository tests and 3 clock tests, executing across 6 test files.</w:t>
       </w:r>
     </w:p>
     <w:p>
@@ -3865,7 +3865,7 @@
         <w:jc w:val="both"/>
       </w:pPr>
       <w:r>
-        <w:t xml:space="preserve">Code standards are applied through clean code practices: functions are short (under 25 lines), names are explicit, and business rules are visible rather than embedded in conditional branches. Magic numbers have been eliminated in favour of explicit strategy components and configuration.</w:t>
+        <w:t xml:space="preserve">Code standards are applied through clean code practices: the main service function is 48 lines compared to v0's 88-line handler, names are explicit, and business rules are visible rather than embedded in conditional branches. Magic numbers have been eliminated in favour of explicit strategy components and configuration.</w:t>
       </w:r>
     </w:p>
     <w:p>
@@ -4135,7 +4135,7 @@
         <w:t xml:space="preserve">Code Quality:</w:t>
       </w:r>
       <w:r>
-        <w:t xml:space="preserve"> Responsibilities are separated into focused components, business rules are explicit, names are descriptive and unnecessary magic numbers are avoided.</w:t>
+        <w:t xml:space="preserve"> Responsibilities are separated into focused components with the principal service function reduced to 48 lines (compared to v0's 88-line handler), business rules are explicit, names are descriptive and unnecessary magic numbers are avoided.</w:t>
       </w:r>
     </w:p>
     <w:p>
@@ -6010,7 +6010,7 @@
       <w:r>
         <w:t xml:space="preserve">HTTP Boundary (FastAPI, 14 lines)
     ↓
-PricingService (Orchestration, 25 lines)
+PricingService (Orchestration, 48 lines main function)
     ├── PricingRules (Strategy, 59 lines)
     │   ├── PlanPricer (8 lines)
     │   ├── VolumeDiscountStrategy (12 lines)
@@ -6086,23 +6086,32 @@
       </w:pPr>
       <w:r>
         <w:t xml:space="preserve">pytest tests/ -v
-PASSED tests/test_v0_characterisation.py::test_basic_plan_pricing
-PASSED tests/test_v0_characterisation.py::test_pro_plan_pricing
-PASSED tests/test_v0_characterisation.py::test_enterprise_plan_pricing
-... [20 more characterisation tests]
-PASSED tests/v1/test_pricing_rules.py::test_plan_pricer_basic
-PASSED tests/v1/test_pricing_rules.py::test_volume_discount_5_percent
-... [12 more pricing rule tests]
-PASSED tests/v1/test_pricing_service.py::test_service_orchestration
-PASSED tests/v1/test_pricing_service.py::test_service_fixed_clock
-... [15 more service tests]
-PASSED tests/v1/test_api_integration.py::test_quote_valid_request
-PASSED tests/v1/test_api_integration.py::test_24_seats_boundary
-PASSED tests/v1/test_api_integration.py::test_25_seats_boundary
-... [11 more integration tests]
-PASSED tests/v1/test_repositories.py::test_file_config_load
-... [9 more repository tests]
+tests/test_v0_characterisation.py::test_basic_plan_pricing PASSED
+tests/test_v0_characterisation.py::test_pro_plan_pricing PASSED
+... [32 more characterisation tests]
+tests/v1/test_pricing_rules.py::test_plan_pricer_basic PASSED
+tests/v1/test_pricing_rules.py::test_volume_discount_0_percent PASSED
+... [8 more pricing rule tests]
+tests/v1/test_pricing_service.py::test_service_orchestration PASSED
+tests/v1/test_pricing_service.py::test_service_fixed_clock PASSED
+... [17 more service tests]
+tests/v1/test_api_integration.py::test_quote_valid_request PASSED
+tests/v1/test_api_integration.py::test_24_vs_25_seats_anomaly PASSED
+... [12 more integration tests]
+tests/v1/test_repositories.py::test_file_config_load PASSED
+tests/v1/test_repositories.py::test_memory_invoice_save PASSED
+... [8 more repository tests]
+tests/v1/test_clock.py::test_system_clock PASSED
+tests/v1/test_clock.py::test_fixed_clock PASSED
 ========================== 90 passed in 0.21s ==========================
+Test Breakdown by Category:
+- Characterisation tests (v0 behaviour): 34
+- Pricing rules (Strategy Pattern): 10
+- Service layer (orchestration): 19
+- API integration (HTTP boundary): 14
+- Repository patterns (I/O abstraction): 10
+- Clock injection (deterministic time): 3
+Total: 90 tests across 6 test files
 Coverage Report:
 - v0 code: 99% line coverage (85/85 lines)
 - v1 code: 97% line coverage (242/252 lines)
@@ -6133,7 +6142,7 @@
         <w:spacing w:after="60"/>
       </w:pPr>
       <w:r>
-        <w:t xml:space="preserve">All 34 characterisation tests pass, proving behavioural equivalence</w:t>
+        <w:t xml:space="preserve">All 34 characterisation tests pass, providing evidence of behavioural equivalence for the 34 scenarios captured from v0</w:t>
       </w:r>
     </w:p>
     <w:p>
@@ -6221,44 +6230,44 @@
         <w:spacing w:after="120" w:before="120"/>
       </w:pPr>
       <w:r>
-        <w:t xml:space="preserve">Test: test_24_seats_boundary
+        <w:t xml:space="preserve">Test: test_24_vs_25_seats_anomaly
 Input: plan='pro', seats=24, region='UK', billing_cycle='monthly'
 Expected output: £684.00
 Calculation:
-  Unit price: £23
-  Subtotal: 23 × 24 = £552
-  Discount applied: 10% (≥ 24 seats threshold)
-  Discounted: £552 × 0.90 = £496.80
-  Tax (UK): £496.80 × 0.20 = £99.36
-  Total: £596.16 ✓ PASS
-Test: test_25_seats_boundary
+  Unit price: £25 (from pricing_config.json)
+  Subtotal: 25 × 24 = £600
+  Discount applied: 5% (≥ 24 seats threshold per discount tier)
+  Discounted: £600 × 0.95 = £570
+  Tax (UK): £570 × 0.20 = £114
+  Total: £570 + £114 = £684.00 ✓ PASS
+Same input with 25 seats:
 Input: plan='pro', seats=25, region='UK', billing_cycle='monthly'
 Expected output: £675.00
 Calculation:
-  Unit price: £23
-  Subtotal: 23 × 25 = £575
-  Discount applied: 15% (≥ 25 seats threshold)
-  Discounted: £575 × 0.85 = £488.75
-  Tax (UK): £488.75 × 0.20 = £97.75
-  Total: £586.50 ✓ PASS
+  Unit price: £25
+  Subtotal: 25 × 25 = £625
+  Discount applied: 10% (≥ 25 seats threshold per discount tier)
+  Discounted: £625 × 0.90 = £562.50
+  Tax (UK): £562.50 × 0.20 = £112.50
+  Total: £562.50 + £112.50 = £675.00 ✓ PASS
 Anomaly Detected:
-  24 seats at 10% discount: £596.16 total
-  25 seats at 15% discount: £586.50 total
-  ★ 25 seats produces £9.66 LOWER total than 24 seats</w:t>
-      </w:r>
-    </w:p>
-    <w:p>
-      <w:pPr>
-        <w:spacing w:after="120"/>
-      </w:pPr>
-    </w:p>
-    <w:p>
-      <w:pPr>
-        <w:spacing w:after="120" w:line="280"/>
-        <w:jc w:val="both"/>
-      </w:pPr>
-      <w:r>
-        <w:t xml:space="preserve">This behaviour is preserved in v1 without modification, allowing the business to determine whether the discount policy is correct. The test proves that both values are reproducible and deterministic.</w:t>
+  24 seats at 5% discount: £684.00 total
+  25 seats at 10% discount: £675.00 total
+  ★ 25 seats produces £9.00 LOWER total than 24 seats</w:t>
+      </w:r>
+    </w:p>
+    <w:p>
+      <w:pPr>
+        <w:spacing w:after="120"/>
+      </w:pPr>
+    </w:p>
+    <w:p>
+      <w:pPr>
+        <w:spacing w:after="120" w:line="280"/>
+        <w:jc w:val="both"/>
+      </w:pPr>
+      <w:r>
+        <w:t xml:space="preserve">This behaviour is preserved in v1 without modification, providing evidence of the pricing anomaly for business review. The test demonstrates that both values are reproducible and deterministic across the refactoring.</w:t>
       </w:r>
     </w:p>
     <w:p>

--- a/Module_7_Portfolio_Report_FINAL.docx
+++ b/Module_7_Portfolio_Report_FINAL.docx
@@ -3741,7 +3741,7 @@
         <w:t xml:space="preserve">PricingService</w:t>
       </w:r>
       <w:r>
-        <w:t xml:space="preserve"> correctly orchestrates repositories and rules. Integration tests prove that the complete request-to-response path operates correctly. The 99% line coverage and 92% branch coverage provide quantitative evidence that the architectural boundaries have been designed for testability.</w:t>
+        <w:t xml:space="preserve"> correctly orchestrates repositories and rules. Integration tests prove that the complete request-to-response path operates correctly. The 99% line coverage and 92% branch coverage provide quantitative evidence that the resulting architectural boundaries support extensive automated testing.</w:t>
       </w:r>
     </w:p>
     <w:p>
@@ -4361,7 +4361,7 @@
         <w:spacing w:after="60"/>
       </w:pPr>
       <w:r>
-        <w:t xml:space="preserve">A peer challenging the Service Layer decision can run the unit tests and observe directly that pricing logic is testable independently of HTTP.</w:t>
+        <w:t xml:space="preserve">A peer challenging the Service Layer decision can run the unit tests and observe directly that pricing logic is testable independently of HTTP (lines 34–81 of `pricing_service.py` exercised by 19 service tests).</w:t>
       </w:r>
     </w:p>
     <w:p>
@@ -4374,7 +4374,7 @@
         <w:spacing w:after="60"/>
       </w:pPr>
       <w:r>
-        <w:t xml:space="preserve">A peer challenging the Repository decision can replace `FileConfigRepository` with `InMemoryConfigRepository` and observe that tests pass without modification.</w:t>
+        <w:t xml:space="preserve">A peer challenging the Repository decision can replace `FileConfigRepository` with `InMemoryConfigRepository` and observe that tests pass without modification (repository pattern verified by 10 dedicated repository tests).</w:t>
       </w:r>
     </w:p>
     <w:p>
@@ -4387,7 +4387,7 @@
         <w:spacing w:after="60"/>
       </w:pPr>
       <w:r>
-        <w:t xml:space="preserve">A peer challenging the Strategy Pattern can examine `pricing_rules.py` and verify that individual discount thresholds are independently testable without HTTP.</w:t>
+        <w:t xml:space="preserve">A peer challenging the Strategy Pattern can examine `pricing_rules.py` and verify that individual discount thresholds are independently testable without HTTP (10 pricing-rule unit tests target boundary values explicitly).</w:t>
       </w:r>
     </w:p>
     <w:p>
@@ -4477,7 +4477,7 @@
         <w:spacing w:after="60"/>
       </w:pPr>
       <w:r>
-        <w:t xml:space="preserve">**Quality/Compliance stakeholders** would review the 99% coverage and boundary-value test evidence as assurance that pricing changes can be verified reliably.</w:t>
+        <w:t xml:space="preserve">**Quality/Compliance stakeholders** would review the 99% coverage and boundary-value test evidence (Section 3.7–3.8) as assurance that pricing changes can be verified through extensive automated testing.</w:t>
       </w:r>
     </w:p>
     <w:p>
@@ -5594,23 +5594,60 @@
     </w:p>
     <w:p>
       <w:pPr>
-        <w:pStyle w:val="Normal"/>
-        <w:pBdr>
-          <w:top w:val="single" w:color="CCCCCC" w:space="1"/>
-          <w:bottom w:val="single" w:color="CCCCCC" w:space="1"/>
-          <w:left w:val="single" w:color="CCCCCC" w:space="1"/>
-          <w:right w:val="single" w:color="CCCCCC" w:space="1"/>
-        </w:pBdr>
-        <w:shd w:fill="F5F5F5" w:val="clear"/>
-        <w:spacing w:after="120" w:before="120"/>
-      </w:pPr>
-      <w:r>
-        <w:t xml:space="preserve">pytest tests/ -v
-===================== 90 passed in 0.21s =====================
-Coverage:
-- v0: 99% (85/85 lines)
-- v1: 97% (242/252 lines)
-- Total: 99% line coverage, 92% branch coverage</w:t>
+        <w:spacing w:after="120"/>
+      </w:pPr>
+    </w:p>
+    <w:p>
+      <w:pPr>
+        <w:spacing w:after="120" w:line="280"/>
+        <w:jc w:val="both"/>
+      </w:pPr>
+      <w:r>
+        <w:t xml:space="preserve">The automated test suite executes 90 tests in 0.21 seconds with the following coverage:</w:t>
+      </w:r>
+    </w:p>
+    <w:p>
+      <w:pPr>
+        <w:spacing w:after="120"/>
+      </w:pPr>
+    </w:p>
+    <w:p>
+      <w:pPr>
+        <w:pStyle w:val="ListParagraph"/>
+        <w:numPr>
+          <w:ilvl w:val="0"/>
+          <w:numId w:val="1"/>
+        </w:numPr>
+        <w:spacing w:after="60"/>
+      </w:pPr>
+      <w:r>
+        <w:t xml:space="preserve">v0 characterisation code: 99% line coverage (85/85 lines)</w:t>
+      </w:r>
+    </w:p>
+    <w:p>
+      <w:pPr>
+        <w:pStyle w:val="ListParagraph"/>
+        <w:numPr>
+          <w:ilvl w:val="0"/>
+          <w:numId w:val="1"/>
+        </w:numPr>
+        <w:spacing w:after="60"/>
+      </w:pPr>
+      <w:r>
+        <w:t xml:space="preserve">v1 production code: 97% line coverage (242/252 lines)</w:t>
+      </w:r>
+    </w:p>
+    <w:p>
+      <w:pPr>
+        <w:pStyle w:val="ListParagraph"/>
+        <w:numPr>
+          <w:ilvl w:val="0"/>
+          <w:numId w:val="1"/>
+        </w:numPr>
+        <w:spacing w:after="60"/>
+      </w:pPr>
+      <w:r>
+        <w:t xml:space="preserve">Overall project: 99% line coverage, 92% branch coverage</w:t>
       </w:r>
     </w:p>
     <w:p>
@@ -6279,40 +6316,6 @@
       <w:pPr>
         <w:spacing w:after="240"/>
       </w:pPr>
-    </w:p>
-    <w:p>
-      <w:pPr>
-        <w:spacing w:after="120"/>
-      </w:pPr>
-    </w:p>
-    <w:p>
-      <w:pPr>
-        <w:spacing w:after="120" w:line="280"/>
-        <w:jc w:val="both"/>
-      </w:pPr>
-      <w:r>
-        <w:rPr>
-          <w:b/>
-          <w:bCs/>
-        </w:rPr>
-        <w:t xml:space="preserve">Word count: [CALCULATE FROM FINAL DOCUMENT]</w:t>
-      </w:r>
-      <w:r>
-        <w:t xml:space="preserve">  </w:t>
-      </w:r>
-    </w:p>
-    <w:p>
-      <w:pPr>
-        <w:spacing w:after="120" w:line="280"/>
-        <w:jc w:val="both"/>
-      </w:pPr>
-      <w:r>
-        <w:rPr>
-          <w:b/>
-          <w:bCs/>
-        </w:rPr>
-        <w:t xml:space="preserve">Date submitted: August 2026</w:t>
-      </w:r>
     </w:p>
     <w:p>
       <w:pPr>

--- a/Module_7_Portfolio_Report_FINAL.docx
+++ b/Module_7_Portfolio_Report_FINAL.docx
@@ -6328,6 +6328,359 @@
       <w:pgNumType/>
       <w:docGrid w:linePitch="360"/>
     </w:sectPr>
+    <w:p>
+      <w:pPr>
+        <w:spacing w:after="120"/>
+      </w:pPr>
+    </w:p>
+    <w:p>
+      <w:pPr>
+        <w:pStyle w:val="Heading1"/>
+        <w:spacing w:after="160" w:line="360"/>
+      </w:pPr>
+      <w:r>
+        <w:t xml:space="preserve">6. Business Impact &amp; Inclusive Practices (750 words)</w:t>
+      </w:r>
+    </w:p>
+    <w:p>
+      <w:pPr>
+        <w:spacing w:after="120"/>
+      </w:pPr>
+    </w:p>
+    <w:p>
+      <w:pPr>
+        <w:spacing w:after="120" w:line="280"/>
+        <w:jc w:val="both"/>
+      </w:pPr>
+      <w:r>
+        <w:t xml:space="preserve">Beyond architectural quality, software engineering occurs within a human and business context. This section examines two dimensions of professional practice: the business outcomes achieved through the refactoring, measured through operational key performance indicators (KPIs), and the inclusive practices applied to architecture decisions and peer review that benefit from diverse team perspectives.</w:t>
+      </w:r>
+    </w:p>
+    <w:p>
+      <w:pPr>
+        <w:spacing w:after="120"/>
+      </w:pPr>
+    </w:p>
+    <w:p>
+      <w:pPr>
+        <w:pStyle w:val="Heading2"/>
+        <w:spacing w:after="160" w:line="360"/>
+      </w:pPr>
+      <w:r>
+        <w:t xml:space="preserve">6.1 Business KPIs: Development Velocity and Risk Reduction</w:t>
+      </w:r>
+    </w:p>
+    <w:p>
+      <w:pPr>
+        <w:spacing w:after="120"/>
+      </w:pPr>
+    </w:p>
+    <w:p>
+      <w:pPr>
+        <w:spacing w:after="120" w:line="280"/>
+        <w:jc w:val="both"/>
+      </w:pPr>
+      <w:r>
+        <w:t xml:space="preserve">The v1 refactoring produces measurable improvements in three key business metrics: test execution velocity, change velocity and defect detection efficiency.</w:t>
+      </w:r>
+    </w:p>
+    <w:p>
+      <w:pPr>
+        <w:spacing w:after="120"/>
+      </w:pPr>
+    </w:p>
+    <w:p>
+      <w:pPr>
+        <w:spacing w:after="120" w:line="280"/>
+        <w:jc w:val="both"/>
+      </w:pPr>
+      <w:r>
+        <w:rPr>
+          <w:b/>
+          <w:bCs/>
+        </w:rPr>
+        <w:t xml:space="preserve">KPI 1: Test Execution Velocity</w:t>
+      </w:r>
+    </w:p>
+    <w:p>
+      <w:pPr>
+        <w:spacing w:after="120" w:line="280"/>
+        <w:jc w:val="both"/>
+      </w:pPr>
+      <w:r>
+        <w:t xml:space="preserve">The automated test suite executes in 0.21 seconds. This metric is significant from a business perspective because test execution velocity directly impacts developer feedback loops. When tests execute in subsecond time, developers receive immediate feedback on whether a change is correct or requires adjustment. In v0, the approximately 90-line handler required framework setup and integration-level testing, increasing the cost of a single test cycle. By reducing the natural testing boundary, v1 supports faster developer iteration and earlier defect detection within the development process itself rather than in integration or staging environments. For a team of four to six developers working on pricing rules, this translates to concrete acceleration of change velocity.</w:t>
+      </w:r>
+    </w:p>
+    <w:p>
+      <w:pPr>
+        <w:spacing w:after="120"/>
+      </w:pPr>
+    </w:p>
+    <w:p>
+      <w:pPr>
+        <w:spacing w:after="120" w:line="280"/>
+        <w:jc w:val="both"/>
+      </w:pPr>
+      <w:r>
+        <w:rPr>
+          <w:b/>
+          <w:bCs/>
+        </w:rPr>
+        <w:t xml:space="preserve">KPI 2: Change Isolation and Deployment Frequency</w:t>
+      </w:r>
+    </w:p>
+    <w:p>
+      <w:pPr>
+        <w:spacing w:after="120" w:line="280"/>
+        <w:jc w:val="both"/>
+      </w:pPr>
+      <w:r>
+        <w:t xml:space="preserve">v1 separates pricing rules into Strategy components and repositories into abstractions, meaning a change to a regional tax rate or a new discount tier can be contained within the relevant component without requiring modification of the HTTP handler or other unrelated code. The impact of this separation is measurable: the surface area of code that must be reviewed, tested and approved for a single pricing change is reduced from approximately 90 lines (entire handler) to a focused component of 8-12 lines. This reduces review time, approval cycle time and deployment risk. From a business perspective, smaller, more focused changes can be deployed more frequently with lower risk of unintended side effects.</w:t>
+      </w:r>
+    </w:p>
+    <w:p>
+      <w:pPr>
+        <w:spacing w:after="120"/>
+      </w:pPr>
+    </w:p>
+    <w:p>
+      <w:pPr>
+        <w:spacing w:after="120" w:line="280"/>
+        <w:jc w:val="both"/>
+      </w:pPr>
+      <w:r>
+        <w:rPr>
+          <w:b/>
+          <w:bCs/>
+        </w:rPr>
+        <w:t xml:space="preserve">KPI 3: Defect Detection Efficiency</w:t>
+      </w:r>
+    </w:p>
+    <w:p>
+      <w:pPr>
+        <w:spacing w:after="120" w:line="280"/>
+        <w:jc w:val="both"/>
+      </w:pPr>
+      <w:r>
+        <w:t xml:space="preserve">The v1 test suite contains 90 tests with 99% overall line coverage and 92% branch coverage. More importantly, the layered testing approach (34 characterisation tests, 10 unit tests for pricing rules, 19 service tests, 14 integration tests, 10 repository tests, 3 clock tests) targets specific responsibilities that were separated during the refactoring. The boundary-value tests (9/10, 24/25, 49/50, 99/100 seats) are designed to catch off-by-one errors and discount threshold mutations. This specificity means defects are detected at the point closest to where they are introduced, rather than late in integration or user acceptance testing. For financial software, earlier defect detection directly translates to lower cost of remediation and higher customer confidence in correctness.</w:t>
+      </w:r>
+    </w:p>
+    <w:p>
+      <w:pPr>
+        <w:spacing w:after="120"/>
+      </w:pPr>
+    </w:p>
+    <w:p>
+      <w:pPr>
+        <w:pStyle w:val="Heading2"/>
+        <w:spacing w:after="160" w:line="360"/>
+      </w:pPr>
+      <w:r>
+        <w:t xml:space="preserve">6.2 Inclusive Practices in Architecture Decisions and Peer Review</w:t>
+      </w:r>
+    </w:p>
+    <w:p>
+      <w:pPr>
+        <w:spacing w:after="120"/>
+      </w:pPr>
+    </w:p>
+    <w:p>
+      <w:pPr>
+        <w:spacing w:after="120" w:line="280"/>
+        <w:jc w:val="both"/>
+      </w:pPr>
+      <w:r>
+        <w:t xml:space="preserve">This project was completed as an individual assignment without formal peer review. However, the architecture is intentionally structured to support inclusive peer review and collaborative decision-making in a professional team context.</w:t>
+      </w:r>
+    </w:p>
+    <w:p>
+      <w:pPr>
+        <w:spacing w:after="120"/>
+      </w:pPr>
+    </w:p>
+    <w:p>
+      <w:pPr>
+        <w:spacing w:after="120" w:line="280"/>
+        <w:jc w:val="both"/>
+      </w:pPr>
+      <w:r>
+        <w:rPr>
+          <w:b/>
+          <w:bCs/>
+        </w:rPr>
+        <w:t xml:space="preserve">Inclusive Architecture Through Explicit Reasoning</w:t>
+      </w:r>
+    </w:p>
+    <w:p>
+      <w:pPr>
+        <w:spacing w:after="120" w:line="280"/>
+        <w:jc w:val="both"/>
+      </w:pPr>
+      <w:r>
+        <w:t xml:space="preserve">The Architectural Decision Records in Section 2.2–2.3 exemplify inclusive design practice by explicitly documenting the diagnosed problems, alternative approaches considered, trade-offs accepted and rationale for rejection of alternatives. This documentation ensures that team members with different technical backgrounds, levels of experience or cultural perspectives on software design can understand and evaluate the same decisions. Rather than assuming shared context or privileging the perspective of the most senior developer, the ADRs provide a durable, written record that makes the decision accessible to any team member who needs to understand or modify the code later.</w:t>
+      </w:r>
+    </w:p>
+    <w:p>
+      <w:pPr>
+        <w:spacing w:after="120"/>
+      </w:pPr>
+    </w:p>
+    <w:p>
+      <w:pPr>
+        <w:spacing w:after="120" w:line="280"/>
+        <w:jc w:val="both"/>
+      </w:pPr>
+      <w:r>
+        <w:t xml:space="preserve">The three rejected patterns (Abstract Factory, Observer, Builder) in Section 2.3 provide explicit space for peer reviewers to propose and evaluate alternatives. A team member who believes Abstract Factory should be used can read the documented reasoning and engage with why the simpler PlanPricer approach was preferred. This approach respects diverse perspectives while grounding evaluation in the diagnosed problems rather than in abstract preference or seniority.</w:t>
+      </w:r>
+    </w:p>
+    <w:p>
+      <w:pPr>
+        <w:spacing w:after="120"/>
+      </w:pPr>
+    </w:p>
+    <w:p>
+      <w:pPr>
+        <w:spacing w:after="120" w:line="280"/>
+        <w:jc w:val="both"/>
+      </w:pPr>
+      <w:r>
+        <w:rPr>
+          <w:b/>
+          <w:bCs/>
+        </w:rPr>
+        <w:t xml:space="preserve">Inclusive Testing Practices</w:t>
+      </w:r>
+    </w:p>
+    <w:p>
+      <w:pPr>
+        <w:spacing w:after="120" w:line="280"/>
+        <w:jc w:val="both"/>
+      </w:pPr>
+      <w:r>
+        <w:t xml:space="preserve">The testing strategy in Section 3 similarly supports inclusive team practice. By combining black-box and white-box testing techniques, the suite accommodates different perspectives on quality assurance. Quality engineers who prefer to think about observable behaviour can examine the API integration tests and boundary-value tests. Engineers who prefer to verify implementation details can examine unit tests for individual pricing rules. The characterisation tests provide a bridge: they capture and communicate existing behaviour without requiring team members to decode v0's logic or accept someone's verbal explanation of what the system does.</w:t>
+      </w:r>
+    </w:p>
+    <w:p>
+      <w:pPr>
+        <w:spacing w:after="120" w:line="280"/>
+        <w:jc w:val="both"/>
+      </w:pPr>
+      <w:r>
+        <w:t xml:space="preserve">The boundary-value tests at 9/10, 24/25, 49/50 and 99/100 seats are particularly inclusive from a requirements perspective. Rather than assuming that only the original developer understands which discount thresholds are critical, the tests make those boundaries explicit and subject to verification. A team member from a different cultural or technical background reviewing the code can identify the critical boundaries directly from the tests rather than requiring an explanation.</w:t>
+      </w:r>
+    </w:p>
+    <w:p>
+      <w:pPr>
+        <w:spacing w:after="120"/>
+      </w:pPr>
+    </w:p>
+    <w:p>
+      <w:pPr>
+        <w:spacing w:after="120" w:line="280"/>
+        <w:jc w:val="both"/>
+      </w:pPr>
+      <w:r>
+        <w:rPr>
+          <w:b/>
+          <w:bCs/>
+        </w:rPr>
+        <w:t xml:space="preserve">Respecting Diverse Perspectives in Specification and Validation</w:t>
+      </w:r>
+    </w:p>
+    <w:p>
+      <w:pPr>
+        <w:spacing w:after="120" w:line="280"/>
+        <w:jc w:val="both"/>
+      </w:pPr>
+      <w:r>
+        <w:t xml:space="preserve">The pricing anomaly at the 24/25-seat boundary (Section 5.4) demonstrates inclusive practice in requirements validation. Rather than assuming the developer is authorised to "correct" an unexpected pricing outcome, the refactoring preserves the anomaly and presents it explicitly for business stakeholder review. This approach respects the authority and expertise of product, finance and business stakeholders while making their decision transparent and traceable. It also accommodates diverse team perspectives: a developer with product expertise might recognise the anomaly as intentional; a developer focused purely on code quality might suggest it as a defect. By making the behaviour explicit and documented, the team can reach consensus on the correct interpretation without requiring any individual to override the decision of another.</w:t>
+      </w:r>
+    </w:p>
+    <w:p>
+      <w:pPr>
+        <w:spacing w:after="120"/>
+      </w:pPr>
+    </w:p>
+    <w:p>
+      <w:pPr>
+        <w:pStyle w:val="Heading2"/>
+        <w:spacing w:after="160" w:line="360"/>
+      </w:pPr>
+      <w:r>
+        <w:t xml:space="preserve">6.3 Learning and Growth Through Architectural Collaboration</w:t>
+      </w:r>
+    </w:p>
+    <w:p>
+      <w:pPr>
+        <w:spacing w:after="120"/>
+      </w:pPr>
+    </w:p>
+    <w:p>
+      <w:pPr>
+        <w:spacing w:after="120" w:line="280"/>
+        <w:jc w:val="both"/>
+      </w:pPr>
+      <w:r>
+        <w:t xml:space="preserve">In a professional team setting, the architectural approach demonstrated here supports team learning and growth. The layered test portfolio demonstrates that team members with different experience levels can contribute meaningfully. A junior developer unfamiliar with design patterns can write unit tests targeting pricing rule boundaries and build confidence that their test catches genuine defects. A mid-level developer can contribute service-layer tests that verify orchestration. A senior architect can review the abstraction decisions and propose refinements. All team members, regardless of experience level or background, have concrete evidence they can evaluate rather than requiring them to accept claims on authority or seniority alone.</w:t>
+      </w:r>
+    </w:p>
+    <w:p>
+      <w:pPr>
+        <w:spacing w:after="120" w:line="280"/>
+        <w:jc w:val="both"/>
+      </w:pPr>
+      <w:r>
+        <w:t xml:space="preserve">This structure is particularly important for teams with members from different cultural backgrounds or who communicate in a second language. Written, explicit architecture (ADRs) and evidence-based quality assessment (tests) are more accessible than implicit shared understanding or verbal tradition. A team member can ask "why was Abstract Factory rejected?" and receive a documented answer rather than relying on attending a meeting or casual conversation.</w:t>
+      </w:r>
+    </w:p>
+    <w:p>
+      <w:pPr>
+        <w:spacing w:after="120"/>
+      </w:pPr>
+    </w:p>
+    <w:p>
+      <w:pPr>
+        <w:pStyle w:val="Heading2"/>
+        <w:spacing w:after="160" w:line="360"/>
+      </w:pPr>
+      <w:r>
+        <w:t xml:space="preserve">6.4 Summary: Business Value and Professional Practice</w:t>
+      </w:r>
+    </w:p>
+    <w:p>
+      <w:pPr>
+        <w:spacing w:after="120" w:line="280"/>
+        <w:jc w:val="both"/>
+      </w:pPr>
+      <w:r>
+        <w:t xml:space="preserve">The refactoring achieves measurable business value through faster test feedback (0.21 seconds), smaller change surface (from 90-line handler to focused 8-12 line components), and greater defect detection efficiency (99% coverage with layered testing). The architecture is additionally structured to support inclusive team practice: explicit architectural reasoning documents accessible to diverse team members, tests that accommodate different quality perspectives, and a preservation of business decision authority (pricing anomaly) that respects stakeholder expertise.</w:t>
+      </w:r>
+    </w:p>
+    <w:p>
+      <w:pPr>
+        <w:spacing w:after="120" w:line="280"/>
+        <w:jc w:val="both"/>
+      </w:pPr>
+      <w:r>
+        <w:t xml:space="preserve">In a professional software engineering team with members of different backgrounds, experience levels and native languages, these characteristics—explicit documentation, evidence-based evaluation, and respect for diverse expertise—are not merely nice-to-have qualities. They are essential to building systems that benefit from the full range of team members' perspectives and abilities, and they improve the outcomes of collaborative development.</w:t>
+      </w:r>
+    </w:p>
+    <w:p>
+      <w:pPr>
+        <w:spacing w:after="120"/>
+      </w:pPr>
+    </w:p>
+    <w:p>
+      <w:pPr>
+        <w:spacing w:after="240"/>
+      </w:pPr>
+    </w:p>
+    <w:p>
+      <w:pPr>
+        <w:spacing w:after="120"/>
+      </w:pPr>
+    </w:p>
   </w:body>
 </w:document>
 </file>

--- a/Module_7_Portfolio_Report_FINAL.docx
+++ b/Module_7_Portfolio_Report_FINAL.docx
@@ -86,7 +86,7 @@
         <w:t xml:space="preserve">Word Count:</w:t>
       </w:r>
       <w:r>
-        <w:t xml:space="preserve"> 7,437 words (Main Report including Sections 1–5 and Appendices A–D; excludes references per university guidelines)</w:t>
+        <w:t xml:space="preserve"> 7,437 words (Main Report including Sections 1–6 and Appendices A–D; excludes references per university guidelines)</w:t>
       </w:r>
     </w:p>
     <w:p>
@@ -5838,6 +5838,71 @@
       <w:r>
         <w:t xml:space="preserve">Appendix D: Evidence Figures and Screenshots</w:t>
       </w:r>
+    </w:p>
+    <w:p>
+      <w:pPr>
+        <w:spacing w:after="120"/>
+      </w:pPr>
+    </w:p>
+    <w:p>
+      <w:pPr>
+        <w:spacing w:after="120"/>
+      </w:pPr>
+    </w:p>
+    <w:p>
+      <w:pPr>
+        <w:spacing w:after="120"/>
+      </w:pPr>
+    </w:p>
+    <w:p>
+      <w:pPr>
+        <w:pStyle w:val="Heading3"/>
+        <w:spacing w:after="160" w:line="360"/>
+      </w:pPr>
+      <w:r>
+        <w:t xml:space="preserve">Repository and Artefacts</w:t>
+      </w:r>
+    </w:p>
+    <w:p>
+      <w:pPr>
+        <w:spacing w:after="120" w:line="280"/>
+        <w:jc w:val="both"/>
+      </w:pPr>
+      <w:r>
+        <w:rPr>
+          <w:b/>
+          <w:bCs/>
+        </w:rPr>
+        <w:t xml:space="preserve">GitHub Repository:</w:t>
+      </w:r>
+    </w:p>
+    <w:p>
+      <w:pPr>
+        <w:spacing w:after="120" w:line="280"/>
+        <w:jc w:val="both"/>
+      </w:pPr>
+      <w:r>
+        <w:t xml:space="preserve">https://github.com/asthamalviya/pricing-service-clean-architecture</w:t>
+      </w:r>
+    </w:p>
+    <w:p>
+      <w:pPr>
+        <w:spacing w:after="120" w:line="280"/>
+        <w:jc w:val="both"/>
+      </w:pPr>
+      <w:r>
+        <w:t xml:space="preserve">All code artefacts, tests, configuration and documentation are available in this repository. The v0 implementation is in main.py; v1 implementation and comprehensive test suite are in v1/ and tests/ directories respectively.</w:t>
+      </w:r>
+    </w:p>
+    <w:p>
+      <w:pPr>
+        <w:spacing w:after="120"/>
+      </w:pPr>
+    </w:p>
+    <w:p>
+      <w:pPr>
+        <w:spacing w:after="240"/>
+      </w:pPr>
     </w:p>
     <w:p>
       <w:pPr>

--- a/Module_7_Portfolio_Report_FINAL.docx
+++ b/Module_7_Portfolio_Report_FINAL.docx
@@ -86,7 +86,7 @@
         <w:t xml:space="preserve">Word Count:</w:t>
       </w:r>
       <w:r>
-        <w:t xml:space="preserve"> 7,437 words (Main Report including Sections 1–6 and Appendices A–D; excludes references per university guidelines)</w:t>
+        <w:t xml:space="preserve"> 7,437 words (Main Report including Sections 1–5 and Appendices A–D; excludes references per university guidelines)</w:t>
       </w:r>
     </w:p>
     <w:p>

--- a/Module_7_Portfolio_Report_FINAL.docx
+++ b/Module_7_Portfolio_Report_FINAL.docx
@@ -13,7 +13,6 @@
     </w:p>
     <w:p>
       <w:pPr>
-        <w:pStyle w:val="Heading1"/>
         <w:jc w:val="center"/>
       </w:pPr>
       <w:r>
@@ -21,33 +20,45 @@
       </w:r>
     </w:p>
     <w:p>
-      <w:pPr>
-        <w:spacing w:after="40"/>
-      </w:pPr>
       <w:r>
-        <w:t>**Student Name:** Astha Malviya</w:t>
+        <w:t>Student Name: Astha Malviya</w:t>
       </w:r>
     </w:p>
     <w:p>
-      <w:pPr>
-        <w:spacing w:after="40"/>
-      </w:pPr>
       <w:r>
-        <w:t>**Project Title:** QuickQuote Pricing API: v0 to v1 Refactoring</w:t>
+        <w:t>Project Title: QuickQuote Pricing API: v0 to v1 Refactoring</w:t>
       </w:r>
     </w:p>
     <w:p>
+      <w:r>
+        <w:t>Date: August 2026</w:t>
+      </w:r>
+    </w:p>
+    <w:p/>
+    <w:p>
       <w:pPr>
-        <w:spacing w:after="40"/>
+        <w:pStyle w:val="Heading1"/>
       </w:pPr>
       <w:r>
-        <w:t>**Date:** August 2026</w:t>
+        <w:t>Module 7 Portfolio Project Report</w:t>
       </w:r>
     </w:p>
     <w:p>
-      <w:pPr>
-        <w:spacing w:after="40"/>
-      </w:pPr>
+      <w:r>
+        <w:t xml:space="preserve">**Student Name:** Astha Malviya  </w:t>
+      </w:r>
+    </w:p>
+    <w:p>
+      <w:r>
+        <w:t xml:space="preserve">**Project Title:** QuickQuote Pricing API: v0 to v1 Refactoring  </w:t>
+      </w:r>
+    </w:p>
+    <w:p>
+      <w:r>
+        <w:t xml:space="preserve">**Date:** August 2026  </w:t>
+      </w:r>
+    </w:p>
+    <w:p>
       <w:r>
         <w:t>**Word Count:** 4,000 words (Main Report including Sections 1–5; excludes references and appendices per university guidelines)</w:t>
       </w:r>
@@ -55,129 +66,62 @@
     <w:p>
       <w:pPr>
         <w:pStyle w:val="Heading1"/>
-        <w:spacing w:before="240"/>
       </w:pPr>
       <w:r>
         <w:t>1. Quality Diagnosis (550 words)</w:t>
       </w:r>
     </w:p>
     <w:p>
-      <w:pPr>
-        <w:spacing w:after="120"/>
-      </w:pPr>
       <w:r>
         <w:t>The QuickQuote pricing service v0 exemplifies architectural debt. The `/quote` request handler (90 lines) combines HTTP extraction, configuration file I/O, pricing logic, tax handling, pro-rata time calculation, and invoice persistence. This monolithic design creates seven quality gaps with measurable business impact.</w:t>
       </w:r>
     </w:p>
     <w:p>
       <w:r>
-        <w:rPr>
-          <w:b/>
-        </w:rPr>
-        <w:t>Gap 1: High Coupling.</w:t>
-      </w:r>
-      <w:r>
-        <w:t xml:space="preserve"> Pricing logic intertwined with HTTP and persistence code. Changing a discount rule requires modifying the HTTP handler, multiplying regression risk. Business logic cannot be reused independently of the API framework.</w:t>
+        <w:t>**Gap 1: High Coupling.** Pricing logic intertwined with HTTP and persistence code. Changing a discount rule requires modifying the HTTP handler, multiplying regression risk. Business logic cannot be reused independently of the API framework.</w:t>
       </w:r>
     </w:p>
     <w:p>
       <w:r>
-        <w:rPr>
-          <w:b/>
-        </w:rPr>
-        <w:t>Gap 2: Direct File I/O.</w:t>
-      </w:r>
-      <w:r>
-        <w:t xml:space="preserve"> Configuration read per request (lines 25–26), invoices loaded and rewritten after each quote (lines 89–97). Couples pricing decisions to filesystem availability and makes isolated unit testing impossible. As transaction volume grows, file-based persistence becomes a scalability and concurrency constraint.</w:t>
+        <w:t>**Gap 2: Direct File I/O.** Configuration read per request (lines 25–26), invoices loaded and rewritten after each quote (lines 89–97). Couples pricing decisions to filesystem availability and makes isolated unit testing impossible. As transaction volume grows, file-based persistence becomes a scalability and concurrency constraint.</w:t>
       </w:r>
     </w:p>
     <w:p>
       <w:r>
-        <w:rPr>
-          <w:b/>
-        </w:rPr>
-        <w:t>Gap 3: Embedded Rule Sets.</w:t>
-      </w:r>
-      <w:r>
-        <w:t xml:space="preserve"> Plan selection (lines 27–34), discount tiers (lines 38–47), and regional tax (lines 64–73) are hardcoded conditionals. Adding a plan or region requires modifying the central handler. Business rules hidden within procedural code and difficult to verify independently.</w:t>
+        <w:t>**Gap 3: Embedded Rule Sets.** Plan selection (lines 27–34), discount tiers (lines 38–47), and regional tax (lines 64–73) are hardcoded conditionals. Adding a plan or region requires modifying the central handler. Business rules hidden within procedural code and difficult to verify independently.</w:t>
       </w:r>
     </w:p>
     <w:p>
       <w:r>
-        <w:rPr>
-          <w:b/>
-        </w:rPr>
-        <w:t>Gap 4: Non-deterministic Time.</w:t>
-      </w:r>
-      <w:r>
-        <w:t xml:space="preserve"> Pro-rata calculation calls `datetime.now()` directly (line 58). Identical requests produce different results depending on execution date, making reproducible testing impossible. Financial software requires deterministic behaviour for reliable billing.</w:t>
+        <w:t>**Gap 4: Non-deterministic Time.** Pro-rata calculation calls `datetime.now()` directly (line 58). Identical requests produce different results depending on execution date, making reproducible testing impossible. Financial software requires deterministic behaviour for reliable billing.</w:t>
       </w:r>
     </w:p>
     <w:p>
       <w:r>
-        <w:rPr>
-          <w:b/>
-        </w:rPr>
-        <w:t>Gap 5: Rounding at Multiple Stages.</w:t>
-      </w:r>
-      <w:r>
-        <w:t xml:space="preserve"> Subtotal, discounted value, annual total, pro-rata adjustment, tax, and final result are rounded separately (lines 37, 50, 55, 63, 76, 78). Cumulative rounding discrepancies accumulate over time, creating reconciliation and customer-trust risks.</w:t>
+        <w:t>**Gap 5: Rounding at Multiple Stages.** Subtotal, discounted value, annual total, pro-rata adjustment, tax, and final result are rounded separately (lines 37, 50, 55, 63, 76, 78). Cumulative rounding discrepancies accumulate over time, creating reconciliation and customer-trust risks.</w:t>
       </w:r>
     </w:p>
     <w:p>
       <w:r>
-        <w:rPr>
-          <w:b/>
-        </w:rPr>
-        <w:t>Gap 6: Weak Input Validation.</w:t>
-      </w:r>
-      <w:r>
-        <w:t xml:space="preserve"> Raw request data accepted directly; invalid inputs return error objects rather than HTTP error statuses. Incorrect or missing values reach calculations unexpectedly, permitting defective quotations.</w:t>
+        <w:t>**Gap 6: Weak Input Validation.** Raw request data accepted directly; invalid inputs return error objects rather than HTTP error statuses. Incorrect or missing values reach calculations unexpectedly, permitting defective quotations.</w:t>
       </w:r>
     </w:p>
     <w:p>
       <w:r>
-        <w:rPr>
-          <w:b/>
-        </w:rPr>
-        <w:t>Gap 7: Magic Numbers.</w:t>
-      </w:r>
-      <w:r>
-        <w:t xml:space="preserve"> Discount rates (5%, 10%, 15%, 20%) and tax values embedded as literals rather than explicit rules. Harder to identify for review and dangerous to modify without context.</w:t>
+        <w:t>**Gap 7: Magic Numbers.** Discount rates (5%, 10%, 15%, 20%) and tax values embedded as literals rather than explicit rules. Harder to identify for review and dangerous to modify without context.</w:t>
       </w:r>
     </w:p>
     <w:p>
       <w:r>
-        <w:rPr>
-          <w:b/>
-        </w:rPr>
-        <w:t>Business Impact:</w:t>
-      </w:r>
-      <w:r>
-        <w:t xml:space="preserve"> These gaps interact to create a critical risk: </w:t>
-      </w:r>
-      <w:r>
-        <w:rPr>
-          <w:b/>
-        </w:rPr>
-        <w:t>the service contains a real pricing anomaly—25 Pro seats produce £675 while 24 seats produce £684</w:t>
-      </w:r>
-      <w:r>
-        <w:t>. The v0 design makes this anomaly difficult to detect and correct safely. Testing is forced to the HTTP API boundary, requiring framework setup and integration fixtures. Defects in pricing logic cannot be isolated at the unit level. The monolithic structure means every pricing change touches the HTTP handler, multiplying the potential regression surface. Maintenance cost increases with each change because both the change scope and testing burden are large.</w:t>
+        <w:t>**Business Impact:** These gaps interact to create a critical risk: **the service contains a real pricing anomaly—25 Pro seats produce £675 while 24 seats produce £684**. The v0 design makes this anomaly difficult to detect and correct safely. Testing is forced to the HTTP API boundary, requiring framework setup and integration fixtures. Defects in pricing logic cannot be isolated at the unit level. The monolithic structure means every pricing change touches the HTTP handler, multiplying the potential regression surface. Maintenance cost increases with each change because both the change scope and testing burden are large.</w:t>
       </w:r>
     </w:p>
     <w:p>
-      <w:pPr>
-        <w:spacing w:after="120"/>
-      </w:pPr>
       <w:r>
         <w:t>The Software Engineering Institute (SEI) defines this as technical debt: the cost accrued by choosing an expedient solution now that increases future effort and risk. The v0 handler represents accumulated debt: high maintenance cost combined with weak testability.</w:t>
       </w:r>
     </w:p>
     <w:p>
-      <w:pPr>
-        <w:spacing w:after="120"/>
-      </w:pPr>
       <w:r>
         <w:t>The case for improvement is evidence-based. The v0 design creates financial mispricing risk, regression risk, operational constraints, and increasing maintenance cost. The refactoring must establish clear architectural boundaries: separate business logic from infrastructure, enable unit-testable pricing rules, inject time dependencies for deterministic testing, and make business rules explicit and independently modifiable.</w:t>
       </w:r>
@@ -185,7 +129,6 @@
     <w:p>
       <w:pPr>
         <w:pStyle w:val="Heading1"/>
-        <w:spacing w:before="240"/>
       </w:pPr>
       <w:r>
         <w:t>2. Design Evaluation and Architectural Decisions</w:t>
@@ -193,50 +136,33 @@
     </w:p>
     <w:p>
       <w:pPr>
-        <w:pStyle w:val="Heading2"/>
+        <w:pStyle w:val="Heading1"/>
       </w:pPr>
       <w:r>
-        <w:t>2.1 Architectural Boundaries and Design Patterns</w:t>
+        <w:t>#2.1 Architectural Boundaries and Design Patterns</w:t>
       </w:r>
     </w:p>
     <w:p>
-      <w:pPr>
-        <w:spacing w:after="120"/>
-      </w:pPr>
       <w:r>
         <w:t>Robert C. Martin (2017) argues that software architecture must create clear boundaries preventing low-level implementation details from contaminating business logic. v0 lacks these boundaries. The 90-line handler directly accesses configuration files, performs pricing logic, reads system time, and persists invoices. Infrastructure changes (e.g., moving from files to a database) require modifying core pricing code, violating separation of concerns and increasing maintenance cost.</w:t>
       </w:r>
     </w:p>
     <w:p>
-      <w:pPr>
-        <w:spacing w:after="120"/>
-      </w:pPr>
       <w:r>
         <w:t>Four patterns are absent from v0, each with measurable consequences:</w:t>
       </w:r>
     </w:p>
     <w:p>
-      <w:pPr>
-        <w:spacing w:after="120"/>
-      </w:pPr>
       <w:r>
-        <w:t>--|</w:t>
+        <w:br w:type="page"/>
       </w:r>
     </w:p>
     <w:p>
       <w:pPr>
-        <w:spacing w:after="120"/>
+        <w:pStyle w:val="Heading1"/>
       </w:pPr>
       <w:r>
-        <w:t>--|</w:t>
-      </w:r>
-    </w:p>
-    <w:p>
-      <w:pPr>
-        <w:spacing w:after="120"/>
-      </w:pPr>
-      <w:r>
-        <w:t>These are not stylistic choices. They represent structural deficiencies that prevent business logic from being exercised, tested, or evolved independently. v1 introduces these patterns to establish proper architectural boundaries.</w:t>
+        <w:t>Appendix D: Visual Evidence</w:t>
       </w:r>
     </w:p>
     <w:p>
@@ -244,2150 +170,198 @@
         <w:pStyle w:val="Heading2"/>
       </w:pPr>
       <w:r>
-        <w:t>2.2 Architectural Decisions: Mapping to Quality Gaps</w:t>
+        <w:t>Figure 1: v0 Handler Coupling</w:t>
       </w:r>
     </w:p>
     <w:p>
       <w:r>
-        <w:rPr>
-          <w:b/>
-        </w:rPr>
-        <w:t>Decision 1: Service Layer</w:t>
-      </w:r>
-      <w:r>
-        <w:t xml:space="preserve"> (addresses Gaps 1, 4, 6)</w:t>
-      </w:r>
-    </w:p>
-    <w:p>
-      <w:pPr>
-        <w:spacing w:after="120"/>
-      </w:pPr>
-      <w:r>
-        <w:t>v0 couples pricing to HTTP handling. v1 moves pricing into `PricingService`, allowing independent testing and deterministic time injection. Trade-off: ~50 additional lines of code. Benefit: pricing logic testable without framework setup.</w:t>
+        <w:t>Diagram showing monolithic coupling.</w:t>
       </w:r>
     </w:p>
     <w:p>
       <w:r>
-        <w:rPr>
-          <w:b/>
-        </w:rPr>
-        <w:t>Decision 2: Repository Pattern</w:t>
-      </w:r>
-      <w:r>
-        <w:t xml:space="preserve"> (addresses Gaps 1, 2)</w:t>
+        <w:drawing>
+          <wp:inline xmlns:a="http://schemas.openxmlformats.org/drawingml/2006/main" xmlns:pic="http://schemas.openxmlformats.org/drawingml/2006/picture">
+            <wp:extent cx="5029200" cy="6456236"/>
+            <wp:docPr id="1" name="Picture 1"/>
+            <wp:cNvGraphicFramePr>
+              <a:graphicFrameLocks noChangeAspect="1"/>
+            </wp:cNvGraphicFramePr>
+            <a:graphic>
+              <a:graphicData uri="http://schemas.openxmlformats.org/drawingml/2006/picture">
+                <pic:pic>
+                  <pic:nvPicPr>
+                    <pic:cNvPr id="0" name="figure1.png"/>
+                    <pic:cNvPicPr/>
+                  </pic:nvPicPr>
+                  <pic:blipFill>
+                    <a:blip r:embed="rId9"/>
+                    <a:stretch>
+                      <a:fillRect/>
+                    </a:stretch>
+                  </pic:blipFill>
+                  <pic:spPr>
+                    <a:xfrm>
+                      <a:off x="0" y="0"/>
+                      <a:ext cx="5029200" cy="6456236"/>
+                    </a:xfrm>
+                    <a:prstGeom prst="rect"/>
+                  </pic:spPr>
+                </pic:pic>
+              </a:graphicData>
+            </a:graphic>
+          </wp:inline>
+        </w:drawing>
       </w:r>
     </w:p>
-    <w:p>
-      <w:pPr>
-        <w:spacing w:after="120"/>
-      </w:pPr>
-      <w:r>
-        <w:t>v0 directly accesses files. v1 abstracts persistence through `ConfigRepository` and `InvoiceRepository` interfaces, enabling in-memory test doubles. Trade-off: additional interfaces. Benefit: tests don't depend on filesystem; persistence can be replaced without touching pricing logic.</w:t>
-      </w:r>
-    </w:p>
-    <w:p>
-      <w:r>
-        <w:rPr>
-          <w:b/>
-        </w:rPr>
-        <w:t>Decision 3: Strategy Pattern</w:t>
-      </w:r>
-      <w:r>
-        <w:t xml:space="preserve"> (addresses Gaps 3, 7)</w:t>
-      </w:r>
-    </w:p>
-    <w:p>
-      <w:pPr>
-        <w:spacing w:after="120"/>
-      </w:pPr>
-      <w:r>
-        <w:t>v0 embeds plan selection, discounts, and tax as hardcoded conditionals. v1 makes them explicit: `PlanPricer`, `VolumeDiscountStrategy`, `TaxCalculator`. Discount or plan changes now affect only the relevant component, not the HTTP handler.</w:t>
-      </w:r>
-    </w:p>
-    <w:p>
-      <w:r>
-        <w:rPr>
-          <w:b/>
-        </w:rPr>
-        <w:t>Decision 4: Dependency Injection for Clock</w:t>
-      </w:r>
-      <w:r>
-        <w:t xml:space="preserve"> (addresses Gap 4)</w:t>
-      </w:r>
-    </w:p>
-    <w:p>
-      <w:pPr>
-        <w:spacing w:after="120"/>
-      </w:pPr>
-      <w:r>
-        <w:t>v0 calls `datetime.now()` directly, making pro-rata calculations non-deterministic. v1 injects a `Clock` abstraction: `SystemClock` in production, `FixedClock` in tests. Result: identical request dates produce identical results, enabling reproducible tests.</w:t>
-      </w:r>
-    </w:p>
-    <w:p>
-      <w:pPr>
-        <w:spacing w:after="120"/>
-      </w:pPr>
-      <w:r>
-        <w:t>These decisions are interconnected. Together they reduce coupling: `v0: HTTP → pricing rules → filesystem → system clock` becomes `v1: HTTP → PricingService → pricing rules/repositories/clock`. The consequence is testability. Business logic is now exercisable in isolation, pricing rules can be tested without HTTP, and date-dependent calculations are deterministic.</w:t>
-      </w:r>
-    </w:p>
-    <w:p>
-      <w:pPr>
-        <w:pStyle w:val="Heading1"/>
-        <w:spacing w:before="240"/>
-      </w:pPr>
-      <w:r>
-        <w:t>3. Testing Strategy and Implementation (1,100 words)</w:t>
-      </w:r>
-    </w:p>
+    <w:p/>
     <w:p>
       <w:pPr>
         <w:pStyle w:val="Heading2"/>
       </w:pPr>
       <w:r>
-        <w:t>3.1 Testing Mapped to Architectural Decisions</w:t>
+        <w:t>Figure 2: v0 vs v1 Architecture</w:t>
       </w:r>
     </w:p>
     <w:p>
-      <w:pPr>
-        <w:spacing w:after="120"/>
-      </w:pPr>
       <w:r>
-        <w:t>The testing strategy responds directly to the quality gaps and design decisions. Architecture determines the unit of testing. In v0, pricing is embedded in the HTTP handler, forcing integration-level testing. In v1, each responsibility has a dedicated testing boundary.</w:t>
+        <w:t>Side-by-side architecture comparison.</w:t>
       </w:r>
     </w:p>
+    <w:p>
+      <w:r>
+        <w:drawing>
+          <wp:inline xmlns:a="http://schemas.openxmlformats.org/drawingml/2006/main" xmlns:pic="http://schemas.openxmlformats.org/drawingml/2006/picture">
+            <wp:extent cx="5029200" cy="6896290"/>
+            <wp:docPr id="2" name="Picture 2"/>
+            <wp:cNvGraphicFramePr>
+              <a:graphicFrameLocks noChangeAspect="1"/>
+            </wp:cNvGraphicFramePr>
+            <a:graphic>
+              <a:graphicData uri="http://schemas.openxmlformats.org/drawingml/2006/picture">
+                <pic:pic>
+                  <pic:nvPicPr>
+                    <pic:cNvPr id="0" name="figure2.png"/>
+                    <pic:cNvPicPr/>
+                  </pic:nvPicPr>
+                  <pic:blipFill>
+                    <a:blip r:embed="rId10"/>
+                    <a:stretch>
+                      <a:fillRect/>
+                    </a:stretch>
+                  </pic:blipFill>
+                  <pic:spPr>
+                    <a:xfrm>
+                      <a:off x="0" y="0"/>
+                      <a:ext cx="5029200" cy="6896290"/>
+                    </a:xfrm>
+                    <a:prstGeom prst="rect"/>
+                  </pic:spPr>
+                </pic:pic>
+              </a:graphicData>
+            </a:graphic>
+          </wp:inline>
+        </w:drawing>
+      </w:r>
+    </w:p>
+    <w:p/>
     <w:p>
       <w:pPr>
         <w:pStyle w:val="Heading2"/>
       </w:pPr>
       <w:r>
-        <w:t>3.2 Test Portfolio: 90 Tests in 0.21 Seconds</w:t>
+        <w:t>Figure 3: Test Suite Results</w:t>
       </w:r>
     </w:p>
     <w:p>
       <w:r>
-        <w:rPr>
-          <w:b/>
-        </w:rPr>
-        <w:t>Characterisation tests (34):</w:t>
-      </w:r>
-      <w:r>
-        <w:t xml:space="preserve"> Capture v0 behaviour (plans, regions, cycles, boundaries). The 24/25 seat anomaly is deliberately preserved, establishing a distinction between refactoring (changing architecture) and changing business rules.</w:t>
+        <w:t>90 tests, 0.21s execution, 99% coverage.</w:t>
       </w:r>
     </w:p>
     <w:p>
       <w:r>
-        <w:rPr>
-          <w:b/>
-        </w:rPr>
-        <w:t>Unit tests (10 pricing-rule, 10 repository, 3 clock):</w:t>
-      </w:r>
-      <w:r>
-        <w:t xml:space="preserve"> Strategy Pattern components testable in isolation. PlanPricer, VolumeDiscountStrategy, TaxCalculator tested independently. In-memory repositories replace filesystem. FixedClock enables deterministic pro-rata assertions.</w:t>
+        <w:drawing>
+          <wp:inline xmlns:a="http://schemas.openxmlformats.org/drawingml/2006/main" xmlns:pic="http://schemas.openxmlformats.org/drawingml/2006/picture">
+            <wp:extent cx="5029200" cy="6902577"/>
+            <wp:docPr id="3" name="Picture 3"/>
+            <wp:cNvGraphicFramePr>
+              <a:graphicFrameLocks noChangeAspect="1"/>
+            </wp:cNvGraphicFramePr>
+            <a:graphic>
+              <a:graphicData uri="http://schemas.openxmlformats.org/drawingml/2006/picture">
+                <pic:pic>
+                  <pic:nvPicPr>
+                    <pic:cNvPr id="0" name="figure3.png"/>
+                    <pic:cNvPicPr/>
+                  </pic:nvPicPr>
+                  <pic:blipFill>
+                    <a:blip r:embed="rId11"/>
+                    <a:stretch>
+                      <a:fillRect/>
+                    </a:stretch>
+                  </pic:blipFill>
+                  <pic:spPr>
+                    <a:xfrm>
+                      <a:off x="0" y="0"/>
+                      <a:ext cx="5029200" cy="6902577"/>
+                    </a:xfrm>
+                    <a:prstGeom prst="rect"/>
+                  </pic:spPr>
+                </pic:pic>
+              </a:graphicData>
+            </a:graphic>
+          </wp:inline>
+        </w:drawing>
       </w:r>
     </w:p>
-    <w:p>
-      <w:r>
-        <w:rPr>
-          <w:b/>
-        </w:rPr>
-        <w:t>Service tests (19):</w:t>
-      </w:r>
-      <w:r>
-        <w:t xml:space="preserve"> Exercise PricingService with injected dependencies. Verify orchestration: request validation → pricing rule selection → discount/tax application → invoice persistence.</w:t>
-      </w:r>
-    </w:p>
-    <w:p>
-      <w:r>
-        <w:rPr>
-          <w:b/>
-        </w:rPr>
-        <w:t>Integration tests (14):</w:t>
-      </w:r>
-      <w:r>
-        <w:t xml:space="preserve"> Black-box API testing. Verify complete flow: HTTP request → FastAPI validation → service → repositories → response. Test both valid scenarios and edge cases.</w:t>
-      </w:r>
-    </w:p>
-    <w:p>
-      <w:r>
-        <w:rPr>
-          <w:b/>
-        </w:rPr>
-        <w:t>Coverage:</w:t>
-      </w:r>
-      <w:r>
-        <w:t xml:space="preserve"> 99% overall line coverage, 92% branch coverage. Boundary-value tests (9/10, 24/25, 49/50, 99/100 seats) detect off-by-one mutations. This design targets decision points where defects occur, providing evidence beyond simple percentage coverage.</w:t>
-      </w:r>
-    </w:p>
+    <w:p/>
     <w:p>
       <w:pPr>
         <w:pStyle w:val="Heading2"/>
       </w:pPr>
       <w:r>
-        <w:t>3.3 What Testing Proved—What It Did Not</w:t>
+        <w:t>Figure 4: 24/25 Seat Pricing Anomaly</w:t>
       </w:r>
     </w:p>
     <w:p>
       <w:r>
-        <w:rPr>
-          <w:b/>
-        </w:rPr>
-        <w:t>Proved:</w:t>
-      </w:r>
-    </w:p>
-    <w:p>
-      <w:pPr>
-        <w:spacing w:after="120"/>
-      </w:pPr>
-      <w:r>
-        <w:t>- Behavioural equivalence: v0 scenarios produce identical results in v1</w:t>
-      </w:r>
-    </w:p>
-    <w:p>
-      <w:pPr>
-        <w:spacing w:after="120"/>
-      </w:pPr>
-      <w:r>
-        <w:t>- Rule isolation: pricing rules testable without HTTP</w:t>
-      </w:r>
-    </w:p>
-    <w:p>
-      <w:pPr>
-        <w:spacing w:after="120"/>
-      </w:pPr>
-      <w:r>
-        <w:t>- Deterministic time: pro-rata calculations reproducible</w:t>
-      </w:r>
-    </w:p>
-    <w:p>
-      <w:pPr>
-        <w:spacing w:after="120"/>
-      </w:pPr>
-      <w:r>
-        <w:t>- Integration integrity: complete flow works correctly</w:t>
+        <w:t>Pricing anomaly: 25 seats (£675) &lt; 24 seats (£684).</w:t>
       </w:r>
     </w:p>
     <w:p>
       <w:r>
-        <w:rPr>
-          <w:b/>
-        </w:rPr>
-        <w:t>Did Not Prove:</w:t>
-      </w:r>
-    </w:p>
-    <w:p>
-      <w:pPr>
-        <w:spacing w:after="120"/>
-      </w:pPr>
-      <w:r>
-        <w:t>- Concurrent invoice writes (file-locking untested)</w:t>
-      </w:r>
-    </w:p>
-    <w:p>
-      <w:pPr>
-        <w:spacing w:after="120"/>
-      </w:pPr>
-      <w:r>
-        <w:t>- Production-scale performance</w:t>
-      </w:r>
-    </w:p>
-    <w:p>
-      <w:pPr>
-        <w:spacing w:after="120"/>
-      </w:pPr>
-      <w:r>
-        <w:t>- Business correctness of the 24/25 anomaly (99% coverage doesn't validate pricing policy)</w:t>
-      </w:r>
-    </w:p>
-    <w:p>
-      <w:pPr>
-        <w:spacing w:after="120"/>
-      </w:pPr>
-      <w:r>
-        <w:t>This distinction is critical. High coverage masks unvalidated assumptions. Testing provides evidence; business stakeholders must interpret it.</w:t>
-      </w:r>
-    </w:p>
-    <w:p>
-      <w:pPr>
-        <w:pStyle w:val="Heading2"/>
-      </w:pPr>
-      <w:r>
-        <w:t>3.4 Architecture Drives Testability</w:t>
-      </w:r>
-    </w:p>
-    <w:p>
-      <w:pPr>
-        <w:spacing w:after="120"/>
-      </w:pPr>
-      <w:r>
-        <w:t>Freeman &amp; Pryce (2009) argue that testability is a design driver, not an afterthought. Difficulty testing something signals a design problem. The QuickQuote refactoring confirms this: architectural boundaries emerged from identifying what needed independent testing. Service Layer, Repository Pattern, Strategy components, and Clock injection each solved a testability constraint. The result: multiple testing boundaries instead of one monolithic endpoint.</w:t>
-      </w:r>
-    </w:p>
-    <w:p>
-      <w:pPr>
-        <w:pStyle w:val="Heading1"/>
-        <w:spacing w:before="240"/>
-      </w:pPr>
-      <w:r>
-        <w:t>4. Stakeholder Communication and Professional Practice (400 words)</w:t>
-      </w:r>
-    </w:p>
-    <w:p>
-      <w:pPr>
-        <w:spacing w:after="120"/>
-      </w:pPr>
-      <w:r>
-        <w:t>Communication was structured around evidence and professional standards.</w:t>
-      </w:r>
-    </w:p>
-    <w:p>
-      <w:r>
-        <w:rPr>
-          <w:b/>
-        </w:rPr>
-        <w:t>Technical Stakeholders:</w:t>
-      </w:r>
-      <w:r>
-        <w:t xml:space="preserve"> Architectural Decision Records (Section 2) document each choice's problem, trade-offs, and rationale. The 90-test portfolio serves as proof: 34 characterisation tests show behaviour equivalence, boundary-value tests (9/10, 24/25, 49/50, 99/100) provide concrete evidence of rule isolation, and 99% coverage demonstrates extensive automated testing. Code structure communicates architecture: `pricing_service.py` (orchestration), `pricing_rules.py` (business), `repositories.py` (persistence), `clock.py` (time). This eliminates need for separate diagrams.</w:t>
-      </w:r>
-    </w:p>
-    <w:p>
-      <w:r>
-        <w:rPr>
-          <w:b/>
-        </w:rPr>
-        <w:t>Non-Technical Stakeholders:</w:t>
-      </w:r>
-      <w:r>
-        <w:t xml:space="preserve"> Benefits framed as business impact. The </w:t>
-      </w:r>
-      <w:r>
-        <w:rPr>
-          <w:b/>
-        </w:rPr>
-        <w:t>pricing anomaly (24 Pro: £684 vs 25 Pro: £675)</w:t>
-      </w:r>
-      <w:r>
-        <w:t xml:space="preserve"> is communicated as a policy decision requiring stakeholder judgment, not a developer-fixed defect. Architecture improvements reduce risk: changes are more isolated, behaviour easier to verify, and anomalies visible before deployment. Evidence-led: coverage, boundary tests, and reproducibility support decisions without requiring pattern knowledge.</w:t>
-      </w:r>
-    </w:p>
-    <w:p>
-      <w:r>
-        <w:rPr>
-          <w:b/>
-        </w:rPr>
-        <w:t>Professional Standards Applied:</w:t>
-      </w:r>
-    </w:p>
-    <w:p>
-      <w:r>
-        <w:t xml:space="preserve">- </w:t>
-      </w:r>
-      <w:r>
-        <w:rPr>
-          <w:b/>
-        </w:rPr>
-        <w:t>SOLID Principles:</w:t>
-      </w:r>
-      <w:r>
-        <w:t xml:space="preserve"> Single Responsibility (orchestration separated from rules, persistence, time). Dependency Inversion (Clock and repository abstractions).</w:t>
-      </w:r>
-    </w:p>
-    <w:p>
-      <w:r>
-        <w:t xml:space="preserve">- </w:t>
-      </w:r>
-      <w:r>
-        <w:rPr>
-          <w:b/>
-        </w:rPr>
-        <w:t>Testing Discipline:</w:t>
-      </w:r>
-      <w:r>
-        <w:t xml:space="preserve"> Layered pyramid (unit → service → integration), characterisation testing, Boundary Value Analysis, deterministic time injection.</w:t>
-      </w:r>
-    </w:p>
-    <w:p>
-      <w:r>
-        <w:t xml:space="preserve">- </w:t>
-      </w:r>
-      <w:r>
-        <w:rPr>
-          <w:b/>
-        </w:rPr>
-        <w:t>Code Quality:</w:t>
-      </w:r>
-      <w:r>
-        <w:t xml:space="preserve"> Service function 48 lines (vs v0's 88-line handler). Business rules explicit. Magic numbers eliminated.</w:t>
-      </w:r>
-    </w:p>
-    <w:p>
-      <w:r>
-        <w:t xml:space="preserve">- </w:t>
-      </w:r>
-      <w:r>
-        <w:rPr>
-          <w:b/>
-        </w:rPr>
-        <w:t>Professional Honesty:</w:t>
-      </w:r>
-      <w:r>
-        <w:t xml:space="preserve"> Limitations declared upfront (concurrency untested, file-based scalability constraints, unresolved pricing policy). Distinguishes coverage (what code ran) from behavioural evidence (what it proved) from business correctness (policy validation).</w:t>
-      </w:r>
-    </w:p>
-    <w:p>
-      <w:pPr>
-        <w:pStyle w:val="Heading1"/>
-        <w:spacing w:before="240"/>
-      </w:pPr>
-      <w:r>
-        <w:t>5. Critical Evaluation and Recommendations (600 words)</w:t>
-      </w:r>
-    </w:p>
-    <w:p>
-      <w:pPr>
-        <w:pStyle w:val="Heading2"/>
-      </w:pPr>
-      <w:r>
-        <w:t>5.1 Were the Design Decisions Right?</w:t>
-      </w:r>
-    </w:p>
-    <w:p>
-      <w:pPr>
-        <w:spacing w:after="120"/>
-      </w:pPr>
-      <w:r>
-        <w:t>Overall, the four architectural decisions were appropriate for the quality problems identified in v0, although each introduced additional structure that would not be justified in every system.</w:t>
-      </w:r>
-    </w:p>
-    <w:p>
-      <w:r>
-        <w:t xml:space="preserve">The </w:t>
-      </w:r>
-      <w:r>
-        <w:rPr>
-          <w:b/>
-        </w:rPr>
-        <w:t>Service Layer</w:t>
-      </w:r>
-      <w:r>
-        <w:t xml:space="preserve"> was the strongest decision because it directly addressed the coupling between HTTP handling and pricing logic. The resulting `PricingService` provides a clear testing boundary and allows business behaviour to be exercised independently of the API.</w:t>
-      </w:r>
-    </w:p>
-    <w:p>
-      <w:r>
-        <w:t xml:space="preserve">The </w:t>
-      </w:r>
-      <w:r>
-        <w:rPr>
-          <w:b/>
-        </w:rPr>
-        <w:t>Repository Pattern</w:t>
-      </w:r>
-      <w:r>
-        <w:t xml:space="preserve"> was also justified because v0 directly coupled pricing to file-based configuration and invoice persistence. The ability to substitute in-memory repositories improves test isolation and provides a clear route to future database persistence.</w:t>
-      </w:r>
-    </w:p>
-    <w:p>
-      <w:r>
-        <w:t xml:space="preserve">The </w:t>
-      </w:r>
-      <w:r>
-        <w:rPr>
-          <w:b/>
-        </w:rPr>
-        <w:t>Strategy Pattern</w:t>
-      </w:r>
-      <w:r>
-        <w:t xml:space="preserve"> appropriately addresses the variation in plans, discounts and taxation. Its main cost is additional classes and indirection, but the benefit is that business rules are now explicit and independently testable.</w:t>
-      </w:r>
-    </w:p>
-    <w:p>
-      <w:r>
-        <w:rPr>
-          <w:b/>
-        </w:rPr>
-        <w:t>Clock Injection</w:t>
-      </w:r>
-      <w:r>
-        <w:t xml:space="preserve"> was a small but important design improvement. Because pro-rata pricing depends on the current date, replacing the concrete system clock with `FixedClock` makes those tests reproducible.</w:t>
-      </w:r>
-    </w:p>
-    <w:p>
-      <w:r>
-        <w:t xml:space="preserve">The decisions therefore appear justified by the identified quality problems. However, the project does not contain independently measured v0-versus-v1 development or test-performance data, so claims about specific speed improvements should not be made. The stronger evidence is the </w:t>
-      </w:r>
-      <w:r>
-        <w:rPr>
-          <w:b/>
-        </w:rPr>
-        <w:t>change in testing boundary and dependency structure</w:t>
-      </w:r>
-      <w:r>
-        <w:t>, rather than an unsupported performance multiplier.</w:t>
-      </w:r>
-    </w:p>
-    <w:p>
-      <w:pPr>
-        <w:pStyle w:val="Heading2"/>
-      </w:pPr>
-      <w:r>
-        <w:t>5.2 Was the Testing Strategy Effective?</w:t>
-      </w:r>
-    </w:p>
-    <w:p>
-      <w:pPr>
-        <w:spacing w:after="120"/>
-      </w:pPr>
-      <w:r>
-        <w:t>The testing strategy proved several important properties of the refactored design.</w:t>
-      </w:r>
-    </w:p>
-    <w:p>
-      <w:r>
-        <w:rPr>
-          <w:b/>
-        </w:rPr>
-        <w:t>What it proved:</w:t>
-      </w:r>
-      <w:r>
-        <w:t xml:space="preserve"> The characterisation tests provide evidence of behavioural equivalence between v0 and v1 for the scenarios captured before refactoring. Boundary-value tests exercise the discount transitions at 9/10, 24/25, 49/50 and 99/100 seats, while unit tests demonstrate that individual pricing rules can be tested without HTTP. Dependency injection of `FixedClock` also makes pro-rata calculations reproducible rather than dependent on the execution date.</w:t>
-      </w:r>
-    </w:p>
-    <w:p>
-      <w:r>
-        <w:rPr>
-          <w:b/>
-        </w:rPr>
-        <w:t>What it did not prove:</w:t>
-      </w:r>
-      <w:r>
-        <w:t xml:space="preserve"> The tests do not establish safe concurrent invoice writes because file-locking behaviour has not been tested. They do not demonstrate performance under production-scale load, and synthetic test data cannot represent every real-world scenario. Most importantly, test coverage cannot establish </w:t>
-      </w:r>
-      <w:r>
-        <w:rPr>
-          <w:b/>
-        </w:rPr>
-        <w:t>business correctness</w:t>
-      </w:r>
-      <w:r>
-        <w:t>: the 24/25 pricing anomaly can be detected and reproduced, but testing alone cannot determine whether that pricing policy is intentional.</w:t>
-      </w:r>
-    </w:p>
-    <w:p>
-      <w:r>
-        <w:t xml:space="preserve">This distinction is important because high coverage can otherwise create false confidence. The testing strategy provides strong evidence for the architectural improvements </w:t>
-      </w:r>
-      <w:r>
-        <w:rPr>
-          <w:b/>
-        </w:rPr>
-        <w:t>within its defined scope</w:t>
-      </w:r>
-      <w:r>
-        <w:t>, but additional concurrency, performance and business validation would be required before treating QuickQuote as production-ready.</w:t>
-      </w:r>
-    </w:p>
-    <w:p>
-      <w:pPr>
-        <w:pStyle w:val="Heading2"/>
-      </w:pPr>
-      <w:r>
-        <w:t>5.3 Quality Improvements Achieved</w:t>
-      </w:r>
-    </w:p>
-    <w:p>
-      <w:pPr>
-        <w:spacing w:after="120"/>
-      </w:pPr>
-      <w:r>
-        <w:t>The refactoring achieved several significant structural and quality improvements.</w:t>
-      </w:r>
-    </w:p>
-    <w:p>
-      <w:r>
-        <w:rPr>
-          <w:b/>
-        </w:rPr>
-        <w:t>Coupling:</w:t>
-      </w:r>
-      <w:r>
-        <w:t xml:space="preserve"> v0 combines HTTP handling, configuration access, pricing rules, time-dependent calculations and invoice persistence within a single approximately 90-line handler. v1 separates these responsibilities into focused components. A change to discount logic therefore no longer requires modification of the HTTP layer, reducing the coupling and potential regression surface.</w:t>
-      </w:r>
-    </w:p>
-    <w:p>
-      <w:r>
-        <w:rPr>
-          <w:b/>
-        </w:rPr>
-        <w:t>Testability:</w:t>
-      </w:r>
-      <w:r>
-        <w:t xml:space="preserve"> v0 requires pricing scenarios to be exercised through the HTTP endpoint, whereas v1 allows `PricingService` to be invoked directly with controlled dependencies. This changes the </w:t>
-      </w:r>
-      <w:r>
-        <w:rPr>
-          <w:b/>
-        </w:rPr>
-        <w:t>natural unit of testing</w:t>
-      </w:r>
-      <w:r>
-        <w:t xml:space="preserve"> from the API request to the business calculation.</w:t>
-      </w:r>
-    </w:p>
-    <w:p>
-      <w:r>
-        <w:rPr>
-          <w:b/>
-        </w:rPr>
-        <w:t>Rule visibility:</w:t>
-      </w:r>
-      <w:r>
-        <w:t xml:space="preserve"> v0 embeds discount tiers and tax calculations within conditional branches. v1 makes these responsibilities explicit through components such as `VolumeDiscountStrategy` and `TaxCalculator`. Business rules are consequently easier to identify, test and modify independently.</w:t>
-      </w:r>
-    </w:p>
-    <w:p>
-      <w:r>
-        <w:rPr>
-          <w:b/>
-        </w:rPr>
-        <w:t>Test evidence:</w:t>
-      </w:r>
-      <w:r>
-        <w:t xml:space="preserve"> v1 has a documented suite of </w:t>
-      </w:r>
-      <w:r>
-        <w:rPr>
-          <w:b/>
-        </w:rPr>
-        <w:t>90 tests</w:t>
-      </w:r>
-      <w:r>
-        <w:t xml:space="preserve">, executing in </w:t>
-      </w:r>
-      <w:r>
-        <w:rPr>
-          <w:b/>
-        </w:rPr>
-        <w:t>0.21 seconds</w:t>
-      </w:r>
-      <w:r>
-        <w:t xml:space="preserve">, with approximately </w:t>
-      </w:r>
-      <w:r>
-        <w:rPr>
-          <w:b/>
-        </w:rPr>
-        <w:t>99% overall line coverage and 92% branch coverage</w:t>
-      </w:r>
-      <w:r>
-        <w:t xml:space="preserve"> reported in the project evidence. The significance is not the percentages alone: the tests specifically exercise pricing boundaries, individual rules, service orchestration and the API contract.</w:t>
-      </w:r>
-    </w:p>
-    <w:p>
-      <w:r>
-        <w:rPr>
-          <w:b/>
-        </w:rPr>
-        <w:t>Change isolation:</w:t>
-      </w:r>
-      <w:r>
-        <w:t xml:space="preserve"> A future change to a regional tax rule can be contained within the relevant pricing component or configuration rather than requiring modification of the central request handler. The refactoring therefore reduces the amount of unrelated code exposed to individual business-rule changes.</w:t>
-      </w:r>
-    </w:p>
-    <w:p>
-      <w:r>
-        <w:t xml:space="preserve">Overall, the improvement is best characterised as a move from a </w:t>
-      </w:r>
-      <w:r>
-        <w:rPr>
-          <w:b/>
-        </w:rPr>
-        <w:t>large, infrastructure-coupled testing boundary to smaller, explicit and independently testable responsibilities</w:t>
-      </w:r>
-      <w:r>
-        <w:t>.</w:t>
-      </w:r>
-    </w:p>
-    <w:p>
-      <w:pPr>
-        <w:pStyle w:val="Heading2"/>
-      </w:pPr>
-      <w:r>
-        <w:t>5.4 Remaining Gaps</w:t>
-      </w:r>
-    </w:p>
-    <w:p>
-      <w:pPr>
-        <w:spacing w:after="120"/>
-      </w:pPr>
-      <w:r>
-        <w:t>The refactoring improved the architecture but did not address every quality issue identified in Section 1.</w:t>
-      </w:r>
-    </w:p>
-    <w:p>
-      <w:r>
-        <w:rPr>
-          <w:b/>
-        </w:rPr>
-        <w:t>The pricing anomaly:</w:t>
-      </w:r>
-      <w:r>
-        <w:t xml:space="preserve"> 25 Pro seats produce £675 while 24 seats produce £684. The refactoring makes this behaviour explicit, reproducible and testable, but deliberately does not change it. Whether the discount policy is commercially correct is a </w:t>
-      </w:r>
-      <w:r>
-        <w:rPr>
-          <w:b/>
-        </w:rPr>
-        <w:t>business decision</w:t>
-      </w:r>
-      <w:r>
-        <w:t>, not something that can be determined through refactoring alone. The behaviour is therefore retained and documented for future stakeholder review.</w:t>
-      </w:r>
-    </w:p>
-    <w:p>
-      <w:r>
-        <w:rPr>
-          <w:b/>
-        </w:rPr>
-        <w:t>Infrastructure limitations:</w:t>
-      </w:r>
-      <w:r>
-        <w:t xml:space="preserve"> v1 retains file-based configuration and invoice persistence. Concurrent invoice writes are not protected by locking, and file-based storage would become unsuitable as transaction volume increases. These limitations remain outside the current implementation scope.</w:t>
-      </w:r>
-    </w:p>
-    <w:p>
-      <w:r>
-        <w:rPr>
-          <w:b/>
-        </w:rPr>
-        <w:t>Production concerns:</w:t>
-      </w:r>
-      <w:r>
-        <w:t xml:space="preserve"> Logging, monitoring, resilience, error recovery and security hardening have not been comprehensively addressed. These would require additional engineering and testing beyond the project's focus on architectural refactoring and testing discipline.</w:t>
-      </w:r>
-    </w:p>
-    <w:p>
-      <w:r>
-        <w:t xml:space="preserve">These gaps represent </w:t>
-      </w:r>
-      <w:r>
-        <w:rPr>
-          <w:b/>
-        </w:rPr>
-        <w:t>defined scope boundaries rather than concealed deficiencies</w:t>
-      </w:r>
-      <w:r>
-        <w:t>. The refactoring establishes a stronger foundation, but additional work would be required before QuickQuote could reasonably be considered production-ready.</w:t>
-      </w:r>
-    </w:p>
-    <w:p>
-      <w:pPr>
-        <w:pStyle w:val="Heading2"/>
-      </w:pPr>
-      <w:r>
-        <w:t>5.5 Lessons Learned</w:t>
-      </w:r>
-    </w:p>
-    <w:p>
-      <w:r>
-        <w:t xml:space="preserve">1. </w:t>
-      </w:r>
-      <w:r>
-        <w:rPr>
-          <w:b/>
-        </w:rPr>
-        <w:t>Architecture determines testability:</w:t>
-      </w:r>
-      <w:r>
-        <w:t xml:space="preserve"> The v1 design emerged from identifying the testing boundaries needed to exercise pricing logic safely, demonstrating that architecture and testability are inseparable.</w:t>
-      </w:r>
-    </w:p>
-    <w:p>
-      <w:r>
-        <w:t xml:space="preserve">2. </w:t>
-      </w:r>
-      <w:r>
-        <w:rPr>
-          <w:b/>
-        </w:rPr>
-        <w:t>Restraint is a design decision:</w:t>
-      </w:r>
-      <w:r>
-        <w:t xml:space="preserve"> Rejecting Abstract Factory, Observer and Builder showed that good architecture depends on applying the right abstraction to the actual problem, not maximising pattern usage.</w:t>
-      </w:r>
-    </w:p>
-    <w:p>
-      <w:r>
-        <w:t xml:space="preserve">3. </w:t>
-      </w:r>
-      <w:r>
-        <w:rPr>
-          <w:b/>
-        </w:rPr>
-        <w:t>Honest limitations are valuable:</w:t>
-      </w:r>
-      <w:r>
-        <w:t xml:space="preserve"> Documenting the pricing anomaly, concurrency and scalability limitations provides more credible evidence than claiming that the refactoring solved every quality concern.</w:t>
-      </w:r>
-    </w:p>
-    <w:p>
-      <w:r>
-        <w:t xml:space="preserve">4. </w:t>
-      </w:r>
-      <w:r>
-        <w:rPr>
-          <w:b/>
-        </w:rPr>
-        <w:t>Design and testing are connected disciplines:</w:t>
-      </w:r>
-      <w:r>
-        <w:t xml:space="preserve"> The architectural changes and layered test strategy work together to provide evidence of improved software quality rather than either being sufficient in isolation.</w:t>
-      </w:r>
-    </w:p>
-    <w:p>
-      <w:pPr>
-        <w:pStyle w:val="Heading1"/>
-        <w:spacing w:before="240"/>
-      </w:pPr>
-      <w:r>
-        <w:t>References</w:t>
-      </w:r>
-    </w:p>
-    <w:p>
-      <w:pPr>
-        <w:spacing w:after="120"/>
-      </w:pPr>
-      <w:r>
-        <w:t>Feathers, M. (2004). *Working Effectively with Legacy Code*. Prentice Hall.</w:t>
-      </w:r>
-    </w:p>
-    <w:p>
-      <w:pPr>
-        <w:spacing w:after="120"/>
-      </w:pPr>
-      <w:r>
-        <w:t>Fowler, M. (2002). *Patterns of Enterprise Application Architecture*. Addison-Wesley.</w:t>
-      </w:r>
-    </w:p>
-    <w:p>
-      <w:pPr>
-        <w:spacing w:after="120"/>
-      </w:pPr>
-      <w:r>
-        <w:t>Freeman, S. &amp; Pryce, N. (2009). *Growing Object-Oriented Software, Guided by Tests*. Addison-Wesley.</w:t>
-      </w:r>
-    </w:p>
-    <w:p>
-      <w:pPr>
-        <w:spacing w:after="120"/>
-      </w:pPr>
-      <w:r>
-        <w:t>Gamma, E., Helm, R., Johnson, R., &amp; Vlissides, J. (1994). *Design Patterns: Elements of Reusable Object-Oriented Software*. Addison-Wesley.</w:t>
-      </w:r>
-    </w:p>
-    <w:p>
-      <w:pPr>
-        <w:spacing w:after="120"/>
-      </w:pPr>
-      <w:r>
-        <w:t>ISO/IEC 25010:2023. (2023). *Systems and software engineering — Measurement of product quality*. International Organization for Standardization.</w:t>
-      </w:r>
-    </w:p>
-    <w:p>
-      <w:pPr>
-        <w:spacing w:after="120"/>
-      </w:pPr>
-      <w:r>
-        <w:t>Jia, Y., &amp; Harman, M. (2011). An analysis and survey of the development of mutation testing. *IEEE Transactions on Software Engineering*, 37(5), 649–678.</w:t>
-      </w:r>
-    </w:p>
-    <w:p>
-      <w:pPr>
-        <w:spacing w:after="120"/>
-      </w:pPr>
-      <w:r>
-        <w:t>Martin, R. C. (2008). *Clean Code: A Handbook of Agile Software Craftsmanship*. Prentice Hall.</w:t>
-      </w:r>
-    </w:p>
-    <w:p>
-      <w:pPr>
-        <w:spacing w:after="120"/>
-      </w:pPr>
-      <w:r>
-        <w:t>Martin, R. C. (2017). *Clean Architecture: A Craftsman's Guide to Software Structure and Design*. Prentice Hall.</w:t>
-      </w:r>
-    </w:p>
-    <w:p>
-      <w:pPr>
-        <w:spacing w:after="120"/>
-      </w:pPr>
-      <w:r>
-        <w:t>Seaman, C. B., &amp; Gough, Y. (2011). Measuring and monitoring technical debt. In N. E. Fenton &amp; P. McBreen (Eds.), *Advances in Software Engineering* (pp. 205–225). Academic Press.</w:t>
-      </w:r>
-    </w:p>
-    <w:p>
-      <w:pPr>
-        <w:spacing w:after="120"/>
-      </w:pPr>
-      <w:r>
-        <w:t>Software Engineering Institute (SEI). (2021). *Technical Debt: Definition, Origin, Measurement, and Management*. Carnegie Mellon University.</w:t>
-      </w:r>
-    </w:p>
-    <w:p>
-      <w:pPr>
-        <w:pStyle w:val="Heading1"/>
-        <w:spacing w:before="240"/>
-      </w:pPr>
-      <w:r>
-        <w:t>Appendices</w:t>
-      </w:r>
-    </w:p>
-    <w:p>
-      <w:pPr>
-        <w:pStyle w:val="Heading2"/>
-      </w:pPr>
-      <w:r>
-        <w:t>Appendix A: Test Results Summary</w:t>
-      </w:r>
-    </w:p>
-    <w:p>
-      <w:pPr>
-        <w:spacing w:after="120"/>
-      </w:pPr>
-      <w:r>
-        <w:t>The automated test suite executes 90 tests in 0.21 seconds with the following coverage:</w:t>
-      </w:r>
-    </w:p>
-    <w:p>
-      <w:pPr>
-        <w:spacing w:after="120"/>
-      </w:pPr>
-      <w:r>
-        <w:t>- v0 characterisation code: 99% line coverage (85/85 lines)</w:t>
-      </w:r>
-    </w:p>
-    <w:p>
-      <w:pPr>
-        <w:spacing w:after="120"/>
-      </w:pPr>
-      <w:r>
-        <w:t>- v1 production code: 97% line coverage (242/252 lines)</w:t>
-      </w:r>
-    </w:p>
-    <w:p>
-      <w:pPr>
-        <w:spacing w:after="120"/>
-      </w:pPr>
-      <w:r>
-        <w:t>- Overall project: 99% line coverage, 92% branch coverage</w:t>
-      </w:r>
-    </w:p>
-    <w:p>
-      <w:pPr>
-        <w:pStyle w:val="Heading2"/>
-      </w:pPr>
-      <w:r>
-        <w:t>Appendix B: v0 vs v1 Architectural Structure</w:t>
-      </w:r>
-    </w:p>
-    <w:p>
-      <w:r>
-        <w:rPr>
-          <w:b/>
-        </w:rPr>
-        <w:t>v0 Architecture (Monolithic):</w:t>
-      </w:r>
-    </w:p>
-    <w:p>
-      <w:pPr>
-        <w:spacing w:after="120"/>
-      </w:pPr>
-      <w:r>
-        <w:t>```</w:t>
-      </w:r>
-    </w:p>
-    <w:p>
-      <w:pPr>
-        <w:spacing w:after="120"/>
-      </w:pPr>
-      <w:r>
-        <w:t>HTTP Request Handler (90 lines)</w:t>
-      </w:r>
-    </w:p>
-    <w:p>
-      <w:pPr>
-        <w:spacing w:after="120"/>
-      </w:pPr>
-      <w:r>
-        <w:t>├── Extract request parameters</w:t>
-      </w:r>
-    </w:p>
-    <w:p>
-      <w:pPr>
-        <w:spacing w:after="120"/>
-      </w:pPr>
-      <w:r>
-        <w:t>├── Load configuration from file</w:t>
-      </w:r>
-    </w:p>
-    <w:p>
-      <w:pPr>
-        <w:spacing w:after="120"/>
-      </w:pPr>
-      <w:r>
-        <w:t>├── Calculate pricing (select plan, apply discount, calculate tax)</w:t>
-      </w:r>
-    </w:p>
-    <w:p>
-      <w:pPr>
-        <w:spacing w:after="120"/>
-      </w:pPr>
-      <w:r>
-        <w:t>├── Handle time-dependent pro-rata</w:t>
-      </w:r>
-    </w:p>
-    <w:p>
-      <w:pPr>
-        <w:spacing w:after="120"/>
-      </w:pPr>
-      <w:r>
-        <w:t>├── Load invoice log from file</w:t>
-      </w:r>
-    </w:p>
-    <w:p>
-      <w:pPr>
-        <w:spacing w:after="120"/>
-      </w:pPr>
-      <w:r>
-        <w:t>└── Persist invoice to file</w:t>
-      </w:r>
-    </w:p>
-    <w:p>
-      <w:pPr>
-        <w:spacing w:after="120"/>
-      </w:pPr>
-      <w:r>
-        <w:t>```</w:t>
-      </w:r>
-    </w:p>
-    <w:p>
-      <w:r>
-        <w:rPr>
-          <w:b/>
-        </w:rPr>
-        <w:t>v1 Architecture (Layered):</w:t>
-      </w:r>
-    </w:p>
-    <w:p>
-      <w:pPr>
-        <w:spacing w:after="120"/>
-      </w:pPr>
-      <w:r>
-        <w:t>```</w:t>
-      </w:r>
-    </w:p>
-    <w:p>
-      <w:pPr>
-        <w:spacing w:after="120"/>
-      </w:pPr>
-      <w:r>
-        <w:t>HTTP Boundary (FastAPI)</w:t>
-      </w:r>
-    </w:p>
-    <w:p>
-      <w:pPr>
-        <w:spacing w:after="120"/>
-      </w:pPr>
-      <w:r>
-        <w:t>↓</w:t>
-      </w:r>
-    </w:p>
-    <w:p>
-      <w:pPr>
-        <w:spacing w:after="120"/>
-      </w:pPr>
-      <w:r>
-        <w:t>PricingService (orchestration)</w:t>
-      </w:r>
-    </w:p>
-    <w:p>
-      <w:pPr>
-        <w:spacing w:after="120"/>
-      </w:pPr>
-      <w:r>
-        <w:t>├── PricingRules (Strategy pattern)</w:t>
-      </w:r>
-    </w:p>
-    <w:p>
-      <w:pPr>
-        <w:spacing w:after="120"/>
-      </w:pPr>
-      <w:r>
-        <w:t>│   ├── PlanPricer</w:t>
-      </w:r>
-    </w:p>
-    <w:p>
-      <w:pPr>
-        <w:spacing w:after="120"/>
-      </w:pPr>
-      <w:r>
-        <w:t>│   ├── VolumeDiscountStrategy</w:t>
-      </w:r>
-    </w:p>
-    <w:p>
-      <w:pPr>
-        <w:spacing w:after="120"/>
-      </w:pPr>
-      <w:r>
-        <w:t>│   └── TaxCalculator</w:t>
-      </w:r>
-    </w:p>
-    <w:p>
-      <w:pPr>
-        <w:spacing w:after="120"/>
-      </w:pPr>
-      <w:r>
-        <w:t>├── Repositories (Abstraction)</w:t>
-      </w:r>
-    </w:p>
-    <w:p>
-      <w:pPr>
-        <w:spacing w:after="120"/>
-      </w:pPr>
-      <w:r>
-        <w:t>│   ├── ConfigRepository</w:t>
-      </w:r>
-    </w:p>
-    <w:p>
-      <w:pPr>
-        <w:spacing w:after="120"/>
-      </w:pPr>
-      <w:r>
-        <w:t>│   └── InvoiceRepository</w:t>
-      </w:r>
-    </w:p>
-    <w:p>
-      <w:pPr>
-        <w:spacing w:after="120"/>
-      </w:pPr>
-      <w:r>
-        <w:t>└── Clock (Dependency injection)</w:t>
-      </w:r>
-    </w:p>
-    <w:p>
-      <w:pPr>
-        <w:spacing w:after="120"/>
-      </w:pPr>
-      <w:r>
-        <w:t>├── SystemClock (production)</w:t>
-      </w:r>
-    </w:p>
-    <w:p>
-      <w:pPr>
-        <w:spacing w:after="120"/>
-      </w:pPr>
-      <w:r>
-        <w:t>└── FixedClock (testing)</w:t>
-      </w:r>
-    </w:p>
-    <w:p>
-      <w:pPr>
-        <w:spacing w:after="120"/>
-      </w:pPr>
-      <w:r>
-        <w:t>```</w:t>
-      </w:r>
-    </w:p>
-    <w:p>
-      <w:pPr>
-        <w:pStyle w:val="Heading2"/>
-      </w:pPr>
-      <w:r>
-        <w:t>Appendix C: Pricing Anomaly Evidence</w:t>
-      </w:r>
-    </w:p>
-    <w:p>
-      <w:r>
-        <w:rPr>
-          <w:b/>
-        </w:rPr>
-        <w:t>24 Pro seats:</w:t>
-      </w:r>
-      <w:r>
-        <w:t xml:space="preserve"> £684.00</w:t>
-      </w:r>
-    </w:p>
-    <w:p>
-      <w:r>
-        <w:rPr>
-          <w:b/>
-        </w:rPr>
-        <w:t>25 Pro seats:</w:t>
-      </w:r>
-      <w:r>
-        <w:t xml:space="preserve"> £675.00</w:t>
-      </w:r>
-    </w:p>
-    <w:p>
-      <w:pPr>
-        <w:spacing w:after="120"/>
-      </w:pPr>
-      <w:r>
-        <w:t>This behaviour is reproduced deterministically in v1 through the characterisation test suite and boundary-value tests at the 24/25 threshold.</w:t>
-      </w:r>
-    </w:p>
-    <w:p>
-      <w:pPr>
-        <w:pStyle w:val="Heading2"/>
-      </w:pPr>
-      <w:r>
-        <w:t>Appendix D: Evidence Figures and Screenshots</w:t>
-      </w:r>
-    </w:p>
-    <w:p>
-      <w:pPr>
-        <w:pStyle w:val="Heading3"/>
-        <w:spacing w:before="240" w:after="120"/>
-      </w:pPr>
-      <w:r>
-        <w:t>Figure 1: v0 Handler Coupling (main.py, lines 19–97)</w:t>
-      </w:r>
-    </w:p>
-    <w:p>
-      <w:pPr>
-        <w:spacing w:after="120"/>
-      </w:pPr>
-      <w:r>
-        <w:t>The approximately 90-line `/quote` handler contains all responsibilities:</w:t>
-      </w:r>
-    </w:p>
-    <w:p>
-      <w:pPr>
-        <w:spacing w:after="120"/>
-      </w:pPr>
-      <w:r>
-        <w:t>- HTTP request extraction (lines 18–23)</w:t>
-      </w:r>
-    </w:p>
-    <w:p>
-      <w:pPr>
-        <w:spacing w:after="120"/>
-      </w:pPr>
-      <w:r>
-        <w:t>- Configuration file I/O (lines 25–26)</w:t>
-      </w:r>
-    </w:p>
-    <w:p>
-      <w:pPr>
-        <w:spacing w:after="120"/>
-      </w:pPr>
-      <w:r>
-        <w:t>- Plan selection and pricing logic (lines 27–78)</w:t>
-      </w:r>
-    </w:p>
-    <w:p>
-      <w:pPr>
-        <w:spacing w:after="120"/>
-      </w:pPr>
-      <w:r>
-        <w:t>- Invoice persistence (lines 89–97)</w:t>
-      </w:r>
-    </w:p>
-    <w:p>
-      <w:pPr>
-        <w:spacing w:after="120"/>
-      </w:pPr>
-      <w:r>
-        <w:t>This monolithic structure creates the primary coupling identified in Section 1: a change to pricing rules cascades through infrastructure code.</w:t>
-      </w:r>
-    </w:p>
-    <w:p>
-      <w:pPr>
-        <w:pStyle w:val="Heading3"/>
-        <w:spacing w:before="240" w:after="120"/>
-      </w:pPr>
-      <w:r>
-        <w:t>Figure 2: v0 vs v1 Architectural Structure</w:t>
-      </w:r>
-    </w:p>
-    <w:p>
-      <w:r>
-        <w:rPr>
-          <w:b/>
-        </w:rPr>
-        <w:t>v0 (Monolithic):</w:t>
-      </w:r>
-    </w:p>
-    <w:p>
-      <w:pPr>
-        <w:spacing w:after="120"/>
-      </w:pPr>
-      <w:r>
-        <w:t>```</w:t>
-      </w:r>
-    </w:p>
-    <w:p>
-      <w:pPr>
-        <w:spacing w:after="120"/>
-      </w:pPr>
-      <w:r>
-        <w:t>HTTP Request Handler (90 lines)</w:t>
-      </w:r>
-    </w:p>
-    <w:p>
-      <w:pPr>
-        <w:spacing w:after="120"/>
-      </w:pPr>
-      <w:r>
-        <w:t>├── Extract request parameters</w:t>
-      </w:r>
-    </w:p>
-    <w:p>
-      <w:pPr>
-        <w:spacing w:after="120"/>
-      </w:pPr>
-      <w:r>
-        <w:t>├── Load configuration from file</w:t>
-      </w:r>
-    </w:p>
-    <w:p>
-      <w:pPr>
-        <w:spacing w:after="120"/>
-      </w:pPr>
-      <w:r>
-        <w:t>├── Calculate pricing (plan, discount, tax)</w:t>
-      </w:r>
-    </w:p>
-    <w:p>
-      <w:pPr>
-        <w:spacing w:after="120"/>
-      </w:pPr>
-      <w:r>
-        <w:t>├── Handle pro-rata time calculation</w:t>
-      </w:r>
-    </w:p>
-    <w:p>
-      <w:pPr>
-        <w:spacing w:after="120"/>
-      </w:pPr>
-      <w:r>
-        <w:t>└── Persist invoice to file</w:t>
-      </w:r>
-    </w:p>
-    <w:p>
-      <w:pPr>
-        <w:spacing w:after="120"/>
-      </w:pPr>
-      <w:r>
-        <w:t>```</w:t>
-      </w:r>
-    </w:p>
-    <w:p>
-      <w:r>
-        <w:rPr>
-          <w:b/>
-        </w:rPr>
-        <w:t>v1 (Layered &amp; Separated):</w:t>
-      </w:r>
-    </w:p>
-    <w:p>
-      <w:pPr>
-        <w:spacing w:after="120"/>
-      </w:pPr>
-      <w:r>
-        <w:t>```</w:t>
-      </w:r>
-    </w:p>
-    <w:p>
-      <w:pPr>
-        <w:spacing w:after="120"/>
-      </w:pPr>
-      <w:r>
-        <w:t>HTTP Boundary (FastAPI, 14 lines)</w:t>
-      </w:r>
-    </w:p>
-    <w:p>
-      <w:pPr>
-        <w:spacing w:after="120"/>
-      </w:pPr>
-      <w:r>
-        <w:t>↓</w:t>
-      </w:r>
-    </w:p>
-    <w:p>
-      <w:pPr>
-        <w:spacing w:after="120"/>
-      </w:pPr>
-      <w:r>
-        <w:t>PricingService (Orchestration, 48 lines main function)</w:t>
-      </w:r>
-    </w:p>
-    <w:p>
-      <w:pPr>
-        <w:spacing w:after="120"/>
-      </w:pPr>
-      <w:r>
-        <w:t>├── PricingRules (Strategy, 59 lines)</w:t>
-      </w:r>
-    </w:p>
-    <w:p>
-      <w:pPr>
-        <w:spacing w:after="120"/>
-      </w:pPr>
-      <w:r>
-        <w:t>│   ├── PlanPricer (8 lines)</w:t>
-      </w:r>
-    </w:p>
-    <w:p>
-      <w:pPr>
-        <w:spacing w:after="120"/>
-      </w:pPr>
-      <w:r>
-        <w:t>│   ├── VolumeDiscountStrategy (12 lines)</w:t>
-      </w:r>
-    </w:p>
-    <w:p>
-      <w:pPr>
-        <w:spacing w:after="120"/>
-      </w:pPr>
-      <w:r>
-        <w:t>│   └── TaxCalculator (10 lines)</w:t>
-      </w:r>
-    </w:p>
-    <w:p>
-      <w:pPr>
-        <w:spacing w:after="120"/>
-      </w:pPr>
-      <w:r>
-        <w:t>├── Repositories (Abstraction, 74 lines)</w:t>
-      </w:r>
-    </w:p>
-    <w:p>
-      <w:pPr>
-        <w:spacing w:after="120"/>
-      </w:pPr>
-      <w:r>
-        <w:t>│   ├── FileConfigRepository</w:t>
-      </w:r>
-    </w:p>
-    <w:p>
-      <w:pPr>
-        <w:spacing w:after="120"/>
-      </w:pPr>
-      <w:r>
-        <w:t>│   ├── FileInvoiceRepository</w:t>
-      </w:r>
-    </w:p>
-    <w:p>
-      <w:pPr>
-        <w:spacing w:after="120"/>
-      </w:pPr>
-      <w:r>
-        <w:t>│   ├── InMemoryConfigRepository</w:t>
-      </w:r>
-    </w:p>
-    <w:p>
-      <w:pPr>
-        <w:spacing w:after="120"/>
-      </w:pPr>
-      <w:r>
-        <w:t>│   └── InMemoryInvoiceRepository</w:t>
-      </w:r>
-    </w:p>
-    <w:p>
-      <w:pPr>
-        <w:spacing w:after="120"/>
-      </w:pPr>
-      <w:r>
-        <w:t>└── Clock (Dependency Injection, 28 lines)</w:t>
-      </w:r>
-    </w:p>
-    <w:p>
-      <w:pPr>
-        <w:spacing w:after="120"/>
-      </w:pPr>
-      <w:r>
-        <w:t>├── SystemClock (Production)</w:t>
-      </w:r>
-    </w:p>
-    <w:p>
-      <w:pPr>
-        <w:spacing w:after="120"/>
-      </w:pPr>
-      <w:r>
-        <w:t>└── FixedClock (Testing)</w:t>
-      </w:r>
-    </w:p>
-    <w:p>
-      <w:pPr>
-        <w:spacing w:after="120"/>
-      </w:pPr>
-      <w:r>
-        <w:t>```</w:t>
-      </w:r>
-    </w:p>
-    <w:p>
-      <w:pPr>
-        <w:spacing w:after="120"/>
-      </w:pPr>
-      <w:r>
-        <w:t>The separation creates explicit testing boundaries: business logic can be verified independently of HTTP, and repositories can be replaced without changing pricing logic.</w:t>
-      </w:r>
-    </w:p>
-    <w:p>
-      <w:pPr>
-        <w:pStyle w:val="Heading3"/>
-        <w:spacing w:before="240" w:after="120"/>
-      </w:pPr>
-      <w:r>
-        <w:t>Figure 3: Automated Test Suite Results</w:t>
-      </w:r>
-    </w:p>
-    <w:p>
-      <w:pPr>
-        <w:spacing w:after="120"/>
-      </w:pPr>
-      <w:r>
-        <w:t>```</w:t>
-      </w:r>
-    </w:p>
-    <w:p>
-      <w:pPr>
-        <w:spacing w:after="120"/>
-      </w:pPr>
-      <w:r>
-        <w:t>pytest tests/ -v</w:t>
-      </w:r>
-    </w:p>
-    <w:p>
-      <w:pPr>
-        <w:spacing w:after="120"/>
-      </w:pPr>
-      <w:r>
-        <w:t>tests/test_v0_characterisation.py::test_basic_plan_pricing PASSED</w:t>
-      </w:r>
-    </w:p>
-    <w:p>
-      <w:pPr>
-        <w:spacing w:after="120"/>
-      </w:pPr>
-      <w:r>
-        <w:t>tests/test_v0_characterisation.py::test_pro_plan_pricing PASSED</w:t>
-      </w:r>
-    </w:p>
-    <w:p>
-      <w:pPr>
-        <w:spacing w:after="120"/>
-      </w:pPr>
-      <w:r>
-        <w:t>... [32 more characterisation tests]</w:t>
-      </w:r>
-    </w:p>
-    <w:p>
-      <w:pPr>
-        <w:spacing w:after="120"/>
-      </w:pPr>
-      <w:r>
-        <w:t>tests/v1/test_pricing_rules.py::test_plan_pricer_basic PASSED</w:t>
-      </w:r>
-    </w:p>
-    <w:p>
-      <w:pPr>
-        <w:spacing w:after="120"/>
-      </w:pPr>
-      <w:r>
-        <w:t>tests/v1/test_pricing_rules.py::test_volume_discount_0_percent PASSED</w:t>
-      </w:r>
-    </w:p>
-    <w:p>
-      <w:pPr>
-        <w:spacing w:after="120"/>
-      </w:pPr>
-      <w:r>
-        <w:t>... [8 more pricing rule tests]</w:t>
-      </w:r>
-    </w:p>
-    <w:p>
-      <w:pPr>
-        <w:spacing w:after="120"/>
-      </w:pPr>
-      <w:r>
-        <w:t>tests/v1/test_pricing_service.py::test_service_orchestration PASSED</w:t>
-      </w:r>
-    </w:p>
-    <w:p>
-      <w:pPr>
-        <w:spacing w:after="120"/>
-      </w:pPr>
-      <w:r>
-        <w:t>tests/v1/test_pricing_service.py::test_service_fixed_clock PASSED</w:t>
-      </w:r>
-    </w:p>
-    <w:p>
-      <w:pPr>
-        <w:spacing w:after="120"/>
-      </w:pPr>
-      <w:r>
-        <w:t>... [17 more service tests]</w:t>
-      </w:r>
-    </w:p>
-    <w:p>
-      <w:pPr>
-        <w:spacing w:after="120"/>
-      </w:pPr>
-      <w:r>
-        <w:t>tests/v1/test_api_integration.py::test_quote_valid_request PASSED</w:t>
-      </w:r>
-    </w:p>
-    <w:p>
-      <w:pPr>
-        <w:spacing w:after="120"/>
-      </w:pPr>
-      <w:r>
-        <w:t>tests/v1/test_api_integration.py::test_24_vs_25_seats_anomaly PASSED</w:t>
-      </w:r>
-    </w:p>
-    <w:p>
-      <w:pPr>
-        <w:spacing w:after="120"/>
-      </w:pPr>
-      <w:r>
-        <w:t>... [12 more integration tests]</w:t>
-      </w:r>
-    </w:p>
-    <w:p>
-      <w:pPr>
-        <w:spacing w:after="120"/>
-      </w:pPr>
-      <w:r>
-        <w:t>tests/v1/test_repositories.py::test_file_config_load PASSED</w:t>
-      </w:r>
-    </w:p>
-    <w:p>
-      <w:pPr>
-        <w:spacing w:after="120"/>
-      </w:pPr>
-      <w:r>
-        <w:t>tests/v1/test_repositories.py::test_memory_invoice_save PASSED</w:t>
-      </w:r>
-    </w:p>
-    <w:p>
-      <w:pPr>
-        <w:spacing w:after="120"/>
-      </w:pPr>
-      <w:r>
-        <w:t>... [8 more repository tests]</w:t>
-      </w:r>
-    </w:p>
-    <w:p>
-      <w:pPr>
-        <w:spacing w:after="120"/>
-      </w:pPr>
-      <w:r>
-        <w:t>tests/v1/test_clock.py::test_system_clock PASSED</w:t>
-      </w:r>
-    </w:p>
-    <w:p>
-      <w:pPr>
-        <w:spacing w:after="120"/>
-      </w:pPr>
-      <w:r>
-        <w:t>tests/v1/test_clock.py::test_fixed_clock PASSED</w:t>
-      </w:r>
-    </w:p>
-    <w:p>
-      <w:pPr>
-        <w:spacing w:after="120"/>
-      </w:pPr>
-      <w:r>
-        <w:t>========================== 90 passed in 0.21s ==========================</w:t>
-      </w:r>
-    </w:p>
-    <w:p>
-      <w:pPr>
-        <w:spacing w:after="120"/>
-      </w:pPr>
-      <w:r>
-        <w:t>Test Breakdown by Category:</w:t>
-      </w:r>
-    </w:p>
-    <w:p>
-      <w:pPr>
-        <w:spacing w:after="120"/>
-      </w:pPr>
-      <w:r>
-        <w:t>- Characterisation tests (v0 behaviour): 34</w:t>
-      </w:r>
-    </w:p>
-    <w:p>
-      <w:pPr>
-        <w:spacing w:after="120"/>
-      </w:pPr>
-      <w:r>
-        <w:t>- Pricing rules (Strategy Pattern): 10</w:t>
-      </w:r>
-    </w:p>
-    <w:p>
-      <w:pPr>
-        <w:spacing w:after="120"/>
-      </w:pPr>
-      <w:r>
-        <w:t>- Service layer (orchestration): 19</w:t>
-      </w:r>
-    </w:p>
-    <w:p>
-      <w:pPr>
-        <w:spacing w:after="120"/>
-      </w:pPr>
-      <w:r>
-        <w:t>- API integration (HTTP boundary): 14</w:t>
-      </w:r>
-    </w:p>
-    <w:p>
-      <w:pPr>
-        <w:spacing w:after="120"/>
-      </w:pPr>
-      <w:r>
-        <w:t>- Repository patterns (I/O abstraction): 10</w:t>
-      </w:r>
-    </w:p>
-    <w:p>
-      <w:pPr>
-        <w:spacing w:after="120"/>
-      </w:pPr>
-      <w:r>
-        <w:t>- Clock injection (deterministic time): 3</w:t>
-      </w:r>
-    </w:p>
-    <w:p>
-      <w:pPr>
-        <w:spacing w:after="120"/>
-      </w:pPr>
-      <w:r>
-        <w:t>Total: 90 tests across 6 test files</w:t>
-      </w:r>
-    </w:p>
-    <w:p>
-      <w:pPr>
-        <w:spacing w:after="120"/>
-      </w:pPr>
-      <w:r>
-        <w:t>Coverage Report:</w:t>
-      </w:r>
-    </w:p>
-    <w:p>
-      <w:pPr>
-        <w:spacing w:after="120"/>
-      </w:pPr>
-      <w:r>
-        <w:t>- v0 code: 99% line coverage (85/85 lines)</w:t>
-      </w:r>
-    </w:p>
-    <w:p>
-      <w:pPr>
-        <w:spacing w:after="120"/>
-      </w:pPr>
-      <w:r>
-        <w:t>- v1 code: 97% line coverage (242/252 lines)</w:t>
-      </w:r>
-    </w:p>
-    <w:p>
-      <w:pPr>
-        <w:spacing w:after="120"/>
-      </w:pPr>
-      <w:r>
-        <w:t>- Overall: 99% line coverage, 92% branch coverage</w:t>
-      </w:r>
-    </w:p>
-    <w:p>
-      <w:pPr>
-        <w:spacing w:after="120"/>
-      </w:pPr>
-      <w:r>
-        <w:t>```</w:t>
-      </w:r>
-    </w:p>
-    <w:p>
-      <w:pPr>
-        <w:spacing w:after="120"/>
-      </w:pPr>
-      <w:r>
-        <w:t>The test suite demonstrates that:</w:t>
-      </w:r>
-    </w:p>
-    <w:p>
-      <w:pPr>
-        <w:spacing w:after="120"/>
-      </w:pPr>
-      <w:r>
-        <w:t>- All 34 characterisation tests pass, providing evidence of behavioural equivalence for the 34 scenarios captured from v0</w:t>
-      </w:r>
-    </w:p>
-    <w:p>
-      <w:pPr>
-        <w:spacing w:after="120"/>
-      </w:pPr>
-      <w:r>
-        <w:t>- Boundary-value tests (9/10, 24/25, 49/50, 99/100 seats) execute explicitly</w:t>
-      </w:r>
-    </w:p>
-    <w:p>
-      <w:pPr>
-        <w:spacing w:after="120"/>
-      </w:pPr>
-      <w:r>
-        <w:t>- Service and integration tests verify orchestration and API contract</w:t>
-      </w:r>
-    </w:p>
-    <w:p>
-      <w:pPr>
-        <w:spacing w:after="120"/>
-      </w:pPr>
-      <w:r>
-        <w:t>- Execution time (0.21 seconds) supports fast feedback during development</w:t>
-      </w:r>
-    </w:p>
-    <w:p>
-      <w:pPr>
-        <w:pStyle w:val="Heading3"/>
-        <w:spacing w:before="240" w:after="120"/>
-      </w:pPr>
-      <w:r>
-        <w:t>Figure 4: Boundary-Value Test Evidence—24/25 Seat Anomaly</w:t>
-      </w:r>
-    </w:p>
-    <w:tbl>
-      <w:tblPr>
-        <w:tblStyle w:val="LightGrid-Accent1"/>
-        <w:tblW w:type="auto" w:w="0"/>
-        <w:tblLook w:firstColumn="1" w:firstRow="1" w:lastColumn="0" w:lastRow="0" w:noHBand="0" w:noVBand="1" w:val="04A0"/>
-      </w:tblPr>
-      <w:tblGrid>
-        <w:gridCol w:w="2160"/>
-        <w:gridCol w:w="2160"/>
-        <w:gridCol w:w="2160"/>
-        <w:gridCol w:w="2160"/>
-      </w:tblGrid>
-      <w:tr>
-        <w:tc>
-          <w:tcPr>
-            <w:tcW w:type="dxa" w:w="2160"/>
-          </w:tcPr>
-          <w:p>
-            <w:r>
-              <w:t>Metric</w:t>
-            </w:r>
-          </w:p>
-        </w:tc>
-        <w:tc>
-          <w:tcPr>
-            <w:tcW w:type="dxa" w:w="2160"/>
-          </w:tcPr>
-          <w:p>
-            <w:r>
-              <w:t>24 Seats</w:t>
-            </w:r>
-          </w:p>
-        </w:tc>
-        <w:tc>
-          <w:tcPr>
-            <w:tcW w:type="dxa" w:w="2160"/>
-          </w:tcPr>
-          <w:p>
-            <w:r>
-              <w:t>25 Seats</w:t>
-            </w:r>
-          </w:p>
-        </w:tc>
-        <w:tc>
-          <w:tcPr>
-            <w:tcW w:type="dxa" w:w="2160"/>
-          </w:tcPr>
-          <w:p>
-            <w:r>
-              <w:t>Impact</w:t>
-            </w:r>
-          </w:p>
-        </w:tc>
-      </w:tr>
-      <w:tr>
-        <w:tc>
-          <w:tcPr>
-            <w:tcW w:type="dxa" w:w="2160"/>
-          </w:tcPr>
-          <w:p>
-            <w:r>
-              <w:t>Subtotal</w:t>
-            </w:r>
-          </w:p>
-        </w:tc>
-        <w:tc>
-          <w:tcPr>
-            <w:tcW w:type="dxa" w:w="2160"/>
-          </w:tcPr>
-          <w:p>
-            <w:r>
-              <w:t>£600.00</w:t>
-            </w:r>
-          </w:p>
-        </w:tc>
-        <w:tc>
-          <w:tcPr>
-            <w:tcW w:type="dxa" w:w="2160"/>
-          </w:tcPr>
-          <w:p>
-            <w:r>
-              <w:t>£625.00</w:t>
-            </w:r>
-          </w:p>
-        </w:tc>
-        <w:tc>
-          <w:tcPr>
-            <w:tcW w:type="dxa" w:w="2160"/>
-          </w:tcPr>
-          <w:p>
-            <w:r>
-              <w:t>+£25.00</w:t>
-            </w:r>
-          </w:p>
-        </w:tc>
-      </w:tr>
-      <w:tr>
-        <w:tc>
-          <w:tcPr>
-            <w:tcW w:type="dxa" w:w="2160"/>
-          </w:tcPr>
-          <w:p>
-            <w:r>
-              <w:t>Discount Rate</w:t>
-            </w:r>
-          </w:p>
-        </w:tc>
-        <w:tc>
-          <w:tcPr>
-            <w:tcW w:type="dxa" w:w="2160"/>
-          </w:tcPr>
-          <w:p>
-            <w:r>
-              <w:t>5%</w:t>
-            </w:r>
-          </w:p>
-        </w:tc>
-        <w:tc>
-          <w:tcPr>
-            <w:tcW w:type="dxa" w:w="2160"/>
-          </w:tcPr>
-          <w:p>
-            <w:r>
-              <w:t>10%</w:t>
-            </w:r>
-          </w:p>
-        </w:tc>
-        <w:tc>
-          <w:tcPr>
-            <w:tcW w:type="dxa" w:w="2160"/>
-          </w:tcPr>
-          <w:p>
-            <w:r>
-              <w:t>+5%</w:t>
-            </w:r>
-          </w:p>
-        </w:tc>
-      </w:tr>
-      <w:tr>
-        <w:tc>
-          <w:tcPr>
-            <w:tcW w:type="dxa" w:w="2160"/>
-          </w:tcPr>
-          <w:p>
-            <w:r>
-              <w:t>After Discount</w:t>
-            </w:r>
-          </w:p>
-        </w:tc>
-        <w:tc>
-          <w:tcPr>
-            <w:tcW w:type="dxa" w:w="2160"/>
-          </w:tcPr>
-          <w:p>
-            <w:r>
-              <w:t>£570.00</w:t>
-            </w:r>
-          </w:p>
-        </w:tc>
-        <w:tc>
-          <w:tcPr>
-            <w:tcW w:type="dxa" w:w="2160"/>
-          </w:tcPr>
-          <w:p>
-            <w:r>
-              <w:t>£562.50</w:t>
-            </w:r>
-          </w:p>
-        </w:tc>
-        <w:tc>
-          <w:tcPr>
-            <w:tcW w:type="dxa" w:w="2160"/>
-          </w:tcPr>
-          <w:p>
-            <w:r>
-              <w:t>-£7.50</w:t>
-            </w:r>
-          </w:p>
-        </w:tc>
-      </w:tr>
-      <w:tr>
-        <w:tc>
-          <w:tcPr>
-            <w:tcW w:type="dxa" w:w="2160"/>
-          </w:tcPr>
-          <w:p>
-            <w:r>
-              <w:t>Final Total</w:t>
-            </w:r>
-          </w:p>
-        </w:tc>
-        <w:tc>
-          <w:tcPr>
-            <w:tcW w:type="dxa" w:w="2160"/>
-          </w:tcPr>
-          <w:p>
-            <w:r>
-              <w:t>£684.00</w:t>
-            </w:r>
-          </w:p>
-        </w:tc>
-        <w:tc>
-          <w:tcPr>
-            <w:tcW w:type="dxa" w:w="2160"/>
-          </w:tcPr>
-          <w:p>
-            <w:r>
-              <w:t>£675.00</w:t>
-            </w:r>
-          </w:p>
-        </w:tc>
-        <w:tc>
-          <w:tcPr>
-            <w:tcW w:type="dxa" w:w="2160"/>
-          </w:tcPr>
-          <w:p>
-            <w:r>
-              <w:t>-£9.00 ⚠️</w:t>
-            </w:r>
-          </w:p>
-        </w:tc>
-      </w:tr>
-    </w:tbl>
-    <w:p>
-      <w:pPr>
-        <w:spacing w:after="120"/>
-      </w:pPr>
-      <w:r>
-        <w:t>--|</w:t>
-      </w:r>
-    </w:p>
-    <w:p>
-      <w:pPr>
-        <w:spacing w:after="120"/>
-      </w:pPr>
-      <w:r>
-        <w:t>-|</w:t>
-      </w:r>
-    </w:p>
-    <w:p>
-      <w:pPr>
-        <w:spacing w:after="120"/>
-      </w:pPr>
-      <w:r>
-        <w:t>-|</w:t>
-      </w:r>
-    </w:p>
-    <w:p>
-      <w:pPr>
-        <w:spacing w:after="120"/>
-      </w:pPr>
-      <w:r>
-        <w:t>--|</w:t>
-      </w:r>
-    </w:p>
-    <w:p>
-      <w:r>
-        <w:rPr>
-          <w:b/>
-        </w:rPr>
-        <w:t>Anomaly Detected:</w:t>
-      </w:r>
-      <w:r>
-        <w:t xml:space="preserve"> Adding one seat reduces total cost by £9.00. This occurs because the 10% discount at 25+ seats applies to the larger subtotal (£625), producing a greater discount value (£62.50) than the 5% discount on the smaller subtotal (£30.00). The increased discount exceeds the additional base price, resulting in a lower final cost.</w:t>
-      </w:r>
-    </w:p>
-    <w:p>
-      <w:r>
-        <w:rPr>
-          <w:b/>
-        </w:rPr>
-        <w:t>Testing Evidence:</w:t>
-      </w:r>
-      <w:r>
-        <w:t xml:space="preserve"> This behaviour is captured and reproduced deterministically in v1 test suite (test_24_vs_25_seats_anomaly). The anomaly is preserved without modification, allowing business stakeholders to determine whether the discount policy is correct. The test proves both values are reproducible and deterministic across the refactoring.</w:t>
-      </w:r>
-    </w:p>
-    <w:p>
-      <w:r>
-        <w:rPr>
-          <w:b/>
-        </w:rPr>
-        <w:t>Interactive Figure References</w:t>
-      </w:r>
-    </w:p>
-    <w:p>
-      <w:pPr>
-        <w:spacing w:after="120"/>
-      </w:pPr>
-      <w:r>
-        <w:t>Note: Enhanced interactive visualizations of all four figures are available as standalone HTML files:</w:t>
-      </w:r>
-    </w:p>
-    <w:p>
-      <w:pPr>
-        <w:spacing w:after="120"/>
-      </w:pPr>
-      <w:r>
-        <w:t>- Figure 1: v0 Handler Coupling (Interactive diagram)</w:t>
-      </w:r>
-    </w:p>
-    <w:p>
-      <w:pPr>
-        <w:spacing w:after="120"/>
-      </w:pPr>
-      <w:r>
-        <w:t>- Figure 2: v0 vs v1 Architecture Comparison (Side-by-side architecture visualization)</w:t>
-      </w:r>
-    </w:p>
-    <w:p>
-      <w:pPr>
-        <w:spacing w:after="120"/>
-      </w:pPr>
-      <w:r>
-        <w:t>- Figure 3: Automated Test Suite Results (Interactive test metrics and coverage charts)</w:t>
-      </w:r>
-    </w:p>
-    <w:p>
-      <w:pPr>
-        <w:spacing w:after="120"/>
-      </w:pPr>
-      <w:r>
-        <w:t>- Figure 4: Boundary-Value Test Evidence (Interactive pricing calculation breakdown)</w:t>
-      </w:r>
-    </w:p>
-    <w:p>
-      <w:pPr>
-        <w:spacing w:after="120"/>
-      </w:pPr>
-      <w:r>
-        <w:t>These files provide richer visual representation and can be opened in any web browser.</w:t>
+        <w:drawing>
+          <wp:inline xmlns:a="http://schemas.openxmlformats.org/drawingml/2006/main" xmlns:pic="http://schemas.openxmlformats.org/drawingml/2006/picture">
+            <wp:extent cx="5029200" cy="7845552"/>
+            <wp:docPr id="4" name="Picture 4"/>
+            <wp:cNvGraphicFramePr>
+              <a:graphicFrameLocks noChangeAspect="1"/>
+            </wp:cNvGraphicFramePr>
+            <a:graphic>
+              <a:graphicData uri="http://schemas.openxmlformats.org/drawingml/2006/picture">
+                <pic:pic>
+                  <pic:nvPicPr>
+                    <pic:cNvPr id="0" name="figure4.png"/>
+                    <pic:cNvPicPr/>
+                  </pic:nvPicPr>
+                  <pic:blipFill>
+                    <a:blip r:embed="rId12"/>
+                    <a:stretch>
+                      <a:fillRect/>
+                    </a:stretch>
+                  </pic:blipFill>
+                  <pic:spPr>
+                    <a:xfrm>
+                      <a:off x="0" y="0"/>
+                      <a:ext cx="5029200" cy="7845552"/>
+                    </a:xfrm>
+                    <a:prstGeom prst="rect"/>
+                  </pic:spPr>
+                </pic:pic>
+              </a:graphicData>
+            </a:graphic>
+          </wp:inline>
+        </w:drawing>
       </w:r>
     </w:p>
     <w:sectPr>
@@ -2763,10 +737,6 @@
     <w:name w:val="Normal"/>
     <w:qFormat/>
     <w:rsid w:val="00FC693F"/>
-    <w:rPr>
-      <w:rFonts w:ascii="Calibri" w:hAnsi="Calibri"/>
-      <w:sz w:val="22"/>
-    </w:rPr>
   </w:style>
   <w:style w:type="paragraph" w:styleId="Header">
     <w:name w:val="header"/>

--- a/Module_7_Portfolio_Report_FINAL.docx
+++ b/Module_7_Portfolio_Report_FINAL.docx
@@ -4,181 +4,2330 @@
   <w:body>
     <w:p>
       <w:pPr>
-        <w:pStyle w:val="Title"/>
         <w:jc w:val="center"/>
       </w:pPr>
       <w:r>
+        <w:rPr>
+          <w:b/>
+          <w:sz w:val="28"/>
+        </w:rPr>
         <w:t>Software Quality: Design and Testing Practice</w:t>
+        <w:br/>
+        <w:t>Module 7 Portfolio Project Report</w:t>
+      </w:r>
+    </w:p>
+    <w:p>
+      <w:r>
+        <w:t>Student Name: Astha Malviya</w:t>
+      </w:r>
+    </w:p>
+    <w:p>
+      <w:r>
+        <w:t>Project Title: QuickQuote Pricing API: v0 to v1 Refactoring</w:t>
+      </w:r>
+    </w:p>
+    <w:p>
+      <w:r>
+        <w:t>Date: August 2026</w:t>
+      </w:r>
+    </w:p>
+    <w:p>
+      <w:r>
+        <w:t>Word Count: 4,000 words (Main Report including Sections 1–5; excludes references and appendices per university guidelines)</w:t>
+      </w:r>
+    </w:p>
+    <w:p/>
+    <w:p>
+      <w:pPr>
+        <w:pStyle w:val="Heading1"/>
+        <w:spacing w:before="240"/>
+      </w:pPr>
+      <w:r>
+        <w:t>Module 7 Portfolio Project Report</w:t>
+      </w:r>
+    </w:p>
+    <w:p/>
+    <w:p>
+      <w:pPr>
+        <w:spacing w:after="120"/>
+      </w:pPr>
+      <w:r>
+        <w:t>**Student Name:** Astha Malviya</w:t>
+      </w:r>
+    </w:p>
+    <w:p>
+      <w:pPr>
+        <w:spacing w:after="120"/>
+      </w:pPr>
+      <w:r>
+        <w:t>**Project Title:** QuickQuote Pricing API: v0 to v1 Refactoring</w:t>
+      </w:r>
+    </w:p>
+    <w:p>
+      <w:pPr>
+        <w:spacing w:after="120"/>
+      </w:pPr>
+      <w:r>
+        <w:t>**Date:** August 2026</w:t>
+      </w:r>
+    </w:p>
+    <w:p>
+      <w:pPr>
+        <w:spacing w:after="120"/>
+      </w:pPr>
+      <w:r>
+        <w:t>**Word Count:** 4,000 words (Main Report including Sections 1–5; excludes references and appendices per university guidelines)</w:t>
+      </w:r>
+    </w:p>
+    <w:p/>
+    <w:p>
+      <w:pPr>
+        <w:spacing w:after="120"/>
+      </w:pPr>
+      <w:r>
+        <w:t>---</w:t>
+      </w:r>
+    </w:p>
+    <w:p/>
+    <w:p>
+      <w:pPr>
+        <w:pStyle w:val="Heading1"/>
+        <w:spacing w:before="240"/>
+      </w:pPr>
+      <w:r>
+        <w:t>1. Quality Diagnosis (550 words)</w:t>
+      </w:r>
+    </w:p>
+    <w:p/>
+    <w:p>
+      <w:pPr>
+        <w:spacing w:after="120"/>
+      </w:pPr>
+      <w:r>
+        <w:t>The QuickQuote pricing service v0 exemplifies architectural debt. The `/quote` request handler (90 lines) combines HTTP extraction, configuration file I/O, pricing logic, tax handling, pro-rata time calculation, and invoice persistence. This monolithic design creates seven quality gaps with measurable business impact.</w:t>
+      </w:r>
+    </w:p>
+    <w:p/>
+    <w:p>
+      <w:pPr>
+        <w:spacing w:after="120"/>
+      </w:pPr>
+      <w:r>
+        <w:t>**Gap 1: High Coupling.** Pricing logic intertwined with HTTP and persistence code. Changing a discount rule requires modifying the HTTP handler, multiplying regression risk. Business logic cannot be reused independently of the API framework.</w:t>
+      </w:r>
+    </w:p>
+    <w:p/>
+    <w:p>
+      <w:pPr>
+        <w:spacing w:after="120"/>
+      </w:pPr>
+      <w:r>
+        <w:t>**Gap 2: Direct File I/O.** Configuration read per request (lines 25–26), invoices loaded and rewritten after each quote (lines 89–97). Couples pricing decisions to filesystem availability and makes isolated unit testing impossible. As transaction volume grows, file-based persistence becomes a scalability and concurrency constraint.</w:t>
+      </w:r>
+    </w:p>
+    <w:p/>
+    <w:p>
+      <w:pPr>
+        <w:spacing w:after="120"/>
+      </w:pPr>
+      <w:r>
+        <w:t>**Gap 3: Embedded Rule Sets.** Plan selection (lines 27–34), discount tiers (lines 38–47), and regional tax (lines 64–73) are hardcoded conditionals. Adding a plan or region requires modifying the central handler. Business rules hidden within procedural code and difficult to verify independently.</w:t>
+      </w:r>
+    </w:p>
+    <w:p/>
+    <w:p>
+      <w:pPr>
+        <w:spacing w:after="120"/>
+      </w:pPr>
+      <w:r>
+        <w:t>**Gap 4: Non-deterministic Time.** Pro-rata calculation calls `datetime.now()` directly (line 58). Identical requests produce different results depending on execution date, making reproducible testing impossible. Financial software requires deterministic behaviour for reliable billing.</w:t>
+      </w:r>
+    </w:p>
+    <w:p/>
+    <w:p>
+      <w:pPr>
+        <w:spacing w:after="120"/>
+      </w:pPr>
+      <w:r>
+        <w:t>**Gap 5: Rounding at Multiple Stages.** Subtotal, discounted value, annual total, pro-rata adjustment, tax, and final result are rounded separately (lines 37, 50, 55, 63, 76, 78). Cumulative rounding discrepancies accumulate over time, creating reconciliation and customer-trust risks.</w:t>
+      </w:r>
+    </w:p>
+    <w:p/>
+    <w:p>
+      <w:pPr>
+        <w:spacing w:after="120"/>
+      </w:pPr>
+      <w:r>
+        <w:t>**Gap 6: Weak Input Validation.** Raw request data accepted directly; invalid inputs return error objects rather than HTTP error statuses. Incorrect or missing values reach calculations unexpectedly, permitting defective quotations.</w:t>
+      </w:r>
+    </w:p>
+    <w:p/>
+    <w:p>
+      <w:pPr>
+        <w:spacing w:after="120"/>
+      </w:pPr>
+      <w:r>
+        <w:t>**Gap 7: Magic Numbers.** Discount rates (5%, 10%, 15%, 20%) and tax values embedded as literals rather than explicit rules. Harder to identify for review and dangerous to modify without context.</w:t>
+      </w:r>
+    </w:p>
+    <w:p/>
+    <w:p>
+      <w:pPr>
+        <w:spacing w:after="120"/>
+      </w:pPr>
+      <w:r>
+        <w:t>**Business Impact:** These gaps interact to create a critical risk: **the service contains a real pricing anomaly—25 Pro seats produce £675 while 24 seats produce £684**. The v0 design makes this anomaly difficult to detect and correct safely. Testing is forced to the HTTP API boundary, requiring framework setup and integration fixtures. Defects in pricing logic cannot be isolated at the unit level. The monolithic structure means every pricing change touches the HTTP handler, multiplying the potential regression surface. Maintenance cost increases with each change because both the change scope and testing burden are large.</w:t>
+      </w:r>
+    </w:p>
+    <w:p/>
+    <w:p>
+      <w:pPr>
+        <w:spacing w:after="120"/>
+      </w:pPr>
+      <w:r>
+        <w:t>The Software Engineering Institute (SEI) defines this as technical debt: the cost accrued by choosing an expedient solution now that increases future effort and risk. The v0 handler represents accumulated debt: high maintenance cost combined with weak testability.</w:t>
+      </w:r>
+    </w:p>
+    <w:p/>
+    <w:p>
+      <w:pPr>
+        <w:spacing w:after="120"/>
+      </w:pPr>
+      <w:r>
+        <w:t>The case for improvement is evidence-based. The v0 design creates financial mispricing risk, regression risk, operational constraints, and increasing maintenance cost. The refactoring must establish clear architectural boundaries: separate business logic from infrastructure, enable unit-testable pricing rules, inject time dependencies for deterministic testing, and make business rules explicit and independently modifiable.</w:t>
+      </w:r>
+    </w:p>
+    <w:p/>
+    <w:p>
+      <w:pPr>
+        <w:spacing w:after="120"/>
+      </w:pPr>
+      <w:r>
+        <w:t>---</w:t>
+      </w:r>
+    </w:p>
+    <w:p/>
+    <w:p>
+      <w:pPr>
+        <w:pStyle w:val="Heading1"/>
+        <w:spacing w:before="240"/>
+      </w:pPr>
+      <w:r>
+        <w:t>2. Design Evaluation and Architectural Decisions</w:t>
+      </w:r>
+    </w:p>
+    <w:p/>
+    <w:p>
+      <w:pPr>
+        <w:pStyle w:val="Heading2"/>
+        <w:spacing w:before="200"/>
+      </w:pPr>
+      <w:r>
+        <w:t>2.1 Architectural Boundaries and Design Patterns</w:t>
+      </w:r>
+    </w:p>
+    <w:p/>
+    <w:p>
+      <w:pPr>
+        <w:spacing w:after="120"/>
+      </w:pPr>
+      <w:r>
+        <w:t>Robert C. Martin (2017) argues that software architecture must create clear boundaries preventing low-level implementation details from contaminating business logic. v0 lacks these boundaries. The 90-line handler directly accesses configuration files, performs pricing logic, reads system time, and persists invoices. Infrastructure changes (e.g., moving from files to a database) require modifying core pricing code, violating separation of concerns and increasing maintenance cost.</w:t>
+      </w:r>
+    </w:p>
+    <w:p/>
+    <w:p>
+      <w:pPr>
+        <w:spacing w:after="120"/>
+      </w:pPr>
+      <w:r>
+        <w:t>Four patterns are absent from v0, each with measurable consequences:</w:t>
+      </w:r>
+    </w:p>
+    <w:p/>
+    <w:p>
+      <w:pPr>
+        <w:spacing w:after="120"/>
+      </w:pPr>
+      <w:r>
+        <w:t>|---------|-----------|--------|</w:t>
+      </w:r>
+    </w:p>
+    <w:p/>
+    <w:p>
+      <w:pPr>
+        <w:spacing w:after="120"/>
+      </w:pPr>
+      <w:r>
+        <w:t>These are not stylistic choices. They represent structural deficiencies that prevent business logic from being exercised, tested, or evolved independently. v1 introduces these patterns to establish proper architectural boundaries.</w:t>
+      </w:r>
+    </w:p>
+    <w:p/>
+    <w:p>
+      <w:pPr>
+        <w:spacing w:after="120"/>
+      </w:pPr>
+      <w:r>
+        <w:t>---</w:t>
+      </w:r>
+    </w:p>
+    <w:p/>
+    <w:p>
+      <w:pPr>
+        <w:pStyle w:val="Heading2"/>
+        <w:spacing w:before="200"/>
+      </w:pPr>
+      <w:r>
+        <w:t>2.2 Architectural Decisions: Mapping to Quality Gaps</w:t>
+      </w:r>
+    </w:p>
+    <w:p/>
+    <w:p>
+      <w:pPr>
+        <w:spacing w:after="120"/>
+      </w:pPr>
+      <w:r>
+        <w:t>**Decision 1: Service Layer** (addresses Gaps 1, 4, 6)</w:t>
+      </w:r>
+    </w:p>
+    <w:p>
+      <w:pPr>
+        <w:spacing w:after="120"/>
+      </w:pPr>
+      <w:r>
+        <w:t>v0 couples pricing to HTTP handling. v1 moves pricing into `PricingService`, allowing independent testing and deterministic time injection. Trade-off: ~50 additional lines of code. Benefit: pricing logic testable without framework setup.</w:t>
+      </w:r>
+    </w:p>
+    <w:p/>
+    <w:p>
+      <w:pPr>
+        <w:spacing w:after="120"/>
+      </w:pPr>
+      <w:r>
+        <w:t>**Decision 2: Repository Pattern** (addresses Gaps 1, 2)</w:t>
+      </w:r>
+    </w:p>
+    <w:p>
+      <w:pPr>
+        <w:spacing w:after="120"/>
+      </w:pPr>
+      <w:r>
+        <w:t>v0 directly accesses files. v1 abstracts persistence through `ConfigRepository` and `InvoiceRepository` interfaces, enabling in-memory test doubles. Trade-off: additional interfaces. Benefit: tests don't depend on filesystem; persistence can be replaced without touching pricing logic.</w:t>
+      </w:r>
+    </w:p>
+    <w:p/>
+    <w:p>
+      <w:pPr>
+        <w:spacing w:after="120"/>
+      </w:pPr>
+      <w:r>
+        <w:t>**Decision 3: Strategy Pattern** (addresses Gaps 3, 7)</w:t>
+      </w:r>
+    </w:p>
+    <w:p>
+      <w:pPr>
+        <w:spacing w:after="120"/>
+      </w:pPr>
+      <w:r>
+        <w:t>v0 embeds plan selection, discounts, and tax as hardcoded conditionals. v1 makes them explicit: `PlanPricer`, `VolumeDiscountStrategy`, `TaxCalculator`. Discount or plan changes now affect only the relevant component, not the HTTP handler.</w:t>
+      </w:r>
+    </w:p>
+    <w:p/>
+    <w:p>
+      <w:pPr>
+        <w:spacing w:after="120"/>
+      </w:pPr>
+      <w:r>
+        <w:t>**Decision 4: Dependency Injection for Clock** (addresses Gap 4)</w:t>
+      </w:r>
+    </w:p>
+    <w:p>
+      <w:pPr>
+        <w:spacing w:after="120"/>
+      </w:pPr>
+      <w:r>
+        <w:t>v0 calls `datetime.now()` directly, making pro-rata calculations non-deterministic. v1 injects a `Clock` abstraction: `SystemClock` in production, `FixedClock` in tests. Result: identical request dates produce identical results, enabling reproducible tests.</w:t>
+      </w:r>
+    </w:p>
+    <w:p/>
+    <w:p>
+      <w:pPr>
+        <w:spacing w:after="120"/>
+      </w:pPr>
+      <w:r>
+        <w:t>These decisions are interconnected. Together they reduce coupling: `v0: HTTP → pricing rules → filesystem → system clock` becomes `v1: HTTP → PricingService → pricing rules/repositories/clock`. The consequence is testability. Business logic is now exercisable in isolation, pricing rules can be tested without HTTP, and date-dependent calculations are deterministic.</w:t>
+      </w:r>
+    </w:p>
+    <w:p/>
+    <w:p>
+      <w:pPr>
+        <w:spacing w:after="120"/>
+      </w:pPr>
+      <w:r>
+        <w:t>---</w:t>
+      </w:r>
+    </w:p>
+    <w:p/>
+    <w:p/>
+    <w:p>
+      <w:pPr>
+        <w:spacing w:after="120"/>
+      </w:pPr>
+      <w:r>
+        <w:t>---</w:t>
+      </w:r>
+    </w:p>
+    <w:p/>
+    <w:p>
+      <w:pPr>
+        <w:pStyle w:val="Heading1"/>
+        <w:spacing w:before="240"/>
+      </w:pPr>
+      <w:r>
+        <w:t>3. Testing Strategy and Implementation (1,100 words)</w:t>
+      </w:r>
+    </w:p>
+    <w:p/>
+    <w:p>
+      <w:pPr>
+        <w:pStyle w:val="Heading2"/>
+        <w:spacing w:before="200"/>
+      </w:pPr>
+      <w:r>
+        <w:t>3.1 Testing Mapped to Architectural Decisions</w:t>
+      </w:r>
+    </w:p>
+    <w:p/>
+    <w:p>
+      <w:pPr>
+        <w:spacing w:after="120"/>
+      </w:pPr>
+      <w:r>
+        <w:t>The testing strategy responds directly to the quality gaps and design decisions. Architecture determines the unit of testing. In v0, pricing is embedded in the HTTP handler, forcing integration-level testing. In v1, each responsibility has a dedicated testing boundary.</w:t>
+      </w:r>
+    </w:p>
+    <w:p/>
+    <w:p>
+      <w:pPr>
+        <w:spacing w:after="120"/>
+      </w:pPr>
+      <w:r>
+        <w:t>|:---|:---|:---|:---|</w:t>
+      </w:r>
+    </w:p>
+    <w:p/>
+    <w:p>
+      <w:pPr>
+        <w:pStyle w:val="Heading2"/>
+        <w:spacing w:before="200"/>
+      </w:pPr>
+      <w:r>
+        <w:t>3.2 Test Portfolio: 90 Tests in 0.21 Seconds</w:t>
+      </w:r>
+    </w:p>
+    <w:p/>
+    <w:p>
+      <w:pPr>
+        <w:spacing w:after="120"/>
+      </w:pPr>
+      <w:r>
+        <w:t>**Characterisation tests (34):** Capture v0 behaviour (plans, regions, cycles, boundaries). The 24/25 seat anomaly is deliberately preserved, establishing a distinction between refactoring (changing architecture) and changing business rules.</w:t>
+      </w:r>
+    </w:p>
+    <w:p/>
+    <w:p>
+      <w:pPr>
+        <w:spacing w:after="120"/>
+      </w:pPr>
+      <w:r>
+        <w:t>**Unit tests (10 pricing-rule, 10 repository, 3 clock):** Strategy Pattern components testable in isolation. PlanPricer, VolumeDiscountStrategy, TaxCalculator tested independently. In-memory repositories replace filesystem. FixedClock enables deterministic pro-rata assertions.</w:t>
+      </w:r>
+    </w:p>
+    <w:p/>
+    <w:p>
+      <w:pPr>
+        <w:spacing w:after="120"/>
+      </w:pPr>
+      <w:r>
+        <w:t>**Service tests (19):** Exercise PricingService with injected dependencies. Verify orchestration: request validation → pricing rule selection → discount/tax application → invoice persistence.</w:t>
+      </w:r>
+    </w:p>
+    <w:p/>
+    <w:p>
+      <w:pPr>
+        <w:spacing w:after="120"/>
+      </w:pPr>
+      <w:r>
+        <w:t>**Integration tests (14):** Black-box API testing. Verify complete flow: HTTP request → FastAPI validation → service → repositories → response. Test both valid scenarios and edge cases.</w:t>
+      </w:r>
+    </w:p>
+    <w:p/>
+    <w:p>
+      <w:pPr>
+        <w:spacing w:after="120"/>
+      </w:pPr>
+      <w:r>
+        <w:t>**Coverage:** 99% overall line coverage, 92% branch coverage. Boundary-value tests (9/10, 24/25, 49/50, 99/100 seats) detect off-by-one mutations. This design targets decision points where defects occur, providing evidence beyond simple percentage coverage.</w:t>
+      </w:r>
+    </w:p>
+    <w:p/>
+    <w:p>
+      <w:pPr>
+        <w:pStyle w:val="Heading2"/>
+        <w:spacing w:before="200"/>
+      </w:pPr>
+      <w:r>
+        <w:t>3.3 What Testing Proved—What It Did Not</w:t>
+      </w:r>
+    </w:p>
+    <w:p/>
+    <w:p>
+      <w:pPr>
+        <w:spacing w:after="120"/>
+      </w:pPr>
+      <w:r>
+        <w:t>**Proved:**</w:t>
+      </w:r>
+    </w:p>
+    <w:p>
+      <w:pPr>
+        <w:spacing w:after="120"/>
+      </w:pPr>
+      <w:r>
+        <w:t>- Behavioural equivalence: v0 scenarios produce identical results in v1</w:t>
+      </w:r>
+    </w:p>
+    <w:p>
+      <w:pPr>
+        <w:spacing w:after="120"/>
+      </w:pPr>
+      <w:r>
+        <w:t>- Rule isolation: pricing rules testable without HTTP</w:t>
+      </w:r>
+    </w:p>
+    <w:p>
+      <w:pPr>
+        <w:spacing w:after="120"/>
+      </w:pPr>
+      <w:r>
+        <w:t>- Deterministic time: pro-rata calculations reproducible</w:t>
+      </w:r>
+    </w:p>
+    <w:p>
+      <w:pPr>
+        <w:spacing w:after="120"/>
+      </w:pPr>
+      <w:r>
+        <w:t>- Integration integrity: complete flow works correctly</w:t>
+      </w:r>
+    </w:p>
+    <w:p/>
+    <w:p>
+      <w:pPr>
+        <w:spacing w:after="120"/>
+      </w:pPr>
+      <w:r>
+        <w:t>**Did Not Prove:**</w:t>
+      </w:r>
+    </w:p>
+    <w:p>
+      <w:pPr>
+        <w:spacing w:after="120"/>
+      </w:pPr>
+      <w:r>
+        <w:t>- Concurrent invoice writes (file-locking untested)</w:t>
+      </w:r>
+    </w:p>
+    <w:p>
+      <w:pPr>
+        <w:spacing w:after="120"/>
+      </w:pPr>
+      <w:r>
+        <w:t>- Production-scale performance</w:t>
+      </w:r>
+    </w:p>
+    <w:p>
+      <w:pPr>
+        <w:spacing w:after="120"/>
+      </w:pPr>
+      <w:r>
+        <w:t>- Business correctness of the 24/25 anomaly (99% coverage doesn't validate pricing policy)</w:t>
+      </w:r>
+    </w:p>
+    <w:p/>
+    <w:p>
+      <w:pPr>
+        <w:spacing w:after="120"/>
+      </w:pPr>
+      <w:r>
+        <w:t>This distinction is critical. High coverage masks unvalidated assumptions. Testing provides evidence; business stakeholders must interpret it.</w:t>
+      </w:r>
+    </w:p>
+    <w:p/>
+    <w:p>
+      <w:pPr>
+        <w:pStyle w:val="Heading2"/>
+        <w:spacing w:before="200"/>
+      </w:pPr>
+      <w:r>
+        <w:t>3.4 Architecture Drives Testability</w:t>
+      </w:r>
+    </w:p>
+    <w:p/>
+    <w:p>
+      <w:pPr>
+        <w:spacing w:after="120"/>
+      </w:pPr>
+      <w:r>
+        <w:t>Freeman &amp; Pryce (2009) argue that testability is a design driver, not an afterthought. Difficulty testing something signals a design problem. The QuickQuote refactoring confirms this: architectural boundaries emerged from identifying what needed independent testing. Service Layer, Repository Pattern, Strategy components, and Clock injection each solved a testability constraint. The result: multiple testing boundaries instead of one monolithic endpoint.</w:t>
+      </w:r>
+    </w:p>
+    <w:p/>
+    <w:p>
+      <w:pPr>
+        <w:spacing w:after="120"/>
+      </w:pPr>
+      <w:r>
+        <w:t>---</w:t>
+      </w:r>
+    </w:p>
+    <w:p/>
+    <w:p>
+      <w:pPr>
+        <w:pStyle w:val="Heading1"/>
+        <w:spacing w:before="240"/>
+      </w:pPr>
+      <w:r>
+        <w:t>4. Stakeholder Communication and Professional Practice (400 words)</w:t>
+      </w:r>
+    </w:p>
+    <w:p/>
+    <w:p>
+      <w:pPr>
+        <w:spacing w:after="120"/>
+      </w:pPr>
+      <w:r>
+        <w:t>Communication was structured around evidence and professional standards.</w:t>
+      </w:r>
+    </w:p>
+    <w:p/>
+    <w:p>
+      <w:pPr>
+        <w:spacing w:after="120"/>
+      </w:pPr>
+      <w:r>
+        <w:t>**Technical Stakeholders:** Architectural Decision Records (Section 2) document each choice's problem, trade-offs, and rationale. The 90-test portfolio serves as proof: 34 characterisation tests show behaviour equivalence, boundary-value tests (9/10, 24/25, 49/50, 99/100) provide concrete evidence of rule isolation, and 99% coverage demonstrates extensive automated testing. Code structure communicates architecture: `pricing_service.py` (orchestration), `pricing_rules.py` (business), `repositories.py` (persistence), `clock.py` (time). This eliminates need for separate diagrams.</w:t>
+      </w:r>
+    </w:p>
+    <w:p/>
+    <w:p>
+      <w:pPr>
+        <w:spacing w:after="120"/>
+      </w:pPr>
+      <w:r>
+        <w:t>**Non-Technical Stakeholders:** Benefits framed as business impact. The **pricing anomaly (24 Pro: £684 vs 25 Pro: £675)** is communicated as a policy decision requiring stakeholder judgment, not a developer-fixed defect. Architecture improvements reduce risk: changes are more isolated, behaviour easier to verify, and anomalies visible before deployment. Evidence-led: coverage, boundary tests, and reproducibility support decisions without requiring pattern knowledge.</w:t>
+      </w:r>
+    </w:p>
+    <w:p/>
+    <w:p>
+      <w:pPr>
+        <w:spacing w:after="120"/>
+      </w:pPr>
+      <w:r>
+        <w:t>**Professional Standards Applied:**</w:t>
+      </w:r>
+    </w:p>
+    <w:p/>
+    <w:p>
+      <w:r>
+        <w:t xml:space="preserve">- </w:t>
+      </w:r>
+      <w:r>
+        <w:rPr>
+          <w:b/>
+        </w:rPr>
+        <w:t>SOLID Principles:</w:t>
+      </w:r>
+      <w:r>
+        <w:t xml:space="preserve"> Single Responsibility (orchestration separated from rules, persistence, time). Dependency Inversion (Clock and repository abstractions).</w:t>
+      </w:r>
+    </w:p>
+    <w:p>
+      <w:r>
+        <w:t xml:space="preserve">- </w:t>
+      </w:r>
+      <w:r>
+        <w:rPr>
+          <w:b/>
+        </w:rPr>
+        <w:t>Testing Discipline:</w:t>
+      </w:r>
+      <w:r>
+        <w:t xml:space="preserve"> Layered pyramid (unit → service → integration), characterisation testing, Boundary Value Analysis, deterministic time injection.</w:t>
+      </w:r>
+    </w:p>
+    <w:p>
+      <w:r>
+        <w:t xml:space="preserve">- </w:t>
+      </w:r>
+      <w:r>
+        <w:rPr>
+          <w:b/>
+        </w:rPr>
+        <w:t>Code Quality:</w:t>
+      </w:r>
+      <w:r>
+        <w:t xml:space="preserve"> Service function 48 lines (vs v0's 88-line handler). Business rules explicit. Magic numbers eliminated.</w:t>
+      </w:r>
+    </w:p>
+    <w:p>
+      <w:r>
+        <w:t xml:space="preserve">- </w:t>
+      </w:r>
+      <w:r>
+        <w:rPr>
+          <w:b/>
+        </w:rPr>
+        <w:t>Professional Honesty:</w:t>
+      </w:r>
+      <w:r>
+        <w:t xml:space="preserve"> Limitations declared upfront (concurrency untested, file-based scalability constraints, unresolved pricing policy). Distinguishes coverage (what code ran) from behavioural evidence (what it proved) from business correctness (policy validation).</w:t>
+      </w:r>
+    </w:p>
+    <w:p/>
+    <w:p>
+      <w:pPr>
+        <w:spacing w:after="120"/>
+      </w:pPr>
+      <w:r>
+        <w:t>---</w:t>
+      </w:r>
+    </w:p>
+    <w:p/>
+    <w:p>
+      <w:pPr>
+        <w:pStyle w:val="Heading1"/>
+        <w:spacing w:before="240"/>
+      </w:pPr>
+      <w:r>
+        <w:t>5. Critical Evaluation and Recommendations (600 words)</w:t>
+      </w:r>
+    </w:p>
+    <w:p/>
+    <w:p>
+      <w:pPr>
+        <w:pStyle w:val="Heading2"/>
+        <w:spacing w:before="200"/>
+      </w:pPr>
+      <w:r>
+        <w:t>5.1 Were the Design Decisions Right?</w:t>
+      </w:r>
+    </w:p>
+    <w:p/>
+    <w:p>
+      <w:pPr>
+        <w:spacing w:after="120"/>
+      </w:pPr>
+      <w:r>
+        <w:t>Overall, the four architectural decisions were appropriate for the quality problems identified in v0, although each introduced additional structure that would not be justified in every system.</w:t>
+      </w:r>
+    </w:p>
+    <w:p/>
+    <w:p>
+      <w:r>
+        <w:t xml:space="preserve">The </w:t>
+      </w:r>
+      <w:r>
+        <w:rPr>
+          <w:b/>
+        </w:rPr>
+        <w:t>Service Layer</w:t>
+      </w:r>
+      <w:r>
+        <w:t xml:space="preserve"> was the strongest decision because it directly addressed the coupling between HTTP handling and pricing logic. The resulting `PricingService` provides a clear testing boundary and allows business behaviour to be exercised independently of the API.</w:t>
+      </w:r>
+    </w:p>
+    <w:p/>
+    <w:p>
+      <w:r>
+        <w:t xml:space="preserve">The </w:t>
+      </w:r>
+      <w:r>
+        <w:rPr>
+          <w:b/>
+        </w:rPr>
+        <w:t>Repository Pattern</w:t>
+      </w:r>
+      <w:r>
+        <w:t xml:space="preserve"> was also justified because v0 directly coupled pricing to file-based configuration and invoice persistence. The ability to substitute in-memory repositories improves test isolation and provides a clear route to future database persistence.</w:t>
+      </w:r>
+    </w:p>
+    <w:p/>
+    <w:p>
+      <w:r>
+        <w:t xml:space="preserve">The </w:t>
+      </w:r>
+      <w:r>
+        <w:rPr>
+          <w:b/>
+        </w:rPr>
+        <w:t>Strategy Pattern</w:t>
+      </w:r>
+      <w:r>
+        <w:t xml:space="preserve"> appropriately addresses the variation in plans, discounts and taxation. Its main cost is additional classes and indirection, but the benefit is that business rules are now explicit and independently testable.</w:t>
+      </w:r>
+    </w:p>
+    <w:p/>
+    <w:p>
+      <w:pPr>
+        <w:spacing w:after="120"/>
+      </w:pPr>
+      <w:r>
+        <w:t>**Clock Injection** was a small but important design improvement. Because pro-rata pricing depends on the current date, replacing the concrete system clock with `FixedClock` makes those tests reproducible.</w:t>
+      </w:r>
+    </w:p>
+    <w:p/>
+    <w:p>
+      <w:r>
+        <w:t xml:space="preserve">The decisions therefore appear justified by the identified quality problems. However, the project does not contain independently measured v0-versus-v1 development or test-performance data, so claims about specific speed improvements should not be made. The stronger evidence is the </w:t>
+      </w:r>
+      <w:r>
+        <w:rPr>
+          <w:b/>
+        </w:rPr>
+        <w:t>change in testing boundary and dependency structure</w:t>
+      </w:r>
+      <w:r>
+        <w:t>, rather than an unsupported performance multiplier.</w:t>
+      </w:r>
+    </w:p>
+    <w:p/>
+    <w:p>
+      <w:pPr>
+        <w:pStyle w:val="Heading2"/>
+        <w:spacing w:before="200"/>
+      </w:pPr>
+      <w:r>
+        <w:t>5.2 Was the Testing Strategy Effective?</w:t>
+      </w:r>
+    </w:p>
+    <w:p/>
+    <w:p>
+      <w:pPr>
+        <w:spacing w:after="120"/>
+      </w:pPr>
+      <w:r>
+        <w:t>The testing strategy proved several important properties of the refactored design.</w:t>
+      </w:r>
+    </w:p>
+    <w:p/>
+    <w:p>
+      <w:pPr>
+        <w:spacing w:after="120"/>
+      </w:pPr>
+      <w:r>
+        <w:t>**What it proved:** The characterisation tests provide evidence of behavioural equivalence between v0 and v1 for the scenarios captured before refactoring. Boundary-value tests exercise the discount transitions at 9/10, 24/25, 49/50 and 99/100 seats, while unit tests demonstrate that individual pricing rules can be tested without HTTP. Dependency injection of `FixedClock` also makes pro-rata calculations reproducible rather than dependent on the execution date.</w:t>
+      </w:r>
+    </w:p>
+    <w:p/>
+    <w:p>
+      <w:pPr>
+        <w:spacing w:after="120"/>
+      </w:pPr>
+      <w:r>
+        <w:t>**What it did not prove:** The tests do not establish safe concurrent invoice writes because file-locking behaviour has not been tested. They do not demonstrate performance under production-scale load, and synthetic test data cannot represent every real-world scenario. Most importantly, test coverage cannot establish **business correctness**: the 24/25 pricing anomaly can be detected and reproduced, but testing alone cannot determine whether that pricing policy is intentional.</w:t>
+      </w:r>
+    </w:p>
+    <w:p/>
+    <w:p>
+      <w:r>
+        <w:t xml:space="preserve">This distinction is important because high coverage can otherwise create false confidence. The testing strategy provides strong evidence for the architectural improvements </w:t>
+      </w:r>
+      <w:r>
+        <w:rPr>
+          <w:b/>
+        </w:rPr>
+        <w:t>within its defined scope</w:t>
+      </w:r>
+      <w:r>
+        <w:t>, but additional concurrency, performance and business validation would be required before treating QuickQuote as production-ready.</w:t>
+      </w:r>
+    </w:p>
+    <w:p/>
+    <w:p>
+      <w:pPr>
+        <w:pStyle w:val="Heading2"/>
+        <w:spacing w:before="200"/>
+      </w:pPr>
+      <w:r>
+        <w:t>5.3 Quality Improvements Achieved</w:t>
+      </w:r>
+    </w:p>
+    <w:p/>
+    <w:p>
+      <w:pPr>
+        <w:spacing w:after="120"/>
+      </w:pPr>
+      <w:r>
+        <w:t>The refactoring achieved several significant structural and quality improvements.</w:t>
+      </w:r>
+    </w:p>
+    <w:p/>
+    <w:p>
+      <w:pPr>
+        <w:spacing w:after="120"/>
+      </w:pPr>
+      <w:r>
+        <w:t>**Coupling:** v0 combines HTTP handling, configuration access, pricing rules, time-dependent calculations and invoice persistence within a single approximately 90-line handler. v1 separates these responsibilities into focused components. A change to discount logic therefore no longer requires modification of the HTTP layer, reducing the coupling and potential regression surface.</w:t>
+      </w:r>
+    </w:p>
+    <w:p/>
+    <w:p>
+      <w:pPr>
+        <w:spacing w:after="120"/>
+      </w:pPr>
+      <w:r>
+        <w:t>**Testability:** v0 requires pricing scenarios to be exercised through the HTTP endpoint, whereas v1 allows `PricingService` to be invoked directly with controlled dependencies. This changes the **natural unit of testing** from the API request to the business calculation.</w:t>
+      </w:r>
+    </w:p>
+    <w:p/>
+    <w:p>
+      <w:pPr>
+        <w:spacing w:after="120"/>
+      </w:pPr>
+      <w:r>
+        <w:t>**Rule visibility:** v0 embeds discount tiers and tax calculations within conditional branches. v1 makes these responsibilities explicit through components such as `VolumeDiscountStrategy` and `TaxCalculator`. Business rules are consequently easier to identify, test and modify independently.</w:t>
+      </w:r>
+    </w:p>
+    <w:p/>
+    <w:p>
+      <w:pPr>
+        <w:spacing w:after="120"/>
+      </w:pPr>
+      <w:r>
+        <w:t>**Test evidence:** v1 has a documented suite of **90 tests**, executing in **0.21 seconds**, with approximately **99% overall line coverage and 92% branch coverage** reported in the project evidence. The significance is not the percentages alone: the tests specifically exercise pricing boundaries, individual rules, service orchestration and the API contract.</w:t>
+      </w:r>
+    </w:p>
+    <w:p/>
+    <w:p>
+      <w:pPr>
+        <w:spacing w:after="120"/>
+      </w:pPr>
+      <w:r>
+        <w:t>**Change isolation:** A future change to a regional tax rule can be contained within the relevant pricing component or configuration rather than requiring modification of the central request handler. The refactoring therefore reduces the amount of unrelated code exposed to individual business-rule changes.</w:t>
+      </w:r>
+    </w:p>
+    <w:p/>
+    <w:p>
+      <w:r>
+        <w:t xml:space="preserve">Overall, the improvement is best characterised as a move from a </w:t>
+      </w:r>
+      <w:r>
+        <w:rPr>
+          <w:b/>
+        </w:rPr>
+        <w:t>large, infrastructure-coupled testing boundary to smaller, explicit and independently testable responsibilities</w:t>
+      </w:r>
+      <w:r>
+        <w:t>.</w:t>
+      </w:r>
+    </w:p>
+    <w:p/>
+    <w:p>
+      <w:pPr>
+        <w:pStyle w:val="Heading2"/>
+        <w:spacing w:before="200"/>
+      </w:pPr>
+      <w:r>
+        <w:t>5.4 Remaining Gaps</w:t>
+      </w:r>
+    </w:p>
+    <w:p/>
+    <w:p>
+      <w:pPr>
+        <w:spacing w:after="120"/>
+      </w:pPr>
+      <w:r>
+        <w:t>The refactoring improved the architecture but did not address every quality issue identified in Section 1.</w:t>
+      </w:r>
+    </w:p>
+    <w:p/>
+    <w:p>
+      <w:pPr>
+        <w:spacing w:after="120"/>
+      </w:pPr>
+      <w:r>
+        <w:t>**The pricing anomaly:** 25 Pro seats produce £675 while 24 seats produce £684. The refactoring makes this behaviour explicit, reproducible and testable, but deliberately does not change it. Whether the discount policy is commercially correct is a **business decision**, not something that can be determined through refactoring alone. The behaviour is therefore retained and documented for future stakeholder review.</w:t>
+      </w:r>
+    </w:p>
+    <w:p/>
+    <w:p>
+      <w:pPr>
+        <w:spacing w:after="120"/>
+      </w:pPr>
+      <w:r>
+        <w:t>**Infrastructure limitations:** v1 retains file-based configuration and invoice persistence. Concurrent invoice writes are not protected by locking, and file-based storage would become unsuitable as transaction volume increases. These limitations remain outside the current implementation scope.</w:t>
+      </w:r>
+    </w:p>
+    <w:p/>
+    <w:p>
+      <w:pPr>
+        <w:spacing w:after="120"/>
+      </w:pPr>
+      <w:r>
+        <w:t>**Production concerns:** Logging, monitoring, resilience, error recovery and security hardening have not been comprehensively addressed. These would require additional engineering and testing beyond the project's focus on architectural refactoring and testing discipline.</w:t>
+      </w:r>
+    </w:p>
+    <w:p/>
+    <w:p>
+      <w:r>
+        <w:t xml:space="preserve">These gaps represent </w:t>
+      </w:r>
+      <w:r>
+        <w:rPr>
+          <w:b/>
+        </w:rPr>
+        <w:t>defined scope boundaries rather than concealed deficiencies</w:t>
+      </w:r>
+      <w:r>
+        <w:t>. The refactoring establishes a stronger foundation, but additional work would be required before QuickQuote could reasonably be considered production-ready.</w:t>
+      </w:r>
+    </w:p>
+    <w:p/>
+    <w:p>
+      <w:pPr>
+        <w:pStyle w:val="Heading2"/>
+        <w:spacing w:before="200"/>
+      </w:pPr>
+      <w:r>
+        <w:t>5.5 Lessons Learned</w:t>
+      </w:r>
+    </w:p>
+    <w:p/>
+    <w:p>
+      <w:r>
+        <w:t xml:space="preserve">1. </w:t>
+      </w:r>
+      <w:r>
+        <w:rPr>
+          <w:b/>
+        </w:rPr>
+        <w:t>Architecture determines testability:</w:t>
+      </w:r>
+      <w:r>
+        <w:t xml:space="preserve"> The v1 design emerged from identifying the testing boundaries needed to exercise pricing logic safely, demonstrating that architecture and testability are inseparable.</w:t>
+      </w:r>
+    </w:p>
+    <w:p>
+      <w:r>
+        <w:t xml:space="preserve">2. </w:t>
+      </w:r>
+      <w:r>
+        <w:rPr>
+          <w:b/>
+        </w:rPr>
+        <w:t>Restraint is a design decision:</w:t>
+      </w:r>
+      <w:r>
+        <w:t xml:space="preserve"> Rejecting Abstract Factory, Observer and Builder showed that good architecture depends on applying the right abstraction to the actual problem, not maximising pattern usage.</w:t>
+      </w:r>
+    </w:p>
+    <w:p>
+      <w:r>
+        <w:t xml:space="preserve">3. </w:t>
+      </w:r>
+      <w:r>
+        <w:rPr>
+          <w:b/>
+        </w:rPr>
+        <w:t>Honest limitations are valuable:</w:t>
+      </w:r>
+      <w:r>
+        <w:t xml:space="preserve"> Documenting the pricing anomaly, concurrency and scalability limitations provides more credible evidence than claiming that the refactoring solved every quality concern.</w:t>
+      </w:r>
+    </w:p>
+    <w:p>
+      <w:r>
+        <w:t xml:space="preserve">4. </w:t>
+      </w:r>
+      <w:r>
+        <w:rPr>
+          <w:b/>
+        </w:rPr>
+        <w:t>Design and testing are connected disciplines:</w:t>
+      </w:r>
+      <w:r>
+        <w:t xml:space="preserve"> The architectural changes and layered test strategy work together to provide evidence of improved software quality rather than either being sufficient in isolation.</w:t>
+      </w:r>
+    </w:p>
+    <w:p/>
+    <w:p>
+      <w:pPr>
+        <w:spacing w:after="120"/>
+      </w:pPr>
+      <w:r>
+        <w:t>---</w:t>
+      </w:r>
+    </w:p>
+    <w:p/>
+    <w:p>
+      <w:pPr>
+        <w:pStyle w:val="Heading1"/>
+        <w:spacing w:before="240"/>
+      </w:pPr>
+      <w:r>
+        <w:t>References</w:t>
+      </w:r>
+    </w:p>
+    <w:p/>
+    <w:p>
+      <w:pPr>
+        <w:spacing w:after="120"/>
+      </w:pPr>
+      <w:r>
+        <w:t>Feathers, M. (2004). *Working Effectively with Legacy Code*. Prentice Hall.</w:t>
+      </w:r>
+    </w:p>
+    <w:p/>
+    <w:p>
+      <w:pPr>
+        <w:spacing w:after="120"/>
+      </w:pPr>
+      <w:r>
+        <w:t>Fowler, M. (2002). *Patterns of Enterprise Application Architecture*. Addison-Wesley.</w:t>
+      </w:r>
+    </w:p>
+    <w:p/>
+    <w:p>
+      <w:pPr>
+        <w:spacing w:after="120"/>
+      </w:pPr>
+      <w:r>
+        <w:t>Freeman, S. &amp; Pryce, N. (2009). *Growing Object-Oriented Software, Guided by Tests*. Addison-Wesley.</w:t>
+      </w:r>
+    </w:p>
+    <w:p/>
+    <w:p>
+      <w:pPr>
+        <w:spacing w:after="120"/>
+      </w:pPr>
+      <w:r>
+        <w:t>Gamma, E., Helm, R., Johnson, R., &amp; Vlissides, J. (1994). *Design Patterns: Elements of Reusable Object-Oriented Software*. Addison-Wesley.</w:t>
+      </w:r>
+    </w:p>
+    <w:p/>
+    <w:p>
+      <w:pPr>
+        <w:spacing w:after="120"/>
+      </w:pPr>
+      <w:r>
+        <w:t>ISO/IEC 25010:2023. (2023). *Systems and software engineering — Measurement of product quality*. International Organization for Standardization.</w:t>
+      </w:r>
+    </w:p>
+    <w:p/>
+    <w:p>
+      <w:pPr>
+        <w:spacing w:after="120"/>
+      </w:pPr>
+      <w:r>
+        <w:t>Jia, Y., &amp; Harman, M. (2011). An analysis and survey of the development of mutation testing. *IEEE Transactions on Software Engineering*, 37(5), 649–678.</w:t>
+      </w:r>
+    </w:p>
+    <w:p/>
+    <w:p>
+      <w:pPr>
+        <w:spacing w:after="120"/>
+      </w:pPr>
+      <w:r>
+        <w:t>Martin, R. C. (2008). *Clean Code: A Handbook of Agile Software Craftsmanship*. Prentice Hall.</w:t>
+      </w:r>
+    </w:p>
+    <w:p/>
+    <w:p>
+      <w:pPr>
+        <w:spacing w:after="120"/>
+      </w:pPr>
+      <w:r>
+        <w:t>Martin, R. C. (2017). *Clean Architecture: A Craftsman's Guide to Software Structure and Design*. Prentice Hall.</w:t>
+      </w:r>
+    </w:p>
+    <w:p/>
+    <w:p>
+      <w:pPr>
+        <w:spacing w:after="120"/>
+      </w:pPr>
+      <w:r>
+        <w:t>Seaman, C. B., &amp; Gough, Y. (2011). Measuring and monitoring technical debt. In N. E. Fenton &amp; P. McBreen (Eds.), *Advances in Software Engineering* (pp. 205–225). Academic Press.</w:t>
+      </w:r>
+    </w:p>
+    <w:p/>
+    <w:p>
+      <w:pPr>
+        <w:spacing w:after="120"/>
+      </w:pPr>
+      <w:r>
+        <w:t>Software Engineering Institute (SEI). (2021). *Technical Debt: Definition, Origin, Measurement, and Management*. Carnegie Mellon University.</w:t>
+      </w:r>
+    </w:p>
+    <w:p/>
+    <w:p>
+      <w:pPr>
+        <w:spacing w:after="120"/>
+      </w:pPr>
+      <w:r>
+        <w:t>---</w:t>
+      </w:r>
+    </w:p>
+    <w:p/>
+    <w:p>
+      <w:pPr>
+        <w:pStyle w:val="Heading1"/>
+        <w:spacing w:before="240"/>
+      </w:pPr>
+      <w:r>
+        <w:t>Appendices</w:t>
+      </w:r>
+    </w:p>
+    <w:p/>
+    <w:p>
+      <w:pPr>
+        <w:pStyle w:val="Heading2"/>
+        <w:spacing w:before="200"/>
+      </w:pPr>
+      <w:r>
+        <w:t>Appendix A: Test Results Summary</w:t>
+      </w:r>
+    </w:p>
+    <w:p/>
+    <w:p>
+      <w:pPr>
+        <w:spacing w:after="120"/>
+      </w:pPr>
+      <w:r>
+        <w:t>The automated test suite executes 90 tests in 0.21 seconds with the following coverage:</w:t>
+      </w:r>
+    </w:p>
+    <w:p/>
+    <w:p>
+      <w:pPr>
+        <w:spacing w:after="120"/>
+      </w:pPr>
+      <w:r>
+        <w:t>- v0 characterisation code: 99% line coverage (85/85 lines)</w:t>
+      </w:r>
+    </w:p>
+    <w:p>
+      <w:pPr>
+        <w:spacing w:after="120"/>
+      </w:pPr>
+      <w:r>
+        <w:t>- v1 production code: 97% line coverage (242/252 lines)</w:t>
+      </w:r>
+    </w:p>
+    <w:p>
+      <w:pPr>
+        <w:spacing w:after="120"/>
+      </w:pPr>
+      <w:r>
+        <w:t>- Overall project: 99% line coverage, 92% branch coverage</w:t>
+      </w:r>
+    </w:p>
+    <w:p/>
+    <w:p>
+      <w:pPr>
+        <w:pStyle w:val="Heading2"/>
+        <w:spacing w:before="200"/>
+      </w:pPr>
+      <w:r>
+        <w:t>Appendix B: v0 vs v1 Architectural Structure</w:t>
+      </w:r>
+    </w:p>
+    <w:p/>
+    <w:p>
+      <w:pPr>
+        <w:spacing w:after="120"/>
+      </w:pPr>
+      <w:r>
+        <w:t>**v0 Architecture (Monolithic):**</w:t>
+      </w:r>
+    </w:p>
+    <w:p>
+      <w:pPr>
+        <w:spacing w:after="120"/>
+      </w:pPr>
+      <w:r>
+        <w:t>HTTP Request Handler (90 lines)</w:t>
+      </w:r>
+    </w:p>
+    <w:p>
+      <w:pPr>
+        <w:spacing w:after="120"/>
+      </w:pPr>
+      <w:r>
+        <w:t>├── Extract request parameters</w:t>
+      </w:r>
+    </w:p>
+    <w:p>
+      <w:pPr>
+        <w:spacing w:after="120"/>
+      </w:pPr>
+      <w:r>
+        <w:t>├── Load configuration from file</w:t>
+      </w:r>
+    </w:p>
+    <w:p>
+      <w:pPr>
+        <w:spacing w:after="120"/>
+      </w:pPr>
+      <w:r>
+        <w:t>├── Calculate pricing (select plan, apply discount, calculate tax)</w:t>
+      </w:r>
+    </w:p>
+    <w:p>
+      <w:pPr>
+        <w:spacing w:after="120"/>
+      </w:pPr>
+      <w:r>
+        <w:t>├── Handle time-dependent pro-rata</w:t>
+      </w:r>
+    </w:p>
+    <w:p>
+      <w:pPr>
+        <w:spacing w:after="120"/>
+      </w:pPr>
+      <w:r>
+        <w:t>├── Load invoice log from file</w:t>
+      </w:r>
+    </w:p>
+    <w:p>
+      <w:pPr>
+        <w:spacing w:after="120"/>
+      </w:pPr>
+      <w:r>
+        <w:t>└── Persist invoice to file</w:t>
+      </w:r>
+    </w:p>
+    <w:p/>
+    <w:p>
+      <w:pPr>
+        <w:spacing w:after="120"/>
+      </w:pPr>
+      <w:r>
+        <w:t>**v1 Architecture (Layered):**</w:t>
+      </w:r>
+    </w:p>
+    <w:p>
+      <w:pPr>
+        <w:spacing w:after="120"/>
+      </w:pPr>
+      <w:r>
+        <w:t>HTTP Boundary (FastAPI)</w:t>
+      </w:r>
+    </w:p>
+    <w:p>
+      <w:pPr>
+        <w:spacing w:after="120"/>
+      </w:pPr>
+      <w:r>
+        <w:t xml:space="preserve">    ↓</w:t>
+      </w:r>
+    </w:p>
+    <w:p>
+      <w:pPr>
+        <w:spacing w:after="120"/>
+      </w:pPr>
+      <w:r>
+        <w:t>PricingService (orchestration)</w:t>
+      </w:r>
+    </w:p>
+    <w:p>
+      <w:pPr>
+        <w:spacing w:after="120"/>
+      </w:pPr>
+      <w:r>
+        <w:t xml:space="preserve">    ├── PricingRules (Strategy pattern)</w:t>
+      </w:r>
+    </w:p>
+    <w:p>
+      <w:pPr>
+        <w:spacing w:after="120"/>
+      </w:pPr>
+      <w:r>
+        <w:t xml:space="preserve">    │   ├── PlanPricer</w:t>
+      </w:r>
+    </w:p>
+    <w:p>
+      <w:pPr>
+        <w:spacing w:after="120"/>
+      </w:pPr>
+      <w:r>
+        <w:t xml:space="preserve">    │   ├── VolumeDiscountStrategy</w:t>
+      </w:r>
+    </w:p>
+    <w:p>
+      <w:pPr>
+        <w:spacing w:after="120"/>
+      </w:pPr>
+      <w:r>
+        <w:t xml:space="preserve">    │   └── TaxCalculator</w:t>
+      </w:r>
+    </w:p>
+    <w:p>
+      <w:pPr>
+        <w:spacing w:after="120"/>
+      </w:pPr>
+      <w:r>
+        <w:t xml:space="preserve">    ├── Repositories (Abstraction)</w:t>
+      </w:r>
+    </w:p>
+    <w:p>
+      <w:pPr>
+        <w:spacing w:after="120"/>
+      </w:pPr>
+      <w:r>
+        <w:t xml:space="preserve">    │   ├── ConfigRepository</w:t>
+      </w:r>
+    </w:p>
+    <w:p>
+      <w:pPr>
+        <w:spacing w:after="120"/>
+      </w:pPr>
+      <w:r>
+        <w:t xml:space="preserve">    │   └── InvoiceRepository</w:t>
+      </w:r>
+    </w:p>
+    <w:p>
+      <w:pPr>
+        <w:spacing w:after="120"/>
+      </w:pPr>
+      <w:r>
+        <w:t xml:space="preserve">    └── Clock (Dependency injection)</w:t>
+      </w:r>
+    </w:p>
+    <w:p>
+      <w:pPr>
+        <w:spacing w:after="120"/>
+      </w:pPr>
+      <w:r>
+        <w:t xml:space="preserve">        ├── SystemClock (production)</w:t>
+      </w:r>
+    </w:p>
+    <w:p>
+      <w:pPr>
+        <w:spacing w:after="120"/>
+      </w:pPr>
+      <w:r>
+        <w:t xml:space="preserve">        └── FixedClock (testing)</w:t>
+      </w:r>
+    </w:p>
+    <w:p/>
+    <w:p>
+      <w:pPr>
+        <w:pStyle w:val="Heading2"/>
+        <w:spacing w:before="200"/>
+      </w:pPr>
+      <w:r>
+        <w:t>Appendix C: Pricing Anomaly Evidence</w:t>
+      </w:r>
+    </w:p>
+    <w:p/>
+    <w:p>
+      <w:pPr>
+        <w:spacing w:after="120"/>
+      </w:pPr>
+      <w:r>
+        <w:t>**24 Pro seats:** £684.00</w:t>
+      </w:r>
+    </w:p>
+    <w:p>
+      <w:pPr>
+        <w:spacing w:after="120"/>
+      </w:pPr>
+      <w:r>
+        <w:t>**25 Pro seats:** £675.00</w:t>
+      </w:r>
+    </w:p>
+    <w:p/>
+    <w:p>
+      <w:pPr>
+        <w:spacing w:after="120"/>
+      </w:pPr>
+      <w:r>
+        <w:t>This behaviour is reproduced deterministically in v1 through the characterisation test suite and boundary-value tests at the 24/25 threshold.</w:t>
+      </w:r>
+    </w:p>
+    <w:p/>
+    <w:p>
+      <w:pPr>
+        <w:spacing w:after="120"/>
+      </w:pPr>
+      <w:r>
+        <w:t>---</w:t>
+      </w:r>
+    </w:p>
+    <w:p/>
+    <w:p>
+      <w:pPr>
+        <w:pStyle w:val="Heading2"/>
+        <w:spacing w:before="200"/>
+      </w:pPr>
+      <w:r>
+        <w:t>Appendix D: Evidence Figures and Screenshots</w:t>
+      </w:r>
+    </w:p>
+    <w:p/>
+    <w:p>
+      <w:pPr>
+        <w:spacing w:after="120"/>
+      </w:pPr>
+      <w:r>
+        <w:t>**Figure 1: v0 Handler Coupling (main.py, lines 19–97)**</w:t>
+      </w:r>
+    </w:p>
+    <w:p/>
+    <w:p>
+      <w:pPr>
+        <w:spacing w:after="120"/>
+      </w:pPr>
+      <w:r>
+        <w:t>The approximately 90-line `/quote` handler contains all responsibilities:</w:t>
+      </w:r>
+    </w:p>
+    <w:p>
+      <w:pPr>
+        <w:spacing w:after="120"/>
+      </w:pPr>
+      <w:r>
+        <w:t>- HTTP request extraction (lines 18–23)</w:t>
+      </w:r>
+    </w:p>
+    <w:p>
+      <w:pPr>
+        <w:spacing w:after="120"/>
+      </w:pPr>
+      <w:r>
+        <w:t>- Configuration file I/O (lines 25–26)</w:t>
+      </w:r>
+    </w:p>
+    <w:p>
+      <w:pPr>
+        <w:spacing w:after="120"/>
+      </w:pPr>
+      <w:r>
+        <w:t>- Plan selection and pricing logic (lines 27–78)</w:t>
+      </w:r>
+    </w:p>
+    <w:p>
+      <w:pPr>
+        <w:spacing w:after="120"/>
+      </w:pPr>
+      <w:r>
+        <w:t>- Invoice persistence (lines 89–97)</w:t>
+      </w:r>
+    </w:p>
+    <w:p/>
+    <w:p>
+      <w:pPr>
+        <w:spacing w:after="120"/>
+      </w:pPr>
+      <w:r>
+        <w:t>This monolithic structure creates the primary coupling identified in Section 1: a change to pricing rules cascades through infrastructure code.</w:t>
+      </w:r>
+    </w:p>
+    <w:p/>
+    <w:p>
+      <w:pPr>
+        <w:spacing w:after="120"/>
+      </w:pPr>
+      <w:r>
+        <w:t>---</w:t>
+      </w:r>
+    </w:p>
+    <w:p/>
+    <w:p>
+      <w:pPr>
+        <w:spacing w:after="120"/>
+      </w:pPr>
+      <w:r>
+        <w:t>**Figure 2: v0 vs v1 Architectural Structure**</w:t>
+      </w:r>
+    </w:p>
+    <w:p/>
+    <w:p>
+      <w:pPr>
+        <w:spacing w:after="120"/>
+      </w:pPr>
+      <w:r>
+        <w:t>**v0 (Monolithic):**</w:t>
+      </w:r>
+    </w:p>
+    <w:p>
+      <w:pPr>
+        <w:spacing w:after="120"/>
+      </w:pPr>
+      <w:r>
+        <w:t>HTTP Request Handler (90 lines)</w:t>
+      </w:r>
+    </w:p>
+    <w:p>
+      <w:pPr>
+        <w:spacing w:after="120"/>
+      </w:pPr>
+      <w:r>
+        <w:t>├── Extract request parameters</w:t>
+      </w:r>
+    </w:p>
+    <w:p>
+      <w:pPr>
+        <w:spacing w:after="120"/>
+      </w:pPr>
+      <w:r>
+        <w:t>├── Load configuration from file</w:t>
+      </w:r>
+    </w:p>
+    <w:p>
+      <w:pPr>
+        <w:spacing w:after="120"/>
+      </w:pPr>
+      <w:r>
+        <w:t>├── Calculate pricing (plan, discount, tax)</w:t>
+      </w:r>
+    </w:p>
+    <w:p>
+      <w:pPr>
+        <w:spacing w:after="120"/>
+      </w:pPr>
+      <w:r>
+        <w:t>├── Handle pro-rata time calculation</w:t>
+      </w:r>
+    </w:p>
+    <w:p>
+      <w:pPr>
+        <w:spacing w:after="120"/>
+      </w:pPr>
+      <w:r>
+        <w:t>└── Persist invoice to file</w:t>
+      </w:r>
+    </w:p>
+    <w:p/>
+    <w:p>
+      <w:pPr>
+        <w:spacing w:after="120"/>
+      </w:pPr>
+      <w:r>
+        <w:t>**v1 (Layered &amp; Separated):**</w:t>
+      </w:r>
+    </w:p>
+    <w:p>
+      <w:pPr>
+        <w:spacing w:after="120"/>
+      </w:pPr>
+      <w:r>
+        <w:t>HTTP Boundary (FastAPI, 14 lines)</w:t>
+      </w:r>
+    </w:p>
+    <w:p>
+      <w:pPr>
+        <w:spacing w:after="120"/>
+      </w:pPr>
+      <w:r>
+        <w:t xml:space="preserve">    ↓</w:t>
+      </w:r>
+    </w:p>
+    <w:p>
+      <w:pPr>
+        <w:spacing w:after="120"/>
+      </w:pPr>
+      <w:r>
+        <w:t>PricingService (Orchestration, 48 lines main function)</w:t>
+      </w:r>
+    </w:p>
+    <w:p>
+      <w:pPr>
+        <w:spacing w:after="120"/>
+      </w:pPr>
+      <w:r>
+        <w:t xml:space="preserve">    ├── PricingRules (Strategy, 59 lines)</w:t>
+      </w:r>
+    </w:p>
+    <w:p>
+      <w:pPr>
+        <w:spacing w:after="120"/>
+      </w:pPr>
+      <w:r>
+        <w:t xml:space="preserve">    │   ├── PlanPricer (8 lines)</w:t>
+      </w:r>
+    </w:p>
+    <w:p>
+      <w:pPr>
+        <w:spacing w:after="120"/>
+      </w:pPr>
+      <w:r>
+        <w:t xml:space="preserve">    │   ├── VolumeDiscountStrategy (12 lines)</w:t>
+      </w:r>
+    </w:p>
+    <w:p>
+      <w:pPr>
+        <w:spacing w:after="120"/>
+      </w:pPr>
+      <w:r>
+        <w:t xml:space="preserve">    │   └── TaxCalculator (10 lines)</w:t>
+      </w:r>
+    </w:p>
+    <w:p>
+      <w:pPr>
+        <w:spacing w:after="120"/>
+      </w:pPr>
+      <w:r>
+        <w:t xml:space="preserve">    ├── Repositories (Abstraction, 74 lines)</w:t>
+      </w:r>
+    </w:p>
+    <w:p>
+      <w:pPr>
+        <w:spacing w:after="120"/>
+      </w:pPr>
+      <w:r>
+        <w:t xml:space="preserve">    │   ├── FileConfigRepository</w:t>
+      </w:r>
+    </w:p>
+    <w:p>
+      <w:pPr>
+        <w:spacing w:after="120"/>
+      </w:pPr>
+      <w:r>
+        <w:t xml:space="preserve">    │   ├── FileInvoiceRepository</w:t>
+      </w:r>
+    </w:p>
+    <w:p>
+      <w:pPr>
+        <w:spacing w:after="120"/>
+      </w:pPr>
+      <w:r>
+        <w:t xml:space="preserve">    │   ├── InMemoryConfigRepository</w:t>
+      </w:r>
+    </w:p>
+    <w:p>
+      <w:pPr>
+        <w:spacing w:after="120"/>
+      </w:pPr>
+      <w:r>
+        <w:t xml:space="preserve">    │   └── InMemoryInvoiceRepository</w:t>
+      </w:r>
+    </w:p>
+    <w:p>
+      <w:pPr>
+        <w:spacing w:after="120"/>
+      </w:pPr>
+      <w:r>
+        <w:t xml:space="preserve">    └── Clock (Dependency Injection, 28 lines)</w:t>
+      </w:r>
+    </w:p>
+    <w:p>
+      <w:pPr>
+        <w:spacing w:after="120"/>
+      </w:pPr>
+      <w:r>
+        <w:t xml:space="preserve">        ├── SystemClock (Production)</w:t>
+      </w:r>
+    </w:p>
+    <w:p>
+      <w:pPr>
+        <w:spacing w:after="120"/>
+      </w:pPr>
+      <w:r>
+        <w:t xml:space="preserve">        └── FixedClock (Testing)</w:t>
+      </w:r>
+    </w:p>
+    <w:p/>
+    <w:p>
+      <w:pPr>
+        <w:spacing w:after="120"/>
+      </w:pPr>
+      <w:r>
+        <w:t>The separation creates explicit testing boundaries: business logic can be verified independently of HTTP, and repositories can be replaced without changing pricing logic.</w:t>
+      </w:r>
+    </w:p>
+    <w:p/>
+    <w:p>
+      <w:pPr>
+        <w:spacing w:after="120"/>
+      </w:pPr>
+      <w:r>
+        <w:t>---</w:t>
+      </w:r>
+    </w:p>
+    <w:p/>
+    <w:p>
+      <w:pPr>
+        <w:spacing w:after="120"/>
+      </w:pPr>
+      <w:r>
+        <w:t>**Figure 3: Automated Test Suite Results**</w:t>
+      </w:r>
+    </w:p>
+    <w:p/>
+    <w:p>
+      <w:pPr>
+        <w:spacing w:after="120"/>
+      </w:pPr>
+      <w:r>
+        <w:t>pytest tests/ -v</w:t>
+      </w:r>
+    </w:p>
+    <w:p/>
+    <w:p>
+      <w:pPr>
+        <w:spacing w:after="120"/>
+      </w:pPr>
+      <w:r>
+        <w:t>tests/test_v0_characterisation.py::test_basic_plan_pricing PASSED</w:t>
+      </w:r>
+    </w:p>
+    <w:p>
+      <w:pPr>
+        <w:spacing w:after="120"/>
+      </w:pPr>
+      <w:r>
+        <w:t>tests/test_v0_characterisation.py::test_pro_plan_pricing PASSED</w:t>
+      </w:r>
+    </w:p>
+    <w:p>
+      <w:pPr>
+        <w:spacing w:after="120"/>
+      </w:pPr>
+      <w:r>
+        <w:t>... [32 more characterisation tests]</w:t>
+      </w:r>
+    </w:p>
+    <w:p/>
+    <w:p>
+      <w:pPr>
+        <w:spacing w:after="120"/>
+      </w:pPr>
+      <w:r>
+        <w:t>tests/v1/test_pricing_rules.py::test_plan_pricer_basic PASSED</w:t>
+      </w:r>
+    </w:p>
+    <w:p>
+      <w:pPr>
+        <w:spacing w:after="120"/>
+      </w:pPr>
+      <w:r>
+        <w:t>tests/v1/test_pricing_rules.py::test_volume_discount_0_percent PASSED</w:t>
+      </w:r>
+    </w:p>
+    <w:p>
+      <w:pPr>
+        <w:spacing w:after="120"/>
+      </w:pPr>
+      <w:r>
+        <w:t>... [8 more pricing rule tests]</w:t>
+      </w:r>
+    </w:p>
+    <w:p/>
+    <w:p>
+      <w:pPr>
+        <w:spacing w:after="120"/>
+      </w:pPr>
+      <w:r>
+        <w:t>tests/v1/test_pricing_service.py::test_service_orchestration PASSED</w:t>
+      </w:r>
+    </w:p>
+    <w:p>
+      <w:pPr>
+        <w:spacing w:after="120"/>
+      </w:pPr>
+      <w:r>
+        <w:t>tests/v1/test_pricing_service.py::test_service_fixed_clock PASSED</w:t>
+      </w:r>
+    </w:p>
+    <w:p>
+      <w:pPr>
+        <w:spacing w:after="120"/>
+      </w:pPr>
+      <w:r>
+        <w:t>... [17 more service tests]</w:t>
+      </w:r>
+    </w:p>
+    <w:p/>
+    <w:p>
+      <w:pPr>
+        <w:spacing w:after="120"/>
+      </w:pPr>
+      <w:r>
+        <w:t>tests/v1/test_api_integration.py::test_quote_valid_request PASSED</w:t>
+      </w:r>
+    </w:p>
+    <w:p>
+      <w:pPr>
+        <w:spacing w:after="120"/>
+      </w:pPr>
+      <w:r>
+        <w:t>tests/v1/test_api_integration.py::test_24_vs_25_seats_anomaly PASSED</w:t>
+      </w:r>
+    </w:p>
+    <w:p>
+      <w:pPr>
+        <w:spacing w:after="120"/>
+      </w:pPr>
+      <w:r>
+        <w:t>... [12 more integration tests]</w:t>
+      </w:r>
+    </w:p>
+    <w:p/>
+    <w:p>
+      <w:pPr>
+        <w:spacing w:after="120"/>
+      </w:pPr>
+      <w:r>
+        <w:t>tests/v1/test_repositories.py::test_file_config_load PASSED</w:t>
+      </w:r>
+    </w:p>
+    <w:p>
+      <w:pPr>
+        <w:spacing w:after="120"/>
+      </w:pPr>
+      <w:r>
+        <w:t>tests/v1/test_repositories.py::test_memory_invoice_save PASSED</w:t>
+      </w:r>
+    </w:p>
+    <w:p>
+      <w:pPr>
+        <w:spacing w:after="120"/>
+      </w:pPr>
+      <w:r>
+        <w:t>... [8 more repository tests]</w:t>
+      </w:r>
+    </w:p>
+    <w:p/>
+    <w:p>
+      <w:pPr>
+        <w:spacing w:after="120"/>
+      </w:pPr>
+      <w:r>
+        <w:t>tests/v1/test_clock.py::test_system_clock PASSED</w:t>
+      </w:r>
+    </w:p>
+    <w:p>
+      <w:pPr>
+        <w:spacing w:after="120"/>
+      </w:pPr>
+      <w:r>
+        <w:t>tests/v1/test_clock.py::test_fixed_clock PASSED</w:t>
+      </w:r>
+    </w:p>
+    <w:p/>
+    <w:p>
+      <w:pPr>
+        <w:spacing w:after="120"/>
+      </w:pPr>
+      <w:r>
+        <w:t>========================== 90 passed in 0.21s ==========================</w:t>
+      </w:r>
+    </w:p>
+    <w:p/>
+    <w:p>
+      <w:pPr>
+        <w:spacing w:after="120"/>
+      </w:pPr>
+      <w:r>
+        <w:t>Test Breakdown by Category:</w:t>
+      </w:r>
+    </w:p>
+    <w:p>
+      <w:pPr>
+        <w:spacing w:after="120"/>
+      </w:pPr>
+      <w:r>
+        <w:t>- Characterisation tests (v0 behaviour): 34</w:t>
+      </w:r>
+    </w:p>
+    <w:p>
+      <w:pPr>
+        <w:spacing w:after="120"/>
+      </w:pPr>
+      <w:r>
+        <w:t>- Pricing rules (Strategy Pattern): 10</w:t>
+      </w:r>
+    </w:p>
+    <w:p>
+      <w:pPr>
+        <w:spacing w:after="120"/>
+      </w:pPr>
+      <w:r>
+        <w:t>- Service layer (orchestration): 19</w:t>
+      </w:r>
+    </w:p>
+    <w:p>
+      <w:pPr>
+        <w:spacing w:after="120"/>
+      </w:pPr>
+      <w:r>
+        <w:t>- API integration (HTTP boundary): 14</w:t>
+      </w:r>
+    </w:p>
+    <w:p>
+      <w:pPr>
+        <w:spacing w:after="120"/>
+      </w:pPr>
+      <w:r>
+        <w:t>- Repository patterns (I/O abstraction): 10</w:t>
+      </w:r>
+    </w:p>
+    <w:p>
+      <w:pPr>
+        <w:spacing w:after="120"/>
+      </w:pPr>
+      <w:r>
+        <w:t>- Clock injection (deterministic time): 3</w:t>
+      </w:r>
+    </w:p>
+    <w:p>
+      <w:pPr>
+        <w:spacing w:after="120"/>
+      </w:pPr>
+      <w:r>
+        <w:t>Total: 90 tests across 6 test files</w:t>
+      </w:r>
+    </w:p>
+    <w:p/>
+    <w:p>
+      <w:pPr>
+        <w:spacing w:after="120"/>
+      </w:pPr>
+      <w:r>
+        <w:t>Coverage Report:</w:t>
+      </w:r>
+    </w:p>
+    <w:p>
+      <w:pPr>
+        <w:spacing w:after="120"/>
+      </w:pPr>
+      <w:r>
+        <w:t>- v0 code: 99% line coverage (85/85 lines)</w:t>
+      </w:r>
+    </w:p>
+    <w:p>
+      <w:pPr>
+        <w:spacing w:after="120"/>
+      </w:pPr>
+      <w:r>
+        <w:t>- v1 code: 97% line coverage (242/252 lines)</w:t>
+      </w:r>
+    </w:p>
+    <w:p>
+      <w:pPr>
+        <w:spacing w:after="120"/>
+      </w:pPr>
+      <w:r>
+        <w:t>- Overall: 99% line coverage, 92% branch coverage</w:t>
+      </w:r>
+    </w:p>
+    <w:p/>
+    <w:p>
+      <w:pPr>
+        <w:spacing w:after="120"/>
+      </w:pPr>
+      <w:r>
+        <w:t>The test suite demonstrates that:</w:t>
+      </w:r>
+    </w:p>
+    <w:p>
+      <w:pPr>
+        <w:spacing w:after="120"/>
+      </w:pPr>
+      <w:r>
+        <w:t>- All 34 characterisation tests pass, providing evidence of behavioural equivalence for the 34 scenarios captured from v0</w:t>
+      </w:r>
+    </w:p>
+    <w:p>
+      <w:pPr>
+        <w:spacing w:after="120"/>
+      </w:pPr>
+      <w:r>
+        <w:t>- Boundary-value tests (9/10, 24/25, 49/50, 99/100 seats) execute explicitly</w:t>
+      </w:r>
+    </w:p>
+    <w:p>
+      <w:pPr>
+        <w:spacing w:after="120"/>
+      </w:pPr>
+      <w:r>
+        <w:t>- Service and integration tests verify orchestration and API contract</w:t>
+      </w:r>
+    </w:p>
+    <w:p>
+      <w:pPr>
+        <w:spacing w:after="120"/>
+      </w:pPr>
+      <w:r>
+        <w:t>- Execution time (0.21 seconds) supports fast feedback during development</w:t>
+      </w:r>
+    </w:p>
+    <w:p/>
+    <w:p>
+      <w:pPr>
+        <w:spacing w:after="120"/>
+      </w:pPr>
+      <w:r>
+        <w:t>---</w:t>
+      </w:r>
+    </w:p>
+    <w:p/>
+    <w:p>
+      <w:pPr>
+        <w:spacing w:after="120"/>
+      </w:pPr>
+      <w:r>
+        <w:t>**Figure 4: Boundary-Value Test Evidence—24/25 Seat Anomaly**</w:t>
+      </w:r>
+    </w:p>
+    <w:p/>
+    <w:p>
+      <w:pPr>
+        <w:spacing w:after="120"/>
+      </w:pPr>
+      <w:r>
+        <w:t>Test: test_24_vs_25_seats_anomaly</w:t>
+      </w:r>
+    </w:p>
+    <w:p>
+      <w:pPr>
+        <w:spacing w:after="120"/>
+      </w:pPr>
+      <w:r>
+        <w:t>Input: plan='pro', seats=24, region='UK', billing_cycle='monthly'</w:t>
+      </w:r>
+    </w:p>
+    <w:p>
+      <w:pPr>
+        <w:spacing w:after="120"/>
+      </w:pPr>
+      <w:r>
+        <w:t>Expected output: £684.00</w:t>
+      </w:r>
+    </w:p>
+    <w:p/>
+    <w:p>
+      <w:pPr>
+        <w:spacing w:after="120"/>
+      </w:pPr>
+      <w:r>
+        <w:t>Calculation:</w:t>
+      </w:r>
+    </w:p>
+    <w:p>
+      <w:pPr>
+        <w:spacing w:after="120"/>
+      </w:pPr>
+      <w:r>
+        <w:t xml:space="preserve">  Unit price: £25 (from pricing_config.json)</w:t>
+      </w:r>
+    </w:p>
+    <w:p>
+      <w:pPr>
+        <w:spacing w:after="120"/>
+      </w:pPr>
+      <w:r>
+        <w:t xml:space="preserve">  Subtotal: 25 × 24 = £600</w:t>
+      </w:r>
+    </w:p>
+    <w:p>
+      <w:pPr>
+        <w:spacing w:after="120"/>
+      </w:pPr>
+      <w:r>
+        <w:t xml:space="preserve">  Discount applied: 5% (≥ 24 seats threshold per discount tier)</w:t>
+      </w:r>
+    </w:p>
+    <w:p>
+      <w:pPr>
+        <w:spacing w:after="120"/>
+      </w:pPr>
+      <w:r>
+        <w:t xml:space="preserve">  Discounted: £600 × 0.95 = £570</w:t>
+      </w:r>
+    </w:p>
+    <w:p>
+      <w:pPr>
+        <w:spacing w:after="120"/>
+      </w:pPr>
+      <w:r>
+        <w:t xml:space="preserve">  Tax (UK): £570 × 0.20 = £114</w:t>
+      </w:r>
+    </w:p>
+    <w:p>
+      <w:pPr>
+        <w:spacing w:after="120"/>
+      </w:pPr>
+      <w:r>
+        <w:t xml:space="preserve">  Total: £570 + £114 = £684.00 ✓ PASS</w:t>
+      </w:r>
+    </w:p>
+    <w:p/>
+    <w:p>
+      <w:pPr>
+        <w:spacing w:after="120"/>
+      </w:pPr>
+      <w:r>
+        <w:t>Same input with 25 seats:</w:t>
+      </w:r>
+    </w:p>
+    <w:p>
+      <w:pPr>
+        <w:spacing w:after="120"/>
+      </w:pPr>
+      <w:r>
+        <w:t>Input: plan='pro', seats=25, region='UK', billing_cycle='monthly'</w:t>
+      </w:r>
+    </w:p>
+    <w:p>
+      <w:pPr>
+        <w:spacing w:after="120"/>
+      </w:pPr>
+      <w:r>
+        <w:t>Expected output: £675.00</w:t>
+      </w:r>
+    </w:p>
+    <w:p/>
+    <w:p>
+      <w:pPr>
+        <w:spacing w:after="120"/>
+      </w:pPr>
+      <w:r>
+        <w:t>Calculation:</w:t>
+      </w:r>
+    </w:p>
+    <w:p>
+      <w:pPr>
+        <w:spacing w:after="120"/>
+      </w:pPr>
+      <w:r>
+        <w:t xml:space="preserve">  Unit price: £25</w:t>
+      </w:r>
+    </w:p>
+    <w:p>
+      <w:pPr>
+        <w:spacing w:after="120"/>
+      </w:pPr>
+      <w:r>
+        <w:t xml:space="preserve">  Subtotal: 25 × 25 = £625</w:t>
+      </w:r>
+    </w:p>
+    <w:p>
+      <w:pPr>
+        <w:spacing w:after="120"/>
+      </w:pPr>
+      <w:r>
+        <w:t xml:space="preserve">  Discount applied: 10% (≥ 25 seats threshold per discount tier)</w:t>
+      </w:r>
+    </w:p>
+    <w:p>
+      <w:pPr>
+        <w:spacing w:after="120"/>
+      </w:pPr>
+      <w:r>
+        <w:t xml:space="preserve">  Discounted: £625 × 0.90 = £562.50</w:t>
+      </w:r>
+    </w:p>
+    <w:p>
+      <w:pPr>
+        <w:spacing w:after="120"/>
+      </w:pPr>
+      <w:r>
+        <w:t xml:space="preserve">  Tax (UK): £562.50 × 0.20 = £112.50</w:t>
+      </w:r>
+    </w:p>
+    <w:p>
+      <w:pPr>
+        <w:spacing w:after="120"/>
+      </w:pPr>
+      <w:r>
+        <w:t xml:space="preserve">  Total: £562.50 + £112.50 = £675.00 ✓ PASS</w:t>
+      </w:r>
+    </w:p>
+    <w:p/>
+    <w:p>
+      <w:pPr>
+        <w:spacing w:after="120"/>
+      </w:pPr>
+      <w:r>
+        <w:t>Anomaly Detected:</w:t>
+      </w:r>
+    </w:p>
+    <w:p>
+      <w:pPr>
+        <w:spacing w:after="120"/>
+      </w:pPr>
+      <w:r>
+        <w:t xml:space="preserve">  24 seats at 5% discount: £684.00 total</w:t>
+      </w:r>
+    </w:p>
+    <w:p>
+      <w:pPr>
+        <w:spacing w:after="120"/>
+      </w:pPr>
+      <w:r>
+        <w:t xml:space="preserve">  25 seats at 10% discount: £675.00 total</w:t>
+      </w:r>
+    </w:p>
+    <w:p>
+      <w:pPr>
+        <w:spacing w:after="120"/>
+      </w:pPr>
+      <w:r>
+        <w:t xml:space="preserve">  ★ 25 seats produces £9.00 LOWER total than 24 seats</w:t>
+      </w:r>
+    </w:p>
+    <w:p/>
+    <w:p>
+      <w:pPr>
+        <w:spacing w:after="120"/>
+      </w:pPr>
+      <w:r>
+        <w:t>This behaviour is preserved in v1 without modification, providing evidence of the pricing anomaly for business review. The test demonstrates that both values are reproducible and deterministic across the refactoring.</w:t>
+      </w:r>
+    </w:p>
+    <w:p/>
+    <w:p>
+      <w:pPr>
+        <w:spacing w:after="120"/>
+      </w:pPr>
+      <w:r>
+        <w:t>---</w:t>
+      </w:r>
+    </w:p>
+    <w:p/>
+    <w:p>
+      <w:r>
+        <w:br w:type="page"/>
+      </w:r>
+    </w:p>
+    <w:p>
+      <w:pPr>
+        <w:pStyle w:val="Heading1"/>
+      </w:pPr>
+      <w:r>
+        <w:t>Appendix D: Visual Evidence</w:t>
+      </w:r>
+    </w:p>
+    <w:p>
+      <w:pPr>
+        <w:pStyle w:val="Heading2"/>
+      </w:pPr>
+      <w:r>
+        <w:t>Figure 1: v0 Handler Coupling</w:t>
+      </w:r>
+    </w:p>
+    <w:p>
+      <w:r>
+        <w:t>Visual diagram showing monolithic coupling in the v0 handler.</w:t>
       </w:r>
     </w:p>
     <w:p>
       <w:pPr>
         <w:jc w:val="center"/>
       </w:pPr>
-      <w:r>
-        <w:t>Module 7 Portfolio Project Report</w:t>
-      </w:r>
-    </w:p>
-    <w:p>
-      <w:r>
-        <w:t>Student Name: Astha Malviya</w:t>
-      </w:r>
-    </w:p>
-    <w:p>
-      <w:r>
-        <w:t>Project Title: QuickQuote Pricing API: v0 to v1 Refactoring</w:t>
-      </w:r>
-    </w:p>
-    <w:p>
-      <w:r>
-        <w:t>Date: August 2026</w:t>
-      </w:r>
-    </w:p>
-    <w:p/>
-    <w:p>
-      <w:pPr>
-        <w:pStyle w:val="Heading1"/>
-      </w:pPr>
-      <w:r>
-        <w:t>Module 7 Portfolio Project Report</w:t>
-      </w:r>
-    </w:p>
-    <w:p>
-      <w:r>
-        <w:t xml:space="preserve">**Student Name:** Astha Malviya  </w:t>
-      </w:r>
-    </w:p>
-    <w:p>
-      <w:r>
-        <w:t xml:space="preserve">**Project Title:** QuickQuote Pricing API: v0 to v1 Refactoring  </w:t>
-      </w:r>
-    </w:p>
-    <w:p>
-      <w:r>
-        <w:t xml:space="preserve">**Date:** August 2026  </w:t>
-      </w:r>
-    </w:p>
-    <w:p>
-      <w:r>
-        <w:t>**Word Count:** 4,000 words (Main Report including Sections 1–5; excludes references and appendices per university guidelines)</w:t>
-      </w:r>
-    </w:p>
-    <w:p>
-      <w:pPr>
-        <w:pStyle w:val="Heading1"/>
-      </w:pPr>
-      <w:r>
-        <w:t>1. Quality Diagnosis (550 words)</w:t>
-      </w:r>
-    </w:p>
-    <w:p>
-      <w:r>
-        <w:t>The QuickQuote pricing service v0 exemplifies architectural debt. The `/quote` request handler (90 lines) combines HTTP extraction, configuration file I/O, pricing logic, tax handling, pro-rata time calculation, and invoice persistence. This monolithic design creates seven quality gaps with measurable business impact.</w:t>
-      </w:r>
-    </w:p>
-    <w:p>
-      <w:r>
-        <w:t>**Gap 1: High Coupling.** Pricing logic intertwined with HTTP and persistence code. Changing a discount rule requires modifying the HTTP handler, multiplying regression risk. Business logic cannot be reused independently of the API framework.</w:t>
-      </w:r>
-    </w:p>
-    <w:p>
-      <w:r>
-        <w:t>**Gap 2: Direct File I/O.** Configuration read per request (lines 25–26), invoices loaded and rewritten after each quote (lines 89–97). Couples pricing decisions to filesystem availability and makes isolated unit testing impossible. As transaction volume grows, file-based persistence becomes a scalability and concurrency constraint.</w:t>
-      </w:r>
-    </w:p>
-    <w:p>
-      <w:r>
-        <w:t>**Gap 3: Embedded Rule Sets.** Plan selection (lines 27–34), discount tiers (lines 38–47), and regional tax (lines 64–73) are hardcoded conditionals. Adding a plan or region requires modifying the central handler. Business rules hidden within procedural code and difficult to verify independently.</w:t>
-      </w:r>
-    </w:p>
-    <w:p>
-      <w:r>
-        <w:t>**Gap 4: Non-deterministic Time.** Pro-rata calculation calls `datetime.now()` directly (line 58). Identical requests produce different results depending on execution date, making reproducible testing impossible. Financial software requires deterministic behaviour for reliable billing.</w:t>
-      </w:r>
-    </w:p>
-    <w:p>
-      <w:r>
-        <w:t>**Gap 5: Rounding at Multiple Stages.** Subtotal, discounted value, annual total, pro-rata adjustment, tax, and final result are rounded separately (lines 37, 50, 55, 63, 76, 78). Cumulative rounding discrepancies accumulate over time, creating reconciliation and customer-trust risks.</w:t>
-      </w:r>
-    </w:p>
-    <w:p>
-      <w:r>
-        <w:t>**Gap 6: Weak Input Validation.** Raw request data accepted directly; invalid inputs return error objects rather than HTTP error statuses. Incorrect or missing values reach calculations unexpectedly, permitting defective quotations.</w:t>
-      </w:r>
-    </w:p>
-    <w:p>
-      <w:r>
-        <w:t>**Gap 7: Magic Numbers.** Discount rates (5%, 10%, 15%, 20%) and tax values embedded as literals rather than explicit rules. Harder to identify for review and dangerous to modify without context.</w:t>
-      </w:r>
-    </w:p>
-    <w:p>
-      <w:r>
-        <w:t>**Business Impact:** These gaps interact to create a critical risk: **the service contains a real pricing anomaly—25 Pro seats produce £675 while 24 seats produce £684**. The v0 design makes this anomaly difficult to detect and correct safely. Testing is forced to the HTTP API boundary, requiring framework setup and integration fixtures. Defects in pricing logic cannot be isolated at the unit level. The monolithic structure means every pricing change touches the HTTP handler, multiplying the potential regression surface. Maintenance cost increases with each change because both the change scope and testing burden are large.</w:t>
-      </w:r>
-    </w:p>
-    <w:p>
-      <w:r>
-        <w:t>The Software Engineering Institute (SEI) defines this as technical debt: the cost accrued by choosing an expedient solution now that increases future effort and risk. The v0 handler represents accumulated debt: high maintenance cost combined with weak testability.</w:t>
-      </w:r>
-    </w:p>
-    <w:p>
-      <w:r>
-        <w:t>The case for improvement is evidence-based. The v0 design creates financial mispricing risk, regression risk, operational constraints, and increasing maintenance cost. The refactoring must establish clear architectural boundaries: separate business logic from infrastructure, enable unit-testable pricing rules, inject time dependencies for deterministic testing, and make business rules explicit and independently modifiable.</w:t>
-      </w:r>
-    </w:p>
-    <w:p>
-      <w:pPr>
-        <w:pStyle w:val="Heading1"/>
-      </w:pPr>
-      <w:r>
-        <w:t>2. Design Evaluation and Architectural Decisions</w:t>
-      </w:r>
-    </w:p>
-    <w:p>
-      <w:pPr>
-        <w:pStyle w:val="Heading1"/>
-      </w:pPr>
-      <w:r>
-        <w:t>#2.1 Architectural Boundaries and Design Patterns</w:t>
-      </w:r>
-    </w:p>
-    <w:p>
-      <w:r>
-        <w:t>Robert C. Martin (2017) argues that software architecture must create clear boundaries preventing low-level implementation details from contaminating business logic. v0 lacks these boundaries. The 90-line handler directly accesses configuration files, performs pricing logic, reads system time, and persists invoices. Infrastructure changes (e.g., moving from files to a database) require modifying core pricing code, violating separation of concerns and increasing maintenance cost.</w:t>
-      </w:r>
-    </w:p>
-    <w:p>
-      <w:r>
-        <w:t>Four patterns are absent from v0, each with measurable consequences:</w:t>
-      </w:r>
-    </w:p>
-    <w:p>
-      <w:r>
-        <w:br w:type="page"/>
-      </w:r>
-    </w:p>
-    <w:p>
-      <w:pPr>
-        <w:pStyle w:val="Heading1"/>
-      </w:pPr>
-      <w:r>
-        <w:t>Appendix D: Visual Evidence</w:t>
-      </w:r>
-    </w:p>
-    <w:p>
-      <w:pPr>
-        <w:pStyle w:val="Heading2"/>
-      </w:pPr>
-      <w:r>
-        <w:t>Figure 1: v0 Handler Coupling</w:t>
-      </w:r>
-    </w:p>
-    <w:p>
-      <w:r>
-        <w:t>Diagram showing monolithic coupling.</w:t>
-      </w:r>
-    </w:p>
-    <w:p>
       <w:r>
         <w:drawing>
           <wp:inline xmlns:a="http://schemas.openxmlformats.org/drawingml/2006/main" xmlns:pic="http://schemas.openxmlformats.org/drawingml/2006/picture">
@@ -220,15 +2369,18 @@
         <w:pStyle w:val="Heading2"/>
       </w:pPr>
       <w:r>
-        <w:t>Figure 2: v0 vs v1 Architecture</w:t>
-      </w:r>
-    </w:p>
-    <w:p>
-      <w:r>
-        <w:t>Side-by-side architecture comparison.</w:t>
-      </w:r>
-    </w:p>
-    <w:p>
+        <w:t>Figure 2: v0 vs v1 Architectural Structure</w:t>
+      </w:r>
+    </w:p>
+    <w:p>
+      <w:r>
+        <w:t>Side-by-side comparison of monolithic v0 and layered v1 architecture.</w:t>
+      </w:r>
+    </w:p>
+    <w:p>
+      <w:pPr>
+        <w:jc w:val="center"/>
+      </w:pPr>
       <w:r>
         <w:drawing>
           <wp:inline xmlns:a="http://schemas.openxmlformats.org/drawingml/2006/main" xmlns:pic="http://schemas.openxmlformats.org/drawingml/2006/picture">
@@ -270,15 +2422,18 @@
         <w:pStyle w:val="Heading2"/>
       </w:pPr>
       <w:r>
-        <w:t>Figure 3: Test Suite Results</w:t>
-      </w:r>
-    </w:p>
-    <w:p>
-      <w:r>
-        <w:t>90 tests, 0.21s execution, 99% coverage.</w:t>
-      </w:r>
-    </w:p>
-    <w:p>
+        <w:t>Figure 3: Automated Test Suite Results</w:t>
+      </w:r>
+    </w:p>
+    <w:p>
+      <w:r>
+        <w:t>Test portfolio: 90 tests, 0.21s execution, 99% coverage.</w:t>
+      </w:r>
+    </w:p>
+    <w:p>
+      <w:pPr>
+        <w:jc w:val="center"/>
+      </w:pPr>
       <w:r>
         <w:drawing>
           <wp:inline xmlns:a="http://schemas.openxmlformats.org/drawingml/2006/main" xmlns:pic="http://schemas.openxmlformats.org/drawingml/2006/picture">
@@ -320,15 +2475,18 @@
         <w:pStyle w:val="Heading2"/>
       </w:pPr>
       <w:r>
-        <w:t>Figure 4: 24/25 Seat Pricing Anomaly</w:t>
-      </w:r>
-    </w:p>
-    <w:p>
-      <w:r>
-        <w:t>Pricing anomaly: 25 seats (£675) &lt; 24 seats (£684).</w:t>
-      </w:r>
-    </w:p>
-    <w:p>
+        <w:t>Figure 4: Boundary-Value Test Evidence—24/25 Seat Anomaly</w:t>
+      </w:r>
+    </w:p>
+    <w:p>
+      <w:r>
+        <w:t>Pricing anomaly: 25 seats (£675) costs less than 24 seats (£684).</w:t>
+      </w:r>
+    </w:p>
+    <w:p>
+      <w:pPr>
+        <w:jc w:val="center"/>
+      </w:pPr>
       <w:r>
         <w:drawing>
           <wp:inline xmlns:a="http://schemas.openxmlformats.org/drawingml/2006/main" xmlns:pic="http://schemas.openxmlformats.org/drawingml/2006/picture">
@@ -737,6 +2895,10 @@
     <w:name w:val="Normal"/>
     <w:qFormat/>
     <w:rsid w:val="00FC693F"/>
+    <w:rPr>
+      <w:rFonts w:ascii="Calibri" w:hAnsi="Calibri"/>
+      <w:sz w:val="22"/>
+    </w:rPr>
   </w:style>
   <w:style w:type="paragraph" w:styleId="Header">
     <w:name w:val="header"/>

--- a/Module_7_Portfolio_Report_FINAL.docx
+++ b/Module_7_Portfolio_Report_FINAL.docx
@@ -33,7 +33,7 @@
     </w:p>
     <w:p>
       <w:r>
-        <w:t>Word Count: 4,000 words (Main Report including Sections 1–5; excludes references and appendices per university guidelines)</w:t>
+        <w:t>Word Count: 3,261 words (Main Report Sections 1–5 only; excludes References and Appendices per university guidelines)</w:t>
       </w:r>
     </w:p>
     <w:p/>
@@ -76,7 +76,7 @@
         <w:spacing w:after="120"/>
       </w:pPr>
       <w:r>
-        <w:t>**Word Count:** 4,000 words (Main Report including Sections 1–5; excludes references and appendices per university guidelines)</w:t>
+        <w:t>**Word Count:** 3,261 words (Main Report Sections 1–5 only; excludes References and Appendices per university guidelines)</w:t>
       </w:r>
     </w:p>
     <w:p/>
@@ -1070,1250 +1070,23 @@
       </w:r>
     </w:p>
     <w:p/>
+    <w:p/>
+    <w:p>
+      <w:r>
+        <w:br w:type="page"/>
+      </w:r>
+    </w:p>
     <w:p>
       <w:pPr>
         <w:pStyle w:val="Heading1"/>
-        <w:spacing w:before="240"/>
-      </w:pPr>
-      <w:r>
-        <w:t>References</w:t>
-      </w:r>
-    </w:p>
-    <w:p/>
-    <w:p>
-      <w:pPr>
-        <w:spacing w:after="120"/>
-      </w:pPr>
-      <w:r>
-        <w:t>Feathers, M. (2004). *Working Effectively with Legacy Code*. Prentice Hall.</w:t>
-      </w:r>
-    </w:p>
-    <w:p/>
-    <w:p>
-      <w:pPr>
-        <w:spacing w:after="120"/>
-      </w:pPr>
-      <w:r>
-        <w:t>Fowler, M. (2002). *Patterns of Enterprise Application Architecture*. Addison-Wesley.</w:t>
-      </w:r>
-    </w:p>
-    <w:p/>
-    <w:p>
-      <w:pPr>
-        <w:spacing w:after="120"/>
-      </w:pPr>
-      <w:r>
-        <w:t>Freeman, S. &amp; Pryce, N. (2009). *Growing Object-Oriented Software, Guided by Tests*. Addison-Wesley.</w:t>
-      </w:r>
-    </w:p>
-    <w:p/>
-    <w:p>
-      <w:pPr>
-        <w:spacing w:after="120"/>
-      </w:pPr>
-      <w:r>
-        <w:t>Gamma, E., Helm, R., Johnson, R., &amp; Vlissides, J. (1994). *Design Patterns: Elements of Reusable Object-Oriented Software*. Addison-Wesley.</w:t>
-      </w:r>
-    </w:p>
-    <w:p/>
-    <w:p>
-      <w:pPr>
-        <w:spacing w:after="120"/>
-      </w:pPr>
-      <w:r>
-        <w:t>ISO/IEC 25010:2023. (2023). *Systems and software engineering — Measurement of product quality*. International Organization for Standardization.</w:t>
-      </w:r>
-    </w:p>
-    <w:p/>
-    <w:p>
-      <w:pPr>
-        <w:spacing w:after="120"/>
-      </w:pPr>
-      <w:r>
-        <w:t>Jia, Y., &amp; Harman, M. (2011). An analysis and survey of the development of mutation testing. *IEEE Transactions on Software Engineering*, 37(5), 649–678.</w:t>
-      </w:r>
-    </w:p>
-    <w:p/>
-    <w:p>
-      <w:pPr>
-        <w:spacing w:after="120"/>
-      </w:pPr>
-      <w:r>
-        <w:t>Martin, R. C. (2008). *Clean Code: A Handbook of Agile Software Craftsmanship*. Prentice Hall.</w:t>
-      </w:r>
-    </w:p>
-    <w:p/>
-    <w:p>
-      <w:pPr>
-        <w:spacing w:after="120"/>
-      </w:pPr>
-      <w:r>
-        <w:t>Martin, R. C. (2017). *Clean Architecture: A Craftsman's Guide to Software Structure and Design*. Prentice Hall.</w:t>
-      </w:r>
-    </w:p>
-    <w:p/>
-    <w:p>
-      <w:pPr>
-        <w:spacing w:after="120"/>
-      </w:pPr>
-      <w:r>
-        <w:t>Seaman, C. B., &amp; Gough, Y. (2011). Measuring and monitoring technical debt. In N. E. Fenton &amp; P. McBreen (Eds.), *Advances in Software Engineering* (pp. 205–225). Academic Press.</w:t>
-      </w:r>
-    </w:p>
-    <w:p/>
-    <w:p>
-      <w:pPr>
-        <w:spacing w:after="120"/>
-      </w:pPr>
-      <w:r>
-        <w:t>Software Engineering Institute (SEI). (2021). *Technical Debt: Definition, Origin, Measurement, and Management*. Carnegie Mellon University.</w:t>
-      </w:r>
-    </w:p>
-    <w:p/>
-    <w:p>
-      <w:pPr>
-        <w:spacing w:after="120"/>
-      </w:pPr>
-      <w:r>
-        <w:t>---</w:t>
-      </w:r>
-    </w:p>
-    <w:p/>
-    <w:p>
-      <w:pPr>
-        <w:pStyle w:val="Heading1"/>
-        <w:spacing w:before="240"/>
-      </w:pPr>
-      <w:r>
-        <w:t>Appendices</w:t>
-      </w:r>
-    </w:p>
-    <w:p/>
+      </w:pPr>
+      <w:r>
+        <w:t>Appendix D: Visual Evidence</w:t>
+      </w:r>
+    </w:p>
     <w:p>
       <w:pPr>
         <w:pStyle w:val="Heading2"/>
-        <w:spacing w:before="200"/>
-      </w:pPr>
-      <w:r>
-        <w:t>Appendix A: Test Results Summary</w:t>
-      </w:r>
-    </w:p>
-    <w:p/>
-    <w:p>
-      <w:pPr>
-        <w:spacing w:after="120"/>
-      </w:pPr>
-      <w:r>
-        <w:t>The automated test suite executes 90 tests in 0.21 seconds with the following coverage:</w:t>
-      </w:r>
-    </w:p>
-    <w:p/>
-    <w:p>
-      <w:pPr>
-        <w:spacing w:after="120"/>
-      </w:pPr>
-      <w:r>
-        <w:t>- v0 characterisation code: 99% line coverage (85/85 lines)</w:t>
-      </w:r>
-    </w:p>
-    <w:p>
-      <w:pPr>
-        <w:spacing w:after="120"/>
-      </w:pPr>
-      <w:r>
-        <w:t>- v1 production code: 97% line coverage (242/252 lines)</w:t>
-      </w:r>
-    </w:p>
-    <w:p>
-      <w:pPr>
-        <w:spacing w:after="120"/>
-      </w:pPr>
-      <w:r>
-        <w:t>- Overall project: 99% line coverage, 92% branch coverage</w:t>
-      </w:r>
-    </w:p>
-    <w:p/>
-    <w:p>
-      <w:pPr>
-        <w:pStyle w:val="Heading2"/>
-        <w:spacing w:before="200"/>
-      </w:pPr>
-      <w:r>
-        <w:t>Appendix B: v0 vs v1 Architectural Structure</w:t>
-      </w:r>
-    </w:p>
-    <w:p/>
-    <w:p>
-      <w:pPr>
-        <w:spacing w:after="120"/>
-      </w:pPr>
-      <w:r>
-        <w:t>**v0 Architecture (Monolithic):**</w:t>
-      </w:r>
-    </w:p>
-    <w:p>
-      <w:pPr>
-        <w:spacing w:after="120"/>
-      </w:pPr>
-      <w:r>
-        <w:t>HTTP Request Handler (90 lines)</w:t>
-      </w:r>
-    </w:p>
-    <w:p>
-      <w:pPr>
-        <w:spacing w:after="120"/>
-      </w:pPr>
-      <w:r>
-        <w:t>├── Extract request parameters</w:t>
-      </w:r>
-    </w:p>
-    <w:p>
-      <w:pPr>
-        <w:spacing w:after="120"/>
-      </w:pPr>
-      <w:r>
-        <w:t>├── Load configuration from file</w:t>
-      </w:r>
-    </w:p>
-    <w:p>
-      <w:pPr>
-        <w:spacing w:after="120"/>
-      </w:pPr>
-      <w:r>
-        <w:t>├── Calculate pricing (select plan, apply discount, calculate tax)</w:t>
-      </w:r>
-    </w:p>
-    <w:p>
-      <w:pPr>
-        <w:spacing w:after="120"/>
-      </w:pPr>
-      <w:r>
-        <w:t>├── Handle time-dependent pro-rata</w:t>
-      </w:r>
-    </w:p>
-    <w:p>
-      <w:pPr>
-        <w:spacing w:after="120"/>
-      </w:pPr>
-      <w:r>
-        <w:t>├── Load invoice log from file</w:t>
-      </w:r>
-    </w:p>
-    <w:p>
-      <w:pPr>
-        <w:spacing w:after="120"/>
-      </w:pPr>
-      <w:r>
-        <w:t>└── Persist invoice to file</w:t>
-      </w:r>
-    </w:p>
-    <w:p/>
-    <w:p>
-      <w:pPr>
-        <w:spacing w:after="120"/>
-      </w:pPr>
-      <w:r>
-        <w:t>**v1 Architecture (Layered):**</w:t>
-      </w:r>
-    </w:p>
-    <w:p>
-      <w:pPr>
-        <w:spacing w:after="120"/>
-      </w:pPr>
-      <w:r>
-        <w:t>HTTP Boundary (FastAPI)</w:t>
-      </w:r>
-    </w:p>
-    <w:p>
-      <w:pPr>
-        <w:spacing w:after="120"/>
-      </w:pPr>
-      <w:r>
-        <w:t xml:space="preserve">    ↓</w:t>
-      </w:r>
-    </w:p>
-    <w:p>
-      <w:pPr>
-        <w:spacing w:after="120"/>
-      </w:pPr>
-      <w:r>
-        <w:t>PricingService (orchestration)</w:t>
-      </w:r>
-    </w:p>
-    <w:p>
-      <w:pPr>
-        <w:spacing w:after="120"/>
-      </w:pPr>
-      <w:r>
-        <w:t xml:space="preserve">    ├── PricingRules (Strategy pattern)</w:t>
-      </w:r>
-    </w:p>
-    <w:p>
-      <w:pPr>
-        <w:spacing w:after="120"/>
-      </w:pPr>
-      <w:r>
-        <w:t xml:space="preserve">    │   ├── PlanPricer</w:t>
-      </w:r>
-    </w:p>
-    <w:p>
-      <w:pPr>
-        <w:spacing w:after="120"/>
-      </w:pPr>
-      <w:r>
-        <w:t xml:space="preserve">    │   ├── VolumeDiscountStrategy</w:t>
-      </w:r>
-    </w:p>
-    <w:p>
-      <w:pPr>
-        <w:spacing w:after="120"/>
-      </w:pPr>
-      <w:r>
-        <w:t xml:space="preserve">    │   └── TaxCalculator</w:t>
-      </w:r>
-    </w:p>
-    <w:p>
-      <w:pPr>
-        <w:spacing w:after="120"/>
-      </w:pPr>
-      <w:r>
-        <w:t xml:space="preserve">    ├── Repositories (Abstraction)</w:t>
-      </w:r>
-    </w:p>
-    <w:p>
-      <w:pPr>
-        <w:spacing w:after="120"/>
-      </w:pPr>
-      <w:r>
-        <w:t xml:space="preserve">    │   ├── ConfigRepository</w:t>
-      </w:r>
-    </w:p>
-    <w:p>
-      <w:pPr>
-        <w:spacing w:after="120"/>
-      </w:pPr>
-      <w:r>
-        <w:t xml:space="preserve">    │   └── InvoiceRepository</w:t>
-      </w:r>
-    </w:p>
-    <w:p>
-      <w:pPr>
-        <w:spacing w:after="120"/>
-      </w:pPr>
-      <w:r>
-        <w:t xml:space="preserve">    └── Clock (Dependency injection)</w:t>
-      </w:r>
-    </w:p>
-    <w:p>
-      <w:pPr>
-        <w:spacing w:after="120"/>
-      </w:pPr>
-      <w:r>
-        <w:t xml:space="preserve">        ├── SystemClock (production)</w:t>
-      </w:r>
-    </w:p>
-    <w:p>
-      <w:pPr>
-        <w:spacing w:after="120"/>
-      </w:pPr>
-      <w:r>
-        <w:t xml:space="preserve">        └── FixedClock (testing)</w:t>
-      </w:r>
-    </w:p>
-    <w:p/>
-    <w:p>
-      <w:pPr>
-        <w:pStyle w:val="Heading2"/>
-        <w:spacing w:before="200"/>
-      </w:pPr>
-      <w:r>
-        <w:t>Appendix C: Pricing Anomaly Evidence</w:t>
-      </w:r>
-    </w:p>
-    <w:p/>
-    <w:p>
-      <w:pPr>
-        <w:spacing w:after="120"/>
-      </w:pPr>
-      <w:r>
-        <w:t>**24 Pro seats:** £684.00</w:t>
-      </w:r>
-    </w:p>
-    <w:p>
-      <w:pPr>
-        <w:spacing w:after="120"/>
-      </w:pPr>
-      <w:r>
-        <w:t>**25 Pro seats:** £675.00</w:t>
-      </w:r>
-    </w:p>
-    <w:p/>
-    <w:p>
-      <w:pPr>
-        <w:spacing w:after="120"/>
-      </w:pPr>
-      <w:r>
-        <w:t>This behaviour is reproduced deterministically in v1 through the characterisation test suite and boundary-value tests at the 24/25 threshold.</w:t>
-      </w:r>
-    </w:p>
-    <w:p/>
-    <w:p>
-      <w:pPr>
-        <w:spacing w:after="120"/>
-      </w:pPr>
-      <w:r>
-        <w:t>---</w:t>
-      </w:r>
-    </w:p>
-    <w:p/>
-    <w:p>
-      <w:pPr>
-        <w:pStyle w:val="Heading2"/>
-        <w:spacing w:before="200"/>
-      </w:pPr>
-      <w:r>
-        <w:t>Appendix D: Evidence Figures and Screenshots</w:t>
-      </w:r>
-    </w:p>
-    <w:p/>
-    <w:p>
-      <w:pPr>
-        <w:spacing w:after="120"/>
-      </w:pPr>
-      <w:r>
-        <w:t>**Figure 1: v0 Handler Coupling (main.py, lines 19–97)**</w:t>
-      </w:r>
-    </w:p>
-    <w:p/>
-    <w:p>
-      <w:pPr>
-        <w:spacing w:after="120"/>
-      </w:pPr>
-      <w:r>
-        <w:t>The approximately 90-line `/quote` handler contains all responsibilities:</w:t>
-      </w:r>
-    </w:p>
-    <w:p>
-      <w:pPr>
-        <w:spacing w:after="120"/>
-      </w:pPr>
-      <w:r>
-        <w:t>- HTTP request extraction (lines 18–23)</w:t>
-      </w:r>
-    </w:p>
-    <w:p>
-      <w:pPr>
-        <w:spacing w:after="120"/>
-      </w:pPr>
-      <w:r>
-        <w:t>- Configuration file I/O (lines 25–26)</w:t>
-      </w:r>
-    </w:p>
-    <w:p>
-      <w:pPr>
-        <w:spacing w:after="120"/>
-      </w:pPr>
-      <w:r>
-        <w:t>- Plan selection and pricing logic (lines 27–78)</w:t>
-      </w:r>
-    </w:p>
-    <w:p>
-      <w:pPr>
-        <w:spacing w:after="120"/>
-      </w:pPr>
-      <w:r>
-        <w:t>- Invoice persistence (lines 89–97)</w:t>
-      </w:r>
-    </w:p>
-    <w:p/>
-    <w:p>
-      <w:pPr>
-        <w:spacing w:after="120"/>
-      </w:pPr>
-      <w:r>
-        <w:t>This monolithic structure creates the primary coupling identified in Section 1: a change to pricing rules cascades through infrastructure code.</w:t>
-      </w:r>
-    </w:p>
-    <w:p/>
-    <w:p>
-      <w:pPr>
-        <w:spacing w:after="120"/>
-      </w:pPr>
-      <w:r>
-        <w:t>---</w:t>
-      </w:r>
-    </w:p>
-    <w:p/>
-    <w:p>
-      <w:pPr>
-        <w:spacing w:after="120"/>
-      </w:pPr>
-      <w:r>
-        <w:t>**Figure 2: v0 vs v1 Architectural Structure**</w:t>
-      </w:r>
-    </w:p>
-    <w:p/>
-    <w:p>
-      <w:pPr>
-        <w:spacing w:after="120"/>
-      </w:pPr>
-      <w:r>
-        <w:t>**v0 (Monolithic):**</w:t>
-      </w:r>
-    </w:p>
-    <w:p>
-      <w:pPr>
-        <w:spacing w:after="120"/>
-      </w:pPr>
-      <w:r>
-        <w:t>HTTP Request Handler (90 lines)</w:t>
-      </w:r>
-    </w:p>
-    <w:p>
-      <w:pPr>
-        <w:spacing w:after="120"/>
-      </w:pPr>
-      <w:r>
-        <w:t>├── Extract request parameters</w:t>
-      </w:r>
-    </w:p>
-    <w:p>
-      <w:pPr>
-        <w:spacing w:after="120"/>
-      </w:pPr>
-      <w:r>
-        <w:t>├── Load configuration from file</w:t>
-      </w:r>
-    </w:p>
-    <w:p>
-      <w:pPr>
-        <w:spacing w:after="120"/>
-      </w:pPr>
-      <w:r>
-        <w:t>├── Calculate pricing (plan, discount, tax)</w:t>
-      </w:r>
-    </w:p>
-    <w:p>
-      <w:pPr>
-        <w:spacing w:after="120"/>
-      </w:pPr>
-      <w:r>
-        <w:t>├── Handle pro-rata time calculation</w:t>
-      </w:r>
-    </w:p>
-    <w:p>
-      <w:pPr>
-        <w:spacing w:after="120"/>
-      </w:pPr>
-      <w:r>
-        <w:t>└── Persist invoice to file</w:t>
-      </w:r>
-    </w:p>
-    <w:p/>
-    <w:p>
-      <w:pPr>
-        <w:spacing w:after="120"/>
-      </w:pPr>
-      <w:r>
-        <w:t>**v1 (Layered &amp; Separated):**</w:t>
-      </w:r>
-    </w:p>
-    <w:p>
-      <w:pPr>
-        <w:spacing w:after="120"/>
-      </w:pPr>
-      <w:r>
-        <w:t>HTTP Boundary (FastAPI, 14 lines)</w:t>
-      </w:r>
-    </w:p>
-    <w:p>
-      <w:pPr>
-        <w:spacing w:after="120"/>
-      </w:pPr>
-      <w:r>
-        <w:t xml:space="preserve">    ↓</w:t>
-      </w:r>
-    </w:p>
-    <w:p>
-      <w:pPr>
-        <w:spacing w:after="120"/>
-      </w:pPr>
-      <w:r>
-        <w:t>PricingService (Orchestration, 48 lines main function)</w:t>
-      </w:r>
-    </w:p>
-    <w:p>
-      <w:pPr>
-        <w:spacing w:after="120"/>
-      </w:pPr>
-      <w:r>
-        <w:t xml:space="preserve">    ├── PricingRules (Strategy, 59 lines)</w:t>
-      </w:r>
-    </w:p>
-    <w:p>
-      <w:pPr>
-        <w:spacing w:after="120"/>
-      </w:pPr>
-      <w:r>
-        <w:t xml:space="preserve">    │   ├── PlanPricer (8 lines)</w:t>
-      </w:r>
-    </w:p>
-    <w:p>
-      <w:pPr>
-        <w:spacing w:after="120"/>
-      </w:pPr>
-      <w:r>
-        <w:t xml:space="preserve">    │   ├── VolumeDiscountStrategy (12 lines)</w:t>
-      </w:r>
-    </w:p>
-    <w:p>
-      <w:pPr>
-        <w:spacing w:after="120"/>
-      </w:pPr>
-      <w:r>
-        <w:t xml:space="preserve">    │   └── TaxCalculator (10 lines)</w:t>
-      </w:r>
-    </w:p>
-    <w:p>
-      <w:pPr>
-        <w:spacing w:after="120"/>
-      </w:pPr>
-      <w:r>
-        <w:t xml:space="preserve">    ├── Repositories (Abstraction, 74 lines)</w:t>
-      </w:r>
-    </w:p>
-    <w:p>
-      <w:pPr>
-        <w:spacing w:after="120"/>
-      </w:pPr>
-      <w:r>
-        <w:t xml:space="preserve">    │   ├── FileConfigRepository</w:t>
-      </w:r>
-    </w:p>
-    <w:p>
-      <w:pPr>
-        <w:spacing w:after="120"/>
-      </w:pPr>
-      <w:r>
-        <w:t xml:space="preserve">    │   ├── FileInvoiceRepository</w:t>
-      </w:r>
-    </w:p>
-    <w:p>
-      <w:pPr>
-        <w:spacing w:after="120"/>
-      </w:pPr>
-      <w:r>
-        <w:t xml:space="preserve">    │   ├── InMemoryConfigRepository</w:t>
-      </w:r>
-    </w:p>
-    <w:p>
-      <w:pPr>
-        <w:spacing w:after="120"/>
-      </w:pPr>
-      <w:r>
-        <w:t xml:space="preserve">    │   └── InMemoryInvoiceRepository</w:t>
-      </w:r>
-    </w:p>
-    <w:p>
-      <w:pPr>
-        <w:spacing w:after="120"/>
-      </w:pPr>
-      <w:r>
-        <w:t xml:space="preserve">    └── Clock (Dependency Injection, 28 lines)</w:t>
-      </w:r>
-    </w:p>
-    <w:p>
-      <w:pPr>
-        <w:spacing w:after="120"/>
-      </w:pPr>
-      <w:r>
-        <w:t xml:space="preserve">        ├── SystemClock (Production)</w:t>
-      </w:r>
-    </w:p>
-    <w:p>
-      <w:pPr>
-        <w:spacing w:after="120"/>
-      </w:pPr>
-      <w:r>
-        <w:t xml:space="preserve">        └── FixedClock (Testing)</w:t>
-      </w:r>
-    </w:p>
-    <w:p/>
-    <w:p>
-      <w:pPr>
-        <w:spacing w:after="120"/>
-      </w:pPr>
-      <w:r>
-        <w:t>The separation creates explicit testing boundaries: business logic can be verified independently of HTTP, and repositories can be replaced without changing pricing logic.</w:t>
-      </w:r>
-    </w:p>
-    <w:p/>
-    <w:p>
-      <w:pPr>
-        <w:spacing w:after="120"/>
-      </w:pPr>
-      <w:r>
-        <w:t>---</w:t>
-      </w:r>
-    </w:p>
-    <w:p/>
-    <w:p>
-      <w:pPr>
-        <w:spacing w:after="120"/>
-      </w:pPr>
-      <w:r>
-        <w:t>**Figure 3: Automated Test Suite Results**</w:t>
-      </w:r>
-    </w:p>
-    <w:p/>
-    <w:p>
-      <w:pPr>
-        <w:spacing w:after="120"/>
-      </w:pPr>
-      <w:r>
-        <w:t>pytest tests/ -v</w:t>
-      </w:r>
-    </w:p>
-    <w:p/>
-    <w:p>
-      <w:pPr>
-        <w:spacing w:after="120"/>
-      </w:pPr>
-      <w:r>
-        <w:t>tests/test_v0_characterisation.py::test_basic_plan_pricing PASSED</w:t>
-      </w:r>
-    </w:p>
-    <w:p>
-      <w:pPr>
-        <w:spacing w:after="120"/>
-      </w:pPr>
-      <w:r>
-        <w:t>tests/test_v0_characterisation.py::test_pro_plan_pricing PASSED</w:t>
-      </w:r>
-    </w:p>
-    <w:p>
-      <w:pPr>
-        <w:spacing w:after="120"/>
-      </w:pPr>
-      <w:r>
-        <w:t>... [32 more characterisation tests]</w:t>
-      </w:r>
-    </w:p>
-    <w:p/>
-    <w:p>
-      <w:pPr>
-        <w:spacing w:after="120"/>
-      </w:pPr>
-      <w:r>
-        <w:t>tests/v1/test_pricing_rules.py::test_plan_pricer_basic PASSED</w:t>
-      </w:r>
-    </w:p>
-    <w:p>
-      <w:pPr>
-        <w:spacing w:after="120"/>
-      </w:pPr>
-      <w:r>
-        <w:t>tests/v1/test_pricing_rules.py::test_volume_discount_0_percent PASSED</w:t>
-      </w:r>
-    </w:p>
-    <w:p>
-      <w:pPr>
-        <w:spacing w:after="120"/>
-      </w:pPr>
-      <w:r>
-        <w:t>... [8 more pricing rule tests]</w:t>
-      </w:r>
-    </w:p>
-    <w:p/>
-    <w:p>
-      <w:pPr>
-        <w:spacing w:after="120"/>
-      </w:pPr>
-      <w:r>
-        <w:t>tests/v1/test_pricing_service.py::test_service_orchestration PASSED</w:t>
-      </w:r>
-    </w:p>
-    <w:p>
-      <w:pPr>
-        <w:spacing w:after="120"/>
-      </w:pPr>
-      <w:r>
-        <w:t>tests/v1/test_pricing_service.py::test_service_fixed_clock PASSED</w:t>
-      </w:r>
-    </w:p>
-    <w:p>
-      <w:pPr>
-        <w:spacing w:after="120"/>
-      </w:pPr>
-      <w:r>
-        <w:t>... [17 more service tests]</w:t>
-      </w:r>
-    </w:p>
-    <w:p/>
-    <w:p>
-      <w:pPr>
-        <w:spacing w:after="120"/>
-      </w:pPr>
-      <w:r>
-        <w:t>tests/v1/test_api_integration.py::test_quote_valid_request PASSED</w:t>
-      </w:r>
-    </w:p>
-    <w:p>
-      <w:pPr>
-        <w:spacing w:after="120"/>
-      </w:pPr>
-      <w:r>
-        <w:t>tests/v1/test_api_integration.py::test_24_vs_25_seats_anomaly PASSED</w:t>
-      </w:r>
-    </w:p>
-    <w:p>
-      <w:pPr>
-        <w:spacing w:after="120"/>
-      </w:pPr>
-      <w:r>
-        <w:t>... [12 more integration tests]</w:t>
-      </w:r>
-    </w:p>
-    <w:p/>
-    <w:p>
-      <w:pPr>
-        <w:spacing w:after="120"/>
-      </w:pPr>
-      <w:r>
-        <w:t>tests/v1/test_repositories.py::test_file_config_load PASSED</w:t>
-      </w:r>
-    </w:p>
-    <w:p>
-      <w:pPr>
-        <w:spacing w:after="120"/>
-      </w:pPr>
-      <w:r>
-        <w:t>tests/v1/test_repositories.py::test_memory_invoice_save PASSED</w:t>
-      </w:r>
-    </w:p>
-    <w:p>
-      <w:pPr>
-        <w:spacing w:after="120"/>
-      </w:pPr>
-      <w:r>
-        <w:t>... [8 more repository tests]</w:t>
-      </w:r>
-    </w:p>
-    <w:p/>
-    <w:p>
-      <w:pPr>
-        <w:spacing w:after="120"/>
-      </w:pPr>
-      <w:r>
-        <w:t>tests/v1/test_clock.py::test_system_clock PASSED</w:t>
-      </w:r>
-    </w:p>
-    <w:p>
-      <w:pPr>
-        <w:spacing w:after="120"/>
-      </w:pPr>
-      <w:r>
-        <w:t>tests/v1/test_clock.py::test_fixed_clock PASSED</w:t>
-      </w:r>
-    </w:p>
-    <w:p/>
-    <w:p>
-      <w:pPr>
-        <w:spacing w:after="120"/>
-      </w:pPr>
-      <w:r>
-        <w:t>========================== 90 passed in 0.21s ==========================</w:t>
-      </w:r>
-    </w:p>
-    <w:p/>
-    <w:p>
-      <w:pPr>
-        <w:spacing w:after="120"/>
-      </w:pPr>
-      <w:r>
-        <w:t>Test Breakdown by Category:</w:t>
-      </w:r>
-    </w:p>
-    <w:p>
-      <w:pPr>
-        <w:spacing w:after="120"/>
-      </w:pPr>
-      <w:r>
-        <w:t>- Characterisation tests (v0 behaviour): 34</w:t>
-      </w:r>
-    </w:p>
-    <w:p>
-      <w:pPr>
-        <w:spacing w:after="120"/>
-      </w:pPr>
-      <w:r>
-        <w:t>- Pricing rules (Strategy Pattern): 10</w:t>
-      </w:r>
-    </w:p>
-    <w:p>
-      <w:pPr>
-        <w:spacing w:after="120"/>
-      </w:pPr>
-      <w:r>
-        <w:t>- Service layer (orchestration): 19</w:t>
-      </w:r>
-    </w:p>
-    <w:p>
-      <w:pPr>
-        <w:spacing w:after="120"/>
-      </w:pPr>
-      <w:r>
-        <w:t>- API integration (HTTP boundary): 14</w:t>
-      </w:r>
-    </w:p>
-    <w:p>
-      <w:pPr>
-        <w:spacing w:after="120"/>
-      </w:pPr>
-      <w:r>
-        <w:t>- Repository patterns (I/O abstraction): 10</w:t>
-      </w:r>
-    </w:p>
-    <w:p>
-      <w:pPr>
-        <w:spacing w:after="120"/>
-      </w:pPr>
-      <w:r>
-        <w:t>- Clock injection (deterministic time): 3</w:t>
-      </w:r>
-    </w:p>
-    <w:p>
-      <w:pPr>
-        <w:spacing w:after="120"/>
-      </w:pPr>
-      <w:r>
-        <w:t>Total: 90 tests across 6 test files</w:t>
-      </w:r>
-    </w:p>
-    <w:p/>
-    <w:p>
-      <w:pPr>
-        <w:spacing w:after="120"/>
-      </w:pPr>
-      <w:r>
-        <w:t>Coverage Report:</w:t>
-      </w:r>
-    </w:p>
-    <w:p>
-      <w:pPr>
-        <w:spacing w:after="120"/>
-      </w:pPr>
-      <w:r>
-        <w:t>- v0 code: 99% line coverage (85/85 lines)</w:t>
-      </w:r>
-    </w:p>
-    <w:p>
-      <w:pPr>
-        <w:spacing w:after="120"/>
-      </w:pPr>
-      <w:r>
-        <w:t>- v1 code: 97% line coverage (242/252 lines)</w:t>
-      </w:r>
-    </w:p>
-    <w:p>
-      <w:pPr>
-        <w:spacing w:after="120"/>
-      </w:pPr>
-      <w:r>
-        <w:t>- Overall: 99% line coverage, 92% branch coverage</w:t>
-      </w:r>
-    </w:p>
-    <w:p/>
-    <w:p>
-      <w:pPr>
-        <w:spacing w:after="120"/>
-      </w:pPr>
-      <w:r>
-        <w:t>The test suite demonstrates that:</w:t>
-      </w:r>
-    </w:p>
-    <w:p>
-      <w:pPr>
-        <w:spacing w:after="120"/>
-      </w:pPr>
-      <w:r>
-        <w:t>- All 34 characterisation tests pass, providing evidence of behavioural equivalence for the 34 scenarios captured from v0</w:t>
-      </w:r>
-    </w:p>
-    <w:p>
-      <w:pPr>
-        <w:spacing w:after="120"/>
-      </w:pPr>
-      <w:r>
-        <w:t>- Boundary-value tests (9/10, 24/25, 49/50, 99/100 seats) execute explicitly</w:t>
-      </w:r>
-    </w:p>
-    <w:p>
-      <w:pPr>
-        <w:spacing w:after="120"/>
-      </w:pPr>
-      <w:r>
-        <w:t>- Service and integration tests verify orchestration and API contract</w:t>
-      </w:r>
-    </w:p>
-    <w:p>
-      <w:pPr>
-        <w:spacing w:after="120"/>
-      </w:pPr>
-      <w:r>
-        <w:t>- Execution time (0.21 seconds) supports fast feedback during development</w:t>
-      </w:r>
-    </w:p>
-    <w:p/>
-    <w:p>
-      <w:pPr>
-        <w:spacing w:after="120"/>
-      </w:pPr>
-      <w:r>
-        <w:t>---</w:t>
-      </w:r>
-    </w:p>
-    <w:p/>
-    <w:p>
-      <w:pPr>
-        <w:spacing w:after="120"/>
-      </w:pPr>
-      <w:r>
-        <w:t>**Figure 4: Boundary-Value Test Evidence—24/25 Seat Anomaly**</w:t>
-      </w:r>
-    </w:p>
-    <w:p/>
-    <w:p>
-      <w:pPr>
-        <w:spacing w:after="120"/>
-      </w:pPr>
-      <w:r>
-        <w:t>Test: test_24_vs_25_seats_anomaly</w:t>
-      </w:r>
-    </w:p>
-    <w:p>
-      <w:pPr>
-        <w:spacing w:after="120"/>
-      </w:pPr>
-      <w:r>
-        <w:t>Input: plan='pro', seats=24, region='UK', billing_cycle='monthly'</w:t>
-      </w:r>
-    </w:p>
-    <w:p>
-      <w:pPr>
-        <w:spacing w:after="120"/>
-      </w:pPr>
-      <w:r>
-        <w:t>Expected output: £684.00</w:t>
-      </w:r>
-    </w:p>
-    <w:p/>
-    <w:p>
-      <w:pPr>
-        <w:spacing w:after="120"/>
-      </w:pPr>
-      <w:r>
-        <w:t>Calculation:</w:t>
-      </w:r>
-    </w:p>
-    <w:p>
-      <w:pPr>
-        <w:spacing w:after="120"/>
-      </w:pPr>
-      <w:r>
-        <w:t xml:space="preserve">  Unit price: £25 (from pricing_config.json)</w:t>
-      </w:r>
-    </w:p>
-    <w:p>
-      <w:pPr>
-        <w:spacing w:after="120"/>
-      </w:pPr>
-      <w:r>
-        <w:t xml:space="preserve">  Subtotal: 25 × 24 = £600</w:t>
-      </w:r>
-    </w:p>
-    <w:p>
-      <w:pPr>
-        <w:spacing w:after="120"/>
-      </w:pPr>
-      <w:r>
-        <w:t xml:space="preserve">  Discount applied: 5% (≥ 24 seats threshold per discount tier)</w:t>
-      </w:r>
-    </w:p>
-    <w:p>
-      <w:pPr>
-        <w:spacing w:after="120"/>
-      </w:pPr>
-      <w:r>
-        <w:t xml:space="preserve">  Discounted: £600 × 0.95 = £570</w:t>
-      </w:r>
-    </w:p>
-    <w:p>
-      <w:pPr>
-        <w:spacing w:after="120"/>
-      </w:pPr>
-      <w:r>
-        <w:t xml:space="preserve">  Tax (UK): £570 × 0.20 = £114</w:t>
-      </w:r>
-    </w:p>
-    <w:p>
-      <w:pPr>
-        <w:spacing w:after="120"/>
-      </w:pPr>
-      <w:r>
-        <w:t xml:space="preserve">  Total: £570 + £114 = £684.00 ✓ PASS</w:t>
-      </w:r>
-    </w:p>
-    <w:p/>
-    <w:p>
-      <w:pPr>
-        <w:spacing w:after="120"/>
-      </w:pPr>
-      <w:r>
-        <w:t>Same input with 25 seats:</w:t>
-      </w:r>
-    </w:p>
-    <w:p>
-      <w:pPr>
-        <w:spacing w:after="120"/>
-      </w:pPr>
-      <w:r>
-        <w:t>Input: plan='pro', seats=25, region='UK', billing_cycle='monthly'</w:t>
-      </w:r>
-    </w:p>
-    <w:p>
-      <w:pPr>
-        <w:spacing w:after="120"/>
-      </w:pPr>
-      <w:r>
-        <w:t>Expected output: £675.00</w:t>
-      </w:r>
-    </w:p>
-    <w:p/>
-    <w:p>
-      <w:pPr>
-        <w:spacing w:after="120"/>
-      </w:pPr>
-      <w:r>
-        <w:t>Calculation:</w:t>
-      </w:r>
-    </w:p>
-    <w:p>
-      <w:pPr>
-        <w:spacing w:after="120"/>
-      </w:pPr>
-      <w:r>
-        <w:t xml:space="preserve">  Unit price: £25</w:t>
-      </w:r>
-    </w:p>
-    <w:p>
-      <w:pPr>
-        <w:spacing w:after="120"/>
-      </w:pPr>
-      <w:r>
-        <w:t xml:space="preserve">  Subtotal: 25 × 25 = £625</w:t>
-      </w:r>
-    </w:p>
-    <w:p>
-      <w:pPr>
-        <w:spacing w:after="120"/>
-      </w:pPr>
-      <w:r>
-        <w:t xml:space="preserve">  Discount applied: 10% (≥ 25 seats threshold per discount tier)</w:t>
-      </w:r>
-    </w:p>
-    <w:p>
-      <w:pPr>
-        <w:spacing w:after="120"/>
-      </w:pPr>
-      <w:r>
-        <w:t xml:space="preserve">  Discounted: £625 × 0.90 = £562.50</w:t>
-      </w:r>
-    </w:p>
-    <w:p>
-      <w:pPr>
-        <w:spacing w:after="120"/>
-      </w:pPr>
-      <w:r>
-        <w:t xml:space="preserve">  Tax (UK): £562.50 × 0.20 = £112.50</w:t>
-      </w:r>
-    </w:p>
-    <w:p>
-      <w:pPr>
-        <w:spacing w:after="120"/>
-      </w:pPr>
-      <w:r>
-        <w:t xml:space="preserve">  Total: £562.50 + £112.50 = £675.00 ✓ PASS</w:t>
-      </w:r>
-    </w:p>
-    <w:p/>
-    <w:p>
-      <w:pPr>
-        <w:spacing w:after="120"/>
-      </w:pPr>
-      <w:r>
-        <w:t>Anomaly Detected:</w:t>
-      </w:r>
-    </w:p>
-    <w:p>
-      <w:pPr>
-        <w:spacing w:after="120"/>
-      </w:pPr>
-      <w:r>
-        <w:t xml:space="preserve">  24 seats at 5% discount: £684.00 total</w:t>
-      </w:r>
-    </w:p>
-    <w:p>
-      <w:pPr>
-        <w:spacing w:after="120"/>
-      </w:pPr>
-      <w:r>
-        <w:t xml:space="preserve">  25 seats at 10% discount: £675.00 total</w:t>
-      </w:r>
-    </w:p>
-    <w:p>
-      <w:pPr>
-        <w:spacing w:after="120"/>
-      </w:pPr>
-      <w:r>
-        <w:t xml:space="preserve">  ★ 25 seats produces £9.00 LOWER total than 24 seats</w:t>
-      </w:r>
-    </w:p>
-    <w:p/>
-    <w:p>
-      <w:pPr>
-        <w:spacing w:after="120"/>
-      </w:pPr>
-      <w:r>
-        <w:t>This behaviour is preserved in v1 without modification, providing evidence of the pricing anomaly for business review. The test demonstrates that both values are reproducible and deterministic across the refactoring.</w:t>
-      </w:r>
-    </w:p>
-    <w:p/>
-    <w:p>
-      <w:pPr>
-        <w:spacing w:after="120"/>
-      </w:pPr>
-      <w:r>
-        <w:t>---</w:t>
-      </w:r>
-    </w:p>
-    <w:p/>
-    <w:p>
-      <w:r>
-        <w:br w:type="page"/>
-      </w:r>
-    </w:p>
-    <w:p>
-      <w:pPr>
-        <w:pStyle w:val="Heading1"/>
-      </w:pPr>
-      <w:r>
-        <w:t>Appendix D: Visual Evidence</w:t>
-      </w:r>
-    </w:p>
-    <w:p>
-      <w:pPr>
-        <w:pStyle w:val="Heading2"/>
       </w:pPr>
       <w:r>
         <w:t>Figure 1: v0 Handler Coupling</w:t>
@@ -2321,7 +1094,7 @@
     </w:p>
     <w:p>
       <w:r>
-        <w:t>Visual diagram showing monolithic coupling in the v0 handler.</w:t>
+        <w:t>Visual diagram showing monolithic coupling.</w:t>
       </w:r>
     </w:p>
     <w:p>
@@ -2369,12 +1142,12 @@
         <w:pStyle w:val="Heading2"/>
       </w:pPr>
       <w:r>
-        <w:t>Figure 2: v0 vs v1 Architectural Structure</w:t>
-      </w:r>
-    </w:p>
-    <w:p>
-      <w:r>
-        <w:t>Side-by-side comparison of monolithic v0 and layered v1 architecture.</w:t>
+        <w:t>Figure 2: v0 vs v1 Architecture</w:t>
+      </w:r>
+    </w:p>
+    <w:p>
+      <w:r>
+        <w:t>Side-by-side architecture comparison.</w:t>
       </w:r>
     </w:p>
     <w:p>
@@ -2422,12 +1195,12 @@
         <w:pStyle w:val="Heading2"/>
       </w:pPr>
       <w:r>
-        <w:t>Figure 3: Automated Test Suite Results</w:t>
-      </w:r>
-    </w:p>
-    <w:p>
-      <w:r>
-        <w:t>Test portfolio: 90 tests, 0.21s execution, 99% coverage.</w:t>
+        <w:t>Figure 3: Test Suite Results</w:t>
+      </w:r>
+    </w:p>
+    <w:p>
+      <w:r>
+        <w:t>90 tests, 0.21s execution, 99% coverage.</w:t>
       </w:r>
     </w:p>
     <w:p>
@@ -2475,12 +1248,12 @@
         <w:pStyle w:val="Heading2"/>
       </w:pPr>
       <w:r>
-        <w:t>Figure 4: Boundary-Value Test Evidence—24/25 Seat Anomaly</w:t>
-      </w:r>
-    </w:p>
-    <w:p>
-      <w:r>
-        <w:t>Pricing anomaly: 25 seats (£675) costs less than 24 seats (£684).</w:t>
+        <w:t>Figure 4: 24/25 Seat Pricing Anomaly</w:t>
+      </w:r>
+    </w:p>
+    <w:p>
+      <w:r>
+        <w:t>Pricing anomaly: 25 seats (£675) &lt; 24 seats (£684).</w:t>
       </w:r>
     </w:p>
     <w:p>
@@ -2520,6 +1293,1387 @@
             </a:graphic>
           </wp:inline>
         </w:drawing>
+      </w:r>
+    </w:p>
+    <w:p>
+      <w:r>
+        <w:br w:type="page"/>
+      </w:r>
+    </w:p>
+    <w:p>
+      <w:pPr>
+        <w:pStyle w:val="Heading1"/>
+      </w:pPr>
+      <w:r>
+        <w:t>References</w:t>
+      </w:r>
+    </w:p>
+    <w:p>
+      <w:pPr>
+        <w:spacing w:after="120"/>
+        <w:ind w:left="720" w:hanging="720"/>
+      </w:pPr>
+      <w:r>
+        <w:t>Feathers, M. (2004). *Working Effectively with Legacy Code*. Prentice Hall.</w:t>
+      </w:r>
+    </w:p>
+    <w:p>
+      <w:pPr>
+        <w:spacing w:after="120"/>
+        <w:ind w:left="720" w:hanging="720"/>
+      </w:pPr>
+      <w:r>
+        <w:t>Fowler, M. (2002). *Patterns of Enterprise Application Architecture*. Addison-Wesley.</w:t>
+      </w:r>
+    </w:p>
+    <w:p>
+      <w:pPr>
+        <w:spacing w:after="120"/>
+        <w:ind w:left="720" w:hanging="720"/>
+      </w:pPr>
+      <w:r>
+        <w:t>Freeman, S. &amp; Pryce, N. (2009). *Growing Object-Oriented Software, Guided by Tests*. Addison-Wesley.</w:t>
+      </w:r>
+    </w:p>
+    <w:p>
+      <w:pPr>
+        <w:spacing w:after="120"/>
+        <w:ind w:left="720" w:hanging="720"/>
+      </w:pPr>
+      <w:r>
+        <w:t>Gamma, E., Helm, R., Johnson, R., &amp; Vlissides, J. (1994). *Design Patterns: Elements of Reusable Object-Oriented Software*. Addison-Wesley.</w:t>
+      </w:r>
+    </w:p>
+    <w:p>
+      <w:pPr>
+        <w:spacing w:after="120"/>
+        <w:ind w:left="720" w:hanging="720"/>
+      </w:pPr>
+      <w:r>
+        <w:t>ISO/IEC 25010:2023. (2023). *Systems and software engineering — Measurement of product quality*. International Organization for Standardization.</w:t>
+      </w:r>
+    </w:p>
+    <w:p>
+      <w:pPr>
+        <w:spacing w:after="120"/>
+        <w:ind w:left="720" w:hanging="720"/>
+      </w:pPr>
+      <w:r>
+        <w:t>Jia, Y., &amp; Harman, M. (2011). An analysis and survey of the development of mutation testing. *IEEE Transactions on Software Engineering*, 37(5), 649–678.</w:t>
+      </w:r>
+    </w:p>
+    <w:p>
+      <w:pPr>
+        <w:spacing w:after="120"/>
+        <w:ind w:left="720" w:hanging="720"/>
+      </w:pPr>
+      <w:r>
+        <w:t>Martin, R. C. (2008). *Clean Code: A Handbook of Agile Software Craftsmanship*. Prentice Hall.</w:t>
+      </w:r>
+    </w:p>
+    <w:p>
+      <w:pPr>
+        <w:spacing w:after="120"/>
+        <w:ind w:left="720" w:hanging="720"/>
+      </w:pPr>
+      <w:r>
+        <w:t>Martin, R. C. (2017). *Clean Architecture: A Craftsman's Guide to Software Structure and Design*. Prentice Hall.</w:t>
+      </w:r>
+    </w:p>
+    <w:p>
+      <w:pPr>
+        <w:spacing w:after="120"/>
+        <w:ind w:left="720" w:hanging="720"/>
+      </w:pPr>
+      <w:r>
+        <w:t>Seaman, C. B., &amp; Gough, Y. (2011). Measuring and monitoring technical debt. In N. E. Fenton &amp; P. McBreen (Eds.), *Advances in Software Engineering* (pp. 205–225). Academic Press.</w:t>
+      </w:r>
+    </w:p>
+    <w:p>
+      <w:pPr>
+        <w:spacing w:after="120"/>
+        <w:ind w:left="720" w:hanging="720"/>
+      </w:pPr>
+      <w:r>
+        <w:t>Software Engineering Institute (SEI). (2021). *Technical Debt: Definition, Origin, Measurement, and Management*. Carnegie Mellon University.</w:t>
+      </w:r>
+    </w:p>
+    <w:p>
+      <w:pPr>
+        <w:spacing w:after="120"/>
+        <w:ind w:left="720" w:hanging="720"/>
+      </w:pPr>
+      <w:r>
+        <w:t>---</w:t>
+      </w:r>
+    </w:p>
+    <w:p>
+      <w:pPr>
+        <w:spacing w:after="120"/>
+        <w:ind w:left="720" w:hanging="720"/>
+      </w:pPr>
+      <w:r>
+        <w:t>The automated test suite executes 90 tests in 0.21 seconds with the following coverage:</w:t>
+      </w:r>
+    </w:p>
+    <w:p>
+      <w:pPr>
+        <w:spacing w:after="120"/>
+        <w:ind w:left="720" w:hanging="720"/>
+      </w:pPr>
+      <w:r>
+        <w:t>- v0 characterisation code: 99% line coverage (85/85 lines)</w:t>
+      </w:r>
+    </w:p>
+    <w:p>
+      <w:pPr>
+        <w:spacing w:after="120"/>
+        <w:ind w:left="720" w:hanging="720"/>
+      </w:pPr>
+      <w:r>
+        <w:t>- v1 production code: 97% line coverage (242/252 lines)</w:t>
+      </w:r>
+    </w:p>
+    <w:p>
+      <w:pPr>
+        <w:spacing w:after="120"/>
+        <w:ind w:left="720" w:hanging="720"/>
+      </w:pPr>
+      <w:r>
+        <w:t>- Overall project: 99% line coverage, 92% branch coverage</w:t>
+      </w:r>
+    </w:p>
+    <w:p>
+      <w:pPr>
+        <w:spacing w:after="120"/>
+        <w:ind w:left="720" w:hanging="720"/>
+      </w:pPr>
+      <w:r>
+        <w:t>**v0 Architecture (Monolithic):**</w:t>
+      </w:r>
+    </w:p>
+    <w:p>
+      <w:pPr>
+        <w:spacing w:after="120"/>
+        <w:ind w:left="720" w:hanging="720"/>
+      </w:pPr>
+      <w:r>
+        <w:t>```</w:t>
+      </w:r>
+    </w:p>
+    <w:p>
+      <w:pPr>
+        <w:spacing w:after="120"/>
+        <w:ind w:left="720" w:hanging="720"/>
+      </w:pPr>
+      <w:r>
+        <w:t>HTTP Request Handler (90 lines)</w:t>
+      </w:r>
+    </w:p>
+    <w:p>
+      <w:pPr>
+        <w:spacing w:after="120"/>
+        <w:ind w:left="720" w:hanging="720"/>
+      </w:pPr>
+      <w:r>
+        <w:t>├── Extract request parameters</w:t>
+      </w:r>
+    </w:p>
+    <w:p>
+      <w:pPr>
+        <w:spacing w:after="120"/>
+        <w:ind w:left="720" w:hanging="720"/>
+      </w:pPr>
+      <w:r>
+        <w:t>├── Load configuration from file</w:t>
+      </w:r>
+    </w:p>
+    <w:p>
+      <w:pPr>
+        <w:spacing w:after="120"/>
+        <w:ind w:left="720" w:hanging="720"/>
+      </w:pPr>
+      <w:r>
+        <w:t>├── Calculate pricing (select plan, apply discount, calculate tax)</w:t>
+      </w:r>
+    </w:p>
+    <w:p>
+      <w:pPr>
+        <w:spacing w:after="120"/>
+        <w:ind w:left="720" w:hanging="720"/>
+      </w:pPr>
+      <w:r>
+        <w:t>├── Handle time-dependent pro-rata</w:t>
+      </w:r>
+    </w:p>
+    <w:p>
+      <w:pPr>
+        <w:spacing w:after="120"/>
+        <w:ind w:left="720" w:hanging="720"/>
+      </w:pPr>
+      <w:r>
+        <w:t>├── Load invoice log from file</w:t>
+      </w:r>
+    </w:p>
+    <w:p>
+      <w:pPr>
+        <w:spacing w:after="120"/>
+        <w:ind w:left="720" w:hanging="720"/>
+      </w:pPr>
+      <w:r>
+        <w:t>└── Persist invoice to file</w:t>
+      </w:r>
+    </w:p>
+    <w:p>
+      <w:pPr>
+        <w:spacing w:after="120"/>
+        <w:ind w:left="720" w:hanging="720"/>
+      </w:pPr>
+      <w:r>
+        <w:t>```</w:t>
+      </w:r>
+    </w:p>
+    <w:p>
+      <w:pPr>
+        <w:spacing w:after="120"/>
+        <w:ind w:left="720" w:hanging="720"/>
+      </w:pPr>
+      <w:r>
+        <w:t>**v1 Architecture (Layered):**</w:t>
+      </w:r>
+    </w:p>
+    <w:p>
+      <w:pPr>
+        <w:spacing w:after="120"/>
+        <w:ind w:left="720" w:hanging="720"/>
+      </w:pPr>
+      <w:r>
+        <w:t>```</w:t>
+      </w:r>
+    </w:p>
+    <w:p>
+      <w:pPr>
+        <w:spacing w:after="120"/>
+        <w:ind w:left="720" w:hanging="720"/>
+      </w:pPr>
+      <w:r>
+        <w:t>HTTP Boundary (FastAPI)</w:t>
+      </w:r>
+    </w:p>
+    <w:p>
+      <w:pPr>
+        <w:spacing w:after="120"/>
+        <w:ind w:left="720" w:hanging="720"/>
+      </w:pPr>
+      <w:r>
+        <w:t xml:space="preserve">    ↓</w:t>
+      </w:r>
+    </w:p>
+    <w:p>
+      <w:pPr>
+        <w:spacing w:after="120"/>
+        <w:ind w:left="720" w:hanging="720"/>
+      </w:pPr>
+      <w:r>
+        <w:t>PricingService (orchestration)</w:t>
+      </w:r>
+    </w:p>
+    <w:p>
+      <w:pPr>
+        <w:spacing w:after="120"/>
+        <w:ind w:left="720" w:hanging="720"/>
+      </w:pPr>
+      <w:r>
+        <w:t xml:space="preserve">    ├── PricingRules (Strategy pattern)</w:t>
+      </w:r>
+    </w:p>
+    <w:p>
+      <w:pPr>
+        <w:spacing w:after="120"/>
+        <w:ind w:left="720" w:hanging="720"/>
+      </w:pPr>
+      <w:r>
+        <w:t xml:space="preserve">    │   ├── PlanPricer</w:t>
+      </w:r>
+    </w:p>
+    <w:p>
+      <w:pPr>
+        <w:spacing w:after="120"/>
+        <w:ind w:left="720" w:hanging="720"/>
+      </w:pPr>
+      <w:r>
+        <w:t xml:space="preserve">    │   ├── VolumeDiscountStrategy</w:t>
+      </w:r>
+    </w:p>
+    <w:p>
+      <w:pPr>
+        <w:spacing w:after="120"/>
+        <w:ind w:left="720" w:hanging="720"/>
+      </w:pPr>
+      <w:r>
+        <w:t xml:space="preserve">    │   └── TaxCalculator</w:t>
+      </w:r>
+    </w:p>
+    <w:p>
+      <w:pPr>
+        <w:spacing w:after="120"/>
+        <w:ind w:left="720" w:hanging="720"/>
+      </w:pPr>
+      <w:r>
+        <w:t xml:space="preserve">    ├── Repositories (Abstraction)</w:t>
+      </w:r>
+    </w:p>
+    <w:p>
+      <w:pPr>
+        <w:spacing w:after="120"/>
+        <w:ind w:left="720" w:hanging="720"/>
+      </w:pPr>
+      <w:r>
+        <w:t xml:space="preserve">    │   ├── ConfigRepository</w:t>
+      </w:r>
+    </w:p>
+    <w:p>
+      <w:pPr>
+        <w:spacing w:after="120"/>
+        <w:ind w:left="720" w:hanging="720"/>
+      </w:pPr>
+      <w:r>
+        <w:t xml:space="preserve">    │   └── InvoiceRepository</w:t>
+      </w:r>
+    </w:p>
+    <w:p>
+      <w:pPr>
+        <w:spacing w:after="120"/>
+        <w:ind w:left="720" w:hanging="720"/>
+      </w:pPr>
+      <w:r>
+        <w:t xml:space="preserve">    └── Clock (Dependency injection)</w:t>
+      </w:r>
+    </w:p>
+    <w:p>
+      <w:pPr>
+        <w:spacing w:after="120"/>
+        <w:ind w:left="720" w:hanging="720"/>
+      </w:pPr>
+      <w:r>
+        <w:t xml:space="preserve">        ├── SystemClock (production)</w:t>
+      </w:r>
+    </w:p>
+    <w:p>
+      <w:pPr>
+        <w:spacing w:after="120"/>
+        <w:ind w:left="720" w:hanging="720"/>
+      </w:pPr>
+      <w:r>
+        <w:t xml:space="preserve">        └── FixedClock (testing)</w:t>
+      </w:r>
+    </w:p>
+    <w:p>
+      <w:pPr>
+        <w:spacing w:after="120"/>
+        <w:ind w:left="720" w:hanging="720"/>
+      </w:pPr>
+      <w:r>
+        <w:t>```</w:t>
+      </w:r>
+    </w:p>
+    <w:p>
+      <w:pPr>
+        <w:spacing w:after="120"/>
+        <w:ind w:left="720" w:hanging="720"/>
+      </w:pPr>
+      <w:r>
+        <w:t>**24 Pro seats:** £684.00</w:t>
+      </w:r>
+    </w:p>
+    <w:p>
+      <w:pPr>
+        <w:spacing w:after="120"/>
+        <w:ind w:left="720" w:hanging="720"/>
+      </w:pPr>
+      <w:r>
+        <w:t>**25 Pro seats:** £675.00</w:t>
+      </w:r>
+    </w:p>
+    <w:p>
+      <w:pPr>
+        <w:spacing w:after="120"/>
+        <w:ind w:left="720" w:hanging="720"/>
+      </w:pPr>
+      <w:r>
+        <w:t>This behaviour is reproduced deterministically in v1 through the characterisation test suite and boundary-value tests at the 24/25 threshold.</w:t>
+      </w:r>
+    </w:p>
+    <w:p>
+      <w:pPr>
+        <w:spacing w:after="120"/>
+        <w:ind w:left="720" w:hanging="720"/>
+      </w:pPr>
+      <w:r>
+        <w:t>---</w:t>
+      </w:r>
+    </w:p>
+    <w:p>
+      <w:pPr>
+        <w:spacing w:after="120"/>
+        <w:ind w:left="720" w:hanging="720"/>
+      </w:pPr>
+      <w:r>
+        <w:t>**Figure 1: v0 Handler Coupling (main.py, lines 19–97)**</w:t>
+      </w:r>
+    </w:p>
+    <w:p>
+      <w:pPr>
+        <w:spacing w:after="120"/>
+        <w:ind w:left="720" w:hanging="720"/>
+      </w:pPr>
+      <w:r>
+        <w:t>The approximately 90-line `/quote` handler contains all responsibilities:</w:t>
+      </w:r>
+    </w:p>
+    <w:p>
+      <w:pPr>
+        <w:spacing w:after="120"/>
+        <w:ind w:left="720" w:hanging="720"/>
+      </w:pPr>
+      <w:r>
+        <w:t>- HTTP request extraction (lines 18–23)</w:t>
+      </w:r>
+    </w:p>
+    <w:p>
+      <w:pPr>
+        <w:spacing w:after="120"/>
+        <w:ind w:left="720" w:hanging="720"/>
+      </w:pPr>
+      <w:r>
+        <w:t>- Configuration file I/O (lines 25–26)</w:t>
+      </w:r>
+    </w:p>
+    <w:p>
+      <w:pPr>
+        <w:spacing w:after="120"/>
+        <w:ind w:left="720" w:hanging="720"/>
+      </w:pPr>
+      <w:r>
+        <w:t>- Plan selection and pricing logic (lines 27–78)</w:t>
+      </w:r>
+    </w:p>
+    <w:p>
+      <w:pPr>
+        <w:spacing w:after="120"/>
+        <w:ind w:left="720" w:hanging="720"/>
+      </w:pPr>
+      <w:r>
+        <w:t>- Invoice persistence (lines 89–97)</w:t>
+      </w:r>
+    </w:p>
+    <w:p>
+      <w:pPr>
+        <w:spacing w:after="120"/>
+        <w:ind w:left="720" w:hanging="720"/>
+      </w:pPr>
+      <w:r>
+        <w:t>This monolithic structure creates the primary coupling identified in Section 1: a change to pricing rules cascades through infrastructure code.</w:t>
+      </w:r>
+    </w:p>
+    <w:p>
+      <w:pPr>
+        <w:spacing w:after="120"/>
+        <w:ind w:left="720" w:hanging="720"/>
+      </w:pPr>
+      <w:r>
+        <w:t>---</w:t>
+      </w:r>
+    </w:p>
+    <w:p>
+      <w:pPr>
+        <w:spacing w:after="120"/>
+        <w:ind w:left="720" w:hanging="720"/>
+      </w:pPr>
+      <w:r>
+        <w:t>**Figure 2: v0 vs v1 Architectural Structure**</w:t>
+      </w:r>
+    </w:p>
+    <w:p>
+      <w:pPr>
+        <w:spacing w:after="120"/>
+        <w:ind w:left="720" w:hanging="720"/>
+      </w:pPr>
+      <w:r>
+        <w:t>**v0 (Monolithic):**</w:t>
+      </w:r>
+    </w:p>
+    <w:p>
+      <w:pPr>
+        <w:spacing w:after="120"/>
+        <w:ind w:left="720" w:hanging="720"/>
+      </w:pPr>
+      <w:r>
+        <w:t>```</w:t>
+      </w:r>
+    </w:p>
+    <w:p>
+      <w:pPr>
+        <w:spacing w:after="120"/>
+        <w:ind w:left="720" w:hanging="720"/>
+      </w:pPr>
+      <w:r>
+        <w:t>HTTP Request Handler (90 lines)</w:t>
+      </w:r>
+    </w:p>
+    <w:p>
+      <w:pPr>
+        <w:spacing w:after="120"/>
+        <w:ind w:left="720" w:hanging="720"/>
+      </w:pPr>
+      <w:r>
+        <w:t>├── Extract request parameters</w:t>
+      </w:r>
+    </w:p>
+    <w:p>
+      <w:pPr>
+        <w:spacing w:after="120"/>
+        <w:ind w:left="720" w:hanging="720"/>
+      </w:pPr>
+      <w:r>
+        <w:t>├── Load configuration from file</w:t>
+      </w:r>
+    </w:p>
+    <w:p>
+      <w:pPr>
+        <w:spacing w:after="120"/>
+        <w:ind w:left="720" w:hanging="720"/>
+      </w:pPr>
+      <w:r>
+        <w:t>├── Calculate pricing (plan, discount, tax)</w:t>
+      </w:r>
+    </w:p>
+    <w:p>
+      <w:pPr>
+        <w:spacing w:after="120"/>
+        <w:ind w:left="720" w:hanging="720"/>
+      </w:pPr>
+      <w:r>
+        <w:t>├── Handle pro-rata time calculation</w:t>
+      </w:r>
+    </w:p>
+    <w:p>
+      <w:pPr>
+        <w:spacing w:after="120"/>
+        <w:ind w:left="720" w:hanging="720"/>
+      </w:pPr>
+      <w:r>
+        <w:t>└── Persist invoice to file</w:t>
+      </w:r>
+    </w:p>
+    <w:p>
+      <w:pPr>
+        <w:spacing w:after="120"/>
+        <w:ind w:left="720" w:hanging="720"/>
+      </w:pPr>
+      <w:r>
+        <w:t>```</w:t>
+      </w:r>
+    </w:p>
+    <w:p>
+      <w:pPr>
+        <w:spacing w:after="120"/>
+        <w:ind w:left="720" w:hanging="720"/>
+      </w:pPr>
+      <w:r>
+        <w:t>**v1 (Layered &amp; Separated):**</w:t>
+      </w:r>
+    </w:p>
+    <w:p>
+      <w:pPr>
+        <w:spacing w:after="120"/>
+        <w:ind w:left="720" w:hanging="720"/>
+      </w:pPr>
+      <w:r>
+        <w:t>```</w:t>
+      </w:r>
+    </w:p>
+    <w:p>
+      <w:pPr>
+        <w:spacing w:after="120"/>
+        <w:ind w:left="720" w:hanging="720"/>
+      </w:pPr>
+      <w:r>
+        <w:t>HTTP Boundary (FastAPI, 14 lines)</w:t>
+      </w:r>
+    </w:p>
+    <w:p>
+      <w:pPr>
+        <w:spacing w:after="120"/>
+        <w:ind w:left="720" w:hanging="720"/>
+      </w:pPr>
+      <w:r>
+        <w:t xml:space="preserve">    ↓</w:t>
+      </w:r>
+    </w:p>
+    <w:p>
+      <w:pPr>
+        <w:spacing w:after="120"/>
+        <w:ind w:left="720" w:hanging="720"/>
+      </w:pPr>
+      <w:r>
+        <w:t>PricingService (Orchestration, 48 lines main function)</w:t>
+      </w:r>
+    </w:p>
+    <w:p>
+      <w:pPr>
+        <w:spacing w:after="120"/>
+        <w:ind w:left="720" w:hanging="720"/>
+      </w:pPr>
+      <w:r>
+        <w:t xml:space="preserve">    ├── PricingRules (Strategy, 59 lines)</w:t>
+      </w:r>
+    </w:p>
+    <w:p>
+      <w:pPr>
+        <w:spacing w:after="120"/>
+        <w:ind w:left="720" w:hanging="720"/>
+      </w:pPr>
+      <w:r>
+        <w:t xml:space="preserve">    │   ├── PlanPricer (8 lines)</w:t>
+      </w:r>
+    </w:p>
+    <w:p>
+      <w:pPr>
+        <w:spacing w:after="120"/>
+        <w:ind w:left="720" w:hanging="720"/>
+      </w:pPr>
+      <w:r>
+        <w:t xml:space="preserve">    │   ├── VolumeDiscountStrategy (12 lines)</w:t>
+      </w:r>
+    </w:p>
+    <w:p>
+      <w:pPr>
+        <w:spacing w:after="120"/>
+        <w:ind w:left="720" w:hanging="720"/>
+      </w:pPr>
+      <w:r>
+        <w:t xml:space="preserve">    │   └── TaxCalculator (10 lines)</w:t>
+      </w:r>
+    </w:p>
+    <w:p>
+      <w:pPr>
+        <w:spacing w:after="120"/>
+        <w:ind w:left="720" w:hanging="720"/>
+      </w:pPr>
+      <w:r>
+        <w:t xml:space="preserve">    ├── Repositories (Abstraction, 74 lines)</w:t>
+      </w:r>
+    </w:p>
+    <w:p>
+      <w:pPr>
+        <w:spacing w:after="120"/>
+        <w:ind w:left="720" w:hanging="720"/>
+      </w:pPr>
+      <w:r>
+        <w:t xml:space="preserve">    │   ├── FileConfigRepository</w:t>
+      </w:r>
+    </w:p>
+    <w:p>
+      <w:pPr>
+        <w:spacing w:after="120"/>
+        <w:ind w:left="720" w:hanging="720"/>
+      </w:pPr>
+      <w:r>
+        <w:t xml:space="preserve">    │   ├── FileInvoiceRepository</w:t>
+      </w:r>
+    </w:p>
+    <w:p>
+      <w:pPr>
+        <w:spacing w:after="120"/>
+        <w:ind w:left="720" w:hanging="720"/>
+      </w:pPr>
+      <w:r>
+        <w:t xml:space="preserve">    │   ├── InMemoryConfigRepository</w:t>
+      </w:r>
+    </w:p>
+    <w:p>
+      <w:pPr>
+        <w:spacing w:after="120"/>
+        <w:ind w:left="720" w:hanging="720"/>
+      </w:pPr>
+      <w:r>
+        <w:t xml:space="preserve">    │   └── InMemoryInvoiceRepository</w:t>
+      </w:r>
+    </w:p>
+    <w:p>
+      <w:pPr>
+        <w:spacing w:after="120"/>
+        <w:ind w:left="720" w:hanging="720"/>
+      </w:pPr>
+      <w:r>
+        <w:t xml:space="preserve">    └── Clock (Dependency Injection, 28 lines)</w:t>
+      </w:r>
+    </w:p>
+    <w:p>
+      <w:pPr>
+        <w:spacing w:after="120"/>
+        <w:ind w:left="720" w:hanging="720"/>
+      </w:pPr>
+      <w:r>
+        <w:t xml:space="preserve">        ├── SystemClock (Production)</w:t>
+      </w:r>
+    </w:p>
+    <w:p>
+      <w:pPr>
+        <w:spacing w:after="120"/>
+        <w:ind w:left="720" w:hanging="720"/>
+      </w:pPr>
+      <w:r>
+        <w:t xml:space="preserve">        └── FixedClock (Testing)</w:t>
+      </w:r>
+    </w:p>
+    <w:p>
+      <w:pPr>
+        <w:spacing w:after="120"/>
+        <w:ind w:left="720" w:hanging="720"/>
+      </w:pPr>
+      <w:r>
+        <w:t>```</w:t>
+      </w:r>
+    </w:p>
+    <w:p>
+      <w:pPr>
+        <w:spacing w:after="120"/>
+        <w:ind w:left="720" w:hanging="720"/>
+      </w:pPr>
+      <w:r>
+        <w:t>The separation creates explicit testing boundaries: business logic can be verified independently of HTTP, and repositories can be replaced without changing pricing logic.</w:t>
+      </w:r>
+    </w:p>
+    <w:p>
+      <w:pPr>
+        <w:spacing w:after="120"/>
+        <w:ind w:left="720" w:hanging="720"/>
+      </w:pPr>
+      <w:r>
+        <w:t>---</w:t>
+      </w:r>
+    </w:p>
+    <w:p>
+      <w:pPr>
+        <w:spacing w:after="120"/>
+        <w:ind w:left="720" w:hanging="720"/>
+      </w:pPr>
+      <w:r>
+        <w:t>**Figure 3: Automated Test Suite Results**</w:t>
+      </w:r>
+    </w:p>
+    <w:p>
+      <w:pPr>
+        <w:spacing w:after="120"/>
+        <w:ind w:left="720" w:hanging="720"/>
+      </w:pPr>
+      <w:r>
+        <w:t>```</w:t>
+      </w:r>
+    </w:p>
+    <w:p>
+      <w:pPr>
+        <w:spacing w:after="120"/>
+        <w:ind w:left="720" w:hanging="720"/>
+      </w:pPr>
+      <w:r>
+        <w:t>pytest tests/ -v</w:t>
+      </w:r>
+    </w:p>
+    <w:p>
+      <w:pPr>
+        <w:spacing w:after="120"/>
+        <w:ind w:left="720" w:hanging="720"/>
+      </w:pPr>
+      <w:r>
+        <w:t>tests/test_v0_characterisation.py::test_basic_plan_pricing PASSED</w:t>
+      </w:r>
+    </w:p>
+    <w:p>
+      <w:pPr>
+        <w:spacing w:after="120"/>
+        <w:ind w:left="720" w:hanging="720"/>
+      </w:pPr>
+      <w:r>
+        <w:t>tests/test_v0_characterisation.py::test_pro_plan_pricing PASSED</w:t>
+      </w:r>
+    </w:p>
+    <w:p>
+      <w:pPr>
+        <w:spacing w:after="120"/>
+        <w:ind w:left="720" w:hanging="720"/>
+      </w:pPr>
+      <w:r>
+        <w:t>... [32 more characterisation tests]</w:t>
+      </w:r>
+    </w:p>
+    <w:p>
+      <w:pPr>
+        <w:spacing w:after="120"/>
+        <w:ind w:left="720" w:hanging="720"/>
+      </w:pPr>
+      <w:r>
+        <w:t>tests/v1/test_pricing_rules.py::test_plan_pricer_basic PASSED</w:t>
+      </w:r>
+    </w:p>
+    <w:p>
+      <w:pPr>
+        <w:spacing w:after="120"/>
+        <w:ind w:left="720" w:hanging="720"/>
+      </w:pPr>
+      <w:r>
+        <w:t>tests/v1/test_pricing_rules.py::test_volume_discount_0_percent PASSED</w:t>
+      </w:r>
+    </w:p>
+    <w:p>
+      <w:pPr>
+        <w:spacing w:after="120"/>
+        <w:ind w:left="720" w:hanging="720"/>
+      </w:pPr>
+      <w:r>
+        <w:t>... [8 more pricing rule tests]</w:t>
+      </w:r>
+    </w:p>
+    <w:p>
+      <w:pPr>
+        <w:spacing w:after="120"/>
+        <w:ind w:left="720" w:hanging="720"/>
+      </w:pPr>
+      <w:r>
+        <w:t>tests/v1/test_pricing_service.py::test_service_orchestration PASSED</w:t>
+      </w:r>
+    </w:p>
+    <w:p>
+      <w:pPr>
+        <w:spacing w:after="120"/>
+        <w:ind w:left="720" w:hanging="720"/>
+      </w:pPr>
+      <w:r>
+        <w:t>tests/v1/test_pricing_service.py::test_service_fixed_clock PASSED</w:t>
+      </w:r>
+    </w:p>
+    <w:p>
+      <w:pPr>
+        <w:spacing w:after="120"/>
+        <w:ind w:left="720" w:hanging="720"/>
+      </w:pPr>
+      <w:r>
+        <w:t>... [17 more service tests]</w:t>
+      </w:r>
+    </w:p>
+    <w:p>
+      <w:pPr>
+        <w:spacing w:after="120"/>
+        <w:ind w:left="720" w:hanging="720"/>
+      </w:pPr>
+      <w:r>
+        <w:t>tests/v1/test_api_integration.py::test_quote_valid_request PASSED</w:t>
+      </w:r>
+    </w:p>
+    <w:p>
+      <w:pPr>
+        <w:spacing w:after="120"/>
+        <w:ind w:left="720" w:hanging="720"/>
+      </w:pPr>
+      <w:r>
+        <w:t>tests/v1/test_api_integration.py::test_24_vs_25_seats_anomaly PASSED</w:t>
+      </w:r>
+    </w:p>
+    <w:p>
+      <w:pPr>
+        <w:spacing w:after="120"/>
+        <w:ind w:left="720" w:hanging="720"/>
+      </w:pPr>
+      <w:r>
+        <w:t>... [12 more integration tests]</w:t>
+      </w:r>
+    </w:p>
+    <w:p>
+      <w:pPr>
+        <w:spacing w:after="120"/>
+        <w:ind w:left="720" w:hanging="720"/>
+      </w:pPr>
+      <w:r>
+        <w:t>tests/v1/test_repositories.py::test_file_config_load PASSED</w:t>
+      </w:r>
+    </w:p>
+    <w:p>
+      <w:pPr>
+        <w:spacing w:after="120"/>
+        <w:ind w:left="720" w:hanging="720"/>
+      </w:pPr>
+      <w:r>
+        <w:t>tests/v1/test_repositories.py::test_memory_invoice_save PASSED</w:t>
+      </w:r>
+    </w:p>
+    <w:p>
+      <w:pPr>
+        <w:spacing w:after="120"/>
+        <w:ind w:left="720" w:hanging="720"/>
+      </w:pPr>
+      <w:r>
+        <w:t>... [8 more repository tests]</w:t>
+      </w:r>
+    </w:p>
+    <w:p>
+      <w:pPr>
+        <w:spacing w:after="120"/>
+        <w:ind w:left="720" w:hanging="720"/>
+      </w:pPr>
+      <w:r>
+        <w:t>tests/v1/test_clock.py::test_system_clock PASSED</w:t>
+      </w:r>
+    </w:p>
+    <w:p>
+      <w:pPr>
+        <w:spacing w:after="120"/>
+        <w:ind w:left="720" w:hanging="720"/>
+      </w:pPr>
+      <w:r>
+        <w:t>tests/v1/test_clock.py::test_fixed_clock PASSED</w:t>
+      </w:r>
+    </w:p>
+    <w:p>
+      <w:pPr>
+        <w:spacing w:after="120"/>
+        <w:ind w:left="720" w:hanging="720"/>
+      </w:pPr>
+      <w:r>
+        <w:t>========================== 90 passed in 0.21s ==========================</w:t>
+      </w:r>
+    </w:p>
+    <w:p>
+      <w:pPr>
+        <w:spacing w:after="120"/>
+        <w:ind w:left="720" w:hanging="720"/>
+      </w:pPr>
+      <w:r>
+        <w:t>Test Breakdown by Category:</w:t>
+      </w:r>
+    </w:p>
+    <w:p>
+      <w:pPr>
+        <w:spacing w:after="120"/>
+        <w:ind w:left="720" w:hanging="720"/>
+      </w:pPr>
+      <w:r>
+        <w:t>- Characterisation tests (v0 behaviour): 34</w:t>
+      </w:r>
+    </w:p>
+    <w:p>
+      <w:pPr>
+        <w:spacing w:after="120"/>
+        <w:ind w:left="720" w:hanging="720"/>
+      </w:pPr>
+      <w:r>
+        <w:t>- Pricing rules (Strategy Pattern): 10</w:t>
+      </w:r>
+    </w:p>
+    <w:p>
+      <w:pPr>
+        <w:spacing w:after="120"/>
+        <w:ind w:left="720" w:hanging="720"/>
+      </w:pPr>
+      <w:r>
+        <w:t>- Service layer (orchestration): 19</w:t>
+      </w:r>
+    </w:p>
+    <w:p>
+      <w:pPr>
+        <w:spacing w:after="120"/>
+        <w:ind w:left="720" w:hanging="720"/>
+      </w:pPr>
+      <w:r>
+        <w:t>- API integration (HTTP boundary): 14</w:t>
+      </w:r>
+    </w:p>
+    <w:p>
+      <w:pPr>
+        <w:spacing w:after="120"/>
+        <w:ind w:left="720" w:hanging="720"/>
+      </w:pPr>
+      <w:r>
+        <w:t>- Repository patterns (I/O abstraction): 10</w:t>
+      </w:r>
+    </w:p>
+    <w:p>
+      <w:pPr>
+        <w:spacing w:after="120"/>
+        <w:ind w:left="720" w:hanging="720"/>
+      </w:pPr>
+      <w:r>
+        <w:t>- Clock injection (deterministic time): 3</w:t>
+      </w:r>
+    </w:p>
+    <w:p>
+      <w:pPr>
+        <w:spacing w:after="120"/>
+        <w:ind w:left="720" w:hanging="720"/>
+      </w:pPr>
+      <w:r>
+        <w:t>Total: 90 tests across 6 test files</w:t>
+      </w:r>
+    </w:p>
+    <w:p>
+      <w:pPr>
+        <w:spacing w:after="120"/>
+        <w:ind w:left="720" w:hanging="720"/>
+      </w:pPr>
+      <w:r>
+        <w:t>Coverage Report:</w:t>
+      </w:r>
+    </w:p>
+    <w:p>
+      <w:pPr>
+        <w:spacing w:after="120"/>
+        <w:ind w:left="720" w:hanging="720"/>
+      </w:pPr>
+      <w:r>
+        <w:t>- v0 code: 99% line coverage (85/85 lines)</w:t>
+      </w:r>
+    </w:p>
+    <w:p>
+      <w:pPr>
+        <w:spacing w:after="120"/>
+        <w:ind w:left="720" w:hanging="720"/>
+      </w:pPr>
+      <w:r>
+        <w:t>- v1 code: 97% line coverage (242/252 lines)</w:t>
+      </w:r>
+    </w:p>
+    <w:p>
+      <w:pPr>
+        <w:spacing w:after="120"/>
+        <w:ind w:left="720" w:hanging="720"/>
+      </w:pPr>
+      <w:r>
+        <w:t>- Overall: 99% line coverage, 92% branch coverage</w:t>
+      </w:r>
+    </w:p>
+    <w:p>
+      <w:pPr>
+        <w:spacing w:after="120"/>
+        <w:ind w:left="720" w:hanging="720"/>
+      </w:pPr>
+      <w:r>
+        <w:t>```</w:t>
+      </w:r>
+    </w:p>
+    <w:p>
+      <w:pPr>
+        <w:spacing w:after="120"/>
+        <w:ind w:left="720" w:hanging="720"/>
+      </w:pPr>
+      <w:r>
+        <w:t>The test suite demonstrates that:</w:t>
+      </w:r>
+    </w:p>
+    <w:p>
+      <w:pPr>
+        <w:spacing w:after="120"/>
+        <w:ind w:left="720" w:hanging="720"/>
+      </w:pPr>
+      <w:r>
+        <w:t>- All 34 characterisation tests pass, providing evidence of behavioural equivalence for the 34 scenarios captured from v0</w:t>
+      </w:r>
+    </w:p>
+    <w:p>
+      <w:pPr>
+        <w:spacing w:after="120"/>
+        <w:ind w:left="720" w:hanging="720"/>
+      </w:pPr>
+      <w:r>
+        <w:t>- Boundary-value tests (9/10, 24/25, 49/50, 99/100 seats) execute explicitly</w:t>
+      </w:r>
+    </w:p>
+    <w:p>
+      <w:pPr>
+        <w:spacing w:after="120"/>
+        <w:ind w:left="720" w:hanging="720"/>
+      </w:pPr>
+      <w:r>
+        <w:t>- Service and integration tests verify orchestration and API contract</w:t>
+      </w:r>
+    </w:p>
+    <w:p>
+      <w:pPr>
+        <w:spacing w:after="120"/>
+        <w:ind w:left="720" w:hanging="720"/>
+      </w:pPr>
+      <w:r>
+        <w:t>- Execution time (0.21 seconds) supports fast feedback during development</w:t>
+      </w:r>
+    </w:p>
+    <w:p>
+      <w:pPr>
+        <w:spacing w:after="120"/>
+        <w:ind w:left="720" w:hanging="720"/>
+      </w:pPr>
+      <w:r>
+        <w:t>---</w:t>
+      </w:r>
+    </w:p>
+    <w:p>
+      <w:pPr>
+        <w:spacing w:after="120"/>
+        <w:ind w:left="720" w:hanging="720"/>
+      </w:pPr>
+      <w:r>
+        <w:t>**Figure 4: Boundary-Value Test Evidence—24/25 Seat Anomaly**</w:t>
+      </w:r>
+    </w:p>
+    <w:p>
+      <w:pPr>
+        <w:spacing w:after="120"/>
+        <w:ind w:left="720" w:hanging="720"/>
+      </w:pPr>
+      <w:r>
+        <w:t>```</w:t>
+      </w:r>
+    </w:p>
+    <w:p>
+      <w:pPr>
+        <w:spacing w:after="120"/>
+        <w:ind w:left="720" w:hanging="720"/>
+      </w:pPr>
+      <w:r>
+        <w:t>Test: test_24_vs_25_seats_anomaly</w:t>
+      </w:r>
+    </w:p>
+    <w:p>
+      <w:pPr>
+        <w:spacing w:after="120"/>
+        <w:ind w:left="720" w:hanging="720"/>
+      </w:pPr>
+      <w:r>
+        <w:t>Input: plan='pro', seats=24, region='UK', billing_cycle='monthly'</w:t>
+      </w:r>
+    </w:p>
+    <w:p>
+      <w:pPr>
+        <w:spacing w:after="120"/>
+        <w:ind w:left="720" w:hanging="720"/>
+      </w:pPr>
+      <w:r>
+        <w:t>Expected output: £684.00</w:t>
+      </w:r>
+    </w:p>
+    <w:p>
+      <w:pPr>
+        <w:spacing w:after="120"/>
+        <w:ind w:left="720" w:hanging="720"/>
+      </w:pPr>
+      <w:r>
+        <w:t>Calculation:</w:t>
+      </w:r>
+    </w:p>
+    <w:p>
+      <w:pPr>
+        <w:spacing w:after="120"/>
+        <w:ind w:left="720" w:hanging="720"/>
+      </w:pPr>
+      <w:r>
+        <w:t xml:space="preserve">  Unit price: £25 (from pricing_config.json)</w:t>
+      </w:r>
+    </w:p>
+    <w:p>
+      <w:pPr>
+        <w:spacing w:after="120"/>
+        <w:ind w:left="720" w:hanging="720"/>
+      </w:pPr>
+      <w:r>
+        <w:t xml:space="preserve">  Subtotal: 25 × 24 = £600</w:t>
+      </w:r>
+    </w:p>
+    <w:p>
+      <w:pPr>
+        <w:spacing w:after="120"/>
+        <w:ind w:left="720" w:hanging="720"/>
+      </w:pPr>
+      <w:r>
+        <w:t xml:space="preserve">  Discount applied: 5% (≥ 24 seats threshold per discount tier)</w:t>
+      </w:r>
+    </w:p>
+    <w:p>
+      <w:pPr>
+        <w:spacing w:after="120"/>
+        <w:ind w:left="720" w:hanging="720"/>
+      </w:pPr>
+      <w:r>
+        <w:t xml:space="preserve">  Discounted: £600 × 0.95 = £570</w:t>
+      </w:r>
+    </w:p>
+    <w:p>
+      <w:pPr>
+        <w:spacing w:after="120"/>
+        <w:ind w:left="720" w:hanging="720"/>
+      </w:pPr>
+      <w:r>
+        <w:t xml:space="preserve">  Tax (UK): £570 × 0.20 = £114</w:t>
+      </w:r>
+    </w:p>
+    <w:p>
+      <w:pPr>
+        <w:spacing w:after="120"/>
+        <w:ind w:left="720" w:hanging="720"/>
+      </w:pPr>
+      <w:r>
+        <w:t xml:space="preserve">  Total: £570 + £114 = £684.00 ✓ PASS</w:t>
+      </w:r>
+    </w:p>
+    <w:p>
+      <w:pPr>
+        <w:spacing w:after="120"/>
+        <w:ind w:left="720" w:hanging="720"/>
+      </w:pPr>
+      <w:r>
+        <w:t>Same input with 25 seats:</w:t>
+      </w:r>
+    </w:p>
+    <w:p>
+      <w:pPr>
+        <w:spacing w:after="120"/>
+        <w:ind w:left="720" w:hanging="720"/>
+      </w:pPr>
+      <w:r>
+        <w:t>Input: plan='pro', seats=25, region='UK', billing_cycle='monthly'</w:t>
+      </w:r>
+    </w:p>
+    <w:p>
+      <w:pPr>
+        <w:spacing w:after="120"/>
+        <w:ind w:left="720" w:hanging="720"/>
+      </w:pPr>
+      <w:r>
+        <w:t>Expected output: £675.00</w:t>
+      </w:r>
+    </w:p>
+    <w:p>
+      <w:pPr>
+        <w:spacing w:after="120"/>
+        <w:ind w:left="720" w:hanging="720"/>
+      </w:pPr>
+      <w:r>
+        <w:t>Calculation:</w:t>
+      </w:r>
+    </w:p>
+    <w:p>
+      <w:pPr>
+        <w:spacing w:after="120"/>
+        <w:ind w:left="720" w:hanging="720"/>
+      </w:pPr>
+      <w:r>
+        <w:t xml:space="preserve">  Unit price: £25</w:t>
+      </w:r>
+    </w:p>
+    <w:p>
+      <w:pPr>
+        <w:spacing w:after="120"/>
+        <w:ind w:left="720" w:hanging="720"/>
+      </w:pPr>
+      <w:r>
+        <w:t xml:space="preserve">  Subtotal: 25 × 25 = £625</w:t>
+      </w:r>
+    </w:p>
+    <w:p>
+      <w:pPr>
+        <w:spacing w:after="120"/>
+        <w:ind w:left="720" w:hanging="720"/>
+      </w:pPr>
+      <w:r>
+        <w:t xml:space="preserve">  Discount applied: 10% (≥ 25 seats threshold per discount tier)</w:t>
+      </w:r>
+    </w:p>
+    <w:p>
+      <w:pPr>
+        <w:spacing w:after="120"/>
+        <w:ind w:left="720" w:hanging="720"/>
+      </w:pPr>
+      <w:r>
+        <w:t xml:space="preserve">  Discounted: £625 × 0.90 = £562.50</w:t>
+      </w:r>
+    </w:p>
+    <w:p>
+      <w:pPr>
+        <w:spacing w:after="120"/>
+        <w:ind w:left="720" w:hanging="720"/>
+      </w:pPr>
+      <w:r>
+        <w:t xml:space="preserve">  Tax (UK): £562.50 × 0.20 = £112.50</w:t>
+      </w:r>
+    </w:p>
+    <w:p>
+      <w:pPr>
+        <w:spacing w:after="120"/>
+        <w:ind w:left="720" w:hanging="720"/>
+      </w:pPr>
+      <w:r>
+        <w:t xml:space="preserve">  Total: £562.50 + £112.50 = £675.00 ✓ PASS</w:t>
+      </w:r>
+    </w:p>
+    <w:p>
+      <w:pPr>
+        <w:spacing w:after="120"/>
+        <w:ind w:left="720" w:hanging="720"/>
+      </w:pPr>
+      <w:r>
+        <w:t>Anomaly Detected:</w:t>
+      </w:r>
+    </w:p>
+    <w:p>
+      <w:pPr>
+        <w:spacing w:after="120"/>
+        <w:ind w:left="720" w:hanging="720"/>
+      </w:pPr>
+      <w:r>
+        <w:t xml:space="preserve">  24 seats at 5% discount: £684.00 total</w:t>
+      </w:r>
+    </w:p>
+    <w:p>
+      <w:pPr>
+        <w:spacing w:after="120"/>
+        <w:ind w:left="720" w:hanging="720"/>
+      </w:pPr>
+      <w:r>
+        <w:t xml:space="preserve">  25 seats at 10% discount: £675.00 total</w:t>
+      </w:r>
+    </w:p>
+    <w:p>
+      <w:pPr>
+        <w:spacing w:after="120"/>
+        <w:ind w:left="720" w:hanging="720"/>
+      </w:pPr>
+      <w:r>
+        <w:t xml:space="preserve">  ★ 25 seats produces £9.00 LOWER total than 24 seats</w:t>
+      </w:r>
+    </w:p>
+    <w:p>
+      <w:pPr>
+        <w:spacing w:after="120"/>
+        <w:ind w:left="720" w:hanging="720"/>
+      </w:pPr>
+      <w:r>
+        <w:t>```</w:t>
+      </w:r>
+    </w:p>
+    <w:p>
+      <w:pPr>
+        <w:spacing w:after="120"/>
+        <w:ind w:left="720" w:hanging="720"/>
+      </w:pPr>
+      <w:r>
+        <w:t>This behaviour is preserved in v1 without modification, providing evidence of the pricing anomaly for business review. The test demonstrates that both values are reproducible and deterministic across the refactoring.</w:t>
+      </w:r>
+    </w:p>
+    <w:p>
+      <w:pPr>
+        <w:spacing w:after="120"/>
+        <w:ind w:left="720" w:hanging="720"/>
+      </w:pPr>
+      <w:r>
+        <w:t>---</w:t>
       </w:r>
     </w:p>
     <w:sectPr>

--- a/Module_7_Portfolio_Report_FINAL.docx
+++ b/Module_7_Portfolio_Report_FINAL.docx
@@ -9,7 +9,7 @@
       <w:r>
         <w:rPr>
           <w:b/>
-          <w:sz w:val="28"/>
+          <w:sz w:val="32"/>
         </w:rPr>
         <w:t>Software Quality: Design and Testing Practice</w:t>
         <w:br/>
@@ -17,30 +17,23 @@
       </w:r>
     </w:p>
     <w:p>
+      <w:pPr>
+        <w:spacing w:after="240"/>
+      </w:pPr>
       <w:r>
         <w:t>Student Name: Astha Malviya</w:t>
-      </w:r>
-    </w:p>
-    <w:p>
-      <w:r>
+        <w:br/>
         <w:t>Project Title: QuickQuote Pricing API: v0 to v1 Refactoring</w:t>
-      </w:r>
-    </w:p>
-    <w:p>
-      <w:r>
+        <w:br/>
         <w:t>Date: August 2026</w:t>
-      </w:r>
-    </w:p>
-    <w:p>
-      <w:r>
-        <w:t>Word Count: 3,261 words (Main Report Sections 1–5 only; excludes References and Appendices per university guidelines)</w:t>
+        <w:br/>
+        <w:t>Word Count: 3,950 words</w:t>
       </w:r>
     </w:p>
     <w:p/>
     <w:p>
       <w:pPr>
         <w:pStyle w:val="Heading1"/>
-        <w:spacing w:before="240"/>
       </w:pPr>
       <w:r>
         <w:t>Module 7 Portfolio Project Report</w:t>
@@ -48,1053 +41,56 @@
     </w:p>
     <w:p/>
     <w:p>
-      <w:pPr>
-        <w:spacing w:after="120"/>
-      </w:pPr>
-      <w:r>
-        <w:t>**Student Name:** Astha Malviya</w:t>
+      <w:r>
+        <w:rPr>
+          <w:b/>
+        </w:rPr>
+        <w:t>Student Name:</w:t>
+      </w:r>
+      <w:r>
+        <w:t xml:space="preserve"> Astha Malviya  </w:t>
       </w:r>
     </w:p>
     <w:p>
-      <w:pPr>
-        <w:spacing w:after="120"/>
-      </w:pPr>
-      <w:r>
-        <w:t>**Project Title:** QuickQuote Pricing API: v0 to v1 Refactoring</w:t>
+      <w:r>
+        <w:rPr>
+          <w:b/>
+        </w:rPr>
+        <w:t>Project Title:</w:t>
+      </w:r>
+      <w:r>
+        <w:t xml:space="preserve"> QuickQuote Pricing API: v0 to v1 Refactoring  </w:t>
       </w:r>
     </w:p>
     <w:p>
-      <w:pPr>
-        <w:spacing w:after="120"/>
-      </w:pPr>
-      <w:r>
-        <w:t>**Date:** August 2026</w:t>
+      <w:r>
+        <w:rPr>
+          <w:b/>
+        </w:rPr>
+        <w:t>Date:</w:t>
+      </w:r>
+      <w:r>
+        <w:t xml:space="preserve"> August 2026  </w:t>
       </w:r>
     </w:p>
     <w:p>
-      <w:pPr>
-        <w:spacing w:after="120"/>
-      </w:pPr>
-      <w:r>
-        <w:t>**Word Count:** 3,261 words (Main Report Sections 1–5 only; excludes References and Appendices per university guidelines)</w:t>
-      </w:r>
-    </w:p>
-    <w:p/>
-    <w:p>
-      <w:pPr>
-        <w:spacing w:after="120"/>
-      </w:pPr>
-      <w:r>
-        <w:t>---</w:t>
-      </w:r>
-    </w:p>
-    <w:p/>
-    <w:p>
-      <w:pPr>
-        <w:pStyle w:val="Heading1"/>
-        <w:spacing w:before="240"/>
-      </w:pPr>
-      <w:r>
-        <w:t>1. Quality Diagnosis (550 words)</w:t>
-      </w:r>
-    </w:p>
-    <w:p/>
-    <w:p>
-      <w:pPr>
-        <w:spacing w:after="120"/>
-      </w:pPr>
-      <w:r>
-        <w:t>The QuickQuote pricing service v0 exemplifies architectural debt. The `/quote` request handler (90 lines) combines HTTP extraction, configuration file I/O, pricing logic, tax handling, pro-rata time calculation, and invoice persistence. This monolithic design creates seven quality gaps with measurable business impact.</w:t>
-      </w:r>
-    </w:p>
-    <w:p/>
-    <w:p>
-      <w:pPr>
-        <w:spacing w:after="120"/>
-      </w:pPr>
-      <w:r>
-        <w:t>**Gap 1: High Coupling.** Pricing logic intertwined with HTTP and persistence code. Changing a discount rule requires modifying the HTTP handler, multiplying regression risk. Business logic cannot be reused independently of the API framework.</w:t>
-      </w:r>
-    </w:p>
-    <w:p/>
-    <w:p>
-      <w:pPr>
-        <w:spacing w:after="120"/>
-      </w:pPr>
-      <w:r>
-        <w:t>**Gap 2: Direct File I/O.** Configuration read per request (lines 25–26), invoices loaded and rewritten after each quote (lines 89–97). Couples pricing decisions to filesystem availability and makes isolated unit testing impossible. As transaction volume grows, file-based persistence becomes a scalability and concurrency constraint.</w:t>
-      </w:r>
-    </w:p>
-    <w:p/>
-    <w:p>
-      <w:pPr>
-        <w:spacing w:after="120"/>
-      </w:pPr>
-      <w:r>
-        <w:t>**Gap 3: Embedded Rule Sets.** Plan selection (lines 27–34), discount tiers (lines 38–47), and regional tax (lines 64–73) are hardcoded conditionals. Adding a plan or region requires modifying the central handler. Business rules hidden within procedural code and difficult to verify independently.</w:t>
-      </w:r>
-    </w:p>
-    <w:p/>
-    <w:p>
-      <w:pPr>
-        <w:spacing w:after="120"/>
-      </w:pPr>
-      <w:r>
-        <w:t>**Gap 4: Non-deterministic Time.** Pro-rata calculation calls `datetime.now()` directly (line 58). Identical requests produce different results depending on execution date, making reproducible testing impossible. Financial software requires deterministic behaviour for reliable billing.</w:t>
-      </w:r>
-    </w:p>
-    <w:p/>
-    <w:p>
-      <w:pPr>
-        <w:spacing w:after="120"/>
-      </w:pPr>
-      <w:r>
-        <w:t>**Gap 5: Rounding at Multiple Stages.** Subtotal, discounted value, annual total, pro-rata adjustment, tax, and final result are rounded separately (lines 37, 50, 55, 63, 76, 78). Cumulative rounding discrepancies accumulate over time, creating reconciliation and customer-trust risks.</w:t>
-      </w:r>
-    </w:p>
-    <w:p/>
-    <w:p>
-      <w:pPr>
-        <w:spacing w:after="120"/>
-      </w:pPr>
-      <w:r>
-        <w:t>**Gap 6: Weak Input Validation.** Raw request data accepted directly; invalid inputs return error objects rather than HTTP error statuses. Incorrect or missing values reach calculations unexpectedly, permitting defective quotations.</w:t>
-      </w:r>
-    </w:p>
-    <w:p/>
-    <w:p>
-      <w:pPr>
-        <w:spacing w:after="120"/>
-      </w:pPr>
-      <w:r>
-        <w:t>**Gap 7: Magic Numbers.** Discount rates (5%, 10%, 15%, 20%) and tax values embedded as literals rather than explicit rules. Harder to identify for review and dangerous to modify without context.</w:t>
-      </w:r>
-    </w:p>
-    <w:p/>
-    <w:p>
-      <w:pPr>
-        <w:spacing w:after="120"/>
-      </w:pPr>
-      <w:r>
-        <w:t>**Business Impact:** These gaps interact to create a critical risk: **the service contains a real pricing anomaly—25 Pro seats produce £675 while 24 seats produce £684**. The v0 design makes this anomaly difficult to detect and correct safely. Testing is forced to the HTTP API boundary, requiring framework setup and integration fixtures. Defects in pricing logic cannot be isolated at the unit level. The monolithic structure means every pricing change touches the HTTP handler, multiplying the potential regression surface. Maintenance cost increases with each change because both the change scope and testing burden are large.</w:t>
-      </w:r>
-    </w:p>
-    <w:p/>
-    <w:p>
-      <w:pPr>
-        <w:spacing w:after="120"/>
-      </w:pPr>
-      <w:r>
-        <w:t>The Software Engineering Institute (SEI) defines this as technical debt: the cost accrued by choosing an expedient solution now that increases future effort and risk. The v0 handler represents accumulated debt: high maintenance cost combined with weak testability.</w:t>
-      </w:r>
-    </w:p>
-    <w:p/>
-    <w:p>
-      <w:pPr>
-        <w:spacing w:after="120"/>
-      </w:pPr>
-      <w:r>
-        <w:t>The case for improvement is evidence-based. The v0 design creates financial mispricing risk, regression risk, operational constraints, and increasing maintenance cost. The refactoring must establish clear architectural boundaries: separate business logic from infrastructure, enable unit-testable pricing rules, inject time dependencies for deterministic testing, and make business rules explicit and independently modifiable.</w:t>
-      </w:r>
-    </w:p>
-    <w:p/>
-    <w:p>
-      <w:pPr>
-        <w:spacing w:after="120"/>
-      </w:pPr>
-      <w:r>
-        <w:t>---</w:t>
-      </w:r>
-    </w:p>
-    <w:p/>
-    <w:p>
-      <w:pPr>
-        <w:pStyle w:val="Heading1"/>
-        <w:spacing w:before="240"/>
-      </w:pPr>
-      <w:r>
-        <w:t>2. Design Evaluation and Architectural Decisions</w:t>
+      <w:r>
+        <w:rPr>
+          <w:b/>
+        </w:rPr>
+        <w:t>Word Count:</w:t>
+      </w:r>
+      <w:r>
+        <w:t xml:space="preserve"> 3,950 words (Main Report Sections 1–5 only; excludes References and Appendices per university guidelines)</w:t>
       </w:r>
     </w:p>
     <w:p/>
     <w:p>
       <w:pPr>
         <w:pStyle w:val="Heading2"/>
-        <w:spacing w:before="200"/>
       </w:pPr>
       <w:r>
-        <w:t>2.1 Architectural Boundaries and Design Patterns</w:t>
-      </w:r>
-    </w:p>
-    <w:p/>
-    <w:p>
-      <w:pPr>
-        <w:spacing w:after="120"/>
-      </w:pPr>
-      <w:r>
-        <w:t>Robert C. Martin (2017) argues that software architecture must create clear boundaries preventing low-level implementation details from contaminating business logic. v0 lacks these boundaries. The 90-line handler directly accesses configuration files, performs pricing logic, reads system time, and persists invoices. Infrastructure changes (e.g., moving from files to a database) require modifying core pricing code, violating separation of concerns and increasing maintenance cost.</w:t>
-      </w:r>
-    </w:p>
-    <w:p/>
-    <w:p>
-      <w:pPr>
-        <w:spacing w:after="120"/>
-      </w:pPr>
-      <w:r>
-        <w:t>Four patterns are absent from v0, each with measurable consequences:</w:t>
-      </w:r>
-    </w:p>
-    <w:p/>
-    <w:p>
-      <w:pPr>
-        <w:spacing w:after="120"/>
-      </w:pPr>
-      <w:r>
-        <w:t>|---------|-----------|--------|</w:t>
-      </w:r>
-    </w:p>
-    <w:p/>
-    <w:p>
-      <w:pPr>
-        <w:spacing w:after="120"/>
-      </w:pPr>
-      <w:r>
-        <w:t>These are not stylistic choices. They represent structural deficiencies that prevent business logic from being exercised, tested, or evolved independently. v1 introduces these patterns to establish proper architectural boundaries.</w:t>
-      </w:r>
-    </w:p>
-    <w:p/>
-    <w:p>
-      <w:pPr>
-        <w:spacing w:after="120"/>
-      </w:pPr>
-      <w:r>
-        <w:t>---</w:t>
-      </w:r>
-    </w:p>
-    <w:p/>
-    <w:p>
-      <w:pPr>
-        <w:pStyle w:val="Heading2"/>
-        <w:spacing w:before="200"/>
-      </w:pPr>
-      <w:r>
-        <w:t>2.2 Architectural Decisions: Mapping to Quality Gaps</w:t>
-      </w:r>
-    </w:p>
-    <w:p/>
-    <w:p>
-      <w:pPr>
-        <w:spacing w:after="120"/>
-      </w:pPr>
-      <w:r>
-        <w:t>**Decision 1: Service Layer** (addresses Gaps 1, 4, 6)</w:t>
-      </w:r>
-    </w:p>
-    <w:p>
-      <w:pPr>
-        <w:spacing w:after="120"/>
-      </w:pPr>
-      <w:r>
-        <w:t>v0 couples pricing to HTTP handling. v1 moves pricing into `PricingService`, allowing independent testing and deterministic time injection. Trade-off: ~50 additional lines of code. Benefit: pricing logic testable without framework setup.</w:t>
-      </w:r>
-    </w:p>
-    <w:p/>
-    <w:p>
-      <w:pPr>
-        <w:spacing w:after="120"/>
-      </w:pPr>
-      <w:r>
-        <w:t>**Decision 2: Repository Pattern** (addresses Gaps 1, 2)</w:t>
-      </w:r>
-    </w:p>
-    <w:p>
-      <w:pPr>
-        <w:spacing w:after="120"/>
-      </w:pPr>
-      <w:r>
-        <w:t>v0 directly accesses files. v1 abstracts persistence through `ConfigRepository` and `InvoiceRepository` interfaces, enabling in-memory test doubles. Trade-off: additional interfaces. Benefit: tests don't depend on filesystem; persistence can be replaced without touching pricing logic.</w:t>
-      </w:r>
-    </w:p>
-    <w:p/>
-    <w:p>
-      <w:pPr>
-        <w:spacing w:after="120"/>
-      </w:pPr>
-      <w:r>
-        <w:t>**Decision 3: Strategy Pattern** (addresses Gaps 3, 7)</w:t>
-      </w:r>
-    </w:p>
-    <w:p>
-      <w:pPr>
-        <w:spacing w:after="120"/>
-      </w:pPr>
-      <w:r>
-        <w:t>v0 embeds plan selection, discounts, and tax as hardcoded conditionals. v1 makes them explicit: `PlanPricer`, `VolumeDiscountStrategy`, `TaxCalculator`. Discount or plan changes now affect only the relevant component, not the HTTP handler.</w:t>
-      </w:r>
-    </w:p>
-    <w:p/>
-    <w:p>
-      <w:pPr>
-        <w:spacing w:after="120"/>
-      </w:pPr>
-      <w:r>
-        <w:t>**Decision 4: Dependency Injection for Clock** (addresses Gap 4)</w:t>
-      </w:r>
-    </w:p>
-    <w:p>
-      <w:pPr>
-        <w:spacing w:after="120"/>
-      </w:pPr>
-      <w:r>
-        <w:t>v0 calls `datetime.now()` directly, making pro-rata calculations non-deterministic. v1 injects a `Clock` abstraction: `SystemClock` in production, `FixedClock` in tests. Result: identical request dates produce identical results, enabling reproducible tests.</w:t>
-      </w:r>
-    </w:p>
-    <w:p/>
-    <w:p>
-      <w:pPr>
-        <w:spacing w:after="120"/>
-      </w:pPr>
-      <w:r>
-        <w:t>These decisions are interconnected. Together they reduce coupling: `v0: HTTP → pricing rules → filesystem → system clock` becomes `v1: HTTP → PricingService → pricing rules/repositories/clock`. The consequence is testability. Business logic is now exercisable in isolation, pricing rules can be tested without HTTP, and date-dependent calculations are deterministic.</w:t>
-      </w:r>
-    </w:p>
-    <w:p/>
-    <w:p>
-      <w:pPr>
-        <w:spacing w:after="120"/>
-      </w:pPr>
-      <w:r>
-        <w:t>---</w:t>
-      </w:r>
-    </w:p>
-    <w:p/>
-    <w:p/>
-    <w:p>
-      <w:pPr>
-        <w:spacing w:after="120"/>
-      </w:pPr>
-      <w:r>
-        <w:t>---</w:t>
-      </w:r>
-    </w:p>
-    <w:p/>
-    <w:p>
-      <w:pPr>
-        <w:pStyle w:val="Heading1"/>
-        <w:spacing w:before="240"/>
-      </w:pPr>
-      <w:r>
-        <w:t>3. Testing Strategy and Implementation (1,100 words)</w:t>
-      </w:r>
-    </w:p>
-    <w:p/>
-    <w:p>
-      <w:pPr>
-        <w:pStyle w:val="Heading2"/>
-        <w:spacing w:before="200"/>
-      </w:pPr>
-      <w:r>
-        <w:t>3.1 Testing Mapped to Architectural Decisions</w:t>
-      </w:r>
-    </w:p>
-    <w:p/>
-    <w:p>
-      <w:pPr>
-        <w:spacing w:after="120"/>
-      </w:pPr>
-      <w:r>
-        <w:t>The testing strategy responds directly to the quality gaps and design decisions. Architecture determines the unit of testing. In v0, pricing is embedded in the HTTP handler, forcing integration-level testing. In v1, each responsibility has a dedicated testing boundary.</w:t>
-      </w:r>
-    </w:p>
-    <w:p/>
-    <w:p>
-      <w:pPr>
-        <w:spacing w:after="120"/>
-      </w:pPr>
-      <w:r>
-        <w:t>|:---|:---|:---|:---|</w:t>
-      </w:r>
-    </w:p>
-    <w:p/>
-    <w:p>
-      <w:pPr>
-        <w:pStyle w:val="Heading2"/>
-        <w:spacing w:before="200"/>
-      </w:pPr>
-      <w:r>
-        <w:t>3.2 Test Portfolio: 90 Tests in 0.21 Seconds</w:t>
-      </w:r>
-    </w:p>
-    <w:p/>
-    <w:p>
-      <w:pPr>
-        <w:spacing w:after="120"/>
-      </w:pPr>
-      <w:r>
-        <w:t>**Characterisation tests (34):** Capture v0 behaviour (plans, regions, cycles, boundaries). The 24/25 seat anomaly is deliberately preserved, establishing a distinction between refactoring (changing architecture) and changing business rules.</w:t>
-      </w:r>
-    </w:p>
-    <w:p/>
-    <w:p>
-      <w:pPr>
-        <w:spacing w:after="120"/>
-      </w:pPr>
-      <w:r>
-        <w:t>**Unit tests (10 pricing-rule, 10 repository, 3 clock):** Strategy Pattern components testable in isolation. PlanPricer, VolumeDiscountStrategy, TaxCalculator tested independently. In-memory repositories replace filesystem. FixedClock enables deterministic pro-rata assertions.</w:t>
-      </w:r>
-    </w:p>
-    <w:p/>
-    <w:p>
-      <w:pPr>
-        <w:spacing w:after="120"/>
-      </w:pPr>
-      <w:r>
-        <w:t>**Service tests (19):** Exercise PricingService with injected dependencies. Verify orchestration: request validation → pricing rule selection → discount/tax application → invoice persistence.</w:t>
-      </w:r>
-    </w:p>
-    <w:p/>
-    <w:p>
-      <w:pPr>
-        <w:spacing w:after="120"/>
-      </w:pPr>
-      <w:r>
-        <w:t>**Integration tests (14):** Black-box API testing. Verify complete flow: HTTP request → FastAPI validation → service → repositories → response. Test both valid scenarios and edge cases.</w:t>
-      </w:r>
-    </w:p>
-    <w:p/>
-    <w:p>
-      <w:pPr>
-        <w:spacing w:after="120"/>
-      </w:pPr>
-      <w:r>
-        <w:t>**Coverage:** 99% overall line coverage, 92% branch coverage. Boundary-value tests (9/10, 24/25, 49/50, 99/100 seats) detect off-by-one mutations. This design targets decision points where defects occur, providing evidence beyond simple percentage coverage.</w:t>
-      </w:r>
-    </w:p>
-    <w:p/>
-    <w:p>
-      <w:pPr>
-        <w:pStyle w:val="Heading2"/>
-        <w:spacing w:before="200"/>
-      </w:pPr>
-      <w:r>
-        <w:t>3.3 What Testing Proved—What It Did Not</w:t>
-      </w:r>
-    </w:p>
-    <w:p/>
-    <w:p>
-      <w:pPr>
-        <w:spacing w:after="120"/>
-      </w:pPr>
-      <w:r>
-        <w:t>**Proved:**</w:t>
-      </w:r>
-    </w:p>
-    <w:p>
-      <w:pPr>
-        <w:spacing w:after="120"/>
-      </w:pPr>
-      <w:r>
-        <w:t>- Behavioural equivalence: v0 scenarios produce identical results in v1</w:t>
-      </w:r>
-    </w:p>
-    <w:p>
-      <w:pPr>
-        <w:spacing w:after="120"/>
-      </w:pPr>
-      <w:r>
-        <w:t>- Rule isolation: pricing rules testable without HTTP</w:t>
-      </w:r>
-    </w:p>
-    <w:p>
-      <w:pPr>
-        <w:spacing w:after="120"/>
-      </w:pPr>
-      <w:r>
-        <w:t>- Deterministic time: pro-rata calculations reproducible</w:t>
-      </w:r>
-    </w:p>
-    <w:p>
-      <w:pPr>
-        <w:spacing w:after="120"/>
-      </w:pPr>
-      <w:r>
-        <w:t>- Integration integrity: complete flow works correctly</w:t>
-      </w:r>
-    </w:p>
-    <w:p/>
-    <w:p>
-      <w:pPr>
-        <w:spacing w:after="120"/>
-      </w:pPr>
-      <w:r>
-        <w:t>**Did Not Prove:**</w:t>
-      </w:r>
-    </w:p>
-    <w:p>
-      <w:pPr>
-        <w:spacing w:after="120"/>
-      </w:pPr>
-      <w:r>
-        <w:t>- Concurrent invoice writes (file-locking untested)</w:t>
-      </w:r>
-    </w:p>
-    <w:p>
-      <w:pPr>
-        <w:spacing w:after="120"/>
-      </w:pPr>
-      <w:r>
-        <w:t>- Production-scale performance</w:t>
-      </w:r>
-    </w:p>
-    <w:p>
-      <w:pPr>
-        <w:spacing w:after="120"/>
-      </w:pPr>
-      <w:r>
-        <w:t>- Business correctness of the 24/25 anomaly (99% coverage doesn't validate pricing policy)</w:t>
-      </w:r>
-    </w:p>
-    <w:p/>
-    <w:p>
-      <w:pPr>
-        <w:spacing w:after="120"/>
-      </w:pPr>
-      <w:r>
-        <w:t>This distinction is critical. High coverage masks unvalidated assumptions. Testing provides evidence; business stakeholders must interpret it.</w:t>
-      </w:r>
-    </w:p>
-    <w:p/>
-    <w:p>
-      <w:pPr>
-        <w:pStyle w:val="Heading2"/>
-        <w:spacing w:before="200"/>
-      </w:pPr>
-      <w:r>
-        <w:t>3.4 Architecture Drives Testability</w:t>
-      </w:r>
-    </w:p>
-    <w:p/>
-    <w:p>
-      <w:pPr>
-        <w:spacing w:after="120"/>
-      </w:pPr>
-      <w:r>
-        <w:t>Freeman &amp; Pryce (2009) argue that testability is a design driver, not an afterthought. Difficulty testing something signals a design problem. The QuickQuote refactoring confirms this: architectural boundaries emerged from identifying what needed independent testing. Service Layer, Repository Pattern, Strategy components, and Clock injection each solved a testability constraint. The result: multiple testing boundaries instead of one monolithic endpoint.</w:t>
-      </w:r>
-    </w:p>
-    <w:p/>
-    <w:p>
-      <w:pPr>
-        <w:spacing w:after="120"/>
-      </w:pPr>
-      <w:r>
-        <w:t>---</w:t>
-      </w:r>
-    </w:p>
-    <w:p/>
-    <w:p>
-      <w:pPr>
-        <w:pStyle w:val="Heading1"/>
-        <w:spacing w:before="240"/>
-      </w:pPr>
-      <w:r>
-        <w:t>4. Stakeholder Communication and Professional Practice (400 words)</w:t>
-      </w:r>
-    </w:p>
-    <w:p/>
-    <w:p>
-      <w:pPr>
-        <w:spacing w:after="120"/>
-      </w:pPr>
-      <w:r>
-        <w:t>Communication was structured around evidence and professional standards.</w:t>
-      </w:r>
-    </w:p>
-    <w:p/>
-    <w:p>
-      <w:pPr>
-        <w:spacing w:after="120"/>
-      </w:pPr>
-      <w:r>
-        <w:t>**Technical Stakeholders:** Architectural Decision Records (Section 2) document each choice's problem, trade-offs, and rationale. The 90-test portfolio serves as proof: 34 characterisation tests show behaviour equivalence, boundary-value tests (9/10, 24/25, 49/50, 99/100) provide concrete evidence of rule isolation, and 99% coverage demonstrates extensive automated testing. Code structure communicates architecture: `pricing_service.py` (orchestration), `pricing_rules.py` (business), `repositories.py` (persistence), `clock.py` (time). This eliminates need for separate diagrams.</w:t>
-      </w:r>
-    </w:p>
-    <w:p/>
-    <w:p>
-      <w:pPr>
-        <w:spacing w:after="120"/>
-      </w:pPr>
-      <w:r>
-        <w:t>**Non-Technical Stakeholders:** Benefits framed as business impact. The **pricing anomaly (24 Pro: £684 vs 25 Pro: £675)** is communicated as a policy decision requiring stakeholder judgment, not a developer-fixed defect. Architecture improvements reduce risk: changes are more isolated, behaviour easier to verify, and anomalies visible before deployment. Evidence-led: coverage, boundary tests, and reproducibility support decisions without requiring pattern knowledge.</w:t>
-      </w:r>
-    </w:p>
-    <w:p/>
-    <w:p>
-      <w:pPr>
-        <w:spacing w:after="120"/>
-      </w:pPr>
-      <w:r>
-        <w:t>**Professional Standards Applied:**</w:t>
-      </w:r>
-    </w:p>
-    <w:p/>
-    <w:p>
-      <w:r>
-        <w:t xml:space="preserve">- </w:t>
-      </w:r>
-      <w:r>
-        <w:rPr>
-          <w:b/>
-        </w:rPr>
-        <w:t>SOLID Principles:</w:t>
-      </w:r>
-      <w:r>
-        <w:t xml:space="preserve"> Single Responsibility (orchestration separated from rules, persistence, time). Dependency Inversion (Clock and repository abstractions).</w:t>
-      </w:r>
-    </w:p>
-    <w:p>
-      <w:r>
-        <w:t xml:space="preserve">- </w:t>
-      </w:r>
-      <w:r>
-        <w:rPr>
-          <w:b/>
-        </w:rPr>
-        <w:t>Testing Discipline:</w:t>
-      </w:r>
-      <w:r>
-        <w:t xml:space="preserve"> Layered pyramid (unit → service → integration), characterisation testing, Boundary Value Analysis, deterministic time injection.</w:t>
-      </w:r>
-    </w:p>
-    <w:p>
-      <w:r>
-        <w:t xml:space="preserve">- </w:t>
-      </w:r>
-      <w:r>
-        <w:rPr>
-          <w:b/>
-        </w:rPr>
-        <w:t>Code Quality:</w:t>
-      </w:r>
-      <w:r>
-        <w:t xml:space="preserve"> Service function 48 lines (vs v0's 88-line handler). Business rules explicit. Magic numbers eliminated.</w:t>
-      </w:r>
-    </w:p>
-    <w:p>
-      <w:r>
-        <w:t xml:space="preserve">- </w:t>
-      </w:r>
-      <w:r>
-        <w:rPr>
-          <w:b/>
-        </w:rPr>
-        <w:t>Professional Honesty:</w:t>
-      </w:r>
-      <w:r>
-        <w:t xml:space="preserve"> Limitations declared upfront (concurrency untested, file-based scalability constraints, unresolved pricing policy). Distinguishes coverage (what code ran) from behavioural evidence (what it proved) from business correctness (policy validation).</w:t>
-      </w:r>
-    </w:p>
-    <w:p/>
-    <w:p>
-      <w:pPr>
-        <w:spacing w:after="120"/>
-      </w:pPr>
-      <w:r>
-        <w:t>---</w:t>
-      </w:r>
-    </w:p>
-    <w:p/>
-    <w:p>
-      <w:pPr>
-        <w:pStyle w:val="Heading1"/>
-        <w:spacing w:before="240"/>
-      </w:pPr>
-      <w:r>
-        <w:t>5. Critical Evaluation and Recommendations (600 words)</w:t>
-      </w:r>
-    </w:p>
-    <w:p/>
-    <w:p>
-      <w:pPr>
-        <w:pStyle w:val="Heading2"/>
-        <w:spacing w:before="200"/>
-      </w:pPr>
-      <w:r>
-        <w:t>5.1 Were the Design Decisions Right?</w:t>
-      </w:r>
-    </w:p>
-    <w:p/>
-    <w:p>
-      <w:pPr>
-        <w:spacing w:after="120"/>
-      </w:pPr>
-      <w:r>
-        <w:t>Overall, the four architectural decisions were appropriate for the quality problems identified in v0, although each introduced additional structure that would not be justified in every system.</w:t>
-      </w:r>
-    </w:p>
-    <w:p/>
-    <w:p>
-      <w:r>
-        <w:t xml:space="preserve">The </w:t>
-      </w:r>
-      <w:r>
-        <w:rPr>
-          <w:b/>
-        </w:rPr>
-        <w:t>Service Layer</w:t>
-      </w:r>
-      <w:r>
-        <w:t xml:space="preserve"> was the strongest decision because it directly addressed the coupling between HTTP handling and pricing logic. The resulting `PricingService` provides a clear testing boundary and allows business behaviour to be exercised independently of the API.</w:t>
-      </w:r>
-    </w:p>
-    <w:p/>
-    <w:p>
-      <w:r>
-        <w:t xml:space="preserve">The </w:t>
-      </w:r>
-      <w:r>
-        <w:rPr>
-          <w:b/>
-        </w:rPr>
-        <w:t>Repository Pattern</w:t>
-      </w:r>
-      <w:r>
-        <w:t xml:space="preserve"> was also justified because v0 directly coupled pricing to file-based configuration and invoice persistence. The ability to substitute in-memory repositories improves test isolation and provides a clear route to future database persistence.</w:t>
-      </w:r>
-    </w:p>
-    <w:p/>
-    <w:p>
-      <w:r>
-        <w:t xml:space="preserve">The </w:t>
-      </w:r>
-      <w:r>
-        <w:rPr>
-          <w:b/>
-        </w:rPr>
-        <w:t>Strategy Pattern</w:t>
-      </w:r>
-      <w:r>
-        <w:t xml:space="preserve"> appropriately addresses the variation in plans, discounts and taxation. Its main cost is additional classes and indirection, but the benefit is that business rules are now explicit and independently testable.</w:t>
-      </w:r>
-    </w:p>
-    <w:p/>
-    <w:p>
-      <w:pPr>
-        <w:spacing w:after="120"/>
-      </w:pPr>
-      <w:r>
-        <w:t>**Clock Injection** was a small but important design improvement. Because pro-rata pricing depends on the current date, replacing the concrete system clock with `FixedClock` makes those tests reproducible.</w:t>
-      </w:r>
-    </w:p>
-    <w:p/>
-    <w:p>
-      <w:r>
-        <w:t xml:space="preserve">The decisions therefore appear justified by the identified quality problems. However, the project does not contain independently measured v0-versus-v1 development or test-performance data, so claims about specific speed improvements should not be made. The stronger evidence is the </w:t>
-      </w:r>
-      <w:r>
-        <w:rPr>
-          <w:b/>
-        </w:rPr>
-        <w:t>change in testing boundary and dependency structure</w:t>
-      </w:r>
-      <w:r>
-        <w:t>, rather than an unsupported performance multiplier.</w:t>
-      </w:r>
-    </w:p>
-    <w:p/>
-    <w:p>
-      <w:pPr>
-        <w:pStyle w:val="Heading2"/>
-        <w:spacing w:before="200"/>
-      </w:pPr>
-      <w:r>
-        <w:t>5.2 Was the Testing Strategy Effective?</w:t>
-      </w:r>
-    </w:p>
-    <w:p/>
-    <w:p>
-      <w:pPr>
-        <w:spacing w:after="120"/>
-      </w:pPr>
-      <w:r>
-        <w:t>The testing strategy proved several important properties of the refactored design.</w:t>
-      </w:r>
-    </w:p>
-    <w:p/>
-    <w:p>
-      <w:pPr>
-        <w:spacing w:after="120"/>
-      </w:pPr>
-      <w:r>
-        <w:t>**What it proved:** The characterisation tests provide evidence of behavioural equivalence between v0 and v1 for the scenarios captured before refactoring. Boundary-value tests exercise the discount transitions at 9/10, 24/25, 49/50 and 99/100 seats, while unit tests demonstrate that individual pricing rules can be tested without HTTP. Dependency injection of `FixedClock` also makes pro-rata calculations reproducible rather than dependent on the execution date.</w:t>
-      </w:r>
-    </w:p>
-    <w:p/>
-    <w:p>
-      <w:pPr>
-        <w:spacing w:after="120"/>
-      </w:pPr>
-      <w:r>
-        <w:t>**What it did not prove:** The tests do not establish safe concurrent invoice writes because file-locking behaviour has not been tested. They do not demonstrate performance under production-scale load, and synthetic test data cannot represent every real-world scenario. Most importantly, test coverage cannot establish **business correctness**: the 24/25 pricing anomaly can be detected and reproduced, but testing alone cannot determine whether that pricing policy is intentional.</w:t>
-      </w:r>
-    </w:p>
-    <w:p/>
-    <w:p>
-      <w:r>
-        <w:t xml:space="preserve">This distinction is important because high coverage can otherwise create false confidence. The testing strategy provides strong evidence for the architectural improvements </w:t>
-      </w:r>
-      <w:r>
-        <w:rPr>
-          <w:b/>
-        </w:rPr>
-        <w:t>within its defined scope</w:t>
-      </w:r>
-      <w:r>
-        <w:t>, but additional concurrency, performance and business validation would be required before treating QuickQuote as production-ready.</w:t>
-      </w:r>
-    </w:p>
-    <w:p/>
-    <w:p>
-      <w:pPr>
-        <w:pStyle w:val="Heading2"/>
-        <w:spacing w:before="200"/>
-      </w:pPr>
-      <w:r>
-        <w:t>5.3 Quality Improvements Achieved</w:t>
-      </w:r>
-    </w:p>
-    <w:p/>
-    <w:p>
-      <w:pPr>
-        <w:spacing w:after="120"/>
-      </w:pPr>
-      <w:r>
-        <w:t>The refactoring achieved several significant structural and quality improvements.</w:t>
-      </w:r>
-    </w:p>
-    <w:p/>
-    <w:p>
-      <w:pPr>
-        <w:spacing w:after="120"/>
-      </w:pPr>
-      <w:r>
-        <w:t>**Coupling:** v0 combines HTTP handling, configuration access, pricing rules, time-dependent calculations and invoice persistence within a single approximately 90-line handler. v1 separates these responsibilities into focused components. A change to discount logic therefore no longer requires modification of the HTTP layer, reducing the coupling and potential regression surface.</w:t>
-      </w:r>
-    </w:p>
-    <w:p/>
-    <w:p>
-      <w:pPr>
-        <w:spacing w:after="120"/>
-      </w:pPr>
-      <w:r>
-        <w:t>**Testability:** v0 requires pricing scenarios to be exercised through the HTTP endpoint, whereas v1 allows `PricingService` to be invoked directly with controlled dependencies. This changes the **natural unit of testing** from the API request to the business calculation.</w:t>
-      </w:r>
-    </w:p>
-    <w:p/>
-    <w:p>
-      <w:pPr>
-        <w:spacing w:after="120"/>
-      </w:pPr>
-      <w:r>
-        <w:t>**Rule visibility:** v0 embeds discount tiers and tax calculations within conditional branches. v1 makes these responsibilities explicit through components such as `VolumeDiscountStrategy` and `TaxCalculator`. Business rules are consequently easier to identify, test and modify independently.</w:t>
-      </w:r>
-    </w:p>
-    <w:p/>
-    <w:p>
-      <w:pPr>
-        <w:spacing w:after="120"/>
-      </w:pPr>
-      <w:r>
-        <w:t>**Test evidence:** v1 has a documented suite of **90 tests**, executing in **0.21 seconds**, with approximately **99% overall line coverage and 92% branch coverage** reported in the project evidence. The significance is not the percentages alone: the tests specifically exercise pricing boundaries, individual rules, service orchestration and the API contract.</w:t>
-      </w:r>
-    </w:p>
-    <w:p/>
-    <w:p>
-      <w:pPr>
-        <w:spacing w:after="120"/>
-      </w:pPr>
-      <w:r>
-        <w:t>**Change isolation:** A future change to a regional tax rule can be contained within the relevant pricing component or configuration rather than requiring modification of the central request handler. The refactoring therefore reduces the amount of unrelated code exposed to individual business-rule changes.</w:t>
-      </w:r>
-    </w:p>
-    <w:p/>
-    <w:p>
-      <w:r>
-        <w:t xml:space="preserve">Overall, the improvement is best characterised as a move from a </w:t>
-      </w:r>
-      <w:r>
-        <w:rPr>
-          <w:b/>
-        </w:rPr>
-        <w:t>large, infrastructure-coupled testing boundary to smaller, explicit and independently testable responsibilities</w:t>
-      </w:r>
-      <w:r>
-        <w:t>.</w:t>
-      </w:r>
-    </w:p>
-    <w:p/>
-    <w:p>
-      <w:pPr>
-        <w:pStyle w:val="Heading2"/>
-        <w:spacing w:before="200"/>
-      </w:pPr>
-      <w:r>
-        <w:t>5.4 Remaining Gaps</w:t>
-      </w:r>
-    </w:p>
-    <w:p/>
-    <w:p>
-      <w:pPr>
-        <w:spacing w:after="120"/>
-      </w:pPr>
-      <w:r>
-        <w:t>The refactoring improved the architecture but did not address every quality issue identified in Section 1.</w:t>
-      </w:r>
-    </w:p>
-    <w:p/>
-    <w:p>
-      <w:pPr>
-        <w:spacing w:after="120"/>
-      </w:pPr>
-      <w:r>
-        <w:t>**The pricing anomaly:** 25 Pro seats produce £675 while 24 seats produce £684. The refactoring makes this behaviour explicit, reproducible and testable, but deliberately does not change it. Whether the discount policy is commercially correct is a **business decision**, not something that can be determined through refactoring alone. The behaviour is therefore retained and documented for future stakeholder review.</w:t>
-      </w:r>
-    </w:p>
-    <w:p/>
-    <w:p>
-      <w:pPr>
-        <w:spacing w:after="120"/>
-      </w:pPr>
-      <w:r>
-        <w:t>**Infrastructure limitations:** v1 retains file-based configuration and invoice persistence. Concurrent invoice writes are not protected by locking, and file-based storage would become unsuitable as transaction volume increases. These limitations remain outside the current implementation scope.</w:t>
-      </w:r>
-    </w:p>
-    <w:p/>
-    <w:p>
-      <w:pPr>
-        <w:spacing w:after="120"/>
-      </w:pPr>
-      <w:r>
-        <w:t>**Production concerns:** Logging, monitoring, resilience, error recovery and security hardening have not been comprehensively addressed. These would require additional engineering and testing beyond the project's focus on architectural refactoring and testing discipline.</w:t>
-      </w:r>
-    </w:p>
-    <w:p/>
-    <w:p>
-      <w:r>
-        <w:t xml:space="preserve">These gaps represent </w:t>
-      </w:r>
-      <w:r>
-        <w:rPr>
-          <w:b/>
-        </w:rPr>
-        <w:t>defined scope boundaries rather than concealed deficiencies</w:t>
-      </w:r>
-      <w:r>
-        <w:t>. The refactoring establishes a stronger foundation, but additional work would be required before QuickQuote could reasonably be considered production-ready.</w:t>
-      </w:r>
-    </w:p>
-    <w:p/>
-    <w:p>
-      <w:pPr>
-        <w:pStyle w:val="Heading2"/>
-        <w:spacing w:before="200"/>
-      </w:pPr>
-      <w:r>
-        <w:t>5.5 Lessons Learned</w:t>
-      </w:r>
-    </w:p>
-    <w:p/>
-    <w:p>
-      <w:r>
-        <w:t xml:space="preserve">1. </w:t>
-      </w:r>
-      <w:r>
-        <w:rPr>
-          <w:b/>
-        </w:rPr>
-        <w:t>Architecture determines testability:</w:t>
-      </w:r>
-      <w:r>
-        <w:t xml:space="preserve"> The v1 design emerged from identifying the testing boundaries needed to exercise pricing logic safely, demonstrating that architecture and testability are inseparable.</w:t>
-      </w:r>
-    </w:p>
-    <w:p>
-      <w:r>
-        <w:t xml:space="preserve">2. </w:t>
-      </w:r>
-      <w:r>
-        <w:rPr>
-          <w:b/>
-        </w:rPr>
-        <w:t>Restraint is a design decision:</w:t>
-      </w:r>
-      <w:r>
-        <w:t xml:space="preserve"> Rejecting Abstract Factory, Observer and Builder showed that good architecture depends on applying the right abstraction to the actual problem, not maximising pattern usage.</w:t>
-      </w:r>
-    </w:p>
-    <w:p>
-      <w:r>
-        <w:t xml:space="preserve">3. </w:t>
-      </w:r>
-      <w:r>
-        <w:rPr>
-          <w:b/>
-        </w:rPr>
-        <w:t>Honest limitations are valuable:</w:t>
-      </w:r>
-      <w:r>
-        <w:t xml:space="preserve"> Documenting the pricing anomaly, concurrency and scalability limitations provides more credible evidence than claiming that the refactoring solved every quality concern.</w:t>
-      </w:r>
-    </w:p>
-    <w:p>
-      <w:r>
-        <w:t xml:space="preserve">4. </w:t>
-      </w:r>
-      <w:r>
-        <w:rPr>
-          <w:b/>
-        </w:rPr>
-        <w:t>Design and testing are connected disciplines:</w:t>
-      </w:r>
-      <w:r>
-        <w:t xml:space="preserve"> The architectural changes and layered test strategy work together to provide evidence of improved software quality rather than either being sufficient in isolation.</w:t>
-      </w:r>
-    </w:p>
-    <w:p/>
-    <w:p>
-      <w:pPr>
-        <w:spacing w:after="120"/>
-      </w:pPr>
-      <w:r>
-        <w:t>---</w:t>
-      </w:r>
-    </w:p>
-    <w:p/>
-    <w:p/>
-    <w:p>
-      <w:r>
-        <w:br w:type="page"/>
-      </w:r>
-    </w:p>
-    <w:p>
-      <w:pPr>
-        <w:pStyle w:val="Heading1"/>
-      </w:pPr>
-      <w:r>
-        <w:t>Appendix D: Visual Evidence</w:t>
-      </w:r>
-    </w:p>
-    <w:p>
-      <w:pPr>
-        <w:pStyle w:val="Heading2"/>
-      </w:pPr>
-      <w:r>
         <w:t>Figure 1: v0 Handler Coupling</w:t>
-      </w:r>
-    </w:p>
-    <w:p>
-      <w:r>
-        <w:t>Visual diagram showing monolithic coupling.</w:t>
       </w:r>
     </w:p>
     <w:p>
@@ -1139,15 +135,154 @@
     <w:p/>
     <w:p>
       <w:pPr>
+        <w:pStyle w:val="Heading1"/>
+      </w:pPr>
+      <w:r>
+        <w:t>1. Quality Diagnosis (550 words)</w:t>
+      </w:r>
+    </w:p>
+    <w:p/>
+    <w:p>
+      <w:r>
+        <w:t>The QuickQuote pricing service v0 exemplifies architectural debt. The `/quote` request handler (90 lines) combines HTTP extraction, configuration file I/O, pricing logic, tax handling, pro-rata time calculation, and invoice persistence. This monolithic design creates seven quality gaps with measurable business impact.</w:t>
+      </w:r>
+    </w:p>
+    <w:p/>
+    <w:p>
+      <w:r>
+        <w:rPr>
+          <w:b/>
+        </w:rPr>
+        <w:t>Gap 1: High Coupling.</w:t>
+      </w:r>
+      <w:r>
+        <w:t xml:space="preserve"> Pricing logic intertwined with HTTP and persistence code. Changing a discount rule requires modifying the HTTP handler, multiplying regression risk. Business logic cannot be reused independently of the API framework.</w:t>
+      </w:r>
+    </w:p>
+    <w:p/>
+    <w:p>
+      <w:r>
+        <w:rPr>
+          <w:b/>
+        </w:rPr>
+        <w:t>Gap 2: Direct File I/O.</w:t>
+      </w:r>
+      <w:r>
+        <w:t xml:space="preserve"> Configuration read per request (lines 25–26), invoices loaded and rewritten after each quote (lines 89–97). Couples pricing decisions to filesystem availability and makes isolated unit testing impossible. As transaction volume grows, file-based persistence becomes a scalability and concurrency constraint.</w:t>
+      </w:r>
+    </w:p>
+    <w:p/>
+    <w:p>
+      <w:r>
+        <w:rPr>
+          <w:b/>
+        </w:rPr>
+        <w:t>Gap 3: Embedded Rule Sets.</w:t>
+      </w:r>
+      <w:r>
+        <w:t xml:space="preserve"> Plan selection (lines 27–34), discount tiers (lines 38–47), and regional tax (lines 64–73) are hardcoded conditionals. Adding a plan or region requires modifying the central handler. Business rules hidden within procedural code and difficult to verify independently.</w:t>
+      </w:r>
+    </w:p>
+    <w:p/>
+    <w:p>
+      <w:r>
+        <w:rPr>
+          <w:b/>
+        </w:rPr>
+        <w:t>Gap 4: Non-deterministic Time.</w:t>
+      </w:r>
+      <w:r>
+        <w:t xml:space="preserve"> Pro-rata calculation calls `datetime.now()` directly (line 58). Identical requests produce different results depending on execution date, making reproducible testing impossible. Financial software requires deterministic behaviour for reliable billing.</w:t>
+      </w:r>
+    </w:p>
+    <w:p/>
+    <w:p>
+      <w:r>
+        <w:rPr>
+          <w:b/>
+        </w:rPr>
+        <w:t>Gap 5: Rounding at Multiple Stages.</w:t>
+      </w:r>
+      <w:r>
+        <w:t xml:space="preserve"> Subtotal, discounted value, annual total, pro-rata adjustment, tax, and final result are rounded separately (lines 37, 50, 55, 63, 76, 78). Cumulative rounding discrepancies accumulate over time, creating reconciliation and customer-trust risks.</w:t>
+      </w:r>
+    </w:p>
+    <w:p/>
+    <w:p>
+      <w:r>
+        <w:rPr>
+          <w:b/>
+        </w:rPr>
+        <w:t>Gap 6: Weak Input Validation.</w:t>
+      </w:r>
+      <w:r>
+        <w:t xml:space="preserve"> Raw request data accepted directly; invalid inputs return error objects rather than HTTP error statuses. Incorrect or missing values reach calculations unexpectedly, permitting defective quotations.</w:t>
+      </w:r>
+    </w:p>
+    <w:p/>
+    <w:p>
+      <w:r>
+        <w:rPr>
+          <w:b/>
+        </w:rPr>
+        <w:t>Gap 7: Magic Numbers.</w:t>
+      </w:r>
+      <w:r>
+        <w:t xml:space="preserve"> Discount rates (5%, 10%, 15%, 20%) and tax values embedded as literals rather than explicit rules. Harder to identify for review and dangerous to modify without context.</w:t>
+      </w:r>
+    </w:p>
+    <w:p/>
+    <w:p>
+      <w:r>
+        <w:rPr>
+          <w:b/>
+        </w:rPr>
+        <w:t>Business Impact:</w:t>
+      </w:r>
+      <w:r>
+        <w:t xml:space="preserve"> These gaps interact to create a critical risk: </w:t>
+      </w:r>
+      <w:r>
+        <w:rPr>
+          <w:b/>
+        </w:rPr>
+        <w:t>the service contains a real pricing anomaly—25 Pro seats produce £675 while 24 seats produce £684</w:t>
+      </w:r>
+      <w:r>
+        <w:t>. The v0 design makes this anomaly difficult to detect and correct safely. Testing is forced to the HTTP API boundary, requiring framework setup and integration fixtures. Defects in pricing logic cannot be isolated at the unit level. The monolithic structure means every pricing change touches the HTTP handler, multiplying the potential regression surface. Maintenance cost increases with each change because both the change scope and testing burden are large.</w:t>
+      </w:r>
+    </w:p>
+    <w:p/>
+    <w:p>
+      <w:r>
+        <w:t>The Software Engineering Institute (SEI) defines this as technical debt: the cost accrued by choosing an expedient solution now that increases future effort and risk. The v0 handler represents accumulated debt: high maintenance cost combined with weak testability.</w:t>
+      </w:r>
+    </w:p>
+    <w:p/>
+    <w:p>
+      <w:r>
+        <w:t>The case for improvement is evidence-based. The v0 design creates financial mispricing risk, regression risk, operational constraints, and increasing maintenance cost. The refactoring must establish clear architectural boundaries: separate business logic from infrastructure, enable unit-testable pricing rules, inject time dependencies for deterministic testing, and make business rules explicit and independently modifiable.</w:t>
+      </w:r>
+    </w:p>
+    <w:p/>
+    <w:p>
+      <w:r>
+        <w:rPr>
+          <w:b/>
+        </w:rPr>
+        <w:t>Key Insight:</w:t>
+      </w:r>
+      <w:r>
+        <w:t xml:space="preserve"> The seven gaps are not independent failures but symptoms of a single root cause: monolithic architecture. A single 90-line function cannot be the unit of change, testing, or understanding. Fixing one gap in isolation (e.g., adding input validation) without addressing the architecture leaves the others intact. The refactoring strategy therefore focuses on decomposing the monolith into distinct responsibilities, each independently testable and modifiable.</w:t>
+      </w:r>
+    </w:p>
+    <w:p/>
+    <w:p>
+      <w:pPr>
         <w:pStyle w:val="Heading2"/>
       </w:pPr>
       <w:r>
-        <w:t>Figure 2: v0 vs v1 Architecture</w:t>
-      </w:r>
-    </w:p>
-    <w:p>
-      <w:r>
-        <w:t>Side-by-side architecture comparison.</w:t>
+        <w:t>Figure 2: v0 vs v1 Architecture Comparison</w:t>
       </w:r>
     </w:p>
     <w:p>
@@ -1192,15 +327,47 @@
     <w:p/>
     <w:p>
       <w:pPr>
+        <w:pStyle w:val="Heading1"/>
+      </w:pPr>
+      <w:r>
+        <w:t>2. Design Evaluation and Architectural Decisions</w:t>
+      </w:r>
+    </w:p>
+    <w:p/>
+    <w:p>
+      <w:pPr>
         <w:pStyle w:val="Heading2"/>
       </w:pPr>
       <w:r>
-        <w:t>Figure 3: Test Suite Results</w:t>
+        <w:t>2.1 Architectural Boundaries and Design Patterns</w:t>
       </w:r>
     </w:p>
+    <w:p/>
     <w:p>
       <w:r>
-        <w:t>90 tests, 0.21s execution, 99% coverage.</w:t>
+        <w:t>Robert C. Martin (2017) argues that software architecture must create clear boundaries preventing low-level implementation details from contaminating business logic. v0 lacks these boundaries. The 90-line handler directly accesses configuration files, performs pricing logic, reads system time, and persists invoices. Infrastructure changes (e.g., moving from files to a database) require modifying core pricing code, violating separation of concerns and increasing maintenance cost.</w:t>
+      </w:r>
+    </w:p>
+    <w:p/>
+    <w:p>
+      <w:r>
+        <w:t>Four patterns are absent from v0, each with measurable consequences:</w:t>
+      </w:r>
+    </w:p>
+    <w:p/>
+    <w:p/>
+    <w:p>
+      <w:r>
+        <w:t>These are not stylistic choices. They represent structural deficiencies that prevent business logic from being exercised, tested, or evolved independently. v1 introduces these patterns to establish proper architectural boundaries.</w:t>
+      </w:r>
+    </w:p>
+    <w:p/>
+    <w:p>
+      <w:pPr>
+        <w:pStyle w:val="Heading2"/>
+      </w:pPr>
+      <w:r>
+        <w:t>Figure 3: Automated Test Suite Results</w:t>
       </w:r>
     </w:p>
     <w:p>
@@ -1248,12 +415,428 @@
         <w:pStyle w:val="Heading2"/>
       </w:pPr>
       <w:r>
-        <w:t>Figure 4: 24/25 Seat Pricing Anomaly</w:t>
+        <w:t>2.2 Architectural Decisions: Mapping to Quality Gaps</w:t>
+      </w:r>
+    </w:p>
+    <w:p/>
+    <w:p>
+      <w:r>
+        <w:rPr>
+          <w:b/>
+        </w:rPr>
+        <w:t>Decision 1: Service Layer</w:t>
+      </w:r>
+      <w:r>
+        <w:t xml:space="preserve"> (addresses Gaps 1, 4, 6)  </w:t>
       </w:r>
     </w:p>
     <w:p>
       <w:r>
-        <w:t>Pricing anomaly: 25 seats (£675) &lt; 24 seats (£684).</w:t>
+        <w:t>v0 couples pricing to HTTP handling. v1 moves pricing into `PricingService`, allowing independent testing and deterministic time injection. Trade-off: ~50 additional lines of code. Benefit: pricing logic testable without framework setup.</w:t>
+      </w:r>
+    </w:p>
+    <w:p/>
+    <w:p>
+      <w:r>
+        <w:rPr>
+          <w:b/>
+        </w:rPr>
+        <w:t>Decision 2: Repository Pattern</w:t>
+      </w:r>
+      <w:r>
+        <w:t xml:space="preserve"> (addresses Gaps 1, 2)  </w:t>
+      </w:r>
+    </w:p>
+    <w:p>
+      <w:r>
+        <w:t>v0 directly accesses files. v1 abstracts persistence through `ConfigRepository` and `InvoiceRepository` interfaces, enabling in-memory test doubles. Trade-off: additional interfaces. Benefit: tests don't depend on filesystem; persistence can be replaced without touching pricing logic.</w:t>
+      </w:r>
+    </w:p>
+    <w:p/>
+    <w:p>
+      <w:r>
+        <w:rPr>
+          <w:b/>
+        </w:rPr>
+        <w:t>Decision 3: Strategy Pattern</w:t>
+      </w:r>
+      <w:r>
+        <w:t xml:space="preserve"> (addresses Gaps 3, 7)  </w:t>
+      </w:r>
+    </w:p>
+    <w:p>
+      <w:r>
+        <w:t>v0 embeds plan selection, discounts, and tax as hardcoded conditionals. v1 makes them explicit: `PlanPricer`, `VolumeDiscountStrategy`, `TaxCalculator`. Discount or plan changes now affect only the relevant component, not the HTTP handler.</w:t>
+      </w:r>
+    </w:p>
+    <w:p/>
+    <w:p>
+      <w:r>
+        <w:rPr>
+          <w:b/>
+        </w:rPr>
+        <w:t>Decision 4: Dependency Injection for Clock</w:t>
+      </w:r>
+      <w:r>
+        <w:t xml:space="preserve"> (addresses Gap 4)  </w:t>
+      </w:r>
+    </w:p>
+    <w:p>
+      <w:r>
+        <w:t>v0 calls `datetime.now()` directly, making pro-rata calculations non-deterministic. v1 injects a `Clock` abstraction: `SystemClock` in production, `FixedClock` in tests. Result: identical request dates produce identical results, enabling reproducible tests.</w:t>
+      </w:r>
+    </w:p>
+    <w:p/>
+    <w:p>
+      <w:r>
+        <w:t>These decisions are interconnected. Together they reduce coupling: `v0: HTTP → pricing rules → filesystem → system clock` becomes `v1: HTTP → PricingService → pricing rules/repositories/clock`. The consequence is testability. Business logic is now exercisable in isolation, pricing rules can be tested without HTTP, and date-dependent calculations are deterministic.</w:t>
+      </w:r>
+    </w:p>
+    <w:p/>
+    <w:p>
+      <w:r>
+        <w:rPr>
+          <w:b/>
+        </w:rPr>
+        <w:t>Design Coherence:</w:t>
+      </w:r>
+      <w:r>
+        <w:t xml:space="preserve"> Each pattern addresses a specific gap, but their interaction is the design's strength. The Service Layer isolates business logic, enabling the Repository Pattern to provide abstract I/O. The Strategy Pattern makes pricing rules pluggable without modifying the service. Clock injection makes time testable. No single pattern is sufficient alone; together they form a cohesive architecture where change in one area does not ripple through others. This is the essence of loose coupling and high cohesion—the foundation of maintainable software.</w:t>
+      </w:r>
+    </w:p>
+    <w:p/>
+    <w:p>
+      <w:r>
+        <w:rPr>
+          <w:b/>
+        </w:rPr>
+        <w:t>Trade-offs Accepted:</w:t>
+      </w:r>
+      <w:r>
+        <w:t xml:space="preserve"> v1 is longer (252 lines vs 106 lines), requires more infrastructure code, and demands more upfront design. For a monolithic service, this overhead is unjustified. For a service that will evolve—adding payment plans, regional tax rules, or alternative calculation methods—this architecture becomes essential. The refactoring assumes the pricing service will change. If it won't, v0's simplicity would suffice.</w:t>
+      </w:r>
+    </w:p>
+    <w:p/>
+    <w:p>
+      <w:pPr>
+        <w:pStyle w:val="Heading1"/>
+      </w:pPr>
+      <w:r>
+        <w:t>3. Testing Strategy and Implementation (1,100 words)</w:t>
+      </w:r>
+    </w:p>
+    <w:p/>
+    <w:p>
+      <w:pPr>
+        <w:pStyle w:val="Heading2"/>
+      </w:pPr>
+      <w:r>
+        <w:t>3.1 Testing Mapped to Architectural Decisions</w:t>
+      </w:r>
+    </w:p>
+    <w:p/>
+    <w:p>
+      <w:r>
+        <w:t>The testing strategy responds directly to the quality gaps and design decisions. Architecture determines the unit of testing. In v0, pricing is embedded in the HTTP handler, forcing integration-level testing. In v1, each responsibility has a dedicated testing boundary.</w:t>
+      </w:r>
+    </w:p>
+    <w:p/>
+    <w:p/>
+    <w:p>
+      <w:pPr>
+        <w:pStyle w:val="Heading2"/>
+      </w:pPr>
+      <w:r>
+        <w:t>3.2 Test Portfolio: 90 Tests in 0.21 Seconds</w:t>
+      </w:r>
+    </w:p>
+    <w:p/>
+    <w:p>
+      <w:r>
+        <w:rPr>
+          <w:b/>
+        </w:rPr>
+        <w:t>Characterisation tests (34):</w:t>
+      </w:r>
+      <w:r>
+        <w:t xml:space="preserve"> Capture v0 behaviour (plans, regions, cycles, boundaries). The 24/25 seat anomaly is deliberately preserved, establishing a distinction between refactoring (changing architecture) and changing business rules.</w:t>
+      </w:r>
+    </w:p>
+    <w:p/>
+    <w:p>
+      <w:r>
+        <w:rPr>
+          <w:b/>
+        </w:rPr>
+        <w:t>Unit tests (10 pricing-rule, 10 repository, 3 clock):</w:t>
+      </w:r>
+      <w:r>
+        <w:t xml:space="preserve"> Strategy Pattern components testable in isolation. PlanPricer, VolumeDiscountStrategy, TaxCalculator tested independently. In-memory repositories replace filesystem. FixedClock enables deterministic pro-rata assertions.</w:t>
+      </w:r>
+    </w:p>
+    <w:p/>
+    <w:p>
+      <w:r>
+        <w:rPr>
+          <w:b/>
+        </w:rPr>
+        <w:t>Service tests (19):</w:t>
+      </w:r>
+      <w:r>
+        <w:t xml:space="preserve"> Exercise PricingService with injected dependencies. Verify orchestration: request validation → pricing rule selection → discount/tax application → invoice persistence.</w:t>
+      </w:r>
+    </w:p>
+    <w:p/>
+    <w:p>
+      <w:r>
+        <w:rPr>
+          <w:b/>
+        </w:rPr>
+        <w:t>Integration tests (14):</w:t>
+      </w:r>
+      <w:r>
+        <w:t xml:space="preserve"> Black-box API testing. Verify complete flow: HTTP request → FastAPI validation → service → repositories → response. Test both valid scenarios and edge cases.</w:t>
+      </w:r>
+    </w:p>
+    <w:p/>
+    <w:p>
+      <w:r>
+        <w:rPr>
+          <w:b/>
+        </w:rPr>
+        <w:t>Coverage:</w:t>
+      </w:r>
+      <w:r>
+        <w:t xml:space="preserve"> 99% overall line coverage, 92% branch coverage. Boundary-value tests (9/10, 24/25, 49/50, 99/100 seats) detect off-by-one mutations. This design targets decision points where defects occur, providing evidence beyond simple percentage coverage.</w:t>
+      </w:r>
+    </w:p>
+    <w:p/>
+    <w:p>
+      <w:pPr>
+        <w:pStyle w:val="Heading2"/>
+      </w:pPr>
+      <w:r>
+        <w:t>3.3 What Testing Proved—What It Did Not</w:t>
+      </w:r>
+    </w:p>
+    <w:p/>
+    <w:p>
+      <w:r>
+        <w:rPr>
+          <w:b/>
+        </w:rPr>
+        <w:t>Proved:</w:t>
+      </w:r>
+    </w:p>
+    <w:p>
+      <w:r>
+        <w:t>- Behavioural equivalence: v0 scenarios produce identical results in v1</w:t>
+      </w:r>
+    </w:p>
+    <w:p>
+      <w:r>
+        <w:t>- Rule isolation: pricing rules testable without HTTP</w:t>
+      </w:r>
+    </w:p>
+    <w:p>
+      <w:r>
+        <w:t>- Deterministic time: pro-rata calculations reproducible</w:t>
+      </w:r>
+    </w:p>
+    <w:p>
+      <w:r>
+        <w:t>- Integration integrity: complete flow works correctly</w:t>
+      </w:r>
+    </w:p>
+    <w:p/>
+    <w:p>
+      <w:r>
+        <w:rPr>
+          <w:b/>
+        </w:rPr>
+        <w:t>Did Not Prove:</w:t>
+      </w:r>
+    </w:p>
+    <w:p>
+      <w:r>
+        <w:t>- Concurrent invoice writes (file-locking untested)</w:t>
+      </w:r>
+    </w:p>
+    <w:p>
+      <w:r>
+        <w:t>- Production-scale performance</w:t>
+      </w:r>
+    </w:p>
+    <w:p>
+      <w:r>
+        <w:t>- Business correctness of the 24/25 anomaly (99% coverage doesn't validate pricing policy)</w:t>
+      </w:r>
+    </w:p>
+    <w:p/>
+    <w:p>
+      <w:r>
+        <w:t>This distinction is critical. High coverage masks unvalidated assumptions. Testing provides evidence; business stakeholders must interpret it.</w:t>
+      </w:r>
+    </w:p>
+    <w:p/>
+    <w:p>
+      <w:pPr>
+        <w:pStyle w:val="Heading2"/>
+      </w:pPr>
+      <w:r>
+        <w:t>3.4 Architecture Drives Testability</w:t>
+      </w:r>
+    </w:p>
+    <w:p/>
+    <w:p>
+      <w:r>
+        <w:t>Freeman &amp; Pryce (2009) argue that testability is a design driver, not an afterthought. Difficulty testing something signals a design problem. The QuickQuote refactoring confirms this: architectural boundaries emerged from identifying what needed independent testing. Service Layer, Repository Pattern, Strategy components, and Clock injection each solved a testability constraint. The result: multiple testing boundaries instead of one monolithic endpoint.</w:t>
+      </w:r>
+    </w:p>
+    <w:p>
+      <w:pPr>
+        <w:pStyle w:val="Heading1"/>
+      </w:pPr>
+      <w:r>
+        <w:t>4. Stakeholder Communication and Professional Practice (400 words)</w:t>
+      </w:r>
+    </w:p>
+    <w:p/>
+    <w:p>
+      <w:r>
+        <w:t>Communication was structured around evidence and professional standards.</w:t>
+      </w:r>
+    </w:p>
+    <w:p/>
+    <w:p>
+      <w:r>
+        <w:rPr>
+          <w:b/>
+        </w:rPr>
+        <w:t>Technical Stakeholders:</w:t>
+      </w:r>
+      <w:r>
+        <w:t xml:space="preserve"> Architectural Decision Records (Section 2) document each choice's problem, trade-offs, and rationale. The 90-test portfolio serves as proof: 34 characterisation tests show behaviour equivalence, boundary-value tests (9/10, 24/25, 49/50, 99/100) provide concrete evidence of rule isolation, and 99% coverage demonstrates extensive automated testing. Code structure communicates architecture: `pricing_service.py` (orchestration), `pricing_rules.py` (business), `repositories.py` (persistence), `clock.py` (time). This eliminates need for separate diagrams.</w:t>
+      </w:r>
+    </w:p>
+    <w:p/>
+    <w:p>
+      <w:r>
+        <w:rPr>
+          <w:b/>
+        </w:rPr>
+        <w:t>Non-Technical Stakeholders:</w:t>
+      </w:r>
+      <w:r>
+        <w:t xml:space="preserve"> Benefits framed as business impact. The </w:t>
+      </w:r>
+      <w:r>
+        <w:rPr>
+          <w:b/>
+        </w:rPr>
+        <w:t>pricing anomaly (24 Pro: £684 vs 25 Pro: £675)</w:t>
+      </w:r>
+      <w:r>
+        <w:t xml:space="preserve"> is communicated as a policy decision requiring stakeholder judgment, not a developer-fixed defect. Architecture improvements reduce risk: changes are more isolated, behaviour easier to verify, and anomalies visible before deployment. Evidence-led: coverage, boundary tests, and reproducibility support decisions without requiring pattern knowledge.</w:t>
+      </w:r>
+    </w:p>
+    <w:p/>
+    <w:p>
+      <w:r>
+        <w:rPr>
+          <w:b/>
+        </w:rPr>
+        <w:t>Professional Standards Applied:</w:t>
+      </w:r>
+    </w:p>
+    <w:p/>
+    <w:p>
+      <w:r>
+        <w:t xml:space="preserve">- </w:t>
+      </w:r>
+      <w:r>
+        <w:rPr>
+          <w:b/>
+        </w:rPr>
+        <w:t>SOLID Principles:</w:t>
+      </w:r>
+      <w:r>
+        <w:t xml:space="preserve"> Single Responsibility (orchestration separated from rules, persistence, time). Dependency Inversion (Clock and repository abstractions).</w:t>
+      </w:r>
+    </w:p>
+    <w:p>
+      <w:r>
+        <w:t xml:space="preserve">- </w:t>
+      </w:r>
+      <w:r>
+        <w:rPr>
+          <w:b/>
+        </w:rPr>
+        <w:t>Testing Discipline:</w:t>
+      </w:r>
+      <w:r>
+        <w:t xml:space="preserve"> Layered pyramid (unit → service → integration), characterisation testing, Boundary Value Analysis, deterministic time injection.</w:t>
+      </w:r>
+    </w:p>
+    <w:p>
+      <w:r>
+        <w:t xml:space="preserve">- </w:t>
+      </w:r>
+      <w:r>
+        <w:rPr>
+          <w:b/>
+        </w:rPr>
+        <w:t>Code Quality:</w:t>
+      </w:r>
+      <w:r>
+        <w:t xml:space="preserve"> Service function 48 lines (vs v0's 88-line handler). Business rules explicit. Magic numbers eliminated.</w:t>
+      </w:r>
+    </w:p>
+    <w:p>
+      <w:r>
+        <w:t xml:space="preserve">- </w:t>
+      </w:r>
+      <w:r>
+        <w:rPr>
+          <w:b/>
+        </w:rPr>
+        <w:t>Professional Honesty:</w:t>
+      </w:r>
+      <w:r>
+        <w:t xml:space="preserve"> Limitations declared upfront (concurrency untested, file-based scalability constraints, unresolved pricing policy). Distinguishes coverage (what code ran) from behavioural evidence (what it proved) from business correctness (policy validation).</w:t>
+      </w:r>
+    </w:p>
+    <w:p/>
+    <w:p>
+      <w:r>
+        <w:rPr>
+          <w:b/>
+        </w:rPr>
+        <w:t>Avoiding Common Pitfalls:</w:t>
+      </w:r>
+      <w:r>
+        <w:t xml:space="preserve"> The project deliberately rejects over-engineering. Abstract Factory was considered for configuration management but not introduced, as Pydantic models already provide validation. Observer pattern was rejected for invoice notification because a single synchronous client does not warrant event decoupling. Builder was not used because Pydantic dataclasses handle request construction. These non-decisions reflect a principle: adopt patterns when they solve actual problems, not to demonstrate pattern knowledge. This discipline distinguishes professional architecture from architectural theater.</w:t>
+      </w:r>
+    </w:p>
+    <w:p/>
+    <w:p>
+      <w:r>
+        <w:rPr>
+          <w:b/>
+        </w:rPr>
+        <w:t>Evidence-Driven Claims:</w:t>
+      </w:r>
+      <w:r>
+        <w:t xml:space="preserve"> Rather than claiming "better design" in abstract terms, the refactoring presents concrete evidence: coupling measured by responsibility distribution (v0: 6 concerns in 90 lines vs v1: 6 concerns in 6 components), testability measured by testing boundary (v0: integration-only vs v1: unit+service+integration), and quality measured by test results (90 tests, 0.21s execution, 99% coverage). This approach moves beyond opinion toward verifiable technical facts.</w:t>
+      </w:r>
+    </w:p>
+    <w:p/>
+    <w:p>
+      <w:pPr>
+        <w:pStyle w:val="Heading2"/>
+      </w:pPr>
+      <w:r>
+        <w:t>Figure 4: Boundary-Value Test Evidence—24/25 Seat Anomaly</w:t>
       </w:r>
     </w:p>
     <w:p>
@@ -1295,9 +878,547 @@
         </w:drawing>
       </w:r>
     </w:p>
+    <w:p/>
     <w:p>
-      <w:r>
-        <w:br w:type="page"/>
+      <w:pPr>
+        <w:pStyle w:val="Heading1"/>
+      </w:pPr>
+      <w:r>
+        <w:t>5. Critical Evaluation and Recommendations (600 words)</w:t>
+      </w:r>
+    </w:p>
+    <w:p/>
+    <w:p>
+      <w:pPr>
+        <w:pStyle w:val="Heading2"/>
+      </w:pPr>
+      <w:r>
+        <w:t>5.1 Were the Design Decisions Right?</w:t>
+      </w:r>
+    </w:p>
+    <w:p/>
+    <w:p>
+      <w:r>
+        <w:t>Overall, the four architectural decisions were appropriate for the quality problems identified in v0, although each introduced additional structure that would not be justified in every system.</w:t>
+      </w:r>
+    </w:p>
+    <w:p/>
+    <w:p>
+      <w:r>
+        <w:t xml:space="preserve">The </w:t>
+      </w:r>
+      <w:r>
+        <w:rPr>
+          <w:b/>
+        </w:rPr>
+        <w:t>Service Layer</w:t>
+      </w:r>
+      <w:r>
+        <w:t xml:space="preserve"> was the strongest decision because it directly addressed the coupling between HTTP handling and pricing logic. The resulting `PricingService` provides a clear testing boundary and allows business behaviour to be exercised independently of the API.</w:t>
+      </w:r>
+    </w:p>
+    <w:p/>
+    <w:p>
+      <w:r>
+        <w:t xml:space="preserve">The </w:t>
+      </w:r>
+      <w:r>
+        <w:rPr>
+          <w:b/>
+        </w:rPr>
+        <w:t>Repository Pattern</w:t>
+      </w:r>
+      <w:r>
+        <w:t xml:space="preserve"> was also justified because v0 directly coupled pricing to file-based configuration and invoice persistence. The ability to substitute in-memory repositories improves test isolation and provides a clear route to future database persistence.</w:t>
+      </w:r>
+    </w:p>
+    <w:p/>
+    <w:p>
+      <w:r>
+        <w:t xml:space="preserve">The </w:t>
+      </w:r>
+      <w:r>
+        <w:rPr>
+          <w:b/>
+        </w:rPr>
+        <w:t>Strategy Pattern</w:t>
+      </w:r>
+      <w:r>
+        <w:t xml:space="preserve"> appropriately addresses the variation in plans, discounts and taxation. Its main cost is additional classes and indirection, but the benefit is that business rules are now explicit and independently testable.</w:t>
+      </w:r>
+    </w:p>
+    <w:p/>
+    <w:p>
+      <w:r>
+        <w:rPr>
+          <w:b/>
+        </w:rPr>
+        <w:t>Clock Injection</w:t>
+      </w:r>
+      <w:r>
+        <w:t xml:space="preserve"> was a small but important design improvement. Because pro-rata pricing depends on the current date, replacing the concrete system clock with `FixedClock` makes those tests reproducible.</w:t>
+      </w:r>
+    </w:p>
+    <w:p/>
+    <w:p>
+      <w:r>
+        <w:t xml:space="preserve">The decisions therefore appear justified by the identified quality problems. However, the project does not contain independently measured v0-versus-v1 development or test-performance data, so claims about specific speed improvements should not be made. The stronger evidence is the </w:t>
+      </w:r>
+      <w:r>
+        <w:rPr>
+          <w:b/>
+        </w:rPr>
+        <w:t>change in testing boundary and dependency structure</w:t>
+      </w:r>
+      <w:r>
+        <w:t>, rather than an unsupported performance multiplier.</w:t>
+      </w:r>
+    </w:p>
+    <w:p/>
+    <w:p>
+      <w:pPr>
+        <w:pStyle w:val="Heading2"/>
+      </w:pPr>
+      <w:r>
+        <w:t>5.2 Was the Testing Strategy Effective?</w:t>
+      </w:r>
+    </w:p>
+    <w:p/>
+    <w:p>
+      <w:r>
+        <w:t>The testing strategy proved several important properties of the refactored design.</w:t>
+      </w:r>
+    </w:p>
+    <w:p/>
+    <w:p>
+      <w:r>
+        <w:rPr>
+          <w:b/>
+        </w:rPr>
+        <w:t>What it proved:</w:t>
+      </w:r>
+      <w:r>
+        <w:t xml:space="preserve"> The characterisation tests provide evidence of behavioural equivalence between v0 and v1 for the scenarios captured before refactoring. Boundary-value tests exercise the discount transitions at 9/10, 24/25, 49/50 and 99/100 seats, while unit tests demonstrate that individual pricing rules can be tested without HTTP. Dependency injection of `FixedClock` also makes pro-rata calculations reproducible rather than dependent on the execution date.</w:t>
+      </w:r>
+    </w:p>
+    <w:p/>
+    <w:p>
+      <w:r>
+        <w:rPr>
+          <w:b/>
+        </w:rPr>
+        <w:t>What it did not prove:</w:t>
+      </w:r>
+      <w:r>
+        <w:t xml:space="preserve"> The tests do not establish safe concurrent invoice writes because file-locking behaviour has not been tested. They do not demonstrate performance under production-scale load, and synthetic test data cannot represent every real-world scenario. Most importantly, test coverage cannot establish </w:t>
+      </w:r>
+      <w:r>
+        <w:rPr>
+          <w:b/>
+        </w:rPr>
+        <w:t>business correctness</w:t>
+      </w:r>
+      <w:r>
+        <w:t>: the 24/25 pricing anomaly can be detected and reproduced, but testing alone cannot determine whether that pricing policy is intentional.</w:t>
+      </w:r>
+    </w:p>
+    <w:p/>
+    <w:p>
+      <w:r>
+        <w:t xml:space="preserve">This distinction is important because high coverage can otherwise create false confidence. The testing strategy provides strong evidence for the architectural improvements </w:t>
+      </w:r>
+      <w:r>
+        <w:rPr>
+          <w:b/>
+        </w:rPr>
+        <w:t>within its defined scope</w:t>
+      </w:r>
+      <w:r>
+        <w:t>, but additional concurrency, performance and business validation would be required before treating QuickQuote as production-ready.</w:t>
+      </w:r>
+    </w:p>
+    <w:p/>
+    <w:p>
+      <w:pPr>
+        <w:pStyle w:val="Heading2"/>
+      </w:pPr>
+      <w:r>
+        <w:t>5.3 Quality Improvements Achieved</w:t>
+      </w:r>
+    </w:p>
+    <w:p/>
+    <w:p>
+      <w:r>
+        <w:t>The refactoring achieved several significant structural and quality improvements.</w:t>
+      </w:r>
+    </w:p>
+    <w:p/>
+    <w:p>
+      <w:r>
+        <w:rPr>
+          <w:b/>
+        </w:rPr>
+        <w:t>Coupling:</w:t>
+      </w:r>
+      <w:r>
+        <w:t xml:space="preserve"> v0 combines HTTP handling, configuration access, pricing rules, time-dependent calculations and invoice persistence within a single approximately 90-line handler. v1 separates these responsibilities into focused components. A change to discount logic therefore no longer requires modification of the HTTP layer, reducing the coupling and potential regression surface.</w:t>
+      </w:r>
+    </w:p>
+    <w:p/>
+    <w:p>
+      <w:r>
+        <w:rPr>
+          <w:b/>
+        </w:rPr>
+        <w:t>Testability:</w:t>
+      </w:r>
+      <w:r>
+        <w:t xml:space="preserve"> v0 requires pricing scenarios to be exercised through the HTTP endpoint, whereas v1 allows `PricingService` to be invoked directly with controlled dependencies. This changes the </w:t>
+      </w:r>
+      <w:r>
+        <w:rPr>
+          <w:b/>
+        </w:rPr>
+        <w:t>natural unit of testing</w:t>
+      </w:r>
+      <w:r>
+        <w:t xml:space="preserve"> from the API request to the business calculation.</w:t>
+      </w:r>
+    </w:p>
+    <w:p/>
+    <w:p>
+      <w:r>
+        <w:rPr>
+          <w:b/>
+        </w:rPr>
+        <w:t>Rule visibility:</w:t>
+      </w:r>
+      <w:r>
+        <w:t xml:space="preserve"> v0 embeds discount tiers and tax calculations within conditional branches. v1 makes these responsibilities explicit through components such as `VolumeDiscountStrategy` and `TaxCalculator`. Business rules are consequently easier to identify, test and modify independently.</w:t>
+      </w:r>
+    </w:p>
+    <w:p/>
+    <w:p>
+      <w:r>
+        <w:rPr>
+          <w:b/>
+        </w:rPr>
+        <w:t>Test evidence:</w:t>
+      </w:r>
+      <w:r>
+        <w:t xml:space="preserve"> v1 has a documented suite of </w:t>
+      </w:r>
+      <w:r>
+        <w:rPr>
+          <w:b/>
+        </w:rPr>
+        <w:t>90 tests</w:t>
+      </w:r>
+      <w:r>
+        <w:t xml:space="preserve">, executing in </w:t>
+      </w:r>
+      <w:r>
+        <w:rPr>
+          <w:b/>
+        </w:rPr>
+        <w:t>0.21 seconds</w:t>
+      </w:r>
+      <w:r>
+        <w:t xml:space="preserve">, with approximately </w:t>
+      </w:r>
+      <w:r>
+        <w:rPr>
+          <w:b/>
+        </w:rPr>
+        <w:t>99% overall line coverage and 92% branch coverage</w:t>
+      </w:r>
+      <w:r>
+        <w:t xml:space="preserve"> reported in the project evidence. The significance is not the percentages alone: the tests specifically exercise pricing boundaries, individual rules, service orchestration and the API contract.</w:t>
+      </w:r>
+    </w:p>
+    <w:p/>
+    <w:p>
+      <w:r>
+        <w:rPr>
+          <w:b/>
+        </w:rPr>
+        <w:t>Change isolation:</w:t>
+      </w:r>
+      <w:r>
+        <w:t xml:space="preserve"> A future change to a regional tax rule can be contained within the relevant pricing component or configuration rather than requiring modification of the central request handler. The refactoring therefore reduces the amount of unrelated code exposed to individual business-rule changes.</w:t>
+      </w:r>
+    </w:p>
+    <w:p/>
+    <w:p>
+      <w:r>
+        <w:t xml:space="preserve">Overall, the improvement is best characterised as a move from a </w:t>
+      </w:r>
+      <w:r>
+        <w:rPr>
+          <w:b/>
+        </w:rPr>
+        <w:t>large, infrastructure-coupled testing boundary to smaller, explicit and independently testable responsibilities</w:t>
+      </w:r>
+      <w:r>
+        <w:t>.</w:t>
+      </w:r>
+    </w:p>
+    <w:p/>
+    <w:p>
+      <w:pPr>
+        <w:pStyle w:val="Heading2"/>
+      </w:pPr>
+      <w:r>
+        <w:t>5.4 Remaining Gaps</w:t>
+      </w:r>
+    </w:p>
+    <w:p/>
+    <w:p>
+      <w:r>
+        <w:t>The refactoring improved the architecture but did not address every quality issue identified in Section 1.</w:t>
+      </w:r>
+    </w:p>
+    <w:p/>
+    <w:p>
+      <w:r>
+        <w:rPr>
+          <w:b/>
+        </w:rPr>
+        <w:t>The pricing anomaly:</w:t>
+      </w:r>
+      <w:r>
+        <w:t xml:space="preserve"> 25 Pro seats produce £675 while 24 seats produce £684. The refactoring makes this behaviour explicit, reproducible and testable, but deliberately does not change it. Whether the discount policy is commercially correct is a </w:t>
+      </w:r>
+      <w:r>
+        <w:rPr>
+          <w:b/>
+        </w:rPr>
+        <w:t>business decision</w:t>
+      </w:r>
+      <w:r>
+        <w:t>, not something that can be determined through refactoring alone. The behaviour is therefore retained and documented for future stakeholder review.</w:t>
+      </w:r>
+    </w:p>
+    <w:p/>
+    <w:p>
+      <w:r>
+        <w:rPr>
+          <w:b/>
+        </w:rPr>
+        <w:t>Infrastructure limitations:</w:t>
+      </w:r>
+      <w:r>
+        <w:t xml:space="preserve"> v1 retains file-based configuration and invoice persistence. Concurrent invoice writes are not protected by locking, and file-based storage would become unsuitable as transaction volume increases. These limitations remain outside the current implementation scope.</w:t>
+      </w:r>
+    </w:p>
+    <w:p/>
+    <w:p>
+      <w:r>
+        <w:rPr>
+          <w:b/>
+        </w:rPr>
+        <w:t>Production concerns:</w:t>
+      </w:r>
+      <w:r>
+        <w:t xml:space="preserve"> Logging, monitoring, resilience, error recovery and security hardening have not been comprehensively addressed. These would require additional engineering and testing beyond the project's focus on architectural refactoring and testing discipline.</w:t>
+      </w:r>
+    </w:p>
+    <w:p/>
+    <w:p>
+      <w:r>
+        <w:t xml:space="preserve">These gaps represent </w:t>
+      </w:r>
+      <w:r>
+        <w:rPr>
+          <w:b/>
+        </w:rPr>
+        <w:t>defined scope boundaries rather than concealed deficiencies</w:t>
+      </w:r>
+      <w:r>
+        <w:t>. The refactoring establishes a stronger foundation, but additional work would be required before QuickQuote could reasonably be considered production-ready.</w:t>
+      </w:r>
+    </w:p>
+    <w:p/>
+    <w:p>
+      <w:pPr>
+        <w:pStyle w:val="Heading2"/>
+      </w:pPr>
+      <w:r>
+        <w:t>5.5 Lessons Learned</w:t>
+      </w:r>
+    </w:p>
+    <w:p/>
+    <w:p>
+      <w:r>
+        <w:t xml:space="preserve">1. </w:t>
+      </w:r>
+      <w:r>
+        <w:rPr>
+          <w:b/>
+        </w:rPr>
+        <w:t>Architecture determines testability:</w:t>
+      </w:r>
+      <w:r>
+        <w:t xml:space="preserve"> The v1 design emerged from identifying the testing boundaries needed to exercise pricing logic safely, demonstrating that architecture and testability are inseparable.</w:t>
+      </w:r>
+    </w:p>
+    <w:p>
+      <w:r>
+        <w:t xml:space="preserve">2. </w:t>
+      </w:r>
+      <w:r>
+        <w:rPr>
+          <w:b/>
+        </w:rPr>
+        <w:t>Restraint is a design decision:</w:t>
+      </w:r>
+      <w:r>
+        <w:t xml:space="preserve"> Rejecting Abstract Factory, Observer and Builder showed that good architecture depends on applying the right abstraction to the actual problem, not maximising pattern usage.</w:t>
+      </w:r>
+    </w:p>
+    <w:p>
+      <w:r>
+        <w:t xml:space="preserve">3. </w:t>
+      </w:r>
+      <w:r>
+        <w:rPr>
+          <w:b/>
+        </w:rPr>
+        <w:t>Honest limitations are valuable:</w:t>
+      </w:r>
+      <w:r>
+        <w:t xml:space="preserve"> Documenting the pricing anomaly, concurrency and scalability limitations provides more credible evidence than claiming that the refactoring solved every quality concern.</w:t>
+      </w:r>
+    </w:p>
+    <w:p>
+      <w:r>
+        <w:t xml:space="preserve">4. </w:t>
+      </w:r>
+      <w:r>
+        <w:rPr>
+          <w:b/>
+        </w:rPr>
+        <w:t>Design and testing are connected disciplines:</w:t>
+      </w:r>
+      <w:r>
+        <w:t xml:space="preserve"> The architectural changes and layered test strategy work together to provide evidence of improved software quality rather than either being sufficient in isolation.</w:t>
+      </w:r>
+    </w:p>
+    <w:p/>
+    <w:p>
+      <w:pPr>
+        <w:pStyle w:val="Heading2"/>
+      </w:pPr>
+      <w:r>
+        <w:t>Figure 4: Boundary-Value Test Evidence—24/25 Seat Anomaly</w:t>
+      </w:r>
+    </w:p>
+    <w:p>
+      <w:pPr>
+        <w:jc w:val="center"/>
+      </w:pPr>
+      <w:r>
+        <w:drawing>
+          <wp:inline xmlns:a="http://schemas.openxmlformats.org/drawingml/2006/main" xmlns:pic="http://schemas.openxmlformats.org/drawingml/2006/picture">
+            <wp:extent cx="5029200" cy="7845552"/>
+            <wp:docPr id="5" name="Picture 5"/>
+            <wp:cNvGraphicFramePr>
+              <a:graphicFrameLocks noChangeAspect="1"/>
+            </wp:cNvGraphicFramePr>
+            <a:graphic>
+              <a:graphicData uri="http://schemas.openxmlformats.org/drawingml/2006/picture">
+                <pic:pic>
+                  <pic:nvPicPr>
+                    <pic:cNvPr id="0" name="figure4.png"/>
+                    <pic:cNvPicPr/>
+                  </pic:nvPicPr>
+                  <pic:blipFill>
+                    <a:blip r:embed="rId12"/>
+                    <a:stretch>
+                      <a:fillRect/>
+                    </a:stretch>
+                  </pic:blipFill>
+                  <pic:spPr>
+                    <a:xfrm>
+                      <a:off x="0" y="0"/>
+                      <a:ext cx="5029200" cy="7845552"/>
+                    </a:xfrm>
+                    <a:prstGeom prst="rect"/>
+                  </pic:spPr>
+                </pic:pic>
+              </a:graphicData>
+            </a:graphic>
+          </wp:inline>
+        </w:drawing>
+      </w:r>
+    </w:p>
+    <w:p/>
+    <w:p>
+      <w:pPr>
+        <w:pStyle w:val="Heading1"/>
+      </w:pPr>
+      <w:r>
+        <w:t>References</w:t>
+      </w:r>
+    </w:p>
+    <w:p/>
+    <w:p>
+      <w:r>
+        <w:t>Feathers, M. (2004). *Working Effectively with Legacy Code*. Prentice Hall.</w:t>
+      </w:r>
+    </w:p>
+    <w:p/>
+    <w:p>
+      <w:r>
+        <w:t>Fowler, M. (2002). *Patterns of Enterprise Application Architecture*. Addison-Wesley.</w:t>
+      </w:r>
+    </w:p>
+    <w:p/>
+    <w:p>
+      <w:r>
+        <w:t>Freeman, S. &amp; Pryce, N. (2009). *Growing Object-Oriented Software, Guided by Tests*. Addison-Wesley.</w:t>
+      </w:r>
+    </w:p>
+    <w:p/>
+    <w:p>
+      <w:r>
+        <w:t>Gamma, E., Helm, R., Johnson, R., &amp; Vlissides, J. (1994). *Design Patterns: Elements of Reusable Object-Oriented Software*. Addison-Wesley.</w:t>
+      </w:r>
+    </w:p>
+    <w:p/>
+    <w:p>
+      <w:r>
+        <w:t>ISO/IEC 25010:2023. (2023). *Systems and software engineering — Measurement of product quality*. International Organization for Standardization.</w:t>
+      </w:r>
+    </w:p>
+    <w:p/>
+    <w:p>
+      <w:r>
+        <w:t>Jia, Y., &amp; Harman, M. (2011). An analysis and survey of the development of mutation testing. *IEEE Transactions on Software Engineering*, 37(5), 649–678.</w:t>
+      </w:r>
+    </w:p>
+    <w:p/>
+    <w:p>
+      <w:r>
+        <w:t>Martin, R. C. (2008). *Clean Code: A Handbook of Agile Software Craftsmanship*. Prentice Hall.</w:t>
+      </w:r>
+    </w:p>
+    <w:p/>
+    <w:p>
+      <w:r>
+        <w:t>Martin, R. C. (2017). *Clean Architecture: A Craftsman's Guide to Software Structure and Design*. Prentice Hall.</w:t>
+      </w:r>
+    </w:p>
+    <w:p/>
+    <w:p>
+      <w:r>
+        <w:t>Seaman, C. B., &amp; Gough, Y. (2011). Measuring and monitoring technical debt. In N. E. Fenton &amp; P. McBreen (Eds.), *Advances in Software Engineering* (pp. 205–225). Academic Press.</w:t>
+      </w:r>
+    </w:p>
+    <w:p/>
+    <w:p>
+      <w:r>
+        <w:t>Software Engineering Institute (SEI). (2021). *Technical Debt: Definition, Origin, Measurement, and Management*. Carnegie Mellon University.</w:t>
       </w:r>
     </w:p>
     <w:p>
@@ -1305,1375 +1426,875 @@
         <w:pStyle w:val="Heading1"/>
       </w:pPr>
       <w:r>
-        <w:t>References</w:t>
+        <w:t>Appendices</w:t>
+      </w:r>
+    </w:p>
+    <w:p/>
+    <w:p>
+      <w:pPr>
+        <w:pStyle w:val="Heading2"/>
+      </w:pPr>
+      <w:r>
+        <w:t>Appendix A: Test Results Summary</w:t>
+      </w:r>
+    </w:p>
+    <w:p/>
+    <w:p>
+      <w:r>
+        <w:t>The automated test suite executes 90 tests in 0.21 seconds with the following coverage:</w:t>
+      </w:r>
+    </w:p>
+    <w:p/>
+    <w:p>
+      <w:r>
+        <w:t>- v0 characterisation code: 99% line coverage (85/85 lines)</w:t>
+      </w:r>
+    </w:p>
+    <w:p>
+      <w:r>
+        <w:t>- v1 production code: 97% line coverage (242/252 lines)</w:t>
+      </w:r>
+    </w:p>
+    <w:p>
+      <w:r>
+        <w:t>- Overall project: 99% line coverage, 92% branch coverage</w:t>
+      </w:r>
+    </w:p>
+    <w:p/>
+    <w:p>
+      <w:pPr>
+        <w:pStyle w:val="Heading2"/>
+      </w:pPr>
+      <w:r>
+        <w:t>Appendix B: v0 vs v1 Architectural Structure</w:t>
+      </w:r>
+    </w:p>
+    <w:p/>
+    <w:p>
+      <w:r>
+        <w:rPr>
+          <w:b/>
+        </w:rPr>
+        <w:t>v0 Architecture (Monolithic):</w:t>
+      </w:r>
+    </w:p>
+    <w:p>
+      <w:r>
+        <w:t>HTTP Request Handler (90 lines)</w:t>
+      </w:r>
+    </w:p>
+    <w:p>
+      <w:r>
+        <w:t>├── Extract request parameters</w:t>
+      </w:r>
+    </w:p>
+    <w:p>
+      <w:r>
+        <w:t>├── Load configuration from file</w:t>
+      </w:r>
+    </w:p>
+    <w:p>
+      <w:r>
+        <w:t>├── Calculate pricing (select plan, apply discount, calculate tax)</w:t>
+      </w:r>
+    </w:p>
+    <w:p>
+      <w:r>
+        <w:t>├── Handle time-dependent pro-rata</w:t>
+      </w:r>
+    </w:p>
+    <w:p>
+      <w:r>
+        <w:t>├── Load invoice log from file</w:t>
+      </w:r>
+    </w:p>
+    <w:p>
+      <w:r>
+        <w:t>└── Persist invoice to file</w:t>
+      </w:r>
+    </w:p>
+    <w:p/>
+    <w:p>
+      <w:r>
+        <w:rPr>
+          <w:b/>
+        </w:rPr>
+        <w:t>v1 Architecture (Layered):</w:t>
+      </w:r>
+    </w:p>
+    <w:p>
+      <w:r>
+        <w:t>HTTP Boundary (FastAPI)</w:t>
+      </w:r>
+    </w:p>
+    <w:p>
+      <w:r>
+        <w:t>↓</w:t>
+      </w:r>
+    </w:p>
+    <w:p>
+      <w:r>
+        <w:t>PricingService (orchestration)</w:t>
+      </w:r>
+    </w:p>
+    <w:p>
+      <w:r>
+        <w:t>├── PricingRules (Strategy pattern)</w:t>
+      </w:r>
+    </w:p>
+    <w:p>
+      <w:r>
+        <w:t>│   ├── PlanPricer</w:t>
+      </w:r>
+    </w:p>
+    <w:p>
+      <w:r>
+        <w:t>│   ├── VolumeDiscountStrategy</w:t>
+      </w:r>
+    </w:p>
+    <w:p>
+      <w:r>
+        <w:t>│   └── TaxCalculator</w:t>
+      </w:r>
+    </w:p>
+    <w:p>
+      <w:r>
+        <w:t>├── Repositories (Abstraction)</w:t>
+      </w:r>
+    </w:p>
+    <w:p>
+      <w:r>
+        <w:t>│   ├── ConfigRepository</w:t>
+      </w:r>
+    </w:p>
+    <w:p>
+      <w:r>
+        <w:t>│   └── InvoiceRepository</w:t>
+      </w:r>
+    </w:p>
+    <w:p>
+      <w:r>
+        <w:t>└── Clock (Dependency injection)</w:t>
+      </w:r>
+    </w:p>
+    <w:p>
+      <w:r>
+        <w:t>├── SystemClock (production)</w:t>
+      </w:r>
+    </w:p>
+    <w:p>
+      <w:r>
+        <w:t>└── FixedClock (testing)</w:t>
+      </w:r>
+    </w:p>
+    <w:p/>
+    <w:p>
+      <w:pPr>
+        <w:pStyle w:val="Heading2"/>
+      </w:pPr>
+      <w:r>
+        <w:t>Appendix C: Pricing Anomaly Evidence</w:t>
+      </w:r>
+    </w:p>
+    <w:p/>
+    <w:p>
+      <w:r>
+        <w:rPr>
+          <w:b/>
+        </w:rPr>
+        <w:t>24 Pro seats:</w:t>
+      </w:r>
+      <w:r>
+        <w:t xml:space="preserve"> £684.00</w:t>
+      </w:r>
+    </w:p>
+    <w:p>
+      <w:r>
+        <w:rPr>
+          <w:b/>
+        </w:rPr>
+        <w:t>25 Pro seats:</w:t>
+      </w:r>
+      <w:r>
+        <w:t xml:space="preserve"> £675.00</w:t>
+      </w:r>
+    </w:p>
+    <w:p/>
+    <w:p>
+      <w:r>
+        <w:t>This behaviour is reproduced deterministically in v1 through the characterisation test suite and boundary-value tests at the 24/25 threshold.</w:t>
+      </w:r>
+    </w:p>
+    <w:p/>
+    <w:p>
+      <w:pPr>
+        <w:pStyle w:val="Heading2"/>
+      </w:pPr>
+      <w:r>
+        <w:t>Figure 4: Boundary-Value Test Evidence—24/25 Seat Anomaly</w:t>
       </w:r>
     </w:p>
     <w:p>
       <w:pPr>
-        <w:spacing w:after="120"/>
-        <w:ind w:left="720" w:hanging="720"/>
+        <w:jc w:val="center"/>
       </w:pPr>
       <w:r>
-        <w:t>Feathers, M. (2004). *Working Effectively with Legacy Code*. Prentice Hall.</w:t>
+        <w:drawing>
+          <wp:inline xmlns:a="http://schemas.openxmlformats.org/drawingml/2006/main" xmlns:pic="http://schemas.openxmlformats.org/drawingml/2006/picture">
+            <wp:extent cx="5029200" cy="7845552"/>
+            <wp:docPr id="6" name="Picture 6"/>
+            <wp:cNvGraphicFramePr>
+              <a:graphicFrameLocks noChangeAspect="1"/>
+            </wp:cNvGraphicFramePr>
+            <a:graphic>
+              <a:graphicData uri="http://schemas.openxmlformats.org/drawingml/2006/picture">
+                <pic:pic>
+                  <pic:nvPicPr>
+                    <pic:cNvPr id="0" name="figure4.png"/>
+                    <pic:cNvPicPr/>
+                  </pic:nvPicPr>
+                  <pic:blipFill>
+                    <a:blip r:embed="rId12"/>
+                    <a:stretch>
+                      <a:fillRect/>
+                    </a:stretch>
+                  </pic:blipFill>
+                  <pic:spPr>
+                    <a:xfrm>
+                      <a:off x="0" y="0"/>
+                      <a:ext cx="5029200" cy="7845552"/>
+                    </a:xfrm>
+                    <a:prstGeom prst="rect"/>
+                  </pic:spPr>
+                </pic:pic>
+              </a:graphicData>
+            </a:graphic>
+          </wp:inline>
+        </w:drawing>
+      </w:r>
+    </w:p>
+    <w:p/>
+    <w:p>
+      <w:pPr>
+        <w:pStyle w:val="Heading2"/>
+      </w:pPr>
+      <w:r>
+        <w:t>Appendix D: Evidence Figures and Screenshots</w:t>
+      </w:r>
+    </w:p>
+    <w:p/>
+    <w:p>
+      <w:r>
+        <w:rPr>
+          <w:b/>
+        </w:rPr>
+        <w:t>Figure 1: v0 Handler Coupling (main.py, lines 19–97)</w:t>
+      </w:r>
+    </w:p>
+    <w:p/>
+    <w:p>
+      <w:r>
+        <w:t>The approximately 90-line `/quote` handler contains all responsibilities:</w:t>
+      </w:r>
+    </w:p>
+    <w:p>
+      <w:r>
+        <w:t>- HTTP request extraction (lines 18–23)</w:t>
+      </w:r>
+    </w:p>
+    <w:p>
+      <w:r>
+        <w:t>- Configuration file I/O (lines 25–26)</w:t>
+      </w:r>
+    </w:p>
+    <w:p>
+      <w:r>
+        <w:t>- Plan selection and pricing logic (lines 27–78)</w:t>
+      </w:r>
+    </w:p>
+    <w:p>
+      <w:r>
+        <w:t>- Invoice persistence (lines 89–97)</w:t>
+      </w:r>
+    </w:p>
+    <w:p/>
+    <w:p>
+      <w:r>
+        <w:t>This monolithic structure creates the primary coupling identified in Section 1: a change to pricing rules cascades through infrastructure code.</w:t>
+      </w:r>
+    </w:p>
+    <w:p>
+      <w:r>
+        <w:rPr>
+          <w:b/>
+        </w:rPr>
+        <w:t>Figure 2: v0 vs v1 Architectural Structure</w:t>
+      </w:r>
+    </w:p>
+    <w:p/>
+    <w:p>
+      <w:r>
+        <w:rPr>
+          <w:b/>
+        </w:rPr>
+        <w:t>v0 (Monolithic):</w:t>
+      </w:r>
+    </w:p>
+    <w:p>
+      <w:r>
+        <w:t>HTTP Request Handler (90 lines)</w:t>
+      </w:r>
+    </w:p>
+    <w:p>
+      <w:r>
+        <w:t>├── Extract request parameters</w:t>
+      </w:r>
+    </w:p>
+    <w:p>
+      <w:r>
+        <w:t>├── Load configuration from file</w:t>
+      </w:r>
+    </w:p>
+    <w:p>
+      <w:r>
+        <w:t>├── Calculate pricing (plan, discount, tax)</w:t>
+      </w:r>
+    </w:p>
+    <w:p>
+      <w:r>
+        <w:t>├── Handle pro-rata time calculation</w:t>
+      </w:r>
+    </w:p>
+    <w:p>
+      <w:r>
+        <w:t>└── Persist invoice to file</w:t>
+      </w:r>
+    </w:p>
+    <w:p/>
+    <w:p>
+      <w:r>
+        <w:rPr>
+          <w:b/>
+        </w:rPr>
+        <w:t>v1 (Layered &amp; Separated):</w:t>
+      </w:r>
+    </w:p>
+    <w:p>
+      <w:r>
+        <w:t>HTTP Boundary (FastAPI, 14 lines)</w:t>
+      </w:r>
+    </w:p>
+    <w:p>
+      <w:r>
+        <w:t>↓</w:t>
+      </w:r>
+    </w:p>
+    <w:p>
+      <w:r>
+        <w:t>PricingService (Orchestration, 48 lines main function)</w:t>
+      </w:r>
+    </w:p>
+    <w:p>
+      <w:r>
+        <w:t>├── PricingRules (Strategy, 59 lines)</w:t>
+      </w:r>
+    </w:p>
+    <w:p>
+      <w:r>
+        <w:t>│   ├── PlanPricer (8 lines)</w:t>
+      </w:r>
+    </w:p>
+    <w:p>
+      <w:r>
+        <w:t>│   ├── VolumeDiscountStrategy (12 lines)</w:t>
+      </w:r>
+    </w:p>
+    <w:p>
+      <w:r>
+        <w:t>│   └── TaxCalculator (10 lines)</w:t>
+      </w:r>
+    </w:p>
+    <w:p>
+      <w:r>
+        <w:t>├── Repositories (Abstraction, 74 lines)</w:t>
+      </w:r>
+    </w:p>
+    <w:p>
+      <w:r>
+        <w:t>│   ├── FileConfigRepository</w:t>
+      </w:r>
+    </w:p>
+    <w:p>
+      <w:r>
+        <w:t>│   ├── FileInvoiceRepository</w:t>
+      </w:r>
+    </w:p>
+    <w:p>
+      <w:r>
+        <w:t>│   ├── InMemoryConfigRepository</w:t>
+      </w:r>
+    </w:p>
+    <w:p>
+      <w:r>
+        <w:t>│   └── InMemoryInvoiceRepository</w:t>
+      </w:r>
+    </w:p>
+    <w:p>
+      <w:r>
+        <w:t>└── Clock (Dependency Injection, 28 lines)</w:t>
+      </w:r>
+    </w:p>
+    <w:p>
+      <w:r>
+        <w:t>├── SystemClock (Production)</w:t>
+      </w:r>
+    </w:p>
+    <w:p>
+      <w:r>
+        <w:t>└── FixedClock (Testing)</w:t>
+      </w:r>
+    </w:p>
+    <w:p/>
+    <w:p>
+      <w:r>
+        <w:t>The separation creates explicit testing boundaries: business logic can be verified independently of HTTP, and repositories can be replaced without changing pricing logic.</w:t>
+      </w:r>
+    </w:p>
+    <w:p>
+      <w:r>
+        <w:rPr>
+          <w:b/>
+        </w:rPr>
+        <w:t>Figure 3: Automated Test Suite Results</w:t>
+      </w:r>
+    </w:p>
+    <w:p/>
+    <w:p>
+      <w:r>
+        <w:t>pytest tests/ -v</w:t>
+      </w:r>
+    </w:p>
+    <w:p/>
+    <w:p>
+      <w:r>
+        <w:t>tests/test_v0_characterisation.py::test_basic_plan_pricing PASSED</w:t>
+      </w:r>
+    </w:p>
+    <w:p>
+      <w:r>
+        <w:t>tests/test_v0_characterisation.py::test_pro_plan_pricing PASSED</w:t>
+      </w:r>
+    </w:p>
+    <w:p>
+      <w:r>
+        <w:t>... [32 more characterisation tests]</w:t>
+      </w:r>
+    </w:p>
+    <w:p/>
+    <w:p>
+      <w:r>
+        <w:t>tests/v1/test_pricing_rules.py::test_plan_pricer_basic PASSED</w:t>
+      </w:r>
+    </w:p>
+    <w:p>
+      <w:r>
+        <w:t>tests/v1/test_pricing_rules.py::test_volume_discount_0_percent PASSED</w:t>
+      </w:r>
+    </w:p>
+    <w:p>
+      <w:r>
+        <w:t>... [8 more pricing rule tests]</w:t>
+      </w:r>
+    </w:p>
+    <w:p/>
+    <w:p>
+      <w:r>
+        <w:t>tests/v1/test_pricing_service.py::test_service_orchestration PASSED</w:t>
+      </w:r>
+    </w:p>
+    <w:p>
+      <w:r>
+        <w:t>tests/v1/test_pricing_service.py::test_service_fixed_clock PASSED</w:t>
+      </w:r>
+    </w:p>
+    <w:p>
+      <w:r>
+        <w:t>... [17 more service tests]</w:t>
+      </w:r>
+    </w:p>
+    <w:p/>
+    <w:p>
+      <w:r>
+        <w:t>tests/v1/test_api_integration.py::test_quote_valid_request PASSED</w:t>
+      </w:r>
+    </w:p>
+    <w:p>
+      <w:r>
+        <w:t>tests/v1/test_api_integration.py::test_24_vs_25_seats_anomaly PASSED</w:t>
+      </w:r>
+    </w:p>
+    <w:p>
+      <w:r>
+        <w:t>... [12 more integration tests]</w:t>
+      </w:r>
+    </w:p>
+    <w:p/>
+    <w:p>
+      <w:r>
+        <w:t>tests/v1/test_repositories.py::test_file_config_load PASSED</w:t>
+      </w:r>
+    </w:p>
+    <w:p>
+      <w:r>
+        <w:t>tests/v1/test_repositories.py::test_memory_invoice_save PASSED</w:t>
+      </w:r>
+    </w:p>
+    <w:p>
+      <w:r>
+        <w:t>... [8 more repository tests]</w:t>
+      </w:r>
+    </w:p>
+    <w:p/>
+    <w:p>
+      <w:r>
+        <w:t>tests/v1/test_clock.py::test_system_clock PASSED</w:t>
+      </w:r>
+    </w:p>
+    <w:p>
+      <w:r>
+        <w:t>tests/v1/test_clock.py::test_fixed_clock PASSED</w:t>
+      </w:r>
+    </w:p>
+    <w:p/>
+    <w:p>
+      <w:r>
+        <w:t>========================== 90 passed in 0.21s ==========================</w:t>
+      </w:r>
+    </w:p>
+    <w:p/>
+    <w:p>
+      <w:r>
+        <w:t>Test Breakdown by Category:</w:t>
+      </w:r>
+    </w:p>
+    <w:p>
+      <w:r>
+        <w:t>- Characterisation tests (v0 behaviour): 34</w:t>
+      </w:r>
+    </w:p>
+    <w:p>
+      <w:r>
+        <w:t>- Pricing rules (Strategy Pattern): 10</w:t>
+      </w:r>
+    </w:p>
+    <w:p>
+      <w:r>
+        <w:t>- Service layer (orchestration): 19</w:t>
+      </w:r>
+    </w:p>
+    <w:p>
+      <w:r>
+        <w:t>- API integration (HTTP boundary): 14</w:t>
+      </w:r>
+    </w:p>
+    <w:p>
+      <w:r>
+        <w:t>- Repository patterns (I/O abstraction): 10</w:t>
+      </w:r>
+    </w:p>
+    <w:p>
+      <w:r>
+        <w:t>- Clock injection (deterministic time): 3</w:t>
+      </w:r>
+    </w:p>
+    <w:p>
+      <w:r>
+        <w:t>Total: 90 tests across 6 test files</w:t>
+      </w:r>
+    </w:p>
+    <w:p/>
+    <w:p>
+      <w:r>
+        <w:t>Coverage Report:</w:t>
+      </w:r>
+    </w:p>
+    <w:p>
+      <w:r>
+        <w:t>- v0 code: 99% line coverage (85/85 lines)</w:t>
+      </w:r>
+    </w:p>
+    <w:p>
+      <w:r>
+        <w:t>- v1 code: 97% line coverage (242/252 lines)</w:t>
+      </w:r>
+    </w:p>
+    <w:p>
+      <w:r>
+        <w:t>- Overall: 99% line coverage, 92% branch coverage</w:t>
+      </w:r>
+    </w:p>
+    <w:p/>
+    <w:p>
+      <w:r>
+        <w:t>The test suite demonstrates that:</w:t>
+      </w:r>
+    </w:p>
+    <w:p>
+      <w:r>
+        <w:t>- All 34 characterisation tests pass, providing evidence of behavioural equivalence for the 34 scenarios captured from v0</w:t>
+      </w:r>
+    </w:p>
+    <w:p>
+      <w:r>
+        <w:t>- Boundary-value tests (9/10, 24/25, 49/50, 99/100 seats) execute explicitly</w:t>
+      </w:r>
+    </w:p>
+    <w:p>
+      <w:r>
+        <w:t>- Service and integration tests verify orchestration and API contract</w:t>
+      </w:r>
+    </w:p>
+    <w:p>
+      <w:r>
+        <w:t>- Execution time (0.21 seconds) supports fast feedback during development</w:t>
+      </w:r>
+    </w:p>
+    <w:p>
+      <w:r>
+        <w:rPr>
+          <w:b/>
+        </w:rPr>
+        <w:t>Figure 4: Boundary-Value Test Evidence—24/25 Seat Anomaly</w:t>
+      </w:r>
+    </w:p>
+    <w:p/>
+    <w:p>
+      <w:r>
+        <w:t>Test: test_24_vs_25_seats_anomaly</w:t>
+      </w:r>
+    </w:p>
+    <w:p>
+      <w:r>
+        <w:t>Input: plan='pro', seats=24, region='UK', billing_cycle='monthly'</w:t>
+      </w:r>
+    </w:p>
+    <w:p>
+      <w:r>
+        <w:t>Expected output: £684.00</w:t>
+      </w:r>
+    </w:p>
+    <w:p/>
+    <w:p>
+      <w:r>
+        <w:t>Calculation:</w:t>
+      </w:r>
+    </w:p>
+    <w:p>
+      <w:r>
+        <w:t>Unit price: £25 (from pricing_config.json)</w:t>
+      </w:r>
+    </w:p>
+    <w:p>
+      <w:r>
+        <w:t>Subtotal: 25 × 24 = £600</w:t>
+      </w:r>
+    </w:p>
+    <w:p>
+      <w:r>
+        <w:t>Discount applied: 5% (≥ 24 seats threshold per discount tier)</w:t>
+      </w:r>
+    </w:p>
+    <w:p>
+      <w:r>
+        <w:t>Discounted: £600 × 0.95 = £570</w:t>
+      </w:r>
+    </w:p>
+    <w:p>
+      <w:r>
+        <w:t>Tax (UK): £570 × 0.20 = £114</w:t>
+      </w:r>
+    </w:p>
+    <w:p>
+      <w:r>
+        <w:t>Total: £570 + £114 = £684.00 ✓ PASS</w:t>
+      </w:r>
+    </w:p>
+    <w:p/>
+    <w:p>
+      <w:r>
+        <w:t>Same input with 25 seats:</w:t>
+      </w:r>
+    </w:p>
+    <w:p>
+      <w:r>
+        <w:t>Input: plan='pro', seats=25, region='UK', billing_cycle='monthly'</w:t>
+      </w:r>
+    </w:p>
+    <w:p>
+      <w:r>
+        <w:t>Expected output: £675.00</w:t>
+      </w:r>
+    </w:p>
+    <w:p/>
+    <w:p>
+      <w:r>
+        <w:t>Calculation:</w:t>
+      </w:r>
+    </w:p>
+    <w:p>
+      <w:r>
+        <w:t>Unit price: £25</w:t>
+      </w:r>
+    </w:p>
+    <w:p>
+      <w:r>
+        <w:t>Subtotal: 25 × 25 = £625</w:t>
+      </w:r>
+    </w:p>
+    <w:p>
+      <w:r>
+        <w:t>Discount applied: 10% (≥ 25 seats threshold per discount tier)</w:t>
+      </w:r>
+    </w:p>
+    <w:p>
+      <w:r>
+        <w:t>Discounted: £625 × 0.90 = £562.50</w:t>
+      </w:r>
+    </w:p>
+    <w:p>
+      <w:r>
+        <w:t>Tax (UK): £562.50 × 0.20 = £112.50</w:t>
+      </w:r>
+    </w:p>
+    <w:p>
+      <w:r>
+        <w:t>Total: £562.50 + £112.50 = £675.00 ✓ PASS</w:t>
+      </w:r>
+    </w:p>
+    <w:p/>
+    <w:p>
+      <w:r>
+        <w:t>Anomaly Detected:</w:t>
+      </w:r>
+    </w:p>
+    <w:p>
+      <w:r>
+        <w:t>24 seats at 5% discount: £684.00 total</w:t>
+      </w:r>
+    </w:p>
+    <w:p>
+      <w:r>
+        <w:t>25 seats at 10% discount: £675.00 total</w:t>
+      </w:r>
+    </w:p>
+    <w:p>
+      <w:r>
+        <w:t>★ 25 seats produces £9.00 LOWER total than 24 seats</w:t>
+      </w:r>
+    </w:p>
+    <w:p/>
+    <w:p>
+      <w:r>
+        <w:t>This behaviour is preserved in v1 without modification, providing evidence of the pricing anomaly for business review. The test demonstrates that both values are reproducible and deterministic across the refactoring.</w:t>
+      </w:r>
+    </w:p>
+    <w:p/>
+    <w:p>
+      <w:pPr>
+        <w:pStyle w:val="Heading2"/>
+      </w:pPr>
+      <w:r>
+        <w:t>Figure 4: Boundary-Value Test Evidence—24/25 Seat Anomaly</w:t>
       </w:r>
     </w:p>
     <w:p>
       <w:pPr>
-        <w:spacing w:after="120"/>
-        <w:ind w:left="720" w:hanging="720"/>
+        <w:jc w:val="center"/>
       </w:pPr>
       <w:r>
-        <w:t>Fowler, M. (2002). *Patterns of Enterprise Application Architecture*. Addison-Wesley.</w:t>
+        <w:drawing>
+          <wp:inline xmlns:a="http://schemas.openxmlformats.org/drawingml/2006/main" xmlns:pic="http://schemas.openxmlformats.org/drawingml/2006/picture">
+            <wp:extent cx="5029200" cy="7845552"/>
+            <wp:docPr id="7" name="Picture 7"/>
+            <wp:cNvGraphicFramePr>
+              <a:graphicFrameLocks noChangeAspect="1"/>
+            </wp:cNvGraphicFramePr>
+            <a:graphic>
+              <a:graphicData uri="http://schemas.openxmlformats.org/drawingml/2006/picture">
+                <pic:pic>
+                  <pic:nvPicPr>
+                    <pic:cNvPr id="0" name="figure4.png"/>
+                    <pic:cNvPicPr/>
+                  </pic:nvPicPr>
+                  <pic:blipFill>
+                    <a:blip r:embed="rId12"/>
+                    <a:stretch>
+                      <a:fillRect/>
+                    </a:stretch>
+                  </pic:blipFill>
+                  <pic:spPr>
+                    <a:xfrm>
+                      <a:off x="0" y="0"/>
+                      <a:ext cx="5029200" cy="7845552"/>
+                    </a:xfrm>
+                    <a:prstGeom prst="rect"/>
+                  </pic:spPr>
+                </pic:pic>
+              </a:graphicData>
+            </a:graphic>
+          </wp:inline>
+        </w:drawing>
       </w:r>
     </w:p>
+    <w:p/>
     <w:p>
       <w:pPr>
-        <w:spacing w:after="120"/>
-        <w:ind w:left="720" w:hanging="720"/>
+        <w:pStyle w:val="Heading1"/>
       </w:pPr>
       <w:r>
-        <w:t>Freeman, S. &amp; Pryce, N. (2009). *Growing Object-Oriented Software, Guided by Tests*. Addison-Wesley.</w:t>
+        <w:t>References</w:t>
       </w:r>
     </w:p>
+    <w:p/>
     <w:p>
-      <w:pPr>
-        <w:spacing w:after="120"/>
-        <w:ind w:left="720" w:hanging="720"/>
-      </w:pPr>
-      <w:r>
-        <w:t>Gamma, E., Helm, R., Johnson, R., &amp; Vlissides, J. (1994). *Design Patterns: Elements of Reusable Object-Oriented Software*. Addison-Wesley.</w:t>
+      <w:r>
+        <w:t>Gamma, E., Helm, R., Johnson, R. and Vlissides, J. (1994) *Design Patterns: Elements of Reusable Object-Oriented Software*. Addison-Wesley.</w:t>
       </w:r>
     </w:p>
+    <w:p/>
     <w:p>
-      <w:pPr>
-        <w:spacing w:after="120"/>
-        <w:ind w:left="720" w:hanging="720"/>
-      </w:pPr>
-      <w:r>
-        <w:t>ISO/IEC 25010:2023. (2023). *Systems and software engineering — Measurement of product quality*. International Organization for Standardization.</w:t>
+      <w:r>
+        <w:t>Liskov, B. (1987) 'Data abstraction and hierarchy', ACM SIGPLAN Notices, 23(5), pp. 17–34.</w:t>
       </w:r>
     </w:p>
+    <w:p/>
     <w:p>
-      <w:pPr>
-        <w:spacing w:after="120"/>
-        <w:ind w:left="720" w:hanging="720"/>
-      </w:pPr>
-      <w:r>
-        <w:t>Jia, Y., &amp; Harman, M. (2011). An analysis and survey of the development of mutation testing. *IEEE Transactions on Software Engineering*, 37(5), 649–678.</w:t>
+      <w:r>
+        <w:t>Martin, R.C. (2017) *Clean Architecture: A Craftsman's Guide to Software Structure and Design*. Prentice Hall.</w:t>
       </w:r>
     </w:p>
+    <w:p/>
     <w:p>
-      <w:pPr>
-        <w:spacing w:after="120"/>
-        <w:ind w:left="720" w:hanging="720"/>
-      </w:pPr>
-      <w:r>
-        <w:t>Martin, R. C. (2008). *Clean Code: A Handbook of Agile Software Craftsmanship*. Prentice Hall.</w:t>
+      <w:r>
+        <w:t>Martin, R.C. (2008) *Clean Code: A Handbook of Agile Software Craftsmanship*. Prentice Hall.</w:t>
       </w:r>
     </w:p>
+    <w:p/>
     <w:p>
-      <w:pPr>
-        <w:spacing w:after="120"/>
-        <w:ind w:left="720" w:hanging="720"/>
-      </w:pPr>
-      <w:r>
-        <w:t>Martin, R. C. (2017). *Clean Architecture: A Craftsman's Guide to Software Structure and Design*. Prentice Hall.</w:t>
+      <w:r>
+        <w:t>Nygard, M.T. (2007) *Release It!: Design and Deploy Production-Ready Software*. Pragmatic Programmers.</w:t>
       </w:r>
     </w:p>
+    <w:p/>
     <w:p>
-      <w:pPr>
-        <w:spacing w:after="120"/>
-        <w:ind w:left="720" w:hanging="720"/>
-      </w:pPr>
-      <w:r>
-        <w:t>Seaman, C. B., &amp; Gough, Y. (2011). Measuring and monitoring technical debt. In N. E. Fenton &amp; P. McBreen (Eds.), *Advances in Software Engineering* (pp. 205–225). Academic Press.</w:t>
+      <w:r>
+        <w:t>Software Engineering Institute (SEI) (2016) 'Technical Debt: A Primer', Carnegie Mellon University. Available at: https://www.sei.cmu.edu/</w:t>
       </w:r>
     </w:p>
+    <w:p/>
     <w:p>
-      <w:pPr>
-        <w:spacing w:after="120"/>
-        <w:ind w:left="720" w:hanging="720"/>
-      </w:pPr>
-      <w:r>
-        <w:t>Software Engineering Institute (SEI). (2021). *Technical Debt: Definition, Origin, Measurement, and Management*. Carnegie Mellon University.</w:t>
-      </w:r>
-    </w:p>
-    <w:p>
-      <w:pPr>
-        <w:spacing w:after="120"/>
-        <w:ind w:left="720" w:hanging="720"/>
-      </w:pPr>
-      <w:r>
-        <w:t>---</w:t>
-      </w:r>
-    </w:p>
-    <w:p>
-      <w:pPr>
-        <w:spacing w:after="120"/>
-        <w:ind w:left="720" w:hanging="720"/>
-      </w:pPr>
-      <w:r>
-        <w:t>The automated test suite executes 90 tests in 0.21 seconds with the following coverage:</w:t>
-      </w:r>
-    </w:p>
-    <w:p>
-      <w:pPr>
-        <w:spacing w:after="120"/>
-        <w:ind w:left="720" w:hanging="720"/>
-      </w:pPr>
-      <w:r>
-        <w:t>- v0 characterisation code: 99% line coverage (85/85 lines)</w:t>
-      </w:r>
-    </w:p>
-    <w:p>
-      <w:pPr>
-        <w:spacing w:after="120"/>
-        <w:ind w:left="720" w:hanging="720"/>
-      </w:pPr>
-      <w:r>
-        <w:t>- v1 production code: 97% line coverage (242/252 lines)</w:t>
-      </w:r>
-    </w:p>
-    <w:p>
-      <w:pPr>
-        <w:spacing w:after="120"/>
-        <w:ind w:left="720" w:hanging="720"/>
-      </w:pPr>
-      <w:r>
-        <w:t>- Overall project: 99% line coverage, 92% branch coverage</w:t>
-      </w:r>
-    </w:p>
-    <w:p>
-      <w:pPr>
-        <w:spacing w:after="120"/>
-        <w:ind w:left="720" w:hanging="720"/>
-      </w:pPr>
-      <w:r>
-        <w:t>**v0 Architecture (Monolithic):**</w:t>
-      </w:r>
-    </w:p>
-    <w:p>
-      <w:pPr>
-        <w:spacing w:after="120"/>
-        <w:ind w:left="720" w:hanging="720"/>
-      </w:pPr>
-      <w:r>
-        <w:t>```</w:t>
-      </w:r>
-    </w:p>
-    <w:p>
-      <w:pPr>
-        <w:spacing w:after="120"/>
-        <w:ind w:left="720" w:hanging="720"/>
-      </w:pPr>
-      <w:r>
-        <w:t>HTTP Request Handler (90 lines)</w:t>
-      </w:r>
-    </w:p>
-    <w:p>
-      <w:pPr>
-        <w:spacing w:after="120"/>
-        <w:ind w:left="720" w:hanging="720"/>
-      </w:pPr>
-      <w:r>
-        <w:t>├── Extract request parameters</w:t>
-      </w:r>
-    </w:p>
-    <w:p>
-      <w:pPr>
-        <w:spacing w:after="120"/>
-        <w:ind w:left="720" w:hanging="720"/>
-      </w:pPr>
-      <w:r>
-        <w:t>├── Load configuration from file</w:t>
-      </w:r>
-    </w:p>
-    <w:p>
-      <w:pPr>
-        <w:spacing w:after="120"/>
-        <w:ind w:left="720" w:hanging="720"/>
-      </w:pPr>
-      <w:r>
-        <w:t>├── Calculate pricing (select plan, apply discount, calculate tax)</w:t>
-      </w:r>
-    </w:p>
-    <w:p>
-      <w:pPr>
-        <w:spacing w:after="120"/>
-        <w:ind w:left="720" w:hanging="720"/>
-      </w:pPr>
-      <w:r>
-        <w:t>├── Handle time-dependent pro-rata</w:t>
-      </w:r>
-    </w:p>
-    <w:p>
-      <w:pPr>
-        <w:spacing w:after="120"/>
-        <w:ind w:left="720" w:hanging="720"/>
-      </w:pPr>
-      <w:r>
-        <w:t>├── Load invoice log from file</w:t>
-      </w:r>
-    </w:p>
-    <w:p>
-      <w:pPr>
-        <w:spacing w:after="120"/>
-        <w:ind w:left="720" w:hanging="720"/>
-      </w:pPr>
-      <w:r>
-        <w:t>└── Persist invoice to file</w:t>
-      </w:r>
-    </w:p>
-    <w:p>
-      <w:pPr>
-        <w:spacing w:after="120"/>
-        <w:ind w:left="720" w:hanging="720"/>
-      </w:pPr>
-      <w:r>
-        <w:t>```</w:t>
-      </w:r>
-    </w:p>
-    <w:p>
-      <w:pPr>
-        <w:spacing w:after="120"/>
-        <w:ind w:left="720" w:hanging="720"/>
-      </w:pPr>
-      <w:r>
-        <w:t>**v1 Architecture (Layered):**</w:t>
-      </w:r>
-    </w:p>
-    <w:p>
-      <w:pPr>
-        <w:spacing w:after="120"/>
-        <w:ind w:left="720" w:hanging="720"/>
-      </w:pPr>
-      <w:r>
-        <w:t>```</w:t>
-      </w:r>
-    </w:p>
-    <w:p>
-      <w:pPr>
-        <w:spacing w:after="120"/>
-        <w:ind w:left="720" w:hanging="720"/>
-      </w:pPr>
-      <w:r>
-        <w:t>HTTP Boundary (FastAPI)</w:t>
-      </w:r>
-    </w:p>
-    <w:p>
-      <w:pPr>
-        <w:spacing w:after="120"/>
-        <w:ind w:left="720" w:hanging="720"/>
-      </w:pPr>
-      <w:r>
-        <w:t xml:space="preserve">    ↓</w:t>
-      </w:r>
-    </w:p>
-    <w:p>
-      <w:pPr>
-        <w:spacing w:after="120"/>
-        <w:ind w:left="720" w:hanging="720"/>
-      </w:pPr>
-      <w:r>
-        <w:t>PricingService (orchestration)</w:t>
-      </w:r>
-    </w:p>
-    <w:p>
-      <w:pPr>
-        <w:spacing w:after="120"/>
-        <w:ind w:left="720" w:hanging="720"/>
-      </w:pPr>
-      <w:r>
-        <w:t xml:space="preserve">    ├── PricingRules (Strategy pattern)</w:t>
-      </w:r>
-    </w:p>
-    <w:p>
-      <w:pPr>
-        <w:spacing w:after="120"/>
-        <w:ind w:left="720" w:hanging="720"/>
-      </w:pPr>
-      <w:r>
-        <w:t xml:space="preserve">    │   ├── PlanPricer</w:t>
-      </w:r>
-    </w:p>
-    <w:p>
-      <w:pPr>
-        <w:spacing w:after="120"/>
-        <w:ind w:left="720" w:hanging="720"/>
-      </w:pPr>
-      <w:r>
-        <w:t xml:space="preserve">    │   ├── VolumeDiscountStrategy</w:t>
-      </w:r>
-    </w:p>
-    <w:p>
-      <w:pPr>
-        <w:spacing w:after="120"/>
-        <w:ind w:left="720" w:hanging="720"/>
-      </w:pPr>
-      <w:r>
-        <w:t xml:space="preserve">    │   └── TaxCalculator</w:t>
-      </w:r>
-    </w:p>
-    <w:p>
-      <w:pPr>
-        <w:spacing w:after="120"/>
-        <w:ind w:left="720" w:hanging="720"/>
-      </w:pPr>
-      <w:r>
-        <w:t xml:space="preserve">    ├── Repositories (Abstraction)</w:t>
-      </w:r>
-    </w:p>
-    <w:p>
-      <w:pPr>
-        <w:spacing w:after="120"/>
-        <w:ind w:left="720" w:hanging="720"/>
-      </w:pPr>
-      <w:r>
-        <w:t xml:space="preserve">    │   ├── ConfigRepository</w:t>
-      </w:r>
-    </w:p>
-    <w:p>
-      <w:pPr>
-        <w:spacing w:after="120"/>
-        <w:ind w:left="720" w:hanging="720"/>
-      </w:pPr>
-      <w:r>
-        <w:t xml:space="preserve">    │   └── InvoiceRepository</w:t>
-      </w:r>
-    </w:p>
-    <w:p>
-      <w:pPr>
-        <w:spacing w:after="120"/>
-        <w:ind w:left="720" w:hanging="720"/>
-      </w:pPr>
-      <w:r>
-        <w:t xml:space="preserve">    └── Clock (Dependency injection)</w:t>
-      </w:r>
-    </w:p>
-    <w:p>
-      <w:pPr>
-        <w:spacing w:after="120"/>
-        <w:ind w:left="720" w:hanging="720"/>
-      </w:pPr>
-      <w:r>
-        <w:t xml:space="preserve">        ├── SystemClock (production)</w:t>
-      </w:r>
-    </w:p>
-    <w:p>
-      <w:pPr>
-        <w:spacing w:after="120"/>
-        <w:ind w:left="720" w:hanging="720"/>
-      </w:pPr>
-      <w:r>
-        <w:t xml:space="preserve">        └── FixedClock (testing)</w:t>
-      </w:r>
-    </w:p>
-    <w:p>
-      <w:pPr>
-        <w:spacing w:after="120"/>
-        <w:ind w:left="720" w:hanging="720"/>
-      </w:pPr>
-      <w:r>
-        <w:t>```</w:t>
-      </w:r>
-    </w:p>
-    <w:p>
-      <w:pPr>
-        <w:spacing w:after="120"/>
-        <w:ind w:left="720" w:hanging="720"/>
-      </w:pPr>
-      <w:r>
-        <w:t>**24 Pro seats:** £684.00</w:t>
-      </w:r>
-    </w:p>
-    <w:p>
-      <w:pPr>
-        <w:spacing w:after="120"/>
-        <w:ind w:left="720" w:hanging="720"/>
-      </w:pPr>
-      <w:r>
-        <w:t>**25 Pro seats:** £675.00</w:t>
-      </w:r>
-    </w:p>
-    <w:p>
-      <w:pPr>
-        <w:spacing w:after="120"/>
-        <w:ind w:left="720" w:hanging="720"/>
-      </w:pPr>
-      <w:r>
-        <w:t>This behaviour is reproduced deterministically in v1 through the characterisation test suite and boundary-value tests at the 24/25 threshold.</w:t>
-      </w:r>
-    </w:p>
-    <w:p>
-      <w:pPr>
-        <w:spacing w:after="120"/>
-        <w:ind w:left="720" w:hanging="720"/>
-      </w:pPr>
-      <w:r>
-        <w:t>---</w:t>
-      </w:r>
-    </w:p>
-    <w:p>
-      <w:pPr>
-        <w:spacing w:after="120"/>
-        <w:ind w:left="720" w:hanging="720"/>
-      </w:pPr>
-      <w:r>
-        <w:t>**Figure 1: v0 Handler Coupling (main.py, lines 19–97)**</w:t>
-      </w:r>
-    </w:p>
-    <w:p>
-      <w:pPr>
-        <w:spacing w:after="120"/>
-        <w:ind w:left="720" w:hanging="720"/>
-      </w:pPr>
-      <w:r>
-        <w:t>The approximately 90-line `/quote` handler contains all responsibilities:</w:t>
-      </w:r>
-    </w:p>
-    <w:p>
-      <w:pPr>
-        <w:spacing w:after="120"/>
-        <w:ind w:left="720" w:hanging="720"/>
-      </w:pPr>
-      <w:r>
-        <w:t>- HTTP request extraction (lines 18–23)</w:t>
-      </w:r>
-    </w:p>
-    <w:p>
-      <w:pPr>
-        <w:spacing w:after="120"/>
-        <w:ind w:left="720" w:hanging="720"/>
-      </w:pPr>
-      <w:r>
-        <w:t>- Configuration file I/O (lines 25–26)</w:t>
-      </w:r>
-    </w:p>
-    <w:p>
-      <w:pPr>
-        <w:spacing w:after="120"/>
-        <w:ind w:left="720" w:hanging="720"/>
-      </w:pPr>
-      <w:r>
-        <w:t>- Plan selection and pricing logic (lines 27–78)</w:t>
-      </w:r>
-    </w:p>
-    <w:p>
-      <w:pPr>
-        <w:spacing w:after="120"/>
-        <w:ind w:left="720" w:hanging="720"/>
-      </w:pPr>
-      <w:r>
-        <w:t>- Invoice persistence (lines 89–97)</w:t>
-      </w:r>
-    </w:p>
-    <w:p>
-      <w:pPr>
-        <w:spacing w:after="120"/>
-        <w:ind w:left="720" w:hanging="720"/>
-      </w:pPr>
-      <w:r>
-        <w:t>This monolithic structure creates the primary coupling identified in Section 1: a change to pricing rules cascades through infrastructure code.</w:t>
-      </w:r>
-    </w:p>
-    <w:p>
-      <w:pPr>
-        <w:spacing w:after="120"/>
-        <w:ind w:left="720" w:hanging="720"/>
-      </w:pPr>
-      <w:r>
-        <w:t>---</w:t>
-      </w:r>
-    </w:p>
-    <w:p>
-      <w:pPr>
-        <w:spacing w:after="120"/>
-        <w:ind w:left="720" w:hanging="720"/>
-      </w:pPr>
-      <w:r>
-        <w:t>**Figure 2: v0 vs v1 Architectural Structure**</w:t>
-      </w:r>
-    </w:p>
-    <w:p>
-      <w:pPr>
-        <w:spacing w:after="120"/>
-        <w:ind w:left="720" w:hanging="720"/>
-      </w:pPr>
-      <w:r>
-        <w:t>**v0 (Monolithic):**</w:t>
-      </w:r>
-    </w:p>
-    <w:p>
-      <w:pPr>
-        <w:spacing w:after="120"/>
-        <w:ind w:left="720" w:hanging="720"/>
-      </w:pPr>
-      <w:r>
-        <w:t>```</w:t>
-      </w:r>
-    </w:p>
-    <w:p>
-      <w:pPr>
-        <w:spacing w:after="120"/>
-        <w:ind w:left="720" w:hanging="720"/>
-      </w:pPr>
-      <w:r>
-        <w:t>HTTP Request Handler (90 lines)</w:t>
-      </w:r>
-    </w:p>
-    <w:p>
-      <w:pPr>
-        <w:spacing w:after="120"/>
-        <w:ind w:left="720" w:hanging="720"/>
-      </w:pPr>
-      <w:r>
-        <w:t>├── Extract request parameters</w:t>
-      </w:r>
-    </w:p>
-    <w:p>
-      <w:pPr>
-        <w:spacing w:after="120"/>
-        <w:ind w:left="720" w:hanging="720"/>
-      </w:pPr>
-      <w:r>
-        <w:t>├── Load configuration from file</w:t>
-      </w:r>
-    </w:p>
-    <w:p>
-      <w:pPr>
-        <w:spacing w:after="120"/>
-        <w:ind w:left="720" w:hanging="720"/>
-      </w:pPr>
-      <w:r>
-        <w:t>├── Calculate pricing (plan, discount, tax)</w:t>
-      </w:r>
-    </w:p>
-    <w:p>
-      <w:pPr>
-        <w:spacing w:after="120"/>
-        <w:ind w:left="720" w:hanging="720"/>
-      </w:pPr>
-      <w:r>
-        <w:t>├── Handle pro-rata time calculation</w:t>
-      </w:r>
-    </w:p>
-    <w:p>
-      <w:pPr>
-        <w:spacing w:after="120"/>
-        <w:ind w:left="720" w:hanging="720"/>
-      </w:pPr>
-      <w:r>
-        <w:t>└── Persist invoice to file</w:t>
-      </w:r>
-    </w:p>
-    <w:p>
-      <w:pPr>
-        <w:spacing w:after="120"/>
-        <w:ind w:left="720" w:hanging="720"/>
-      </w:pPr>
-      <w:r>
-        <w:t>```</w:t>
-      </w:r>
-    </w:p>
-    <w:p>
-      <w:pPr>
-        <w:spacing w:after="120"/>
-        <w:ind w:left="720" w:hanging="720"/>
-      </w:pPr>
-      <w:r>
-        <w:t>**v1 (Layered &amp; Separated):**</w:t>
-      </w:r>
-    </w:p>
-    <w:p>
-      <w:pPr>
-        <w:spacing w:after="120"/>
-        <w:ind w:left="720" w:hanging="720"/>
-      </w:pPr>
-      <w:r>
-        <w:t>```</w:t>
-      </w:r>
-    </w:p>
-    <w:p>
-      <w:pPr>
-        <w:spacing w:after="120"/>
-        <w:ind w:left="720" w:hanging="720"/>
-      </w:pPr>
-      <w:r>
-        <w:t>HTTP Boundary (FastAPI, 14 lines)</w:t>
-      </w:r>
-    </w:p>
-    <w:p>
-      <w:pPr>
-        <w:spacing w:after="120"/>
-        <w:ind w:left="720" w:hanging="720"/>
-      </w:pPr>
-      <w:r>
-        <w:t xml:space="preserve">    ↓</w:t>
-      </w:r>
-    </w:p>
-    <w:p>
-      <w:pPr>
-        <w:spacing w:after="120"/>
-        <w:ind w:left="720" w:hanging="720"/>
-      </w:pPr>
-      <w:r>
-        <w:t>PricingService (Orchestration, 48 lines main function)</w:t>
-      </w:r>
-    </w:p>
-    <w:p>
-      <w:pPr>
-        <w:spacing w:after="120"/>
-        <w:ind w:left="720" w:hanging="720"/>
-      </w:pPr>
-      <w:r>
-        <w:t xml:space="preserve">    ├── PricingRules (Strategy, 59 lines)</w:t>
-      </w:r>
-    </w:p>
-    <w:p>
-      <w:pPr>
-        <w:spacing w:after="120"/>
-        <w:ind w:left="720" w:hanging="720"/>
-      </w:pPr>
-      <w:r>
-        <w:t xml:space="preserve">    │   ├── PlanPricer (8 lines)</w:t>
-      </w:r>
-    </w:p>
-    <w:p>
-      <w:pPr>
-        <w:spacing w:after="120"/>
-        <w:ind w:left="720" w:hanging="720"/>
-      </w:pPr>
-      <w:r>
-        <w:t xml:space="preserve">    │   ├── VolumeDiscountStrategy (12 lines)</w:t>
-      </w:r>
-    </w:p>
-    <w:p>
-      <w:pPr>
-        <w:spacing w:after="120"/>
-        <w:ind w:left="720" w:hanging="720"/>
-      </w:pPr>
-      <w:r>
-        <w:t xml:space="preserve">    │   └── TaxCalculator (10 lines)</w:t>
-      </w:r>
-    </w:p>
-    <w:p>
-      <w:pPr>
-        <w:spacing w:after="120"/>
-        <w:ind w:left="720" w:hanging="720"/>
-      </w:pPr>
-      <w:r>
-        <w:t xml:space="preserve">    ├── Repositories (Abstraction, 74 lines)</w:t>
-      </w:r>
-    </w:p>
-    <w:p>
-      <w:pPr>
-        <w:spacing w:after="120"/>
-        <w:ind w:left="720" w:hanging="720"/>
-      </w:pPr>
-      <w:r>
-        <w:t xml:space="preserve">    │   ├── FileConfigRepository</w:t>
-      </w:r>
-    </w:p>
-    <w:p>
-      <w:pPr>
-        <w:spacing w:after="120"/>
-        <w:ind w:left="720" w:hanging="720"/>
-      </w:pPr>
-      <w:r>
-        <w:t xml:space="preserve">    │   ├── FileInvoiceRepository</w:t>
-      </w:r>
-    </w:p>
-    <w:p>
-      <w:pPr>
-        <w:spacing w:after="120"/>
-        <w:ind w:left="720" w:hanging="720"/>
-      </w:pPr>
-      <w:r>
-        <w:t xml:space="preserve">    │   ├── InMemoryConfigRepository</w:t>
-      </w:r>
-    </w:p>
-    <w:p>
-      <w:pPr>
-        <w:spacing w:after="120"/>
-        <w:ind w:left="720" w:hanging="720"/>
-      </w:pPr>
-      <w:r>
-        <w:t xml:space="preserve">    │   └── InMemoryInvoiceRepository</w:t>
-      </w:r>
-    </w:p>
-    <w:p>
-      <w:pPr>
-        <w:spacing w:after="120"/>
-        <w:ind w:left="720" w:hanging="720"/>
-      </w:pPr>
-      <w:r>
-        <w:t xml:space="preserve">    └── Clock (Dependency Injection, 28 lines)</w:t>
-      </w:r>
-    </w:p>
-    <w:p>
-      <w:pPr>
-        <w:spacing w:after="120"/>
-        <w:ind w:left="720" w:hanging="720"/>
-      </w:pPr>
-      <w:r>
-        <w:t xml:space="preserve">        ├── SystemClock (Production)</w:t>
-      </w:r>
-    </w:p>
-    <w:p>
-      <w:pPr>
-        <w:spacing w:after="120"/>
-        <w:ind w:left="720" w:hanging="720"/>
-      </w:pPr>
-      <w:r>
-        <w:t xml:space="preserve">        └── FixedClock (Testing)</w:t>
-      </w:r>
-    </w:p>
-    <w:p>
-      <w:pPr>
-        <w:spacing w:after="120"/>
-        <w:ind w:left="720" w:hanging="720"/>
-      </w:pPr>
-      <w:r>
-        <w:t>```</w:t>
-      </w:r>
-    </w:p>
-    <w:p>
-      <w:pPr>
-        <w:spacing w:after="120"/>
-        <w:ind w:left="720" w:hanging="720"/>
-      </w:pPr>
-      <w:r>
-        <w:t>The separation creates explicit testing boundaries: business logic can be verified independently of HTTP, and repositories can be replaced without changing pricing logic.</w:t>
-      </w:r>
-    </w:p>
-    <w:p>
-      <w:pPr>
-        <w:spacing w:after="120"/>
-        <w:ind w:left="720" w:hanging="720"/>
-      </w:pPr>
-      <w:r>
-        <w:t>---</w:t>
-      </w:r>
-    </w:p>
-    <w:p>
-      <w:pPr>
-        <w:spacing w:after="120"/>
-        <w:ind w:left="720" w:hanging="720"/>
-      </w:pPr>
-      <w:r>
-        <w:t>**Figure 3: Automated Test Suite Results**</w:t>
-      </w:r>
-    </w:p>
-    <w:p>
-      <w:pPr>
-        <w:spacing w:after="120"/>
-        <w:ind w:left="720" w:hanging="720"/>
-      </w:pPr>
-      <w:r>
-        <w:t>```</w:t>
-      </w:r>
-    </w:p>
-    <w:p>
-      <w:pPr>
-        <w:spacing w:after="120"/>
-        <w:ind w:left="720" w:hanging="720"/>
-      </w:pPr>
-      <w:r>
-        <w:t>pytest tests/ -v</w:t>
-      </w:r>
-    </w:p>
-    <w:p>
-      <w:pPr>
-        <w:spacing w:after="120"/>
-        <w:ind w:left="720" w:hanging="720"/>
-      </w:pPr>
-      <w:r>
-        <w:t>tests/test_v0_characterisation.py::test_basic_plan_pricing PASSED</w:t>
-      </w:r>
-    </w:p>
-    <w:p>
-      <w:pPr>
-        <w:spacing w:after="120"/>
-        <w:ind w:left="720" w:hanging="720"/>
-      </w:pPr>
-      <w:r>
-        <w:t>tests/test_v0_characterisation.py::test_pro_plan_pricing PASSED</w:t>
-      </w:r>
-    </w:p>
-    <w:p>
-      <w:pPr>
-        <w:spacing w:after="120"/>
-        <w:ind w:left="720" w:hanging="720"/>
-      </w:pPr>
-      <w:r>
-        <w:t>... [32 more characterisation tests]</w:t>
-      </w:r>
-    </w:p>
-    <w:p>
-      <w:pPr>
-        <w:spacing w:after="120"/>
-        <w:ind w:left="720" w:hanging="720"/>
-      </w:pPr>
-      <w:r>
-        <w:t>tests/v1/test_pricing_rules.py::test_plan_pricer_basic PASSED</w:t>
-      </w:r>
-    </w:p>
-    <w:p>
-      <w:pPr>
-        <w:spacing w:after="120"/>
-        <w:ind w:left="720" w:hanging="720"/>
-      </w:pPr>
-      <w:r>
-        <w:t>tests/v1/test_pricing_rules.py::test_volume_discount_0_percent PASSED</w:t>
-      </w:r>
-    </w:p>
-    <w:p>
-      <w:pPr>
-        <w:spacing w:after="120"/>
-        <w:ind w:left="720" w:hanging="720"/>
-      </w:pPr>
-      <w:r>
-        <w:t>... [8 more pricing rule tests]</w:t>
-      </w:r>
-    </w:p>
-    <w:p>
-      <w:pPr>
-        <w:spacing w:after="120"/>
-        <w:ind w:left="720" w:hanging="720"/>
-      </w:pPr>
-      <w:r>
-        <w:t>tests/v1/test_pricing_service.py::test_service_orchestration PASSED</w:t>
-      </w:r>
-    </w:p>
-    <w:p>
-      <w:pPr>
-        <w:spacing w:after="120"/>
-        <w:ind w:left="720" w:hanging="720"/>
-      </w:pPr>
-      <w:r>
-        <w:t>tests/v1/test_pricing_service.py::test_service_fixed_clock PASSED</w:t>
-      </w:r>
-    </w:p>
-    <w:p>
-      <w:pPr>
-        <w:spacing w:after="120"/>
-        <w:ind w:left="720" w:hanging="720"/>
-      </w:pPr>
-      <w:r>
-        <w:t>... [17 more service tests]</w:t>
-      </w:r>
-    </w:p>
-    <w:p>
-      <w:pPr>
-        <w:spacing w:after="120"/>
-        <w:ind w:left="720" w:hanging="720"/>
-      </w:pPr>
-      <w:r>
-        <w:t>tests/v1/test_api_integration.py::test_quote_valid_request PASSED</w:t>
-      </w:r>
-    </w:p>
-    <w:p>
-      <w:pPr>
-        <w:spacing w:after="120"/>
-        <w:ind w:left="720" w:hanging="720"/>
-      </w:pPr>
-      <w:r>
-        <w:t>tests/v1/test_api_integration.py::test_24_vs_25_seats_anomaly PASSED</w:t>
-      </w:r>
-    </w:p>
-    <w:p>
-      <w:pPr>
-        <w:spacing w:after="120"/>
-        <w:ind w:left="720" w:hanging="720"/>
-      </w:pPr>
-      <w:r>
-        <w:t>... [12 more integration tests]</w:t>
-      </w:r>
-    </w:p>
-    <w:p>
-      <w:pPr>
-        <w:spacing w:after="120"/>
-        <w:ind w:left="720" w:hanging="720"/>
-      </w:pPr>
-      <w:r>
-        <w:t>tests/v1/test_repositories.py::test_file_config_load PASSED</w:t>
-      </w:r>
-    </w:p>
-    <w:p>
-      <w:pPr>
-        <w:spacing w:after="120"/>
-        <w:ind w:left="720" w:hanging="720"/>
-      </w:pPr>
-      <w:r>
-        <w:t>tests/v1/test_repositories.py::test_memory_invoice_save PASSED</w:t>
-      </w:r>
-    </w:p>
-    <w:p>
-      <w:pPr>
-        <w:spacing w:after="120"/>
-        <w:ind w:left="720" w:hanging="720"/>
-      </w:pPr>
-      <w:r>
-        <w:t>... [8 more repository tests]</w:t>
-      </w:r>
-    </w:p>
-    <w:p>
-      <w:pPr>
-        <w:spacing w:after="120"/>
-        <w:ind w:left="720" w:hanging="720"/>
-      </w:pPr>
-      <w:r>
-        <w:t>tests/v1/test_clock.py::test_system_clock PASSED</w:t>
-      </w:r>
-    </w:p>
-    <w:p>
-      <w:pPr>
-        <w:spacing w:after="120"/>
-        <w:ind w:left="720" w:hanging="720"/>
-      </w:pPr>
-      <w:r>
-        <w:t>tests/v1/test_clock.py::test_fixed_clock PASSED</w:t>
-      </w:r>
-    </w:p>
-    <w:p>
-      <w:pPr>
-        <w:spacing w:after="120"/>
-        <w:ind w:left="720" w:hanging="720"/>
-      </w:pPr>
-      <w:r>
-        <w:t>========================== 90 passed in 0.21s ==========================</w:t>
-      </w:r>
-    </w:p>
-    <w:p>
-      <w:pPr>
-        <w:spacing w:after="120"/>
-        <w:ind w:left="720" w:hanging="720"/>
-      </w:pPr>
-      <w:r>
-        <w:t>Test Breakdown by Category:</w:t>
-      </w:r>
-    </w:p>
-    <w:p>
-      <w:pPr>
-        <w:spacing w:after="120"/>
-        <w:ind w:left="720" w:hanging="720"/>
-      </w:pPr>
-      <w:r>
-        <w:t>- Characterisation tests (v0 behaviour): 34</w:t>
-      </w:r>
-    </w:p>
-    <w:p>
-      <w:pPr>
-        <w:spacing w:after="120"/>
-        <w:ind w:left="720" w:hanging="720"/>
-      </w:pPr>
-      <w:r>
-        <w:t>- Pricing rules (Strategy Pattern): 10</w:t>
-      </w:r>
-    </w:p>
-    <w:p>
-      <w:pPr>
-        <w:spacing w:after="120"/>
-        <w:ind w:left="720" w:hanging="720"/>
-      </w:pPr>
-      <w:r>
-        <w:t>- Service layer (orchestration): 19</w:t>
-      </w:r>
-    </w:p>
-    <w:p>
-      <w:pPr>
-        <w:spacing w:after="120"/>
-        <w:ind w:left="720" w:hanging="720"/>
-      </w:pPr>
-      <w:r>
-        <w:t>- API integration (HTTP boundary): 14</w:t>
-      </w:r>
-    </w:p>
-    <w:p>
-      <w:pPr>
-        <w:spacing w:after="120"/>
-        <w:ind w:left="720" w:hanging="720"/>
-      </w:pPr>
-      <w:r>
-        <w:t>- Repository patterns (I/O abstraction): 10</w:t>
-      </w:r>
-    </w:p>
-    <w:p>
-      <w:pPr>
-        <w:spacing w:after="120"/>
-        <w:ind w:left="720" w:hanging="720"/>
-      </w:pPr>
-      <w:r>
-        <w:t>- Clock injection (deterministic time): 3</w:t>
-      </w:r>
-    </w:p>
-    <w:p>
-      <w:pPr>
-        <w:spacing w:after="120"/>
-        <w:ind w:left="720" w:hanging="720"/>
-      </w:pPr>
-      <w:r>
-        <w:t>Total: 90 tests across 6 test files</w:t>
-      </w:r>
-    </w:p>
-    <w:p>
-      <w:pPr>
-        <w:spacing w:after="120"/>
-        <w:ind w:left="720" w:hanging="720"/>
-      </w:pPr>
-      <w:r>
-        <w:t>Coverage Report:</w:t>
-      </w:r>
-    </w:p>
-    <w:p>
-      <w:pPr>
-        <w:spacing w:after="120"/>
-        <w:ind w:left="720" w:hanging="720"/>
-      </w:pPr>
-      <w:r>
-        <w:t>- v0 code: 99% line coverage (85/85 lines)</w:t>
-      </w:r>
-    </w:p>
-    <w:p>
-      <w:pPr>
-        <w:spacing w:after="120"/>
-        <w:ind w:left="720" w:hanging="720"/>
-      </w:pPr>
-      <w:r>
-        <w:t>- v1 code: 97% line coverage (242/252 lines)</w:t>
-      </w:r>
-    </w:p>
-    <w:p>
-      <w:pPr>
-        <w:spacing w:after="120"/>
-        <w:ind w:left="720" w:hanging="720"/>
-      </w:pPr>
-      <w:r>
-        <w:t>- Overall: 99% line coverage, 92% branch coverage</w:t>
-      </w:r>
-    </w:p>
-    <w:p>
-      <w:pPr>
-        <w:spacing w:after="120"/>
-        <w:ind w:left="720" w:hanging="720"/>
-      </w:pPr>
-      <w:r>
-        <w:t>```</w:t>
-      </w:r>
-    </w:p>
-    <w:p>
-      <w:pPr>
-        <w:spacing w:after="120"/>
-        <w:ind w:left="720" w:hanging="720"/>
-      </w:pPr>
-      <w:r>
-        <w:t>The test suite demonstrates that:</w:t>
-      </w:r>
-    </w:p>
-    <w:p>
-      <w:pPr>
-        <w:spacing w:after="120"/>
-        <w:ind w:left="720" w:hanging="720"/>
-      </w:pPr>
-      <w:r>
-        <w:t>- All 34 characterisation tests pass, providing evidence of behavioural equivalence for the 34 scenarios captured from v0</w:t>
-      </w:r>
-    </w:p>
-    <w:p>
-      <w:pPr>
-        <w:spacing w:after="120"/>
-        <w:ind w:left="720" w:hanging="720"/>
-      </w:pPr>
-      <w:r>
-        <w:t>- Boundary-value tests (9/10, 24/25, 49/50, 99/100 seats) execute explicitly</w:t>
-      </w:r>
-    </w:p>
-    <w:p>
-      <w:pPr>
-        <w:spacing w:after="120"/>
-        <w:ind w:left="720" w:hanging="720"/>
-      </w:pPr>
-      <w:r>
-        <w:t>- Service and integration tests verify orchestration and API contract</w:t>
-      </w:r>
-    </w:p>
-    <w:p>
-      <w:pPr>
-        <w:spacing w:after="120"/>
-        <w:ind w:left="720" w:hanging="720"/>
-      </w:pPr>
-      <w:r>
-        <w:t>- Execution time (0.21 seconds) supports fast feedback during development</w:t>
-      </w:r>
-    </w:p>
-    <w:p>
-      <w:pPr>
-        <w:spacing w:after="120"/>
-        <w:ind w:left="720" w:hanging="720"/>
-      </w:pPr>
-      <w:r>
-        <w:t>---</w:t>
-      </w:r>
-    </w:p>
-    <w:p>
-      <w:pPr>
-        <w:spacing w:after="120"/>
-        <w:ind w:left="720" w:hanging="720"/>
-      </w:pPr>
-      <w:r>
-        <w:t>**Figure 4: Boundary-Value Test Evidence—24/25 Seat Anomaly**</w:t>
-      </w:r>
-    </w:p>
-    <w:p>
-      <w:pPr>
-        <w:spacing w:after="120"/>
-        <w:ind w:left="720" w:hanging="720"/>
-      </w:pPr>
-      <w:r>
-        <w:t>```</w:t>
-      </w:r>
-    </w:p>
-    <w:p>
-      <w:pPr>
-        <w:spacing w:after="120"/>
-        <w:ind w:left="720" w:hanging="720"/>
-      </w:pPr>
-      <w:r>
-        <w:t>Test: test_24_vs_25_seats_anomaly</w:t>
-      </w:r>
-    </w:p>
-    <w:p>
-      <w:pPr>
-        <w:spacing w:after="120"/>
-        <w:ind w:left="720" w:hanging="720"/>
-      </w:pPr>
-      <w:r>
-        <w:t>Input: plan='pro', seats=24, region='UK', billing_cycle='monthly'</w:t>
-      </w:r>
-    </w:p>
-    <w:p>
-      <w:pPr>
-        <w:spacing w:after="120"/>
-        <w:ind w:left="720" w:hanging="720"/>
-      </w:pPr>
-      <w:r>
-        <w:t>Expected output: £684.00</w:t>
-      </w:r>
-    </w:p>
-    <w:p>
-      <w:pPr>
-        <w:spacing w:after="120"/>
-        <w:ind w:left="720" w:hanging="720"/>
-      </w:pPr>
-      <w:r>
-        <w:t>Calculation:</w:t>
-      </w:r>
-    </w:p>
-    <w:p>
-      <w:pPr>
-        <w:spacing w:after="120"/>
-        <w:ind w:left="720" w:hanging="720"/>
-      </w:pPr>
-      <w:r>
-        <w:t xml:space="preserve">  Unit price: £25 (from pricing_config.json)</w:t>
-      </w:r>
-    </w:p>
-    <w:p>
-      <w:pPr>
-        <w:spacing w:after="120"/>
-        <w:ind w:left="720" w:hanging="720"/>
-      </w:pPr>
-      <w:r>
-        <w:t xml:space="preserve">  Subtotal: 25 × 24 = £600</w:t>
-      </w:r>
-    </w:p>
-    <w:p>
-      <w:pPr>
-        <w:spacing w:after="120"/>
-        <w:ind w:left="720" w:hanging="720"/>
-      </w:pPr>
-      <w:r>
-        <w:t xml:space="preserve">  Discount applied: 5% (≥ 24 seats threshold per discount tier)</w:t>
-      </w:r>
-    </w:p>
-    <w:p>
-      <w:pPr>
-        <w:spacing w:after="120"/>
-        <w:ind w:left="720" w:hanging="720"/>
-      </w:pPr>
-      <w:r>
-        <w:t xml:space="preserve">  Discounted: £600 × 0.95 = £570</w:t>
-      </w:r>
-    </w:p>
-    <w:p>
-      <w:pPr>
-        <w:spacing w:after="120"/>
-        <w:ind w:left="720" w:hanging="720"/>
-      </w:pPr>
-      <w:r>
-        <w:t xml:space="preserve">  Tax (UK): £570 × 0.20 = £114</w:t>
-      </w:r>
-    </w:p>
-    <w:p>
-      <w:pPr>
-        <w:spacing w:after="120"/>
-        <w:ind w:left="720" w:hanging="720"/>
-      </w:pPr>
-      <w:r>
-        <w:t xml:space="preserve">  Total: £570 + £114 = £684.00 ✓ PASS</w:t>
-      </w:r>
-    </w:p>
-    <w:p>
-      <w:pPr>
-        <w:spacing w:after="120"/>
-        <w:ind w:left="720" w:hanging="720"/>
-      </w:pPr>
-      <w:r>
-        <w:t>Same input with 25 seats:</w:t>
-      </w:r>
-    </w:p>
-    <w:p>
-      <w:pPr>
-        <w:spacing w:after="120"/>
-        <w:ind w:left="720" w:hanging="720"/>
-      </w:pPr>
-      <w:r>
-        <w:t>Input: plan='pro', seats=25, region='UK', billing_cycle='monthly'</w:t>
-      </w:r>
-    </w:p>
-    <w:p>
-      <w:pPr>
-        <w:spacing w:after="120"/>
-        <w:ind w:left="720" w:hanging="720"/>
-      </w:pPr>
-      <w:r>
-        <w:t>Expected output: £675.00</w:t>
-      </w:r>
-    </w:p>
-    <w:p>
-      <w:pPr>
-        <w:spacing w:after="120"/>
-        <w:ind w:left="720" w:hanging="720"/>
-      </w:pPr>
-      <w:r>
-        <w:t>Calculation:</w:t>
-      </w:r>
-    </w:p>
-    <w:p>
-      <w:pPr>
-        <w:spacing w:after="120"/>
-        <w:ind w:left="720" w:hanging="720"/>
-      </w:pPr>
-      <w:r>
-        <w:t xml:space="preserve">  Unit price: £25</w:t>
-      </w:r>
-    </w:p>
-    <w:p>
-      <w:pPr>
-        <w:spacing w:after="120"/>
-        <w:ind w:left="720" w:hanging="720"/>
-      </w:pPr>
-      <w:r>
-        <w:t xml:space="preserve">  Subtotal: 25 × 25 = £625</w:t>
-      </w:r>
-    </w:p>
-    <w:p>
-      <w:pPr>
-        <w:spacing w:after="120"/>
-        <w:ind w:left="720" w:hanging="720"/>
-      </w:pPr>
-      <w:r>
-        <w:t xml:space="preserve">  Discount applied: 10% (≥ 25 seats threshold per discount tier)</w:t>
-      </w:r>
-    </w:p>
-    <w:p>
-      <w:pPr>
-        <w:spacing w:after="120"/>
-        <w:ind w:left="720" w:hanging="720"/>
-      </w:pPr>
-      <w:r>
-        <w:t xml:space="preserve">  Discounted: £625 × 0.90 = £562.50</w:t>
-      </w:r>
-    </w:p>
-    <w:p>
-      <w:pPr>
-        <w:spacing w:after="120"/>
-        <w:ind w:left="720" w:hanging="720"/>
-      </w:pPr>
-      <w:r>
-        <w:t xml:space="preserve">  Tax (UK): £562.50 × 0.20 = £112.50</w:t>
-      </w:r>
-    </w:p>
-    <w:p>
-      <w:pPr>
-        <w:spacing w:after="120"/>
-        <w:ind w:left="720" w:hanging="720"/>
-      </w:pPr>
-      <w:r>
-        <w:t xml:space="preserve">  Total: £562.50 + £112.50 = £675.00 ✓ PASS</w:t>
-      </w:r>
-    </w:p>
-    <w:p>
-      <w:pPr>
-        <w:spacing w:after="120"/>
-        <w:ind w:left="720" w:hanging="720"/>
-      </w:pPr>
-      <w:r>
-        <w:t>Anomaly Detected:</w:t>
-      </w:r>
-    </w:p>
-    <w:p>
-      <w:pPr>
-        <w:spacing w:after="120"/>
-        <w:ind w:left="720" w:hanging="720"/>
-      </w:pPr>
-      <w:r>
-        <w:t xml:space="preserve">  24 seats at 5% discount: £684.00 total</w:t>
-      </w:r>
-    </w:p>
-    <w:p>
-      <w:pPr>
-        <w:spacing w:after="120"/>
-        <w:ind w:left="720" w:hanging="720"/>
-      </w:pPr>
-      <w:r>
-        <w:t xml:space="preserve">  25 seats at 10% discount: £675.00 total</w:t>
-      </w:r>
-    </w:p>
-    <w:p>
-      <w:pPr>
-        <w:spacing w:after="120"/>
-        <w:ind w:left="720" w:hanging="720"/>
-      </w:pPr>
-      <w:r>
-        <w:t xml:space="preserve">  ★ 25 seats produces £9.00 LOWER total than 24 seats</w:t>
-      </w:r>
-    </w:p>
-    <w:p>
-      <w:pPr>
-        <w:spacing w:after="120"/>
-        <w:ind w:left="720" w:hanging="720"/>
-      </w:pPr>
-      <w:r>
-        <w:t>```</w:t>
-      </w:r>
-    </w:p>
-    <w:p>
-      <w:pPr>
-        <w:spacing w:after="120"/>
-        <w:ind w:left="720" w:hanging="720"/>
-      </w:pPr>
-      <w:r>
-        <w:t>This behaviour is preserved in v1 without modification, providing evidence of the pricing anomaly for business review. The test demonstrates that both values are reproducible and deterministic across the refactoring.</w:t>
-      </w:r>
-    </w:p>
-    <w:p>
-      <w:pPr>
-        <w:spacing w:after="120"/>
-        <w:ind w:left="720" w:hanging="720"/>
-      </w:pPr>
-      <w:r>
-        <w:t>---</w:t>
+      <w:r>
+        <w:t>ISO/IEC (2023) 'ISO/IEC 25010:2023 Systems and software engineering – Product quality – Measurement functions and reference model'. International Organization for Standardization.</w:t>
       </w:r>
     </w:p>
     <w:sectPr>

--- a/Module_7_Portfolio_Report_FINAL.docx
+++ b/Module_7_Portfolio_Report_FINAL.docx
@@ -4,6 +4,7 @@
   <w:body>
     <w:p>
       <w:pPr>
+        <w:spacing w:after="320"/>
         <w:jc w:val="center"/>
       </w:pPr>
       <w:r>
@@ -18,76 +19,39 @@
     </w:p>
     <w:p>
       <w:pPr>
-        <w:spacing w:after="240"/>
+        <w:spacing w:after="80"/>
       </w:pPr>
       <w:r>
-        <w:t>Student Name: Astha Malviya</w:t>
-        <w:br/>
-        <w:t>Project Title: QuickQuote Pricing API: v0 to v1 Refactoring</w:t>
-        <w:br/>
-        <w:t>Date: August 2026</w:t>
-        <w:br/>
-        <w:t>Word Count: 3,950 words</w:t>
+        <w:t xml:space="preserve">Student: Astha Malviya  </w:t>
+      </w:r>
+    </w:p>
+    <w:p>
+      <w:pPr>
+        <w:spacing w:before="200" w:after="200"/>
+        <w:shd w:fill="E2EFDA"/>
+        <w:ind w:left="288"/>
+      </w:pPr>
+      <w:r>
+        <w:rPr>
+          <w:sz w:val="22"/>
+        </w:rPr>
+        <w:t xml:space="preserve">🔗 </w:t>
+      </w:r>
+      <w:r>
+        <w:rPr>
+          <w:b/>
+          <w:color w:val="006633"/>
+        </w:rPr>
+        <w:t>View Full Project: https://github.com/asthamalviya/pricing-service-clean-architecture</w:t>
       </w:r>
     </w:p>
     <w:p/>
-    <w:p>
-      <w:pPr>
-        <w:pStyle w:val="Heading1"/>
-      </w:pPr>
-      <w:r>
-        <w:t>Module 7 Portfolio Project Report</w:t>
-      </w:r>
-    </w:p>
     <w:p/>
-    <w:p>
-      <w:r>
-        <w:rPr>
-          <w:b/>
-        </w:rPr>
-        <w:t>Student Name:</w:t>
-      </w:r>
-      <w:r>
-        <w:t xml:space="preserve"> Astha Malviya  </w:t>
-      </w:r>
-    </w:p>
-    <w:p>
-      <w:r>
-        <w:rPr>
-          <w:b/>
-        </w:rPr>
-        <w:t>Project Title:</w:t>
-      </w:r>
-      <w:r>
-        <w:t xml:space="preserve"> QuickQuote Pricing API: v0 to v1 Refactoring  </w:t>
-      </w:r>
-    </w:p>
-    <w:p>
-      <w:r>
-        <w:rPr>
-          <w:b/>
-        </w:rPr>
-        <w:t>Date:</w:t>
-      </w:r>
-      <w:r>
-        <w:t xml:space="preserve"> August 2026  </w:t>
-      </w:r>
-    </w:p>
-    <w:p>
-      <w:r>
-        <w:rPr>
-          <w:b/>
-        </w:rPr>
-        <w:t>Word Count:</w:t>
-      </w:r>
-      <w:r>
-        <w:t xml:space="preserve"> 3,950 words (Main Report Sections 1–5 only; excludes References and Appendices per university guidelines)</w:t>
-      </w:r>
-    </w:p>
     <w:p/>
     <w:p>
       <w:pPr>
         <w:pStyle w:val="Heading2"/>
+        <w:spacing w:before="240"/>
       </w:pPr>
       <w:r>
         <w:t>Figure 1: v0 Handler Coupling</w:t>
@@ -138,148 +102,20 @@
         <w:pStyle w:val="Heading1"/>
       </w:pPr>
       <w:r>
-        <w:t>1. Quality Diagnosis (550 words)</w:t>
+        <w:t>Executive Summary</w:t>
       </w:r>
     </w:p>
     <w:p/>
     <w:p>
       <w:r>
-        <w:t>The QuickQuote pricing service v0 exemplifies architectural debt. The `/quote` request handler (90 lines) combines HTTP extraction, configuration file I/O, pricing logic, tax handling, pro-rata time calculation, and invoice persistence. This monolithic design creates seven quality gaps with measurable business impact.</w:t>
-      </w:r>
-    </w:p>
-    <w:p/>
-    <w:p>
-      <w:r>
-        <w:rPr>
-          <w:b/>
-        </w:rPr>
-        <w:t>Gap 1: High Coupling.</w:t>
-      </w:r>
-      <w:r>
-        <w:t xml:space="preserve"> Pricing logic intertwined with HTTP and persistence code. Changing a discount rule requires modifying the HTTP handler, multiplying regression risk. Business logic cannot be reused independently of the API framework.</w:t>
-      </w:r>
-    </w:p>
-    <w:p/>
-    <w:p>
-      <w:r>
-        <w:rPr>
-          <w:b/>
-        </w:rPr>
-        <w:t>Gap 2: Direct File I/O.</w:t>
-      </w:r>
-      <w:r>
-        <w:t xml:space="preserve"> Configuration read per request (lines 25–26), invoices loaded and rewritten after each quote (lines 89–97). Couples pricing decisions to filesystem availability and makes isolated unit testing impossible. As transaction volume grows, file-based persistence becomes a scalability and concurrency constraint.</w:t>
-      </w:r>
-    </w:p>
-    <w:p/>
-    <w:p>
-      <w:r>
-        <w:rPr>
-          <w:b/>
-        </w:rPr>
-        <w:t>Gap 3: Embedded Rule Sets.</w:t>
-      </w:r>
-      <w:r>
-        <w:t xml:space="preserve"> Plan selection (lines 27–34), discount tiers (lines 38–47), and regional tax (lines 64–73) are hardcoded conditionals. Adding a plan or region requires modifying the central handler. Business rules hidden within procedural code and difficult to verify independently.</w:t>
-      </w:r>
-    </w:p>
-    <w:p/>
-    <w:p>
-      <w:r>
-        <w:rPr>
-          <w:b/>
-        </w:rPr>
-        <w:t>Gap 4: Non-deterministic Time.</w:t>
-      </w:r>
-      <w:r>
-        <w:t xml:space="preserve"> Pro-rata calculation calls `datetime.now()` directly (line 58). Identical requests produce different results depending on execution date, making reproducible testing impossible. Financial software requires deterministic behaviour for reliable billing.</w:t>
-      </w:r>
-    </w:p>
-    <w:p/>
-    <w:p>
-      <w:r>
-        <w:rPr>
-          <w:b/>
-        </w:rPr>
-        <w:t>Gap 5: Rounding at Multiple Stages.</w:t>
-      </w:r>
-      <w:r>
-        <w:t xml:space="preserve"> Subtotal, discounted value, annual total, pro-rata adjustment, tax, and final result are rounded separately (lines 37, 50, 55, 63, 76, 78). Cumulative rounding discrepancies accumulate over time, creating reconciliation and customer-trust risks.</w:t>
-      </w:r>
-    </w:p>
-    <w:p/>
-    <w:p>
-      <w:r>
-        <w:rPr>
-          <w:b/>
-        </w:rPr>
-        <w:t>Gap 6: Weak Input Validation.</w:t>
-      </w:r>
-      <w:r>
-        <w:t xml:space="preserve"> Raw request data accepted directly; invalid inputs return error objects rather than HTTP error statuses. Incorrect or missing values reach calculations unexpectedly, permitting defective quotations.</w:t>
-      </w:r>
-    </w:p>
-    <w:p/>
-    <w:p>
-      <w:r>
-        <w:rPr>
-          <w:b/>
-        </w:rPr>
-        <w:t>Gap 7: Magic Numbers.</w:t>
-      </w:r>
-      <w:r>
-        <w:t xml:space="preserve"> Discount rates (5%, 10%, 15%, 20%) and tax values embedded as literals rather than explicit rules. Harder to identify for review and dangerous to modify without context.</w:t>
-      </w:r>
-    </w:p>
-    <w:p/>
-    <w:p>
-      <w:r>
-        <w:rPr>
-          <w:b/>
-        </w:rPr>
-        <w:t>Business Impact:</w:t>
-      </w:r>
-      <w:r>
-        <w:t xml:space="preserve"> These gaps interact to create a critical risk: </w:t>
-      </w:r>
-      <w:r>
-        <w:rPr>
-          <w:b/>
-        </w:rPr>
-        <w:t>the service contains a real pricing anomaly—25 Pro seats produce £675 while 24 seats produce £684</w:t>
-      </w:r>
-      <w:r>
-        <w:t>. The v0 design makes this anomaly difficult to detect and correct safely. Testing is forced to the HTTP API boundary, requiring framework setup and integration fixtures. Defects in pricing logic cannot be isolated at the unit level. The monolithic structure means every pricing change touches the HTTP handler, multiplying the potential regression surface. Maintenance cost increases with each change because both the change scope and testing burden are large.</w:t>
-      </w:r>
-    </w:p>
-    <w:p/>
-    <w:p>
-      <w:r>
-        <w:t>The Software Engineering Institute (SEI) defines this as technical debt: the cost accrued by choosing an expedient solution now that increases future effort and risk. The v0 handler represents accumulated debt: high maintenance cost combined with weak testability.</w:t>
-      </w:r>
-    </w:p>
-    <w:p/>
-    <w:p>
-      <w:r>
-        <w:t>The case for improvement is evidence-based. The v0 design creates financial mispricing risk, regression risk, operational constraints, and increasing maintenance cost. The refactoring must establish clear architectural boundaries: separate business logic from infrastructure, enable unit-testable pricing rules, inject time dependencies for deterministic testing, and make business rules explicit and independently modifiable.</w:t>
-      </w:r>
-    </w:p>
-    <w:p/>
-    <w:p>
-      <w:r>
-        <w:rPr>
-          <w:b/>
-        </w:rPr>
-        <w:t>Key Insight:</w:t>
-      </w:r>
-      <w:r>
-        <w:t xml:space="preserve"> The seven gaps are not independent failures but symptoms of a single root cause: monolithic architecture. A single 90-line function cannot be the unit of change, testing, or understanding. Fixing one gap in isolation (e.g., adding input validation) without addressing the architecture leaves the others intact. The refactoring strategy therefore focuses on decomposing the monolith into distinct responsibilities, each independently testable and modifiable.</w:t>
+        <w:t>This portfolio demonstrates a systematic refactoring of a pricing service from monolithic architecture to clean, layered design. The original v0 implementation—a 90-line HTTP handler coupling six distinct responsibilities—contained seven quality gaps creating financial mispricing risk, weak testability, and high maintenance cost. Through deliberate architectural decisions (Service Layer, Repository Pattern, Strategy Pattern, and Dependency Injection), the refactored v1 achieves 99% code coverage across 90 tests, established clear architectural boundaries, and made business rules independently modifiable. The project illustrates how quality improvement stems not from pattern proliferation but from precise diagnosis of coupling, followed by minimal architectural intervention. All evidence—design decisions, test suite, architectural diagrams, and the pricing anomaly evidence—is present in the accompanying repository and embedded figures, providing reproducible proof of the refactoring's effectiveness.</w:t>
       </w:r>
     </w:p>
     <w:p/>
     <w:p>
       <w:pPr>
         <w:pStyle w:val="Heading2"/>
+        <w:spacing w:before="240"/>
       </w:pPr>
       <w:r>
         <w:t>Figure 2: v0 vs v1 Architecture Comparison</w:t>
@@ -330,41 +166,149 @@
         <w:pStyle w:val="Heading1"/>
       </w:pPr>
       <w:r>
-        <w:t>2. Design Evaluation and Architectural Decisions</w:t>
+        <w:t>1. Quality Diagnosis (550 words)</w:t>
+      </w:r>
+    </w:p>
+    <w:p/>
+    <w:p>
+      <w:r>
+        <w:t>The QuickQuote pricing service v0 exemplifies architectural debt. The `/quote` request handler (90 lines) combines HTTP extraction, configuration file I/O, pricing logic, tax handling, pro-rata time calculation, and invoice persistence. This monolithic design creates seven quality gaps with measurable business impact.</w:t>
+      </w:r>
+    </w:p>
+    <w:p/>
+    <w:p>
+      <w:r>
+        <w:rPr>
+          <w:b/>
+        </w:rPr>
+        <w:t>Gap 1: High Coupling.</w:t>
+      </w:r>
+      <w:r>
+        <w:t xml:space="preserve"> Pricing logic intertwined with HTTP and persistence code. Changing a discount rule requires modifying the HTTP handler, multiplying regression risk. Business logic cannot be reused independently of the API framework.</w:t>
+      </w:r>
+    </w:p>
+    <w:p/>
+    <w:p>
+      <w:r>
+        <w:rPr>
+          <w:b/>
+        </w:rPr>
+        <w:t>Gap 2: Direct File I/O.</w:t>
+      </w:r>
+      <w:r>
+        <w:t xml:space="preserve"> Configuration read per request (lines 25–26), invoices loaded and rewritten after each quote (lines 89–97). Couples pricing decisions to filesystem availability and makes isolated unit testing impossible. As transaction volume grows, file-based persistence becomes a scalability and concurrency constraint.</w:t>
+      </w:r>
+    </w:p>
+    <w:p/>
+    <w:p>
+      <w:r>
+        <w:rPr>
+          <w:b/>
+        </w:rPr>
+        <w:t>Gap 3: Embedded Rule Sets.</w:t>
+      </w:r>
+      <w:r>
+        <w:t xml:space="preserve"> Plan selection (lines 27–34), discount tiers (lines 38–47), and regional tax (lines 64–73) are hardcoded conditionals. Adding a plan or region requires modifying the central handler. Business rules hidden within procedural code and difficult to verify independently.</w:t>
+      </w:r>
+    </w:p>
+    <w:p/>
+    <w:p>
+      <w:r>
+        <w:rPr>
+          <w:b/>
+        </w:rPr>
+        <w:t>Gap 4: Non-deterministic Time.</w:t>
+      </w:r>
+      <w:r>
+        <w:t xml:space="preserve"> Pro-rata calculation calls `datetime.now()` directly (line 58). Identical requests produce different results depending on execution date, making reproducible testing impossible. Financial software requires deterministic behaviour for reliable billing.</w:t>
+      </w:r>
+    </w:p>
+    <w:p/>
+    <w:p>
+      <w:r>
+        <w:rPr>
+          <w:b/>
+        </w:rPr>
+        <w:t>Gap 5: Rounding at Multiple Stages.</w:t>
+      </w:r>
+      <w:r>
+        <w:t xml:space="preserve"> Subtotal, discounted value, annual total, pro-rata adjustment, tax, and final result are rounded separately (lines 37, 50, 55, 63, 76, 78). Cumulative rounding discrepancies accumulate over time, creating reconciliation and customer-trust risks.</w:t>
+      </w:r>
+    </w:p>
+    <w:p/>
+    <w:p>
+      <w:r>
+        <w:rPr>
+          <w:b/>
+        </w:rPr>
+        <w:t>Gap 6: Weak Input Validation.</w:t>
+      </w:r>
+      <w:r>
+        <w:t xml:space="preserve"> Raw request data accepted directly; invalid inputs return error objects rather than HTTP error statuses. Incorrect or missing values reach calculations unexpectedly, permitting defective quotations.</w:t>
+      </w:r>
+    </w:p>
+    <w:p/>
+    <w:p>
+      <w:r>
+        <w:rPr>
+          <w:b/>
+        </w:rPr>
+        <w:t>Gap 7: Magic Numbers.</w:t>
+      </w:r>
+      <w:r>
+        <w:t xml:space="preserve"> Discount rates (5%, 10%, 15%, 20%) and tax values embedded as literals rather than explicit rules. Harder to identify for review and dangerous to modify without context.</w:t>
+      </w:r>
+    </w:p>
+    <w:p/>
+    <w:p>
+      <w:r>
+        <w:rPr>
+          <w:b/>
+        </w:rPr>
+        <w:t>Business Impact:</w:t>
+      </w:r>
+      <w:r>
+        <w:t xml:space="preserve"> These gaps interact to create a critical risk: </w:t>
+      </w:r>
+      <w:r>
+        <w:rPr>
+          <w:b/>
+        </w:rPr>
+        <w:t>the service contains a real pricing anomaly—25 Pro seats produce £675 while 24 seats produce £684</w:t>
+      </w:r>
+      <w:r>
+        <w:t>. The v0 design makes this anomaly difficult to detect and correct safely. Testing is forced to the HTTP API boundary, requiring framework setup and integration fixtures. Defects in pricing logic cannot be isolated at the unit level. The monolithic structure means every pricing change touches the HTTP handler, multiplying the potential regression surface. Maintenance cost increases with each change because both the change scope and testing burden are large.</w:t>
+      </w:r>
+    </w:p>
+    <w:p/>
+    <w:p>
+      <w:r>
+        <w:t>The Software Engineering Institute (SEI) defines this as technical debt: the cost accrued by choosing an expedient solution now that increases future effort and risk. The v0 handler represents accumulated debt: high maintenance cost combined with weak testability.</w:t>
+      </w:r>
+    </w:p>
+    <w:p/>
+    <w:p>
+      <w:r>
+        <w:t>The case for improvement is evidence-based. The v0 design creates financial mispricing risk, regression risk, operational constraints, and increasing maintenance cost. The refactoring must establish clear architectural boundaries: separate business logic from infrastructure, enable unit-testable pricing rules, inject time dependencies for deterministic testing, and make business rules explicit and independently modifiable.</w:t>
+      </w:r>
+    </w:p>
+    <w:p/>
+    <w:p>
+      <w:r>
+        <w:rPr>
+          <w:b/>
+        </w:rPr>
+        <w:t>Key Insight:</w:t>
+      </w:r>
+      <w:r>
+        <w:t xml:space="preserve"> The seven gaps are not independent failures but symptoms of a single root cause: monolithic architecture. A single 90-line function cannot be the unit of change, testing, or understanding. Fixing one gap in isolation (e.g., adding input validation) without addressing the architecture leaves the others intact. The refactoring strategy therefore focuses on decomposing the monolith into distinct responsibilities, each independently testable and modifiable.</w:t>
       </w:r>
     </w:p>
     <w:p/>
     <w:p>
       <w:pPr>
         <w:pStyle w:val="Heading2"/>
-      </w:pPr>
-      <w:r>
-        <w:t>2.1 Architectural Boundaries and Design Patterns</w:t>
-      </w:r>
-    </w:p>
-    <w:p/>
-    <w:p>
-      <w:r>
-        <w:t>Robert C. Martin (2017) argues that software architecture must create clear boundaries preventing low-level implementation details from contaminating business logic. v0 lacks these boundaries. The 90-line handler directly accesses configuration files, performs pricing logic, reads system time, and persists invoices. Infrastructure changes (e.g., moving from files to a database) require modifying core pricing code, violating separation of concerns and increasing maintenance cost.</w:t>
-      </w:r>
-    </w:p>
-    <w:p/>
-    <w:p>
-      <w:r>
-        <w:t>Four patterns are absent from v0, each with measurable consequences:</w:t>
-      </w:r>
-    </w:p>
-    <w:p/>
-    <w:p/>
-    <w:p>
-      <w:r>
-        <w:t>These are not stylistic choices. They represent structural deficiencies that prevent business logic from being exercised, tested, or evolved independently. v1 introduces these patterns to establish proper architectural boundaries.</w:t>
-      </w:r>
-    </w:p>
-    <w:p/>
-    <w:p>
-      <w:pPr>
-        <w:pStyle w:val="Heading2"/>
+        <w:spacing w:before="240"/>
       </w:pPr>
       <w:r>
         <w:t>Figure 3: Automated Test Suite Results</w:t>
@@ -412,6 +356,42 @@
     <w:p/>
     <w:p>
       <w:pPr>
+        <w:pStyle w:val="Heading1"/>
+      </w:pPr>
+      <w:r>
+        <w:t>2. Design Evaluation and Architectural Decisions</w:t>
+      </w:r>
+    </w:p>
+    <w:p/>
+    <w:p>
+      <w:pPr>
+        <w:pStyle w:val="Heading2"/>
+      </w:pPr>
+      <w:r>
+        <w:t>2.1 Architectural Boundaries and Design Patterns</w:t>
+      </w:r>
+    </w:p>
+    <w:p/>
+    <w:p>
+      <w:r>
+        <w:t>Robert C. Martin (2017) argues that software architecture must create clear boundaries preventing low-level implementation details from contaminating business logic. v0 lacks these boundaries. The 90-line handler directly accesses configuration files, performs pricing logic, reads system time, and persists invoices. Infrastructure changes (e.g., moving from files to a database) require modifying core pricing code, violating separation of concerns and increasing maintenance cost.</w:t>
+      </w:r>
+    </w:p>
+    <w:p/>
+    <w:p>
+      <w:r>
+        <w:t>Four patterns are absent from v0, each with measurable consequences:</w:t>
+      </w:r>
+    </w:p>
+    <w:p/>
+    <w:p/>
+    <w:p>
+      <w:r>
+        <w:t>These are not stylistic choices. They represent structural deficiencies that prevent business logic from being exercised, tested, or evolved independently. v1 introduces these patterns to establish proper architectural boundaries.</w:t>
+      </w:r>
+    </w:p>
+    <w:p>
+      <w:pPr>
         <w:pStyle w:val="Heading2"/>
       </w:pPr>
       <w:r>
@@ -834,6 +814,7 @@
     <w:p>
       <w:pPr>
         <w:pStyle w:val="Heading2"/>
+        <w:spacing w:before="240"/>
       </w:pPr>
       <w:r>
         <w:t>Figure 4: Boundary-Value Test Evidence—24/25 Seat Anomaly</w:t>
@@ -1308,6 +1289,7 @@
     <w:p>
       <w:pPr>
         <w:pStyle w:val="Heading2"/>
+        <w:spacing w:before="240"/>
       </w:pPr>
       <w:r>
         <w:t>Figure 4: Boundary-Value Test Evidence—24/25 Seat Anomaly</w:t>
@@ -1629,6 +1611,7 @@
     <w:p>
       <w:pPr>
         <w:pStyle w:val="Heading2"/>
+        <w:spacing w:before="240"/>
       </w:pPr>
       <w:r>
         <w:t>Figure 4: Boundary-Value Test Evidence—24/25 Seat Anomaly</w:t>
@@ -2202,6 +2185,7 @@
     <w:p>
       <w:pPr>
         <w:pStyle w:val="Heading2"/>
+        <w:spacing w:before="240"/>
       </w:pPr>
       <w:r>
         <w:t>Figure 4: Boundary-Value Test Evidence—24/25 Seat Anomaly</w:t>

--- a/Module_7_Portfolio_Report_FINAL.docx
+++ b/Module_7_Portfolio_Report_FINAL.docx
@@ -4,59 +4,144 @@
   <w:body>
     <w:p>
       <w:pPr>
-        <w:spacing w:after="320"/>
+        <w:pStyle w:val="Title"/>
+        <w:jc w:val="center"/>
+      </w:pPr>
+      <w:r>
+        <w:t>Software Quality: Design and Testing Practice</w:t>
+      </w:r>
+    </w:p>
+    <w:p>
+      <w:pPr>
+        <w:pStyle w:val="Heading2"/>
+        <w:jc w:val="center"/>
+      </w:pPr>
+      <w:r>
+        <w:t>Module 7 Portfolio Project Report</w:t>
+      </w:r>
+    </w:p>
+    <w:p>
+      <w:pPr>
         <w:jc w:val="center"/>
       </w:pPr>
       <w:r>
         <w:rPr>
           <w:b/>
-          <w:sz w:val="32"/>
         </w:rPr>
-        <w:t>Software Quality: Design and Testing Practice</w:t>
-        <w:br/>
-        <w:t>Module 7 Portfolio Project Report</w:t>
+        <w:t xml:space="preserve">Student: </w:t>
+      </w:r>
+      <w:r>
+        <w:t>Astha Malviya</w:t>
       </w:r>
     </w:p>
     <w:p>
       <w:pPr>
-        <w:spacing w:after="80"/>
-      </w:pPr>
-      <w:r>
-        <w:t xml:space="preserve">Student: Astha Malviya  </w:t>
-      </w:r>
-    </w:p>
-    <w:p>
-      <w:pPr>
-        <w:spacing w:before="200" w:after="200"/>
-        <w:shd w:fill="E2EFDA"/>
-        <w:ind w:left="288"/>
+        <w:jc w:val="center"/>
       </w:pPr>
       <w:r>
         <w:rPr>
-          <w:sz w:val="22"/>
+          <w:b/>
         </w:rPr>
-        <w:t xml:space="preserve">🔗 </w:t>
+        <w:t xml:space="preserve">Repository: </w:t>
       </w:r>
       <w:r>
         <w:rPr>
-          <w:b/>
-          <w:color w:val="006633"/>
+          <w:u w:val="single"/>
         </w:rPr>
-        <w:t>View Full Project: https://github.com/asthamalviya/pricing-service-clean-architecture</w:t>
+        <w:t>github.com/asthamalviya/pricing-service-clean-architecture</w:t>
       </w:r>
     </w:p>
-    <w:p/>
-    <w:p/>
+    <w:tbl>
+      <w:tblPr>
+        <w:tblStyle w:val="TableGrid"/>
+        <w:tblW w:type="auto" w:w="0"/>
+        <w:tblLook w:firstColumn="1" w:firstRow="1" w:lastColumn="0" w:lastRow="0" w:noHBand="0" w:noVBand="1" w:val="04A0"/>
+      </w:tblPr>
+      <w:tblGrid>
+        <w:gridCol w:w="9360"/>
+      </w:tblGrid>
+      <w:tr>
+        <w:tc>
+          <w:tcPr>
+            <w:tcW w:type="dxa" w:w="9360"/>
+            <w:shd w:fill="D4EDDA"/>
+          </w:tcPr>
+          <w:p>
+            <w:pPr>
+              <w:spacing w:before="120" w:after="120"/>
+              <w:jc w:val="center"/>
+            </w:pPr>
+            <w:r>
+              <w:t>🔗 View Full Project: github.com/asthamalviya/pricing-service-clean-architecture</w:t>
+            </w:r>
+          </w:p>
+        </w:tc>
+      </w:tr>
+    </w:tbl>
     <w:p/>
     <w:p>
       <w:pPr>
         <w:pStyle w:val="Heading2"/>
-        <w:spacing w:before="240"/>
       </w:pPr>
       <w:r>
-        <w:t>Figure 1: v0 Handler Coupling</w:t>
+        <w:t>Executive Summary</w:t>
       </w:r>
     </w:p>
+    <w:p>
+      <w:r>
+        <w:t>This portfolio demonstrates a systematic refactoring of a pricing service from monolithic architecture to clean, layered design. The original v0 implementation—a 90-line HTTP handler coupling six distinct responsibilities—contained seven quality gaps creating financial mispricing risk, weak testability, and high maintenance cost. Through deliberate architectural decisions (Service Layer, Repository Pattern, Strategy Pattern, and Dependency Injection), the refactored v1 achieves 99% code coverage across 90 tests, established clear architectural boundaries, and made business rules independently modifiable. The project illustrates how quality improvement stems not from pattern proliferation but from precise diagnosis of coupling, followed by minimal architectural intervention. All evidence—design decisions, test suite, architectural diagrams, and the pricing anomaly evidence—is present in the accompanying repository and embedded figures, providing reproducible proof of the refactoring's effectiveness.</w:t>
+      </w:r>
+    </w:p>
+    <w:p/>
+    <w:p>
+      <w:pPr>
+        <w:pStyle w:val="Heading2"/>
+      </w:pPr>
+      <w:r>
+        <w:t>1. Quality Diagnosis (550 words)</w:t>
+      </w:r>
+    </w:p>
+    <w:p>
+      <w:r>
+        <w:t>The QuickQuote pricing service v0 exemplifies architectural debt. The `/quote` request handler (90 lines) combines HTTP extraction, configuration file I/O, pricing logic, tax handling, pro-rata time calculation, and invoice persistence. This monolithic design creates seven quality gaps with measurable business impact.</w:t>
+      </w:r>
+    </w:p>
+    <w:p>
+      <w:r>
+        <w:t>Gap 1: High Coupling. Pricing logic intertwined with HTTP and persistence code. Changing a discount rule requires modifying the HTTP handler, multiplying regression risk. Business logic cannot be reused independently of the API framework.</w:t>
+      </w:r>
+    </w:p>
+    <w:p>
+      <w:r>
+        <w:t>Gap 2: Direct File I/O. Configuration read per request (lines 25–26), invoices loaded and rewritten after each quote (lines 89–97). Couples pricing decisions to filesystem availability and makes isolated unit testing impossible. As transaction volume grows, file-based persistence becomes a scalability and concurrency constraint.</w:t>
+      </w:r>
+    </w:p>
+    <w:p>
+      <w:r>
+        <w:t>Gap 3: Embedded Rule Sets. Plan selection (lines 27–34), discount tiers (lines 38–47), and regional tax (lines 64–73) are hardcoded conditionals. Adding a plan or region requires modifying the central handler. Business rules hidden within procedural code and difficult to verify independently.</w:t>
+      </w:r>
+    </w:p>
+    <w:p>
+      <w:r>
+        <w:t>Gap 4: Non-deterministic Time. Pro-rata calculation calls `datetime.now()` directly (line 58). Identical requests produce different results depending on execution date, making reproducible testing impossible. Financial software requires deterministic behaviour for reliable billing.</w:t>
+      </w:r>
+    </w:p>
+    <w:p>
+      <w:r>
+        <w:t>Gap 5: Rounding at Multiple Stages. Subtotal, discounted value, annual total, pro-rata adjustment, tax, and final result are rounded separately (lines 37, 50, 55, 63, 76, 78). Cumulative rounding discrepancies accumulate over time, creating reconciliation and customer-trust risks.</w:t>
+      </w:r>
+    </w:p>
+    <w:p>
+      <w:r>
+        <w:t>Gap 6: Weak Input Validation. Raw request data accepted directly; invalid inputs return error objects rather than HTTP error statuses. Incorrect or missing values reach calculations unexpectedly, permitting defective quotations.</w:t>
+      </w:r>
+    </w:p>
+    <w:p>
+      <w:r>
+        <w:t>Gap 7: Magic Numbers. Discount rates (5%, 10%, 15%, 20%) and tax values embedded as literals rather than explicit rules. Harder to identify for review and dangerous to modify without context.</w:t>
+      </w:r>
+    </w:p>
+    <w:p/>
     <w:p>
       <w:pPr>
         <w:jc w:val="center"/>
@@ -96,31 +181,297 @@
         </w:drawing>
       </w:r>
     </w:p>
-    <w:p/>
     <w:p>
       <w:pPr>
-        <w:pStyle w:val="Heading1"/>
+        <w:pStyle w:val="Heading3"/>
       </w:pPr>
       <w:r>
-        <w:t>Executive Summary</w:t>
+        <w:t>Figure 1: v0 Handler Coupling – Monolithic 90-line structure combining HTTP, pricing, and persistence</w:t>
       </w:r>
     </w:p>
     <w:p/>
     <w:p>
       <w:r>
-        <w:t>This portfolio demonstrates a systematic refactoring of a pricing service from monolithic architecture to clean, layered design. The original v0 implementation—a 90-line HTTP handler coupling six distinct responsibilities—contained seven quality gaps creating financial mispricing risk, weak testability, and high maintenance cost. Through deliberate architectural decisions (Service Layer, Repository Pattern, Strategy Pattern, and Dependency Injection), the refactored v1 achieves 99% code coverage across 90 tests, established clear architectural boundaries, and made business rules independently modifiable. The project illustrates how quality improvement stems not from pattern proliferation but from precise diagnosis of coupling, followed by minimal architectural intervention. All evidence—design decisions, test suite, architectural diagrams, and the pricing anomaly evidence—is present in the accompanying repository and embedded figures, providing reproducible proof of the refactoring's effectiveness.</w:t>
+        <w:t>Business Impact: These gaps interact to create a critical risk: the service contains a real pricing anomaly—25 Pro seats produce £675 while 24 seats produce £684. The v0 design makes this anomaly difficult to detect and correct safely. Testing is forced to the HTTP API boundary, requiring framework setup and integration fixtures. Defects in pricing logic cannot be isolated at the unit level. The monolithic structure means every pricing change touches the HTTP handler, multiplying the potential regression surface. Maintenance cost increases with each change because both the change scope and testing burden are large.</w:t>
+      </w:r>
+    </w:p>
+    <w:p>
+      <w:r>
+        <w:t>The Software Engineering Institute (SEI) defines this as technical debt: the cost accrued by choosing an expedient solution now that increases future effort and risk. The v0 handler represents accumulated debt: high maintenance cost combined with weak testability.</w:t>
+      </w:r>
+    </w:p>
+    <w:p>
+      <w:r>
+        <w:t>The case for improvement is evidence-based. The v0 design creates financial mispricing risk, regression risk, operational constraints, and increasing maintenance cost. The refactoring must establish clear architectural boundaries: separate business logic from infrastructure, enable unit-testable pricing rules, inject time dependencies for deterministic testing, and make business rules explicit and independently modifiable.</w:t>
+      </w:r>
+    </w:p>
+    <w:p>
+      <w:r>
+        <w:t>Key Insight: The seven gaps are not independent failures but symptoms of a single root cause: monolithic architecture. A single 90-line function cannot be the unit of change, testing, or understanding. Fixing one gap in isolation (e.g., adding input validation) without addressing the architecture leaves the others intact. The refactoring strategy therefore focuses on decomposing the monolith into distinct responsibilities, each independently testable and modifiable.</w:t>
       </w:r>
     </w:p>
     <w:p/>
     <w:p>
       <w:pPr>
         <w:pStyle w:val="Heading2"/>
-        <w:spacing w:before="240"/>
       </w:pPr>
       <w:r>
-        <w:t>Figure 2: v0 vs v1 Architecture Comparison</w:t>
+        <w:t>2. Design Evaluation and Architectural Decisions</w:t>
       </w:r>
     </w:p>
+    <w:p>
+      <w:pPr>
+        <w:pStyle w:val="Heading3"/>
+      </w:pPr>
+      <w:r>
+        <w:t>2.1 Architectural Boundaries and Design Patterns</w:t>
+      </w:r>
+    </w:p>
+    <w:p>
+      <w:r>
+        <w:t>Robert C. Martin (2017) argues that software architecture must create clear boundaries preventing low-level implementation details from contaminating business logic. v0 lacks these boundaries. The 90-line handler directly accesses configuration files, performs pricing logic, reads system time, and persists invoices. Infrastructure changes (e.g., moving from files to a database) require modifying core pricing code, violating separation of concerns and increasing maintenance cost.</w:t>
+      </w:r>
+    </w:p>
+    <w:p>
+      <w:r>
+        <w:t>Four patterns are absent from v0, each with measurable consequences:</w:t>
+      </w:r>
+    </w:p>
+    <w:tbl>
+      <w:tblPr>
+        <w:tblStyle w:val="LightGrid-Accent1"/>
+        <w:tblW w:type="auto" w:w="0"/>
+        <w:tblLook w:firstColumn="1" w:firstRow="1" w:lastColumn="0" w:lastRow="0" w:noHBand="0" w:noVBand="1" w:val="04A0"/>
+      </w:tblPr>
+      <w:tblGrid>
+        <w:gridCol w:w="3120"/>
+        <w:gridCol w:w="3120"/>
+        <w:gridCol w:w="3120"/>
+      </w:tblGrid>
+      <w:tr>
+        <w:tc>
+          <w:tcPr>
+            <w:tcW w:type="dxa" w:w="3120"/>
+          </w:tcPr>
+          <w:p>
+            <w:r>
+              <w:t>Pattern</w:t>
+            </w:r>
+          </w:p>
+        </w:tc>
+        <w:tc>
+          <w:tcPr>
+            <w:tcW w:type="dxa" w:w="3120"/>
+          </w:tcPr>
+          <w:p>
+            <w:r>
+              <w:t>Why Absent</w:t>
+            </w:r>
+          </w:p>
+        </w:tc>
+        <w:tc>
+          <w:tcPr>
+            <w:tcW w:type="dxa" w:w="3120"/>
+          </w:tcPr>
+          <w:p>
+            <w:r>
+              <w:t>Impact</w:t>
+            </w:r>
+          </w:p>
+        </w:tc>
+      </w:tr>
+      <w:tr>
+        <w:tc>
+          <w:tcPr>
+            <w:tcW w:type="dxa" w:w="3120"/>
+          </w:tcPr>
+          <w:p>
+            <w:r>
+              <w:t>Service Layer</w:t>
+            </w:r>
+          </w:p>
+        </w:tc>
+        <w:tc>
+          <w:tcPr>
+            <w:tcW w:type="dxa" w:w="3120"/>
+          </w:tcPr>
+          <w:p>
+            <w:r>
+              <w:t>Pricing in HTTP handler</w:t>
+            </w:r>
+          </w:p>
+        </w:tc>
+        <w:tc>
+          <w:tcPr>
+            <w:tcW w:type="dxa" w:w="3120"/>
+          </w:tcPr>
+          <w:p>
+            <w:r>
+              <w:t>Business logic untestable in isolation</w:t>
+            </w:r>
+          </w:p>
+        </w:tc>
+      </w:tr>
+      <w:tr>
+        <w:tc>
+          <w:tcPr>
+            <w:tcW w:type="dxa" w:w="3120"/>
+          </w:tcPr>
+          <w:p>
+            <w:r>
+              <w:t>Repository</w:t>
+            </w:r>
+          </w:p>
+        </w:tc>
+        <w:tc>
+          <w:tcPr>
+            <w:tcW w:type="dxa" w:w="3120"/>
+          </w:tcPr>
+          <w:p>
+            <w:r>
+              <w:t>Direct file access</w:t>
+            </w:r>
+          </w:p>
+        </w:tc>
+        <w:tc>
+          <w:tcPr>
+            <w:tcW w:type="dxa" w:w="3120"/>
+          </w:tcPr>
+          <w:p>
+            <w:r>
+              <w:t>Cannot replace persistence without rewriting pricing</w:t>
+            </w:r>
+          </w:p>
+        </w:tc>
+      </w:tr>
+      <w:tr>
+        <w:tc>
+          <w:tcPr>
+            <w:tcW w:type="dxa" w:w="3120"/>
+          </w:tcPr>
+          <w:p>
+            <w:r>
+              <w:t>Strategy</w:t>
+            </w:r>
+          </w:p>
+        </w:tc>
+        <w:tc>
+          <w:tcPr>
+            <w:tcW w:type="dxa" w:w="3120"/>
+          </w:tcPr>
+          <w:p>
+            <w:r>
+              <w:t>Hardcoded conditionals for plans/discounts</w:t>
+            </w:r>
+          </w:p>
+        </w:tc>
+        <w:tc>
+          <w:tcPr>
+            <w:tcW w:type="dxa" w:w="3120"/>
+          </w:tcPr>
+          <w:p>
+            <w:r>
+              <w:t>Adding rules requires modifying handler</w:t>
+            </w:r>
+          </w:p>
+        </w:tc>
+      </w:tr>
+      <w:tr>
+        <w:tc>
+          <w:tcPr>
+            <w:tcW w:type="dxa" w:w="3120"/>
+          </w:tcPr>
+          <w:p>
+            <w:r>
+              <w:t>Dependency Injection</w:t>
+            </w:r>
+          </w:p>
+        </w:tc>
+        <w:tc>
+          <w:tcPr>
+            <w:tcW w:type="dxa" w:w="3120"/>
+          </w:tcPr>
+          <w:p>
+            <w:r>
+              <w:t>Embedded `datetime.now()`</w:t>
+            </w:r>
+          </w:p>
+        </w:tc>
+        <w:tc>
+          <w:tcPr>
+            <w:tcW w:type="dxa" w:w="3120"/>
+          </w:tcPr>
+          <w:p>
+            <w:r>
+              <w:t>Testing cannot control time, defeating pro-rata tests</w:t>
+            </w:r>
+          </w:p>
+        </w:tc>
+      </w:tr>
+    </w:tbl>
+    <w:p>
+      <w:r>
+        <w:t>These are not stylistic choices. They represent structural deficiencies that prevent business logic from being exercised, tested, or evolved independently. v1 introduces these patterns to establish proper architectural boundaries.</w:t>
+      </w:r>
+    </w:p>
+    <w:p/>
+    <w:p>
+      <w:pPr>
+        <w:pStyle w:val="Heading3"/>
+      </w:pPr>
+      <w:r>
+        <w:t>2.2 Architectural Decisions: Mapping to Quality Gaps</w:t>
+      </w:r>
+    </w:p>
+    <w:p>
+      <w:r>
+        <w:rPr>
+          <w:b/>
+        </w:rPr>
+        <w:t>Decision 1: Service Layer (addresses Gaps 1, 4, 6)</w:t>
+      </w:r>
+      <w:r>
+        <w:br/>
+        <w:t>v0 couples pricing to HTTP handling. v1 moves pricing into `PricingService`, allowing independent testing and deterministic time injection. Trade-off: ~50 additional lines of code. Benefit: pricing logic testable without framework setup.</w:t>
+      </w:r>
+    </w:p>
+    <w:p>
+      <w:r>
+        <w:rPr>
+          <w:b/>
+        </w:rPr>
+        <w:t>Decision 2: Repository Pattern (addresses Gaps 1, 2)</w:t>
+      </w:r>
+      <w:r>
+        <w:br/>
+        <w:t>v0 directly accesses files. v1 abstracts persistence through `ConfigRepository` and `InvoiceRepository` interfaces, enabling in-memory test doubles. Trade-off: additional interfaces. Benefit: tests don't depend on filesystem; persistence can be replaced without touching pricing logic.</w:t>
+      </w:r>
+    </w:p>
+    <w:p>
+      <w:r>
+        <w:rPr>
+          <w:b/>
+        </w:rPr>
+        <w:t>Decision 3: Strategy Pattern (addresses Gaps 3, 7)</w:t>
+      </w:r>
+      <w:r>
+        <w:br/>
+        <w:t>v0 embeds plan selection, discounts, and tax as hardcoded conditionals. v1 makes them explicit: `PlanPricer`, `VolumeDiscountStrategy`, `TaxCalculator`. Discount or plan changes now affect only the relevant component, not the HTTP handler.</w:t>
+      </w:r>
+    </w:p>
+    <w:p>
+      <w:r>
+        <w:rPr>
+          <w:b/>
+        </w:rPr>
+        <w:t>Decision 4: Dependency Injection for Clock (addresses Gap 4)</w:t>
+      </w:r>
+      <w:r>
+        <w:br/>
+        <w:t>v0 calls `datetime.now()` directly, making pro-rata calculations non-deterministic. v1 injects a `Clock` abstraction: `SystemClock` in production, `FixedClock` in tests. Result: identical request dates produce identical results, enabling reproducible tests.</w:t>
+      </w:r>
+    </w:p>
+    <w:p/>
     <w:p>
       <w:pPr>
         <w:jc w:val="center"/>
@@ -160,160 +511,340 @@
         </w:drawing>
       </w:r>
     </w:p>
-    <w:p/>
     <w:p>
       <w:pPr>
-        <w:pStyle w:val="Heading1"/>
+        <w:pStyle w:val="Heading3"/>
       </w:pPr>
       <w:r>
-        <w:t>1. Quality Diagnosis (550 words)</w:t>
+        <w:t>Figure 2: v0 vs v1 Architectural Structure – Layered design with explicit separation of concerns</w:t>
       </w:r>
     </w:p>
     <w:p/>
     <w:p>
       <w:r>
-        <w:t>The QuickQuote pricing service v0 exemplifies architectural debt. The `/quote` request handler (90 lines) combines HTTP extraction, configuration file I/O, pricing logic, tax handling, pro-rata time calculation, and invoice persistence. This monolithic design creates seven quality gaps with measurable business impact.</w:t>
+        <w:t>These decisions are interconnected. Together they reduce coupling: `v0: HTTP → pricing rules → filesystem → system clock` becomes `v1: HTTP → PricingService → pricing rules/repositories/clock`. The consequence is testability. Business logic is now exercisable in isolation, pricing rules can be tested without HTTP, and date-dependent calculations are deterministic.</w:t>
       </w:r>
     </w:p>
-    <w:p/>
     <w:p>
       <w:r>
-        <w:rPr>
-          <w:b/>
-        </w:rPr>
-        <w:t>Gap 1: High Coupling.</w:t>
-      </w:r>
-      <w:r>
-        <w:t xml:space="preserve"> Pricing logic intertwined with HTTP and persistence code. Changing a discount rule requires modifying the HTTP handler, multiplying regression risk. Business logic cannot be reused independently of the API framework.</w:t>
+        <w:t>Design Coherence: Each pattern addresses a specific gap, but their interaction is the design's strength. The Service Layer isolates business logic, enabling the Repository Pattern to provide abstract I/O. The Strategy Pattern makes pricing rules pluggable without modifying the service. Clock injection makes time testable. No single pattern is sufficient alone; together they form a cohesive architecture where change in one area does not ripple through others. This is the essence of loose coupling and high cohesion—the foundation of maintainable software.</w:t>
       </w:r>
     </w:p>
-    <w:p/>
     <w:p>
       <w:r>
-        <w:rPr>
-          <w:b/>
-        </w:rPr>
-        <w:t>Gap 2: Direct File I/O.</w:t>
-      </w:r>
-      <w:r>
-        <w:t xml:space="preserve"> Configuration read per request (lines 25–26), invoices loaded and rewritten after each quote (lines 89–97). Couples pricing decisions to filesystem availability and makes isolated unit testing impossible. As transaction volume grows, file-based persistence becomes a scalability and concurrency constraint.</w:t>
-      </w:r>
-    </w:p>
-    <w:p/>
-    <w:p>
-      <w:r>
-        <w:rPr>
-          <w:b/>
-        </w:rPr>
-        <w:t>Gap 3: Embedded Rule Sets.</w:t>
-      </w:r>
-      <w:r>
-        <w:t xml:space="preserve"> Plan selection (lines 27–34), discount tiers (lines 38–47), and regional tax (lines 64–73) are hardcoded conditionals. Adding a plan or region requires modifying the central handler. Business rules hidden within procedural code and difficult to verify independently.</w:t>
-      </w:r>
-    </w:p>
-    <w:p/>
-    <w:p>
-      <w:r>
-        <w:rPr>
-          <w:b/>
-        </w:rPr>
-        <w:t>Gap 4: Non-deterministic Time.</w:t>
-      </w:r>
-      <w:r>
-        <w:t xml:space="preserve"> Pro-rata calculation calls `datetime.now()` directly (line 58). Identical requests produce different results depending on execution date, making reproducible testing impossible. Financial software requires deterministic behaviour for reliable billing.</w:t>
-      </w:r>
-    </w:p>
-    <w:p/>
-    <w:p>
-      <w:r>
-        <w:rPr>
-          <w:b/>
-        </w:rPr>
-        <w:t>Gap 5: Rounding at Multiple Stages.</w:t>
-      </w:r>
-      <w:r>
-        <w:t xml:space="preserve"> Subtotal, discounted value, annual total, pro-rata adjustment, tax, and final result are rounded separately (lines 37, 50, 55, 63, 76, 78). Cumulative rounding discrepancies accumulate over time, creating reconciliation and customer-trust risks.</w:t>
-      </w:r>
-    </w:p>
-    <w:p/>
-    <w:p>
-      <w:r>
-        <w:rPr>
-          <w:b/>
-        </w:rPr>
-        <w:t>Gap 6: Weak Input Validation.</w:t>
-      </w:r>
-      <w:r>
-        <w:t xml:space="preserve"> Raw request data accepted directly; invalid inputs return error objects rather than HTTP error statuses. Incorrect or missing values reach calculations unexpectedly, permitting defective quotations.</w:t>
-      </w:r>
-    </w:p>
-    <w:p/>
-    <w:p>
-      <w:r>
-        <w:rPr>
-          <w:b/>
-        </w:rPr>
-        <w:t>Gap 7: Magic Numbers.</w:t>
-      </w:r>
-      <w:r>
-        <w:t xml:space="preserve"> Discount rates (5%, 10%, 15%, 20%) and tax values embedded as literals rather than explicit rules. Harder to identify for review and dangerous to modify without context.</w:t>
-      </w:r>
-    </w:p>
-    <w:p/>
-    <w:p>
-      <w:r>
-        <w:rPr>
-          <w:b/>
-        </w:rPr>
-        <w:t>Business Impact:</w:t>
-      </w:r>
-      <w:r>
-        <w:t xml:space="preserve"> These gaps interact to create a critical risk: </w:t>
-      </w:r>
-      <w:r>
-        <w:rPr>
-          <w:b/>
-        </w:rPr>
-        <w:t>the service contains a real pricing anomaly—25 Pro seats produce £675 while 24 seats produce £684</w:t>
-      </w:r>
-      <w:r>
-        <w:t>. The v0 design makes this anomaly difficult to detect and correct safely. Testing is forced to the HTTP API boundary, requiring framework setup and integration fixtures. Defects in pricing logic cannot be isolated at the unit level. The monolithic structure means every pricing change touches the HTTP handler, multiplying the potential regression surface. Maintenance cost increases with each change because both the change scope and testing burden are large.</w:t>
-      </w:r>
-    </w:p>
-    <w:p/>
-    <w:p>
-      <w:r>
-        <w:t>The Software Engineering Institute (SEI) defines this as technical debt: the cost accrued by choosing an expedient solution now that increases future effort and risk. The v0 handler represents accumulated debt: high maintenance cost combined with weak testability.</w:t>
-      </w:r>
-    </w:p>
-    <w:p/>
-    <w:p>
-      <w:r>
-        <w:t>The case for improvement is evidence-based. The v0 design creates financial mispricing risk, regression risk, operational constraints, and increasing maintenance cost. The refactoring must establish clear architectural boundaries: separate business logic from infrastructure, enable unit-testable pricing rules, inject time dependencies for deterministic testing, and make business rules explicit and independently modifiable.</w:t>
-      </w:r>
-    </w:p>
-    <w:p/>
-    <w:p>
-      <w:r>
-        <w:rPr>
-          <w:b/>
-        </w:rPr>
-        <w:t>Key Insight:</w:t>
-      </w:r>
-      <w:r>
-        <w:t xml:space="preserve"> The seven gaps are not independent failures but symptoms of a single root cause: monolithic architecture. A single 90-line function cannot be the unit of change, testing, or understanding. Fixing one gap in isolation (e.g., adding input validation) without addressing the architecture leaves the others intact. The refactoring strategy therefore focuses on decomposing the monolith into distinct responsibilities, each independently testable and modifiable.</w:t>
+        <w:t>Trade-offs Accepted: v1 is longer (252 lines vs 106 lines), requires more infrastructure code, and demands more upfront design. For a monolithic service, this overhead is unjustified. For a service that will evolve—adding payment plans, regional tax rules, or alternative calculation methods—this architecture becomes essential. The refactoring assumes the pricing service will change. If it won't, v0's simplicity would suffice.</w:t>
       </w:r>
     </w:p>
     <w:p/>
     <w:p>
       <w:pPr>
         <w:pStyle w:val="Heading2"/>
-        <w:spacing w:before="240"/>
       </w:pPr>
       <w:r>
-        <w:t>Figure 3: Automated Test Suite Results</w:t>
+        <w:t>3. Testing Strategy and Implementation (1,100 words)</w:t>
       </w:r>
     </w:p>
+    <w:p>
+      <w:pPr>
+        <w:pStyle w:val="Heading3"/>
+      </w:pPr>
+      <w:r>
+        <w:t>3.1 Testing Mapped to Architectural Decisions</w:t>
+      </w:r>
+    </w:p>
+    <w:p>
+      <w:r>
+        <w:t>The testing strategy responds directly to the quality gaps and design decisions. Architecture determines the unit of testing. In v0, pricing is embedded in the HTTP handler, forcing integration-level testing. In v1, each responsibility has a dedicated testing boundary.</w:t>
+      </w:r>
+    </w:p>
+    <w:tbl>
+      <w:tblPr>
+        <w:tblStyle w:val="LightGrid-Accent1"/>
+        <w:tblW w:type="auto" w:w="0"/>
+        <w:tblLook w:firstColumn="1" w:firstRow="1" w:lastColumn="0" w:lastRow="0" w:noHBand="0" w:noVBand="1" w:val="04A0"/>
+      </w:tblPr>
+      <w:tblGrid>
+        <w:gridCol w:w="2340"/>
+        <w:gridCol w:w="2340"/>
+        <w:gridCol w:w="2340"/>
+        <w:gridCol w:w="2340"/>
+      </w:tblGrid>
+      <w:tr>
+        <w:tc>
+          <w:tcPr>
+            <w:tcW w:type="dxa" w:w="2340"/>
+          </w:tcPr>
+          <w:p>
+            <w:r>
+              <w:t>Design Decision</w:t>
+            </w:r>
+          </w:p>
+        </w:tc>
+        <w:tc>
+          <w:tcPr>
+            <w:tcW w:type="dxa" w:w="2340"/>
+          </w:tcPr>
+          <w:p>
+            <w:r>
+              <w:t>Fixes Gap</w:t>
+            </w:r>
+          </w:p>
+        </w:tc>
+        <w:tc>
+          <w:tcPr>
+            <w:tcW w:type="dxa" w:w="2340"/>
+          </w:tcPr>
+          <w:p>
+            <w:r>
+              <w:t>Makes Testable</w:t>
+            </w:r>
+          </w:p>
+        </w:tc>
+        <w:tc>
+          <w:tcPr>
+            <w:tcW w:type="dxa" w:w="2340"/>
+          </w:tcPr>
+          <w:p>
+            <w:r>
+              <w:t>Approach</w:t>
+            </w:r>
+          </w:p>
+        </w:tc>
+      </w:tr>
+      <w:tr>
+        <w:tc>
+          <w:tcPr>
+            <w:tcW w:type="dxa" w:w="2340"/>
+          </w:tcPr>
+          <w:p>
+            <w:r>
+              <w:t>Service Layer</w:t>
+            </w:r>
+          </w:p>
+        </w:tc>
+        <w:tc>
+          <w:tcPr>
+            <w:tcW w:type="dxa" w:w="2340"/>
+          </w:tcPr>
+          <w:p>
+            <w:r>
+              <w:t>1, 6</w:t>
+            </w:r>
+          </w:p>
+        </w:tc>
+        <w:tc>
+          <w:tcPr>
+            <w:tcW w:type="dxa" w:w="2340"/>
+          </w:tcPr>
+          <w:p>
+            <w:r>
+              <w:t>Business logic independently of HTTP</w:t>
+            </w:r>
+          </w:p>
+        </w:tc>
+        <w:tc>
+          <w:tcPr>
+            <w:tcW w:type="dxa" w:w="2340"/>
+          </w:tcPr>
+          <w:p>
+            <w:r>
+              <w:t>Unit/service tests</w:t>
+            </w:r>
+          </w:p>
+        </w:tc>
+      </w:tr>
+      <w:tr>
+        <w:tc>
+          <w:tcPr>
+            <w:tcW w:type="dxa" w:w="2340"/>
+          </w:tcPr>
+          <w:p>
+            <w:r>
+              <w:t>Repository</w:t>
+            </w:r>
+          </w:p>
+        </w:tc>
+        <w:tc>
+          <w:tcPr>
+            <w:tcW w:type="dxa" w:w="2340"/>
+          </w:tcPr>
+          <w:p>
+            <w:r>
+              <w:t>2</w:t>
+            </w:r>
+          </w:p>
+        </w:tc>
+        <w:tc>
+          <w:tcPr>
+            <w:tcW w:type="dxa" w:w="2340"/>
+          </w:tcPr>
+          <w:p>
+            <w:r>
+              <w:t>Persistence without filesystem</w:t>
+            </w:r>
+          </w:p>
+        </w:tc>
+        <w:tc>
+          <w:tcPr>
+            <w:tcW w:type="dxa" w:w="2340"/>
+          </w:tcPr>
+          <w:p>
+            <w:r>
+              <w:t>In-memory repos</w:t>
+            </w:r>
+          </w:p>
+        </w:tc>
+      </w:tr>
+      <w:tr>
+        <w:tc>
+          <w:tcPr>
+            <w:tcW w:type="dxa" w:w="2340"/>
+          </w:tcPr>
+          <w:p>
+            <w:r>
+              <w:t>Strategy</w:t>
+            </w:r>
+          </w:p>
+        </w:tc>
+        <w:tc>
+          <w:tcPr>
+            <w:tcW w:type="dxa" w:w="2340"/>
+          </w:tcPr>
+          <w:p>
+            <w:r>
+              <w:t>3, 7</w:t>
+            </w:r>
+          </w:p>
+        </w:tc>
+        <w:tc>
+          <w:tcPr>
+            <w:tcW w:type="dxa" w:w="2340"/>
+          </w:tcPr>
+          <w:p>
+            <w:r>
+              <w:t>Individual pricing rules</w:t>
+            </w:r>
+          </w:p>
+        </w:tc>
+        <w:tc>
+          <w:tcPr>
+            <w:tcW w:type="dxa" w:w="2340"/>
+          </w:tcPr>
+          <w:p>
+            <w:r>
+              <w:t>Unit + boundary-value</w:t>
+            </w:r>
+          </w:p>
+        </w:tc>
+      </w:tr>
+      <w:tr>
+        <w:tc>
+          <w:tcPr>
+            <w:tcW w:type="dxa" w:w="2340"/>
+          </w:tcPr>
+          <w:p>
+            <w:r>
+              <w:t>Clock Injection</w:t>
+            </w:r>
+          </w:p>
+        </w:tc>
+        <w:tc>
+          <w:tcPr>
+            <w:tcW w:type="dxa" w:w="2340"/>
+          </w:tcPr>
+          <w:p>
+            <w:r>
+              <w:t>4</w:t>
+            </w:r>
+          </w:p>
+        </w:tc>
+        <w:tc>
+          <w:tcPr>
+            <w:tcW w:type="dxa" w:w="2340"/>
+          </w:tcPr>
+          <w:p>
+            <w:r>
+              <w:t>Deterministic pro-rata</w:t>
+            </w:r>
+          </w:p>
+        </w:tc>
+        <w:tc>
+          <w:tcPr>
+            <w:tcW w:type="dxa" w:w="2340"/>
+          </w:tcPr>
+          <w:p>
+            <w:r>
+              <w:t>FixedClock in tests</w:t>
+            </w:r>
+          </w:p>
+        </w:tc>
+      </w:tr>
+    </w:tbl>
+    <w:p/>
+    <w:p>
+      <w:pPr>
+        <w:pStyle w:val="Heading3"/>
+      </w:pPr>
+      <w:r>
+        <w:t>3.2 Test Portfolio: 90 Tests in 0.21 Seconds</w:t>
+      </w:r>
+    </w:p>
+    <w:p>
+      <w:r>
+        <w:rPr>
+          <w:b/>
+        </w:rPr>
+        <w:t>Characterisation tests (34):</w:t>
+      </w:r>
+      <w:r>
+        <w:t xml:space="preserve"> Capture v0 behaviour (plans, regions, cycles, boundaries). The 24/25 seat anomaly is deliberately preserved, establishing a distinction between refactoring (changing architecture) and changing business rules.</w:t>
+      </w:r>
+    </w:p>
+    <w:p>
+      <w:r>
+        <w:rPr>
+          <w:b/>
+        </w:rPr>
+        <w:t>Unit tests (10 pricing-rule, 10 repository, 3 clock):</w:t>
+      </w:r>
+      <w:r>
+        <w:t xml:space="preserve"> Strategy Pattern components testable in isolation. PlanPricer, VolumeDiscountStrategy, TaxCalculator tested independently. In-memory repositories replace filesystem. FixedClock enables deterministic pro-rata assertions.</w:t>
+      </w:r>
+    </w:p>
+    <w:p>
+      <w:r>
+        <w:rPr>
+          <w:b/>
+        </w:rPr>
+        <w:t>Service tests (19):</w:t>
+      </w:r>
+      <w:r>
+        <w:t xml:space="preserve"> Exercise PricingService with injected dependencies. Verify orchestration: request validation → pricing rule selection → discount/tax application → invoice persistence.</w:t>
+      </w:r>
+    </w:p>
+    <w:p>
+      <w:r>
+        <w:rPr>
+          <w:b/>
+        </w:rPr>
+        <w:t>Integration tests (14):</w:t>
+      </w:r>
+      <w:r>
+        <w:t xml:space="preserve"> Black-box API testing. Verify complete flow: HTTP request → FastAPI validation → service → repositories → response. Test both valid scenarios and edge cases.</w:t>
+      </w:r>
+    </w:p>
+    <w:p>
+      <w:r>
+        <w:rPr>
+          <w:b/>
+        </w:rPr>
+        <w:t xml:space="preserve">Coverage: </w:t>
+      </w:r>
+      <w:r>
+        <w:t>99% overall line coverage, 92% branch coverage. Boundary-value tests (9/10, 24/25, 49/50, 99/100 seats) detect off-by-one mutations. This design targets decision points where defects occur, providing evidence beyond simple percentage coverage.</w:t>
+      </w:r>
+    </w:p>
+    <w:p/>
     <w:p>
       <w:pPr>
         <w:jc w:val="center"/>
@@ -353,13 +884,106 @@
         </w:drawing>
       </w:r>
     </w:p>
+    <w:p>
+      <w:pPr>
+        <w:pStyle w:val="Heading3"/>
+      </w:pPr>
+      <w:r>
+        <w:t>Figure 3: Automated Test Suite Results – 90 tests executing in 0.21 seconds with 99% coverage</w:t>
+      </w:r>
+    </w:p>
     <w:p/>
     <w:p>
       <w:pPr>
-        <w:pStyle w:val="Heading1"/>
+        <w:pStyle w:val="Heading3"/>
       </w:pPr>
       <w:r>
-        <w:t>2. Design Evaluation and Architectural Decisions</w:t>
+        <w:t>3.3 What Testing Proved—What It Did Not</w:t>
+      </w:r>
+    </w:p>
+    <w:p>
+      <w:r>
+        <w:t>Proved:</w:t>
+      </w:r>
+    </w:p>
+    <w:p>
+      <w:pPr>
+        <w:pStyle w:val="ListBullet"/>
+      </w:pPr>
+      <w:r>
+        <w:t>Behavioural equivalence: v0 scenarios produce identical results in v1</w:t>
+      </w:r>
+    </w:p>
+    <w:p>
+      <w:pPr>
+        <w:pStyle w:val="ListBullet"/>
+      </w:pPr>
+      <w:r>
+        <w:t>Rule isolation: pricing rules testable without HTTP</w:t>
+      </w:r>
+    </w:p>
+    <w:p>
+      <w:pPr>
+        <w:pStyle w:val="ListBullet"/>
+      </w:pPr>
+      <w:r>
+        <w:t>Deterministic time: pro-rata calculations reproducible</w:t>
+      </w:r>
+    </w:p>
+    <w:p>
+      <w:pPr>
+        <w:pStyle w:val="ListBullet"/>
+      </w:pPr>
+      <w:r>
+        <w:t>Integration integrity: complete flow works correctly</w:t>
+      </w:r>
+    </w:p>
+    <w:p>
+      <w:r>
+        <w:t>Did Not Prove:</w:t>
+      </w:r>
+    </w:p>
+    <w:p>
+      <w:pPr>
+        <w:pStyle w:val="ListBullet"/>
+      </w:pPr>
+      <w:r>
+        <w:t>Concurrent invoice writes (file-locking untested)</w:t>
+      </w:r>
+    </w:p>
+    <w:p>
+      <w:pPr>
+        <w:pStyle w:val="ListBullet"/>
+      </w:pPr>
+      <w:r>
+        <w:t>Production-scale performance</w:t>
+      </w:r>
+    </w:p>
+    <w:p>
+      <w:pPr>
+        <w:pStyle w:val="ListBullet"/>
+      </w:pPr>
+      <w:r>
+        <w:t>Business correctness of the 24/25 anomaly (99% coverage doesn't validate pricing policy)</w:t>
+      </w:r>
+    </w:p>
+    <w:p>
+      <w:r>
+        <w:t>This distinction is critical. High coverage masks unvalidated assumptions. Testing provides evidence; business stakeholders must interpret it.</w:t>
+      </w:r>
+    </w:p>
+    <w:p/>
+    <w:p>
+      <w:pPr>
+        <w:pStyle w:val="Heading3"/>
+      </w:pPr>
+      <w:r>
+        <w:t>3.4 Architecture Drives Testability</w:t>
+      </w:r>
+    </w:p>
+    <w:p>
+      <w:r>
+        <w:t>Freeman &amp; Pryce (2009) argue that testability is a design driver, not an afterthought. Difficulty testing something signals a design problem. The QuickQuote refactoring confirms this: architectural boundaries emerged from identifying what needed independent testing. Service Layer, Repository Pattern, Strategy components, and Clock injection each solved a testability constraint. The result: multiple testing boundaries instead of one monolithic endpoint.</w:t>
       </w:r>
     </w:p>
     <w:p/>
@@ -368,141 +992,70 @@
         <w:pStyle w:val="Heading2"/>
       </w:pPr>
       <w:r>
-        <w:t>2.1 Architectural Boundaries and Design Patterns</w:t>
+        <w:t>4. Stakeholder Communication and Professional Practice (400 words)</w:t>
+      </w:r>
+    </w:p>
+    <w:p>
+      <w:r>
+        <w:t>Communication was structured around evidence and professional standards.</w:t>
+      </w:r>
+    </w:p>
+    <w:p>
+      <w:r>
+        <w:t>Technical Stakeholders: Architectural Decision Records (Section 2) document each choice's problem, trade-offs, and rationale. The 90-test portfolio serves as proof: 34 characterisation tests show behaviour equivalence, boundary-value tests (9/10, 24/25, 49/50, 99/100) provide concrete evidence of rule isolation, and 99% coverage demonstrates extensive automated testing. Code structure communicates architecture: `pricing_service.py` (orchestration), `pricing_rules.py` (business), `repositories.py` (persistence), `clock.py` (time). This eliminates need for separate diagrams.</w:t>
+      </w:r>
+    </w:p>
+    <w:p>
+      <w:r>
+        <w:t>Non-Technical Stakeholders: Benefits framed as business impact. The **pricing anomaly (24 Pro: £684 vs 25 Pro: £675)** is communicated as a policy decision requiring stakeholder judgment, not a developer-fixed defect. Architecture improvements reduce risk: changes are more isolated, behaviour easier to verify, and anomalies visible before deployment. Evidence-led: coverage, boundary tests, and reproducibility support decisions without requiring pattern knowledge.</w:t>
       </w:r>
     </w:p>
     <w:p/>
     <w:p>
       <w:r>
-        <w:t>Robert C. Martin (2017) argues that software architecture must create clear boundaries preventing low-level implementation details from contaminating business logic. v0 lacks these boundaries. The 90-line handler directly accesses configuration files, performs pricing logic, reads system time, and persists invoices. Infrastructure changes (e.g., moving from files to a database) require modifying core pricing code, violating separation of concerns and increasing maintenance cost.</w:t>
-      </w:r>
-    </w:p>
-    <w:p/>
-    <w:p>
-      <w:r>
-        <w:t>Four patterns are absent from v0, each with measurable consequences:</w:t>
-      </w:r>
-    </w:p>
-    <w:p/>
-    <w:p/>
-    <w:p>
-      <w:r>
-        <w:t>These are not stylistic choices. They represent structural deficiencies that prevent business logic from being exercised, tested, or evolved independently. v1 introduces these patterns to establish proper architectural boundaries.</w:t>
+        <w:t>Professional Standards Applied:</w:t>
       </w:r>
     </w:p>
     <w:p>
       <w:pPr>
-        <w:pStyle w:val="Heading2"/>
+        <w:pStyle w:val="ListBullet"/>
       </w:pPr>
       <w:r>
-        <w:t>2.2 Architectural Decisions: Mapping to Quality Gaps</w:t>
+        <w:t>SOLID Principles: Single Responsibility (orchestration separated from rules, persistence, time). Dependency Inversion (Clock and repository abstractions).</w:t>
       </w:r>
     </w:p>
-    <w:p/>
     <w:p>
+      <w:pPr>
+        <w:pStyle w:val="ListBullet"/>
+      </w:pPr>
       <w:r>
-        <w:rPr>
-          <w:b/>
-        </w:rPr>
-        <w:t>Decision 1: Service Layer</w:t>
+        <w:t>Testing Discipline: Layered pyramid (unit → service → integration), characterisation testing, Boundary Value Analysis, deterministic time injection.</w:t>
       </w:r>
+    </w:p>
+    <w:p>
+      <w:pPr>
+        <w:pStyle w:val="ListBullet"/>
+      </w:pPr>
       <w:r>
-        <w:t xml:space="preserve"> (addresses Gaps 1, 4, 6)  </w:t>
+        <w:t>Code Quality: Service function 48 lines (vs v0's 88-line handler). Business rules explicit. Magic numbers eliminated.</w:t>
+      </w:r>
+    </w:p>
+    <w:p>
+      <w:pPr>
+        <w:pStyle w:val="ListBullet"/>
+      </w:pPr>
+      <w:r>
+        <w:t>Professional Honesty: Limitations declared upfront (concurrency untested, file-based scalability constraints, unresolved pricing policy). Distinguishes coverage (what code ran) from behavioural evidence (what it proved) from business correctness (policy validation).</w:t>
       </w:r>
     </w:p>
     <w:p>
       <w:r>
-        <w:t>v0 couples pricing to HTTP handling. v1 moves pricing into `PricingService`, allowing independent testing and deterministic time injection. Trade-off: ~50 additional lines of code. Benefit: pricing logic testable without framework setup.</w:t>
-      </w:r>
-    </w:p>
-    <w:p/>
-    <w:p>
-      <w:r>
-        <w:rPr>
-          <w:b/>
-        </w:rPr>
-        <w:t>Decision 2: Repository Pattern</w:t>
-      </w:r>
-      <w:r>
-        <w:t xml:space="preserve"> (addresses Gaps 1, 2)  </w:t>
+        <w:t>Avoiding Common Pitfalls: The project deliberately rejects over-engineering. Abstract Factory was considered for configuration management but not introduced, as Pydantic models already provide validation. Observer pattern was rejected for invoice notification because a single synchronous client does not warrant event decoupling. Builder was not used because Pydantic dataclasses handle request construction. These non-decisions reflect a principle: adopt patterns when they solve actual problems, not to demonstrate pattern knowledge. This discipline distinguishes professional architecture from architectural theater.</w:t>
       </w:r>
     </w:p>
     <w:p>
       <w:r>
-        <w:t>v0 directly accesses files. v1 abstracts persistence through `ConfigRepository` and `InvoiceRepository` interfaces, enabling in-memory test doubles. Trade-off: additional interfaces. Benefit: tests don't depend on filesystem; persistence can be replaced without touching pricing logic.</w:t>
-      </w:r>
-    </w:p>
-    <w:p/>
-    <w:p>
-      <w:r>
-        <w:rPr>
-          <w:b/>
-        </w:rPr>
-        <w:t>Decision 3: Strategy Pattern</w:t>
-      </w:r>
-      <w:r>
-        <w:t xml:space="preserve"> (addresses Gaps 3, 7)  </w:t>
-      </w:r>
-    </w:p>
-    <w:p>
-      <w:r>
-        <w:t>v0 embeds plan selection, discounts, and tax as hardcoded conditionals. v1 makes them explicit: `PlanPricer`, `VolumeDiscountStrategy`, `TaxCalculator`. Discount or plan changes now affect only the relevant component, not the HTTP handler.</w:t>
-      </w:r>
-    </w:p>
-    <w:p/>
-    <w:p>
-      <w:r>
-        <w:rPr>
-          <w:b/>
-        </w:rPr>
-        <w:t>Decision 4: Dependency Injection for Clock</w:t>
-      </w:r>
-      <w:r>
-        <w:t xml:space="preserve"> (addresses Gap 4)  </w:t>
-      </w:r>
-    </w:p>
-    <w:p>
-      <w:r>
-        <w:t>v0 calls `datetime.now()` directly, making pro-rata calculations non-deterministic. v1 injects a `Clock` abstraction: `SystemClock` in production, `FixedClock` in tests. Result: identical request dates produce identical results, enabling reproducible tests.</w:t>
-      </w:r>
-    </w:p>
-    <w:p/>
-    <w:p>
-      <w:r>
-        <w:t>These decisions are interconnected. Together they reduce coupling: `v0: HTTP → pricing rules → filesystem → system clock` becomes `v1: HTTP → PricingService → pricing rules/repositories/clock`. The consequence is testability. Business logic is now exercisable in isolation, pricing rules can be tested without HTTP, and date-dependent calculations are deterministic.</w:t>
-      </w:r>
-    </w:p>
-    <w:p/>
-    <w:p>
-      <w:r>
-        <w:rPr>
-          <w:b/>
-        </w:rPr>
-        <w:t>Design Coherence:</w:t>
-      </w:r>
-      <w:r>
-        <w:t xml:space="preserve"> Each pattern addresses a specific gap, but their interaction is the design's strength. The Service Layer isolates business logic, enabling the Repository Pattern to provide abstract I/O. The Strategy Pattern makes pricing rules pluggable without modifying the service. Clock injection makes time testable. No single pattern is sufficient alone; together they form a cohesive architecture where change in one area does not ripple through others. This is the essence of loose coupling and high cohesion—the foundation of maintainable software.</w:t>
-      </w:r>
-    </w:p>
-    <w:p/>
-    <w:p>
-      <w:r>
-        <w:rPr>
-          <w:b/>
-        </w:rPr>
-        <w:t>Trade-offs Accepted:</w:t>
-      </w:r>
-      <w:r>
-        <w:t xml:space="preserve"> v1 is longer (252 lines vs 106 lines), requires more infrastructure code, and demands more upfront design. For a monolithic service, this overhead is unjustified. For a service that will evolve—adding payment plans, regional tax rules, or alternative calculation methods—this architecture becomes essential. The refactoring assumes the pricing service will change. If it won't, v0's simplicity would suffice.</w:t>
-      </w:r>
-    </w:p>
-    <w:p/>
-    <w:p>
-      <w:pPr>
-        <w:pStyle w:val="Heading1"/>
-      </w:pPr>
-      <w:r>
-        <w:t>3. Testing Strategy and Implementation (1,100 words)</w:t>
+        <w:t>Evidence-Driven Claims: Rather than claiming "better design" in abstract terms, the refactoring presents concrete evidence: coupling measured by responsibility distribution (v0: 6 concerns in 90 lines vs v1: 6 concerns in 6 components), testability measured by testing boundary (v0: integration-only vs v1: unit+service+integration), and quality measured by test results (90 tests, 0.21s execution, 99% coverage). This approach moves beyond opinion toward verifiable technical facts.</w:t>
       </w:r>
     </w:p>
     <w:p/>
@@ -511,315 +1064,160 @@
         <w:pStyle w:val="Heading2"/>
       </w:pPr>
       <w:r>
-        <w:t>3.1 Testing Mapped to Architectural Decisions</w:t>
+        <w:t>5. Critical Evaluation and Recommendations (600 words)</w:t>
+      </w:r>
+    </w:p>
+    <w:p>
+      <w:pPr>
+        <w:pStyle w:val="Heading3"/>
+      </w:pPr>
+      <w:r>
+        <w:t>5.1 Were the Design Decisions Right?</w:t>
+      </w:r>
+    </w:p>
+    <w:p>
+      <w:r>
+        <w:t>Overall, the four architectural decisions were appropriate for the quality problems identified in v0, although each introduced additional structure that would not be justified in every system.</w:t>
+      </w:r>
+    </w:p>
+    <w:p>
+      <w:r>
+        <w:t>The **Service Layer** was the strongest decision because it directly addressed the coupling between HTTP handling and pricing logic. The resulting `PricingService` provides a clear testing boundary and allows business behaviour to be exercised independently of the API.</w:t>
+      </w:r>
+    </w:p>
+    <w:p>
+      <w:r>
+        <w:t>The **Repository Pattern** was also justified because v0 directly coupled pricing to file-based configuration and invoice persistence. The ability to substitute in-memory repositories improves test isolation and provides a clear route to future database persistence.</w:t>
+      </w:r>
+    </w:p>
+    <w:p>
+      <w:r>
+        <w:t>The **Strategy Pattern** appropriately addresses the variation in plans, discounts and taxation. Its main cost is additional classes and indirection, but the benefit is that business rules are now explicit and independently testable.</w:t>
+      </w:r>
+    </w:p>
+    <w:p>
+      <w:r>
+        <w:t>**Clock Injection** was a small but important design improvement. Because pro-rata pricing depends on the current date, replacing the concrete system clock with `FixedClock` makes those tests reproducible.</w:t>
+      </w:r>
+    </w:p>
+    <w:p>
+      <w:r>
+        <w:t>The decisions therefore appear justified by the identified quality problems. However, the project does not contain independently measured v0-versus-v1 development or test-performance data, so claims about specific speed improvements should not be made. The stronger evidence is the **change in testing boundary and dependency structure**, rather than an unsupported performance multiplier.</w:t>
       </w:r>
     </w:p>
     <w:p/>
     <w:p>
+      <w:pPr>
+        <w:pStyle w:val="Heading3"/>
+      </w:pPr>
       <w:r>
-        <w:t>The testing strategy responds directly to the quality gaps and design decisions. Architecture determines the unit of testing. In v0, pricing is embedded in the HTTP handler, forcing integration-level testing. In v1, each responsibility has a dedicated testing boundary.</w:t>
+        <w:t>5.2 Was the Testing Strategy Effective?</w:t>
+      </w:r>
+    </w:p>
+    <w:p>
+      <w:r>
+        <w:t>The testing strategy proved several important properties of the refactored design.</w:t>
+      </w:r>
+    </w:p>
+    <w:p>
+      <w:r>
+        <w:t>What it proved: The characterisation tests provide evidence of behavioural equivalence between v0 and v1 for the scenarios captured before refactoring. Boundary-value tests exercise the discount transitions at 9/10, 24/25, 49/50 and 99/100 seats, while unit tests demonstrate that individual pricing rules can be tested without HTTP. Dependency injection of `FixedClock` also makes pro-rata calculations reproducible rather than dependent on the execution date.</w:t>
+      </w:r>
+    </w:p>
+    <w:p>
+      <w:r>
+        <w:t>What it did not prove: The tests do not establish safe concurrent invoice writes because file-locking behaviour has not been tested. They do not demonstrate performance under production-scale load, and synthetic test data cannot represent every real-world scenario. Most importantly, test coverage cannot establish **business correctness**: the 24/25 pricing anomaly can be detected and reproduced, but testing alone cannot determine whether that pricing policy is intentional.</w:t>
+      </w:r>
+    </w:p>
+    <w:p>
+      <w:r>
+        <w:t>This distinction is important because high coverage can otherwise create false confidence. The testing strategy provides strong evidence for the architectural improvements **within its defined scope**, but additional concurrency, performance and business validation would be required before treating QuickQuote as production-ready.</w:t>
       </w:r>
     </w:p>
     <w:p/>
-    <w:p/>
     <w:p>
       <w:pPr>
-        <w:pStyle w:val="Heading2"/>
+        <w:pStyle w:val="Heading3"/>
       </w:pPr>
       <w:r>
-        <w:t>3.2 Test Portfolio: 90 Tests in 0.21 Seconds</w:t>
+        <w:t>5.3 Quality Improvements Achieved</w:t>
       </w:r>
     </w:p>
-    <w:p/>
+    <w:p>
+      <w:r>
+        <w:t>The refactoring achieved several significant structural and quality improvements.</w:t>
+      </w:r>
+    </w:p>
     <w:p>
       <w:r>
         <w:rPr>
           <w:b/>
         </w:rPr>
-        <w:t>Characterisation tests (34):</w:t>
+        <w:t>Coupling:</w:t>
       </w:r>
       <w:r>
-        <w:t xml:space="preserve"> Capture v0 behaviour (plans, regions, cycles, boundaries). The 24/25 seat anomaly is deliberately preserved, establishing a distinction between refactoring (changing architecture) and changing business rules.</w:t>
+        <w:t xml:space="preserve"> v0 combines HTTP handling, configuration access, pricing rules, time-dependent calculations and invoice persistence within a single approximately 90-line handler. v1 separates these responsibilities into focused components. A change to discount logic therefore no longer requires modification of the HTTP layer, reducing the coupling and potential regression surface.</w:t>
       </w:r>
     </w:p>
-    <w:p/>
     <w:p>
       <w:r>
         <w:rPr>
           <w:b/>
         </w:rPr>
-        <w:t>Unit tests (10 pricing-rule, 10 repository, 3 clock):</w:t>
+        <w:t>Testability:</w:t>
       </w:r>
       <w:r>
-        <w:t xml:space="preserve"> Strategy Pattern components testable in isolation. PlanPricer, VolumeDiscountStrategy, TaxCalculator tested independently. In-memory repositories replace filesystem. FixedClock enables deterministic pro-rata assertions.</w:t>
+        <w:t xml:space="preserve"> v0 requires pricing scenarios to be exercised through the HTTP endpoint, whereas v1 allows `PricingService` to be invoked directly with controlled dependencies. This changes the **natural unit of testing** from the API request to the business calculation.</w:t>
       </w:r>
     </w:p>
-    <w:p/>
     <w:p>
       <w:r>
         <w:rPr>
           <w:b/>
         </w:rPr>
-        <w:t>Service tests (19):</w:t>
+        <w:t>Rule visibility:</w:t>
       </w:r>
       <w:r>
-        <w:t xml:space="preserve"> Exercise PricingService with injected dependencies. Verify orchestration: request validation → pricing rule selection → discount/tax application → invoice persistence.</w:t>
+        <w:t xml:space="preserve"> v0 embeds discount tiers and tax calculations within conditional branches. v1 makes these responsibilities explicit through components such as `VolumeDiscountStrategy` and `TaxCalculator`. Business rules are consequently easier to identify, test and modify independently.</w:t>
       </w:r>
     </w:p>
-    <w:p/>
     <w:p>
       <w:r>
         <w:rPr>
           <w:b/>
         </w:rPr>
-        <w:t>Integration tests (14):</w:t>
+        <w:t>Test evidence:</w:t>
       </w:r>
       <w:r>
-        <w:t xml:space="preserve"> Black-box API testing. Verify complete flow: HTTP request → FastAPI validation → service → repositories → response. Test both valid scenarios and edge cases.</w:t>
+        <w:t xml:space="preserve"> v1 has a documented suite of **90 tests**, executing in **0.21 seconds**, with approximately **99% overall line coverage and 92% branch coverage** reported in the project evidence. The significance is not the percentages alone: the tests specifically exercise pricing boundaries, individual rules, service orchestration and the API contract.</w:t>
       </w:r>
     </w:p>
-    <w:p/>
     <w:p>
       <w:r>
         <w:rPr>
           <w:b/>
         </w:rPr>
-        <w:t>Coverage:</w:t>
+        <w:t>Change isolation:</w:t>
       </w:r>
       <w:r>
-        <w:t xml:space="preserve"> 99% overall line coverage, 92% branch coverage. Boundary-value tests (9/10, 24/25, 49/50, 99/100 seats) detect off-by-one mutations. This design targets decision points where defects occur, providing evidence beyond simple percentage coverage.</w:t>
+        <w:t xml:space="preserve"> A future change to a regional tax rule can be contained within the relevant pricing component or configuration rather than requiring modification of the central request handler. The refactoring therefore reduces the amount of unrelated code exposed to individual business-rule changes.</w:t>
+      </w:r>
+    </w:p>
+    <w:p>
+      <w:r>
+        <w:t>Overall, the improvement is best characterised as a move from a **large, infrastructure-coupled testing boundary to smaller, explicit and independently testable responsibilities**.</w:t>
       </w:r>
     </w:p>
     <w:p/>
     <w:p>
       <w:pPr>
-        <w:pStyle w:val="Heading2"/>
+        <w:pStyle w:val="Heading3"/>
       </w:pPr>
       <w:r>
-        <w:t>3.3 What Testing Proved—What It Did Not</w:t>
+        <w:t>5.4 Remaining Gaps and the Pricing Anomaly</w:t>
       </w:r>
     </w:p>
     <w:p/>
-    <w:p>
-      <w:r>
-        <w:rPr>
-          <w:b/>
-        </w:rPr>
-        <w:t>Proved:</w:t>
-      </w:r>
-    </w:p>
-    <w:p>
-      <w:r>
-        <w:t>- Behavioural equivalence: v0 scenarios produce identical results in v1</w:t>
-      </w:r>
-    </w:p>
-    <w:p>
-      <w:r>
-        <w:t>- Rule isolation: pricing rules testable without HTTP</w:t>
-      </w:r>
-    </w:p>
-    <w:p>
-      <w:r>
-        <w:t>- Deterministic time: pro-rata calculations reproducible</w:t>
-      </w:r>
-    </w:p>
-    <w:p>
-      <w:r>
-        <w:t>- Integration integrity: complete flow works correctly</w:t>
-      </w:r>
-    </w:p>
-    <w:p/>
-    <w:p>
-      <w:r>
-        <w:rPr>
-          <w:b/>
-        </w:rPr>
-        <w:t>Did Not Prove:</w:t>
-      </w:r>
-    </w:p>
-    <w:p>
-      <w:r>
-        <w:t>- Concurrent invoice writes (file-locking untested)</w:t>
-      </w:r>
-    </w:p>
-    <w:p>
-      <w:r>
-        <w:t>- Production-scale performance</w:t>
-      </w:r>
-    </w:p>
-    <w:p>
-      <w:r>
-        <w:t>- Business correctness of the 24/25 anomaly (99% coverage doesn't validate pricing policy)</w:t>
-      </w:r>
-    </w:p>
-    <w:p/>
-    <w:p>
-      <w:r>
-        <w:t>This distinction is critical. High coverage masks unvalidated assumptions. Testing provides evidence; business stakeholders must interpret it.</w:t>
-      </w:r>
-    </w:p>
-    <w:p/>
-    <w:p>
-      <w:pPr>
-        <w:pStyle w:val="Heading2"/>
-      </w:pPr>
-      <w:r>
-        <w:t>3.4 Architecture Drives Testability</w:t>
-      </w:r>
-    </w:p>
-    <w:p/>
-    <w:p>
-      <w:r>
-        <w:t>Freeman &amp; Pryce (2009) argue that testability is a design driver, not an afterthought. Difficulty testing something signals a design problem. The QuickQuote refactoring confirms this: architectural boundaries emerged from identifying what needed independent testing. Service Layer, Repository Pattern, Strategy components, and Clock injection each solved a testability constraint. The result: multiple testing boundaries instead of one monolithic endpoint.</w:t>
-      </w:r>
-    </w:p>
-    <w:p>
-      <w:pPr>
-        <w:pStyle w:val="Heading1"/>
-      </w:pPr>
-      <w:r>
-        <w:t>4. Stakeholder Communication and Professional Practice (400 words)</w:t>
-      </w:r>
-    </w:p>
-    <w:p/>
-    <w:p>
-      <w:r>
-        <w:t>Communication was structured around evidence and professional standards.</w:t>
-      </w:r>
-    </w:p>
-    <w:p/>
-    <w:p>
-      <w:r>
-        <w:rPr>
-          <w:b/>
-        </w:rPr>
-        <w:t>Technical Stakeholders:</w:t>
-      </w:r>
-      <w:r>
-        <w:t xml:space="preserve"> Architectural Decision Records (Section 2) document each choice's problem, trade-offs, and rationale. The 90-test portfolio serves as proof: 34 characterisation tests show behaviour equivalence, boundary-value tests (9/10, 24/25, 49/50, 99/100) provide concrete evidence of rule isolation, and 99% coverage demonstrates extensive automated testing. Code structure communicates architecture: `pricing_service.py` (orchestration), `pricing_rules.py` (business), `repositories.py` (persistence), `clock.py` (time). This eliminates need for separate diagrams.</w:t>
-      </w:r>
-    </w:p>
-    <w:p/>
-    <w:p>
-      <w:r>
-        <w:rPr>
-          <w:b/>
-        </w:rPr>
-        <w:t>Non-Technical Stakeholders:</w:t>
-      </w:r>
-      <w:r>
-        <w:t xml:space="preserve"> Benefits framed as business impact. The </w:t>
-      </w:r>
-      <w:r>
-        <w:rPr>
-          <w:b/>
-        </w:rPr>
-        <w:t>pricing anomaly (24 Pro: £684 vs 25 Pro: £675)</w:t>
-      </w:r>
-      <w:r>
-        <w:t xml:space="preserve"> is communicated as a policy decision requiring stakeholder judgment, not a developer-fixed defect. Architecture improvements reduce risk: changes are more isolated, behaviour easier to verify, and anomalies visible before deployment. Evidence-led: coverage, boundary tests, and reproducibility support decisions without requiring pattern knowledge.</w:t>
-      </w:r>
-    </w:p>
-    <w:p/>
-    <w:p>
-      <w:r>
-        <w:rPr>
-          <w:b/>
-        </w:rPr>
-        <w:t>Professional Standards Applied:</w:t>
-      </w:r>
-    </w:p>
-    <w:p/>
-    <w:p>
-      <w:r>
-        <w:t xml:space="preserve">- </w:t>
-      </w:r>
-      <w:r>
-        <w:rPr>
-          <w:b/>
-        </w:rPr>
-        <w:t>SOLID Principles:</w:t>
-      </w:r>
-      <w:r>
-        <w:t xml:space="preserve"> Single Responsibility (orchestration separated from rules, persistence, time). Dependency Inversion (Clock and repository abstractions).</w:t>
-      </w:r>
-    </w:p>
-    <w:p>
-      <w:r>
-        <w:t xml:space="preserve">- </w:t>
-      </w:r>
-      <w:r>
-        <w:rPr>
-          <w:b/>
-        </w:rPr>
-        <w:t>Testing Discipline:</w:t>
-      </w:r>
-      <w:r>
-        <w:t xml:space="preserve"> Layered pyramid (unit → service → integration), characterisation testing, Boundary Value Analysis, deterministic time injection.</w:t>
-      </w:r>
-    </w:p>
-    <w:p>
-      <w:r>
-        <w:t xml:space="preserve">- </w:t>
-      </w:r>
-      <w:r>
-        <w:rPr>
-          <w:b/>
-        </w:rPr>
-        <w:t>Code Quality:</w:t>
-      </w:r>
-      <w:r>
-        <w:t xml:space="preserve"> Service function 48 lines (vs v0's 88-line handler). Business rules explicit. Magic numbers eliminated.</w:t>
-      </w:r>
-    </w:p>
-    <w:p>
-      <w:r>
-        <w:t xml:space="preserve">- </w:t>
-      </w:r>
-      <w:r>
-        <w:rPr>
-          <w:b/>
-        </w:rPr>
-        <w:t>Professional Honesty:</w:t>
-      </w:r>
-      <w:r>
-        <w:t xml:space="preserve"> Limitations declared upfront (concurrency untested, file-based scalability constraints, unresolved pricing policy). Distinguishes coverage (what code ran) from behavioural evidence (what it proved) from business correctness (policy validation).</w:t>
-      </w:r>
-    </w:p>
-    <w:p/>
-    <w:p>
-      <w:r>
-        <w:rPr>
-          <w:b/>
-        </w:rPr>
-        <w:t>Avoiding Common Pitfalls:</w:t>
-      </w:r>
-      <w:r>
-        <w:t xml:space="preserve"> The project deliberately rejects over-engineering. Abstract Factory was considered for configuration management but not introduced, as Pydantic models already provide validation. Observer pattern was rejected for invoice notification because a single synchronous client does not warrant event decoupling. Builder was not used because Pydantic dataclasses handle request construction. These non-decisions reflect a principle: adopt patterns when they solve actual problems, not to demonstrate pattern knowledge. This discipline distinguishes professional architecture from architectural theater.</w:t>
-      </w:r>
-    </w:p>
-    <w:p/>
-    <w:p>
-      <w:r>
-        <w:rPr>
-          <w:b/>
-        </w:rPr>
-        <w:t>Evidence-Driven Claims:</w:t>
-      </w:r>
-      <w:r>
-        <w:t xml:space="preserve"> Rather than claiming "better design" in abstract terms, the refactoring presents concrete evidence: coupling measured by responsibility distribution (v0: 6 concerns in 90 lines vs v1: 6 concerns in 6 components), testability measured by testing boundary (v0: integration-only vs v1: unit+service+integration), and quality measured by test results (90 tests, 0.21s execution, 99% coverage). This approach moves beyond opinion toward verifiable technical facts.</w:t>
-      </w:r>
-    </w:p>
-    <w:p/>
-    <w:p>
-      <w:pPr>
-        <w:pStyle w:val="Heading2"/>
-        <w:spacing w:before="240"/>
-      </w:pPr>
-      <w:r>
-        <w:t>Figure 4: Boundary-Value Test Evidence—24/25 Seat Anomaly</w:t>
-      </w:r>
-    </w:p>
     <w:p>
       <w:pPr>
         <w:jc w:val="center"/>
@@ -859,298 +1257,12 @@
         </w:drawing>
       </w:r>
     </w:p>
-    <w:p/>
     <w:p>
       <w:pPr>
-        <w:pStyle w:val="Heading1"/>
+        <w:pStyle w:val="Heading3"/>
       </w:pPr>
       <w:r>
-        <w:t>5. Critical Evaluation and Recommendations (600 words)</w:t>
-      </w:r>
-    </w:p>
-    <w:p/>
-    <w:p>
-      <w:pPr>
-        <w:pStyle w:val="Heading2"/>
-      </w:pPr>
-      <w:r>
-        <w:t>5.1 Were the Design Decisions Right?</w:t>
-      </w:r>
-    </w:p>
-    <w:p/>
-    <w:p>
-      <w:r>
-        <w:t>Overall, the four architectural decisions were appropriate for the quality problems identified in v0, although each introduced additional structure that would not be justified in every system.</w:t>
-      </w:r>
-    </w:p>
-    <w:p/>
-    <w:p>
-      <w:r>
-        <w:t xml:space="preserve">The </w:t>
-      </w:r>
-      <w:r>
-        <w:rPr>
-          <w:b/>
-        </w:rPr>
-        <w:t>Service Layer</w:t>
-      </w:r>
-      <w:r>
-        <w:t xml:space="preserve"> was the strongest decision because it directly addressed the coupling between HTTP handling and pricing logic. The resulting `PricingService` provides a clear testing boundary and allows business behaviour to be exercised independently of the API.</w:t>
-      </w:r>
-    </w:p>
-    <w:p/>
-    <w:p>
-      <w:r>
-        <w:t xml:space="preserve">The </w:t>
-      </w:r>
-      <w:r>
-        <w:rPr>
-          <w:b/>
-        </w:rPr>
-        <w:t>Repository Pattern</w:t>
-      </w:r>
-      <w:r>
-        <w:t xml:space="preserve"> was also justified because v0 directly coupled pricing to file-based configuration and invoice persistence. The ability to substitute in-memory repositories improves test isolation and provides a clear route to future database persistence.</w:t>
-      </w:r>
-    </w:p>
-    <w:p/>
-    <w:p>
-      <w:r>
-        <w:t xml:space="preserve">The </w:t>
-      </w:r>
-      <w:r>
-        <w:rPr>
-          <w:b/>
-        </w:rPr>
-        <w:t>Strategy Pattern</w:t>
-      </w:r>
-      <w:r>
-        <w:t xml:space="preserve"> appropriately addresses the variation in plans, discounts and taxation. Its main cost is additional classes and indirection, but the benefit is that business rules are now explicit and independently testable.</w:t>
-      </w:r>
-    </w:p>
-    <w:p/>
-    <w:p>
-      <w:r>
-        <w:rPr>
-          <w:b/>
-        </w:rPr>
-        <w:t>Clock Injection</w:t>
-      </w:r>
-      <w:r>
-        <w:t xml:space="preserve"> was a small but important design improvement. Because pro-rata pricing depends on the current date, replacing the concrete system clock with `FixedClock` makes those tests reproducible.</w:t>
-      </w:r>
-    </w:p>
-    <w:p/>
-    <w:p>
-      <w:r>
-        <w:t xml:space="preserve">The decisions therefore appear justified by the identified quality problems. However, the project does not contain independently measured v0-versus-v1 development or test-performance data, so claims about specific speed improvements should not be made. The stronger evidence is the </w:t>
-      </w:r>
-      <w:r>
-        <w:rPr>
-          <w:b/>
-        </w:rPr>
-        <w:t>change in testing boundary and dependency structure</w:t>
-      </w:r>
-      <w:r>
-        <w:t>, rather than an unsupported performance multiplier.</w:t>
-      </w:r>
-    </w:p>
-    <w:p/>
-    <w:p>
-      <w:pPr>
-        <w:pStyle w:val="Heading2"/>
-      </w:pPr>
-      <w:r>
-        <w:t>5.2 Was the Testing Strategy Effective?</w:t>
-      </w:r>
-    </w:p>
-    <w:p/>
-    <w:p>
-      <w:r>
-        <w:t>The testing strategy proved several important properties of the refactored design.</w:t>
-      </w:r>
-    </w:p>
-    <w:p/>
-    <w:p>
-      <w:r>
-        <w:rPr>
-          <w:b/>
-        </w:rPr>
-        <w:t>What it proved:</w:t>
-      </w:r>
-      <w:r>
-        <w:t xml:space="preserve"> The characterisation tests provide evidence of behavioural equivalence between v0 and v1 for the scenarios captured before refactoring. Boundary-value tests exercise the discount transitions at 9/10, 24/25, 49/50 and 99/100 seats, while unit tests demonstrate that individual pricing rules can be tested without HTTP. Dependency injection of `FixedClock` also makes pro-rata calculations reproducible rather than dependent on the execution date.</w:t>
-      </w:r>
-    </w:p>
-    <w:p/>
-    <w:p>
-      <w:r>
-        <w:rPr>
-          <w:b/>
-        </w:rPr>
-        <w:t>What it did not prove:</w:t>
-      </w:r>
-      <w:r>
-        <w:t xml:space="preserve"> The tests do not establish safe concurrent invoice writes because file-locking behaviour has not been tested. They do not demonstrate performance under production-scale load, and synthetic test data cannot represent every real-world scenario. Most importantly, test coverage cannot establish </w:t>
-      </w:r>
-      <w:r>
-        <w:rPr>
-          <w:b/>
-        </w:rPr>
-        <w:t>business correctness</w:t>
-      </w:r>
-      <w:r>
-        <w:t>: the 24/25 pricing anomaly can be detected and reproduced, but testing alone cannot determine whether that pricing policy is intentional.</w:t>
-      </w:r>
-    </w:p>
-    <w:p/>
-    <w:p>
-      <w:r>
-        <w:t xml:space="preserve">This distinction is important because high coverage can otherwise create false confidence. The testing strategy provides strong evidence for the architectural improvements </w:t>
-      </w:r>
-      <w:r>
-        <w:rPr>
-          <w:b/>
-        </w:rPr>
-        <w:t>within its defined scope</w:t>
-      </w:r>
-      <w:r>
-        <w:t>, but additional concurrency, performance and business validation would be required before treating QuickQuote as production-ready.</w:t>
-      </w:r>
-    </w:p>
-    <w:p/>
-    <w:p>
-      <w:pPr>
-        <w:pStyle w:val="Heading2"/>
-      </w:pPr>
-      <w:r>
-        <w:t>5.3 Quality Improvements Achieved</w:t>
-      </w:r>
-    </w:p>
-    <w:p/>
-    <w:p>
-      <w:r>
-        <w:t>The refactoring achieved several significant structural and quality improvements.</w:t>
-      </w:r>
-    </w:p>
-    <w:p/>
-    <w:p>
-      <w:r>
-        <w:rPr>
-          <w:b/>
-        </w:rPr>
-        <w:t>Coupling:</w:t>
-      </w:r>
-      <w:r>
-        <w:t xml:space="preserve"> v0 combines HTTP handling, configuration access, pricing rules, time-dependent calculations and invoice persistence within a single approximately 90-line handler. v1 separates these responsibilities into focused components. A change to discount logic therefore no longer requires modification of the HTTP layer, reducing the coupling and potential regression surface.</w:t>
-      </w:r>
-    </w:p>
-    <w:p/>
-    <w:p>
-      <w:r>
-        <w:rPr>
-          <w:b/>
-        </w:rPr>
-        <w:t>Testability:</w:t>
-      </w:r>
-      <w:r>
-        <w:t xml:space="preserve"> v0 requires pricing scenarios to be exercised through the HTTP endpoint, whereas v1 allows `PricingService` to be invoked directly with controlled dependencies. This changes the </w:t>
-      </w:r>
-      <w:r>
-        <w:rPr>
-          <w:b/>
-        </w:rPr>
-        <w:t>natural unit of testing</w:t>
-      </w:r>
-      <w:r>
-        <w:t xml:space="preserve"> from the API request to the business calculation.</w:t>
-      </w:r>
-    </w:p>
-    <w:p/>
-    <w:p>
-      <w:r>
-        <w:rPr>
-          <w:b/>
-        </w:rPr>
-        <w:t>Rule visibility:</w:t>
-      </w:r>
-      <w:r>
-        <w:t xml:space="preserve"> v0 embeds discount tiers and tax calculations within conditional branches. v1 makes these responsibilities explicit through components such as `VolumeDiscountStrategy` and `TaxCalculator`. Business rules are consequently easier to identify, test and modify independently.</w:t>
-      </w:r>
-    </w:p>
-    <w:p/>
-    <w:p>
-      <w:r>
-        <w:rPr>
-          <w:b/>
-        </w:rPr>
-        <w:t>Test evidence:</w:t>
-      </w:r>
-      <w:r>
-        <w:t xml:space="preserve"> v1 has a documented suite of </w:t>
-      </w:r>
-      <w:r>
-        <w:rPr>
-          <w:b/>
-        </w:rPr>
-        <w:t>90 tests</w:t>
-      </w:r>
-      <w:r>
-        <w:t xml:space="preserve">, executing in </w:t>
-      </w:r>
-      <w:r>
-        <w:rPr>
-          <w:b/>
-        </w:rPr>
-        <w:t>0.21 seconds</w:t>
-      </w:r>
-      <w:r>
-        <w:t xml:space="preserve">, with approximately </w:t>
-      </w:r>
-      <w:r>
-        <w:rPr>
-          <w:b/>
-        </w:rPr>
-        <w:t>99% overall line coverage and 92% branch coverage</w:t>
-      </w:r>
-      <w:r>
-        <w:t xml:space="preserve"> reported in the project evidence. The significance is not the percentages alone: the tests specifically exercise pricing boundaries, individual rules, service orchestration and the API contract.</w:t>
-      </w:r>
-    </w:p>
-    <w:p/>
-    <w:p>
-      <w:r>
-        <w:rPr>
-          <w:b/>
-        </w:rPr>
-        <w:t>Change isolation:</w:t>
-      </w:r>
-      <w:r>
-        <w:t xml:space="preserve"> A future change to a regional tax rule can be contained within the relevant pricing component or configuration rather than requiring modification of the central request handler. The refactoring therefore reduces the amount of unrelated code exposed to individual business-rule changes.</w:t>
-      </w:r>
-    </w:p>
-    <w:p/>
-    <w:p>
-      <w:r>
-        <w:t xml:space="preserve">Overall, the improvement is best characterised as a move from a </w:t>
-      </w:r>
-      <w:r>
-        <w:rPr>
-          <w:b/>
-        </w:rPr>
-        <w:t>large, infrastructure-coupled testing boundary to smaller, explicit and independently testable responsibilities</w:t>
-      </w:r>
-      <w:r>
-        <w:t>.</w:t>
-      </w:r>
-    </w:p>
-    <w:p/>
-    <w:p>
-      <w:pPr>
-        <w:pStyle w:val="Heading2"/>
-      </w:pPr>
-      <w:r>
-        <w:t>5.4 Remaining Gaps</w:t>
+        <w:t>Figure 4: Boundary-Value Test Evidence – The 24/25 seat pricing anomaly</w:t>
       </w:r>
     </w:p>
     <w:p/>
@@ -1159,1131 +1271,299 @@
         <w:t>The refactoring improved the architecture but did not address every quality issue identified in Section 1.</w:t>
       </w:r>
     </w:p>
+    <w:p>
+      <w:r>
+        <w:t>**The pricing anomaly:** 25 Pro seats produce £675 while 24 seats produce £684. The refactoring makes this behaviour explicit, reproducible and testable, but deliberately does not change it. Whether the discount policy is commercially correct is a **business decision**, not something that can be determined through refactoring alone. The behaviour is therefore retained and documented for future stakeholder review.</w:t>
+      </w:r>
+    </w:p>
+    <w:p>
+      <w:r>
+        <w:t>**Infrastructure limitations:** v1 retains file-based configuration and invoice persistence. Concurrent invoice writes are not protected by locking, and file-based storage would become unsuitable as transaction volume increases. These limitations remain outside the current implementation scope.</w:t>
+      </w:r>
+    </w:p>
+    <w:p>
+      <w:r>
+        <w:t>**Production concerns:** Logging, monitoring, resilience, error recovery and security hardening have not been comprehensively addressed. These would require additional engineering and testing beyond the project's focus on architectural refactoring and testing discipline.</w:t>
+      </w:r>
+    </w:p>
+    <w:p>
+      <w:r>
+        <w:t>These gaps represent **defined scope boundaries rather than concealed deficiencies**. The refactoring establishes a stronger foundation, but additional work would be required before QuickQuote could reasonably be considered production-ready.</w:t>
+      </w:r>
+    </w:p>
     <w:p/>
     <w:p>
+      <w:pPr>
+        <w:pStyle w:val="Heading3"/>
+      </w:pPr>
       <w:r>
-        <w:rPr>
-          <w:b/>
-        </w:rPr>
-        <w:t>The pricing anomaly:</w:t>
+        <w:t>5.5 Lessons Learned</w:t>
       </w:r>
+    </w:p>
+    <w:p>
+      <w:pPr>
+        <w:pStyle w:val="ListNumber"/>
+      </w:pPr>
       <w:r>
-        <w:t xml:space="preserve"> 25 Pro seats produce £675 while 24 seats produce £684. The refactoring makes this behaviour explicit, reproducible and testable, but deliberately does not change it. Whether the discount policy is commercially correct is a </w:t>
+        <w:t>**Architecture determines testability:** The v1 design emerged from identifying the testing boundaries needed to exercise pricing logic safely, demonstrating that architecture and testability are inseparable.</w:t>
       </w:r>
+    </w:p>
+    <w:p>
+      <w:pPr>
+        <w:pStyle w:val="ListNumber"/>
+      </w:pPr>
       <w:r>
-        <w:rPr>
-          <w:b/>
-        </w:rPr>
-        <w:t>business decision</w:t>
+        <w:t>**Restraint is a design decision:** Rejecting Abstract Factory, Observer and Builder showed that good architecture depends on applying the right abstraction to the actual problem, not maximising pattern usage.</w:t>
       </w:r>
+    </w:p>
+    <w:p>
+      <w:pPr>
+        <w:pStyle w:val="ListNumber"/>
+      </w:pPr>
       <w:r>
-        <w:t>, not something that can be determined through refactoring alone. The behaviour is therefore retained and documented for future stakeholder review.</w:t>
+        <w:t>**Honest limitations are valuable:** Documenting the pricing anomaly, concurrency and scalability limitations provides more credible evidence than claiming that the refactoring solved every quality concern.</w:t>
+      </w:r>
+    </w:p>
+    <w:p>
+      <w:pPr>
+        <w:pStyle w:val="ListNumber"/>
+      </w:pPr>
+      <w:r>
+        <w:t>**Design and testing are connected disciplines:** The architectural changes and layered test strategy work together to provide evidence of improved software quality rather than either being sufficient in isolation.</w:t>
       </w:r>
     </w:p>
     <w:p/>
     <w:p>
       <w:r>
-        <w:rPr>
-          <w:b/>
-        </w:rPr>
-        <w:t>Infrastructure limitations:</w:t>
-      </w:r>
-      <w:r>
-        <w:t xml:space="preserve"> v1 retains file-based configuration and invoice persistence. Concurrent invoice writes are not protected by locking, and file-based storage would become unsuitable as transaction volume increases. These limitations remain outside the current implementation scope.</w:t>
+        <w:br w:type="page"/>
       </w:r>
     </w:p>
-    <w:p/>
-    <w:p>
-      <w:r>
-        <w:rPr>
-          <w:b/>
-        </w:rPr>
-        <w:t>Production concerns:</w:t>
-      </w:r>
-      <w:r>
-        <w:t xml:space="preserve"> Logging, monitoring, resilience, error recovery and security hardening have not been comprehensively addressed. These would require additional engineering and testing beyond the project's focus on architectural refactoring and testing discipline.</w:t>
-      </w:r>
-    </w:p>
-    <w:p/>
-    <w:p>
-      <w:r>
-        <w:t xml:space="preserve">These gaps represent </w:t>
-      </w:r>
-      <w:r>
-        <w:rPr>
-          <w:b/>
-        </w:rPr>
-        <w:t>defined scope boundaries rather than concealed deficiencies</w:t>
-      </w:r>
-      <w:r>
-        <w:t>. The refactoring establishes a stronger foundation, but additional work would be required before QuickQuote could reasonably be considered production-ready.</w:t>
-      </w:r>
-    </w:p>
-    <w:p/>
     <w:p>
       <w:pPr>
         <w:pStyle w:val="Heading2"/>
       </w:pPr>
       <w:r>
-        <w:t>5.5 Lessons Learned</w:t>
-      </w:r>
-    </w:p>
-    <w:p/>
-    <w:p>
-      <w:r>
-        <w:t xml:space="preserve">1. </w:t>
-      </w:r>
-      <w:r>
-        <w:rPr>
-          <w:b/>
-        </w:rPr>
-        <w:t>Architecture determines testability:</w:t>
-      </w:r>
-      <w:r>
-        <w:t xml:space="preserve"> The v1 design emerged from identifying the testing boundaries needed to exercise pricing logic safely, demonstrating that architecture and testability are inseparable.</w:t>
-      </w:r>
-    </w:p>
-    <w:p>
-      <w:r>
-        <w:t xml:space="preserve">2. </w:t>
-      </w:r>
-      <w:r>
-        <w:rPr>
-          <w:b/>
-        </w:rPr>
-        <w:t>Restraint is a design decision:</w:t>
-      </w:r>
-      <w:r>
-        <w:t xml:space="preserve"> Rejecting Abstract Factory, Observer and Builder showed that good architecture depends on applying the right abstraction to the actual problem, not maximising pattern usage.</w:t>
-      </w:r>
-    </w:p>
-    <w:p>
-      <w:r>
-        <w:t xml:space="preserve">3. </w:t>
-      </w:r>
-      <w:r>
-        <w:rPr>
-          <w:b/>
-        </w:rPr>
-        <w:t>Honest limitations are valuable:</w:t>
-      </w:r>
-      <w:r>
-        <w:t xml:space="preserve"> Documenting the pricing anomaly, concurrency and scalability limitations provides more credible evidence than claiming that the refactoring solved every quality concern.</w:t>
-      </w:r>
-    </w:p>
-    <w:p>
-      <w:r>
-        <w:t xml:space="preserve">4. </w:t>
-      </w:r>
-      <w:r>
-        <w:rPr>
-          <w:b/>
-        </w:rPr>
-        <w:t>Design and testing are connected disciplines:</w:t>
-      </w:r>
-      <w:r>
-        <w:t xml:space="preserve"> The architectural changes and layered test strategy work together to provide evidence of improved software quality rather than either being sufficient in isolation.</w:t>
-      </w:r>
-    </w:p>
-    <w:p/>
-    <w:p>
-      <w:pPr>
-        <w:pStyle w:val="Heading2"/>
-        <w:spacing w:before="240"/>
-      </w:pPr>
-      <w:r>
-        <w:t>Figure 4: Boundary-Value Test Evidence—24/25 Seat Anomaly</w:t>
+        <w:t>References</w:t>
       </w:r>
     </w:p>
     <w:p>
       <w:pPr>
-        <w:jc w:val="center"/>
+        <w:shd w:fill="F0F0F0"/>
       </w:pPr>
       <w:r>
-        <w:drawing>
-          <wp:inline xmlns:a="http://schemas.openxmlformats.org/drawingml/2006/main" xmlns:pic="http://schemas.openxmlformats.org/drawingml/2006/picture">
-            <wp:extent cx="5029200" cy="7845552"/>
-            <wp:docPr id="5" name="Picture 5"/>
-            <wp:cNvGraphicFramePr>
-              <a:graphicFrameLocks noChangeAspect="1"/>
-            </wp:cNvGraphicFramePr>
-            <a:graphic>
-              <a:graphicData uri="http://schemas.openxmlformats.org/drawingml/2006/picture">
-                <pic:pic>
-                  <pic:nvPicPr>
-                    <pic:cNvPr id="0" name="figure4.png"/>
-                    <pic:cNvPicPr/>
-                  </pic:nvPicPr>
-                  <pic:blipFill>
-                    <a:blip r:embed="rId12"/>
-                    <a:stretch>
-                      <a:fillRect/>
-                    </a:stretch>
-                  </pic:blipFill>
-                  <pic:spPr>
-                    <a:xfrm>
-                      <a:off x="0" y="0"/>
-                      <a:ext cx="5029200" cy="7845552"/>
-                    </a:xfrm>
-                    <a:prstGeom prst="rect"/>
-                  </pic:spPr>
-                </pic:pic>
-              </a:graphicData>
-            </a:graphic>
-          </wp:inline>
-        </w:drawing>
+        <w:rPr>
+          <w:b w:val="0"/>
+        </w:rPr>
+        <w:t xml:space="preserve">Feathers, M. (2004). </w:t>
       </w:r>
-    </w:p>
-    <w:p/>
-    <w:p>
-      <w:pPr>
-        <w:pStyle w:val="Heading1"/>
-      </w:pPr>
-      <w:r>
-        <w:t>References</w:t>
-      </w:r>
-    </w:p>
-    <w:p/>
-    <w:p>
-      <w:r>
-        <w:t>Feathers, M. (2004). *Working Effectively with Legacy Code*. Prentice Hall.</w:t>
-      </w:r>
-    </w:p>
-    <w:p/>
-    <w:p>
-      <w:r>
-        <w:t>Fowler, M. (2002). *Patterns of Enterprise Application Architecture*. Addison-Wesley.</w:t>
-      </w:r>
-    </w:p>
-    <w:p/>
-    <w:p>
-      <w:r>
-        <w:t>Freeman, S. &amp; Pryce, N. (2009). *Growing Object-Oriented Software, Guided by Tests*. Addison-Wesley.</w:t>
-      </w:r>
-    </w:p>
-    <w:p/>
-    <w:p>
-      <w:r>
-        <w:t>Gamma, E., Helm, R., Johnson, R., &amp; Vlissides, J. (1994). *Design Patterns: Elements of Reusable Object-Oriented Software*. Addison-Wesley.</w:t>
-      </w:r>
-    </w:p>
-    <w:p/>
-    <w:p>
-      <w:r>
-        <w:t>ISO/IEC 25010:2023. (2023). *Systems and software engineering — Measurement of product quality*. International Organization for Standardization.</w:t>
-      </w:r>
-    </w:p>
-    <w:p/>
-    <w:p>
-      <w:r>
-        <w:t>Jia, Y., &amp; Harman, M. (2011). An analysis and survey of the development of mutation testing. *IEEE Transactions on Software Engineering*, 37(5), 649–678.</w:t>
-      </w:r>
-    </w:p>
-    <w:p/>
-    <w:p>
-      <w:r>
-        <w:t>Martin, R. C. (2008). *Clean Code: A Handbook of Agile Software Craftsmanship*. Prentice Hall.</w:t>
-      </w:r>
-    </w:p>
-    <w:p/>
-    <w:p>
-      <w:r>
-        <w:t>Martin, R. C. (2017). *Clean Architecture: A Craftsman's Guide to Software Structure and Design*. Prentice Hall.</w:t>
-      </w:r>
-    </w:p>
-    <w:p/>
-    <w:p>
-      <w:r>
-        <w:t>Seaman, C. B., &amp; Gough, Y. (2011). Measuring and monitoring technical debt. In N. E. Fenton &amp; P. McBreen (Eds.), *Advances in Software Engineering* (pp. 205–225). Academic Press.</w:t>
-      </w:r>
-    </w:p>
-    <w:p/>
-    <w:p>
-      <w:r>
-        <w:t>Software Engineering Institute (SEI). (2021). *Technical Debt: Definition, Origin, Measurement, and Management*. Carnegie Mellon University.</w:t>
-      </w:r>
-    </w:p>
-    <w:p>
-      <w:pPr>
-        <w:pStyle w:val="Heading1"/>
-      </w:pPr>
-      <w:r>
-        <w:t>Appendices</w:t>
-      </w:r>
-    </w:p>
-    <w:p/>
-    <w:p>
-      <w:pPr>
-        <w:pStyle w:val="Heading2"/>
-      </w:pPr>
-      <w:r>
-        <w:t>Appendix A: Test Results Summary</w:t>
-      </w:r>
-    </w:p>
-    <w:p/>
-    <w:p>
-      <w:r>
-        <w:t>The automated test suite executes 90 tests in 0.21 seconds with the following coverage:</w:t>
-      </w:r>
-    </w:p>
-    <w:p/>
-    <w:p>
-      <w:r>
-        <w:t>- v0 characterisation code: 99% line coverage (85/85 lines)</w:t>
-      </w:r>
-    </w:p>
-    <w:p>
-      <w:r>
-        <w:t>- v1 production code: 97% line coverage (242/252 lines)</w:t>
-      </w:r>
-    </w:p>
-    <w:p>
-      <w:r>
-        <w:t>- Overall project: 99% line coverage, 92% branch coverage</w:t>
-      </w:r>
-    </w:p>
-    <w:p/>
-    <w:p>
-      <w:pPr>
-        <w:pStyle w:val="Heading2"/>
-      </w:pPr>
-      <w:r>
-        <w:t>Appendix B: v0 vs v1 Architectural Structure</w:t>
-      </w:r>
-    </w:p>
-    <w:p/>
-    <w:p>
       <w:r>
         <w:rPr>
-          <w:b/>
+          <w:i/>
         </w:rPr>
-        <w:t>v0 Architecture (Monolithic):</w:t>
+        <w:t xml:space="preserve">*Working Effectively with Legacy Code*. </w:t>
       </w:r>
-    </w:p>
-    <w:p>
-      <w:r>
-        <w:t>HTTP Request Handler (90 lines)</w:t>
-      </w:r>
-    </w:p>
-    <w:p>
-      <w:r>
-        <w:t>├── Extract request parameters</w:t>
-      </w:r>
-    </w:p>
-    <w:p>
-      <w:r>
-        <w:t>├── Load configuration from file</w:t>
-      </w:r>
-    </w:p>
-    <w:p>
-      <w:r>
-        <w:t>├── Calculate pricing (select plan, apply discount, calculate tax)</w:t>
-      </w:r>
-    </w:p>
-    <w:p>
-      <w:r>
-        <w:t>├── Handle time-dependent pro-rata</w:t>
-      </w:r>
-    </w:p>
-    <w:p>
-      <w:r>
-        <w:t>├── Load invoice log from file</w:t>
-      </w:r>
-    </w:p>
-    <w:p>
-      <w:r>
-        <w:t>└── Persist invoice to file</w:t>
-      </w:r>
-    </w:p>
-    <w:p/>
-    <w:p>
       <w:r>
         <w:rPr>
-          <w:b/>
+          <w:b w:val="0"/>
         </w:rPr>
-        <w:t>v1 Architecture (Layered):</w:t>
-      </w:r>
-    </w:p>
-    <w:p>
-      <w:r>
-        <w:t>HTTP Boundary (FastAPI)</w:t>
-      </w:r>
-    </w:p>
-    <w:p>
-      <w:r>
-        <w:t>↓</w:t>
-      </w:r>
-    </w:p>
-    <w:p>
-      <w:r>
-        <w:t>PricingService (orchestration)</w:t>
-      </w:r>
-    </w:p>
-    <w:p>
-      <w:r>
-        <w:t>├── PricingRules (Strategy pattern)</w:t>
-      </w:r>
-    </w:p>
-    <w:p>
-      <w:r>
-        <w:t>│   ├── PlanPricer</w:t>
-      </w:r>
-    </w:p>
-    <w:p>
-      <w:r>
-        <w:t>│   ├── VolumeDiscountStrategy</w:t>
-      </w:r>
-    </w:p>
-    <w:p>
-      <w:r>
-        <w:t>│   └── TaxCalculator</w:t>
-      </w:r>
-    </w:p>
-    <w:p>
-      <w:r>
-        <w:t>├── Repositories (Abstraction)</w:t>
-      </w:r>
-    </w:p>
-    <w:p>
-      <w:r>
-        <w:t>│   ├── ConfigRepository</w:t>
-      </w:r>
-    </w:p>
-    <w:p>
-      <w:r>
-        <w:t>│   └── InvoiceRepository</w:t>
-      </w:r>
-    </w:p>
-    <w:p>
-      <w:r>
-        <w:t>└── Clock (Dependency injection)</w:t>
-      </w:r>
-    </w:p>
-    <w:p>
-      <w:r>
-        <w:t>├── SystemClock (production)</w:t>
-      </w:r>
-    </w:p>
-    <w:p>
-      <w:r>
-        <w:t>└── FixedClock (testing)</w:t>
-      </w:r>
-    </w:p>
-    <w:p/>
-    <w:p>
-      <w:pPr>
-        <w:pStyle w:val="Heading2"/>
-      </w:pPr>
-      <w:r>
-        <w:t>Appendix C: Pricing Anomaly Evidence</w:t>
-      </w:r>
-    </w:p>
-    <w:p/>
-    <w:p>
-      <w:r>
-        <w:rPr>
-          <w:b/>
-        </w:rPr>
-        <w:t>24 Pro seats:</w:t>
-      </w:r>
-      <w:r>
-        <w:t xml:space="preserve"> £684.00</w:t>
+        <w:t>Prentice Hall.</w:t>
       </w:r>
     </w:p>
     <w:p>
       <w:r>
         <w:rPr>
-          <w:b/>
+          <w:b w:val="0"/>
         </w:rPr>
-        <w:t>25 Pro seats:</w:t>
+        <w:t xml:space="preserve">Fowler, M. (2002). </w:t>
       </w:r>
       <w:r>
-        <w:t xml:space="preserve"> £675.00</w:t>
+        <w:rPr>
+          <w:i/>
+        </w:rPr>
+        <w:t xml:space="preserve">*Patterns of Enterprise Application Architecture*. </w:t>
       </w:r>
-    </w:p>
-    <w:p/>
-    <w:p>
       <w:r>
-        <w:t>This behaviour is reproduced deterministically in v1 through the characterisation test suite and boundary-value tests at the 24/25 threshold.</w:t>
-      </w:r>
-    </w:p>
-    <w:p/>
-    <w:p>
-      <w:pPr>
-        <w:pStyle w:val="Heading2"/>
-        <w:spacing w:before="240"/>
-      </w:pPr>
-      <w:r>
-        <w:t>Figure 4: Boundary-Value Test Evidence—24/25 Seat Anomaly</w:t>
+        <w:rPr>
+          <w:b w:val="0"/>
+        </w:rPr>
+        <w:t>Addison-Wesley.</w:t>
       </w:r>
     </w:p>
     <w:p>
       <w:pPr>
-        <w:jc w:val="center"/>
+        <w:shd w:fill="F0F0F0"/>
       </w:pPr>
       <w:r>
-        <w:drawing>
-          <wp:inline xmlns:a="http://schemas.openxmlformats.org/drawingml/2006/main" xmlns:pic="http://schemas.openxmlformats.org/drawingml/2006/picture">
-            <wp:extent cx="5029200" cy="7845552"/>
-            <wp:docPr id="6" name="Picture 6"/>
-            <wp:cNvGraphicFramePr>
-              <a:graphicFrameLocks noChangeAspect="1"/>
-            </wp:cNvGraphicFramePr>
-            <a:graphic>
-              <a:graphicData uri="http://schemas.openxmlformats.org/drawingml/2006/picture">
-                <pic:pic>
-                  <pic:nvPicPr>
-                    <pic:cNvPr id="0" name="figure4.png"/>
-                    <pic:cNvPicPr/>
-                  </pic:nvPicPr>
-                  <pic:blipFill>
-                    <a:blip r:embed="rId12"/>
-                    <a:stretch>
-                      <a:fillRect/>
-                    </a:stretch>
-                  </pic:blipFill>
-                  <pic:spPr>
-                    <a:xfrm>
-                      <a:off x="0" y="0"/>
-                      <a:ext cx="5029200" cy="7845552"/>
-                    </a:xfrm>
-                    <a:prstGeom prst="rect"/>
-                  </pic:spPr>
-                </pic:pic>
-              </a:graphicData>
-            </a:graphic>
-          </wp:inline>
-        </w:drawing>
+        <w:rPr>
+          <w:b w:val="0"/>
+        </w:rPr>
+        <w:t xml:space="preserve">Freeman, S. &amp; Pryce, N. (2009). </w:t>
       </w:r>
-    </w:p>
-    <w:p/>
-    <w:p>
-      <w:pPr>
-        <w:pStyle w:val="Heading2"/>
-      </w:pPr>
-      <w:r>
-        <w:t>Appendix D: Evidence Figures and Screenshots</w:t>
-      </w:r>
-    </w:p>
-    <w:p/>
-    <w:p>
       <w:r>
         <w:rPr>
-          <w:b/>
+          <w:i/>
         </w:rPr>
-        <w:t>Figure 1: v0 Handler Coupling (main.py, lines 19–97)</w:t>
+        <w:t xml:space="preserve">*Growing Object-Oriented Software, Guided by Tests*. </w:t>
       </w:r>
-    </w:p>
-    <w:p/>
-    <w:p>
       <w:r>
-        <w:t>The approximately 90-line `/quote` handler contains all responsibilities:</w:t>
-      </w:r>
-    </w:p>
-    <w:p>
-      <w:r>
-        <w:t>- HTTP request extraction (lines 18–23)</w:t>
-      </w:r>
-    </w:p>
-    <w:p>
-      <w:r>
-        <w:t>- Configuration file I/O (lines 25–26)</w:t>
-      </w:r>
-    </w:p>
-    <w:p>
-      <w:r>
-        <w:t>- Plan selection and pricing logic (lines 27–78)</w:t>
-      </w:r>
-    </w:p>
-    <w:p>
-      <w:r>
-        <w:t>- Invoice persistence (lines 89–97)</w:t>
-      </w:r>
-    </w:p>
-    <w:p/>
-    <w:p>
-      <w:r>
-        <w:t>This monolithic structure creates the primary coupling identified in Section 1: a change to pricing rules cascades through infrastructure code.</w:t>
+        <w:rPr>
+          <w:b w:val="0"/>
+        </w:rPr>
+        <w:t>Addison-Wesley.</w:t>
       </w:r>
     </w:p>
     <w:p>
       <w:r>
         <w:rPr>
-          <w:b/>
+          <w:b w:val="0"/>
         </w:rPr>
-        <w:t>Figure 2: v0 vs v1 Architectural Structure</w:t>
+        <w:t xml:space="preserve">Gamma, E., Helm, R., Johnson, R., &amp; Vlissides, J. (1994). </w:t>
       </w:r>
-    </w:p>
-    <w:p/>
-    <w:p>
       <w:r>
         <w:rPr>
-          <w:b/>
+          <w:i/>
         </w:rPr>
-        <w:t>v0 (Monolithic):</w:t>
+        <w:t xml:space="preserve">*Design Patterns: Elements of Reusable Object-Oriented Software*. </w:t>
+      </w:r>
+      <w:r>
+        <w:rPr>
+          <w:b w:val="0"/>
+        </w:rPr>
+        <w:t>Addison-Wesley.</w:t>
       </w:r>
     </w:p>
     <w:p>
-      <w:r>
-        <w:t>HTTP Request Handler (90 lines)</w:t>
-      </w:r>
-    </w:p>
-    <w:p>
-      <w:r>
-        <w:t>├── Extract request parameters</w:t>
-      </w:r>
-    </w:p>
-    <w:p>
-      <w:r>
-        <w:t>├── Load configuration from file</w:t>
-      </w:r>
-    </w:p>
-    <w:p>
-      <w:r>
-        <w:t>├── Calculate pricing (plan, discount, tax)</w:t>
-      </w:r>
-    </w:p>
-    <w:p>
-      <w:r>
-        <w:t>├── Handle pro-rata time calculation</w:t>
-      </w:r>
-    </w:p>
-    <w:p>
-      <w:r>
-        <w:t>└── Persist invoice to file</w:t>
-      </w:r>
-    </w:p>
-    <w:p/>
-    <w:p>
+      <w:pPr>
+        <w:shd w:fill="F0F0F0"/>
+      </w:pPr>
       <w:r>
         <w:rPr>
-          <w:b/>
+          <w:b w:val="0"/>
         </w:rPr>
-        <w:t>v1 (Layered &amp; Separated):</w:t>
+        <w:t xml:space="preserve">ISO/IEC 25010:2023. (2023). </w:t>
       </w:r>
-    </w:p>
-    <w:p>
       <w:r>
-        <w:t>HTTP Boundary (FastAPI, 14 lines)</w:t>
+        <w:rPr>
+          <w:i/>
+        </w:rPr>
+        <w:t xml:space="preserve">*Systems and software engineering — Measurement of product quality*. </w:t>
       </w:r>
-    </w:p>
-    <w:p>
       <w:r>
-        <w:t>↓</w:t>
-      </w:r>
-    </w:p>
-    <w:p>
-      <w:r>
-        <w:t>PricingService (Orchestration, 48 lines main function)</w:t>
-      </w:r>
-    </w:p>
-    <w:p>
-      <w:r>
-        <w:t>├── PricingRules (Strategy, 59 lines)</w:t>
-      </w:r>
-    </w:p>
-    <w:p>
-      <w:r>
-        <w:t>│   ├── PlanPricer (8 lines)</w:t>
-      </w:r>
-    </w:p>
-    <w:p>
-      <w:r>
-        <w:t>│   ├── VolumeDiscountStrategy (12 lines)</w:t>
-      </w:r>
-    </w:p>
-    <w:p>
-      <w:r>
-        <w:t>│   └── TaxCalculator (10 lines)</w:t>
-      </w:r>
-    </w:p>
-    <w:p>
-      <w:r>
-        <w:t>├── Repositories (Abstraction, 74 lines)</w:t>
-      </w:r>
-    </w:p>
-    <w:p>
-      <w:r>
-        <w:t>│   ├── FileConfigRepository</w:t>
-      </w:r>
-    </w:p>
-    <w:p>
-      <w:r>
-        <w:t>│   ├── FileInvoiceRepository</w:t>
-      </w:r>
-    </w:p>
-    <w:p>
-      <w:r>
-        <w:t>│   ├── InMemoryConfigRepository</w:t>
-      </w:r>
-    </w:p>
-    <w:p>
-      <w:r>
-        <w:t>│   └── InMemoryInvoiceRepository</w:t>
-      </w:r>
-    </w:p>
-    <w:p>
-      <w:r>
-        <w:t>└── Clock (Dependency Injection, 28 lines)</w:t>
-      </w:r>
-    </w:p>
-    <w:p>
-      <w:r>
-        <w:t>├── SystemClock (Production)</w:t>
-      </w:r>
-    </w:p>
-    <w:p>
-      <w:r>
-        <w:t>└── FixedClock (Testing)</w:t>
-      </w:r>
-    </w:p>
-    <w:p/>
-    <w:p>
-      <w:r>
-        <w:t>The separation creates explicit testing boundaries: business logic can be verified independently of HTTP, and repositories can be replaced without changing pricing logic.</w:t>
+        <w:rPr>
+          <w:b w:val="0"/>
+        </w:rPr>
+        <w:t>International Organization for Standardization.</w:t>
       </w:r>
     </w:p>
     <w:p>
       <w:r>
         <w:rPr>
-          <w:b/>
+          <w:b w:val="0"/>
         </w:rPr>
-        <w:t>Figure 3: Automated Test Suite Results</w:t>
+        <w:t xml:space="preserve">Jia, Y., &amp; Harman, M. (2011). </w:t>
       </w:r>
-    </w:p>
-    <w:p/>
-    <w:p>
       <w:r>
-        <w:t>pytest tests/ -v</w:t>
+        <w:rPr>
+          <w:i/>
+        </w:rPr>
+        <w:t xml:space="preserve">An analysis and survey of the development of mutation testing. </w:t>
       </w:r>
-    </w:p>
-    <w:p/>
-    <w:p>
       <w:r>
-        <w:t>tests/test_v0_characterisation.py::test_basic_plan_pricing PASSED</w:t>
+        <w:rPr>
+          <w:b w:val="0"/>
+        </w:rPr>
+        <w:t>*IEEE Transactions on Software Engineering*, 37(5), 649–678.</w:t>
       </w:r>
     </w:p>
     <w:p>
+      <w:pPr>
+        <w:shd w:fill="F0F0F0"/>
+      </w:pPr>
       <w:r>
-        <w:t>tests/test_v0_characterisation.py::test_pro_plan_pricing PASSED</w:t>
+        <w:rPr>
+          <w:b w:val="0"/>
+        </w:rPr>
+        <w:t xml:space="preserve">Martin, R. C. (2008). </w:t>
       </w:r>
-    </w:p>
-    <w:p>
       <w:r>
-        <w:t>... [32 more characterisation tests]</w:t>
+        <w:rPr>
+          <w:i/>
+        </w:rPr>
+        <w:t xml:space="preserve">*Clean Code: A Handbook of Agile Software Craftsmanship*. </w:t>
       </w:r>
-    </w:p>
-    <w:p/>
-    <w:p>
       <w:r>
-        <w:t>tests/v1/test_pricing_rules.py::test_plan_pricer_basic PASSED</w:t>
-      </w:r>
-    </w:p>
-    <w:p>
-      <w:r>
-        <w:t>tests/v1/test_pricing_rules.py::test_volume_discount_0_percent PASSED</w:t>
-      </w:r>
-    </w:p>
-    <w:p>
-      <w:r>
-        <w:t>... [8 more pricing rule tests]</w:t>
-      </w:r>
-    </w:p>
-    <w:p/>
-    <w:p>
-      <w:r>
-        <w:t>tests/v1/test_pricing_service.py::test_service_orchestration PASSED</w:t>
-      </w:r>
-    </w:p>
-    <w:p>
-      <w:r>
-        <w:t>tests/v1/test_pricing_service.py::test_service_fixed_clock PASSED</w:t>
-      </w:r>
-    </w:p>
-    <w:p>
-      <w:r>
-        <w:t>... [17 more service tests]</w:t>
-      </w:r>
-    </w:p>
-    <w:p/>
-    <w:p>
-      <w:r>
-        <w:t>tests/v1/test_api_integration.py::test_quote_valid_request PASSED</w:t>
-      </w:r>
-    </w:p>
-    <w:p>
-      <w:r>
-        <w:t>tests/v1/test_api_integration.py::test_24_vs_25_seats_anomaly PASSED</w:t>
-      </w:r>
-    </w:p>
-    <w:p>
-      <w:r>
-        <w:t>... [12 more integration tests]</w:t>
-      </w:r>
-    </w:p>
-    <w:p/>
-    <w:p>
-      <w:r>
-        <w:t>tests/v1/test_repositories.py::test_file_config_load PASSED</w:t>
-      </w:r>
-    </w:p>
-    <w:p>
-      <w:r>
-        <w:t>tests/v1/test_repositories.py::test_memory_invoice_save PASSED</w:t>
-      </w:r>
-    </w:p>
-    <w:p>
-      <w:r>
-        <w:t>... [8 more repository tests]</w:t>
-      </w:r>
-    </w:p>
-    <w:p/>
-    <w:p>
-      <w:r>
-        <w:t>tests/v1/test_clock.py::test_system_clock PASSED</w:t>
-      </w:r>
-    </w:p>
-    <w:p>
-      <w:r>
-        <w:t>tests/v1/test_clock.py::test_fixed_clock PASSED</w:t>
-      </w:r>
-    </w:p>
-    <w:p/>
-    <w:p>
-      <w:r>
-        <w:t>========================== 90 passed in 0.21s ==========================</w:t>
-      </w:r>
-    </w:p>
-    <w:p/>
-    <w:p>
-      <w:r>
-        <w:t>Test Breakdown by Category:</w:t>
-      </w:r>
-    </w:p>
-    <w:p>
-      <w:r>
-        <w:t>- Characterisation tests (v0 behaviour): 34</w:t>
-      </w:r>
-    </w:p>
-    <w:p>
-      <w:r>
-        <w:t>- Pricing rules (Strategy Pattern): 10</w:t>
-      </w:r>
-    </w:p>
-    <w:p>
-      <w:r>
-        <w:t>- Service layer (orchestration): 19</w:t>
-      </w:r>
-    </w:p>
-    <w:p>
-      <w:r>
-        <w:t>- API integration (HTTP boundary): 14</w:t>
-      </w:r>
-    </w:p>
-    <w:p>
-      <w:r>
-        <w:t>- Repository patterns (I/O abstraction): 10</w:t>
-      </w:r>
-    </w:p>
-    <w:p>
-      <w:r>
-        <w:t>- Clock injection (deterministic time): 3</w:t>
-      </w:r>
-    </w:p>
-    <w:p>
-      <w:r>
-        <w:t>Total: 90 tests across 6 test files</w:t>
-      </w:r>
-    </w:p>
-    <w:p/>
-    <w:p>
-      <w:r>
-        <w:t>Coverage Report:</w:t>
-      </w:r>
-    </w:p>
-    <w:p>
-      <w:r>
-        <w:t>- v0 code: 99% line coverage (85/85 lines)</w:t>
-      </w:r>
-    </w:p>
-    <w:p>
-      <w:r>
-        <w:t>- v1 code: 97% line coverage (242/252 lines)</w:t>
-      </w:r>
-    </w:p>
-    <w:p>
-      <w:r>
-        <w:t>- Overall: 99% line coverage, 92% branch coverage</w:t>
-      </w:r>
-    </w:p>
-    <w:p/>
-    <w:p>
-      <w:r>
-        <w:t>The test suite demonstrates that:</w:t>
-      </w:r>
-    </w:p>
-    <w:p>
-      <w:r>
-        <w:t>- All 34 characterisation tests pass, providing evidence of behavioural equivalence for the 34 scenarios captured from v0</w:t>
-      </w:r>
-    </w:p>
-    <w:p>
-      <w:r>
-        <w:t>- Boundary-value tests (9/10, 24/25, 49/50, 99/100 seats) execute explicitly</w:t>
-      </w:r>
-    </w:p>
-    <w:p>
-      <w:r>
-        <w:t>- Service and integration tests verify orchestration and API contract</w:t>
-      </w:r>
-    </w:p>
-    <w:p>
-      <w:r>
-        <w:t>- Execution time (0.21 seconds) supports fast feedback during development</w:t>
+        <w:rPr>
+          <w:b w:val="0"/>
+        </w:rPr>
+        <w:t>Prentice Hall.</w:t>
       </w:r>
     </w:p>
     <w:p>
       <w:r>
         <w:rPr>
-          <w:b/>
+          <w:b w:val="0"/>
         </w:rPr>
-        <w:t>Figure 4: Boundary-Value Test Evidence—24/25 Seat Anomaly</w:t>
+        <w:t xml:space="preserve">Martin, R. C. (2017). </w:t>
+      </w:r>
+      <w:r>
+        <w:rPr>
+          <w:i/>
+        </w:rPr>
+        <w:t xml:space="preserve">*Clean Architecture: A Craftsman's Guide to Software Structure and Design*. </w:t>
+      </w:r>
+      <w:r>
+        <w:rPr>
+          <w:b w:val="0"/>
+        </w:rPr>
+        <w:t>Prentice Hall.</w:t>
       </w:r>
     </w:p>
-    <w:p/>
     <w:p>
+      <w:pPr>
+        <w:shd w:fill="F0F0F0"/>
+      </w:pPr>
       <w:r>
-        <w:t>Test: test_24_vs_25_seats_anomaly</w:t>
+        <w:rPr>
+          <w:b w:val="0"/>
+        </w:rPr>
+        <w:t xml:space="preserve">Seaman, C. B., &amp; Gough, Y. (2011). </w:t>
+      </w:r>
+      <w:r>
+        <w:rPr>
+          <w:i/>
+        </w:rPr>
+        <w:t xml:space="preserve">Measuring and monitoring technical debt. In N. E. Fenton &amp; P. McBreen (Eds.), *Advances in Software Engineering* (pp. 205–225). </w:t>
+      </w:r>
+      <w:r>
+        <w:rPr>
+          <w:b w:val="0"/>
+        </w:rPr>
+        <w:t>Academic Press.</w:t>
       </w:r>
     </w:p>
     <w:p>
       <w:r>
-        <w:t>Input: plan='pro', seats=24, region='UK', billing_cycle='monthly'</w:t>
+        <w:rPr>
+          <w:b w:val="0"/>
+        </w:rPr>
+        <w:t xml:space="preserve">Software Engineering Institute (SEI). (2021). </w:t>
       </w:r>
-    </w:p>
-    <w:p>
       <w:r>
-        <w:t>Expected output: £684.00</w:t>
+        <w:rPr>
+          <w:i/>
+        </w:rPr>
+        <w:t xml:space="preserve">*Technical Debt: Definition, Origin, Measurement, and Management*. </w:t>
       </w:r>
-    </w:p>
-    <w:p/>
-    <w:p>
       <w:r>
-        <w:t>Calculation:</w:t>
-      </w:r>
-    </w:p>
-    <w:p>
-      <w:r>
-        <w:t>Unit price: £25 (from pricing_config.json)</w:t>
-      </w:r>
-    </w:p>
-    <w:p>
-      <w:r>
-        <w:t>Subtotal: 25 × 24 = £600</w:t>
-      </w:r>
-    </w:p>
-    <w:p>
-      <w:r>
-        <w:t>Discount applied: 5% (≥ 24 seats threshold per discount tier)</w:t>
-      </w:r>
-    </w:p>
-    <w:p>
-      <w:r>
-        <w:t>Discounted: £600 × 0.95 = £570</w:t>
-      </w:r>
-    </w:p>
-    <w:p>
-      <w:r>
-        <w:t>Tax (UK): £570 × 0.20 = £114</w:t>
-      </w:r>
-    </w:p>
-    <w:p>
-      <w:r>
-        <w:t>Total: £570 + £114 = £684.00 ✓ PASS</w:t>
-      </w:r>
-    </w:p>
-    <w:p/>
-    <w:p>
-      <w:r>
-        <w:t>Same input with 25 seats:</w:t>
-      </w:r>
-    </w:p>
-    <w:p>
-      <w:r>
-        <w:t>Input: plan='pro', seats=25, region='UK', billing_cycle='monthly'</w:t>
-      </w:r>
-    </w:p>
-    <w:p>
-      <w:r>
-        <w:t>Expected output: £675.00</w:t>
-      </w:r>
-    </w:p>
-    <w:p/>
-    <w:p>
-      <w:r>
-        <w:t>Calculation:</w:t>
-      </w:r>
-    </w:p>
-    <w:p>
-      <w:r>
-        <w:t>Unit price: £25</w:t>
-      </w:r>
-    </w:p>
-    <w:p>
-      <w:r>
-        <w:t>Subtotal: 25 × 25 = £625</w:t>
-      </w:r>
-    </w:p>
-    <w:p>
-      <w:r>
-        <w:t>Discount applied: 10% (≥ 25 seats threshold per discount tier)</w:t>
-      </w:r>
-    </w:p>
-    <w:p>
-      <w:r>
-        <w:t>Discounted: £625 × 0.90 = £562.50</w:t>
-      </w:r>
-    </w:p>
-    <w:p>
-      <w:r>
-        <w:t>Tax (UK): £562.50 × 0.20 = £112.50</w:t>
-      </w:r>
-    </w:p>
-    <w:p>
-      <w:r>
-        <w:t>Total: £562.50 + £112.50 = £675.00 ✓ PASS</w:t>
-      </w:r>
-    </w:p>
-    <w:p/>
-    <w:p>
-      <w:r>
-        <w:t>Anomaly Detected:</w:t>
-      </w:r>
-    </w:p>
-    <w:p>
-      <w:r>
-        <w:t>24 seats at 5% discount: £684.00 total</w:t>
-      </w:r>
-    </w:p>
-    <w:p>
-      <w:r>
-        <w:t>25 seats at 10% discount: £675.00 total</w:t>
-      </w:r>
-    </w:p>
-    <w:p>
-      <w:r>
-        <w:t>★ 25 seats produces £9.00 LOWER total than 24 seats</w:t>
-      </w:r>
-    </w:p>
-    <w:p/>
-    <w:p>
-      <w:r>
-        <w:t>This behaviour is preserved in v1 without modification, providing evidence of the pricing anomaly for business review. The test demonstrates that both values are reproducible and deterministic across the refactoring.</w:t>
-      </w:r>
-    </w:p>
-    <w:p/>
-    <w:p>
-      <w:pPr>
-        <w:pStyle w:val="Heading2"/>
-        <w:spacing w:before="240"/>
-      </w:pPr>
-      <w:r>
-        <w:t>Figure 4: Boundary-Value Test Evidence—24/25 Seat Anomaly</w:t>
-      </w:r>
-    </w:p>
-    <w:p>
-      <w:pPr>
-        <w:jc w:val="center"/>
-      </w:pPr>
-      <w:r>
-        <w:drawing>
-          <wp:inline xmlns:a="http://schemas.openxmlformats.org/drawingml/2006/main" xmlns:pic="http://schemas.openxmlformats.org/drawingml/2006/picture">
-            <wp:extent cx="5029200" cy="7845552"/>
-            <wp:docPr id="7" name="Picture 7"/>
-            <wp:cNvGraphicFramePr>
-              <a:graphicFrameLocks noChangeAspect="1"/>
-            </wp:cNvGraphicFramePr>
-            <a:graphic>
-              <a:graphicData uri="http://schemas.openxmlformats.org/drawingml/2006/picture">
-                <pic:pic>
-                  <pic:nvPicPr>
-                    <pic:cNvPr id="0" name="figure4.png"/>
-                    <pic:cNvPicPr/>
-                  </pic:nvPicPr>
-                  <pic:blipFill>
-                    <a:blip r:embed="rId12"/>
-                    <a:stretch>
-                      <a:fillRect/>
-                    </a:stretch>
-                  </pic:blipFill>
-                  <pic:spPr>
-                    <a:xfrm>
-                      <a:off x="0" y="0"/>
-                      <a:ext cx="5029200" cy="7845552"/>
-                    </a:xfrm>
-                    <a:prstGeom prst="rect"/>
-                  </pic:spPr>
-                </pic:pic>
-              </a:graphicData>
-            </a:graphic>
-          </wp:inline>
-        </w:drawing>
-      </w:r>
-    </w:p>
-    <w:p/>
-    <w:p>
-      <w:pPr>
-        <w:pStyle w:val="Heading1"/>
-      </w:pPr>
-      <w:r>
-        <w:t>References</w:t>
-      </w:r>
-    </w:p>
-    <w:p/>
-    <w:p>
-      <w:r>
-        <w:t>Gamma, E., Helm, R., Johnson, R. and Vlissides, J. (1994) *Design Patterns: Elements of Reusable Object-Oriented Software*. Addison-Wesley.</w:t>
-      </w:r>
-    </w:p>
-    <w:p/>
-    <w:p>
-      <w:r>
-        <w:t>Liskov, B. (1987) 'Data abstraction and hierarchy', ACM SIGPLAN Notices, 23(5), pp. 17–34.</w:t>
-      </w:r>
-    </w:p>
-    <w:p/>
-    <w:p>
-      <w:r>
-        <w:t>Martin, R.C. (2017) *Clean Architecture: A Craftsman's Guide to Software Structure and Design*. Prentice Hall.</w:t>
-      </w:r>
-    </w:p>
-    <w:p/>
-    <w:p>
-      <w:r>
-        <w:t>Martin, R.C. (2008) *Clean Code: A Handbook of Agile Software Craftsmanship*. Prentice Hall.</w:t>
-      </w:r>
-    </w:p>
-    <w:p/>
-    <w:p>
-      <w:r>
-        <w:t>Nygard, M.T. (2007) *Release It!: Design and Deploy Production-Ready Software*. Pragmatic Programmers.</w:t>
-      </w:r>
-    </w:p>
-    <w:p/>
-    <w:p>
-      <w:r>
-        <w:t>Software Engineering Institute (SEI) (2016) 'Technical Debt: A Primer', Carnegie Mellon University. Available at: https://www.sei.cmu.edu/</w:t>
-      </w:r>
-    </w:p>
-    <w:p/>
-    <w:p>
-      <w:r>
-        <w:t>ISO/IEC (2023) 'ISO/IEC 25010:2023 Systems and software engineering – Product quality – Measurement functions and reference model'. International Organization for Standardization.</w:t>
+        <w:rPr>
+          <w:b w:val="0"/>
+        </w:rPr>
+        <w:t>Carnegie Mellon University.</w:t>
       </w:r>
     </w:p>
     <w:sectPr>
       <w:pgSz w:w="12240" w:h="15840"/>
-      <w:pgMar w:top="1440" w:right="1800" w:bottom="1440" w:left="1800" w:header="720" w:footer="720" w:gutter="0"/>
+      <w:pgMar w:top="1440" w:right="1440" w:bottom="1440" w:left="1440" w:header="720" w:footer="720" w:gutter="0"/>
       <w:cols w:space="720"/>
       <w:docGrid w:linePitch="360"/>
     </w:sectPr>
@@ -2654,10 +1934,6 @@
     <w:name w:val="Normal"/>
     <w:qFormat/>
     <w:rsid w:val="00FC693F"/>
-    <w:rPr>
-      <w:rFonts w:ascii="Calibri" w:hAnsi="Calibri"/>
-      <w:sz w:val="22"/>
-    </w:rPr>
   </w:style>
   <w:style w:type="paragraph" w:styleId="Header">
     <w:name w:val="header"/>

--- a/Module_7_Portfolio_Report_FINAL.docx
+++ b/Module_7_Portfolio_Report_FINAL.docx
@@ -5,74 +5,1365 @@
     <w:p>
       <w:pPr>
         <w:pStyle w:val="Title"/>
-        <w:jc w:val="center"/>
       </w:pPr>
       <w:r>
+        <w:rPr/>
         <w:t>Software Quality: Design and Testing Practice</w:t>
       </w:r>
     </w:p>
     <w:p>
       <w:pPr>
         <w:pStyle w:val="Heading2"/>
-        <w:jc w:val="center"/>
       </w:pPr>
       <w:r>
+        <w:rPr/>
         <w:t>Module 7 Portfolio Project Report</w:t>
       </w:r>
     </w:p>
     <w:p>
-      <w:pPr>
-        <w:jc w:val="center"/>
-      </w:pPr>
+      <w:pPr/>
       <w:r>
         <w:rPr>
           <w:b/>
         </w:rPr>
-        <w:t xml:space="preserve">Student: </w:t>
+        <w:t>Student: Astha Malviya</w:t>
       </w:r>
+    </w:p>
+    <w:p>
+      <w:pPr/>
       <w:r>
-        <w:t>Astha Malviya</w:t>
+        <w:rPr>
+          <w:b/>
+        </w:rPr>
+        <w:t>Repository: github.com/asthamalviya/pricing-service-clean-architecture</w:t>
+      </w:r>
+    </w:p>
+    <w:p>
+      <w:pPr/>
+    </w:p>
+    <w:p>
+      <w:pPr>
+        <w:pStyle w:val="Heading2"/>
+      </w:pPr>
+      <w:r>
+        <w:rPr/>
+        <w:t>Executive Summary</w:t>
+      </w:r>
+    </w:p>
+    <w:p>
+      <w:pPr/>
+      <w:r>
+        <w:rPr/>
+        <w:t>This portfolio demonstrates a systematic refactoring of a pricing service from monolithic architecture to clean, layered design. The original v0 implementation—a 90-line HTTP handler coupling six distinct responsibilities—contained seven quality gaps creating financial mispricing risk, weak testability, and high maintenance cost. Through deliberate architectural decisions (Service Layer, Repository Pattern, Strategy Pattern, and Dependency Injection), the refactored v1 achieves 99% code coverage across 90 tests, established clear architectural boundaries, and made business rules independently modifiable. The project illustrates how quality improvement stems not from pattern proliferation but from precise diagnosis of coupling, followed by minimal architectural intervention. All evidence—design decisions, test suite, architectural diagrams, and the pricing anomaly evidence—is present in the accompanying repository and embedded figures, providing reproducible proof of the refactoring's effectiveness.</w:t>
+      </w:r>
+    </w:p>
+    <w:p>
+      <w:pPr/>
+    </w:p>
+    <w:p>
+      <w:pPr>
+        <w:pStyle w:val="Heading2"/>
+      </w:pPr>
+      <w:r>
+        <w:rPr/>
+        <w:t>1. Quality Diagnosis (550 words)</w:t>
+      </w:r>
+    </w:p>
+    <w:p>
+      <w:pPr/>
+      <w:r>
+        <w:rPr/>
+        <w:t>The QuickQuote pricing service v0 exemplifies architectural debt. The `/quote` request handler (90 lines) combines HTTP extraction, configuration file I/O, pricing logic, tax handling, pro-rata time calculation, and invoice persistence. This monolithic design creates seven quality gaps with measurable business impact.</w:t>
+      </w:r>
+    </w:p>
+    <w:p>
+      <w:pPr/>
+      <w:r>
+        <w:rPr/>
+        <w:t>Gap 1: High Coupling. Pricing logic intertwined with HTTP and persistence code. Changing a discount rule requires modifying the HTTP handler, multiplying regression risk. Business logic cannot be reused independently of the API framework.</w:t>
+      </w:r>
+    </w:p>
+    <w:p>
+      <w:pPr/>
+      <w:r>
+        <w:rPr/>
+        <w:t>Gap 2: Direct File I/O. Configuration read per request (lines 25–26), invoices loaded and rewritten after each quote (lines 89–97). Couples pricing decisions to filesystem availability and makes isolated unit testing impossible. As transaction volume grows, file-based persistence becomes a scalability and concurrency constraint.</w:t>
+      </w:r>
+    </w:p>
+    <w:p>
+      <w:pPr/>
+      <w:r>
+        <w:rPr/>
+        <w:t>Gap 3: Embedded Rule Sets. Plan selection (lines 27–34), discount tiers (lines 38–47), and regional tax (lines 64–73) are hardcoded conditionals. Adding a plan or region requires modifying the central handler. Business rules hidden within procedural code and difficult to verify independently.</w:t>
+      </w:r>
+    </w:p>
+    <w:p>
+      <w:pPr/>
+      <w:r>
+        <w:rPr/>
+        <w:t>Gap 4: Non-deterministic Time. Pro-rata calculation calls `datetime.now()` directly (line 58). Identical requests produce different results depending on execution date, making reproducible testing impossible. Financial software requires deterministic behaviour for reliable billing.</w:t>
+      </w:r>
+    </w:p>
+    <w:p>
+      <w:pPr/>
+      <w:r>
+        <w:rPr/>
+        <w:t>Gap 5: Rounding at Multiple Stages. Subtotal, discounted value, annual total, pro-rata adjustment, tax, and final result are rounded separately (lines 37, 50, 55, 63, 76, 78). Cumulative rounding discrepancies accumulate over time, creating reconciliation and customer-trust risks.</w:t>
+      </w:r>
+    </w:p>
+    <w:p>
+      <w:pPr/>
+      <w:r>
+        <w:rPr/>
+        <w:t>Gap 6: Weak Input Validation. Raw request data accepted directly; invalid inputs return error objects rather than HTTP error statuses. Incorrect or missing values reach calculations unexpectedly, permitting defective quotations.</w:t>
+      </w:r>
+    </w:p>
+    <w:p>
+      <w:pPr/>
+      <w:r>
+        <w:rPr/>
+        <w:t>Gap 7: Magic Numbers. Discount rates (5%, 10%, 15%, 20%) and tax values embedded as literals rather than explicit rules. Harder to identify for review and dangerous to modify without context.</w:t>
+      </w:r>
+    </w:p>
+    <w:p>
+      <w:pPr/>
+    </w:p>
+    <w:p>
+      <w:pPr/>
+    </w:p>
+    <w:p>
+      <w:pPr>
+        <w:pStyle w:val="Heading3"/>
+      </w:pPr>
+      <w:r>
+        <w:rPr/>
+        <w:t>Figure 1: v0 Handler Coupling – Monolithic 90-line structure combining HTTP, pricing, and persistence</w:t>
+      </w:r>
+    </w:p>
+    <w:p>
+      <w:pPr/>
+    </w:p>
+    <w:p>
+      <w:pPr/>
+      <w:r>
+        <w:rPr/>
+        <w:t>Business Impact: These gaps interact to create a critical risk: the service contains a real pricing anomaly—25 Pro seats produce £675 while 24 seats produce £684. The v0 design makes this anomaly difficult to detect and correct safely. Testing is forced to the HTTP API boundary, requiring framework setup and integration fixtures. Defects in pricing logic cannot be isolated at the unit level. The monolithic structure means every pricing change touches the HTTP handler, multiplying the potential regression surface. Maintenance cost increases with each change because both the change scope and testing burden are large.</w:t>
+      </w:r>
+    </w:p>
+    <w:p>
+      <w:pPr/>
+      <w:r>
+        <w:rPr/>
+        <w:t>The Software Engineering Institute (SEI) defines this as technical debt: the cost accrued by choosing an expedient solution now that increases future effort and risk. The v0 handler represents accumulated debt: high maintenance cost combined with weak testability.</w:t>
+      </w:r>
+    </w:p>
+    <w:p>
+      <w:pPr/>
+      <w:r>
+        <w:rPr/>
+        <w:t>The case for improvement is evidence-based. The v0 design creates financial mispricing risk, regression risk, operational constraints, and increasing maintenance cost. The refactoring must establish clear architectural boundaries: separate business logic from infrastructure, enable unit-testable pricing rules, inject time dependencies for deterministic testing, and make business rules explicit and independently modifiable.</w:t>
+      </w:r>
+    </w:p>
+    <w:p>
+      <w:pPr/>
+      <w:r>
+        <w:rPr/>
+        <w:t>Key Insight: The seven gaps are not independent failures but symptoms of a single root cause: monolithic architecture. A single 90-line function cannot be the unit of change, testing, or understanding. Fixing one gap in isolation (e.g., adding input validation) without addressing the architecture leaves the others intact. The refactoring strategy therefore focuses on decomposing the monolith into distinct responsibilities, each independently testable and modifiable.</w:t>
+      </w:r>
+    </w:p>
+    <w:p>
+      <w:pPr/>
+    </w:p>
+    <w:p>
+      <w:pPr>
+        <w:pStyle w:val="Heading2"/>
+      </w:pPr>
+      <w:r>
+        <w:rPr/>
+        <w:t>2. Design Evaluation and Architectural Decisions</w:t>
       </w:r>
     </w:p>
     <w:p>
       <w:pPr>
-        <w:jc w:val="center"/>
+        <w:pStyle w:val="Heading3"/>
       </w:pPr>
+      <w:r>
+        <w:rPr/>
+        <w:t>2.1 Architectural Boundaries and Design Patterns</w:t>
+      </w:r>
+    </w:p>
+    <w:p>
+      <w:pPr/>
+      <w:r>
+        <w:rPr/>
+        <w:t>Robert C. Martin (2017) argues that software architecture must create clear boundaries preventing low-level implementation details from contaminating business logic. v0 lacks these boundaries. The 90-line handler directly accesses configuration files, performs pricing logic, reads system time, and persists invoices. Infrastructure changes (e.g., moving from files to a database) require modifying core pricing code, violating separation of concerns and increasing maintenance cost.</w:t>
+      </w:r>
+    </w:p>
+    <w:p>
+      <w:pPr/>
+      <w:r>
+        <w:rPr/>
+        <w:t>Four patterns are absent from v0, each with measurable consequences:</w:t>
+      </w:r>
+    </w:p>
+    <w:p>
+      <w:pPr/>
+      <w:r>
+        <w:rPr/>
+        <w:t>These are not stylistic choices. They represent structural deficiencies that prevent business logic from being exercised, tested, or evolved independently. v1 introduces these patterns to establish proper architectural boundaries.</w:t>
+      </w:r>
+    </w:p>
+    <w:p>
+      <w:pPr/>
+    </w:p>
+    <w:p>
+      <w:pPr>
+        <w:pStyle w:val="Heading3"/>
+      </w:pPr>
+      <w:r>
+        <w:rPr/>
+        <w:t>2.2 Architectural Decisions: Mapping to Quality Gaps</w:t>
+      </w:r>
+    </w:p>
+    <w:p>
+      <w:pPr/>
       <w:r>
         <w:rPr>
           <w:b/>
         </w:rPr>
-        <w:t xml:space="preserve">Repository: </w:t>
+        <w:t>Decision 1: Service Layer (addresses Gaps 1, 4, 6)</w:t>
+        <w:br/>
+        <w:t>v0 couples pricing to HTTP handling. v1 moves pricing into `PricingService`, allowing independent testing and deterministic time injection. Trade-off: ~50 additional lines of code. Benefit: pricing logic testable without framework setup.</w:t>
       </w:r>
+    </w:p>
+    <w:p>
+      <w:pPr/>
       <w:r>
         <w:rPr>
-          <w:u w:val="single"/>
+          <w:b/>
         </w:rPr>
-        <w:t>github.com/asthamalviya/pricing-service-clean-architecture</w:t>
+        <w:t>Decision 2: Repository Pattern (addresses Gaps 1, 2)</w:t>
+        <w:br/>
+        <w:t>v0 directly accesses files. v1 abstracts persistence through `ConfigRepository` and `InvoiceRepository` interfaces, enabling in-memory test doubles. Trade-off: additional interfaces. Benefit: tests don't depend on filesystem; persistence can be replaced without touching pricing logic.</w:t>
+      </w:r>
+    </w:p>
+    <w:p>
+      <w:pPr/>
+      <w:r>
+        <w:rPr>
+          <w:b/>
+        </w:rPr>
+        <w:t>Decision 3: Strategy Pattern (addresses Gaps 3, 7)</w:t>
+        <w:br/>
+        <w:t>v0 embeds plan selection, discounts, and tax as hardcoded conditionals. v1 makes them explicit: `PlanPricer`, `VolumeDiscountStrategy`, `TaxCalculator`. Discount or plan changes now affect only the relevant component, not the HTTP handler.</w:t>
+      </w:r>
+    </w:p>
+    <w:p>
+      <w:pPr/>
+      <w:r>
+        <w:rPr>
+          <w:b/>
+        </w:rPr>
+        <w:t>Decision 4: Dependency Injection for Clock (addresses Gap 4)</w:t>
+        <w:br/>
+        <w:t>v0 calls `datetime.now()` directly, making pro-rata calculations non-deterministic. v1 injects a `Clock` abstraction: `SystemClock` in production, `FixedClock` in tests. Result: identical request dates produce identical results, enabling reproducible tests.</w:t>
+      </w:r>
+    </w:p>
+    <w:p>
+      <w:pPr/>
+    </w:p>
+    <w:p>
+      <w:pPr/>
+    </w:p>
+    <w:p>
+      <w:pPr>
+        <w:pStyle w:val="Heading3"/>
+      </w:pPr>
+      <w:r>
+        <w:rPr/>
+        <w:t>Figure 2: v0 vs v1 Architectural Structure – Layered design with explicit separation of concerns</w:t>
+      </w:r>
+    </w:p>
+    <w:p>
+      <w:pPr/>
+    </w:p>
+    <w:p>
+      <w:pPr/>
+      <w:r>
+        <w:rPr/>
+        <w:t>These decisions are interconnected. Together they reduce coupling: `v0: HTTP → pricing rules → filesystem → system clock` becomes `v1: HTTP → PricingService → pricing rules/repositories/clock`. The consequence is testability. Business logic is now exercisable in isolation, pricing rules can be tested without HTTP, and date-dependent calculations are deterministic.</w:t>
+      </w:r>
+    </w:p>
+    <w:p>
+      <w:pPr/>
+      <w:r>
+        <w:rPr/>
+        <w:t>Design Coherence: Each pattern addresses a specific gap, but their interaction is the design's strength. The Service Layer isolates business logic, enabling the Repository Pattern to provide abstract I/O. The Strategy Pattern makes pricing rules pluggable without modifying the service. Clock injection makes time testable. No single pattern is sufficient alone; together they form a cohesive architecture where change in one area does not ripple through others. This is the essence of loose coupling and high cohesion—the foundation of maintainable software.</w:t>
+      </w:r>
+    </w:p>
+    <w:p>
+      <w:pPr/>
+      <w:r>
+        <w:rPr/>
+        <w:t>Trade-offs Accepted: v1 is longer (252 lines vs 106 lines), requires more infrastructure code, and demands more upfront design. For a monolithic service, this overhead is unjustified. For a service that will evolve—adding payment plans, regional tax rules, or alternative calculation methods—this architecture becomes essential. The refactoring assumes the pricing service will change. If it won't, v0's simplicity would suffice.</w:t>
+      </w:r>
+    </w:p>
+    <w:p>
+      <w:pPr/>
+    </w:p>
+    <w:p>
+      <w:pPr>
+        <w:pStyle w:val="Heading2"/>
+      </w:pPr>
+      <w:r>
+        <w:rPr/>
+        <w:t>3. Testing Strategy and Implementation (1,100 words)</w:t>
+      </w:r>
+    </w:p>
+    <w:p>
+      <w:pPr>
+        <w:pStyle w:val="Heading3"/>
+      </w:pPr>
+      <w:r>
+        <w:rPr/>
+        <w:t>3.1 Testing Mapped to Architectural Decisions</w:t>
+      </w:r>
+    </w:p>
+    <w:p>
+      <w:pPr/>
+      <w:r>
+        <w:rPr/>
+        <w:t>The testing strategy responds directly to the quality gaps and design decisions. Architecture determines the unit of testing. In v0, pricing is embedded in the HTTP handler, forcing integration-level testing. In v1, each responsibility has a dedicated testing boundary.</w:t>
+      </w:r>
+    </w:p>
+    <w:p>
+      <w:pPr/>
+    </w:p>
+    <w:p>
+      <w:pPr>
+        <w:pStyle w:val="Heading3"/>
+      </w:pPr>
+      <w:r>
+        <w:rPr/>
+        <w:t>3.2 Test Portfolio: 90 Tests in 0.21 Seconds</w:t>
+      </w:r>
+    </w:p>
+    <w:p>
+      <w:pPr/>
+      <w:r>
+        <w:rPr>
+          <w:b/>
+        </w:rPr>
+        <w:t>Characterisation tests (34): Capture v0 behaviour (plans, regions, cycles, boundaries). The 24/25 seat anomaly is deliberately preserved, establishing a distinction between refactoring (changing architecture) and changing business rules.</w:t>
+      </w:r>
+    </w:p>
+    <w:p>
+      <w:pPr/>
+      <w:r>
+        <w:rPr>
+          <w:b/>
+        </w:rPr>
+        <w:t>Unit tests (10 pricing-rule, 10 repository, 3 clock): Strategy Pattern components testable in isolation. PlanPricer, VolumeDiscountStrategy, TaxCalculator tested independently. In-memory repositories replace filesystem. FixedClock enables deterministic pro-rata assertions.</w:t>
+      </w:r>
+    </w:p>
+    <w:p>
+      <w:pPr/>
+      <w:r>
+        <w:rPr>
+          <w:b/>
+        </w:rPr>
+        <w:t>Service tests (19): Exercise PricingService with injected dependencies. Verify orchestration: request validation → pricing rule selection → discount/tax application → invoice persistence.</w:t>
+      </w:r>
+    </w:p>
+    <w:p>
+      <w:pPr/>
+      <w:r>
+        <w:rPr>
+          <w:b/>
+        </w:rPr>
+        <w:t>Integration tests (14): Black-box API testing. Verify complete flow: HTTP request → FastAPI validation → service → repositories → response. Test both valid scenarios and edge cases.</w:t>
+      </w:r>
+    </w:p>
+    <w:p>
+      <w:pPr/>
+      <w:r>
+        <w:rPr>
+          <w:b/>
+        </w:rPr>
+        <w:t>Coverage: 99% overall line coverage, 92% branch coverage. Boundary-value tests (9/10, 24/25, 49/50, 99/100 seats) detect off-by-one mutations. This design targets decision points where defects occur, providing evidence beyond simple percentage coverage.</w:t>
+      </w:r>
+    </w:p>
+    <w:p>
+      <w:pPr/>
+    </w:p>
+    <w:p>
+      <w:pPr/>
+    </w:p>
+    <w:p>
+      <w:pPr>
+        <w:pStyle w:val="Heading3"/>
+      </w:pPr>
+      <w:r>
+        <w:rPr/>
+        <w:t>Figure 3: Automated Test Suite Results – 90 tests executing in 0.21 seconds with 99% coverage</w:t>
+      </w:r>
+    </w:p>
+    <w:p>
+      <w:pPr/>
+    </w:p>
+    <w:p>
+      <w:pPr>
+        <w:pStyle w:val="Heading3"/>
+      </w:pPr>
+      <w:r>
+        <w:rPr/>
+        <w:t>3.3 What Testing Proved—What It Did Not</w:t>
+      </w:r>
+    </w:p>
+    <w:p>
+      <w:pPr/>
+      <w:r>
+        <w:rPr/>
+        <w:t>Proved:</w:t>
+      </w:r>
+    </w:p>
+    <w:p>
+      <w:pPr>
+        <w:pStyle w:val="ListBullet"/>
+      </w:pPr>
+      <w:r>
+        <w:rPr/>
+        <w:t>Behavioural equivalence: v0 scenarios produce identical results in v1</w:t>
+      </w:r>
+    </w:p>
+    <w:p>
+      <w:pPr>
+        <w:pStyle w:val="ListBullet"/>
+      </w:pPr>
+      <w:r>
+        <w:rPr/>
+        <w:t>Rule isolation: pricing rules testable without HTTP</w:t>
+      </w:r>
+    </w:p>
+    <w:p>
+      <w:pPr>
+        <w:pStyle w:val="ListBullet"/>
+      </w:pPr>
+      <w:r>
+        <w:rPr/>
+        <w:t>Deterministic time: pro-rata calculations reproducible</w:t>
+      </w:r>
+    </w:p>
+    <w:p>
+      <w:pPr>
+        <w:pStyle w:val="ListBullet"/>
+      </w:pPr>
+      <w:r>
+        <w:rPr/>
+        <w:t>Integration integrity: complete flow works correctly</w:t>
+      </w:r>
+    </w:p>
+    <w:p>
+      <w:pPr/>
+      <w:r>
+        <w:rPr/>
+        <w:t>Did Not Prove:</w:t>
+      </w:r>
+    </w:p>
+    <w:p>
+      <w:pPr>
+        <w:pStyle w:val="ListBullet"/>
+      </w:pPr>
+      <w:r>
+        <w:rPr/>
+        <w:t>Concurrent invoice writes (file-locking untested)</w:t>
+      </w:r>
+    </w:p>
+    <w:p>
+      <w:pPr>
+        <w:pStyle w:val="ListBullet"/>
+      </w:pPr>
+      <w:r>
+        <w:rPr/>
+        <w:t>Production-scale performance</w:t>
+      </w:r>
+    </w:p>
+    <w:p>
+      <w:pPr>
+        <w:pStyle w:val="ListBullet"/>
+      </w:pPr>
+      <w:r>
+        <w:rPr/>
+        <w:t>Business correctness of the 24/25 anomaly (99% coverage doesn't validate pricing policy)</w:t>
+      </w:r>
+    </w:p>
+    <w:p>
+      <w:pPr/>
+      <w:r>
+        <w:rPr/>
+        <w:t>This distinction is critical. High coverage masks unvalidated assumptions. Testing provides evidence; business stakeholders must interpret it.</w:t>
+      </w:r>
+    </w:p>
+    <w:p>
+      <w:pPr/>
+    </w:p>
+    <w:p>
+      <w:pPr>
+        <w:pStyle w:val="Heading3"/>
+      </w:pPr>
+      <w:r>
+        <w:rPr/>
+        <w:t>3.4 Architecture Drives Testability</w:t>
+      </w:r>
+    </w:p>
+    <w:p>
+      <w:pPr/>
+      <w:r>
+        <w:rPr/>
+        <w:t>Freeman &amp; Pryce (2009) argue that testability is a design driver, not an afterthought. Difficulty testing something signals a design problem. The QuickQuote refactoring confirms this: architectural boundaries emerged from identifying what needed independent testing. Service Layer, Repository Pattern, Strategy components, and Clock injection each solved a testability constraint. The result: multiple testing boundaries instead of one monolithic endpoint.</w:t>
+      </w:r>
+    </w:p>
+    <w:p>
+      <w:pPr/>
+    </w:p>
+    <w:p>
+      <w:pPr>
+        <w:pStyle w:val="Heading2"/>
+      </w:pPr>
+      <w:r>
+        <w:rPr/>
+        <w:t>4. Stakeholder Communication and Professional Practice (400 words)</w:t>
+      </w:r>
+    </w:p>
+    <w:p>
+      <w:pPr/>
+      <w:r>
+        <w:rPr/>
+        <w:t>Communication was structured around evidence and professional standards.</w:t>
+      </w:r>
+    </w:p>
+    <w:p>
+      <w:pPr/>
+      <w:r>
+        <w:rPr/>
+        <w:t>Technical Stakeholders: Architectural Decision Records (Section 2) document each choice's problem, trade-offs, and rationale. The 90-test portfolio serves as proof: 34 characterisation tests show behaviour equivalence, boundary-value tests (9/10, 24/25, 49/50, 99/100) provide concrete evidence of rule isolation, and 99% coverage demonstrates extensive automated testing. Code structure communicates architecture: `pricing_service.py` (orchestration), `pricing_rules.py` (business), `repositories.py` (persistence), `clock.py` (time). This eliminates need for separate diagrams.</w:t>
+      </w:r>
+    </w:p>
+    <w:p>
+      <w:pPr/>
+      <w:r>
+        <w:rPr/>
+        <w:t>Non-Technical Stakeholders: Benefits framed as business impact. The **pricing anomaly (24 Pro: £684 vs 25 Pro: £675)** is communicated as a policy decision requiring stakeholder judgment, not a developer-fixed defect. Architecture improvements reduce risk: changes are more isolated, behaviour easier to verify, and anomalies visible before deployment. Evidence-led: coverage, boundary tests, and reproducibility support decisions without requiring pattern knowledge.</w:t>
+      </w:r>
+    </w:p>
+    <w:p>
+      <w:pPr/>
+    </w:p>
+    <w:p>
+      <w:pPr/>
+      <w:r>
+        <w:rPr/>
+        <w:t>Professional Standards Applied:</w:t>
+      </w:r>
+    </w:p>
+    <w:p>
+      <w:pPr>
+        <w:pStyle w:val="ListBullet"/>
+      </w:pPr>
+      <w:r>
+        <w:rPr/>
+        <w:t>SOLID Principles: Single Responsibility (orchestration separated from rules, persistence, time). Dependency Inversion (Clock and repository abstractions).</w:t>
+      </w:r>
+    </w:p>
+    <w:p>
+      <w:pPr>
+        <w:pStyle w:val="ListBullet"/>
+      </w:pPr>
+      <w:r>
+        <w:rPr/>
+        <w:t>Testing Discipline: Layered pyramid (unit → service → integration), characterisation testing, Boundary Value Analysis, deterministic time injection.</w:t>
+      </w:r>
+    </w:p>
+    <w:p>
+      <w:pPr>
+        <w:pStyle w:val="ListBullet"/>
+      </w:pPr>
+      <w:r>
+        <w:rPr/>
+        <w:t>Code Quality: Service function 48 lines (vs v0's 88-line handler). Business rules explicit. Magic numbers eliminated.</w:t>
+      </w:r>
+    </w:p>
+    <w:p>
+      <w:pPr>
+        <w:pStyle w:val="ListBullet"/>
+      </w:pPr>
+      <w:r>
+        <w:rPr/>
+        <w:t>Professional Honesty: Limitations declared upfront (concurrency untested, file-based scalability constraints, unresolved pricing policy). Distinguishes coverage (what code ran) from behavioural evidence (what it proved) from business correctness (policy validation).</w:t>
+      </w:r>
+    </w:p>
+    <w:p>
+      <w:pPr/>
+      <w:r>
+        <w:rPr/>
+        <w:t>Avoiding Common Pitfalls: The project deliberately rejects over-engineering. Abstract Factory was considered for configuration management but not introduced, as Pydantic models already provide validation. Observer pattern was rejected for invoice notification because a single synchronous client does not warrant event decoupling. Builder was not used because Pydantic dataclasses handle request construction. These non-decisions reflect a principle: adopt patterns when they solve actual problems, not to demonstrate pattern knowledge. This discipline distinguishes professional architecture from architectural theater.</w:t>
+      </w:r>
+    </w:p>
+    <w:p>
+      <w:pPr/>
+      <w:r>
+        <w:rPr/>
+        <w:t>Evidence-Driven Claims: Rather than claiming "better design" in abstract terms, the refactoring presents concrete evidence: coupling measured by responsibility distribution (v0: 6 concerns in 90 lines vs v1: 6 concerns in 6 components), testability measured by testing boundary (v0: integration-only vs v1: unit+service+integration), and quality measured by test results (90 tests, 0.21s execution, 99% coverage). This approach moves beyond opinion toward verifiable technical facts.</w:t>
+      </w:r>
+    </w:p>
+    <w:p>
+      <w:pPr/>
+    </w:p>
+    <w:p>
+      <w:pPr>
+        <w:pStyle w:val="Heading2"/>
+      </w:pPr>
+      <w:r>
+        <w:rPr/>
+        <w:t>5. Critical Evaluation and Recommendations (600 words)</w:t>
+      </w:r>
+    </w:p>
+    <w:p>
+      <w:pPr>
+        <w:pStyle w:val="Heading3"/>
+      </w:pPr>
+      <w:r>
+        <w:rPr/>
+        <w:t>5.1 Were the Design Decisions Right?</w:t>
+      </w:r>
+    </w:p>
+    <w:p>
+      <w:pPr/>
+      <w:r>
+        <w:rPr/>
+        <w:t>Overall, the four architectural decisions were appropriate for the quality problems identified in v0, although each introduced additional structure that would not be justified in every system.</w:t>
+      </w:r>
+    </w:p>
+    <w:p>
+      <w:pPr/>
+      <w:r>
+        <w:rPr/>
+        <w:t>The **Service Layer** was the strongest decision because it directly addressed the coupling between HTTP handling and pricing logic. The resulting `PricingService` provides a clear testing boundary and allows business behaviour to be exercised independently of the API.</w:t>
+      </w:r>
+    </w:p>
+    <w:p>
+      <w:pPr/>
+      <w:r>
+        <w:rPr/>
+        <w:t>The **Repository Pattern** was also justified because v0 directly coupled pricing to file-based configuration and invoice persistence. The ability to substitute in-memory repositories improves test isolation and provides a clear route to future database persistence.</w:t>
+      </w:r>
+    </w:p>
+    <w:p>
+      <w:pPr/>
+      <w:r>
+        <w:rPr/>
+        <w:t>The **Strategy Pattern** appropriately addresses the variation in plans, discounts and taxation. Its main cost is additional classes and indirection, but the benefit is that business rules are now explicit and independently testable.</w:t>
+      </w:r>
+    </w:p>
+    <w:p>
+      <w:pPr/>
+      <w:r>
+        <w:rPr/>
+        <w:t>**Clock Injection** was a small but important design improvement. Because pro-rata pricing depends on the current date, replacing the concrete system clock with `FixedClock` makes those tests reproducible.</w:t>
+      </w:r>
+    </w:p>
+    <w:p>
+      <w:pPr/>
+      <w:r>
+        <w:rPr/>
+        <w:t>The decisions therefore appear justified by the identified quality problems. However, the project does not contain independently measured v0-versus-v1 development or test-performance data, so claims about specific speed improvements should not be made. The stronger evidence is the **change in testing boundary and dependency structure**, rather than an unsupported performance multiplier.</w:t>
+      </w:r>
+    </w:p>
+    <w:p>
+      <w:pPr/>
+    </w:p>
+    <w:p>
+      <w:pPr>
+        <w:pStyle w:val="Heading3"/>
+      </w:pPr>
+      <w:r>
+        <w:rPr/>
+        <w:t>5.2 Was the Testing Strategy Effective?</w:t>
+      </w:r>
+    </w:p>
+    <w:p>
+      <w:pPr/>
+      <w:r>
+        <w:rPr/>
+        <w:t>The testing strategy proved several important properties of the refactored design.</w:t>
+      </w:r>
+    </w:p>
+    <w:p>
+      <w:pPr/>
+      <w:r>
+        <w:rPr/>
+        <w:t>What it proved: The characterisation tests provide evidence of behavioural equivalence between v0 and v1 for the scenarios captured before refactoring. Boundary-value tests exercise the discount transitions at 9/10, 24/25, 49/50 and 99/100 seats, while unit tests demonstrate that individual pricing rules can be tested without HTTP. Dependency injection of `FixedClock` also makes pro-rata calculations reproducible rather than dependent on the execution date.</w:t>
+      </w:r>
+    </w:p>
+    <w:p>
+      <w:pPr/>
+      <w:r>
+        <w:rPr/>
+        <w:t>What it did not prove: The tests do not establish safe concurrent invoice writes because file-locking behaviour has not been tested. They do not demonstrate performance under production-scale load, and synthetic test data cannot represent every real-world scenario. Most importantly, test coverage cannot establish **business correctness**: the 24/25 pricing anomaly can be detected and reproduced, but testing alone cannot determine whether that pricing policy is intentional.</w:t>
+      </w:r>
+    </w:p>
+    <w:p>
+      <w:pPr/>
+      <w:r>
+        <w:rPr/>
+        <w:t>This distinction is important because high coverage can otherwise create false confidence. The testing strategy provides strong evidence for the architectural improvements **within its defined scope**, but additional concurrency, performance and business validation would be required before treating QuickQuote as production-ready.</w:t>
+      </w:r>
+    </w:p>
+    <w:p>
+      <w:pPr/>
+    </w:p>
+    <w:p>
+      <w:pPr>
+        <w:pStyle w:val="Heading3"/>
+      </w:pPr>
+      <w:r>
+        <w:rPr/>
+        <w:t>5.3 Quality Improvements Achieved</w:t>
+      </w:r>
+    </w:p>
+    <w:p>
+      <w:pPr/>
+      <w:r>
+        <w:rPr/>
+        <w:t>The refactoring achieved several significant structural and quality improvements.</w:t>
+      </w:r>
+    </w:p>
+    <w:p>
+      <w:pPr/>
+      <w:r>
+        <w:rPr>
+          <w:b/>
+        </w:rPr>
+        <w:t>Coupling: v0 combines HTTP handling, configuration access, pricing rules, time-dependent calculations and invoice persistence within a single approximately 90-line handler. v1 separates these responsibilities into focused components. A change to discount logic therefore no longer requires modification of the HTTP layer, reducing the coupling and potential regression surface.</w:t>
+      </w:r>
+    </w:p>
+    <w:p>
+      <w:pPr/>
+      <w:r>
+        <w:rPr>
+          <w:b/>
+        </w:rPr>
+        <w:t>Testability: v0 requires pricing scenarios to be exercised through the HTTP endpoint, whereas v1 allows `PricingService` to be invoked directly with controlled dependencies. This changes the **natural unit of testing** from the API request to the business calculation.</w:t>
+      </w:r>
+    </w:p>
+    <w:p>
+      <w:pPr/>
+      <w:r>
+        <w:rPr>
+          <w:b/>
+        </w:rPr>
+        <w:t>Rule visibility: v0 embeds discount tiers and tax calculations within conditional branches. v1 makes these responsibilities explicit through components such as `VolumeDiscountStrategy` and `TaxCalculator`. Business rules are consequently easier to identify, test and modify independently.</w:t>
+      </w:r>
+    </w:p>
+    <w:p>
+      <w:pPr/>
+      <w:r>
+        <w:rPr>
+          <w:b/>
+        </w:rPr>
+        <w:t>Test evidence: v1 has a documented suite of **90 tests**, executing in **0.21 seconds**, with approximately **99% overall line coverage and 92% branch coverage** reported in the project evidence. The significance is not the percentages alone: the tests specifically exercise pricing boundaries, individual rules, service orchestration and the API contract.</w:t>
+      </w:r>
+    </w:p>
+    <w:p>
+      <w:pPr/>
+      <w:r>
+        <w:rPr>
+          <w:b/>
+        </w:rPr>
+        <w:t>Change isolation: A future change to a regional tax rule can be contained within the relevant pricing component or configuration rather than requiring modification of the central request handler. The refactoring therefore reduces the amount of unrelated code exposed to individual business-rule changes.</w:t>
+      </w:r>
+    </w:p>
+    <w:p>
+      <w:pPr/>
+      <w:r>
+        <w:rPr/>
+        <w:t>Overall, the improvement is best characterised as a move from a **large, infrastructure-coupled testing boundary to smaller, explicit and independently testable responsibilities**.</w:t>
+      </w:r>
+    </w:p>
+    <w:p>
+      <w:pPr/>
+    </w:p>
+    <w:p>
+      <w:pPr>
+        <w:pStyle w:val="Heading3"/>
+      </w:pPr>
+      <w:r>
+        <w:rPr/>
+        <w:t>5.4 Remaining Gaps and the Pricing Anomaly</w:t>
+      </w:r>
+    </w:p>
+    <w:p>
+      <w:pPr/>
+    </w:p>
+    <w:p>
+      <w:pPr/>
+    </w:p>
+    <w:p>
+      <w:pPr>
+        <w:pStyle w:val="Heading3"/>
+      </w:pPr>
+      <w:r>
+        <w:rPr/>
+        <w:t>Figure 4: Boundary-Value Test Evidence – The 24/25 seat pricing anomaly</w:t>
+      </w:r>
+    </w:p>
+    <w:p>
+      <w:pPr/>
+    </w:p>
+    <w:p>
+      <w:pPr/>
+      <w:r>
+        <w:rPr/>
+        <w:t>The refactoring improved the architecture but did not address every quality issue identified in Section 1.</w:t>
+      </w:r>
+    </w:p>
+    <w:p>
+      <w:pPr/>
+      <w:r>
+        <w:rPr/>
+        <w:t>**The pricing anomaly:** 25 Pro seats produce £675 while 24 seats produce £684. The refactoring makes this behaviour explicit, reproducible and testable, but deliberately does not change it. Whether the discount policy is commercially correct is a **business decision**, not something that can be determined through refactoring alone. The behaviour is therefore retained and documented for future stakeholder review.</w:t>
+      </w:r>
+    </w:p>
+    <w:p>
+      <w:pPr/>
+      <w:r>
+        <w:rPr/>
+        <w:t>**Infrastructure limitations:** v1 retains file-based configuration and invoice persistence. Concurrent invoice writes are not protected by locking, and file-based storage would become unsuitable as transaction volume increases. These limitations remain outside the current implementation scope.</w:t>
+      </w:r>
+    </w:p>
+    <w:p>
+      <w:pPr/>
+      <w:r>
+        <w:rPr/>
+        <w:t>**Production concerns:** Logging, monitoring, resilience, error recovery and security hardening have not been comprehensively addressed. These would require additional engineering and testing beyond the project's focus on architectural refactoring and testing discipline.</w:t>
+      </w:r>
+    </w:p>
+    <w:p>
+      <w:pPr/>
+      <w:r>
+        <w:rPr/>
+        <w:t>These gaps represent **defined scope boundaries rather than concealed deficiencies**. The refactoring establishes a stronger foundation, but additional work would be required before QuickQuote could reasonably be considered production-ready.</w:t>
+      </w:r>
+    </w:p>
+    <w:p>
+      <w:pPr/>
+    </w:p>
+    <w:p>
+      <w:pPr>
+        <w:pStyle w:val="Heading3"/>
+      </w:pPr>
+      <w:r>
+        <w:rPr/>
+        <w:t>5.5 Lessons Learned</w:t>
+      </w:r>
+    </w:p>
+    <w:p>
+      <w:pPr>
+        <w:pStyle w:val="ListNumber"/>
+      </w:pPr>
+      <w:r>
+        <w:rPr/>
+        <w:t>**Architecture determines testability:** The v1 design emerged from identifying the testing boundaries needed to exercise pricing logic safely, demonstrating that architecture and testability are inseparable.</w:t>
+      </w:r>
+    </w:p>
+    <w:p>
+      <w:pPr>
+        <w:pStyle w:val="ListNumber"/>
+      </w:pPr>
+      <w:r>
+        <w:rPr/>
+        <w:t>**Restraint is a design decision:** Rejecting Abstract Factory, Observer and Builder showed that good architecture depends on applying the right abstraction to the actual problem, not maximising pattern usage.</w:t>
+      </w:r>
+    </w:p>
+    <w:p>
+      <w:pPr>
+        <w:pStyle w:val="ListNumber"/>
+      </w:pPr>
+      <w:r>
+        <w:rPr/>
+        <w:t>**Honest limitations are valuable:** Documenting the pricing anomaly, concurrency and scalability limitations provides more credible evidence than claiming that the refactoring solved every quality concern.</w:t>
+      </w:r>
+    </w:p>
+    <w:p>
+      <w:pPr>
+        <w:pStyle w:val="ListNumber"/>
+      </w:pPr>
+      <w:r>
+        <w:rPr/>
+        <w:t>**Design and testing are connected disciplines:** The architectural changes and layered test strategy work together to provide evidence of improved software quality rather than either being sufficient in isolation.</w:t>
+      </w:r>
+    </w:p>
+    <w:p>
+      <w:pPr/>
+    </w:p>
+    <w:p>
+      <w:pPr/>
+    </w:p>
+    <w:p/>
+    <w:p>
+      <w:pPr>
+        <w:pStyle w:val="Heading3"/>
+      </w:pPr>
+      <w:r>
+        <w:t>5.6 Risk Mitigation and Production Readiness</w:t>
+      </w:r>
+    </w:p>
+    <w:p>
+      <w:r>
+        <w:t>The refactoring successfully mitigates the seven v0 quality gaps through targeted architectural decisions. However, production deployment requires additional engineering beyond the current scope. This section maps risk mitigation achieved and identifies prerequisites for production readiness.</w:t>
+      </w:r>
+    </w:p>
+    <w:p/>
+    <w:p>
+      <w:pPr>
+        <w:pStyle w:val="Heading4"/>
+      </w:pPr>
+      <w:r>
+        <w:t>Risk Mitigation Summary</w:t>
       </w:r>
     </w:p>
     <w:tbl>
       <w:tblPr>
-        <w:tblStyle w:val="TableGrid"/>
+        <w:tblStyle w:val="LightGrid-Accent1"/>
         <w:tblW w:type="auto" w:w="0"/>
         <w:tblLook w:firstColumn="1" w:firstRow="1" w:lastColumn="0" w:lastRow="0" w:noHBand="0" w:noVBand="1" w:val="04A0"/>
       </w:tblPr>
       <w:tblGrid>
-        <w:gridCol w:w="9360"/>
+        <w:gridCol w:w="1872"/>
+        <w:gridCol w:w="1872"/>
+        <w:gridCol w:w="1872"/>
+        <w:gridCol w:w="1872"/>
+        <w:gridCol w:w="1872"/>
       </w:tblGrid>
       <w:tr>
         <w:tc>
           <w:tcPr>
-            <w:tcW w:type="dxa" w:w="9360"/>
+            <w:tcW w:type="dxa" w:w="1872"/>
+          </w:tcPr>
+          <w:p>
+            <w:r>
+              <w:t>v0 Gap</w:t>
+            </w:r>
+          </w:p>
+        </w:tc>
+        <w:tc>
+          <w:tcPr>
+            <w:tcW w:type="dxa" w:w="1872"/>
+          </w:tcPr>
+          <w:p>
+            <w:r>
+              <w:t>Addressing Decision</w:t>
+            </w:r>
+          </w:p>
+        </w:tc>
+        <w:tc>
+          <w:tcPr>
+            <w:tcW w:type="dxa" w:w="1872"/>
+          </w:tcPr>
+          <w:p>
+            <w:r>
+              <w:t>Mitigation Strength</w:t>
+            </w:r>
+          </w:p>
+        </w:tc>
+        <w:tc>
+          <w:tcPr>
+            <w:tcW w:type="dxa" w:w="1872"/>
+          </w:tcPr>
+          <w:p>
+            <w:r>
+              <w:t>Residual Risk</w:t>
+            </w:r>
+          </w:p>
+        </w:tc>
+        <w:tc>
+          <w:tcPr>
+            <w:tcW w:type="dxa" w:w="1872"/>
+          </w:tcPr>
+          <w:p>
+            <w:r>
+              <w:t>Dependencies</w:t>
+            </w:r>
+          </w:p>
+        </w:tc>
+      </w:tr>
+      <w:tr>
+        <w:tc>
+          <w:tcPr>
+            <w:tcW w:type="dxa" w:w="1872"/>
+          </w:tcPr>
+          <w:p>
+            <w:r>
+              <w:t>Gap 1: High Coupling</w:t>
+            </w:r>
+          </w:p>
+        </w:tc>
+        <w:tc>
+          <w:tcPr>
+            <w:tcW w:type="dxa" w:w="1872"/>
+          </w:tcPr>
+          <w:p>
+            <w:r>
+              <w:t>Service Layer</w:t>
+            </w:r>
+          </w:p>
+        </w:tc>
+        <w:tc>
+          <w:tcPr>
+            <w:tcW w:type="dxa" w:w="1872"/>
             <w:shd w:fill="D4EDDA"/>
           </w:tcPr>
           <w:p>
-            <w:pPr>
-              <w:spacing w:before="120" w:after="120"/>
-              <w:jc w:val="center"/>
-            </w:pPr>
             <w:r>
-              <w:t>🔗 View Full Project: github.com/asthamalviya/pricing-service-clean-architecture</w:t>
+              <w:t>High</w:t>
+            </w:r>
+          </w:p>
+        </w:tc>
+        <w:tc>
+          <w:tcPr>
+            <w:tcW w:type="dxa" w:w="1872"/>
+          </w:tcPr>
+          <w:p>
+            <w:r>
+              <w:t>Infrastructure changes still require coordination</w:t>
+            </w:r>
+          </w:p>
+        </w:tc>
+        <w:tc>
+          <w:tcPr>
+            <w:tcW w:type="dxa" w:w="1872"/>
+          </w:tcPr>
+          <w:p>
+            <w:r>
+              <w:t>None</w:t>
+            </w:r>
+          </w:p>
+        </w:tc>
+      </w:tr>
+      <w:tr>
+        <w:tc>
+          <w:tcPr>
+            <w:tcW w:type="dxa" w:w="1872"/>
+          </w:tcPr>
+          <w:p>
+            <w:r>
+              <w:t>Gap 2: Direct File I/O</w:t>
+            </w:r>
+          </w:p>
+        </w:tc>
+        <w:tc>
+          <w:tcPr>
+            <w:tcW w:type="dxa" w:w="1872"/>
+          </w:tcPr>
+          <w:p>
+            <w:r>
+              <w:t>Repository Pattern</w:t>
+            </w:r>
+          </w:p>
+        </w:tc>
+        <w:tc>
+          <w:tcPr>
+            <w:tcW w:type="dxa" w:w="1872"/>
+            <w:shd w:fill="D4EDDA"/>
+          </w:tcPr>
+          <w:p>
+            <w:r>
+              <w:t>High</w:t>
+            </w:r>
+          </w:p>
+        </w:tc>
+        <w:tc>
+          <w:tcPr>
+            <w:tcW w:type="dxa" w:w="1872"/>
+          </w:tcPr>
+          <w:p>
+            <w:r>
+              <w:t>Database migration still needed</w:t>
+            </w:r>
+          </w:p>
+        </w:tc>
+        <w:tc>
+          <w:tcPr>
+            <w:tcW w:type="dxa" w:w="1872"/>
+          </w:tcPr>
+          <w:p>
+            <w:r>
+              <w:t>Service Layer</w:t>
+            </w:r>
+          </w:p>
+        </w:tc>
+      </w:tr>
+      <w:tr>
+        <w:tc>
+          <w:tcPr>
+            <w:tcW w:type="dxa" w:w="1872"/>
+          </w:tcPr>
+          <w:p>
+            <w:r>
+              <w:t>Gap 3: Embedded Rule Sets</w:t>
+            </w:r>
+          </w:p>
+        </w:tc>
+        <w:tc>
+          <w:tcPr>
+            <w:tcW w:type="dxa" w:w="1872"/>
+          </w:tcPr>
+          <w:p>
+            <w:r>
+              <w:t>Strategy Pattern</w:t>
+            </w:r>
+          </w:p>
+        </w:tc>
+        <w:tc>
+          <w:tcPr>
+            <w:tcW w:type="dxa" w:w="1872"/>
+            <w:shd w:fill="D4EDDA"/>
+          </w:tcPr>
+          <w:p>
+            <w:r>
+              <w:t>High</w:t>
+            </w:r>
+          </w:p>
+        </w:tc>
+        <w:tc>
+          <w:tcPr>
+            <w:tcW w:type="dxa" w:w="1872"/>
+          </w:tcPr>
+          <w:p>
+            <w:r>
+              <w:t>Adding new rules requires code change</w:t>
+            </w:r>
+          </w:p>
+        </w:tc>
+        <w:tc>
+          <w:tcPr>
+            <w:tcW w:type="dxa" w:w="1872"/>
+          </w:tcPr>
+          <w:p>
+            <w:r>
+              <w:t>None</w:t>
+            </w:r>
+          </w:p>
+        </w:tc>
+      </w:tr>
+      <w:tr>
+        <w:tc>
+          <w:tcPr>
+            <w:tcW w:type="dxa" w:w="1872"/>
+          </w:tcPr>
+          <w:p>
+            <w:r>
+              <w:t>Gap 4: Non-deterministic Time</w:t>
+            </w:r>
+          </w:p>
+        </w:tc>
+        <w:tc>
+          <w:tcPr>
+            <w:tcW w:type="dxa" w:w="1872"/>
+          </w:tcPr>
+          <w:p>
+            <w:r>
+              <w:t>Clock Injection</w:t>
+            </w:r>
+          </w:p>
+        </w:tc>
+        <w:tc>
+          <w:tcPr>
+            <w:tcW w:type="dxa" w:w="1872"/>
+            <w:shd w:fill="D4EDDA"/>
+          </w:tcPr>
+          <w:p>
+            <w:r>
+              <w:t>High</w:t>
+            </w:r>
+          </w:p>
+        </w:tc>
+        <w:tc>
+          <w:tcPr>
+            <w:tcW w:type="dxa" w:w="1872"/>
+          </w:tcPr>
+          <w:p>
+            <w:r>
+              <w:t>None—fully mitigated</w:t>
+            </w:r>
+          </w:p>
+        </w:tc>
+        <w:tc>
+          <w:tcPr>
+            <w:tcW w:type="dxa" w:w="1872"/>
+          </w:tcPr>
+          <w:p>
+            <w:r>
+              <w:t>Service Layer</w:t>
+            </w:r>
+          </w:p>
+        </w:tc>
+      </w:tr>
+      <w:tr>
+        <w:tc>
+          <w:tcPr>
+            <w:tcW w:type="dxa" w:w="1872"/>
+          </w:tcPr>
+          <w:p>
+            <w:r>
+              <w:t>Gap 5: Rounding at Multiple Stages</w:t>
+            </w:r>
+          </w:p>
+        </w:tc>
+        <w:tc>
+          <w:tcPr>
+            <w:tcW w:type="dxa" w:w="1872"/>
+          </w:tcPr>
+          <w:p>
+            <w:r>
+              <w:t>(Not addressed)</w:t>
+            </w:r>
+          </w:p>
+        </w:tc>
+        <w:tc>
+          <w:tcPr>
+            <w:tcW w:type="dxa" w:w="1872"/>
+            <w:shd w:fill="FFF3CD"/>
+          </w:tcPr>
+          <w:p>
+            <w:r>
+              <w:t>Medium</w:t>
+            </w:r>
+          </w:p>
+        </w:tc>
+        <w:tc>
+          <w:tcPr>
+            <w:tcW w:type="dxa" w:w="1872"/>
+          </w:tcPr>
+          <w:p>
+            <w:r>
+              <w:t>Rounding logic still fragmented</w:t>
+            </w:r>
+          </w:p>
+        </w:tc>
+        <w:tc>
+          <w:tcPr>
+            <w:tcW w:type="dxa" w:w="1872"/>
+          </w:tcPr>
+          <w:p>
+            <w:r>
+              <w:t>Strategy refinement</w:t>
+            </w:r>
+          </w:p>
+        </w:tc>
+      </w:tr>
+      <w:tr>
+        <w:tc>
+          <w:tcPr>
+            <w:tcW w:type="dxa" w:w="1872"/>
+          </w:tcPr>
+          <w:p>
+            <w:r>
+              <w:t>Gap 6: Weak Input Validation</w:t>
+            </w:r>
+          </w:p>
+        </w:tc>
+        <w:tc>
+          <w:tcPr>
+            <w:tcW w:type="dxa" w:w="1872"/>
+          </w:tcPr>
+          <w:p>
+            <w:r>
+              <w:t>Service Layer validation</w:t>
+            </w:r>
+          </w:p>
+        </w:tc>
+        <w:tc>
+          <w:tcPr>
+            <w:tcW w:type="dxa" w:w="1872"/>
+            <w:shd w:fill="FFF3CD"/>
+          </w:tcPr>
+          <w:p>
+            <w:r>
+              <w:t>Medium</w:t>
+            </w:r>
+          </w:p>
+        </w:tc>
+        <w:tc>
+          <w:tcPr>
+            <w:tcW w:type="dxa" w:w="1872"/>
+          </w:tcPr>
+          <w:p>
+            <w:r>
+              <w:t>Validation rules duplicated across layers</w:t>
+            </w:r>
+          </w:p>
+        </w:tc>
+        <w:tc>
+          <w:tcPr>
+            <w:tcW w:type="dxa" w:w="1872"/>
+          </w:tcPr>
+          <w:p>
+            <w:r>
+              <w:t>Middleware integration</w:t>
+            </w:r>
+          </w:p>
+        </w:tc>
+      </w:tr>
+      <w:tr>
+        <w:tc>
+          <w:tcPr>
+            <w:tcW w:type="dxa" w:w="1872"/>
+          </w:tcPr>
+          <w:p>
+            <w:r>
+              <w:t>Gap 7: Magic Numbers</w:t>
+            </w:r>
+          </w:p>
+        </w:tc>
+        <w:tc>
+          <w:tcPr>
+            <w:tcW w:type="dxa" w:w="1872"/>
+          </w:tcPr>
+          <w:p>
+            <w:r>
+              <w:t>Strategy + Config</w:t>
+            </w:r>
+          </w:p>
+        </w:tc>
+        <w:tc>
+          <w:tcPr>
+            <w:tcW w:type="dxa" w:w="1872"/>
+            <w:shd w:fill="FFF3CD"/>
+          </w:tcPr>
+          <w:p>
+            <w:r>
+              <w:t>Medium</w:t>
+            </w:r>
+          </w:p>
+        </w:tc>
+        <w:tc>
+          <w:tcPr>
+            <w:tcW w:type="dxa" w:w="1872"/>
+          </w:tcPr>
+          <w:p>
+            <w:r>
+              <w:t>Config still file-based, not versioned</w:t>
+            </w:r>
+          </w:p>
+        </w:tc>
+        <w:tc>
+          <w:tcPr>
+            <w:tcW w:type="dxa" w:w="1872"/>
+          </w:tcPr>
+          <w:p>
+            <w:r>
+              <w:t>Repository Pattern</w:t>
             </w:r>
           </w:p>
         </w:tc>
@@ -81,160 +1372,15 @@
     <w:p/>
     <w:p>
       <w:pPr>
-        <w:pStyle w:val="Heading2"/>
+        <w:pStyle w:val="Heading4"/>
       </w:pPr>
       <w:r>
-        <w:t>Executive Summary</w:t>
+        <w:t>Production Readiness Roadmap</w:t>
       </w:r>
     </w:p>
     <w:p>
       <w:r>
-        <w:t>This portfolio demonstrates a systematic refactoring of a pricing service from monolithic architecture to clean, layered design. The original v0 implementation—a 90-line HTTP handler coupling six distinct responsibilities—contained seven quality gaps creating financial mispricing risk, weak testability, and high maintenance cost. Through deliberate architectural decisions (Service Layer, Repository Pattern, Strategy Pattern, and Dependency Injection), the refactored v1 achieves 99% code coverage across 90 tests, established clear architectural boundaries, and made business rules independently modifiable. The project illustrates how quality improvement stems not from pattern proliferation but from precise diagnosis of coupling, followed by minimal architectural intervention. All evidence—design decisions, test suite, architectural diagrams, and the pricing anomaly evidence—is present in the accompanying repository and embedded figures, providing reproducible proof of the refactoring's effectiveness.</w:t>
-      </w:r>
-    </w:p>
-    <w:p/>
-    <w:p>
-      <w:pPr>
-        <w:pStyle w:val="Heading2"/>
-      </w:pPr>
-      <w:r>
-        <w:t>1. Quality Diagnosis (550 words)</w:t>
-      </w:r>
-    </w:p>
-    <w:p>
-      <w:r>
-        <w:t>The QuickQuote pricing service v0 exemplifies architectural debt. The `/quote` request handler (90 lines) combines HTTP extraction, configuration file I/O, pricing logic, tax handling, pro-rata time calculation, and invoice persistence. This monolithic design creates seven quality gaps with measurable business impact.</w:t>
-      </w:r>
-    </w:p>
-    <w:p>
-      <w:r>
-        <w:t>Gap 1: High Coupling. Pricing logic intertwined with HTTP and persistence code. Changing a discount rule requires modifying the HTTP handler, multiplying regression risk. Business logic cannot be reused independently of the API framework.</w:t>
-      </w:r>
-    </w:p>
-    <w:p>
-      <w:r>
-        <w:t>Gap 2: Direct File I/O. Configuration read per request (lines 25–26), invoices loaded and rewritten after each quote (lines 89–97). Couples pricing decisions to filesystem availability and makes isolated unit testing impossible. As transaction volume grows, file-based persistence becomes a scalability and concurrency constraint.</w:t>
-      </w:r>
-    </w:p>
-    <w:p>
-      <w:r>
-        <w:t>Gap 3: Embedded Rule Sets. Plan selection (lines 27–34), discount tiers (lines 38–47), and regional tax (lines 64–73) are hardcoded conditionals. Adding a plan or region requires modifying the central handler. Business rules hidden within procedural code and difficult to verify independently.</w:t>
-      </w:r>
-    </w:p>
-    <w:p>
-      <w:r>
-        <w:t>Gap 4: Non-deterministic Time. Pro-rata calculation calls `datetime.now()` directly (line 58). Identical requests produce different results depending on execution date, making reproducible testing impossible. Financial software requires deterministic behaviour for reliable billing.</w:t>
-      </w:r>
-    </w:p>
-    <w:p>
-      <w:r>
-        <w:t>Gap 5: Rounding at Multiple Stages. Subtotal, discounted value, annual total, pro-rata adjustment, tax, and final result are rounded separately (lines 37, 50, 55, 63, 76, 78). Cumulative rounding discrepancies accumulate over time, creating reconciliation and customer-trust risks.</w:t>
-      </w:r>
-    </w:p>
-    <w:p>
-      <w:r>
-        <w:t>Gap 6: Weak Input Validation. Raw request data accepted directly; invalid inputs return error objects rather than HTTP error statuses. Incorrect or missing values reach calculations unexpectedly, permitting defective quotations.</w:t>
-      </w:r>
-    </w:p>
-    <w:p>
-      <w:r>
-        <w:t>Gap 7: Magic Numbers. Discount rates (5%, 10%, 15%, 20%) and tax values embedded as literals rather than explicit rules. Harder to identify for review and dangerous to modify without context.</w:t>
-      </w:r>
-    </w:p>
-    <w:p/>
-    <w:p>
-      <w:pPr>
-        <w:jc w:val="center"/>
-      </w:pPr>
-      <w:r>
-        <w:drawing>
-          <wp:inline xmlns:a="http://schemas.openxmlformats.org/drawingml/2006/main" xmlns:pic="http://schemas.openxmlformats.org/drawingml/2006/picture">
-            <wp:extent cx="5029200" cy="6456236"/>
-            <wp:docPr id="1" name="Picture 1"/>
-            <wp:cNvGraphicFramePr>
-              <a:graphicFrameLocks noChangeAspect="1"/>
-            </wp:cNvGraphicFramePr>
-            <a:graphic>
-              <a:graphicData uri="http://schemas.openxmlformats.org/drawingml/2006/picture">
-                <pic:pic>
-                  <pic:nvPicPr>
-                    <pic:cNvPr id="0" name="figure1.png"/>
-                    <pic:cNvPicPr/>
-                  </pic:nvPicPr>
-                  <pic:blipFill>
-                    <a:blip r:embed="rId9"/>
-                    <a:stretch>
-                      <a:fillRect/>
-                    </a:stretch>
-                  </pic:blipFill>
-                  <pic:spPr>
-                    <a:xfrm>
-                      <a:off x="0" y="0"/>
-                      <a:ext cx="5029200" cy="6456236"/>
-                    </a:xfrm>
-                    <a:prstGeom prst="rect"/>
-                  </pic:spPr>
-                </pic:pic>
-              </a:graphicData>
-            </a:graphic>
-          </wp:inline>
-        </w:drawing>
-      </w:r>
-    </w:p>
-    <w:p>
-      <w:pPr>
-        <w:pStyle w:val="Heading3"/>
-      </w:pPr>
-      <w:r>
-        <w:t>Figure 1: v0 Handler Coupling – Monolithic 90-line structure combining HTTP, pricing, and persistence</w:t>
-      </w:r>
-    </w:p>
-    <w:p/>
-    <w:p>
-      <w:r>
-        <w:t>Business Impact: These gaps interact to create a critical risk: the service contains a real pricing anomaly—25 Pro seats produce £675 while 24 seats produce £684. The v0 design makes this anomaly difficult to detect and correct safely. Testing is forced to the HTTP API boundary, requiring framework setup and integration fixtures. Defects in pricing logic cannot be isolated at the unit level. The monolithic structure means every pricing change touches the HTTP handler, multiplying the potential regression surface. Maintenance cost increases with each change because both the change scope and testing burden are large.</w:t>
-      </w:r>
-    </w:p>
-    <w:p>
-      <w:r>
-        <w:t>The Software Engineering Institute (SEI) defines this as technical debt: the cost accrued by choosing an expedient solution now that increases future effort and risk. The v0 handler represents accumulated debt: high maintenance cost combined with weak testability.</w:t>
-      </w:r>
-    </w:p>
-    <w:p>
-      <w:r>
-        <w:t>The case for improvement is evidence-based. The v0 design creates financial mispricing risk, regression risk, operational constraints, and increasing maintenance cost. The refactoring must establish clear architectural boundaries: separate business logic from infrastructure, enable unit-testable pricing rules, inject time dependencies for deterministic testing, and make business rules explicit and independently modifiable.</w:t>
-      </w:r>
-    </w:p>
-    <w:p>
-      <w:r>
-        <w:t>Key Insight: The seven gaps are not independent failures but symptoms of a single root cause: monolithic architecture. A single 90-line function cannot be the unit of change, testing, or understanding. Fixing one gap in isolation (e.g., adding input validation) without addressing the architecture leaves the others intact. The refactoring strategy therefore focuses on decomposing the monolith into distinct responsibilities, each independently testable and modifiable.</w:t>
-      </w:r>
-    </w:p>
-    <w:p/>
-    <w:p>
-      <w:pPr>
-        <w:pStyle w:val="Heading2"/>
-      </w:pPr>
-      <w:r>
-        <w:t>2. Design Evaluation and Architectural Decisions</w:t>
-      </w:r>
-    </w:p>
-    <w:p>
-      <w:pPr>
-        <w:pStyle w:val="Heading3"/>
-      </w:pPr>
-      <w:r>
-        <w:t>2.1 Architectural Boundaries and Design Patterns</w:t>
-      </w:r>
-    </w:p>
-    <w:p>
-      <w:r>
-        <w:t>Robert C. Martin (2017) argues that software architecture must create clear boundaries preventing low-level implementation details from contaminating business logic. v0 lacks these boundaries. The 90-line handler directly accesses configuration files, performs pricing logic, reads system time, and persists invoices. Infrastructure changes (e.g., moving from files to a database) require modifying core pricing code, violating separation of concerns and increasing maintenance cost.</w:t>
-      </w:r>
-    </w:p>
-    <w:p>
-      <w:r>
-        <w:t>Four patterns are absent from v0, each with measurable consequences:</w:t>
+        <w:t>Current implementation (v1) addresses architectural quality but requires additional engineering before production deployment. The roadmap below defines phases and prerequisites:</w:t>
       </w:r>
     </w:p>
     <w:tbl>
@@ -255,7 +1401,7 @@
           </w:tcPr>
           <w:p>
             <w:r>
-              <w:t>Pattern</w:t>
+              <w:t>Phase</w:t>
             </w:r>
           </w:p>
         </w:tc>
@@ -265,7 +1411,7 @@
           </w:tcPr>
           <w:p>
             <w:r>
-              <w:t>Why Absent</w:t>
+              <w:t>Prerequisites</w:t>
             </w:r>
           </w:p>
         </w:tc>
@@ -275,7 +1421,40 @@
           </w:tcPr>
           <w:p>
             <w:r>
-              <w:t>Impact</w:t>
+              <w:t>Effort Estimate</w:t>
+            </w:r>
+          </w:p>
+        </w:tc>
+      </w:tr>
+      <w:tr>
+        <w:tc>
+          <w:tcPr>
+            <w:tcW w:type="dxa" w:w="3120"/>
+            <w:shd w:fill="D4EDDA"/>
+          </w:tcPr>
+          <w:p>
+            <w:r>
+              <w:t>MVP (Current)</w:t>
+            </w:r>
+          </w:p>
+        </w:tc>
+        <w:tc>
+          <w:tcPr>
+            <w:tcW w:type="dxa" w:w="3120"/>
+          </w:tcPr>
+          <w:p>
+            <w:r>
+              <w:t>Service architecture, 90-test suite, in-memory repositories</w:t>
+            </w:r>
+          </w:p>
+        </w:tc>
+        <w:tc>
+          <w:tcPr>
+            <w:tcW w:type="dxa" w:w="3120"/>
+          </w:tcPr>
+          <w:p>
+            <w:r>
+              <w:t>Complete</w:t>
             </w:r>
           </w:p>
         </w:tc>
@@ -287,7 +1466,7 @@
           </w:tcPr>
           <w:p>
             <w:r>
-              <w:t>Service Layer</w:t>
+              <w:t>Beta (Database)</w:t>
             </w:r>
           </w:p>
         </w:tc>
@@ -297,7 +1476,7 @@
           </w:tcPr>
           <w:p>
             <w:r>
-              <w:t>Pricing in HTTP handler</w:t>
+              <w:t>SQL persistence layer, connection pooling, transaction handling, integration tests</w:t>
             </w:r>
           </w:p>
         </w:tc>
@@ -307,7 +1486,7 @@
           </w:tcPr>
           <w:p>
             <w:r>
-              <w:t>Business logic untestable in isolation</w:t>
+              <w:t>2–3 weeks</w:t>
             </w:r>
           </w:p>
         </w:tc>
@@ -319,7 +1498,7 @@
           </w:tcPr>
           <w:p>
             <w:r>
-              <w:t>Repository</w:t>
+              <w:t>Production</w:t>
             </w:r>
           </w:p>
         </w:tc>
@@ -329,7 +1508,7 @@
           </w:tcPr>
           <w:p>
             <w:r>
-              <w:t>Direct file access</w:t>
+              <w:t>Monitoring, logging, error resilience, security audit, load testing, rate limiting</w:t>
             </w:r>
           </w:p>
         </w:tc>
@@ -339,7 +1518,7 @@
           </w:tcPr>
           <w:p>
             <w:r>
-              <w:t>Cannot replace persistence without rewriting pricing</w:t>
+              <w:t>4–6 weeks</w:t>
             </w:r>
           </w:p>
         </w:tc>
@@ -351,7 +1530,7 @@
           </w:tcPr>
           <w:p>
             <w:r>
-              <w:t>Strategy</w:t>
+              <w:t>Operations</w:t>
             </w:r>
           </w:p>
         </w:tc>
@@ -361,7 +1540,7 @@
           </w:tcPr>
           <w:p>
             <w:r>
-              <w:t>Hardcoded conditionals for plans/discounts</w:t>
+              <w:t>Deployment automation, rollback strategy, incident response, performance baselines</w:t>
             </w:r>
           </w:p>
         </w:tc>
@@ -371,410 +1550,7 @@
           </w:tcPr>
           <w:p>
             <w:r>
-              <w:t>Adding rules requires modifying handler</w:t>
-            </w:r>
-          </w:p>
-        </w:tc>
-      </w:tr>
-      <w:tr>
-        <w:tc>
-          <w:tcPr>
-            <w:tcW w:type="dxa" w:w="3120"/>
-          </w:tcPr>
-          <w:p>
-            <w:r>
-              <w:t>Dependency Injection</w:t>
-            </w:r>
-          </w:p>
-        </w:tc>
-        <w:tc>
-          <w:tcPr>
-            <w:tcW w:type="dxa" w:w="3120"/>
-          </w:tcPr>
-          <w:p>
-            <w:r>
-              <w:t>Embedded `datetime.now()`</w:t>
-            </w:r>
-          </w:p>
-        </w:tc>
-        <w:tc>
-          <w:tcPr>
-            <w:tcW w:type="dxa" w:w="3120"/>
-          </w:tcPr>
-          <w:p>
-            <w:r>
-              <w:t>Testing cannot control time, defeating pro-rata tests</w:t>
-            </w:r>
-          </w:p>
-        </w:tc>
-      </w:tr>
-    </w:tbl>
-    <w:p>
-      <w:r>
-        <w:t>These are not stylistic choices. They represent structural deficiencies that prevent business logic from being exercised, tested, or evolved independently. v1 introduces these patterns to establish proper architectural boundaries.</w:t>
-      </w:r>
-    </w:p>
-    <w:p/>
-    <w:p>
-      <w:pPr>
-        <w:pStyle w:val="Heading3"/>
-      </w:pPr>
-      <w:r>
-        <w:t>2.2 Architectural Decisions: Mapping to Quality Gaps</w:t>
-      </w:r>
-    </w:p>
-    <w:p>
-      <w:r>
-        <w:rPr>
-          <w:b/>
-        </w:rPr>
-        <w:t>Decision 1: Service Layer (addresses Gaps 1, 4, 6)</w:t>
-      </w:r>
-      <w:r>
-        <w:br/>
-        <w:t>v0 couples pricing to HTTP handling. v1 moves pricing into `PricingService`, allowing independent testing and deterministic time injection. Trade-off: ~50 additional lines of code. Benefit: pricing logic testable without framework setup.</w:t>
-      </w:r>
-    </w:p>
-    <w:p>
-      <w:r>
-        <w:rPr>
-          <w:b/>
-        </w:rPr>
-        <w:t>Decision 2: Repository Pattern (addresses Gaps 1, 2)</w:t>
-      </w:r>
-      <w:r>
-        <w:br/>
-        <w:t>v0 directly accesses files. v1 abstracts persistence through `ConfigRepository` and `InvoiceRepository` interfaces, enabling in-memory test doubles. Trade-off: additional interfaces. Benefit: tests don't depend on filesystem; persistence can be replaced without touching pricing logic.</w:t>
-      </w:r>
-    </w:p>
-    <w:p>
-      <w:r>
-        <w:rPr>
-          <w:b/>
-        </w:rPr>
-        <w:t>Decision 3: Strategy Pattern (addresses Gaps 3, 7)</w:t>
-      </w:r>
-      <w:r>
-        <w:br/>
-        <w:t>v0 embeds plan selection, discounts, and tax as hardcoded conditionals. v1 makes them explicit: `PlanPricer`, `VolumeDiscountStrategy`, `TaxCalculator`. Discount or plan changes now affect only the relevant component, not the HTTP handler.</w:t>
-      </w:r>
-    </w:p>
-    <w:p>
-      <w:r>
-        <w:rPr>
-          <w:b/>
-        </w:rPr>
-        <w:t>Decision 4: Dependency Injection for Clock (addresses Gap 4)</w:t>
-      </w:r>
-      <w:r>
-        <w:br/>
-        <w:t>v0 calls `datetime.now()` directly, making pro-rata calculations non-deterministic. v1 injects a `Clock` abstraction: `SystemClock` in production, `FixedClock` in tests. Result: identical request dates produce identical results, enabling reproducible tests.</w:t>
-      </w:r>
-    </w:p>
-    <w:p/>
-    <w:p>
-      <w:pPr>
-        <w:jc w:val="center"/>
-      </w:pPr>
-      <w:r>
-        <w:drawing>
-          <wp:inline xmlns:a="http://schemas.openxmlformats.org/drawingml/2006/main" xmlns:pic="http://schemas.openxmlformats.org/drawingml/2006/picture">
-            <wp:extent cx="5029200" cy="6896290"/>
-            <wp:docPr id="2" name="Picture 2"/>
-            <wp:cNvGraphicFramePr>
-              <a:graphicFrameLocks noChangeAspect="1"/>
-            </wp:cNvGraphicFramePr>
-            <a:graphic>
-              <a:graphicData uri="http://schemas.openxmlformats.org/drawingml/2006/picture">
-                <pic:pic>
-                  <pic:nvPicPr>
-                    <pic:cNvPr id="0" name="figure2.png"/>
-                    <pic:cNvPicPr/>
-                  </pic:nvPicPr>
-                  <pic:blipFill>
-                    <a:blip r:embed="rId10"/>
-                    <a:stretch>
-                      <a:fillRect/>
-                    </a:stretch>
-                  </pic:blipFill>
-                  <pic:spPr>
-                    <a:xfrm>
-                      <a:off x="0" y="0"/>
-                      <a:ext cx="5029200" cy="6896290"/>
-                    </a:xfrm>
-                    <a:prstGeom prst="rect"/>
-                  </pic:spPr>
-                </pic:pic>
-              </a:graphicData>
-            </a:graphic>
-          </wp:inline>
-        </w:drawing>
-      </w:r>
-    </w:p>
-    <w:p>
-      <w:pPr>
-        <w:pStyle w:val="Heading3"/>
-      </w:pPr>
-      <w:r>
-        <w:t>Figure 2: v0 vs v1 Architectural Structure – Layered design with explicit separation of concerns</w:t>
-      </w:r>
-    </w:p>
-    <w:p/>
-    <w:p>
-      <w:r>
-        <w:t>These decisions are interconnected. Together they reduce coupling: `v0: HTTP → pricing rules → filesystem → system clock` becomes `v1: HTTP → PricingService → pricing rules/repositories/clock`. The consequence is testability. Business logic is now exercisable in isolation, pricing rules can be tested without HTTP, and date-dependent calculations are deterministic.</w:t>
-      </w:r>
-    </w:p>
-    <w:p>
-      <w:r>
-        <w:t>Design Coherence: Each pattern addresses a specific gap, but their interaction is the design's strength. The Service Layer isolates business logic, enabling the Repository Pattern to provide abstract I/O. The Strategy Pattern makes pricing rules pluggable without modifying the service. Clock injection makes time testable. No single pattern is sufficient alone; together they form a cohesive architecture where change in one area does not ripple through others. This is the essence of loose coupling and high cohesion—the foundation of maintainable software.</w:t>
-      </w:r>
-    </w:p>
-    <w:p>
-      <w:r>
-        <w:t>Trade-offs Accepted: v1 is longer (252 lines vs 106 lines), requires more infrastructure code, and demands more upfront design. For a monolithic service, this overhead is unjustified. For a service that will evolve—adding payment plans, regional tax rules, or alternative calculation methods—this architecture becomes essential. The refactoring assumes the pricing service will change. If it won't, v0's simplicity would suffice.</w:t>
-      </w:r>
-    </w:p>
-    <w:p/>
-    <w:p>
-      <w:pPr>
-        <w:pStyle w:val="Heading2"/>
-      </w:pPr>
-      <w:r>
-        <w:t>3. Testing Strategy and Implementation (1,100 words)</w:t>
-      </w:r>
-    </w:p>
-    <w:p>
-      <w:pPr>
-        <w:pStyle w:val="Heading3"/>
-      </w:pPr>
-      <w:r>
-        <w:t>3.1 Testing Mapped to Architectural Decisions</w:t>
-      </w:r>
-    </w:p>
-    <w:p>
-      <w:r>
-        <w:t>The testing strategy responds directly to the quality gaps and design decisions. Architecture determines the unit of testing. In v0, pricing is embedded in the HTTP handler, forcing integration-level testing. In v1, each responsibility has a dedicated testing boundary.</w:t>
-      </w:r>
-    </w:p>
-    <w:tbl>
-      <w:tblPr>
-        <w:tblStyle w:val="LightGrid-Accent1"/>
-        <w:tblW w:type="auto" w:w="0"/>
-        <w:tblLook w:firstColumn="1" w:firstRow="1" w:lastColumn="0" w:lastRow="0" w:noHBand="0" w:noVBand="1" w:val="04A0"/>
-      </w:tblPr>
-      <w:tblGrid>
-        <w:gridCol w:w="2340"/>
-        <w:gridCol w:w="2340"/>
-        <w:gridCol w:w="2340"/>
-        <w:gridCol w:w="2340"/>
-      </w:tblGrid>
-      <w:tr>
-        <w:tc>
-          <w:tcPr>
-            <w:tcW w:type="dxa" w:w="2340"/>
-          </w:tcPr>
-          <w:p>
-            <w:r>
-              <w:t>Design Decision</w:t>
-            </w:r>
-          </w:p>
-        </w:tc>
-        <w:tc>
-          <w:tcPr>
-            <w:tcW w:type="dxa" w:w="2340"/>
-          </w:tcPr>
-          <w:p>
-            <w:r>
-              <w:t>Fixes Gap</w:t>
-            </w:r>
-          </w:p>
-        </w:tc>
-        <w:tc>
-          <w:tcPr>
-            <w:tcW w:type="dxa" w:w="2340"/>
-          </w:tcPr>
-          <w:p>
-            <w:r>
-              <w:t>Makes Testable</w:t>
-            </w:r>
-          </w:p>
-        </w:tc>
-        <w:tc>
-          <w:tcPr>
-            <w:tcW w:type="dxa" w:w="2340"/>
-          </w:tcPr>
-          <w:p>
-            <w:r>
-              <w:t>Approach</w:t>
-            </w:r>
-          </w:p>
-        </w:tc>
-      </w:tr>
-      <w:tr>
-        <w:tc>
-          <w:tcPr>
-            <w:tcW w:type="dxa" w:w="2340"/>
-          </w:tcPr>
-          <w:p>
-            <w:r>
-              <w:t>Service Layer</w:t>
-            </w:r>
-          </w:p>
-        </w:tc>
-        <w:tc>
-          <w:tcPr>
-            <w:tcW w:type="dxa" w:w="2340"/>
-          </w:tcPr>
-          <w:p>
-            <w:r>
-              <w:t>1, 6</w:t>
-            </w:r>
-          </w:p>
-        </w:tc>
-        <w:tc>
-          <w:tcPr>
-            <w:tcW w:type="dxa" w:w="2340"/>
-          </w:tcPr>
-          <w:p>
-            <w:r>
-              <w:t>Business logic independently of HTTP</w:t>
-            </w:r>
-          </w:p>
-        </w:tc>
-        <w:tc>
-          <w:tcPr>
-            <w:tcW w:type="dxa" w:w="2340"/>
-          </w:tcPr>
-          <w:p>
-            <w:r>
-              <w:t>Unit/service tests</w:t>
-            </w:r>
-          </w:p>
-        </w:tc>
-      </w:tr>
-      <w:tr>
-        <w:tc>
-          <w:tcPr>
-            <w:tcW w:type="dxa" w:w="2340"/>
-          </w:tcPr>
-          <w:p>
-            <w:r>
-              <w:t>Repository</w:t>
-            </w:r>
-          </w:p>
-        </w:tc>
-        <w:tc>
-          <w:tcPr>
-            <w:tcW w:type="dxa" w:w="2340"/>
-          </w:tcPr>
-          <w:p>
-            <w:r>
-              <w:t>2</w:t>
-            </w:r>
-          </w:p>
-        </w:tc>
-        <w:tc>
-          <w:tcPr>
-            <w:tcW w:type="dxa" w:w="2340"/>
-          </w:tcPr>
-          <w:p>
-            <w:r>
-              <w:t>Persistence without filesystem</w:t>
-            </w:r>
-          </w:p>
-        </w:tc>
-        <w:tc>
-          <w:tcPr>
-            <w:tcW w:type="dxa" w:w="2340"/>
-          </w:tcPr>
-          <w:p>
-            <w:r>
-              <w:t>In-memory repos</w:t>
-            </w:r>
-          </w:p>
-        </w:tc>
-      </w:tr>
-      <w:tr>
-        <w:tc>
-          <w:tcPr>
-            <w:tcW w:type="dxa" w:w="2340"/>
-          </w:tcPr>
-          <w:p>
-            <w:r>
-              <w:t>Strategy</w:t>
-            </w:r>
-          </w:p>
-        </w:tc>
-        <w:tc>
-          <w:tcPr>
-            <w:tcW w:type="dxa" w:w="2340"/>
-          </w:tcPr>
-          <w:p>
-            <w:r>
-              <w:t>3, 7</w:t>
-            </w:r>
-          </w:p>
-        </w:tc>
-        <w:tc>
-          <w:tcPr>
-            <w:tcW w:type="dxa" w:w="2340"/>
-          </w:tcPr>
-          <w:p>
-            <w:r>
-              <w:t>Individual pricing rules</w:t>
-            </w:r>
-          </w:p>
-        </w:tc>
-        <w:tc>
-          <w:tcPr>
-            <w:tcW w:type="dxa" w:w="2340"/>
-          </w:tcPr>
-          <w:p>
-            <w:r>
-              <w:t>Unit + boundary-value</w:t>
-            </w:r>
-          </w:p>
-        </w:tc>
-      </w:tr>
-      <w:tr>
-        <w:tc>
-          <w:tcPr>
-            <w:tcW w:type="dxa" w:w="2340"/>
-          </w:tcPr>
-          <w:p>
-            <w:r>
-              <w:t>Clock Injection</w:t>
-            </w:r>
-          </w:p>
-        </w:tc>
-        <w:tc>
-          <w:tcPr>
-            <w:tcW w:type="dxa" w:w="2340"/>
-          </w:tcPr>
-          <w:p>
-            <w:r>
-              <w:t>4</w:t>
-            </w:r>
-          </w:p>
-        </w:tc>
-        <w:tc>
-          <w:tcPr>
-            <w:tcW w:type="dxa" w:w="2340"/>
-          </w:tcPr>
-          <w:p>
-            <w:r>
-              <w:t>Deterministic pro-rata</w:t>
-            </w:r>
-          </w:p>
-        </w:tc>
-        <w:tc>
-          <w:tcPr>
-            <w:tcW w:type="dxa" w:w="2340"/>
-          </w:tcPr>
-          <w:p>
-            <w:r>
-              <w:t>FixedClock in tests</w:t>
+              <w:t>Ongoing</w:t>
             </w:r>
           </w:p>
         </w:tc>
@@ -782,560 +1558,112 @@
     </w:tbl>
     <w:p/>
     <w:p>
-      <w:pPr>
-        <w:pStyle w:val="Heading3"/>
-      </w:pPr>
       <w:r>
-        <w:t>3.2 Test Portfolio: 90 Tests in 0.21 Seconds</w:t>
+        <w:t>The refactoring establishes the architectural foundation necessary for production deployment. However, database persistence, operational monitoring, and security hardening remain outside the current scope. These are orthogonal to the quality improvements demonstrated and can proceed in parallel with ongoing feature development.</w:t>
       </w:r>
     </w:p>
     <w:p>
       <w:r>
-        <w:rPr>
-          <w:b/>
-        </w:rPr>
-        <w:t>Characterisation tests (34):</w:t>
-      </w:r>
-      <w:r>
-        <w:t xml:space="preserve"> Capture v0 behaviour (plans, regions, cycles, boundaries). The 24/25 seat anomaly is deliberately preserved, establishing a distinction between refactoring (changing architecture) and changing business rules.</w:t>
+        <w:br w:type="page"/>
       </w:r>
     </w:p>
-    <w:p>
-      <w:r>
-        <w:rPr>
-          <w:b/>
-        </w:rPr>
-        <w:t>Unit tests (10 pricing-rule, 10 repository, 3 clock):</w:t>
-      </w:r>
-      <w:r>
-        <w:t xml:space="preserve"> Strategy Pattern components testable in isolation. PlanPricer, VolumeDiscountStrategy, TaxCalculator tested independently. In-memory repositories replace filesystem. FixedClock enables deterministic pro-rata assertions.</w:t>
-      </w:r>
-    </w:p>
-    <w:p>
-      <w:r>
-        <w:rPr>
-          <w:b/>
-        </w:rPr>
-        <w:t>Service tests (19):</w:t>
-      </w:r>
-      <w:r>
-        <w:t xml:space="preserve"> Exercise PricingService with injected dependencies. Verify orchestration: request validation → pricing rule selection → discount/tax application → invoice persistence.</w:t>
-      </w:r>
-    </w:p>
-    <w:p>
-      <w:r>
-        <w:rPr>
-          <w:b/>
-        </w:rPr>
-        <w:t>Integration tests (14):</w:t>
-      </w:r>
-      <w:r>
-        <w:t xml:space="preserve"> Black-box API testing. Verify complete flow: HTTP request → FastAPI validation → service → repositories → response. Test both valid scenarios and edge cases.</w:t>
-      </w:r>
-    </w:p>
-    <w:p>
-      <w:r>
-        <w:rPr>
-          <w:b/>
-        </w:rPr>
-        <w:t xml:space="preserve">Coverage: </w:t>
-      </w:r>
-      <w:r>
-        <w:t>99% overall line coverage, 92% branch coverage. Boundary-value tests (9/10, 24/25, 49/50, 99/100 seats) detect off-by-one mutations. This design targets decision points where defects occur, providing evidence beyond simple percentage coverage.</w:t>
-      </w:r>
-    </w:p>
-    <w:p/>
-    <w:p>
-      <w:pPr>
-        <w:jc w:val="center"/>
-      </w:pPr>
-      <w:r>
-        <w:drawing>
-          <wp:inline xmlns:a="http://schemas.openxmlformats.org/drawingml/2006/main" xmlns:pic="http://schemas.openxmlformats.org/drawingml/2006/picture">
-            <wp:extent cx="5029200" cy="6902577"/>
-            <wp:docPr id="3" name="Picture 3"/>
-            <wp:cNvGraphicFramePr>
-              <a:graphicFrameLocks noChangeAspect="1"/>
-            </wp:cNvGraphicFramePr>
-            <a:graphic>
-              <a:graphicData uri="http://schemas.openxmlformats.org/drawingml/2006/picture">
-                <pic:pic>
-                  <pic:nvPicPr>
-                    <pic:cNvPr id="0" name="figure3.png"/>
-                    <pic:cNvPicPr/>
-                  </pic:nvPicPr>
-                  <pic:blipFill>
-                    <a:blip r:embed="rId11"/>
-                    <a:stretch>
-                      <a:fillRect/>
-                    </a:stretch>
-                  </pic:blipFill>
-                  <pic:spPr>
-                    <a:xfrm>
-                      <a:off x="0" y="0"/>
-                      <a:ext cx="5029200" cy="6902577"/>
-                    </a:xfrm>
-                    <a:prstGeom prst="rect"/>
-                  </pic:spPr>
-                </pic:pic>
-              </a:graphicData>
-            </a:graphic>
-          </wp:inline>
-        </w:drawing>
-      </w:r>
-    </w:p>
-    <w:p>
-      <w:pPr>
-        <w:pStyle w:val="Heading3"/>
-      </w:pPr>
-      <w:r>
-        <w:t>Figure 3: Automated Test Suite Results – 90 tests executing in 0.21 seconds with 99% coverage</w:t>
-      </w:r>
-    </w:p>
-    <w:p/>
-    <w:p>
-      <w:pPr>
-        <w:pStyle w:val="Heading3"/>
-      </w:pPr>
-      <w:r>
-        <w:t>3.3 What Testing Proved—What It Did Not</w:t>
-      </w:r>
-    </w:p>
-    <w:p>
-      <w:r>
-        <w:t>Proved:</w:t>
-      </w:r>
-    </w:p>
-    <w:p>
-      <w:pPr>
-        <w:pStyle w:val="ListBullet"/>
-      </w:pPr>
-      <w:r>
-        <w:t>Behavioural equivalence: v0 scenarios produce identical results in v1</w:t>
-      </w:r>
-    </w:p>
-    <w:p>
-      <w:pPr>
-        <w:pStyle w:val="ListBullet"/>
-      </w:pPr>
-      <w:r>
-        <w:t>Rule isolation: pricing rules testable without HTTP</w:t>
-      </w:r>
-    </w:p>
-    <w:p>
-      <w:pPr>
-        <w:pStyle w:val="ListBullet"/>
-      </w:pPr>
-      <w:r>
-        <w:t>Deterministic time: pro-rata calculations reproducible</w:t>
-      </w:r>
-    </w:p>
-    <w:p>
-      <w:pPr>
-        <w:pStyle w:val="ListBullet"/>
-      </w:pPr>
-      <w:r>
-        <w:t>Integration integrity: complete flow works correctly</w:t>
-      </w:r>
-    </w:p>
-    <w:p>
-      <w:r>
-        <w:t>Did Not Prove:</w:t>
-      </w:r>
-    </w:p>
-    <w:p>
-      <w:pPr>
-        <w:pStyle w:val="ListBullet"/>
-      </w:pPr>
-      <w:r>
-        <w:t>Concurrent invoice writes (file-locking untested)</w:t>
-      </w:r>
-    </w:p>
-    <w:p>
-      <w:pPr>
-        <w:pStyle w:val="ListBullet"/>
-      </w:pPr>
-      <w:r>
-        <w:t>Production-scale performance</w:t>
-      </w:r>
-    </w:p>
-    <w:p>
-      <w:pPr>
-        <w:pStyle w:val="ListBullet"/>
-      </w:pPr>
-      <w:r>
-        <w:t>Business correctness of the 24/25 anomaly (99% coverage doesn't validate pricing policy)</w:t>
-      </w:r>
-    </w:p>
-    <w:p>
-      <w:r>
-        <w:t>This distinction is critical. High coverage masks unvalidated assumptions. Testing provides evidence; business stakeholders must interpret it.</w:t>
-      </w:r>
-    </w:p>
-    <w:p/>
-    <w:p>
-      <w:pPr>
-        <w:pStyle w:val="Heading3"/>
-      </w:pPr>
-      <w:r>
-        <w:t>3.4 Architecture Drives Testability</w:t>
-      </w:r>
-    </w:p>
-    <w:p>
-      <w:r>
-        <w:t>Freeman &amp; Pryce (2009) argue that testability is a design driver, not an afterthought. Difficulty testing something signals a design problem. The QuickQuote refactoring confirms this: architectural boundaries emerged from identifying what needed independent testing. Service Layer, Repository Pattern, Strategy components, and Clock injection each solved a testability constraint. The result: multiple testing boundaries instead of one monolithic endpoint.</w:t>
-      </w:r>
-    </w:p>
-    <w:p/>
     <w:p>
       <w:pPr>
         <w:pStyle w:val="Heading2"/>
       </w:pPr>
       <w:r>
-        <w:t>4. Stakeholder Communication and Professional Practice (400 words)</w:t>
+        <w:rPr/>
+        <w:t>References</w:t>
       </w:r>
     </w:p>
     <w:p>
+      <w:pPr/>
       <w:r>
-        <w:t>Communication was structured around evidence and professional standards.</w:t>
+        <w:rPr>
+          <w:b w:val="0"/>
+        </w:rPr>
+        <w:t>Feathers, M. (2004). *Working Effectively with Legacy Code*. Prentice Hall.</w:t>
       </w:r>
     </w:p>
     <w:p>
+      <w:pPr/>
       <w:r>
-        <w:t>Technical Stakeholders: Architectural Decision Records (Section 2) document each choice's problem, trade-offs, and rationale. The 90-test portfolio serves as proof: 34 characterisation tests show behaviour equivalence, boundary-value tests (9/10, 24/25, 49/50, 99/100) provide concrete evidence of rule isolation, and 99% coverage demonstrates extensive automated testing. Code structure communicates architecture: `pricing_service.py` (orchestration), `pricing_rules.py` (business), `repositories.py` (persistence), `clock.py` (time). This eliminates need for separate diagrams.</w:t>
+        <w:rPr>
+          <w:b w:val="0"/>
+        </w:rPr>
+        <w:t>Fowler, M. (2002). *Patterns of Enterprise Application Architecture*. Addison-Wesley.</w:t>
       </w:r>
     </w:p>
     <w:p>
+      <w:pPr/>
       <w:r>
-        <w:t>Non-Technical Stakeholders: Benefits framed as business impact. The **pricing anomaly (24 Pro: £684 vs 25 Pro: £675)** is communicated as a policy decision requiring stakeholder judgment, not a developer-fixed defect. Architecture improvements reduce risk: changes are more isolated, behaviour easier to verify, and anomalies visible before deployment. Evidence-led: coverage, boundary tests, and reproducibility support decisions without requiring pattern knowledge.</w:t>
-      </w:r>
-    </w:p>
-    <w:p/>
-    <w:p>
-      <w:r>
-        <w:t>Professional Standards Applied:</w:t>
+        <w:rPr>
+          <w:b w:val="0"/>
+        </w:rPr>
+        <w:t>Freeman, S. &amp; Pryce, N. (2009). *Growing Object-Oriented Software, Guided by Tests*. Addison-Wesley.</w:t>
       </w:r>
     </w:p>
     <w:p>
-      <w:pPr>
-        <w:pStyle w:val="ListBullet"/>
-      </w:pPr>
+      <w:pPr/>
       <w:r>
-        <w:t>SOLID Principles: Single Responsibility (orchestration separated from rules, persistence, time). Dependency Inversion (Clock and repository abstractions).</w:t>
+        <w:rPr>
+          <w:b w:val="0"/>
+        </w:rPr>
+        <w:t>Gamma, E., Helm, R., Johnson, R., &amp; Vlissides, J. (1994). *Design Patterns: Elements of Reusable Object-Oriented Software*. Addison-Wesley.</w:t>
       </w:r>
     </w:p>
     <w:p>
-      <w:pPr>
-        <w:pStyle w:val="ListBullet"/>
-      </w:pPr>
+      <w:pPr/>
       <w:r>
-        <w:t>Testing Discipline: Layered pyramid (unit → service → integration), characterisation testing, Boundary Value Analysis, deterministic time injection.</w:t>
+        <w:rPr>
+          <w:b w:val="0"/>
+        </w:rPr>
+        <w:t>ISO/IEC 25010:2023. (2023). *Systems and software engineering — Measurement of product quality*. International Organization for Standardization.</w:t>
       </w:r>
     </w:p>
     <w:p>
-      <w:pPr>
-        <w:pStyle w:val="ListBullet"/>
-      </w:pPr>
+      <w:pPr/>
       <w:r>
-        <w:t>Code Quality: Service function 48 lines (vs v0's 88-line handler). Business rules explicit. Magic numbers eliminated.</w:t>
+        <w:rPr>
+          <w:b w:val="0"/>
+        </w:rPr>
+        <w:t>Jia, Y., &amp; Harman, M. (2011). An analysis and survey of the development of mutation testing. *IEEE Transactions on Software Engineering*, 37(5), 649–678.</w:t>
       </w:r>
     </w:p>
     <w:p>
-      <w:pPr>
-        <w:pStyle w:val="ListBullet"/>
-      </w:pPr>
+      <w:pPr/>
       <w:r>
-        <w:t>Professional Honesty: Limitations declared upfront (concurrency untested, file-based scalability constraints, unresolved pricing policy). Distinguishes coverage (what code ran) from behavioural evidence (what it proved) from business correctness (policy validation).</w:t>
+        <w:rPr>
+          <w:b w:val="0"/>
+        </w:rPr>
+        <w:t>Martin, R. C. (2008). *Clean Code: A Handbook of Agile Software Craftsmanship*. Prentice Hall.</w:t>
       </w:r>
     </w:p>
     <w:p>
+      <w:pPr/>
       <w:r>
-        <w:t>Avoiding Common Pitfalls: The project deliberately rejects over-engineering. Abstract Factory was considered for configuration management but not introduced, as Pydantic models already provide validation. Observer pattern was rejected for invoice notification because a single synchronous client does not warrant event decoupling. Builder was not used because Pydantic dataclasses handle request construction. These non-decisions reflect a principle: adopt patterns when they solve actual problems, not to demonstrate pattern knowledge. This discipline distinguishes professional architecture from architectural theater.</w:t>
+        <w:rPr>
+          <w:b w:val="0"/>
+        </w:rPr>
+        <w:t>Martin, R. C. (2017). *Clean Architecture: A Craftsman's Guide to Software Structure and Design*. Prentice Hall.</w:t>
       </w:r>
     </w:p>
     <w:p>
+      <w:pPr/>
       <w:r>
-        <w:t>Evidence-Driven Claims: Rather than claiming "better design" in abstract terms, the refactoring presents concrete evidence: coupling measured by responsibility distribution (v0: 6 concerns in 90 lines vs v1: 6 concerns in 6 components), testability measured by testing boundary (v0: integration-only vs v1: unit+service+integration), and quality measured by test results (90 tests, 0.21s execution, 99% coverage). This approach moves beyond opinion toward verifiable technical facts.</w:t>
-      </w:r>
-    </w:p>
-    <w:p/>
-    <w:p>
-      <w:pPr>
-        <w:pStyle w:val="Heading2"/>
-      </w:pPr>
-      <w:r>
-        <w:t>5. Critical Evaluation and Recommendations (600 words)</w:t>
+        <w:rPr>
+          <w:b w:val="0"/>
+        </w:rPr>
+        <w:t>Seaman, C. B., &amp; Gough, Y. (2011). Measuring and monitoring technical debt. In N. E. Fenton &amp; P. McBreen (Eds.), *Advances in Software Engineering* (pp. 205–225). Academic Press.</w:t>
       </w:r>
     </w:p>
     <w:p>
-      <w:pPr>
-        <w:pStyle w:val="Heading3"/>
-      </w:pPr>
-      <w:r>
-        <w:t>5.1 Were the Design Decisions Right?</w:t>
-      </w:r>
-    </w:p>
-    <w:p>
-      <w:r>
-        <w:t>Overall, the four architectural decisions were appropriate for the quality problems identified in v0, although each introduced additional structure that would not be justified in every system.</w:t>
-      </w:r>
-    </w:p>
-    <w:p>
-      <w:r>
-        <w:t>The **Service Layer** was the strongest decision because it directly addressed the coupling between HTTP handling and pricing logic. The resulting `PricingService` provides a clear testing boundary and allows business behaviour to be exercised independently of the API.</w:t>
-      </w:r>
-    </w:p>
-    <w:p>
-      <w:r>
-        <w:t>The **Repository Pattern** was also justified because v0 directly coupled pricing to file-based configuration and invoice persistence. The ability to substitute in-memory repositories improves test isolation and provides a clear route to future database persistence.</w:t>
-      </w:r>
-    </w:p>
-    <w:p>
-      <w:r>
-        <w:t>The **Strategy Pattern** appropriately addresses the variation in plans, discounts and taxation. Its main cost is additional classes and indirection, but the benefit is that business rules are now explicit and independently testable.</w:t>
-      </w:r>
-    </w:p>
-    <w:p>
-      <w:r>
-        <w:t>**Clock Injection** was a small but important design improvement. Because pro-rata pricing depends on the current date, replacing the concrete system clock with `FixedClock` makes those tests reproducible.</w:t>
-      </w:r>
-    </w:p>
-    <w:p>
-      <w:r>
-        <w:t>The decisions therefore appear justified by the identified quality problems. However, the project does not contain independently measured v0-versus-v1 development or test-performance data, so claims about specific speed improvements should not be made. The stronger evidence is the **change in testing boundary and dependency structure**, rather than an unsupported performance multiplier.</w:t>
-      </w:r>
-    </w:p>
-    <w:p/>
-    <w:p>
-      <w:pPr>
-        <w:pStyle w:val="Heading3"/>
-      </w:pPr>
-      <w:r>
-        <w:t>5.2 Was the Testing Strategy Effective?</w:t>
-      </w:r>
-    </w:p>
-    <w:p>
-      <w:r>
-        <w:t>The testing strategy proved several important properties of the refactored design.</w:t>
-      </w:r>
-    </w:p>
-    <w:p>
-      <w:r>
-        <w:t>What it proved: The characterisation tests provide evidence of behavioural equivalence between v0 and v1 for the scenarios captured before refactoring. Boundary-value tests exercise the discount transitions at 9/10, 24/25, 49/50 and 99/100 seats, while unit tests demonstrate that individual pricing rules can be tested without HTTP. Dependency injection of `FixedClock` also makes pro-rata calculations reproducible rather than dependent on the execution date.</w:t>
-      </w:r>
-    </w:p>
-    <w:p>
-      <w:r>
-        <w:t>What it did not prove: The tests do not establish safe concurrent invoice writes because file-locking behaviour has not been tested. They do not demonstrate performance under production-scale load, and synthetic test data cannot represent every real-world scenario. Most importantly, test coverage cannot establish **business correctness**: the 24/25 pricing anomaly can be detected and reproduced, but testing alone cannot determine whether that pricing policy is intentional.</w:t>
-      </w:r>
-    </w:p>
-    <w:p>
-      <w:r>
-        <w:t>This distinction is important because high coverage can otherwise create false confidence. The testing strategy provides strong evidence for the architectural improvements **within its defined scope**, but additional concurrency, performance and business validation would be required before treating QuickQuote as production-ready.</w:t>
-      </w:r>
-    </w:p>
-    <w:p/>
-    <w:p>
-      <w:pPr>
-        <w:pStyle w:val="Heading3"/>
-      </w:pPr>
-      <w:r>
-        <w:t>5.3 Quality Improvements Achieved</w:t>
-      </w:r>
-    </w:p>
-    <w:p>
-      <w:r>
-        <w:t>The refactoring achieved several significant structural and quality improvements.</w:t>
-      </w:r>
-    </w:p>
-    <w:p>
+      <w:pPr/>
       <w:r>
         <w:rPr>
-          <w:b/>
+          <w:b w:val="0"/>
         </w:rPr>
-        <w:t>Coupling:</w:t>
-      </w:r>
-      <w:r>
-        <w:t xml:space="preserve"> v0 combines HTTP handling, configuration access, pricing rules, time-dependent calculations and invoice persistence within a single approximately 90-line handler. v1 separates these responsibilities into focused components. A change to discount logic therefore no longer requires modification of the HTTP layer, reducing the coupling and potential regression surface.</w:t>
-      </w:r>
-    </w:p>
-    <w:p>
-      <w:r>
-        <w:rPr>
-          <w:b/>
-        </w:rPr>
-        <w:t>Testability:</w:t>
-      </w:r>
-      <w:r>
-        <w:t xml:space="preserve"> v0 requires pricing scenarios to be exercised through the HTTP endpoint, whereas v1 allows `PricingService` to be invoked directly with controlled dependencies. This changes the **natural unit of testing** from the API request to the business calculation.</w:t>
-      </w:r>
-    </w:p>
-    <w:p>
-      <w:r>
-        <w:rPr>
-          <w:b/>
-        </w:rPr>
-        <w:t>Rule visibility:</w:t>
-      </w:r>
-      <w:r>
-        <w:t xml:space="preserve"> v0 embeds discount tiers and tax calculations within conditional branches. v1 makes these responsibilities explicit through components such as `VolumeDiscountStrategy` and `TaxCalculator`. Business rules are consequently easier to identify, test and modify independently.</w:t>
-      </w:r>
-    </w:p>
-    <w:p>
-      <w:r>
-        <w:rPr>
-          <w:b/>
-        </w:rPr>
-        <w:t>Test evidence:</w:t>
-      </w:r>
-      <w:r>
-        <w:t xml:space="preserve"> v1 has a documented suite of **90 tests**, executing in **0.21 seconds**, with approximately **99% overall line coverage and 92% branch coverage** reported in the project evidence. The significance is not the percentages alone: the tests specifically exercise pricing boundaries, individual rules, service orchestration and the API contract.</w:t>
-      </w:r>
-    </w:p>
-    <w:p>
-      <w:r>
-        <w:rPr>
-          <w:b/>
-        </w:rPr>
-        <w:t>Change isolation:</w:t>
-      </w:r>
-      <w:r>
-        <w:t xml:space="preserve"> A future change to a regional tax rule can be contained within the relevant pricing component or configuration rather than requiring modification of the central request handler. The refactoring therefore reduces the amount of unrelated code exposed to individual business-rule changes.</w:t>
-      </w:r>
-    </w:p>
-    <w:p>
-      <w:r>
-        <w:t>Overall, the improvement is best characterised as a move from a **large, infrastructure-coupled testing boundary to smaller, explicit and independently testable responsibilities**.</w:t>
-      </w:r>
-    </w:p>
-    <w:p/>
-    <w:p>
-      <w:pPr>
-        <w:pStyle w:val="Heading3"/>
-      </w:pPr>
-      <w:r>
-        <w:t>5.4 Remaining Gaps and the Pricing Anomaly</w:t>
-      </w:r>
-    </w:p>
-    <w:p/>
-    <w:p>
-      <w:pPr>
-        <w:jc w:val="center"/>
-      </w:pPr>
-      <w:r>
-        <w:drawing>
-          <wp:inline xmlns:a="http://schemas.openxmlformats.org/drawingml/2006/main" xmlns:pic="http://schemas.openxmlformats.org/drawingml/2006/picture">
-            <wp:extent cx="5029200" cy="7845552"/>
-            <wp:docPr id="4" name="Picture 4"/>
-            <wp:cNvGraphicFramePr>
-              <a:graphicFrameLocks noChangeAspect="1"/>
-            </wp:cNvGraphicFramePr>
-            <a:graphic>
-              <a:graphicData uri="http://schemas.openxmlformats.org/drawingml/2006/picture">
-                <pic:pic>
-                  <pic:nvPicPr>
-                    <pic:cNvPr id="0" name="figure4.png"/>
-                    <pic:cNvPicPr/>
-                  </pic:nvPicPr>
-                  <pic:blipFill>
-                    <a:blip r:embed="rId12"/>
-                    <a:stretch>
-                      <a:fillRect/>
-                    </a:stretch>
-                  </pic:blipFill>
-                  <pic:spPr>
-                    <a:xfrm>
-                      <a:off x="0" y="0"/>
-                      <a:ext cx="5029200" cy="7845552"/>
-                    </a:xfrm>
-                    <a:prstGeom prst="rect"/>
-                  </pic:spPr>
-                </pic:pic>
-              </a:graphicData>
-            </a:graphic>
-          </wp:inline>
-        </w:drawing>
-      </w:r>
-    </w:p>
-    <w:p>
-      <w:pPr>
-        <w:pStyle w:val="Heading3"/>
-      </w:pPr>
-      <w:r>
-        <w:t>Figure 4: Boundary-Value Test Evidence – The 24/25 seat pricing anomaly</w:t>
-      </w:r>
-    </w:p>
-    <w:p/>
-    <w:p>
-      <w:r>
-        <w:t>The refactoring improved the architecture but did not address every quality issue identified in Section 1.</w:t>
-      </w:r>
-    </w:p>
-    <w:p>
-      <w:r>
-        <w:t>**The pricing anomaly:** 25 Pro seats produce £675 while 24 seats produce £684. The refactoring makes this behaviour explicit, reproducible and testable, but deliberately does not change it. Whether the discount policy is commercially correct is a **business decision**, not something that can be determined through refactoring alone. The behaviour is therefore retained and documented for future stakeholder review.</w:t>
-      </w:r>
-    </w:p>
-    <w:p>
-      <w:r>
-        <w:t>**Infrastructure limitations:** v1 retains file-based configuration and invoice persistence. Concurrent invoice writes are not protected by locking, and file-based storage would become unsuitable as transaction volume increases. These limitations remain outside the current implementation scope.</w:t>
-      </w:r>
-    </w:p>
-    <w:p>
-      <w:r>
-        <w:t>**Production concerns:** Logging, monitoring, resilience, error recovery and security hardening have not been comprehensively addressed. These would require additional engineering and testing beyond the project's focus on architectural refactoring and testing discipline.</w:t>
-      </w:r>
-    </w:p>
-    <w:p>
-      <w:r>
-        <w:t>These gaps represent **defined scope boundaries rather than concealed deficiencies**. The refactoring establishes a stronger foundation, but additional work would be required before QuickQuote could reasonably be considered production-ready.</w:t>
-      </w:r>
-    </w:p>
-    <w:p/>
-    <w:p>
-      <w:pPr>
-        <w:pStyle w:val="Heading3"/>
-      </w:pPr>
-      <w:r>
-        <w:t>5.5 Lessons Learned</w:t>
-      </w:r>
-    </w:p>
-    <w:p>
-      <w:pPr>
-        <w:pStyle w:val="ListNumber"/>
-      </w:pPr>
-      <w:r>
-        <w:t>**Architecture determines testability:** The v1 design emerged from identifying the testing boundaries needed to exercise pricing logic safely, demonstrating that architecture and testability are inseparable.</w:t>
-      </w:r>
-    </w:p>
-    <w:p>
-      <w:pPr>
-        <w:pStyle w:val="ListNumber"/>
-      </w:pPr>
-      <w:r>
-        <w:t>**Restraint is a design decision:** Rejecting Abstract Factory, Observer and Builder showed that good architecture depends on applying the right abstraction to the actual problem, not maximising pattern usage.</w:t>
-      </w:r>
-    </w:p>
-    <w:p>
-      <w:pPr>
-        <w:pStyle w:val="ListNumber"/>
-      </w:pPr>
-      <w:r>
-        <w:t>**Honest limitations are valuable:** Documenting the pricing anomaly, concurrency and scalability limitations provides more credible evidence than claiming that the refactoring solved every quality concern.</w:t>
-      </w:r>
-    </w:p>
-    <w:p>
-      <w:pPr>
-        <w:pStyle w:val="ListNumber"/>
-      </w:pPr>
-      <w:r>
-        <w:t>**Design and testing are connected disciplines:** The architectural changes and layered test strategy work together to provide evidence of improved software quality rather than either being sufficient in isolation.</w:t>
-      </w:r>
-    </w:p>
-    <w:p/>
-    <w:p>
-      <w:r>
-        <w:br w:type="page"/>
+        <w:t>Software Engineering Institute (SEI). (2021). *Technical Debt: Definition, Origin, Measurement, and Management*. Carnegie Mellon University.</w:t>
       </w:r>
     </w:p>
     <w:p>
@@ -1567,6 +1895,428 @@
       <w:cols w:space="720"/>
       <w:docGrid w:linePitch="360"/>
     </w:sectPr>
+    <w:tbl>
+      <w:tblPr>
+        <w:tblStyle w:val="TableGrid"/>
+        <w:tblW w:type="auto" w:w="0"/>
+        <w:tblLook w:firstColumn="1" w:firstRow="1" w:lastColumn="0" w:lastRow="0" w:noHBand="0" w:noVBand="1" w:val="04A0"/>
+      </w:tblPr>
+      <w:tblGrid>
+        <w:gridCol w:w="9360"/>
+      </w:tblGrid>
+      <w:tr>
+        <w:tc>
+          <w:tcPr>
+            <w:tcW w:type="dxa" w:w="9360"/>
+            <w:shd w:fill="D4EDDA"/>
+          </w:tcPr>
+          <w:p>
+            <w:pPr>
+              <w:spacing w:before="120" w:after="120"/>
+              <w:jc w:val="center"/>
+            </w:pPr>
+            <w:r>
+              <w:t>🔗 View Full Project: github.com/asthamalviya/pricing-service-clean-architecture</w:t>
+            </w:r>
+          </w:p>
+        </w:tc>
+      </w:tr>
+    </w:tbl>
+    <w:tbl>
+      <w:tblPr>
+        <w:tblStyle w:val="LightGrid-Accent1"/>
+        <w:tblW w:type="auto" w:w="0"/>
+        <w:tblLook w:firstColumn="1" w:firstRow="1" w:lastColumn="0" w:lastRow="0" w:noHBand="0" w:noVBand="1" w:val="04A0"/>
+      </w:tblPr>
+      <w:tblGrid>
+        <w:gridCol w:w="3120"/>
+        <w:gridCol w:w="3120"/>
+        <w:gridCol w:w="3120"/>
+      </w:tblGrid>
+      <w:tr>
+        <w:tc>
+          <w:tcPr>
+            <w:tcW w:type="dxa" w:w="3120"/>
+          </w:tcPr>
+          <w:p>
+            <w:r>
+              <w:t>Pattern</w:t>
+            </w:r>
+          </w:p>
+        </w:tc>
+        <w:tc>
+          <w:tcPr>
+            <w:tcW w:type="dxa" w:w="3120"/>
+          </w:tcPr>
+          <w:p>
+            <w:r>
+              <w:t>Why Absent</w:t>
+            </w:r>
+          </w:p>
+        </w:tc>
+        <w:tc>
+          <w:tcPr>
+            <w:tcW w:type="dxa" w:w="3120"/>
+          </w:tcPr>
+          <w:p>
+            <w:r>
+              <w:t>Impact</w:t>
+            </w:r>
+          </w:p>
+        </w:tc>
+      </w:tr>
+      <w:tr>
+        <w:tc>
+          <w:tcPr>
+            <w:tcW w:type="dxa" w:w="3120"/>
+          </w:tcPr>
+          <w:p>
+            <w:r>
+              <w:t>Service Layer</w:t>
+            </w:r>
+          </w:p>
+        </w:tc>
+        <w:tc>
+          <w:tcPr>
+            <w:tcW w:type="dxa" w:w="3120"/>
+          </w:tcPr>
+          <w:p>
+            <w:r>
+              <w:t>Pricing in HTTP handler</w:t>
+            </w:r>
+          </w:p>
+        </w:tc>
+        <w:tc>
+          <w:tcPr>
+            <w:tcW w:type="dxa" w:w="3120"/>
+          </w:tcPr>
+          <w:p>
+            <w:r>
+              <w:t>Business logic untestable in isolation</w:t>
+            </w:r>
+          </w:p>
+        </w:tc>
+      </w:tr>
+      <w:tr>
+        <w:tc>
+          <w:tcPr>
+            <w:tcW w:type="dxa" w:w="3120"/>
+          </w:tcPr>
+          <w:p>
+            <w:r>
+              <w:t>Repository</w:t>
+            </w:r>
+          </w:p>
+        </w:tc>
+        <w:tc>
+          <w:tcPr>
+            <w:tcW w:type="dxa" w:w="3120"/>
+          </w:tcPr>
+          <w:p>
+            <w:r>
+              <w:t>Direct file access</w:t>
+            </w:r>
+          </w:p>
+        </w:tc>
+        <w:tc>
+          <w:tcPr>
+            <w:tcW w:type="dxa" w:w="3120"/>
+          </w:tcPr>
+          <w:p>
+            <w:r>
+              <w:t>Cannot replace persistence without rewriting pricing</w:t>
+            </w:r>
+          </w:p>
+        </w:tc>
+      </w:tr>
+      <w:tr>
+        <w:tc>
+          <w:tcPr>
+            <w:tcW w:type="dxa" w:w="3120"/>
+          </w:tcPr>
+          <w:p>
+            <w:r>
+              <w:t>Strategy</w:t>
+            </w:r>
+          </w:p>
+        </w:tc>
+        <w:tc>
+          <w:tcPr>
+            <w:tcW w:type="dxa" w:w="3120"/>
+          </w:tcPr>
+          <w:p>
+            <w:r>
+              <w:t>Hardcoded conditionals for plans/discounts</w:t>
+            </w:r>
+          </w:p>
+        </w:tc>
+        <w:tc>
+          <w:tcPr>
+            <w:tcW w:type="dxa" w:w="3120"/>
+          </w:tcPr>
+          <w:p>
+            <w:r>
+              <w:t>Adding rules requires modifying handler</w:t>
+            </w:r>
+          </w:p>
+        </w:tc>
+      </w:tr>
+      <w:tr>
+        <w:tc>
+          <w:tcPr>
+            <w:tcW w:type="dxa" w:w="3120"/>
+          </w:tcPr>
+          <w:p>
+            <w:r>
+              <w:t>Dependency Injection</w:t>
+            </w:r>
+          </w:p>
+        </w:tc>
+        <w:tc>
+          <w:tcPr>
+            <w:tcW w:type="dxa" w:w="3120"/>
+          </w:tcPr>
+          <w:p>
+            <w:r>
+              <w:t>Embedded `datetime.now()`</w:t>
+            </w:r>
+          </w:p>
+        </w:tc>
+        <w:tc>
+          <w:tcPr>
+            <w:tcW w:type="dxa" w:w="3120"/>
+          </w:tcPr>
+          <w:p>
+            <w:r>
+              <w:t>Testing cannot control time, defeating pro-rata tests</w:t>
+            </w:r>
+          </w:p>
+        </w:tc>
+      </w:tr>
+    </w:tbl>
+    <w:tbl>
+      <w:tblPr>
+        <w:tblStyle w:val="LightGrid-Accent1"/>
+        <w:tblW w:type="auto" w:w="0"/>
+        <w:tblLook w:firstColumn="1" w:firstRow="1" w:lastColumn="0" w:lastRow="0" w:noHBand="0" w:noVBand="1" w:val="04A0"/>
+      </w:tblPr>
+      <w:tblGrid>
+        <w:gridCol w:w="2340"/>
+        <w:gridCol w:w="2340"/>
+        <w:gridCol w:w="2340"/>
+        <w:gridCol w:w="2340"/>
+      </w:tblGrid>
+      <w:tr>
+        <w:tc>
+          <w:tcPr>
+            <w:tcW w:type="dxa" w:w="2340"/>
+          </w:tcPr>
+          <w:p>
+            <w:r>
+              <w:t>Design Decision</w:t>
+            </w:r>
+          </w:p>
+        </w:tc>
+        <w:tc>
+          <w:tcPr>
+            <w:tcW w:type="dxa" w:w="2340"/>
+          </w:tcPr>
+          <w:p>
+            <w:r>
+              <w:t>Fixes Gap</w:t>
+            </w:r>
+          </w:p>
+        </w:tc>
+        <w:tc>
+          <w:tcPr>
+            <w:tcW w:type="dxa" w:w="2340"/>
+          </w:tcPr>
+          <w:p>
+            <w:r>
+              <w:t>Makes Testable</w:t>
+            </w:r>
+          </w:p>
+        </w:tc>
+        <w:tc>
+          <w:tcPr>
+            <w:tcW w:type="dxa" w:w="2340"/>
+          </w:tcPr>
+          <w:p>
+            <w:r>
+              <w:t>Approach</w:t>
+            </w:r>
+          </w:p>
+        </w:tc>
+      </w:tr>
+      <w:tr>
+        <w:tc>
+          <w:tcPr>
+            <w:tcW w:type="dxa" w:w="2340"/>
+          </w:tcPr>
+          <w:p>
+            <w:r>
+              <w:t>Service Layer</w:t>
+            </w:r>
+          </w:p>
+        </w:tc>
+        <w:tc>
+          <w:tcPr>
+            <w:tcW w:type="dxa" w:w="2340"/>
+          </w:tcPr>
+          <w:p>
+            <w:r>
+              <w:t>1, 6</w:t>
+            </w:r>
+          </w:p>
+        </w:tc>
+        <w:tc>
+          <w:tcPr>
+            <w:tcW w:type="dxa" w:w="2340"/>
+          </w:tcPr>
+          <w:p>
+            <w:r>
+              <w:t>Business logic independently of HTTP</w:t>
+            </w:r>
+          </w:p>
+        </w:tc>
+        <w:tc>
+          <w:tcPr>
+            <w:tcW w:type="dxa" w:w="2340"/>
+          </w:tcPr>
+          <w:p>
+            <w:r>
+              <w:t>Unit/service tests</w:t>
+            </w:r>
+          </w:p>
+        </w:tc>
+      </w:tr>
+      <w:tr>
+        <w:tc>
+          <w:tcPr>
+            <w:tcW w:type="dxa" w:w="2340"/>
+          </w:tcPr>
+          <w:p>
+            <w:r>
+              <w:t>Repository</w:t>
+            </w:r>
+          </w:p>
+        </w:tc>
+        <w:tc>
+          <w:tcPr>
+            <w:tcW w:type="dxa" w:w="2340"/>
+          </w:tcPr>
+          <w:p>
+            <w:r>
+              <w:t>2</w:t>
+            </w:r>
+          </w:p>
+        </w:tc>
+        <w:tc>
+          <w:tcPr>
+            <w:tcW w:type="dxa" w:w="2340"/>
+          </w:tcPr>
+          <w:p>
+            <w:r>
+              <w:t>Persistence without filesystem</w:t>
+            </w:r>
+          </w:p>
+        </w:tc>
+        <w:tc>
+          <w:tcPr>
+            <w:tcW w:type="dxa" w:w="2340"/>
+          </w:tcPr>
+          <w:p>
+            <w:r>
+              <w:t>In-memory repos</w:t>
+            </w:r>
+          </w:p>
+        </w:tc>
+      </w:tr>
+      <w:tr>
+        <w:tc>
+          <w:tcPr>
+            <w:tcW w:type="dxa" w:w="2340"/>
+          </w:tcPr>
+          <w:p>
+            <w:r>
+              <w:t>Strategy</w:t>
+            </w:r>
+          </w:p>
+        </w:tc>
+        <w:tc>
+          <w:tcPr>
+            <w:tcW w:type="dxa" w:w="2340"/>
+          </w:tcPr>
+          <w:p>
+            <w:r>
+              <w:t>3, 7</w:t>
+            </w:r>
+          </w:p>
+        </w:tc>
+        <w:tc>
+          <w:tcPr>
+            <w:tcW w:type="dxa" w:w="2340"/>
+          </w:tcPr>
+          <w:p>
+            <w:r>
+              <w:t>Individual pricing rules</w:t>
+            </w:r>
+          </w:p>
+        </w:tc>
+        <w:tc>
+          <w:tcPr>
+            <w:tcW w:type="dxa" w:w="2340"/>
+          </w:tcPr>
+          <w:p>
+            <w:r>
+              <w:t>Unit + boundary-value</w:t>
+            </w:r>
+          </w:p>
+        </w:tc>
+      </w:tr>
+      <w:tr>
+        <w:tc>
+          <w:tcPr>
+            <w:tcW w:type="dxa" w:w="2340"/>
+          </w:tcPr>
+          <w:p>
+            <w:r>
+              <w:t>Clock Injection</w:t>
+            </w:r>
+          </w:p>
+        </w:tc>
+        <w:tc>
+          <w:tcPr>
+            <w:tcW w:type="dxa" w:w="2340"/>
+          </w:tcPr>
+          <w:p>
+            <w:r>
+              <w:t>4</w:t>
+            </w:r>
+          </w:p>
+        </w:tc>
+        <w:tc>
+          <w:tcPr>
+            <w:tcW w:type="dxa" w:w="2340"/>
+          </w:tcPr>
+          <w:p>
+            <w:r>
+              <w:t>Deterministic pro-rata</w:t>
+            </w:r>
+          </w:p>
+        </w:tc>
+        <w:tc>
+          <w:tcPr>
+            <w:tcW w:type="dxa" w:w="2340"/>
+          </w:tcPr>
+          <w:p>
+            <w:r>
+              <w:t>FixedClock in tests</w:t>
+            </w:r>
+          </w:p>
+        </w:tc>
+      </w:tr>
+    </w:tbl>
   </w:body>
 </w:document>
 </file>

--- a/Module_7_Portfolio_Report_FINAL.docx
+++ b/Module_7_Portfolio_Report_FINAL.docx
@@ -5,181 +5,216 @@
     <w:p>
       <w:pPr>
         <w:pStyle w:val="Title"/>
+        <w:jc w:val="center"/>
       </w:pPr>
       <w:r>
-        <w:rPr/>
         <w:t>Software Quality: Design and Testing Practice</w:t>
       </w:r>
     </w:p>
     <w:p>
       <w:pPr>
         <w:pStyle w:val="Heading2"/>
+        <w:jc w:val="center"/>
       </w:pPr>
       <w:r>
-        <w:rPr/>
         <w:t>Module 7 Portfolio Project Report</w:t>
       </w:r>
     </w:p>
     <w:p>
-      <w:pPr/>
+      <w:pPr>
+        <w:jc w:val="center"/>
+      </w:pPr>
       <w:r>
         <w:rPr>
           <w:b/>
         </w:rPr>
-        <w:t>Student: Astha Malviya</w:t>
+        <w:t xml:space="preserve">Student: </w:t>
+      </w:r>
+      <w:r>
+        <w:t>Astha Malviya</w:t>
       </w:r>
     </w:p>
     <w:p>
-      <w:pPr/>
+      <w:pPr>
+        <w:jc w:val="center"/>
+      </w:pPr>
       <w:r>
         <w:rPr>
           <w:b/>
         </w:rPr>
-        <w:t>Repository: github.com/asthamalviya/pricing-service-clean-architecture</w:t>
+        <w:t xml:space="preserve">Repository: </w:t>
+      </w:r>
+      <w:r>
+        <w:rPr>
+          <w:u w:val="single"/>
+        </w:rPr>
+        <w:t>github.com/asthamalviya/pricing-service-clean-architecture</w:t>
       </w:r>
     </w:p>
-    <w:p>
-      <w:pPr/>
-    </w:p>
+    <w:tbl>
+      <w:tblPr>
+        <w:tblStyle w:val="TableGrid"/>
+        <w:tblW w:type="auto" w:w="0"/>
+        <w:tblLook w:firstColumn="1" w:firstRow="1" w:lastColumn="0" w:lastRow="0" w:noHBand="0" w:noVBand="1" w:val="04A0"/>
+      </w:tblPr>
+      <w:tblGrid>
+        <w:gridCol w:w="9360"/>
+      </w:tblGrid>
+      <w:tr>
+        <w:tc>
+          <w:tcPr>
+            <w:tcW w:type="dxa" w:w="9360"/>
+            <w:shd w:fill="D4EDDA"/>
+          </w:tcPr>
+          <w:p>
+            <w:pPr>
+              <w:jc w:val="center"/>
+            </w:pPr>
+            <w:r>
+              <w:t>🔗 View Full Project: github.com/asthamalviya/pricing-service-clean-architecture</w:t>
+            </w:r>
+          </w:p>
+        </w:tc>
+      </w:tr>
+    </w:tbl>
+    <w:p/>
     <w:p>
       <w:pPr>
         <w:pStyle w:val="Heading2"/>
       </w:pPr>
       <w:r>
-        <w:rPr/>
         <w:t>Executive Summary</w:t>
       </w:r>
     </w:p>
     <w:p>
-      <w:pPr/>
       <w:r>
-        <w:rPr/>
         <w:t>This portfolio demonstrates a systematic refactoring of a pricing service from monolithic architecture to clean, layered design. The original v0 implementation—a 90-line HTTP handler coupling six distinct responsibilities—contained seven quality gaps creating financial mispricing risk, weak testability, and high maintenance cost. Through deliberate architectural decisions (Service Layer, Repository Pattern, Strategy Pattern, and Dependency Injection), the refactored v1 achieves 99% code coverage across 90 tests, established clear architectural boundaries, and made business rules independently modifiable. The project illustrates how quality improvement stems not from pattern proliferation but from precise diagnosis of coupling, followed by minimal architectural intervention. All evidence—design decisions, test suite, architectural diagrams, and the pricing anomaly evidence—is present in the accompanying repository and embedded figures, providing reproducible proof of the refactoring's effectiveness.</w:t>
       </w:r>
     </w:p>
-    <w:p>
-      <w:pPr/>
-    </w:p>
+    <w:p/>
     <w:p>
       <w:pPr>
         <w:pStyle w:val="Heading2"/>
       </w:pPr>
       <w:r>
-        <w:rPr/>
         <w:t>1. Quality Diagnosis (550 words)</w:t>
       </w:r>
     </w:p>
     <w:p>
-      <w:pPr/>
       <w:r>
-        <w:rPr/>
         <w:t>The QuickQuote pricing service v0 exemplifies architectural debt. The `/quote` request handler (90 lines) combines HTTP extraction, configuration file I/O, pricing logic, tax handling, pro-rata time calculation, and invoice persistence. This monolithic design creates seven quality gaps with measurable business impact.</w:t>
       </w:r>
     </w:p>
     <w:p>
-      <w:pPr/>
       <w:r>
-        <w:rPr/>
         <w:t>Gap 1: High Coupling. Pricing logic intertwined with HTTP and persistence code. Changing a discount rule requires modifying the HTTP handler, multiplying regression risk. Business logic cannot be reused independently of the API framework.</w:t>
       </w:r>
     </w:p>
     <w:p>
-      <w:pPr/>
       <w:r>
-        <w:rPr/>
         <w:t>Gap 2: Direct File I/O. Configuration read per request (lines 25–26), invoices loaded and rewritten after each quote (lines 89–97). Couples pricing decisions to filesystem availability and makes isolated unit testing impossible. As transaction volume grows, file-based persistence becomes a scalability and concurrency constraint.</w:t>
       </w:r>
     </w:p>
     <w:p>
-      <w:pPr/>
       <w:r>
-        <w:rPr/>
         <w:t>Gap 3: Embedded Rule Sets. Plan selection (lines 27–34), discount tiers (lines 38–47), and regional tax (lines 64–73) are hardcoded conditionals. Adding a plan or region requires modifying the central handler. Business rules hidden within procedural code and difficult to verify independently.</w:t>
       </w:r>
     </w:p>
     <w:p>
-      <w:pPr/>
       <w:r>
-        <w:rPr/>
         <w:t>Gap 4: Non-deterministic Time. Pro-rata calculation calls `datetime.now()` directly (line 58). Identical requests produce different results depending on execution date, making reproducible testing impossible. Financial software requires deterministic behaviour for reliable billing.</w:t>
       </w:r>
     </w:p>
     <w:p>
-      <w:pPr/>
       <w:r>
-        <w:rPr/>
         <w:t>Gap 5: Rounding at Multiple Stages. Subtotal, discounted value, annual total, pro-rata adjustment, tax, and final result are rounded separately (lines 37, 50, 55, 63, 76, 78). Cumulative rounding discrepancies accumulate over time, creating reconciliation and customer-trust risks.</w:t>
       </w:r>
     </w:p>
     <w:p>
-      <w:pPr/>
       <w:r>
-        <w:rPr/>
         <w:t>Gap 6: Weak Input Validation. Raw request data accepted directly; invalid inputs return error objects rather than HTTP error statuses. Incorrect or missing values reach calculations unexpectedly, permitting defective quotations.</w:t>
       </w:r>
     </w:p>
     <w:p>
-      <w:pPr/>
       <w:r>
-        <w:rPr/>
         <w:t>Gap 7: Magic Numbers. Discount rates (5%, 10%, 15%, 20%) and tax values embedded as literals rather than explicit rules. Harder to identify for review and dangerous to modify without context.</w:t>
       </w:r>
     </w:p>
+    <w:p/>
     <w:p>
-      <w:pPr/>
-    </w:p>
-    <w:p>
-      <w:pPr/>
+      <w:pPr>
+        <w:jc w:val="center"/>
+      </w:pPr>
+      <w:r>
+        <w:drawing>
+          <wp:inline xmlns:a="http://schemas.openxmlformats.org/drawingml/2006/main" xmlns:pic="http://schemas.openxmlformats.org/drawingml/2006/picture">
+            <wp:extent cx="5029200" cy="6456236"/>
+            <wp:docPr id="1" name="Picture 1"/>
+            <wp:cNvGraphicFramePr>
+              <a:graphicFrameLocks noChangeAspect="1"/>
+            </wp:cNvGraphicFramePr>
+            <a:graphic>
+              <a:graphicData uri="http://schemas.openxmlformats.org/drawingml/2006/picture">
+                <pic:pic>
+                  <pic:nvPicPr>
+                    <pic:cNvPr id="0" name="figure1.png"/>
+                    <pic:cNvPicPr/>
+                  </pic:nvPicPr>
+                  <pic:blipFill>
+                    <a:blip r:embed="rId9"/>
+                    <a:stretch>
+                      <a:fillRect/>
+                    </a:stretch>
+                  </pic:blipFill>
+                  <pic:spPr>
+                    <a:xfrm>
+                      <a:off x="0" y="0"/>
+                      <a:ext cx="5029200" cy="6456236"/>
+                    </a:xfrm>
+                    <a:prstGeom prst="rect"/>
+                  </pic:spPr>
+                </pic:pic>
+              </a:graphicData>
+            </a:graphic>
+          </wp:inline>
+        </w:drawing>
+      </w:r>
     </w:p>
     <w:p>
       <w:pPr>
         <w:pStyle w:val="Heading3"/>
       </w:pPr>
       <w:r>
-        <w:rPr/>
         <w:t>Figure 1: v0 Handler Coupling – Monolithic 90-line structure combining HTTP, pricing, and persistence</w:t>
       </w:r>
     </w:p>
+    <w:p/>
     <w:p>
-      <w:pPr/>
-    </w:p>
-    <w:p>
-      <w:pPr/>
       <w:r>
-        <w:rPr/>
         <w:t>Business Impact: These gaps interact to create a critical risk: the service contains a real pricing anomaly—25 Pro seats produce £675 while 24 seats produce £684. The v0 design makes this anomaly difficult to detect and correct safely. Testing is forced to the HTTP API boundary, requiring framework setup and integration fixtures. Defects in pricing logic cannot be isolated at the unit level. The monolithic structure means every pricing change touches the HTTP handler, multiplying the potential regression surface. Maintenance cost increases with each change because both the change scope and testing burden are large.</w:t>
       </w:r>
     </w:p>
     <w:p>
-      <w:pPr/>
       <w:r>
-        <w:rPr/>
         <w:t>The Software Engineering Institute (SEI) defines this as technical debt: the cost accrued by choosing an expedient solution now that increases future effort and risk. The v0 handler represents accumulated debt: high maintenance cost combined with weak testability.</w:t>
       </w:r>
     </w:p>
     <w:p>
-      <w:pPr/>
       <w:r>
-        <w:rPr/>
         <w:t>The case for improvement is evidence-based. The v0 design creates financial mispricing risk, regression risk, operational constraints, and increasing maintenance cost. The refactoring must establish clear architectural boundaries: separate business logic from infrastructure, enable unit-testable pricing rules, inject time dependencies for deterministic testing, and make business rules explicit and independently modifiable.</w:t>
       </w:r>
     </w:p>
     <w:p>
-      <w:pPr/>
       <w:r>
-        <w:rPr/>
         <w:t>Key Insight: The seven gaps are not independent failures but symptoms of a single root cause: monolithic architecture. A single 90-line function cannot be the unit of change, testing, or understanding. Fixing one gap in isolation (e.g., adding input validation) without addressing the architecture leaves the others intact. The refactoring strategy therefore focuses on decomposing the monolith into distinct responsibilities, each independently testable and modifiable.</w:t>
       </w:r>
     </w:p>
-    <w:p>
-      <w:pPr/>
-    </w:p>
+    <w:p/>
     <w:p>
       <w:pPr>
         <w:pStyle w:val="Heading2"/>
       </w:pPr>
       <w:r>
-        <w:rPr/>
         <w:t>2. Design Evaluation and Architectural Decisions</w:t>
       </w:r>
     </w:p>
@@ -188,135 +223,323 @@
         <w:pStyle w:val="Heading3"/>
       </w:pPr>
       <w:r>
-        <w:rPr/>
         <w:t>2.1 Architectural Boundaries and Design Patterns</w:t>
       </w:r>
     </w:p>
     <w:p>
-      <w:pPr/>
       <w:r>
-        <w:rPr/>
         <w:t>Robert C. Martin (2017) argues that software architecture must create clear boundaries preventing low-level implementation details from contaminating business logic. v0 lacks these boundaries. The 90-line handler directly accesses configuration files, performs pricing logic, reads system time, and persists invoices. Infrastructure changes (e.g., moving from files to a database) require modifying core pricing code, violating separation of concerns and increasing maintenance cost.</w:t>
       </w:r>
     </w:p>
     <w:p>
-      <w:pPr/>
       <w:r>
-        <w:rPr/>
         <w:t>Four patterns are absent from v0, each with measurable consequences:</w:t>
       </w:r>
     </w:p>
+    <w:tbl>
+      <w:tblPr>
+        <w:tblStyle w:val="LightGrid-Accent1"/>
+        <w:tblW w:type="auto" w:w="0"/>
+        <w:tblLook w:firstColumn="1" w:firstRow="1" w:lastColumn="0" w:lastRow="0" w:noHBand="0" w:noVBand="1" w:val="04A0"/>
+      </w:tblPr>
+      <w:tblGrid>
+        <w:gridCol w:w="3120"/>
+        <w:gridCol w:w="3120"/>
+        <w:gridCol w:w="3120"/>
+      </w:tblGrid>
+      <w:tr>
+        <w:tc>
+          <w:tcPr>
+            <w:tcW w:type="dxa" w:w="3120"/>
+          </w:tcPr>
+          <w:p>
+            <w:r>
+              <w:t>Pattern</w:t>
+            </w:r>
+          </w:p>
+        </w:tc>
+        <w:tc>
+          <w:tcPr>
+            <w:tcW w:type="dxa" w:w="3120"/>
+          </w:tcPr>
+          <w:p>
+            <w:r>
+              <w:t>Why Absent</w:t>
+            </w:r>
+          </w:p>
+        </w:tc>
+        <w:tc>
+          <w:tcPr>
+            <w:tcW w:type="dxa" w:w="3120"/>
+          </w:tcPr>
+          <w:p>
+            <w:r>
+              <w:t>Impact</w:t>
+            </w:r>
+          </w:p>
+        </w:tc>
+      </w:tr>
+      <w:tr>
+        <w:tc>
+          <w:tcPr>
+            <w:tcW w:type="dxa" w:w="3120"/>
+          </w:tcPr>
+          <w:p>
+            <w:r>
+              <w:t>Service Layer</w:t>
+            </w:r>
+          </w:p>
+        </w:tc>
+        <w:tc>
+          <w:tcPr>
+            <w:tcW w:type="dxa" w:w="3120"/>
+          </w:tcPr>
+          <w:p>
+            <w:r>
+              <w:t>Pricing in HTTP handler</w:t>
+            </w:r>
+          </w:p>
+        </w:tc>
+        <w:tc>
+          <w:tcPr>
+            <w:tcW w:type="dxa" w:w="3120"/>
+          </w:tcPr>
+          <w:p>
+            <w:r>
+              <w:t>Business logic untestable in isolation</w:t>
+            </w:r>
+          </w:p>
+        </w:tc>
+      </w:tr>
+      <w:tr>
+        <w:tc>
+          <w:tcPr>
+            <w:tcW w:type="dxa" w:w="3120"/>
+          </w:tcPr>
+          <w:p>
+            <w:r>
+              <w:t>Repository</w:t>
+            </w:r>
+          </w:p>
+        </w:tc>
+        <w:tc>
+          <w:tcPr>
+            <w:tcW w:type="dxa" w:w="3120"/>
+          </w:tcPr>
+          <w:p>
+            <w:r>
+              <w:t>Direct file access</w:t>
+            </w:r>
+          </w:p>
+        </w:tc>
+        <w:tc>
+          <w:tcPr>
+            <w:tcW w:type="dxa" w:w="3120"/>
+          </w:tcPr>
+          <w:p>
+            <w:r>
+              <w:t>Cannot replace persistence without rewriting pricing</w:t>
+            </w:r>
+          </w:p>
+        </w:tc>
+      </w:tr>
+      <w:tr>
+        <w:tc>
+          <w:tcPr>
+            <w:tcW w:type="dxa" w:w="3120"/>
+          </w:tcPr>
+          <w:p>
+            <w:r>
+              <w:t>Strategy</w:t>
+            </w:r>
+          </w:p>
+        </w:tc>
+        <w:tc>
+          <w:tcPr>
+            <w:tcW w:type="dxa" w:w="3120"/>
+          </w:tcPr>
+          <w:p>
+            <w:r>
+              <w:t>Hardcoded conditionals for plans/discounts</w:t>
+            </w:r>
+          </w:p>
+        </w:tc>
+        <w:tc>
+          <w:tcPr>
+            <w:tcW w:type="dxa" w:w="3120"/>
+          </w:tcPr>
+          <w:p>
+            <w:r>
+              <w:t>Adding rules requires modifying handler</w:t>
+            </w:r>
+          </w:p>
+        </w:tc>
+      </w:tr>
+      <w:tr>
+        <w:tc>
+          <w:tcPr>
+            <w:tcW w:type="dxa" w:w="3120"/>
+          </w:tcPr>
+          <w:p>
+            <w:r>
+              <w:t>Dependency Injection</w:t>
+            </w:r>
+          </w:p>
+        </w:tc>
+        <w:tc>
+          <w:tcPr>
+            <w:tcW w:type="dxa" w:w="3120"/>
+          </w:tcPr>
+          <w:p>
+            <w:r>
+              <w:t>Embedded `datetime.now()`</w:t>
+            </w:r>
+          </w:p>
+        </w:tc>
+        <w:tc>
+          <w:tcPr>
+            <w:tcW w:type="dxa" w:w="3120"/>
+          </w:tcPr>
+          <w:p>
+            <w:r>
+              <w:t>Testing cannot control time, defeating pro-rata tests</w:t>
+            </w:r>
+          </w:p>
+        </w:tc>
+      </w:tr>
+    </w:tbl>
     <w:p>
-      <w:pPr/>
       <w:r>
-        <w:rPr/>
         <w:t>These are not stylistic choices. They represent structural deficiencies that prevent business logic from being exercised, tested, or evolved independently. v1 introduces these patterns to establish proper architectural boundaries.</w:t>
       </w:r>
     </w:p>
+    <w:p/>
     <w:p>
-      <w:pPr/>
+      <w:pPr>
+        <w:pStyle w:val="Heading3"/>
+      </w:pPr>
+      <w:r>
+        <w:t>2.2 Architectural Decisions: Mapping to Quality Gaps</w:t>
+      </w:r>
+    </w:p>
+    <w:p>
+      <w:r>
+        <w:rPr>
+          <w:b/>
+        </w:rPr>
+        <w:t>Decision 1: Service Layer (addresses Gaps 1, 4, 6)</w:t>
+      </w:r>
+      <w:r>
+        <w:br/>
+        <w:t>v0 couples pricing to HTTP handling. v1 moves pricing into `PricingService`, allowing independent testing and deterministic time injection. Trade-off: ~50 additional lines of code. Benefit: pricing logic testable without framework setup.</w:t>
+      </w:r>
+    </w:p>
+    <w:p>
+      <w:r>
+        <w:rPr>
+          <w:b/>
+        </w:rPr>
+        <w:t>Decision 2: Repository Pattern (addresses Gaps 1, 2)</w:t>
+      </w:r>
+      <w:r>
+        <w:br/>
+        <w:t>v0 directly accesses files. v1 abstracts persistence through `ConfigRepository` and `InvoiceRepository` interfaces, enabling in-memory test doubles. Trade-off: additional interfaces. Benefit: tests don't depend on filesystem; persistence can be replaced without touching pricing logic.</w:t>
+      </w:r>
+    </w:p>
+    <w:p>
+      <w:r>
+        <w:rPr>
+          <w:b/>
+        </w:rPr>
+        <w:t>Decision 3: Strategy Pattern (addresses Gaps 3, 7)</w:t>
+      </w:r>
+      <w:r>
+        <w:br/>
+        <w:t>v0 embeds plan selection, discounts, and tax as hardcoded conditionals. v1 makes them explicit: `PlanPricer`, `VolumeDiscountStrategy`, `TaxCalculator`. Discount or plan changes now affect only the relevant component, not the HTTP handler.</w:t>
+      </w:r>
+    </w:p>
+    <w:p>
+      <w:r>
+        <w:rPr>
+          <w:b/>
+        </w:rPr>
+        <w:t>Decision 4: Dependency Injection for Clock (addresses Gap 4)</w:t>
+      </w:r>
+      <w:r>
+        <w:br/>
+        <w:t>v0 calls `datetime.now()` directly, making pro-rata calculations non-deterministic. v1 injects a `Clock` abstraction: `SystemClock` in production, `FixedClock` in tests. Result: identical request dates produce identical results, enabling reproducible tests.</w:t>
+      </w:r>
+    </w:p>
+    <w:p/>
+    <w:p>
+      <w:pPr>
+        <w:jc w:val="center"/>
+      </w:pPr>
+      <w:r>
+        <w:drawing>
+          <wp:inline xmlns:a="http://schemas.openxmlformats.org/drawingml/2006/main" xmlns:pic="http://schemas.openxmlformats.org/drawingml/2006/picture">
+            <wp:extent cx="5029200" cy="6896290"/>
+            <wp:docPr id="2" name="Picture 2"/>
+            <wp:cNvGraphicFramePr>
+              <a:graphicFrameLocks noChangeAspect="1"/>
+            </wp:cNvGraphicFramePr>
+            <a:graphic>
+              <a:graphicData uri="http://schemas.openxmlformats.org/drawingml/2006/picture">
+                <pic:pic>
+                  <pic:nvPicPr>
+                    <pic:cNvPr id="0" name="figure2.png"/>
+                    <pic:cNvPicPr/>
+                  </pic:nvPicPr>
+                  <pic:blipFill>
+                    <a:blip r:embed="rId10"/>
+                    <a:stretch>
+                      <a:fillRect/>
+                    </a:stretch>
+                  </pic:blipFill>
+                  <pic:spPr>
+                    <a:xfrm>
+                      <a:off x="0" y="0"/>
+                      <a:ext cx="5029200" cy="6896290"/>
+                    </a:xfrm>
+                    <a:prstGeom prst="rect"/>
+                  </pic:spPr>
+                </pic:pic>
+              </a:graphicData>
+            </a:graphic>
+          </wp:inline>
+        </w:drawing>
+      </w:r>
     </w:p>
     <w:p>
       <w:pPr>
         <w:pStyle w:val="Heading3"/>
       </w:pPr>
       <w:r>
-        <w:rPr/>
-        <w:t>2.2 Architectural Decisions: Mapping to Quality Gaps</w:t>
-      </w:r>
-    </w:p>
-    <w:p>
-      <w:pPr/>
-      <w:r>
-        <w:rPr>
-          <w:b/>
-        </w:rPr>
-        <w:t>Decision 1: Service Layer (addresses Gaps 1, 4, 6)</w:t>
-        <w:br/>
-        <w:t>v0 couples pricing to HTTP handling. v1 moves pricing into `PricingService`, allowing independent testing and deterministic time injection. Trade-off: ~50 additional lines of code. Benefit: pricing logic testable without framework setup.</w:t>
-      </w:r>
-    </w:p>
-    <w:p>
-      <w:pPr/>
-      <w:r>
-        <w:rPr>
-          <w:b/>
-        </w:rPr>
-        <w:t>Decision 2: Repository Pattern (addresses Gaps 1, 2)</w:t>
-        <w:br/>
-        <w:t>v0 directly accesses files. v1 abstracts persistence through `ConfigRepository` and `InvoiceRepository` interfaces, enabling in-memory test doubles. Trade-off: additional interfaces. Benefit: tests don't depend on filesystem; persistence can be replaced without touching pricing logic.</w:t>
-      </w:r>
-    </w:p>
-    <w:p>
-      <w:pPr/>
-      <w:r>
-        <w:rPr>
-          <w:b/>
-        </w:rPr>
-        <w:t>Decision 3: Strategy Pattern (addresses Gaps 3, 7)</w:t>
-        <w:br/>
-        <w:t>v0 embeds plan selection, discounts, and tax as hardcoded conditionals. v1 makes them explicit: `PlanPricer`, `VolumeDiscountStrategy`, `TaxCalculator`. Discount or plan changes now affect only the relevant component, not the HTTP handler.</w:t>
-      </w:r>
-    </w:p>
-    <w:p>
-      <w:pPr/>
-      <w:r>
-        <w:rPr>
-          <w:b/>
-        </w:rPr>
-        <w:t>Decision 4: Dependency Injection for Clock (addresses Gap 4)</w:t>
-        <w:br/>
-        <w:t>v0 calls `datetime.now()` directly, making pro-rata calculations non-deterministic. v1 injects a `Clock` abstraction: `SystemClock` in production, `FixedClock` in tests. Result: identical request dates produce identical results, enabling reproducible tests.</w:t>
-      </w:r>
-    </w:p>
-    <w:p>
-      <w:pPr/>
-    </w:p>
-    <w:p>
-      <w:pPr/>
-    </w:p>
-    <w:p>
-      <w:pPr>
-        <w:pStyle w:val="Heading3"/>
-      </w:pPr>
-      <w:r>
-        <w:rPr/>
         <w:t>Figure 2: v0 vs v1 Architectural Structure – Layered design with explicit separation of concerns</w:t>
       </w:r>
     </w:p>
+    <w:p/>
     <w:p>
-      <w:pPr/>
-    </w:p>
-    <w:p>
-      <w:pPr/>
       <w:r>
-        <w:rPr/>
         <w:t>These decisions are interconnected. Together they reduce coupling: `v0: HTTP → pricing rules → filesystem → system clock` becomes `v1: HTTP → PricingService → pricing rules/repositories/clock`. The consequence is testability. Business logic is now exercisable in isolation, pricing rules can be tested without HTTP, and date-dependent calculations are deterministic.</w:t>
       </w:r>
     </w:p>
     <w:p>
-      <w:pPr/>
       <w:r>
-        <w:rPr/>
         <w:t>Design Coherence: Each pattern addresses a specific gap, but their interaction is the design's strength. The Service Layer isolates business logic, enabling the Repository Pattern to provide abstract I/O. The Strategy Pattern makes pricing rules pluggable without modifying the service. Clock injection makes time testable. No single pattern is sufficient alone; together they form a cohesive architecture where change in one area does not ripple through others. This is the essence of loose coupling and high cohesion—the foundation of maintainable software.</w:t>
       </w:r>
     </w:p>
     <w:p>
-      <w:pPr/>
       <w:r>
-        <w:rPr/>
         <w:t>Trade-offs Accepted: v1 is longer (252 lines vs 106 lines), requires more infrastructure code, and demands more upfront design. For a monolithic service, this overhead is unjustified. For a service that will evolve—adding payment plans, regional tax rules, or alternative calculation methods—this architecture becomes essential. The refactoring assumes the pricing service will change. If it won't, v0's simplicity would suffice.</w:t>
       </w:r>
     </w:p>
-    <w:p>
-      <w:pPr/>
-    </w:p>
+    <w:p/>
     <w:p>
       <w:pPr>
         <w:pStyle w:val="Heading2"/>
       </w:pPr>
       <w:r>
-        <w:rPr/>
         <w:t>3. Testing Strategy and Implementation (1,100 words)</w:t>
       </w:r>
     </w:p>
@@ -325,105 +548,360 @@
         <w:pStyle w:val="Heading3"/>
       </w:pPr>
       <w:r>
-        <w:rPr/>
         <w:t>3.1 Testing Mapped to Architectural Decisions</w:t>
       </w:r>
     </w:p>
     <w:p>
-      <w:pPr/>
       <w:r>
-        <w:rPr/>
         <w:t>The testing strategy responds directly to the quality gaps and design decisions. Architecture determines the unit of testing. In v0, pricing is embedded in the HTTP handler, forcing integration-level testing. In v1, each responsibility has a dedicated testing boundary.</w:t>
       </w:r>
     </w:p>
+    <w:tbl>
+      <w:tblPr>
+        <w:tblStyle w:val="LightGrid-Accent1"/>
+        <w:tblW w:type="auto" w:w="0"/>
+        <w:tblLook w:firstColumn="1" w:firstRow="1" w:lastColumn="0" w:lastRow="0" w:noHBand="0" w:noVBand="1" w:val="04A0"/>
+      </w:tblPr>
+      <w:tblGrid>
+        <w:gridCol w:w="2340"/>
+        <w:gridCol w:w="2340"/>
+        <w:gridCol w:w="2340"/>
+        <w:gridCol w:w="2340"/>
+      </w:tblGrid>
+      <w:tr>
+        <w:tc>
+          <w:tcPr>
+            <w:tcW w:type="dxa" w:w="2340"/>
+          </w:tcPr>
+          <w:p>
+            <w:r>
+              <w:t>Design Decision</w:t>
+            </w:r>
+          </w:p>
+        </w:tc>
+        <w:tc>
+          <w:tcPr>
+            <w:tcW w:type="dxa" w:w="2340"/>
+          </w:tcPr>
+          <w:p>
+            <w:r>
+              <w:t>Fixes Gap</w:t>
+            </w:r>
+          </w:p>
+        </w:tc>
+        <w:tc>
+          <w:tcPr>
+            <w:tcW w:type="dxa" w:w="2340"/>
+          </w:tcPr>
+          <w:p>
+            <w:r>
+              <w:t>Makes Testable</w:t>
+            </w:r>
+          </w:p>
+        </w:tc>
+        <w:tc>
+          <w:tcPr>
+            <w:tcW w:type="dxa" w:w="2340"/>
+          </w:tcPr>
+          <w:p>
+            <w:r>
+              <w:t>Approach</w:t>
+            </w:r>
+          </w:p>
+        </w:tc>
+      </w:tr>
+      <w:tr>
+        <w:tc>
+          <w:tcPr>
+            <w:tcW w:type="dxa" w:w="2340"/>
+          </w:tcPr>
+          <w:p>
+            <w:r>
+              <w:t>Service Layer</w:t>
+            </w:r>
+          </w:p>
+        </w:tc>
+        <w:tc>
+          <w:tcPr>
+            <w:tcW w:type="dxa" w:w="2340"/>
+          </w:tcPr>
+          <w:p>
+            <w:r>
+              <w:t>1, 6</w:t>
+            </w:r>
+          </w:p>
+        </w:tc>
+        <w:tc>
+          <w:tcPr>
+            <w:tcW w:type="dxa" w:w="2340"/>
+          </w:tcPr>
+          <w:p>
+            <w:r>
+              <w:t>Business logic independently of HTTP</w:t>
+            </w:r>
+          </w:p>
+        </w:tc>
+        <w:tc>
+          <w:tcPr>
+            <w:tcW w:type="dxa" w:w="2340"/>
+          </w:tcPr>
+          <w:p>
+            <w:r>
+              <w:t>Unit/service tests</w:t>
+            </w:r>
+          </w:p>
+        </w:tc>
+      </w:tr>
+      <w:tr>
+        <w:tc>
+          <w:tcPr>
+            <w:tcW w:type="dxa" w:w="2340"/>
+          </w:tcPr>
+          <w:p>
+            <w:r>
+              <w:t>Repository</w:t>
+            </w:r>
+          </w:p>
+        </w:tc>
+        <w:tc>
+          <w:tcPr>
+            <w:tcW w:type="dxa" w:w="2340"/>
+          </w:tcPr>
+          <w:p>
+            <w:r>
+              <w:t>2</w:t>
+            </w:r>
+          </w:p>
+        </w:tc>
+        <w:tc>
+          <w:tcPr>
+            <w:tcW w:type="dxa" w:w="2340"/>
+          </w:tcPr>
+          <w:p>
+            <w:r>
+              <w:t>Persistence without filesystem</w:t>
+            </w:r>
+          </w:p>
+        </w:tc>
+        <w:tc>
+          <w:tcPr>
+            <w:tcW w:type="dxa" w:w="2340"/>
+          </w:tcPr>
+          <w:p>
+            <w:r>
+              <w:t>In-memory repos</w:t>
+            </w:r>
+          </w:p>
+        </w:tc>
+      </w:tr>
+      <w:tr>
+        <w:tc>
+          <w:tcPr>
+            <w:tcW w:type="dxa" w:w="2340"/>
+          </w:tcPr>
+          <w:p>
+            <w:r>
+              <w:t>Strategy</w:t>
+            </w:r>
+          </w:p>
+        </w:tc>
+        <w:tc>
+          <w:tcPr>
+            <w:tcW w:type="dxa" w:w="2340"/>
+          </w:tcPr>
+          <w:p>
+            <w:r>
+              <w:t>3, 7</w:t>
+            </w:r>
+          </w:p>
+        </w:tc>
+        <w:tc>
+          <w:tcPr>
+            <w:tcW w:type="dxa" w:w="2340"/>
+          </w:tcPr>
+          <w:p>
+            <w:r>
+              <w:t>Individual pricing rules</w:t>
+            </w:r>
+          </w:p>
+        </w:tc>
+        <w:tc>
+          <w:tcPr>
+            <w:tcW w:type="dxa" w:w="2340"/>
+          </w:tcPr>
+          <w:p>
+            <w:r>
+              <w:t>Unit + boundary-value</w:t>
+            </w:r>
+          </w:p>
+        </w:tc>
+      </w:tr>
+      <w:tr>
+        <w:tc>
+          <w:tcPr>
+            <w:tcW w:type="dxa" w:w="2340"/>
+          </w:tcPr>
+          <w:p>
+            <w:r>
+              <w:t>Clock Injection</w:t>
+            </w:r>
+          </w:p>
+        </w:tc>
+        <w:tc>
+          <w:tcPr>
+            <w:tcW w:type="dxa" w:w="2340"/>
+          </w:tcPr>
+          <w:p>
+            <w:r>
+              <w:t>4</w:t>
+            </w:r>
+          </w:p>
+        </w:tc>
+        <w:tc>
+          <w:tcPr>
+            <w:tcW w:type="dxa" w:w="2340"/>
+          </w:tcPr>
+          <w:p>
+            <w:r>
+              <w:t>Deterministic pro-rata</w:t>
+            </w:r>
+          </w:p>
+        </w:tc>
+        <w:tc>
+          <w:tcPr>
+            <w:tcW w:type="dxa" w:w="2340"/>
+          </w:tcPr>
+          <w:p>
+            <w:r>
+              <w:t>FixedClock in tests</w:t>
+            </w:r>
+          </w:p>
+        </w:tc>
+      </w:tr>
+    </w:tbl>
+    <w:p/>
     <w:p>
-      <w:pPr/>
+      <w:pPr>
+        <w:pStyle w:val="Heading3"/>
+      </w:pPr>
+      <w:r>
+        <w:t>3.2 Test Portfolio: 90 Tests in 0.21 Seconds</w:t>
+      </w:r>
+    </w:p>
+    <w:p>
+      <w:r>
+        <w:rPr>
+          <w:b/>
+        </w:rPr>
+        <w:t>Characterisation tests (34):</w:t>
+      </w:r>
+      <w:r>
+        <w:t xml:space="preserve"> Capture v0 behaviour (plans, regions, cycles, boundaries). The 24/25 seat anomaly is deliberately preserved, establishing a distinction between refactoring (changing architecture) and changing business rules.</w:t>
+      </w:r>
+    </w:p>
+    <w:p>
+      <w:r>
+        <w:rPr>
+          <w:b/>
+        </w:rPr>
+        <w:t>Unit tests (10 pricing-rule, 10 repository, 3 clock):</w:t>
+      </w:r>
+      <w:r>
+        <w:t xml:space="preserve"> Strategy Pattern components testable in isolation. PlanPricer, VolumeDiscountStrategy, TaxCalculator tested independently. In-memory repositories replace filesystem. FixedClock enables deterministic pro-rata assertions.</w:t>
+      </w:r>
+    </w:p>
+    <w:p>
+      <w:r>
+        <w:rPr>
+          <w:b/>
+        </w:rPr>
+        <w:t>Service tests (19):</w:t>
+      </w:r>
+      <w:r>
+        <w:t xml:space="preserve"> Exercise PricingService with injected dependencies. Verify orchestration: request validation → pricing rule selection → discount/tax application → invoice persistence.</w:t>
+      </w:r>
+    </w:p>
+    <w:p>
+      <w:r>
+        <w:rPr>
+          <w:b/>
+        </w:rPr>
+        <w:t>Integration tests (14):</w:t>
+      </w:r>
+      <w:r>
+        <w:t xml:space="preserve"> Black-box API testing. Verify complete flow: HTTP request → FastAPI validation → service → repositories → response. Test both valid scenarios and edge cases.</w:t>
+      </w:r>
+    </w:p>
+    <w:p>
+      <w:r>
+        <w:rPr>
+          <w:b/>
+        </w:rPr>
+        <w:t xml:space="preserve">Coverage: </w:t>
+      </w:r>
+      <w:r>
+        <w:t>99% overall line coverage, 92% branch coverage. Boundary-value tests (9/10, 24/25, 49/50, 99/100 seats) detect off-by-one mutations. This design targets decision points where defects occur, providing evidence beyond simple percentage coverage.</w:t>
+      </w:r>
+    </w:p>
+    <w:p/>
+    <w:p>
+      <w:pPr>
+        <w:jc w:val="center"/>
+      </w:pPr>
+      <w:r>
+        <w:drawing>
+          <wp:inline xmlns:a="http://schemas.openxmlformats.org/drawingml/2006/main" xmlns:pic="http://schemas.openxmlformats.org/drawingml/2006/picture">
+            <wp:extent cx="5029200" cy="6902577"/>
+            <wp:docPr id="3" name="Picture 3"/>
+            <wp:cNvGraphicFramePr>
+              <a:graphicFrameLocks noChangeAspect="1"/>
+            </wp:cNvGraphicFramePr>
+            <a:graphic>
+              <a:graphicData uri="http://schemas.openxmlformats.org/drawingml/2006/picture">
+                <pic:pic>
+                  <pic:nvPicPr>
+                    <pic:cNvPr id="0" name="figure3.png"/>
+                    <pic:cNvPicPr/>
+                  </pic:nvPicPr>
+                  <pic:blipFill>
+                    <a:blip r:embed="rId11"/>
+                    <a:stretch>
+                      <a:fillRect/>
+                    </a:stretch>
+                  </pic:blipFill>
+                  <pic:spPr>
+                    <a:xfrm>
+                      <a:off x="0" y="0"/>
+                      <a:ext cx="5029200" cy="6902577"/>
+                    </a:xfrm>
+                    <a:prstGeom prst="rect"/>
+                  </pic:spPr>
+                </pic:pic>
+              </a:graphicData>
+            </a:graphic>
+          </wp:inline>
+        </w:drawing>
+      </w:r>
     </w:p>
     <w:p>
       <w:pPr>
         <w:pStyle w:val="Heading3"/>
       </w:pPr>
       <w:r>
-        <w:rPr/>
-        <w:t>3.2 Test Portfolio: 90 Tests in 0.21 Seconds</w:t>
+        <w:t>Figure 3: Automated Test Suite Results – 90 tests executing in 0.21 seconds with 99% coverage</w:t>
       </w:r>
     </w:p>
-    <w:p>
-      <w:pPr/>
-      <w:r>
-        <w:rPr>
-          <w:b/>
-        </w:rPr>
-        <w:t>Characterisation tests (34): Capture v0 behaviour (plans, regions, cycles, boundaries). The 24/25 seat anomaly is deliberately preserved, establishing a distinction between refactoring (changing architecture) and changing business rules.</w:t>
-      </w:r>
-    </w:p>
-    <w:p>
-      <w:pPr/>
-      <w:r>
-        <w:rPr>
-          <w:b/>
-        </w:rPr>
-        <w:t>Unit tests (10 pricing-rule, 10 repository, 3 clock): Strategy Pattern components testable in isolation. PlanPricer, VolumeDiscountStrategy, TaxCalculator tested independently. In-memory repositories replace filesystem. FixedClock enables deterministic pro-rata assertions.</w:t>
-      </w:r>
-    </w:p>
-    <w:p>
-      <w:pPr/>
-      <w:r>
-        <w:rPr>
-          <w:b/>
-        </w:rPr>
-        <w:t>Service tests (19): Exercise PricingService with injected dependencies. Verify orchestration: request validation → pricing rule selection → discount/tax application → invoice persistence.</w:t>
-      </w:r>
-    </w:p>
-    <w:p>
-      <w:pPr/>
-      <w:r>
-        <w:rPr>
-          <w:b/>
-        </w:rPr>
-        <w:t>Integration tests (14): Black-box API testing. Verify complete flow: HTTP request → FastAPI validation → service → repositories → response. Test both valid scenarios and edge cases.</w:t>
-      </w:r>
-    </w:p>
-    <w:p>
-      <w:pPr/>
-      <w:r>
-        <w:rPr>
-          <w:b/>
-        </w:rPr>
-        <w:t>Coverage: 99% overall line coverage, 92% branch coverage. Boundary-value tests (9/10, 24/25, 49/50, 99/100 seats) detect off-by-one mutations. This design targets decision points where defects occur, providing evidence beyond simple percentage coverage.</w:t>
-      </w:r>
-    </w:p>
-    <w:p>
-      <w:pPr/>
-    </w:p>
-    <w:p>
-      <w:pPr/>
-    </w:p>
+    <w:p/>
     <w:p>
       <w:pPr>
         <w:pStyle w:val="Heading3"/>
       </w:pPr>
       <w:r>
-        <w:rPr/>
-        <w:t>Figure 3: Automated Test Suite Results – 90 tests executing in 0.21 seconds with 99% coverage</w:t>
-      </w:r>
-    </w:p>
-    <w:p>
-      <w:pPr/>
-    </w:p>
-    <w:p>
-      <w:pPr>
-        <w:pStyle w:val="Heading3"/>
-      </w:pPr>
-      <w:r>
-        <w:rPr/>
         <w:t>3.3 What Testing Proved—What It Did Not</w:t>
       </w:r>
     </w:p>
     <w:p>
-      <w:pPr/>
       <w:r>
-        <w:rPr/>
         <w:t>Proved:</w:t>
       </w:r>
     </w:p>
@@ -432,7 +910,6 @@
         <w:pStyle w:val="ListBullet"/>
       </w:pPr>
       <w:r>
-        <w:rPr/>
         <w:t>Behavioural equivalence: v0 scenarios produce identical results in v1</w:t>
       </w:r>
     </w:p>
@@ -441,7 +918,6 @@
         <w:pStyle w:val="ListBullet"/>
       </w:pPr>
       <w:r>
-        <w:rPr/>
         <w:t>Rule isolation: pricing rules testable without HTTP</w:t>
       </w:r>
     </w:p>
@@ -450,7 +926,6 @@
         <w:pStyle w:val="ListBullet"/>
       </w:pPr>
       <w:r>
-        <w:rPr/>
         <w:t>Deterministic time: pro-rata calculations reproducible</w:t>
       </w:r>
     </w:p>
@@ -459,14 +934,11 @@
         <w:pStyle w:val="ListBullet"/>
       </w:pPr>
       <w:r>
-        <w:rPr/>
         <w:t>Integration integrity: complete flow works correctly</w:t>
       </w:r>
     </w:p>
     <w:p>
-      <w:pPr/>
       <w:r>
-        <w:rPr/>
         <w:t>Did Not Prove:</w:t>
       </w:r>
     </w:p>
@@ -475,7 +947,6 @@
         <w:pStyle w:val="ListBullet"/>
       </w:pPr>
       <w:r>
-        <w:rPr/>
         <w:t>Concurrent invoice writes (file-locking untested)</w:t>
       </w:r>
     </w:p>
@@ -484,7 +955,6 @@
         <w:pStyle w:val="ListBullet"/>
       </w:pPr>
       <w:r>
-        <w:rPr/>
         <w:t>Production-scale performance</w:t>
       </w:r>
     </w:p>
@@ -493,76 +963,55 @@
         <w:pStyle w:val="ListBullet"/>
       </w:pPr>
       <w:r>
-        <w:rPr/>
         <w:t>Business correctness of the 24/25 anomaly (99% coverage doesn't validate pricing policy)</w:t>
       </w:r>
     </w:p>
     <w:p>
-      <w:pPr/>
       <w:r>
-        <w:rPr/>
         <w:t>This distinction is critical. High coverage masks unvalidated assumptions. Testing provides evidence; business stakeholders must interpret it.</w:t>
       </w:r>
     </w:p>
-    <w:p>
-      <w:pPr/>
-    </w:p>
+    <w:p/>
     <w:p>
       <w:pPr>
         <w:pStyle w:val="Heading3"/>
       </w:pPr>
       <w:r>
-        <w:rPr/>
         <w:t>3.4 Architecture Drives Testability</w:t>
       </w:r>
     </w:p>
     <w:p>
-      <w:pPr/>
       <w:r>
-        <w:rPr/>
         <w:t>Freeman &amp; Pryce (2009) argue that testability is a design driver, not an afterthought. Difficulty testing something signals a design problem. The QuickQuote refactoring confirms this: architectural boundaries emerged from identifying what needed independent testing. Service Layer, Repository Pattern, Strategy components, and Clock injection each solved a testability constraint. The result: multiple testing boundaries instead of one monolithic endpoint.</w:t>
       </w:r>
     </w:p>
-    <w:p>
-      <w:pPr/>
-    </w:p>
+    <w:p/>
     <w:p>
       <w:pPr>
         <w:pStyle w:val="Heading2"/>
       </w:pPr>
       <w:r>
-        <w:rPr/>
         <w:t>4. Stakeholder Communication and Professional Practice (400 words)</w:t>
       </w:r>
     </w:p>
     <w:p>
-      <w:pPr/>
       <w:r>
-        <w:rPr/>
         <w:t>Communication was structured around evidence and professional standards.</w:t>
       </w:r>
     </w:p>
     <w:p>
-      <w:pPr/>
       <w:r>
-        <w:rPr/>
         <w:t>Technical Stakeholders: Architectural Decision Records (Section 2) document each choice's problem, trade-offs, and rationale. The 90-test portfolio serves as proof: 34 characterisation tests show behaviour equivalence, boundary-value tests (9/10, 24/25, 49/50, 99/100) provide concrete evidence of rule isolation, and 99% coverage demonstrates extensive automated testing. Code structure communicates architecture: `pricing_service.py` (orchestration), `pricing_rules.py` (business), `repositories.py` (persistence), `clock.py` (time). This eliminates need for separate diagrams.</w:t>
       </w:r>
     </w:p>
     <w:p>
-      <w:pPr/>
       <w:r>
-        <w:rPr/>
         <w:t>Non-Technical Stakeholders: Benefits framed as business impact. The **pricing anomaly (24 Pro: £684 vs 25 Pro: £675)** is communicated as a policy decision requiring stakeholder judgment, not a developer-fixed defect. Architecture improvements reduce risk: changes are more isolated, behaviour easier to verify, and anomalies visible before deployment. Evidence-led: coverage, boundary tests, and reproducibility support decisions without requiring pattern knowledge.</w:t>
       </w:r>
     </w:p>
+    <w:p/>
     <w:p>
-      <w:pPr/>
-    </w:p>
-    <w:p>
-      <w:pPr/>
       <w:r>
-        <w:rPr/>
         <w:t>Professional Standards Applied:</w:t>
       </w:r>
     </w:p>
@@ -571,7 +1020,6 @@
         <w:pStyle w:val="ListBullet"/>
       </w:pPr>
       <w:r>
-        <w:rPr/>
         <w:t>SOLID Principles: Single Responsibility (orchestration separated from rules, persistence, time). Dependency Inversion (Clock and repository abstractions).</w:t>
       </w:r>
     </w:p>
@@ -580,7 +1028,6 @@
         <w:pStyle w:val="ListBullet"/>
       </w:pPr>
       <w:r>
-        <w:rPr/>
         <w:t>Testing Discipline: Layered pyramid (unit → service → integration), characterisation testing, Boundary Value Analysis, deterministic time injection.</w:t>
       </w:r>
     </w:p>
@@ -589,7 +1036,6 @@
         <w:pStyle w:val="ListBullet"/>
       </w:pPr>
       <w:r>
-        <w:rPr/>
         <w:t>Code Quality: Service function 48 lines (vs v0's 88-line handler). Business rules explicit. Magic numbers eliminated.</w:t>
       </w:r>
     </w:p>
@@ -598,33 +1044,25 @@
         <w:pStyle w:val="ListBullet"/>
       </w:pPr>
       <w:r>
-        <w:rPr/>
         <w:t>Professional Honesty: Limitations declared upfront (concurrency untested, file-based scalability constraints, unresolved pricing policy). Distinguishes coverage (what code ran) from behavioural evidence (what it proved) from business correctness (policy validation).</w:t>
       </w:r>
     </w:p>
     <w:p>
-      <w:pPr/>
       <w:r>
-        <w:rPr/>
         <w:t>Avoiding Common Pitfalls: The project deliberately rejects over-engineering. Abstract Factory was considered for configuration management but not introduced, as Pydantic models already provide validation. Observer pattern was rejected for invoice notification because a single synchronous client does not warrant event decoupling. Builder was not used because Pydantic dataclasses handle request construction. These non-decisions reflect a principle: adopt patterns when they solve actual problems, not to demonstrate pattern knowledge. This discipline distinguishes professional architecture from architectural theater.</w:t>
       </w:r>
     </w:p>
     <w:p>
-      <w:pPr/>
       <w:r>
-        <w:rPr/>
         <w:t>Evidence-Driven Claims: Rather than claiming "better design" in abstract terms, the refactoring presents concrete evidence: coupling measured by responsibility distribution (v0: 6 concerns in 90 lines vs v1: 6 concerns in 6 components), testability measured by testing boundary (v0: integration-only vs v1: unit+service+integration), and quality measured by test results (90 tests, 0.21s execution, 99% coverage). This approach moves beyond opinion toward verifiable technical facts.</w:t>
       </w:r>
     </w:p>
-    <w:p>
-      <w:pPr/>
-    </w:p>
+    <w:p/>
     <w:p>
       <w:pPr>
         <w:pStyle w:val="Heading2"/>
       </w:pPr>
       <w:r>
-        <w:rPr/>
         <w:t>5. Critical Evaluation and Recommendations (600 words)</w:t>
       </w:r>
     </w:p>
@@ -633,237 +1071,231 @@
         <w:pStyle w:val="Heading3"/>
       </w:pPr>
       <w:r>
-        <w:rPr/>
         <w:t>5.1 Were the Design Decisions Right?</w:t>
       </w:r>
     </w:p>
     <w:p>
-      <w:pPr/>
       <w:r>
-        <w:rPr/>
         <w:t>Overall, the four architectural decisions were appropriate for the quality problems identified in v0, although each introduced additional structure that would not be justified in every system.</w:t>
       </w:r>
     </w:p>
     <w:p>
-      <w:pPr/>
       <w:r>
-        <w:rPr/>
         <w:t>The **Service Layer** was the strongest decision because it directly addressed the coupling between HTTP handling and pricing logic. The resulting `PricingService` provides a clear testing boundary and allows business behaviour to be exercised independently of the API.</w:t>
       </w:r>
     </w:p>
     <w:p>
-      <w:pPr/>
       <w:r>
-        <w:rPr/>
         <w:t>The **Repository Pattern** was also justified because v0 directly coupled pricing to file-based configuration and invoice persistence. The ability to substitute in-memory repositories improves test isolation and provides a clear route to future database persistence.</w:t>
       </w:r>
     </w:p>
     <w:p>
-      <w:pPr/>
       <w:r>
-        <w:rPr/>
         <w:t>The **Strategy Pattern** appropriately addresses the variation in plans, discounts and taxation. Its main cost is additional classes and indirection, but the benefit is that business rules are now explicit and independently testable.</w:t>
       </w:r>
     </w:p>
     <w:p>
-      <w:pPr/>
       <w:r>
-        <w:rPr/>
         <w:t>**Clock Injection** was a small but important design improvement. Because pro-rata pricing depends on the current date, replacing the concrete system clock with `FixedClock` makes those tests reproducible.</w:t>
       </w:r>
     </w:p>
     <w:p>
-      <w:pPr/>
       <w:r>
-        <w:rPr/>
         <w:t>The decisions therefore appear justified by the identified quality problems. However, the project does not contain independently measured v0-versus-v1 development or test-performance data, so claims about specific speed improvements should not be made. The stronger evidence is the **change in testing boundary and dependency structure**, rather than an unsupported performance multiplier.</w:t>
       </w:r>
     </w:p>
+    <w:p/>
     <w:p>
-      <w:pPr/>
+      <w:pPr>
+        <w:pStyle w:val="Heading3"/>
+      </w:pPr>
+      <w:r>
+        <w:t>5.2 Was the Testing Strategy Effective?</w:t>
+      </w:r>
+    </w:p>
+    <w:p>
+      <w:r>
+        <w:t>The testing strategy proved several important properties of the refactored design.</w:t>
+      </w:r>
+    </w:p>
+    <w:p>
+      <w:r>
+        <w:t>What it proved: The characterisation tests provide evidence of behavioural equivalence between v0 and v1 for the scenarios captured before refactoring. Boundary-value tests exercise the discount transitions at 9/10, 24/25, 49/50 and 99/100 seats, while unit tests demonstrate that individual pricing rules can be tested without HTTP. Dependency injection of `FixedClock` also makes pro-rata calculations reproducible rather than dependent on the execution date.</w:t>
+      </w:r>
+    </w:p>
+    <w:p>
+      <w:r>
+        <w:t>What it did not prove: The tests do not establish safe concurrent invoice writes because file-locking behaviour has not been tested. They do not demonstrate performance under production-scale load, and synthetic test data cannot represent every real-world scenario. Most importantly, test coverage cannot establish **business correctness**: the 24/25 pricing anomaly can be detected and reproduced, but testing alone cannot determine whether that pricing policy is intentional.</w:t>
+      </w:r>
+    </w:p>
+    <w:p>
+      <w:r>
+        <w:t>This distinction is important because high coverage can otherwise create false confidence. The testing strategy provides strong evidence for the architectural improvements **within its defined scope**, but additional concurrency, performance and business validation would be required before treating QuickQuote as production-ready.</w:t>
+      </w:r>
+    </w:p>
+    <w:p/>
+    <w:p>
+      <w:pPr>
+        <w:pStyle w:val="Heading3"/>
+      </w:pPr>
+      <w:r>
+        <w:t>5.3 Quality Improvements Achieved</w:t>
+      </w:r>
+    </w:p>
+    <w:p>
+      <w:r>
+        <w:t>The refactoring achieved several significant structural and quality improvements.</w:t>
+      </w:r>
+    </w:p>
+    <w:p>
+      <w:r>
+        <w:rPr>
+          <w:b/>
+        </w:rPr>
+        <w:t>Coupling:</w:t>
+      </w:r>
+      <w:r>
+        <w:t xml:space="preserve"> v0 combines HTTP handling, configuration access, pricing rules, time-dependent calculations and invoice persistence within a single approximately 90-line handler. v1 separates these responsibilities into focused components. A change to discount logic therefore no longer requires modification of the HTTP layer, reducing the coupling and potential regression surface.</w:t>
+      </w:r>
+    </w:p>
+    <w:p>
+      <w:r>
+        <w:rPr>
+          <w:b/>
+        </w:rPr>
+        <w:t>Testability:</w:t>
+      </w:r>
+      <w:r>
+        <w:t xml:space="preserve"> v0 requires pricing scenarios to be exercised through the HTTP endpoint, whereas v1 allows `PricingService` to be invoked directly with controlled dependencies. This changes the **natural unit of testing** from the API request to the business calculation.</w:t>
+      </w:r>
+    </w:p>
+    <w:p>
+      <w:r>
+        <w:rPr>
+          <w:b/>
+        </w:rPr>
+        <w:t>Rule visibility:</w:t>
+      </w:r>
+      <w:r>
+        <w:t xml:space="preserve"> v0 embeds discount tiers and tax calculations within conditional branches. v1 makes these responsibilities explicit through components such as `VolumeDiscountStrategy` and `TaxCalculator`. Business rules are consequently easier to identify, test and modify independently.</w:t>
+      </w:r>
+    </w:p>
+    <w:p>
+      <w:r>
+        <w:rPr>
+          <w:b/>
+        </w:rPr>
+        <w:t>Test evidence:</w:t>
+      </w:r>
+      <w:r>
+        <w:t xml:space="preserve"> v1 has a documented suite of **90 tests**, executing in **0.21 seconds**, with approximately **99% overall line coverage and 92% branch coverage** reported in the project evidence. The significance is not the percentages alone: the tests specifically exercise pricing boundaries, individual rules, service orchestration and the API contract.</w:t>
+      </w:r>
+    </w:p>
+    <w:p>
+      <w:r>
+        <w:rPr>
+          <w:b/>
+        </w:rPr>
+        <w:t>Change isolation:</w:t>
+      </w:r>
+      <w:r>
+        <w:t xml:space="preserve"> A future change to a regional tax rule can be contained within the relevant pricing component or configuration rather than requiring modification of the central request handler. The refactoring therefore reduces the amount of unrelated code exposed to individual business-rule changes.</w:t>
+      </w:r>
+    </w:p>
+    <w:p>
+      <w:r>
+        <w:t>Overall, the improvement is best characterised as a move from a **large, infrastructure-coupled testing boundary to smaller, explicit and independently testable responsibilities**.</w:t>
+      </w:r>
+    </w:p>
+    <w:p/>
+    <w:p>
+      <w:pPr>
+        <w:pStyle w:val="Heading3"/>
+      </w:pPr>
+      <w:r>
+        <w:t>5.4 Remaining Gaps and the Pricing Anomaly</w:t>
+      </w:r>
+    </w:p>
+    <w:p/>
+    <w:p>
+      <w:pPr>
+        <w:jc w:val="center"/>
+      </w:pPr>
+      <w:r>
+        <w:drawing>
+          <wp:inline xmlns:a="http://schemas.openxmlformats.org/drawingml/2006/main" xmlns:pic="http://schemas.openxmlformats.org/drawingml/2006/picture">
+            <wp:extent cx="5029200" cy="7845552"/>
+            <wp:docPr id="4" name="Picture 4"/>
+            <wp:cNvGraphicFramePr>
+              <a:graphicFrameLocks noChangeAspect="1"/>
+            </wp:cNvGraphicFramePr>
+            <a:graphic>
+              <a:graphicData uri="http://schemas.openxmlformats.org/drawingml/2006/picture">
+                <pic:pic>
+                  <pic:nvPicPr>
+                    <pic:cNvPr id="0" name="figure4.png"/>
+                    <pic:cNvPicPr/>
+                  </pic:nvPicPr>
+                  <pic:blipFill>
+                    <a:blip r:embed="rId12"/>
+                    <a:stretch>
+                      <a:fillRect/>
+                    </a:stretch>
+                  </pic:blipFill>
+                  <pic:spPr>
+                    <a:xfrm>
+                      <a:off x="0" y="0"/>
+                      <a:ext cx="5029200" cy="7845552"/>
+                    </a:xfrm>
+                    <a:prstGeom prst="rect"/>
+                  </pic:spPr>
+                </pic:pic>
+              </a:graphicData>
+            </a:graphic>
+          </wp:inline>
+        </w:drawing>
+      </w:r>
     </w:p>
     <w:p>
       <w:pPr>
         <w:pStyle w:val="Heading3"/>
       </w:pPr>
       <w:r>
-        <w:rPr/>
-        <w:t>5.2 Was the Testing Strategy Effective?</w:t>
+        <w:t>Figure 4: Boundary-Value Test Evidence – The 24/25 seat pricing anomaly</w:t>
+      </w:r>
+    </w:p>
+    <w:p/>
+    <w:p>
+      <w:r>
+        <w:t>The refactoring improved the architecture but did not address every quality issue identified in Section 1.</w:t>
       </w:r>
     </w:p>
     <w:p>
-      <w:pPr/>
       <w:r>
-        <w:rPr/>
-        <w:t>The testing strategy proved several important properties of the refactored design.</w:t>
+        <w:t>**The pricing anomaly:** 25 Pro seats produce £675 while 24 seats produce £684. The refactoring makes this behaviour explicit, reproducible and testable, but deliberately does not change it. Whether the discount policy is commercially correct is a **business decision**, not something that can be determined through refactoring alone. The behaviour is therefore retained and documented for future stakeholder review.</w:t>
       </w:r>
     </w:p>
     <w:p>
-      <w:pPr/>
       <w:r>
-        <w:rPr/>
-        <w:t>What it proved: The characterisation tests provide evidence of behavioural equivalence between v0 and v1 for the scenarios captured before refactoring. Boundary-value tests exercise the discount transitions at 9/10, 24/25, 49/50 and 99/100 seats, while unit tests demonstrate that individual pricing rules can be tested without HTTP. Dependency injection of `FixedClock` also makes pro-rata calculations reproducible rather than dependent on the execution date.</w:t>
+        <w:t>**Infrastructure limitations:** v1 retains file-based configuration and invoice persistence. Concurrent invoice writes are not protected by locking, and file-based storage would become unsuitable as transaction volume increases. These limitations remain outside the current implementation scope.</w:t>
       </w:r>
     </w:p>
     <w:p>
-      <w:pPr/>
       <w:r>
-        <w:rPr/>
-        <w:t>What it did not prove: The tests do not establish safe concurrent invoice writes because file-locking behaviour has not been tested. They do not demonstrate performance under production-scale load, and synthetic test data cannot represent every real-world scenario. Most importantly, test coverage cannot establish **business correctness**: the 24/25 pricing anomaly can be detected and reproduced, but testing alone cannot determine whether that pricing policy is intentional.</w:t>
+        <w:t>**Production concerns:** Logging, monitoring, resilience, error recovery and security hardening have not been comprehensively addressed. These would require additional engineering and testing beyond the project's focus on architectural refactoring and testing discipline.</w:t>
       </w:r>
     </w:p>
     <w:p>
-      <w:pPr/>
       <w:r>
-        <w:rPr/>
-        <w:t>This distinction is important because high coverage can otherwise create false confidence. The testing strategy provides strong evidence for the architectural improvements **within its defined scope**, but additional concurrency, performance and business validation would be required before treating QuickQuote as production-ready.</w:t>
+        <w:t>These gaps represent **defined scope boundaries rather than concealed deficiencies**. The refactoring establishes a stronger foundation, but additional work would be required before QuickQuote could reasonably be considered production-ready.</w:t>
       </w:r>
     </w:p>
-    <w:p>
-      <w:pPr/>
-    </w:p>
+    <w:p/>
     <w:p>
       <w:pPr>
         <w:pStyle w:val="Heading3"/>
       </w:pPr>
       <w:r>
-        <w:rPr/>
-        <w:t>5.3 Quality Improvements Achieved</w:t>
-      </w:r>
-    </w:p>
-    <w:p>
-      <w:pPr/>
-      <w:r>
-        <w:rPr/>
-        <w:t>The refactoring achieved several significant structural and quality improvements.</w:t>
-      </w:r>
-    </w:p>
-    <w:p>
-      <w:pPr/>
-      <w:r>
-        <w:rPr>
-          <w:b/>
-        </w:rPr>
-        <w:t>Coupling: v0 combines HTTP handling, configuration access, pricing rules, time-dependent calculations and invoice persistence within a single approximately 90-line handler. v1 separates these responsibilities into focused components. A change to discount logic therefore no longer requires modification of the HTTP layer, reducing the coupling and potential regression surface.</w:t>
-      </w:r>
-    </w:p>
-    <w:p>
-      <w:pPr/>
-      <w:r>
-        <w:rPr>
-          <w:b/>
-        </w:rPr>
-        <w:t>Testability: v0 requires pricing scenarios to be exercised through the HTTP endpoint, whereas v1 allows `PricingService` to be invoked directly with controlled dependencies. This changes the **natural unit of testing** from the API request to the business calculation.</w:t>
-      </w:r>
-    </w:p>
-    <w:p>
-      <w:pPr/>
-      <w:r>
-        <w:rPr>
-          <w:b/>
-        </w:rPr>
-        <w:t>Rule visibility: v0 embeds discount tiers and tax calculations within conditional branches. v1 makes these responsibilities explicit through components such as `VolumeDiscountStrategy` and `TaxCalculator`. Business rules are consequently easier to identify, test and modify independently.</w:t>
-      </w:r>
-    </w:p>
-    <w:p>
-      <w:pPr/>
-      <w:r>
-        <w:rPr>
-          <w:b/>
-        </w:rPr>
-        <w:t>Test evidence: v1 has a documented suite of **90 tests**, executing in **0.21 seconds**, with approximately **99% overall line coverage and 92% branch coverage** reported in the project evidence. The significance is not the percentages alone: the tests specifically exercise pricing boundaries, individual rules, service orchestration and the API contract.</w:t>
-      </w:r>
-    </w:p>
-    <w:p>
-      <w:pPr/>
-      <w:r>
-        <w:rPr>
-          <w:b/>
-        </w:rPr>
-        <w:t>Change isolation: A future change to a regional tax rule can be contained within the relevant pricing component or configuration rather than requiring modification of the central request handler. The refactoring therefore reduces the amount of unrelated code exposed to individual business-rule changes.</w:t>
-      </w:r>
-    </w:p>
-    <w:p>
-      <w:pPr/>
-      <w:r>
-        <w:rPr/>
-        <w:t>Overall, the improvement is best characterised as a move from a **large, infrastructure-coupled testing boundary to smaller, explicit and independently testable responsibilities**.</w:t>
-      </w:r>
-    </w:p>
-    <w:p>
-      <w:pPr/>
-    </w:p>
-    <w:p>
-      <w:pPr>
-        <w:pStyle w:val="Heading3"/>
-      </w:pPr>
-      <w:r>
-        <w:rPr/>
-        <w:t>5.4 Remaining Gaps and the Pricing Anomaly</w:t>
-      </w:r>
-    </w:p>
-    <w:p>
-      <w:pPr/>
-    </w:p>
-    <w:p>
-      <w:pPr/>
-    </w:p>
-    <w:p>
-      <w:pPr>
-        <w:pStyle w:val="Heading3"/>
-      </w:pPr>
-      <w:r>
-        <w:rPr/>
-        <w:t>Figure 4: Boundary-Value Test Evidence – The 24/25 seat pricing anomaly</w:t>
-      </w:r>
-    </w:p>
-    <w:p>
-      <w:pPr/>
-    </w:p>
-    <w:p>
-      <w:pPr/>
-      <w:r>
-        <w:rPr/>
-        <w:t>The refactoring improved the architecture but did not address every quality issue identified in Section 1.</w:t>
-      </w:r>
-    </w:p>
-    <w:p>
-      <w:pPr/>
-      <w:r>
-        <w:rPr/>
-        <w:t>**The pricing anomaly:** 25 Pro seats produce £675 while 24 seats produce £684. The refactoring makes this behaviour explicit, reproducible and testable, but deliberately does not change it. Whether the discount policy is commercially correct is a **business decision**, not something that can be determined through refactoring alone. The behaviour is therefore retained and documented for future stakeholder review.</w:t>
-      </w:r>
-    </w:p>
-    <w:p>
-      <w:pPr/>
-      <w:r>
-        <w:rPr/>
-        <w:t>**Infrastructure limitations:** v1 retains file-based configuration and invoice persistence. Concurrent invoice writes are not protected by locking, and file-based storage would become unsuitable as transaction volume increases. These limitations remain outside the current implementation scope.</w:t>
-      </w:r>
-    </w:p>
-    <w:p>
-      <w:pPr/>
-      <w:r>
-        <w:rPr/>
-        <w:t>**Production concerns:** Logging, monitoring, resilience, error recovery and security hardening have not been comprehensively addressed. These would require additional engineering and testing beyond the project's focus on architectural refactoring and testing discipline.</w:t>
-      </w:r>
-    </w:p>
-    <w:p>
-      <w:pPr/>
-      <w:r>
-        <w:rPr/>
-        <w:t>These gaps represent **defined scope boundaries rather than concealed deficiencies**. The refactoring establishes a stronger foundation, but additional work would be required before QuickQuote could reasonably be considered production-ready.</w:t>
-      </w:r>
-    </w:p>
-    <w:p>
-      <w:pPr/>
-    </w:p>
-    <w:p>
-      <w:pPr>
-        <w:pStyle w:val="Heading3"/>
-      </w:pPr>
-      <w:r>
-        <w:rPr/>
         <w:t>5.5 Lessons Learned</w:t>
       </w:r>
     </w:p>
@@ -872,7 +1304,6 @@
         <w:pStyle w:val="ListNumber"/>
       </w:pPr>
       <w:r>
-        <w:rPr/>
         <w:t>**Architecture determines testability:** The v1 design emerged from identifying the testing boundaries needed to exercise pricing logic safely, demonstrating that architecture and testability are inseparable.</w:t>
       </w:r>
     </w:p>
@@ -881,7 +1312,6 @@
         <w:pStyle w:val="ListNumber"/>
       </w:pPr>
       <w:r>
-        <w:rPr/>
         <w:t>**Restraint is a design decision:** Rejecting Abstract Factory, Observer and Builder showed that good architecture depends on applying the right abstraction to the actual problem, not maximising pattern usage.</w:t>
       </w:r>
     </w:p>
@@ -890,7 +1320,6 @@
         <w:pStyle w:val="ListNumber"/>
       </w:pPr>
       <w:r>
-        <w:rPr/>
         <w:t>**Honest limitations are valuable:** Documenting the pricing anomaly, concurrency and scalability limitations provides more credible evidence than claiming that the refactoring solved every quality concern.</w:t>
       </w:r>
     </w:p>
@@ -899,15 +1328,8 @@
         <w:pStyle w:val="ListNumber"/>
       </w:pPr>
       <w:r>
-        <w:rPr/>
         <w:t>**Design and testing are connected disciplines:** The architectural changes and layered test strategy work together to provide evidence of improved software quality rather than either being sufficient in isolation.</w:t>
       </w:r>
-    </w:p>
-    <w:p>
-      <w:pPr/>
-    </w:p>
-    <w:p>
-      <w:pPr/>
     </w:p>
     <w:p/>
     <w:p>
@@ -1572,105 +1994,6 @@
         <w:pStyle w:val="Heading2"/>
       </w:pPr>
       <w:r>
-        <w:rPr/>
-        <w:t>References</w:t>
-      </w:r>
-    </w:p>
-    <w:p>
-      <w:pPr/>
-      <w:r>
-        <w:rPr>
-          <w:b w:val="0"/>
-        </w:rPr>
-        <w:t>Feathers, M. (2004). *Working Effectively with Legacy Code*. Prentice Hall.</w:t>
-      </w:r>
-    </w:p>
-    <w:p>
-      <w:pPr/>
-      <w:r>
-        <w:rPr>
-          <w:b w:val="0"/>
-        </w:rPr>
-        <w:t>Fowler, M. (2002). *Patterns of Enterprise Application Architecture*. Addison-Wesley.</w:t>
-      </w:r>
-    </w:p>
-    <w:p>
-      <w:pPr/>
-      <w:r>
-        <w:rPr>
-          <w:b w:val="0"/>
-        </w:rPr>
-        <w:t>Freeman, S. &amp; Pryce, N. (2009). *Growing Object-Oriented Software, Guided by Tests*. Addison-Wesley.</w:t>
-      </w:r>
-    </w:p>
-    <w:p>
-      <w:pPr/>
-      <w:r>
-        <w:rPr>
-          <w:b w:val="0"/>
-        </w:rPr>
-        <w:t>Gamma, E., Helm, R., Johnson, R., &amp; Vlissides, J. (1994). *Design Patterns: Elements of Reusable Object-Oriented Software*. Addison-Wesley.</w:t>
-      </w:r>
-    </w:p>
-    <w:p>
-      <w:pPr/>
-      <w:r>
-        <w:rPr>
-          <w:b w:val="0"/>
-        </w:rPr>
-        <w:t>ISO/IEC 25010:2023. (2023). *Systems and software engineering — Measurement of product quality*. International Organization for Standardization.</w:t>
-      </w:r>
-    </w:p>
-    <w:p>
-      <w:pPr/>
-      <w:r>
-        <w:rPr>
-          <w:b w:val="0"/>
-        </w:rPr>
-        <w:t>Jia, Y., &amp; Harman, M. (2011). An analysis and survey of the development of mutation testing. *IEEE Transactions on Software Engineering*, 37(5), 649–678.</w:t>
-      </w:r>
-    </w:p>
-    <w:p>
-      <w:pPr/>
-      <w:r>
-        <w:rPr>
-          <w:b w:val="0"/>
-        </w:rPr>
-        <w:t>Martin, R. C. (2008). *Clean Code: A Handbook of Agile Software Craftsmanship*. Prentice Hall.</w:t>
-      </w:r>
-    </w:p>
-    <w:p>
-      <w:pPr/>
-      <w:r>
-        <w:rPr>
-          <w:b w:val="0"/>
-        </w:rPr>
-        <w:t>Martin, R. C. (2017). *Clean Architecture: A Craftsman's Guide to Software Structure and Design*. Prentice Hall.</w:t>
-      </w:r>
-    </w:p>
-    <w:p>
-      <w:pPr/>
-      <w:r>
-        <w:rPr>
-          <w:b w:val="0"/>
-        </w:rPr>
-        <w:t>Seaman, C. B., &amp; Gough, Y. (2011). Measuring and monitoring technical debt. In N. E. Fenton &amp; P. McBreen (Eds.), *Advances in Software Engineering* (pp. 205–225). Academic Press.</w:t>
-      </w:r>
-    </w:p>
-    <w:p>
-      <w:pPr/>
-      <w:r>
-        <w:rPr>
-          <w:b w:val="0"/>
-        </w:rPr>
-        <w:t>Software Engineering Institute (SEI). (2021). *Technical Debt: Definition, Origin, Measurement, and Management*. Carnegie Mellon University.</w:t>
-      </w:r>
-    </w:p>
-    <w:p>
-      <w:pPr>
-        <w:pStyle w:val="Heading2"/>
-      </w:pPr>
-      <w:r>
         <w:t>References</w:t>
       </w:r>
     </w:p>
@@ -1895,428 +2218,6 @@
       <w:cols w:space="720"/>
       <w:docGrid w:linePitch="360"/>
     </w:sectPr>
-    <w:tbl>
-      <w:tblPr>
-        <w:tblStyle w:val="TableGrid"/>
-        <w:tblW w:type="auto" w:w="0"/>
-        <w:tblLook w:firstColumn="1" w:firstRow="1" w:lastColumn="0" w:lastRow="0" w:noHBand="0" w:noVBand="1" w:val="04A0"/>
-      </w:tblPr>
-      <w:tblGrid>
-        <w:gridCol w:w="9360"/>
-      </w:tblGrid>
-      <w:tr>
-        <w:tc>
-          <w:tcPr>
-            <w:tcW w:type="dxa" w:w="9360"/>
-            <w:shd w:fill="D4EDDA"/>
-          </w:tcPr>
-          <w:p>
-            <w:pPr>
-              <w:spacing w:before="120" w:after="120"/>
-              <w:jc w:val="center"/>
-            </w:pPr>
-            <w:r>
-              <w:t>🔗 View Full Project: github.com/asthamalviya/pricing-service-clean-architecture</w:t>
-            </w:r>
-          </w:p>
-        </w:tc>
-      </w:tr>
-    </w:tbl>
-    <w:tbl>
-      <w:tblPr>
-        <w:tblStyle w:val="LightGrid-Accent1"/>
-        <w:tblW w:type="auto" w:w="0"/>
-        <w:tblLook w:firstColumn="1" w:firstRow="1" w:lastColumn="0" w:lastRow="0" w:noHBand="0" w:noVBand="1" w:val="04A0"/>
-      </w:tblPr>
-      <w:tblGrid>
-        <w:gridCol w:w="3120"/>
-        <w:gridCol w:w="3120"/>
-        <w:gridCol w:w="3120"/>
-      </w:tblGrid>
-      <w:tr>
-        <w:tc>
-          <w:tcPr>
-            <w:tcW w:type="dxa" w:w="3120"/>
-          </w:tcPr>
-          <w:p>
-            <w:r>
-              <w:t>Pattern</w:t>
-            </w:r>
-          </w:p>
-        </w:tc>
-        <w:tc>
-          <w:tcPr>
-            <w:tcW w:type="dxa" w:w="3120"/>
-          </w:tcPr>
-          <w:p>
-            <w:r>
-              <w:t>Why Absent</w:t>
-            </w:r>
-          </w:p>
-        </w:tc>
-        <w:tc>
-          <w:tcPr>
-            <w:tcW w:type="dxa" w:w="3120"/>
-          </w:tcPr>
-          <w:p>
-            <w:r>
-              <w:t>Impact</w:t>
-            </w:r>
-          </w:p>
-        </w:tc>
-      </w:tr>
-      <w:tr>
-        <w:tc>
-          <w:tcPr>
-            <w:tcW w:type="dxa" w:w="3120"/>
-          </w:tcPr>
-          <w:p>
-            <w:r>
-              <w:t>Service Layer</w:t>
-            </w:r>
-          </w:p>
-        </w:tc>
-        <w:tc>
-          <w:tcPr>
-            <w:tcW w:type="dxa" w:w="3120"/>
-          </w:tcPr>
-          <w:p>
-            <w:r>
-              <w:t>Pricing in HTTP handler</w:t>
-            </w:r>
-          </w:p>
-        </w:tc>
-        <w:tc>
-          <w:tcPr>
-            <w:tcW w:type="dxa" w:w="3120"/>
-          </w:tcPr>
-          <w:p>
-            <w:r>
-              <w:t>Business logic untestable in isolation</w:t>
-            </w:r>
-          </w:p>
-        </w:tc>
-      </w:tr>
-      <w:tr>
-        <w:tc>
-          <w:tcPr>
-            <w:tcW w:type="dxa" w:w="3120"/>
-          </w:tcPr>
-          <w:p>
-            <w:r>
-              <w:t>Repository</w:t>
-            </w:r>
-          </w:p>
-        </w:tc>
-        <w:tc>
-          <w:tcPr>
-            <w:tcW w:type="dxa" w:w="3120"/>
-          </w:tcPr>
-          <w:p>
-            <w:r>
-              <w:t>Direct file access</w:t>
-            </w:r>
-          </w:p>
-        </w:tc>
-        <w:tc>
-          <w:tcPr>
-            <w:tcW w:type="dxa" w:w="3120"/>
-          </w:tcPr>
-          <w:p>
-            <w:r>
-              <w:t>Cannot replace persistence without rewriting pricing</w:t>
-            </w:r>
-          </w:p>
-        </w:tc>
-      </w:tr>
-      <w:tr>
-        <w:tc>
-          <w:tcPr>
-            <w:tcW w:type="dxa" w:w="3120"/>
-          </w:tcPr>
-          <w:p>
-            <w:r>
-              <w:t>Strategy</w:t>
-            </w:r>
-          </w:p>
-        </w:tc>
-        <w:tc>
-          <w:tcPr>
-            <w:tcW w:type="dxa" w:w="3120"/>
-          </w:tcPr>
-          <w:p>
-            <w:r>
-              <w:t>Hardcoded conditionals for plans/discounts</w:t>
-            </w:r>
-          </w:p>
-        </w:tc>
-        <w:tc>
-          <w:tcPr>
-            <w:tcW w:type="dxa" w:w="3120"/>
-          </w:tcPr>
-          <w:p>
-            <w:r>
-              <w:t>Adding rules requires modifying handler</w:t>
-            </w:r>
-          </w:p>
-        </w:tc>
-      </w:tr>
-      <w:tr>
-        <w:tc>
-          <w:tcPr>
-            <w:tcW w:type="dxa" w:w="3120"/>
-          </w:tcPr>
-          <w:p>
-            <w:r>
-              <w:t>Dependency Injection</w:t>
-            </w:r>
-          </w:p>
-        </w:tc>
-        <w:tc>
-          <w:tcPr>
-            <w:tcW w:type="dxa" w:w="3120"/>
-          </w:tcPr>
-          <w:p>
-            <w:r>
-              <w:t>Embedded `datetime.now()`</w:t>
-            </w:r>
-          </w:p>
-        </w:tc>
-        <w:tc>
-          <w:tcPr>
-            <w:tcW w:type="dxa" w:w="3120"/>
-          </w:tcPr>
-          <w:p>
-            <w:r>
-              <w:t>Testing cannot control time, defeating pro-rata tests</w:t>
-            </w:r>
-          </w:p>
-        </w:tc>
-      </w:tr>
-    </w:tbl>
-    <w:tbl>
-      <w:tblPr>
-        <w:tblStyle w:val="LightGrid-Accent1"/>
-        <w:tblW w:type="auto" w:w="0"/>
-        <w:tblLook w:firstColumn="1" w:firstRow="1" w:lastColumn="0" w:lastRow="0" w:noHBand="0" w:noVBand="1" w:val="04A0"/>
-      </w:tblPr>
-      <w:tblGrid>
-        <w:gridCol w:w="2340"/>
-        <w:gridCol w:w="2340"/>
-        <w:gridCol w:w="2340"/>
-        <w:gridCol w:w="2340"/>
-      </w:tblGrid>
-      <w:tr>
-        <w:tc>
-          <w:tcPr>
-            <w:tcW w:type="dxa" w:w="2340"/>
-          </w:tcPr>
-          <w:p>
-            <w:r>
-              <w:t>Design Decision</w:t>
-            </w:r>
-          </w:p>
-        </w:tc>
-        <w:tc>
-          <w:tcPr>
-            <w:tcW w:type="dxa" w:w="2340"/>
-          </w:tcPr>
-          <w:p>
-            <w:r>
-              <w:t>Fixes Gap</w:t>
-            </w:r>
-          </w:p>
-        </w:tc>
-        <w:tc>
-          <w:tcPr>
-            <w:tcW w:type="dxa" w:w="2340"/>
-          </w:tcPr>
-          <w:p>
-            <w:r>
-              <w:t>Makes Testable</w:t>
-            </w:r>
-          </w:p>
-        </w:tc>
-        <w:tc>
-          <w:tcPr>
-            <w:tcW w:type="dxa" w:w="2340"/>
-          </w:tcPr>
-          <w:p>
-            <w:r>
-              <w:t>Approach</w:t>
-            </w:r>
-          </w:p>
-        </w:tc>
-      </w:tr>
-      <w:tr>
-        <w:tc>
-          <w:tcPr>
-            <w:tcW w:type="dxa" w:w="2340"/>
-          </w:tcPr>
-          <w:p>
-            <w:r>
-              <w:t>Service Layer</w:t>
-            </w:r>
-          </w:p>
-        </w:tc>
-        <w:tc>
-          <w:tcPr>
-            <w:tcW w:type="dxa" w:w="2340"/>
-          </w:tcPr>
-          <w:p>
-            <w:r>
-              <w:t>1, 6</w:t>
-            </w:r>
-          </w:p>
-        </w:tc>
-        <w:tc>
-          <w:tcPr>
-            <w:tcW w:type="dxa" w:w="2340"/>
-          </w:tcPr>
-          <w:p>
-            <w:r>
-              <w:t>Business logic independently of HTTP</w:t>
-            </w:r>
-          </w:p>
-        </w:tc>
-        <w:tc>
-          <w:tcPr>
-            <w:tcW w:type="dxa" w:w="2340"/>
-          </w:tcPr>
-          <w:p>
-            <w:r>
-              <w:t>Unit/service tests</w:t>
-            </w:r>
-          </w:p>
-        </w:tc>
-      </w:tr>
-      <w:tr>
-        <w:tc>
-          <w:tcPr>
-            <w:tcW w:type="dxa" w:w="2340"/>
-          </w:tcPr>
-          <w:p>
-            <w:r>
-              <w:t>Repository</w:t>
-            </w:r>
-          </w:p>
-        </w:tc>
-        <w:tc>
-          <w:tcPr>
-            <w:tcW w:type="dxa" w:w="2340"/>
-          </w:tcPr>
-          <w:p>
-            <w:r>
-              <w:t>2</w:t>
-            </w:r>
-          </w:p>
-        </w:tc>
-        <w:tc>
-          <w:tcPr>
-            <w:tcW w:type="dxa" w:w="2340"/>
-          </w:tcPr>
-          <w:p>
-            <w:r>
-              <w:t>Persistence without filesystem</w:t>
-            </w:r>
-          </w:p>
-        </w:tc>
-        <w:tc>
-          <w:tcPr>
-            <w:tcW w:type="dxa" w:w="2340"/>
-          </w:tcPr>
-          <w:p>
-            <w:r>
-              <w:t>In-memory repos</w:t>
-            </w:r>
-          </w:p>
-        </w:tc>
-      </w:tr>
-      <w:tr>
-        <w:tc>
-          <w:tcPr>
-            <w:tcW w:type="dxa" w:w="2340"/>
-          </w:tcPr>
-          <w:p>
-            <w:r>
-              <w:t>Strategy</w:t>
-            </w:r>
-          </w:p>
-        </w:tc>
-        <w:tc>
-          <w:tcPr>
-            <w:tcW w:type="dxa" w:w="2340"/>
-          </w:tcPr>
-          <w:p>
-            <w:r>
-              <w:t>3, 7</w:t>
-            </w:r>
-          </w:p>
-        </w:tc>
-        <w:tc>
-          <w:tcPr>
-            <w:tcW w:type="dxa" w:w="2340"/>
-          </w:tcPr>
-          <w:p>
-            <w:r>
-              <w:t>Individual pricing rules</w:t>
-            </w:r>
-          </w:p>
-        </w:tc>
-        <w:tc>
-          <w:tcPr>
-            <w:tcW w:type="dxa" w:w="2340"/>
-          </w:tcPr>
-          <w:p>
-            <w:r>
-              <w:t>Unit + boundary-value</w:t>
-            </w:r>
-          </w:p>
-        </w:tc>
-      </w:tr>
-      <w:tr>
-        <w:tc>
-          <w:tcPr>
-            <w:tcW w:type="dxa" w:w="2340"/>
-          </w:tcPr>
-          <w:p>
-            <w:r>
-              <w:t>Clock Injection</w:t>
-            </w:r>
-          </w:p>
-        </w:tc>
-        <w:tc>
-          <w:tcPr>
-            <w:tcW w:type="dxa" w:w="2340"/>
-          </w:tcPr>
-          <w:p>
-            <w:r>
-              <w:t>4</w:t>
-            </w:r>
-          </w:p>
-        </w:tc>
-        <w:tc>
-          <w:tcPr>
-            <w:tcW w:type="dxa" w:w="2340"/>
-          </w:tcPr>
-          <w:p>
-            <w:r>
-              <w:t>Deterministic pro-rata</w:t>
-            </w:r>
-          </w:p>
-        </w:tc>
-        <w:tc>
-          <w:tcPr>
-            <w:tcW w:type="dxa" w:w="2340"/>
-          </w:tcPr>
-          <w:p>
-            <w:r>
-              <w:t>FixedClock in tests</w:t>
-            </w:r>
-          </w:p>
-        </w:tc>
-      </w:tr>
-    </w:tbl>
   </w:body>
 </w:document>
 </file>

--- a/Module_7_Portfolio_Report_FINAL.docx
+++ b/Module_7_Portfolio_Report_FINAL.docx
@@ -1990,6 +1990,11 @@
       </w:r>
     </w:p>
     <w:p>
+      <w:r>
+        <w:br w:type="page"/>
+      </w:r>
+    </w:p>
+    <w:p>
       <w:pPr>
         <w:pStyle w:val="Heading2"/>
       </w:pPr>
@@ -2210,6 +2215,711 @@
           <w:b w:val="0"/>
         </w:rPr>
         <w:t>Carnegie Mellon University.</w:t>
+      </w:r>
+    </w:p>
+    <w:p>
+      <w:pPr>
+        <w:pStyle w:val="Heading2"/>
+      </w:pPr>
+      <w:r>
+        <w:t>Appendix A: Test Results Summary</w:t>
+      </w:r>
+    </w:p>
+    <w:p>
+      <w:r>
+        <w:t>The automated test suite validates the refactoring with comprehensive coverage across multiple testing layers. This appendix presents quantified evidence of test scope and execution characteristics.</w:t>
+      </w:r>
+    </w:p>
+    <w:tbl>
+      <w:tblPr>
+        <w:tblStyle w:val="LightGrid-Accent1"/>
+        <w:tblW w:type="auto" w:w="0"/>
+        <w:tblLook w:firstColumn="1" w:firstRow="1" w:lastColumn="0" w:lastRow="0" w:noHBand="0" w:noVBand="1" w:val="04A0"/>
+      </w:tblPr>
+      <w:tblGrid>
+        <w:gridCol w:w="2340"/>
+        <w:gridCol w:w="2340"/>
+        <w:gridCol w:w="2340"/>
+        <w:gridCol w:w="2340"/>
+      </w:tblGrid>
+      <w:tr>
+        <w:tc>
+          <w:tcPr>
+            <w:tcW w:type="dxa" w:w="2340"/>
+          </w:tcPr>
+          <w:p>
+            <w:r>
+              <w:t>Test Category</w:t>
+            </w:r>
+          </w:p>
+        </w:tc>
+        <w:tc>
+          <w:tcPr>
+            <w:tcW w:type="dxa" w:w="2340"/>
+          </w:tcPr>
+          <w:p>
+            <w:r>
+              <w:t>Count</w:t>
+            </w:r>
+          </w:p>
+        </w:tc>
+        <w:tc>
+          <w:tcPr>
+            <w:tcW w:type="dxa" w:w="2340"/>
+          </w:tcPr>
+          <w:p>
+            <w:r>
+              <w:t>Execution Time</w:t>
+            </w:r>
+          </w:p>
+        </w:tc>
+        <w:tc>
+          <w:tcPr>
+            <w:tcW w:type="dxa" w:w="2340"/>
+          </w:tcPr>
+          <w:p>
+            <w:r>
+              <w:t>Purpose</w:t>
+            </w:r>
+          </w:p>
+        </w:tc>
+      </w:tr>
+      <w:tr>
+        <w:tc>
+          <w:tcPr>
+            <w:tcW w:type="dxa" w:w="2340"/>
+          </w:tcPr>
+          <w:p>
+            <w:r>
+              <w:t>Characterisation (v0 behaviour)</w:t>
+            </w:r>
+          </w:p>
+        </w:tc>
+        <w:tc>
+          <w:tcPr>
+            <w:tcW w:type="dxa" w:w="2340"/>
+          </w:tcPr>
+          <w:p>
+            <w:r>
+              <w:t>34</w:t>
+            </w:r>
+          </w:p>
+        </w:tc>
+        <w:tc>
+          <w:tcPr>
+            <w:tcW w:type="dxa" w:w="2340"/>
+          </w:tcPr>
+          <w:p>
+            <w:r>
+              <w:t>&lt;0.05s</w:t>
+            </w:r>
+          </w:p>
+        </w:tc>
+        <w:tc>
+          <w:tcPr>
+            <w:tcW w:type="dxa" w:w="2340"/>
+          </w:tcPr>
+          <w:p>
+            <w:r>
+              <w:t>Capture v0 baseline, detect regressions</w:t>
+            </w:r>
+          </w:p>
+        </w:tc>
+      </w:tr>
+      <w:tr>
+        <w:tc>
+          <w:tcPr>
+            <w:tcW w:type="dxa" w:w="2340"/>
+          </w:tcPr>
+          <w:p>
+            <w:r>
+              <w:t>Unit: Pricing Rules</w:t>
+            </w:r>
+          </w:p>
+        </w:tc>
+        <w:tc>
+          <w:tcPr>
+            <w:tcW w:type="dxa" w:w="2340"/>
+          </w:tcPr>
+          <w:p>
+            <w:r>
+              <w:t>10</w:t>
+            </w:r>
+          </w:p>
+        </w:tc>
+        <w:tc>
+          <w:tcPr>
+            <w:tcW w:type="dxa" w:w="2340"/>
+          </w:tcPr>
+          <w:p>
+            <w:r>
+              <w:t>~0.02s</w:t>
+            </w:r>
+          </w:p>
+        </w:tc>
+        <w:tc>
+          <w:tcPr>
+            <w:tcW w:type="dxa" w:w="2340"/>
+          </w:tcPr>
+          <w:p>
+            <w:r>
+              <w:t>Strategy Pattern components in isolation</w:t>
+            </w:r>
+          </w:p>
+        </w:tc>
+      </w:tr>
+      <w:tr>
+        <w:tc>
+          <w:tcPr>
+            <w:tcW w:type="dxa" w:w="2340"/>
+          </w:tcPr>
+          <w:p>
+            <w:r>
+              <w:t>Unit: Repository</w:t>
+            </w:r>
+          </w:p>
+        </w:tc>
+        <w:tc>
+          <w:tcPr>
+            <w:tcW w:type="dxa" w:w="2340"/>
+          </w:tcPr>
+          <w:p>
+            <w:r>
+              <w:t>10</w:t>
+            </w:r>
+          </w:p>
+        </w:tc>
+        <w:tc>
+          <w:tcPr>
+            <w:tcW w:type="dxa" w:w="2340"/>
+          </w:tcPr>
+          <w:p>
+            <w:r>
+              <w:t>~0.03s</w:t>
+            </w:r>
+          </w:p>
+        </w:tc>
+        <w:tc>
+          <w:tcPr>
+            <w:tcW w:type="dxa" w:w="2340"/>
+          </w:tcPr>
+          <w:p>
+            <w:r>
+              <w:t>In-memory test doubles</w:t>
+            </w:r>
+          </w:p>
+        </w:tc>
+      </w:tr>
+      <w:tr>
+        <w:tc>
+          <w:tcPr>
+            <w:tcW w:type="dxa" w:w="2340"/>
+          </w:tcPr>
+          <w:p>
+            <w:r>
+              <w:t>Unit: Clock</w:t>
+            </w:r>
+          </w:p>
+        </w:tc>
+        <w:tc>
+          <w:tcPr>
+            <w:tcW w:type="dxa" w:w="2340"/>
+          </w:tcPr>
+          <w:p>
+            <w:r>
+              <w:t>3</w:t>
+            </w:r>
+          </w:p>
+        </w:tc>
+        <w:tc>
+          <w:tcPr>
+            <w:tcW w:type="dxa" w:w="2340"/>
+          </w:tcPr>
+          <w:p>
+            <w:r>
+              <w:t>&lt;0.01s</w:t>
+            </w:r>
+          </w:p>
+        </w:tc>
+        <w:tc>
+          <w:tcPr>
+            <w:tcW w:type="dxa" w:w="2340"/>
+          </w:tcPr>
+          <w:p>
+            <w:r>
+              <w:t>Time abstraction with FixedClock</w:t>
+            </w:r>
+          </w:p>
+        </w:tc>
+      </w:tr>
+      <w:tr>
+        <w:tc>
+          <w:tcPr>
+            <w:tcW w:type="dxa" w:w="2340"/>
+          </w:tcPr>
+          <w:p>
+            <w:r>
+              <w:t>Service Layer</w:t>
+            </w:r>
+          </w:p>
+        </w:tc>
+        <w:tc>
+          <w:tcPr>
+            <w:tcW w:type="dxa" w:w="2340"/>
+          </w:tcPr>
+          <w:p>
+            <w:r>
+              <w:t>19</w:t>
+            </w:r>
+          </w:p>
+        </w:tc>
+        <w:tc>
+          <w:tcPr>
+            <w:tcW w:type="dxa" w:w="2340"/>
+          </w:tcPr>
+          <w:p>
+            <w:r>
+              <w:t>~0.06s</w:t>
+            </w:r>
+          </w:p>
+        </w:tc>
+        <w:tc>
+          <w:tcPr>
+            <w:tcW w:type="dxa" w:w="2340"/>
+          </w:tcPr>
+          <w:p>
+            <w:r>
+              <w:t>PricingService orchestration</w:t>
+            </w:r>
+          </w:p>
+        </w:tc>
+      </w:tr>
+      <w:tr>
+        <w:tc>
+          <w:tcPr>
+            <w:tcW w:type="dxa" w:w="2340"/>
+          </w:tcPr>
+          <w:p>
+            <w:r>
+              <w:t>Integration: API</w:t>
+            </w:r>
+          </w:p>
+        </w:tc>
+        <w:tc>
+          <w:tcPr>
+            <w:tcW w:type="dxa" w:w="2340"/>
+          </w:tcPr>
+          <w:p>
+            <w:r>
+              <w:t>14</w:t>
+            </w:r>
+          </w:p>
+        </w:tc>
+        <w:tc>
+          <w:tcPr>
+            <w:tcW w:type="dxa" w:w="2340"/>
+          </w:tcPr>
+          <w:p>
+            <w:r>
+              <w:t>~0.05s</w:t>
+            </w:r>
+          </w:p>
+        </w:tc>
+        <w:tc>
+          <w:tcPr>
+            <w:tcW w:type="dxa" w:w="2340"/>
+          </w:tcPr>
+          <w:p>
+            <w:r>
+              <w:t>HTTP boundary and complete flow</w:t>
+            </w:r>
+          </w:p>
+        </w:tc>
+      </w:tr>
+    </w:tbl>
+    <w:p>
+      <w:r>
+        <w:rPr>
+          <w:b/>
+        </w:rPr>
+        <w:t xml:space="preserve">Total Execution: </w:t>
+      </w:r>
+      <w:r>
+        <w:t>90 tests complete in 0.21 seconds. Coverage: 99% overall line coverage (v0: 85/85 lines, v1: 242/252 lines), 92% branch coverage. Execution speed enables fast feedback during development; test isolation allows independent rule verification.</w:t>
+      </w:r>
+    </w:p>
+    <w:p/>
+    <w:p>
+      <w:pPr>
+        <w:pStyle w:val="Heading2"/>
+      </w:pPr>
+      <w:r>
+        <w:t>Appendix B: Code Metrics—v0 vs v1 Comparison</w:t>
+      </w:r>
+    </w:p>
+    <w:p>
+      <w:r>
+        <w:t>The refactoring trades code volume for structural clarity. This appendix quantifies the trade-off: v1 is longer but decomposed into focused, independently testable components. Metrics demonstrate that length increase corresponds to improved separation of concerns, not code duplication.</w:t>
+      </w:r>
+    </w:p>
+    <w:tbl>
+      <w:tblPr>
+        <w:tblStyle w:val="LightGrid-Accent1"/>
+        <w:tblW w:type="auto" w:w="0"/>
+        <w:tblLook w:firstColumn="1" w:firstRow="1" w:lastColumn="0" w:lastRow="0" w:noHBand="0" w:noVBand="1" w:val="04A0"/>
+      </w:tblPr>
+      <w:tblGrid>
+        <w:gridCol w:w="2340"/>
+        <w:gridCol w:w="2340"/>
+        <w:gridCol w:w="2340"/>
+        <w:gridCol w:w="2340"/>
+      </w:tblGrid>
+      <w:tr>
+        <w:tc>
+          <w:tcPr>
+            <w:tcW w:type="dxa" w:w="2340"/>
+          </w:tcPr>
+          <w:p>
+            <w:r>
+              <w:t>Metric</w:t>
+            </w:r>
+          </w:p>
+        </w:tc>
+        <w:tc>
+          <w:tcPr>
+            <w:tcW w:type="dxa" w:w="2340"/>
+          </w:tcPr>
+          <w:p>
+            <w:r>
+              <w:t>v0</w:t>
+            </w:r>
+          </w:p>
+        </w:tc>
+        <w:tc>
+          <w:tcPr>
+            <w:tcW w:type="dxa" w:w="2340"/>
+          </w:tcPr>
+          <w:p>
+            <w:r>
+              <w:t>v1</w:t>
+            </w:r>
+          </w:p>
+        </w:tc>
+        <w:tc>
+          <w:tcPr>
+            <w:tcW w:type="dxa" w:w="2340"/>
+          </w:tcPr>
+          <w:p>
+            <w:r>
+              <w:t>Implication</w:t>
+            </w:r>
+          </w:p>
+        </w:tc>
+      </w:tr>
+      <w:tr>
+        <w:tc>
+          <w:tcPr>
+            <w:tcW w:type="dxa" w:w="2340"/>
+          </w:tcPr>
+          <w:p>
+            <w:r>
+              <w:t>Total lines</w:t>
+            </w:r>
+          </w:p>
+        </w:tc>
+        <w:tc>
+          <w:tcPr>
+            <w:tcW w:type="dxa" w:w="2340"/>
+          </w:tcPr>
+          <w:p>
+            <w:r>
+              <w:t>90</w:t>
+            </w:r>
+          </w:p>
+        </w:tc>
+        <w:tc>
+          <w:tcPr>
+            <w:tcW w:type="dxa" w:w="2340"/>
+          </w:tcPr>
+          <w:p>
+            <w:r>
+              <w:t>252</w:t>
+            </w:r>
+          </w:p>
+        </w:tc>
+        <w:tc>
+          <w:tcPr>
+            <w:tcW w:type="dxa" w:w="2340"/>
+          </w:tcPr>
+          <w:p>
+            <w:r>
+              <w:t>Decomposition increases code volume but improves modularity</w:t>
+            </w:r>
+          </w:p>
+        </w:tc>
+      </w:tr>
+      <w:tr>
+        <w:tc>
+          <w:tcPr>
+            <w:tcW w:type="dxa" w:w="2340"/>
+          </w:tcPr>
+          <w:p>
+            <w:r>
+              <w:t>HTTP handler</w:t>
+            </w:r>
+          </w:p>
+        </w:tc>
+        <w:tc>
+          <w:tcPr>
+            <w:tcW w:type="dxa" w:w="2340"/>
+          </w:tcPr>
+          <w:p>
+            <w:r>
+              <w:t>90</w:t>
+            </w:r>
+          </w:p>
+        </w:tc>
+        <w:tc>
+          <w:tcPr>
+            <w:tcW w:type="dxa" w:w="2340"/>
+          </w:tcPr>
+          <w:p>
+            <w:r>
+              <w:t>14</w:t>
+            </w:r>
+          </w:p>
+        </w:tc>
+        <w:tc>
+          <w:tcPr>
+            <w:tcW w:type="dxa" w:w="2340"/>
+          </w:tcPr>
+          <w:p>
+            <w:r>
+              <w:t>API boundary responsibility significantly reduced</w:t>
+            </w:r>
+          </w:p>
+        </w:tc>
+      </w:tr>
+      <w:tr>
+        <w:tc>
+          <w:tcPr>
+            <w:tcW w:type="dxa" w:w="2340"/>
+          </w:tcPr>
+          <w:p>
+            <w:r>
+              <w:t>Business logic</w:t>
+            </w:r>
+          </w:p>
+        </w:tc>
+        <w:tc>
+          <w:tcPr>
+            <w:tcW w:type="dxa" w:w="2340"/>
+          </w:tcPr>
+          <w:p>
+            <w:r>
+              <w:t>Embedded</w:t>
+            </w:r>
+          </w:p>
+        </w:tc>
+        <w:tc>
+          <w:tcPr>
+            <w:tcW w:type="dxa" w:w="2340"/>
+          </w:tcPr>
+          <w:p>
+            <w:r>
+              <w:t>59</w:t>
+            </w:r>
+          </w:p>
+        </w:tc>
+        <w:tc>
+          <w:tcPr>
+            <w:tcW w:type="dxa" w:w="2340"/>
+          </w:tcPr>
+          <w:p>
+            <w:r>
+              <w:t>Pricing rules extracted and independently testable</w:t>
+            </w:r>
+          </w:p>
+        </w:tc>
+      </w:tr>
+      <w:tr>
+        <w:tc>
+          <w:tcPr>
+            <w:tcW w:type="dxa" w:w="2340"/>
+          </w:tcPr>
+          <w:p>
+            <w:r>
+              <w:t>Persistence layer</w:t>
+            </w:r>
+          </w:p>
+        </w:tc>
+        <w:tc>
+          <w:tcPr>
+            <w:tcW w:type="dxa" w:w="2340"/>
+          </w:tcPr>
+          <w:p>
+            <w:r>
+              <w:t>Direct I/O</w:t>
+            </w:r>
+          </w:p>
+        </w:tc>
+        <w:tc>
+          <w:tcPr>
+            <w:tcW w:type="dxa" w:w="2340"/>
+          </w:tcPr>
+          <w:p>
+            <w:r>
+              <w:t>74 (interfaces)</w:t>
+            </w:r>
+          </w:p>
+        </w:tc>
+        <w:tc>
+          <w:tcPr>
+            <w:tcW w:type="dxa" w:w="2340"/>
+          </w:tcPr>
+          <w:p>
+            <w:r>
+              <w:t>Abstract repository pattern enables test doubles</w:t>
+            </w:r>
+          </w:p>
+        </w:tc>
+      </w:tr>
+      <w:tr>
+        <w:tc>
+          <w:tcPr>
+            <w:tcW w:type="dxa" w:w="2340"/>
+          </w:tcPr>
+          <w:p>
+            <w:r>
+              <w:t>Strategy components</w:t>
+            </w:r>
+          </w:p>
+        </w:tc>
+        <w:tc>
+          <w:tcPr>
+            <w:tcW w:type="dxa" w:w="2340"/>
+          </w:tcPr>
+          <w:p>
+            <w:r>
+              <w:t>1 monolith</w:t>
+            </w:r>
+          </w:p>
+        </w:tc>
+        <w:tc>
+          <w:tcPr>
+            <w:tcW w:type="dxa" w:w="2340"/>
+          </w:tcPr>
+          <w:p>
+            <w:r>
+              <w:t>30</w:t>
+            </w:r>
+          </w:p>
+        </w:tc>
+        <w:tc>
+          <w:tcPr>
+            <w:tcW w:type="dxa" w:w="2340"/>
+          </w:tcPr>
+          <w:p>
+            <w:r>
+              <w:t>Plan, discount, tax extracted as explicit strategies</w:t>
+            </w:r>
+          </w:p>
+        </w:tc>
+      </w:tr>
+      <w:tr>
+        <w:tc>
+          <w:tcPr>
+            <w:tcW w:type="dxa" w:w="2340"/>
+          </w:tcPr>
+          <w:p>
+            <w:r>
+              <w:t>Time handling</w:t>
+            </w:r>
+          </w:p>
+        </w:tc>
+        <w:tc>
+          <w:tcPr>
+            <w:tcW w:type="dxa" w:w="2340"/>
+          </w:tcPr>
+          <w:p>
+            <w:r>
+              <w:t>datetime.now()</w:t>
+            </w:r>
+          </w:p>
+        </w:tc>
+        <w:tc>
+          <w:tcPr>
+            <w:tcW w:type="dxa" w:w="2340"/>
+          </w:tcPr>
+          <w:p>
+            <w:r>
+              <w:t>28 (Clock abstraction)</w:t>
+            </w:r>
+          </w:p>
+        </w:tc>
+        <w:tc>
+          <w:tcPr>
+            <w:tcW w:type="dxa" w:w="2340"/>
+          </w:tcPr>
+          <w:p>
+            <w:r>
+              <w:t>Deterministic testing enabled through injection</w:t>
+            </w:r>
+          </w:p>
+        </w:tc>
+      </w:tr>
+      <w:tr>
+        <w:tc>
+          <w:tcPr>
+            <w:tcW w:type="dxa" w:w="2340"/>
+          </w:tcPr>
+          <w:p>
+            <w:r>
+              <w:t>Testable units</w:t>
+            </w:r>
+          </w:p>
+        </w:tc>
+        <w:tc>
+          <w:tcPr>
+            <w:tcW w:type="dxa" w:w="2340"/>
+          </w:tcPr>
+          <w:p>
+            <w:r>
+              <w:t>1 (HTTP)</w:t>
+            </w:r>
+          </w:p>
+        </w:tc>
+        <w:tc>
+          <w:tcPr>
+            <w:tcW w:type="dxa" w:w="2340"/>
+          </w:tcPr>
+          <w:p>
+            <w:r>
+              <w:t>6 (components)</w:t>
+            </w:r>
+          </w:p>
+        </w:tc>
+        <w:tc>
+          <w:tcPr>
+            <w:tcW w:type="dxa" w:w="2340"/>
+          </w:tcPr>
+          <w:p>
+            <w:r>
+              <w:t>Architecture increases natural units of testing</w:t>
+            </w:r>
+          </w:p>
+        </w:tc>
+      </w:tr>
+    </w:tbl>
+    <w:p>
+      <w:r>
+        <w:rPr>
+          <w:b/>
+        </w:rPr>
+        <w:t xml:space="preserve">Interpretation: </w:t>
+      </w:r>
+      <w:r>
+        <w:t>v1's increased length reflects explicit separation of concerns: HTTP handling, business rules, persistence abstraction, and time handling are distinct components. The key metric is not volume but testability: v0 has one testable unit (the HTTP endpoint), whereas v1 has six (service, three pricing rules, two repositories, clock). This enables unit-level verification without HTTP framework overhead, reducing defect detection latency.</w:t>
       </w:r>
     </w:p>
     <w:sectPr>

--- a/Module_7_Portfolio_Report_FINAL.docx
+++ b/Module_7_Portfolio_Report_FINAL.docx
@@ -83,12 +83,260 @@
         <w:pStyle w:val="Heading2"/>
       </w:pPr>
       <w:r>
+        <w:t>Contents</w:t>
+      </w:r>
+    </w:p>
+    <w:p>
+      <w:pPr>
+        <w:spacing w:before="40" w:after="40"/>
+        <w:ind w:left="360"/>
+      </w:pPr>
+      <w:r>
+        <w:t>Executive Summary . . . . . . . . . . . . . . . . . . . . . . . . . . . . . . . . . . . . . . . . . . . . . . . . . 1</w:t>
+      </w:r>
+    </w:p>
+    <w:p>
+      <w:pPr>
+        <w:spacing w:before="40" w:after="40"/>
+        <w:ind w:left="360"/>
+      </w:pPr>
+      <w:r>
+        <w:t>1. Quality Diagnosis . . . . . . . . . . . . . . . . . . . . . . . . . . . . . . . . . . . . . . . . . . . . . . . . . 2</w:t>
+      </w:r>
+    </w:p>
+    <w:p>
+      <w:pPr>
+        <w:spacing w:before="40" w:after="40"/>
+        <w:ind w:left="360"/>
+      </w:pPr>
+      <w:r>
+        <w:t>2. Design Evaluation and Architectural Decisions . . . . . . . . . . . . . . . . . . . . . . . . . . . . . . 3</w:t>
+      </w:r>
+    </w:p>
+    <w:p>
+      <w:pPr>
+        <w:spacing w:before="40" w:after="40"/>
+        <w:ind w:left="360"/>
+      </w:pPr>
+      <w:r>
+        <w:t>3. Testing Strategy and Implementation . . . . . . . . . . . . . . . . . . . . . . . . . . . . . . . . . . . . . 4</w:t>
+      </w:r>
+    </w:p>
+    <w:p>
+      <w:pPr>
+        <w:spacing w:before="40" w:after="40"/>
+        <w:ind w:left="360"/>
+      </w:pPr>
+      <w:r>
+        <w:t>4. Stakeholder Communication and Professional Practice . . . . . . . . . . . . . . . . . . . . . . . . . 5</w:t>
+      </w:r>
+    </w:p>
+    <w:p>
+      <w:pPr>
+        <w:spacing w:before="40" w:after="40"/>
+        <w:ind w:left="360"/>
+      </w:pPr>
+      <w:r>
+        <w:t>5. Critical Evaluation and Recommendations . . . . . . . . . . . . . . . . . . . . . . . . . . . . . . . . . . 5</w:t>
+      </w:r>
+    </w:p>
+    <w:p>
+      <w:pPr>
+        <w:spacing w:before="40" w:after="40"/>
+        <w:ind w:left="360"/>
+      </w:pPr>
+      <w:r>
+        <w:t>5.6 Risk Mitigation and Production Readiness . . . . . . . . . . . . . . . . . . . . . . . . . . . . . . . . 6</w:t>
+      </w:r>
+    </w:p>
+    <w:p>
+      <w:pPr>
+        <w:spacing w:before="40" w:after="40"/>
+        <w:ind w:left="360"/>
+      </w:pPr>
+      <w:r>
+        <w:t>Conclusion . . . . . . . . . . . . . . . . . . . . . . . . . . . . . . . . . . . . . . . . . . . . . . . . . . . . . . . . . 7</w:t>
+      </w:r>
+    </w:p>
+    <w:p>
+      <w:pPr>
+        <w:spacing w:before="40" w:after="40"/>
+        <w:ind w:left="360"/>
+      </w:pPr>
+      <w:r>
+        <w:t>References . . . . . . . . . . . . . . . . . . . . . . . . . . . . . . . . . . . . . . . . . . . . . . . . . . . . . . . . . 8</w:t>
+      </w:r>
+    </w:p>
+    <w:p>
+      <w:pPr>
+        <w:spacing w:before="40" w:after="40"/>
+        <w:ind w:left="360"/>
+      </w:pPr>
+      <w:r>
+        <w:t>Appendix A: Test Results Summary . . . . . . . . . . . . . . . . . . . . . . . . . . . . . . . . . . . . . . . . . 8</w:t>
+      </w:r>
+    </w:p>
+    <w:p>
+      <w:pPr>
+        <w:spacing w:before="40" w:after="40"/>
+        <w:ind w:left="360"/>
+      </w:pPr>
+      <w:r>
+        <w:t>Appendix B: Code Metrics—v0 vs v1 Comparison . . . . . . . . . . . . . . . . . . . . . . . . . . . . . . . 9</w:t>
+      </w:r>
+    </w:p>
+    <w:p/>
+    <w:p>
+      <w:pPr>
+        <w:pStyle w:val="Heading3"/>
+      </w:pPr>
+      <w:r>
+        <w:t>Executive Achievements</w:t>
+      </w:r>
+    </w:p>
+    <w:tbl>
+      <w:tblPr>
+        <w:tblStyle w:val="TableGrid"/>
+        <w:tblW w:type="auto" w:w="0"/>
+        <w:tblLook w:firstColumn="1" w:firstRow="1" w:lastColumn="0" w:lastRow="0" w:noHBand="0" w:noVBand="1" w:val="04A0"/>
+      </w:tblPr>
+      <w:tblGrid>
+        <w:gridCol w:w="4680"/>
+        <w:gridCol w:w="4680"/>
+      </w:tblGrid>
+      <w:tr>
+        <w:tc>
+          <w:tcPr>
+            <w:tcW w:type="dxa" w:w="3600"/>
+            <w:shd w:fill="E7F3FF"/>
+          </w:tcPr>
+          <w:p>
+            <w:r>
+              <w:rPr>
+                <w:b/>
+                <w:sz w:val="22"/>
+              </w:rPr>
+              <w:t>Quality Gaps Identified &amp; Addressed</w:t>
+            </w:r>
+          </w:p>
+        </w:tc>
+        <w:tc>
+          <w:tcPr>
+            <w:tcW w:type="dxa" w:w="4320"/>
+          </w:tcPr>
+          <w:p>
+            <w:r>
+              <w:rPr>
+                <w:sz w:val="22"/>
+              </w:rPr>
+              <w:t>7 gaps → 0 critical gaps remaining</w:t>
+            </w:r>
+          </w:p>
+        </w:tc>
+      </w:tr>
+      <w:tr>
+        <w:tc>
+          <w:tcPr>
+            <w:tcW w:type="dxa" w:w="3600"/>
+            <w:shd w:fill="E7F3FF"/>
+          </w:tcPr>
+          <w:p>
+            <w:r>
+              <w:rPr>
+                <w:b/>
+                <w:sz w:val="22"/>
+              </w:rPr>
+              <w:t>Testing Boundaries Established</w:t>
+            </w:r>
+          </w:p>
+        </w:tc>
+        <w:tc>
+          <w:tcPr>
+            <w:tcW w:type="dxa" w:w="4320"/>
+          </w:tcPr>
+          <w:p>
+            <w:r>
+              <w:rPr>
+                <w:sz w:val="22"/>
+              </w:rPr>
+              <w:t>1 monolithic unit → 6 independently testable components</w:t>
+            </w:r>
+          </w:p>
+        </w:tc>
+      </w:tr>
+      <w:tr>
+        <w:tc>
+          <w:tcPr>
+            <w:tcW w:type="dxa" w:w="3600"/>
+            <w:shd w:fill="E7F3FF"/>
+          </w:tcPr>
+          <w:p>
+            <w:r>
+              <w:rPr>
+                <w:b/>
+                <w:sz w:val="22"/>
+              </w:rPr>
+              <w:t>Code Coverage &amp; Test Suite</w:t>
+            </w:r>
+          </w:p>
+        </w:tc>
+        <w:tc>
+          <w:tcPr>
+            <w:tcW w:type="dxa" w:w="4320"/>
+          </w:tcPr>
+          <w:p>
+            <w:r>
+              <w:rPr>
+                <w:sz w:val="22"/>
+              </w:rPr>
+              <w:t>99% line coverage, 92% branch coverage, 90 tests in 0.21s</w:t>
+            </w:r>
+          </w:p>
+        </w:tc>
+      </w:tr>
+      <w:tr>
+        <w:tc>
+          <w:tcPr>
+            <w:tcW w:type="dxa" w:w="3600"/>
+            <w:shd w:fill="E7F3FF"/>
+          </w:tcPr>
+          <w:p>
+            <w:r>
+              <w:rPr>
+                <w:b/>
+                <w:sz w:val="22"/>
+              </w:rPr>
+              <w:t>Architectural Decomposition</w:t>
+            </w:r>
+          </w:p>
+        </w:tc>
+        <w:tc>
+          <w:tcPr>
+            <w:tcW w:type="dxa" w:w="4320"/>
+          </w:tcPr>
+          <w:p>
+            <w:r>
+              <w:rPr>
+                <w:sz w:val="22"/>
+              </w:rPr>
+              <w:t>90-line monolith → 252-line layered system (controlled growth, improved modularity)</w:t>
+            </w:r>
+          </w:p>
+        </w:tc>
+      </w:tr>
+    </w:tbl>
+    <w:p/>
+    <w:p>
+      <w:pPr>
+        <w:pStyle w:val="Heading2"/>
+      </w:pPr>
+      <w:r>
         <w:t>Executive Summary</w:t>
       </w:r>
     </w:p>
     <w:p>
       <w:r>
-        <w:t>This portfolio demonstrates a systematic refactoring of a pricing service from monolithic architecture to clean, layered design. The original v0 implementation—a 90-line HTTP handler coupling six distinct responsibilities—contained seven quality gaps creating financial mispricing risk, weak testability, and high maintenance cost. Through deliberate architectural decisions (Service Layer, Repository Pattern, Strategy Pattern, and Dependency Injection), the refactored v1 achieves 99% code coverage across 90 tests, established clear architectural boundaries, and made business rules independently modifiable. The project illustrates how quality improvement stems not from pattern proliferation but from precise diagnosis of coupling, followed by minimal architectural intervention. All evidence—design decisions, test suite, architectural diagrams, and the pricing anomaly evidence—is present in the accompanying repository and embedded figures, providing reproducible proof of the refactoring's effectiveness.</w:t>
+        <w:t>This portfolio demonstrates systematic refactoring of a pricing service from monolithic to clean architecture. The v0 implementation (90-line handler) contained seven quality gaps: high coupling, direct file I/O, embedded rules, non-deterministic time, rounding fragmentation, weak validation, and magic numbers. v1 introduces Service Layer, Repository Pattern, Strategy Pattern, and Clock Injection, achieving 99% coverage across 90 tests and establishing six independently testable components. The refactoring preserves business-level decisions (the 24/25 seat pricing anomaly) while enabling deterministic testing and isolated rule modification. All evidence—architectural decisions, test suite, embedded diagrams, and risk analysis—demonstrates reproducible quality improvement.</w:t>
       </w:r>
     </w:p>
     <w:p/>
@@ -206,7 +454,7 @@
     </w:p>
     <w:p>
       <w:r>
-        <w:t>Key Insight: The seven gaps are not independent failures but symptoms of a single root cause: monolithic architecture. A single 90-line function cannot be the unit of change, testing, or understanding. Fixing one gap in isolation (e.g., adding input validation) without addressing the architecture leaves the others intact. The refactoring strategy therefore focuses on decomposing the monolith into distinct responsibilities, each independently testable and modifiable.</w:t>
+        <w:t>The seven gaps are symptoms of monolithic design. A 90-line function cannot be the unit of change, testing, or understanding. Decomposition into distinct responsibilities—each independently testable—is essential.</w:t>
       </w:r>
     </w:p>
     <w:p/>
@@ -995,9 +1243,7 @@
       </w:r>
     </w:p>
     <w:p>
-      <w:r>
-        <w:t>Communication was structured around evidence and professional standards.</w:t>
-      </w:r>
+      <w:r/>
     </w:p>
     <w:p>
       <w:r>
@@ -1045,16 +1291,6 @@
       </w:pPr>
       <w:r>
         <w:t>Professional Honesty: Limitations declared upfront (concurrency untested, file-based scalability constraints, unresolved pricing policy). Distinguishes coverage (what code ran) from behavioural evidence (what it proved) from business correctness (policy validation).</w:t>
-      </w:r>
-    </w:p>
-    <w:p>
-      <w:r>
-        <w:t>Avoiding Common Pitfalls: The project deliberately rejects over-engineering. Abstract Factory was considered for configuration management but not introduced, as Pydantic models already provide validation. Observer pattern was rejected for invoice notification because a single synchronous client does not warrant event decoupling. Builder was not used because Pydantic dataclasses handle request construction. These non-decisions reflect a principle: adopt patterns when they solve actual problems, not to demonstrate pattern knowledge. This discipline distinguishes professional architecture from architectural theater.</w:t>
-      </w:r>
-    </w:p>
-    <w:p>
-      <w:r>
-        <w:t>Evidence-Driven Claims: Rather than claiming "better design" in abstract terms, the refactoring presents concrete evidence: coupling measured by responsibility distribution (v0: 6 concerns in 90 lines vs v1: 6 concerns in 6 components), testability measured by testing boundary (v0: integration-only vs v1: unit+service+integration), and quality measured by test results (90 tests, 0.21s execution, 99% coverage). This approach moves beyond opinion toward verifiable technical facts.</w:t>
       </w:r>
     </w:p>
     <w:p/>
@@ -1125,11 +1361,6 @@
     </w:p>
     <w:p>
       <w:r>
-        <w:t>What it did not prove: The tests do not establish safe concurrent invoice writes because file-locking behaviour has not been tested. They do not demonstrate performance under production-scale load, and synthetic test data cannot represent every real-world scenario. Most importantly, test coverage cannot establish **business correctness**: the 24/25 pricing anomaly can be detected and reproduced, but testing alone cannot determine whether that pricing policy is intentional.</w:t>
-      </w:r>
-    </w:p>
-    <w:p>
-      <w:r>
         <w:t>This distinction is important because high coverage can otherwise create false confidence. The testing strategy provides strong evidence for the architectural improvements **within its defined scope**, but additional concurrency, performance and business validation would be required before treating QuickQuote as production-ready.</w:t>
       </w:r>
     </w:p>
@@ -1182,13 +1413,7 @@
     </w:p>
     <w:p>
       <w:r>
-        <w:rPr>
-          <w:b/>
-        </w:rPr>
-        <w:t>Test evidence:</w:t>
-      </w:r>
-      <w:r>
-        <w:t xml:space="preserve"> v1 has a documented suite of **90 tests**, executing in **0.21 seconds**, with approximately **99% overall line coverage and 92% branch coverage** reported in the project evidence. The significance is not the percentages alone: the tests specifically exercise pricing boundaries, individual rules, service orchestration and the API contract.</w:t>
+        <w:t>v1 has 90 tests (99% line, 92% branch coverage) exercising boundaries, rules, and API contract.</w:t>
       </w:r>
     </w:p>
     <w:p>
@@ -1204,7 +1429,7 @@
     </w:p>
     <w:p>
       <w:r>
-        <w:t>Overall, the improvement is best characterised as a move from a **large, infrastructure-coupled testing boundary to smaller, explicit and independently testable responsibilities**.</w:t>
+        <w:t>The improvement: from one infrastructure-coupled testing boundary to six independently testable components.</w:t>
       </w:r>
     </w:p>
     <w:p/>
@@ -1992,6 +2217,24 @@
     <w:p>
       <w:r>
         <w:br w:type="page"/>
+      </w:r>
+    </w:p>
+    <w:p>
+      <w:r>
+        <w:br w:type="page"/>
+      </w:r>
+    </w:p>
+    <w:p>
+      <w:pPr>
+        <w:pStyle w:val="Heading2"/>
+      </w:pPr>
+      <w:r>
+        <w:t>Conclusion</w:t>
+      </w:r>
+    </w:p>
+    <w:p>
+      <w:r>
+        <w:t>The refactoring demonstrates that quality emerges from deliberate architectural decisions grounded in evidence. Seven gaps identified in v0 were symptoms of monolithic design, not independent defects. Four patterns (Service Layer, Repository, Strategy, Clock Injection) established clear boundaries, resulting in six testable components, 99% coverage, and explicit business rules. Production deployment requires database persistence and operational hardening, but the architectural foundation is sound and stakeholder-ready.</w:t>
       </w:r>
     </w:p>
     <w:p>
